--- a/Skymart/Power_BI_Portfolio_Project_Worksheet.docx
+++ b/Skymart/Power_BI_Portfolio_Project_Worksheet.docx
@@ -6,9 +6,6 @@
       <w:pPr>
         <w:spacing w:before="1500"/>
         <w:jc w:val="center"/>
-        <w:rPr>
-          <w:rFonts w:hint="eastAsia"/>
-        </w:rPr>
       </w:pPr>
       <w:r>
         <w:rPr>
@@ -32,9 +29,6 @@
     <w:p>
       <w:pPr>
         <w:jc w:val="center"/>
-        <w:rPr>
-          <w:rFonts w:hint="eastAsia"/>
-        </w:rPr>
       </w:pPr>
       <w:r>
         <w:t>A guided workbook for planning, building, validating, deploying, and presenting a professional Power BI project.</w:t>
@@ -69,9 +63,6 @@
           <w:p>
             <w:pPr>
               <w:spacing w:after="0"/>
-              <w:rPr>
-                <w:rFonts w:hint="eastAsia"/>
-              </w:rPr>
             </w:pPr>
             <w:r>
               <w:rPr>
@@ -90,9 +81,6 @@
     <w:p>
       <w:pPr>
         <w:spacing w:after="0"/>
-        <w:rPr>
-          <w:rFonts w:hint="eastAsia"/>
-        </w:rPr>
       </w:pPr>
     </w:p>
     <w:tbl>
@@ -127,9 +115,6 @@
           <w:p>
             <w:pPr>
               <w:spacing w:after="0"/>
-              <w:rPr>
-                <w:rFonts w:hint="eastAsia"/>
-              </w:rPr>
             </w:pPr>
             <w:r>
               <w:rPr>
@@ -156,9 +141,6 @@
           <w:p>
             <w:pPr>
               <w:spacing w:after="0"/>
-              <w:rPr>
-                <w:rFonts w:hint="eastAsia"/>
-              </w:rPr>
             </w:pPr>
             <w:r>
               <w:rPr>
@@ -190,9 +172,6 @@
           <w:p>
             <w:pPr>
               <w:spacing w:after="0"/>
-              <w:rPr>
-                <w:rFonts w:hint="eastAsia"/>
-              </w:rPr>
             </w:pPr>
             <w:r>
               <w:rPr>
@@ -216,9 +195,6 @@
           <w:p>
             <w:pPr>
               <w:spacing w:after="0"/>
-              <w:rPr>
-                <w:rFonts w:hint="eastAsia"/>
-              </w:rPr>
             </w:pPr>
             <w:proofErr w:type="spellStart"/>
             <w:r>
@@ -251,9 +227,6 @@
           <w:p>
             <w:pPr>
               <w:spacing w:after="0"/>
-              <w:rPr>
-                <w:rFonts w:hint="eastAsia"/>
-              </w:rPr>
             </w:pPr>
             <w:r>
               <w:rPr>
@@ -278,9 +251,6 @@
           <w:p>
             <w:pPr>
               <w:spacing w:after="0"/>
-              <w:rPr>
-                <w:rFonts w:hint="eastAsia"/>
-              </w:rPr>
             </w:pPr>
             <w:r>
               <w:t>Jhon</w:t>
@@ -307,9 +277,6 @@
           <w:p>
             <w:pPr>
               <w:spacing w:after="0"/>
-              <w:rPr>
-                <w:rFonts w:hint="eastAsia"/>
-              </w:rPr>
             </w:pPr>
             <w:r>
               <w:rPr>
@@ -333,9 +300,6 @@
           <w:p>
             <w:pPr>
               <w:spacing w:after="0"/>
-              <w:rPr>
-                <w:rFonts w:hint="eastAsia"/>
-              </w:rPr>
             </w:pPr>
             <w:proofErr w:type="spellStart"/>
             <w:r>
@@ -349,13 +313,7 @@
               <w:rPr>
                 <w:sz w:val="17"/>
               </w:rPr>
-              <w:t xml:space="preserve"> Retail Sales</w:t>
-            </w:r>
-            <w:r>
-              <w:rPr>
-                <w:sz w:val="17"/>
-              </w:rPr>
-              <w:t>__________________________________</w:t>
+              <w:t xml:space="preserve"> Retail Sales__________________________________</w:t>
             </w:r>
           </w:p>
         </w:tc>
@@ -380,9 +338,6 @@
           <w:p>
             <w:pPr>
               <w:spacing w:after="0"/>
-              <w:rPr>
-                <w:rFonts w:hint="eastAsia"/>
-              </w:rPr>
             </w:pPr>
             <w:r>
               <w:rPr>
@@ -407,21 +362,12 @@
           <w:p>
             <w:pPr>
               <w:spacing w:after="0"/>
-              <w:rPr>
-                <w:rFonts w:hint="eastAsia"/>
-              </w:rPr>
-            </w:pPr>
-            <w:r>
-              <w:rPr>
-                <w:sz w:val="17"/>
-              </w:rPr>
-              <w:t xml:space="preserve">15/08 – 22/08 </w:t>
-            </w:r>
-            <w:r>
-              <w:rPr>
-                <w:sz w:val="17"/>
-              </w:rPr>
-              <w:t>___________________________________________________________</w:t>
+            </w:pPr>
+            <w:r>
+              <w:rPr>
+                <w:sz w:val="17"/>
+              </w:rPr>
+              <w:t>15/08 – 22/08 ___________________________________________________________</w:t>
             </w:r>
           </w:p>
         </w:tc>
@@ -445,9 +391,6 @@
           <w:p>
             <w:pPr>
               <w:spacing w:after="0"/>
-              <w:rPr>
-                <w:rFonts w:hint="eastAsia"/>
-              </w:rPr>
             </w:pPr>
             <w:r>
               <w:rPr>
@@ -471,9 +414,6 @@
           <w:p>
             <w:pPr>
               <w:spacing w:after="0"/>
-              <w:rPr>
-                <w:rFonts w:hint="eastAsia"/>
-              </w:rPr>
             </w:pPr>
             <w:hyperlink r:id="rId8" w:history="1">
               <w:r>
@@ -507,9 +447,6 @@
           <w:p>
             <w:pPr>
               <w:spacing w:after="0"/>
-              <w:rPr>
-                <w:rFonts w:hint="eastAsia"/>
-              </w:rPr>
             </w:pPr>
             <w:r>
               <w:rPr>
@@ -534,9 +471,6 @@
           <w:p>
             <w:pPr>
               <w:spacing w:after="0"/>
-              <w:rPr>
-                <w:rFonts w:hint="eastAsia"/>
-              </w:rPr>
             </w:pPr>
             <w:r>
               <w:rPr>
@@ -566,9 +500,6 @@
     <w:p>
       <w:pPr>
         <w:spacing w:after="20"/>
-        <w:rPr>
-          <w:rFonts w:hint="eastAsia"/>
-        </w:rPr>
       </w:pPr>
     </w:p>
     <w:p>
@@ -580,21 +511,11 @@
       </w:r>
     </w:p>
     <w:p>
-      <w:pPr>
-        <w:rPr>
-          <w:rFonts w:hint="eastAsia"/>
-        </w:rPr>
-      </w:pPr>
       <w:r>
         <w:t>RetailPulse Sales Analytics: combine Excel sales targets, SQL transaction data, and an exchange-rate API to help sales managers monitor revenue, margin, target attainment, and regional performance.</w:t>
       </w:r>
     </w:p>
     <w:p>
-      <w:pPr>
-        <w:rPr>
-          <w:rFonts w:hint="eastAsia"/>
-        </w:rPr>
-      </w:pPr>
       <w:r>
         <w:br w:type="page"/>
       </w:r>
@@ -641,9 +562,6 @@
           <w:p>
             <w:pPr>
               <w:spacing w:after="0"/>
-              <w:rPr>
-                <w:rFonts w:hint="eastAsia"/>
-              </w:rPr>
             </w:pPr>
             <w:r>
               <w:rPr>
@@ -670,9 +588,6 @@
           <w:p>
             <w:pPr>
               <w:spacing w:after="0"/>
-              <w:rPr>
-                <w:rFonts w:hint="eastAsia"/>
-              </w:rPr>
             </w:pPr>
             <w:r>
               <w:rPr>
@@ -699,9 +614,6 @@
           <w:p>
             <w:pPr>
               <w:spacing w:after="0"/>
-              <w:rPr>
-                <w:rFonts w:hint="eastAsia"/>
-              </w:rPr>
             </w:pPr>
             <w:r>
               <w:rPr>
@@ -733,9 +645,6 @@
           <w:p>
             <w:pPr>
               <w:spacing w:after="0"/>
-              <w:rPr>
-                <w:rFonts w:hint="eastAsia"/>
-              </w:rPr>
             </w:pPr>
             <w:r>
               <w:rPr>
@@ -759,9 +668,6 @@
           <w:p>
             <w:pPr>
               <w:spacing w:after="0"/>
-              <w:rPr>
-                <w:rFonts w:hint="eastAsia"/>
-              </w:rPr>
             </w:pPr>
             <w:r>
               <w:rPr>
@@ -785,9 +691,6 @@
           <w:p>
             <w:pPr>
               <w:spacing w:after="0"/>
-              <w:rPr>
-                <w:rFonts w:hint="eastAsia"/>
-              </w:rPr>
             </w:pPr>
             <w:r>
               <w:rPr>
@@ -818,9 +721,6 @@
           <w:p>
             <w:pPr>
               <w:spacing w:after="0"/>
-              <w:rPr>
-                <w:rFonts w:hint="eastAsia"/>
-              </w:rPr>
             </w:pPr>
             <w:r>
               <w:rPr>
@@ -845,9 +745,6 @@
           <w:p>
             <w:pPr>
               <w:spacing w:after="0"/>
-              <w:rPr>
-                <w:rFonts w:hint="eastAsia"/>
-              </w:rPr>
             </w:pPr>
             <w:r>
               <w:rPr>
@@ -872,9 +769,6 @@
           <w:p>
             <w:pPr>
               <w:spacing w:after="0"/>
-              <w:rPr>
-                <w:rFonts w:hint="eastAsia"/>
-              </w:rPr>
             </w:pPr>
             <w:r>
               <w:rPr>
@@ -904,9 +798,6 @@
           <w:p>
             <w:pPr>
               <w:spacing w:after="0"/>
-              <w:rPr>
-                <w:rFonts w:hint="eastAsia"/>
-              </w:rPr>
             </w:pPr>
             <w:r>
               <w:rPr>
@@ -930,9 +821,6 @@
           <w:p>
             <w:pPr>
               <w:spacing w:after="0"/>
-              <w:rPr>
-                <w:rFonts w:hint="eastAsia"/>
-              </w:rPr>
             </w:pPr>
             <w:r>
               <w:rPr>
@@ -956,9 +844,6 @@
           <w:p>
             <w:pPr>
               <w:spacing w:after="0"/>
-              <w:rPr>
-                <w:rFonts w:hint="eastAsia"/>
-              </w:rPr>
             </w:pPr>
             <w:r>
               <w:rPr>
@@ -989,9 +874,6 @@
           <w:p>
             <w:pPr>
               <w:spacing w:after="0"/>
-              <w:rPr>
-                <w:rFonts w:hint="eastAsia"/>
-              </w:rPr>
             </w:pPr>
             <w:r>
               <w:rPr>
@@ -1016,9 +898,6 @@
           <w:p>
             <w:pPr>
               <w:spacing w:after="0"/>
-              <w:rPr>
-                <w:rFonts w:hint="eastAsia"/>
-              </w:rPr>
             </w:pPr>
             <w:r>
               <w:rPr>
@@ -1043,9 +922,6 @@
           <w:p>
             <w:pPr>
               <w:spacing w:after="0"/>
-              <w:rPr>
-                <w:rFonts w:hint="eastAsia"/>
-              </w:rPr>
             </w:pPr>
             <w:r>
               <w:rPr>
@@ -1075,9 +951,6 @@
           <w:p>
             <w:pPr>
               <w:spacing w:after="0"/>
-              <w:rPr>
-                <w:rFonts w:hint="eastAsia"/>
-              </w:rPr>
             </w:pPr>
             <w:r>
               <w:rPr>
@@ -1101,9 +974,6 @@
           <w:p>
             <w:pPr>
               <w:spacing w:after="0"/>
-              <w:rPr>
-                <w:rFonts w:hint="eastAsia"/>
-              </w:rPr>
             </w:pPr>
             <w:r>
               <w:rPr>
@@ -1127,9 +997,6 @@
           <w:p>
             <w:pPr>
               <w:spacing w:after="0"/>
-              <w:rPr>
-                <w:rFonts w:hint="eastAsia"/>
-              </w:rPr>
             </w:pPr>
             <w:r>
               <w:rPr>
@@ -1160,9 +1027,6 @@
           <w:p>
             <w:pPr>
               <w:spacing w:after="0"/>
-              <w:rPr>
-                <w:rFonts w:hint="eastAsia"/>
-              </w:rPr>
             </w:pPr>
             <w:r>
               <w:rPr>
@@ -1187,9 +1051,6 @@
           <w:p>
             <w:pPr>
               <w:spacing w:after="0"/>
-              <w:rPr>
-                <w:rFonts w:hint="eastAsia"/>
-              </w:rPr>
             </w:pPr>
             <w:r>
               <w:rPr>
@@ -1214,9 +1075,6 @@
           <w:p>
             <w:pPr>
               <w:spacing w:after="0"/>
-              <w:rPr>
-                <w:rFonts w:hint="eastAsia"/>
-              </w:rPr>
             </w:pPr>
             <w:r>
               <w:rPr>
@@ -1246,9 +1104,6 @@
           <w:p>
             <w:pPr>
               <w:spacing w:after="0"/>
-              <w:rPr>
-                <w:rFonts w:hint="eastAsia"/>
-              </w:rPr>
             </w:pPr>
             <w:r>
               <w:rPr>
@@ -1272,9 +1127,6 @@
           <w:p>
             <w:pPr>
               <w:spacing w:after="0"/>
-              <w:rPr>
-                <w:rFonts w:hint="eastAsia"/>
-              </w:rPr>
             </w:pPr>
             <w:r>
               <w:rPr>
@@ -1298,9 +1150,6 @@
           <w:p>
             <w:pPr>
               <w:spacing w:after="0"/>
-              <w:rPr>
-                <w:rFonts w:hint="eastAsia"/>
-              </w:rPr>
             </w:pPr>
             <w:r>
               <w:rPr>
@@ -1315,9 +1164,6 @@
     <w:p>
       <w:pPr>
         <w:spacing w:after="20"/>
-        <w:rPr>
-          <w:rFonts w:hint="eastAsia"/>
-        </w:rPr>
       </w:pPr>
     </w:p>
     <w:p>
@@ -1361,9 +1207,6 @@
           <w:p>
             <w:pPr>
               <w:spacing w:after="0"/>
-              <w:rPr>
-                <w:rFonts w:hint="eastAsia"/>
-              </w:rPr>
             </w:pPr>
             <w:r>
               <w:rPr>
@@ -1390,9 +1233,6 @@
           <w:p>
             <w:pPr>
               <w:spacing w:after="0"/>
-              <w:rPr>
-                <w:rFonts w:hint="eastAsia"/>
-              </w:rPr>
             </w:pPr>
             <w:r>
               <w:rPr>
@@ -1419,9 +1259,6 @@
           <w:p>
             <w:pPr>
               <w:spacing w:after="0"/>
-              <w:rPr>
-                <w:rFonts w:hint="eastAsia"/>
-              </w:rPr>
             </w:pPr>
             <w:r>
               <w:rPr>
@@ -1453,9 +1290,6 @@
           <w:p>
             <w:pPr>
               <w:spacing w:after="0"/>
-              <w:rPr>
-                <w:rFonts w:hint="eastAsia"/>
-              </w:rPr>
             </w:pPr>
             <w:r>
               <w:rPr>
@@ -1479,9 +1313,6 @@
           <w:p>
             <w:pPr>
               <w:spacing w:after="0"/>
-              <w:rPr>
-                <w:rFonts w:hint="eastAsia"/>
-              </w:rPr>
             </w:pPr>
             <w:r>
               <w:rPr>
@@ -1505,9 +1336,6 @@
           <w:p>
             <w:pPr>
               <w:spacing w:after="0"/>
-              <w:rPr>
-                <w:rFonts w:hint="eastAsia"/>
-              </w:rPr>
             </w:pPr>
             <w:r>
               <w:rPr>
@@ -1538,9 +1366,6 @@
           <w:p>
             <w:pPr>
               <w:spacing w:after="0"/>
-              <w:rPr>
-                <w:rFonts w:hint="eastAsia"/>
-              </w:rPr>
             </w:pPr>
             <w:r>
               <w:rPr>
@@ -1565,9 +1390,6 @@
           <w:p>
             <w:pPr>
               <w:spacing w:after="0"/>
-              <w:rPr>
-                <w:rFonts w:hint="eastAsia"/>
-              </w:rPr>
             </w:pPr>
             <w:r>
               <w:rPr>
@@ -1592,9 +1414,6 @@
           <w:p>
             <w:pPr>
               <w:spacing w:after="0"/>
-              <w:rPr>
-                <w:rFonts w:hint="eastAsia"/>
-              </w:rPr>
             </w:pPr>
             <w:r>
               <w:rPr>
@@ -1624,9 +1443,6 @@
           <w:p>
             <w:pPr>
               <w:spacing w:after="0"/>
-              <w:rPr>
-                <w:rFonts w:hint="eastAsia"/>
-              </w:rPr>
             </w:pPr>
             <w:r>
               <w:rPr>
@@ -1650,9 +1466,6 @@
           <w:p>
             <w:pPr>
               <w:spacing w:after="0"/>
-              <w:rPr>
-                <w:rFonts w:hint="eastAsia"/>
-              </w:rPr>
             </w:pPr>
             <w:r>
               <w:rPr>
@@ -1676,9 +1489,6 @@
           <w:p>
             <w:pPr>
               <w:spacing w:after="0"/>
-              <w:rPr>
-                <w:rFonts w:hint="eastAsia"/>
-              </w:rPr>
             </w:pPr>
             <w:r>
               <w:rPr>
@@ -1709,9 +1519,6 @@
           <w:p>
             <w:pPr>
               <w:spacing w:after="0"/>
-              <w:rPr>
-                <w:rFonts w:hint="eastAsia"/>
-              </w:rPr>
             </w:pPr>
             <w:r>
               <w:rPr>
@@ -1736,9 +1543,6 @@
           <w:p>
             <w:pPr>
               <w:spacing w:after="0"/>
-              <w:rPr>
-                <w:rFonts w:hint="eastAsia"/>
-              </w:rPr>
             </w:pPr>
             <w:r>
               <w:rPr>
@@ -1763,9 +1567,6 @@
           <w:p>
             <w:pPr>
               <w:spacing w:after="0"/>
-              <w:rPr>
-                <w:rFonts w:hint="eastAsia"/>
-              </w:rPr>
             </w:pPr>
             <w:r>
               <w:rPr>
@@ -1795,9 +1596,6 @@
           <w:p>
             <w:pPr>
               <w:spacing w:after="0"/>
-              <w:rPr>
-                <w:rFonts w:hint="eastAsia"/>
-              </w:rPr>
             </w:pPr>
             <w:r>
               <w:rPr>
@@ -1821,9 +1619,6 @@
           <w:p>
             <w:pPr>
               <w:spacing w:after="0"/>
-              <w:rPr>
-                <w:rFonts w:hint="eastAsia"/>
-              </w:rPr>
             </w:pPr>
             <w:r>
               <w:rPr>
@@ -1847,9 +1642,6 @@
           <w:p>
             <w:pPr>
               <w:spacing w:after="0"/>
-              <w:rPr>
-                <w:rFonts w:hint="eastAsia"/>
-              </w:rPr>
             </w:pPr>
             <w:r>
               <w:rPr>
@@ -1880,9 +1672,6 @@
           <w:p>
             <w:pPr>
               <w:spacing w:after="0"/>
-              <w:rPr>
-                <w:rFonts w:hint="eastAsia"/>
-              </w:rPr>
             </w:pPr>
             <w:r>
               <w:rPr>
@@ -1907,9 +1696,6 @@
           <w:p>
             <w:pPr>
               <w:spacing w:after="0"/>
-              <w:rPr>
-                <w:rFonts w:hint="eastAsia"/>
-              </w:rPr>
             </w:pPr>
             <w:r>
               <w:rPr>
@@ -1934,9 +1720,6 @@
           <w:p>
             <w:pPr>
               <w:spacing w:after="0"/>
-              <w:rPr>
-                <w:rFonts w:hint="eastAsia"/>
-              </w:rPr>
             </w:pPr>
             <w:r>
               <w:rPr>
@@ -1966,9 +1749,6 @@
           <w:p>
             <w:pPr>
               <w:spacing w:after="0"/>
-              <w:rPr>
-                <w:rFonts w:hint="eastAsia"/>
-              </w:rPr>
             </w:pPr>
             <w:r>
               <w:rPr>
@@ -1992,9 +1772,6 @@
           <w:p>
             <w:pPr>
               <w:spacing w:after="0"/>
-              <w:rPr>
-                <w:rFonts w:hint="eastAsia"/>
-              </w:rPr>
             </w:pPr>
             <w:r>
               <w:rPr>
@@ -2018,9 +1795,6 @@
           <w:p>
             <w:pPr>
               <w:spacing w:after="0"/>
-              <w:rPr>
-                <w:rFonts w:hint="eastAsia"/>
-              </w:rPr>
             </w:pPr>
             <w:r>
               <w:rPr>
@@ -2035,9 +1809,6 @@
     <w:p>
       <w:pPr>
         <w:spacing w:after="20"/>
-        <w:rPr>
-          <w:rFonts w:hint="eastAsia"/>
-        </w:rPr>
       </w:pPr>
     </w:p>
     <w:tbl>
@@ -2069,9 +1840,6 @@
           <w:p>
             <w:pPr>
               <w:spacing w:after="0"/>
-              <w:rPr>
-                <w:rFonts w:hint="eastAsia"/>
-              </w:rPr>
             </w:pPr>
             <w:r>
               <w:rPr>
@@ -2090,17 +1858,9 @@
     <w:p>
       <w:pPr>
         <w:spacing w:after="0"/>
-        <w:rPr>
-          <w:rFonts w:hint="eastAsia"/>
-        </w:rPr>
-      </w:pPr>
-    </w:p>
-    <w:p>
-      <w:pPr>
-        <w:rPr>
-          <w:rFonts w:hint="eastAsia"/>
-        </w:rPr>
-      </w:pPr>
+      </w:pPr>
+    </w:p>
+    <w:p>
       <w:r>
         <w:rPr>
           <w:b/>
@@ -2113,9 +1873,6 @@
       <w:pPr>
         <w:pStyle w:val="SmallMuted"/>
         <w:spacing w:after="40"/>
-        <w:rPr>
-          <w:rFonts w:hint="eastAsia"/>
-        </w:rPr>
       </w:pPr>
       <w:r>
         <w:t>________________________________________________________________________________</w:t>
@@ -2125,9 +1882,6 @@
       <w:pPr>
         <w:pStyle w:val="SmallMuted"/>
         <w:spacing w:after="40"/>
-        <w:rPr>
-          <w:rFonts w:hint="eastAsia"/>
-        </w:rPr>
       </w:pPr>
       <w:r>
         <w:t>________________________________________________________________________________</w:t>
@@ -2137,20 +1891,12 @@
       <w:pPr>
         <w:pStyle w:val="SmallMuted"/>
         <w:spacing w:after="40"/>
-        <w:rPr>
-          <w:rFonts w:hint="eastAsia"/>
-        </w:rPr>
       </w:pPr>
       <w:r>
         <w:t>________________________________________________________________________________</w:t>
       </w:r>
     </w:p>
     <w:p>
-      <w:pPr>
-        <w:rPr>
-          <w:rFonts w:hint="eastAsia"/>
-        </w:rPr>
-      </w:pPr>
       <w:r>
         <w:br w:type="page"/>
       </w:r>
@@ -2193,9 +1939,6 @@
           <w:p>
             <w:pPr>
               <w:spacing w:after="0"/>
-              <w:rPr>
-                <w:rFonts w:hint="eastAsia"/>
-              </w:rPr>
             </w:pPr>
             <w:r>
               <w:rPr>
@@ -2214,9 +1957,6 @@
     <w:p>
       <w:pPr>
         <w:spacing w:after="0"/>
-        <w:rPr>
-          <w:rFonts w:hint="eastAsia"/>
-        </w:rPr>
       </w:pPr>
     </w:p>
     <w:p>
@@ -2259,9 +1999,6 @@
           <w:p>
             <w:pPr>
               <w:spacing w:after="0"/>
-              <w:rPr>
-                <w:rFonts w:hint="eastAsia"/>
-              </w:rPr>
             </w:pPr>
             <w:r>
               <w:rPr>
@@ -2288,9 +2025,6 @@
           <w:p>
             <w:pPr>
               <w:spacing w:after="0"/>
-              <w:rPr>
-                <w:rFonts w:hint="eastAsia"/>
-              </w:rPr>
             </w:pPr>
             <w:r>
               <w:rPr>
@@ -2322,9 +2056,6 @@
           <w:p>
             <w:pPr>
               <w:spacing w:after="0"/>
-              <w:rPr>
-                <w:rFonts w:hint="eastAsia"/>
-              </w:rPr>
             </w:pPr>
             <w:r>
               <w:rPr>
@@ -2348,9 +2079,6 @@
           <w:p>
             <w:pPr>
               <w:spacing w:after="0"/>
-              <w:rPr>
-                <w:rFonts w:hint="eastAsia"/>
-              </w:rPr>
             </w:pPr>
             <w:r>
               <w:rPr>
@@ -2381,9 +2109,6 @@
           <w:p>
             <w:pPr>
               <w:spacing w:after="0"/>
-              <w:rPr>
-                <w:rFonts w:hint="eastAsia"/>
-              </w:rPr>
             </w:pPr>
             <w:r>
               <w:rPr>
@@ -2408,9 +2133,6 @@
           <w:p>
             <w:pPr>
               <w:spacing w:after="0"/>
-              <w:rPr>
-                <w:rFonts w:hint="eastAsia"/>
-              </w:rPr>
             </w:pPr>
             <w:r>
               <w:rPr>
@@ -2440,9 +2162,6 @@
           <w:p>
             <w:pPr>
               <w:spacing w:after="0"/>
-              <w:rPr>
-                <w:rFonts w:hint="eastAsia"/>
-              </w:rPr>
             </w:pPr>
             <w:r>
               <w:rPr>
@@ -2466,9 +2185,6 @@
           <w:p>
             <w:pPr>
               <w:spacing w:after="0"/>
-              <w:rPr>
-                <w:rFonts w:hint="eastAsia"/>
-              </w:rPr>
             </w:pPr>
             <w:r>
               <w:rPr>
@@ -2499,9 +2215,6 @@
           <w:p>
             <w:pPr>
               <w:spacing w:after="0"/>
-              <w:rPr>
-                <w:rFonts w:hint="eastAsia"/>
-              </w:rPr>
             </w:pPr>
             <w:r>
               <w:rPr>
@@ -2526,9 +2239,6 @@
           <w:p>
             <w:pPr>
               <w:spacing w:after="0"/>
-              <w:rPr>
-                <w:rFonts w:hint="eastAsia"/>
-              </w:rPr>
             </w:pPr>
             <w:r>
               <w:rPr>
@@ -2543,9 +2253,6 @@
     <w:p>
       <w:pPr>
         <w:spacing w:after="20"/>
-        <w:rPr>
-          <w:rFonts w:hint="eastAsia"/>
-        </w:rPr>
       </w:pPr>
     </w:p>
     <w:p>
@@ -2560,9 +2267,6 @@
       <w:pPr>
         <w:spacing w:after="40"/>
         <w:ind w:hanging="29"/>
-        <w:rPr>
-          <w:rFonts w:hint="eastAsia"/>
-        </w:rPr>
       </w:pPr>
       <w:r>
         <w:rPr>
@@ -2580,9 +2284,6 @@
       <w:pPr>
         <w:spacing w:after="40"/>
         <w:ind w:hanging="29"/>
-        <w:rPr>
-          <w:rFonts w:hint="eastAsia"/>
-        </w:rPr>
       </w:pPr>
       <w:r>
         <w:rPr>
@@ -2600,9 +2301,6 @@
       <w:pPr>
         <w:spacing w:after="40"/>
         <w:ind w:hanging="29"/>
-        <w:rPr>
-          <w:rFonts w:hint="eastAsia"/>
-        </w:rPr>
       </w:pPr>
       <w:r>
         <w:rPr>
@@ -2622,9 +2320,6 @@
       <w:pPr>
         <w:spacing w:after="40"/>
         <w:ind w:hanging="29"/>
-        <w:rPr>
-          <w:rFonts w:hint="eastAsia"/>
-        </w:rPr>
       </w:pPr>
       <w:r>
         <w:rPr>
@@ -2642,9 +2337,6 @@
       <w:pPr>
         <w:spacing w:after="40"/>
         <w:ind w:hanging="29"/>
-        <w:rPr>
-          <w:rFonts w:hint="eastAsia"/>
-        </w:rPr>
       </w:pPr>
       <w:r>
         <w:rPr>
@@ -2662,9 +2354,6 @@
       <w:pPr>
         <w:spacing w:after="40"/>
         <w:ind w:hanging="29"/>
-        <w:rPr>
-          <w:rFonts w:hint="eastAsia"/>
-        </w:rPr>
       </w:pPr>
       <w:r>
         <w:rPr>
@@ -2682,9 +2371,6 @@
       <w:pPr>
         <w:spacing w:after="40"/>
         <w:ind w:hanging="29"/>
-        <w:rPr>
-          <w:rFonts w:hint="eastAsia"/>
-        </w:rPr>
       </w:pPr>
       <w:r>
         <w:rPr>
@@ -2702,9 +2388,6 @@
       <w:pPr>
         <w:spacing w:after="40"/>
         <w:ind w:hanging="29"/>
-        <w:rPr>
-          <w:rFonts w:hint="eastAsia"/>
-        </w:rPr>
       </w:pPr>
       <w:r>
         <w:rPr>
@@ -2747,9 +2430,6 @@
           <w:p>
             <w:pPr>
               <w:spacing w:after="0"/>
-              <w:rPr>
-                <w:rFonts w:hint="eastAsia"/>
-              </w:rPr>
             </w:pPr>
             <w:r>
               <w:rPr>
@@ -2768,9 +2448,6 @@
     <w:p>
       <w:pPr>
         <w:spacing w:after="0"/>
-        <w:rPr>
-          <w:rFonts w:hint="eastAsia"/>
-        </w:rPr>
       </w:pPr>
     </w:p>
     <w:tbl>
@@ -2802,9 +2479,6 @@
           <w:p>
             <w:pPr>
               <w:spacing w:after="0"/>
-              <w:rPr>
-                <w:rFonts w:hint="eastAsia"/>
-              </w:rPr>
             </w:pPr>
             <w:r>
               <w:rPr>
@@ -2823,9 +2497,6 @@
     <w:p>
       <w:pPr>
         <w:spacing w:after="0"/>
-        <w:rPr>
-          <w:rFonts w:hint="eastAsia"/>
-        </w:rPr>
       </w:pPr>
     </w:p>
     <w:p>
@@ -2840,9 +2511,6 @@
       <w:pPr>
         <w:spacing w:after="40"/>
         <w:ind w:hanging="29"/>
-        <w:rPr>
-          <w:rFonts w:hint="eastAsia"/>
-        </w:rPr>
       </w:pPr>
       <w:r>
         <w:rPr>
@@ -2860,9 +2528,6 @@
       <w:pPr>
         <w:spacing w:after="40"/>
         <w:ind w:hanging="29"/>
-        <w:rPr>
-          <w:rFonts w:hint="eastAsia"/>
-        </w:rPr>
       </w:pPr>
       <w:r>
         <w:rPr>
@@ -2880,9 +2545,6 @@
       <w:pPr>
         <w:spacing w:after="40"/>
         <w:ind w:hanging="29"/>
-        <w:rPr>
-          <w:rFonts w:hint="eastAsia"/>
-        </w:rPr>
       </w:pPr>
       <w:r>
         <w:rPr>
@@ -2900,9 +2562,6 @@
       <w:pPr>
         <w:spacing w:after="40"/>
         <w:ind w:hanging="29"/>
-        <w:rPr>
-          <w:rFonts w:hint="eastAsia"/>
-        </w:rPr>
       </w:pPr>
       <w:r>
         <w:rPr>
@@ -2917,11 +2576,6 @@
       </w:r>
     </w:p>
     <w:p>
-      <w:pPr>
-        <w:rPr>
-          <w:rFonts w:hint="eastAsia"/>
-        </w:rPr>
-      </w:pPr>
       <w:r>
         <w:rPr>
           <w:b/>
@@ -2938,21 +2592,11 @@
       </w:r>
     </w:p>
     <w:p>
-      <w:pPr>
-        <w:rPr>
-          <w:rFonts w:hint="eastAsia"/>
-        </w:rPr>
-      </w:pPr>
       <w:r>
         <w:t>Project brief; stakeholder/RACI table; source inventory; KPI dictionary; milestone plan; risk/assumption log</w:t>
       </w:r>
     </w:p>
     <w:p>
-      <w:pPr>
-        <w:rPr>
-          <w:rFonts w:hint="eastAsia"/>
-        </w:rPr>
-      </w:pPr>
       <w:r>
         <w:rPr>
           <w:b/>
@@ -2974,14 +2618,7 @@
           <w:iCs/>
         </w:rPr>
         <w:lastRenderedPageBreak/>
-        <w:t>Write the business problem in this format: [Stakeholder] needs to [decision/action] because [current pain], measured by [metric].</w:t>
-      </w:r>
-      <w:r>
-        <w:rPr>
-          <w:i/>
-          <w:iCs/>
-        </w:rPr>
-        <w:t xml:space="preserve"> </w:t>
+        <w:t xml:space="preserve">Write the business problem in this format: [Stakeholder] needs to [decision/action] because [current pain], measured by [metric]. </w:t>
       </w:r>
     </w:p>
     <w:p>
@@ -2994,7 +2631,6 @@
         <w:spacing w:after="40"/>
         <w:ind w:hanging="29"/>
         <w:rPr>
-          <w:rFonts w:hint="eastAsia"/>
           <w:i/>
           <w:iCs/>
         </w:rPr>
@@ -3068,7 +2704,6 @@
         <w:spacing w:after="40"/>
         <w:ind w:hanging="29"/>
         <w:rPr>
-          <w:rFonts w:hint="eastAsia"/>
           <w:i/>
           <w:iCs/>
         </w:rPr>
@@ -3550,35 +3185,36 @@
           <w:i/>
           <w:iCs/>
         </w:rPr>
-        <w:t>Identify sponsor, report owner, data owner, users, subject-matter expert, and technical administrator.</w:t>
+        <w:t>List required data sources and fields; note owner, access method, update frequency, sensitivity, and expected volume.</w:t>
       </w:r>
     </w:p>
     <w:tbl>
       <w:tblPr>
         <w:tblStyle w:val="TableGrid"/>
-        <w:tblW w:w="0" w:type="auto"/>
+        <w:tblW w:w="10431" w:type="dxa"/>
+        <w:tblLayout w:type="fixed"/>
         <w:tblLook w:val="04A0" w:firstRow="1" w:lastRow="0" w:firstColumn="1" w:lastColumn="0" w:noHBand="0" w:noVBand="1"/>
       </w:tblPr>
       <w:tblGrid>
-        <w:gridCol w:w="1374"/>
-        <w:gridCol w:w="1347"/>
-        <w:gridCol w:w="1415"/>
-        <w:gridCol w:w="1398"/>
-        <w:gridCol w:w="1372"/>
-        <w:gridCol w:w="1896"/>
-        <w:gridCol w:w="1354"/>
+        <w:gridCol w:w="1159"/>
+        <w:gridCol w:w="992"/>
+        <w:gridCol w:w="1769"/>
+        <w:gridCol w:w="1170"/>
+        <w:gridCol w:w="1080"/>
+        <w:gridCol w:w="1622"/>
+        <w:gridCol w:w="1622"/>
+        <w:gridCol w:w="1017"/>
       </w:tblGrid>
       <w:tr>
         <w:tc>
           <w:tcPr>
-            <w:tcW w:w="1413" w:type="dxa"/>
+            <w:tcW w:w="1159" w:type="dxa"/>
           </w:tcPr>
           <w:p>
             <w:pPr>
               <w:spacing w:after="40"/>
               <w:jc w:val="center"/>
               <w:rPr>
-                <w:rFonts w:hint="eastAsia"/>
                 <w:b/>
                 <w:bCs/>
                 <w:i/>
@@ -3598,14 +3234,13 @@
         </w:tc>
         <w:tc>
           <w:tcPr>
-            <w:tcW w:w="1395" w:type="dxa"/>
+            <w:tcW w:w="992" w:type="dxa"/>
           </w:tcPr>
           <w:p>
             <w:pPr>
               <w:spacing w:after="40"/>
               <w:jc w:val="center"/>
               <w:rPr>
-                <w:rFonts w:hint="eastAsia"/>
                 <w:b/>
                 <w:bCs/>
                 <w:i/>
@@ -3625,14 +3260,13 @@
         </w:tc>
         <w:tc>
           <w:tcPr>
-            <w:tcW w:w="1439" w:type="dxa"/>
+            <w:tcW w:w="1769" w:type="dxa"/>
           </w:tcPr>
           <w:p>
             <w:pPr>
               <w:spacing w:after="40"/>
               <w:jc w:val="center"/>
               <w:rPr>
-                <w:rFonts w:hint="eastAsia"/>
                 <w:b/>
                 <w:bCs/>
                 <w:i/>
@@ -3652,14 +3286,13 @@
         </w:tc>
         <w:tc>
           <w:tcPr>
-            <w:tcW w:w="1428" w:type="dxa"/>
+            <w:tcW w:w="1170" w:type="dxa"/>
           </w:tcPr>
           <w:p>
             <w:pPr>
               <w:spacing w:after="40"/>
               <w:jc w:val="center"/>
               <w:rPr>
-                <w:rFonts w:hint="eastAsia"/>
                 <w:b/>
                 <w:bCs/>
                 <w:i/>
@@ -3679,14 +3312,13 @@
         </w:tc>
         <w:tc>
           <w:tcPr>
-            <w:tcW w:w="1411" w:type="dxa"/>
+            <w:tcW w:w="1080" w:type="dxa"/>
           </w:tcPr>
           <w:p>
             <w:pPr>
               <w:spacing w:after="40"/>
               <w:jc w:val="center"/>
               <w:rPr>
-                <w:rFonts w:hint="eastAsia"/>
                 <w:b/>
                 <w:bCs/>
                 <w:i/>
@@ -3706,14 +3338,13 @@
         </w:tc>
         <w:tc>
           <w:tcPr>
-            <w:tcW w:w="1896" w:type="dxa"/>
+            <w:tcW w:w="1622" w:type="dxa"/>
           </w:tcPr>
           <w:p>
             <w:pPr>
               <w:spacing w:after="40"/>
               <w:jc w:val="center"/>
               <w:rPr>
-                <w:rFonts w:hint="eastAsia"/>
                 <w:b/>
                 <w:bCs/>
                 <w:i/>
@@ -3727,20 +3358,19 @@
                 <w:i/>
                 <w:iCs/>
               </w:rPr>
-              <w:t>Sensitivity</w:t>
-            </w:r>
-          </w:p>
-        </w:tc>
-        <w:tc>
-          <w:tcPr>
-            <w:tcW w:w="1400" w:type="dxa"/>
+              <w:t>Actual sensitivity</w:t>
+            </w:r>
+          </w:p>
+        </w:tc>
+        <w:tc>
+          <w:tcPr>
+            <w:tcW w:w="1622" w:type="dxa"/>
           </w:tcPr>
           <w:p>
             <w:pPr>
               <w:spacing w:after="40"/>
               <w:jc w:val="center"/>
               <w:rPr>
-                <w:rFonts w:hint="eastAsia"/>
                 <w:b/>
                 <w:bCs/>
                 <w:i/>
@@ -3754,6 +3384,41 @@
                 <w:i/>
                 <w:iCs/>
               </w:rPr>
+              <w:t xml:space="preserve">Simulated </w:t>
+            </w:r>
+            <w:r>
+              <w:rPr>
+                <w:b/>
+                <w:bCs/>
+                <w:i/>
+                <w:iCs/>
+              </w:rPr>
+              <w:t>Sensitivity</w:t>
+            </w:r>
+          </w:p>
+        </w:tc>
+        <w:tc>
+          <w:tcPr>
+            <w:tcW w:w="1017" w:type="dxa"/>
+          </w:tcPr>
+          <w:p>
+            <w:pPr>
+              <w:spacing w:after="40"/>
+              <w:jc w:val="center"/>
+              <w:rPr>
+                <w:b/>
+                <w:bCs/>
+                <w:i/>
+                <w:iCs/>
+              </w:rPr>
+            </w:pPr>
+            <w:r>
+              <w:rPr>
+                <w:b/>
+                <w:bCs/>
+                <w:i/>
+                <w:iCs/>
+              </w:rPr>
               <w:t>Expected volume</w:t>
             </w:r>
           </w:p>
@@ -3762,14 +3427,11 @@
       <w:tr>
         <w:tc>
           <w:tcPr>
-            <w:tcW w:w="1413" w:type="dxa"/>
+            <w:tcW w:w="1159" w:type="dxa"/>
           </w:tcPr>
           <w:p>
             <w:pPr>
               <w:spacing w:after="40"/>
-              <w:rPr>
-                <w:rFonts w:hint="eastAsia"/>
-              </w:rPr>
             </w:pPr>
             <w:r>
               <w:t>SQL orders table</w:t>
@@ -3778,27 +3440,21 @@
         </w:tc>
         <w:tc>
           <w:tcPr>
-            <w:tcW w:w="1395" w:type="dxa"/>
+            <w:tcW w:w="992" w:type="dxa"/>
           </w:tcPr>
           <w:p>
             <w:pPr>
               <w:spacing w:after="40"/>
-              <w:rPr>
-                <w:rFonts w:hint="eastAsia"/>
-              </w:rPr>
-            </w:pPr>
-          </w:p>
-        </w:tc>
-        <w:tc>
-          <w:tcPr>
-            <w:tcW w:w="1439" w:type="dxa"/>
+            </w:pPr>
+          </w:p>
+        </w:tc>
+        <w:tc>
+          <w:tcPr>
+            <w:tcW w:w="1769" w:type="dxa"/>
           </w:tcPr>
           <w:p>
             <w:pPr>
               <w:spacing w:after="40"/>
-              <w:rPr>
-                <w:rFonts w:hint="eastAsia"/>
-              </w:rPr>
             </w:pPr>
             <w:r>
               <w:t>Sales system/data owner</w:t>
@@ -3807,14 +3463,11 @@
         </w:tc>
         <w:tc>
           <w:tcPr>
-            <w:tcW w:w="1428" w:type="dxa"/>
+            <w:tcW w:w="1170" w:type="dxa"/>
           </w:tcPr>
           <w:p>
             <w:pPr>
               <w:spacing w:after="40"/>
-              <w:rPr>
-                <w:rFonts w:hint="eastAsia"/>
-              </w:rPr>
             </w:pPr>
             <w:r>
               <w:t>PostgreSQL conn</w:t>
@@ -3823,27 +3476,34 @@
         </w:tc>
         <w:tc>
           <w:tcPr>
-            <w:tcW w:w="1411" w:type="dxa"/>
+            <w:tcW w:w="1080" w:type="dxa"/>
           </w:tcPr>
           <w:p>
             <w:pPr>
               <w:spacing w:after="40"/>
-              <w:rPr>
-                <w:rFonts w:hint="eastAsia"/>
-              </w:rPr>
-            </w:pPr>
-          </w:p>
-        </w:tc>
-        <w:tc>
-          <w:tcPr>
-            <w:tcW w:w="1896" w:type="dxa"/>
+            </w:pPr>
+          </w:p>
+        </w:tc>
+        <w:tc>
+          <w:tcPr>
+            <w:tcW w:w="1622" w:type="dxa"/>
           </w:tcPr>
           <w:p>
             <w:pPr>
               <w:spacing w:after="40"/>
-              <w:rPr>
-                <w:rFonts w:hint="eastAsia"/>
-              </w:rPr>
+            </w:pPr>
+            <w:r>
+              <w:t>Public-synthetic</w:t>
+            </w:r>
+          </w:p>
+        </w:tc>
+        <w:tc>
+          <w:tcPr>
+            <w:tcW w:w="1622" w:type="dxa"/>
+          </w:tcPr>
+          <w:p>
+            <w:pPr>
+              <w:spacing w:after="40"/>
             </w:pPr>
             <w:r>
               <w:t>Internal/confidential</w:t>
@@ -3852,14 +3512,11 @@
         </w:tc>
         <w:tc>
           <w:tcPr>
-            <w:tcW w:w="1400" w:type="dxa"/>
+            <w:tcW w:w="1017" w:type="dxa"/>
           </w:tcPr>
           <w:p>
             <w:pPr>
               <w:spacing w:after="40"/>
-              <w:rPr>
-                <w:rFonts w:hint="eastAsia"/>
-              </w:rPr>
             </w:pPr>
           </w:p>
         </w:tc>
@@ -3867,14 +3524,11 @@
       <w:tr>
         <w:tc>
           <w:tcPr>
-            <w:tcW w:w="1413" w:type="dxa"/>
+            <w:tcW w:w="1159" w:type="dxa"/>
           </w:tcPr>
           <w:p>
             <w:pPr>
               <w:spacing w:after="40"/>
-              <w:rPr>
-                <w:rFonts w:hint="eastAsia"/>
-              </w:rPr>
             </w:pPr>
             <w:r>
               <w:t>SQL customers table</w:t>
@@ -3883,40 +3537,34 @@
         </w:tc>
         <w:tc>
           <w:tcPr>
-            <w:tcW w:w="1395" w:type="dxa"/>
+            <w:tcW w:w="992" w:type="dxa"/>
           </w:tcPr>
           <w:p>
             <w:pPr>
               <w:spacing w:after="40"/>
-              <w:rPr>
-                <w:rFonts w:hint="eastAsia"/>
-              </w:rPr>
-            </w:pPr>
-          </w:p>
-        </w:tc>
-        <w:tc>
-          <w:tcPr>
-            <w:tcW w:w="1439" w:type="dxa"/>
+            </w:pPr>
+          </w:p>
+        </w:tc>
+        <w:tc>
+          <w:tcPr>
+            <w:tcW w:w="1769" w:type="dxa"/>
           </w:tcPr>
           <w:p>
             <w:pPr>
               <w:spacing w:after="40"/>
-              <w:rPr>
-                <w:rFonts w:hint="eastAsia"/>
-              </w:rPr>
-            </w:pPr>
-          </w:p>
-        </w:tc>
-        <w:tc>
-          <w:tcPr>
-            <w:tcW w:w="1428" w:type="dxa"/>
+            </w:pPr>
+            <w:r>
+              <w:t>Sales system/Customers Data owner</w:t>
+            </w:r>
+          </w:p>
+        </w:tc>
+        <w:tc>
+          <w:tcPr>
+            <w:tcW w:w="1170" w:type="dxa"/>
           </w:tcPr>
           <w:p>
             <w:pPr>
               <w:spacing w:after="40"/>
-              <w:rPr>
-                <w:rFonts w:hint="eastAsia"/>
-              </w:rPr>
             </w:pPr>
             <w:r>
               <w:t>PostgreSQL read-only</w:t>
@@ -3925,40 +3573,55 @@
         </w:tc>
         <w:tc>
           <w:tcPr>
-            <w:tcW w:w="1411" w:type="dxa"/>
+            <w:tcW w:w="1080" w:type="dxa"/>
           </w:tcPr>
           <w:p>
             <w:pPr>
               <w:spacing w:after="40"/>
-              <w:rPr>
-                <w:rFonts w:hint="eastAsia"/>
-              </w:rPr>
-            </w:pPr>
-          </w:p>
-        </w:tc>
-        <w:tc>
-          <w:tcPr>
-            <w:tcW w:w="1896" w:type="dxa"/>
+            </w:pPr>
+          </w:p>
+        </w:tc>
+        <w:tc>
+          <w:tcPr>
+            <w:tcW w:w="1622" w:type="dxa"/>
           </w:tcPr>
           <w:p>
             <w:pPr>
               <w:spacing w:after="40"/>
-              <w:rPr>
-                <w:rFonts w:hint="eastAsia"/>
-              </w:rPr>
-            </w:pPr>
-          </w:p>
-        </w:tc>
-        <w:tc>
-          <w:tcPr>
-            <w:tcW w:w="1400" w:type="dxa"/>
+            </w:pPr>
+            <w:r>
+              <w:t>Public-synthetic</w:t>
+            </w:r>
+          </w:p>
+        </w:tc>
+        <w:tc>
+          <w:tcPr>
+            <w:tcW w:w="1622" w:type="dxa"/>
           </w:tcPr>
           <w:p>
             <w:pPr>
               <w:spacing w:after="40"/>
-              <w:rPr>
-                <w:rFonts w:hint="eastAsia"/>
-              </w:rPr>
+            </w:pPr>
+            <w:r>
+              <w:t xml:space="preserve">Internal, restricted-may contains </w:t>
+            </w:r>
+            <w:proofErr w:type="gramStart"/>
+            <w:r>
+              <w:t>PII(</w:t>
+            </w:r>
+            <w:proofErr w:type="gramEnd"/>
+            <w:r>
+              <w:t>personally identifiable information)</w:t>
+            </w:r>
+          </w:p>
+        </w:tc>
+        <w:tc>
+          <w:tcPr>
+            <w:tcW w:w="1017" w:type="dxa"/>
+          </w:tcPr>
+          <w:p>
+            <w:pPr>
+              <w:spacing w:after="40"/>
             </w:pPr>
           </w:p>
         </w:tc>
@@ -3966,14 +3629,11 @@
       <w:tr>
         <w:tc>
           <w:tcPr>
-            <w:tcW w:w="1413" w:type="dxa"/>
+            <w:tcW w:w="1159" w:type="dxa"/>
           </w:tcPr>
           <w:p>
             <w:pPr>
               <w:spacing w:after="40"/>
-              <w:rPr>
-                <w:rFonts w:hint="eastAsia"/>
-              </w:rPr>
             </w:pPr>
             <w:r>
               <w:t>SQL products table</w:t>
@@ -3982,79 +3642,83 @@
         </w:tc>
         <w:tc>
           <w:tcPr>
-            <w:tcW w:w="1395" w:type="dxa"/>
+            <w:tcW w:w="992" w:type="dxa"/>
           </w:tcPr>
           <w:p>
             <w:pPr>
               <w:spacing w:after="40"/>
-              <w:rPr>
-                <w:rFonts w:hint="eastAsia"/>
-              </w:rPr>
-            </w:pPr>
-          </w:p>
-        </w:tc>
-        <w:tc>
-          <w:tcPr>
-            <w:tcW w:w="1439" w:type="dxa"/>
+            </w:pPr>
+          </w:p>
+        </w:tc>
+        <w:tc>
+          <w:tcPr>
+            <w:tcW w:w="1769" w:type="dxa"/>
           </w:tcPr>
           <w:p>
             <w:pPr>
               <w:spacing w:after="40"/>
-              <w:rPr>
-                <w:rFonts w:hint="eastAsia"/>
-              </w:rPr>
-            </w:pPr>
-          </w:p>
-        </w:tc>
-        <w:tc>
-          <w:tcPr>
-            <w:tcW w:w="1428" w:type="dxa"/>
+            </w:pPr>
+            <w:r>
+              <w:t>Product master-data owner</w:t>
+            </w:r>
+          </w:p>
+        </w:tc>
+        <w:tc>
+          <w:tcPr>
+            <w:tcW w:w="1170" w:type="dxa"/>
           </w:tcPr>
           <w:p>
             <w:pPr>
               <w:spacing w:after="40"/>
-              <w:rPr>
-                <w:rFonts w:hint="eastAsia"/>
-              </w:rPr>
-            </w:pPr>
-          </w:p>
-        </w:tc>
-        <w:tc>
-          <w:tcPr>
-            <w:tcW w:w="1411" w:type="dxa"/>
+            </w:pPr>
+            <w:r>
+              <w:t>PostgreSQL read-only</w:t>
+            </w:r>
+          </w:p>
+        </w:tc>
+        <w:tc>
+          <w:tcPr>
+            <w:tcW w:w="1080" w:type="dxa"/>
           </w:tcPr>
           <w:p>
             <w:pPr>
               <w:spacing w:after="40"/>
-              <w:rPr>
-                <w:rFonts w:hint="eastAsia"/>
-              </w:rPr>
-            </w:pPr>
-          </w:p>
-        </w:tc>
-        <w:tc>
-          <w:tcPr>
-            <w:tcW w:w="1896" w:type="dxa"/>
+            </w:pPr>
+          </w:p>
+        </w:tc>
+        <w:tc>
+          <w:tcPr>
+            <w:tcW w:w="1622" w:type="dxa"/>
           </w:tcPr>
           <w:p>
             <w:pPr>
               <w:spacing w:after="40"/>
-              <w:rPr>
-                <w:rFonts w:hint="eastAsia"/>
-              </w:rPr>
-            </w:pPr>
-          </w:p>
-        </w:tc>
-        <w:tc>
-          <w:tcPr>
-            <w:tcW w:w="1400" w:type="dxa"/>
+            </w:pPr>
+            <w:r>
+              <w:t>Public-synthetic</w:t>
+            </w:r>
+          </w:p>
+        </w:tc>
+        <w:tc>
+          <w:tcPr>
+            <w:tcW w:w="1622" w:type="dxa"/>
           </w:tcPr>
           <w:p>
             <w:pPr>
               <w:spacing w:after="40"/>
-              <w:rPr>
-                <w:rFonts w:hint="eastAsia"/>
-              </w:rPr>
+            </w:pPr>
+            <w:r>
+              <w:t>Internal-contains product master data and pricing</w:t>
+            </w:r>
+          </w:p>
+        </w:tc>
+        <w:tc>
+          <w:tcPr>
+            <w:tcW w:w="1017" w:type="dxa"/>
+          </w:tcPr>
+          <w:p>
+            <w:pPr>
+              <w:spacing w:after="40"/>
             </w:pPr>
           </w:p>
         </w:tc>
@@ -4062,14 +3726,11 @@
       <w:tr>
         <w:tc>
           <w:tcPr>
-            <w:tcW w:w="1413" w:type="dxa"/>
+            <w:tcW w:w="1159" w:type="dxa"/>
           </w:tcPr>
           <w:p>
             <w:pPr>
               <w:spacing w:after="40"/>
-              <w:rPr>
-                <w:rFonts w:hint="eastAsia"/>
-              </w:rPr>
             </w:pPr>
             <w:r>
               <w:t>SQL orders table</w:t>
@@ -4078,79 +3739,85 @@
         </w:tc>
         <w:tc>
           <w:tcPr>
-            <w:tcW w:w="1395" w:type="dxa"/>
+            <w:tcW w:w="992" w:type="dxa"/>
           </w:tcPr>
           <w:p>
             <w:pPr>
               <w:spacing w:after="40"/>
-              <w:rPr>
-                <w:rFonts w:hint="eastAsia"/>
-              </w:rPr>
-            </w:pPr>
-          </w:p>
-        </w:tc>
-        <w:tc>
-          <w:tcPr>
-            <w:tcW w:w="1439" w:type="dxa"/>
+            </w:pPr>
+          </w:p>
+        </w:tc>
+        <w:tc>
+          <w:tcPr>
+            <w:tcW w:w="1769" w:type="dxa"/>
           </w:tcPr>
           <w:p>
             <w:pPr>
               <w:spacing w:after="40"/>
-              <w:rPr>
-                <w:rFonts w:hint="eastAsia"/>
-              </w:rPr>
-            </w:pPr>
-          </w:p>
-        </w:tc>
-        <w:tc>
-          <w:tcPr>
-            <w:tcW w:w="1428" w:type="dxa"/>
+            </w:pPr>
+            <w:proofErr w:type="spellStart"/>
+            <w:r>
+              <w:t>Operat</w:t>
+            </w:r>
+            <w:proofErr w:type="spellEnd"/>
+          </w:p>
+        </w:tc>
+        <w:tc>
+          <w:tcPr>
+            <w:tcW w:w="1170" w:type="dxa"/>
           </w:tcPr>
           <w:p>
             <w:pPr>
               <w:spacing w:after="40"/>
-              <w:rPr>
-                <w:rFonts w:hint="eastAsia"/>
-              </w:rPr>
-            </w:pPr>
-          </w:p>
-        </w:tc>
-        <w:tc>
-          <w:tcPr>
-            <w:tcW w:w="1411" w:type="dxa"/>
+            </w:pPr>
+            <w:r>
+              <w:t>PostgreSQL read-only</w:t>
+            </w:r>
+          </w:p>
+        </w:tc>
+        <w:tc>
+          <w:tcPr>
+            <w:tcW w:w="1080" w:type="dxa"/>
           </w:tcPr>
           <w:p>
             <w:pPr>
               <w:spacing w:after="40"/>
-              <w:rPr>
-                <w:rFonts w:hint="eastAsia"/>
-              </w:rPr>
-            </w:pPr>
-          </w:p>
-        </w:tc>
-        <w:tc>
-          <w:tcPr>
-            <w:tcW w:w="1896" w:type="dxa"/>
+            </w:pPr>
+          </w:p>
+        </w:tc>
+        <w:tc>
+          <w:tcPr>
+            <w:tcW w:w="1622" w:type="dxa"/>
           </w:tcPr>
           <w:p>
             <w:pPr>
               <w:spacing w:after="40"/>
-              <w:rPr>
-                <w:rFonts w:hint="eastAsia"/>
-              </w:rPr>
-            </w:pPr>
-          </w:p>
-        </w:tc>
-        <w:tc>
-          <w:tcPr>
-            <w:tcW w:w="1400" w:type="dxa"/>
+            </w:pPr>
+            <w:r>
+              <w:t>Public-synthetic</w:t>
+            </w:r>
+          </w:p>
+        </w:tc>
+        <w:tc>
+          <w:tcPr>
+            <w:tcW w:w="1622" w:type="dxa"/>
           </w:tcPr>
           <w:p>
             <w:pPr>
               <w:spacing w:after="40"/>
-              <w:rPr>
-                <w:rFonts w:hint="eastAsia"/>
-              </w:rPr>
+            </w:pPr>
+            <w:r>
+              <w:t>Internal</w:t>
+            </w:r>
+          </w:p>
+        </w:tc>
+        <w:tc>
+          <w:tcPr>
+            <w:tcW w:w="1017" w:type="dxa"/>
+          </w:tcPr>
+          <w:p>
+            <w:pPr>
+              <w:spacing w:after="40"/>
             </w:pPr>
           </w:p>
         </w:tc>
@@ -4158,95 +3825,94 @@
       <w:tr>
         <w:tc>
           <w:tcPr>
-            <w:tcW w:w="1413" w:type="dxa"/>
+            <w:tcW w:w="1159" w:type="dxa"/>
           </w:tcPr>
           <w:p>
             <w:pPr>
               <w:spacing w:after="40"/>
-              <w:rPr>
-                <w:rFonts w:hint="eastAsia"/>
-              </w:rPr>
-            </w:pPr>
-            <w:r>
+            </w:pPr>
+            <w:r>
+              <w:lastRenderedPageBreak/>
               <w:t>SQL order-items table</w:t>
             </w:r>
           </w:p>
         </w:tc>
         <w:tc>
           <w:tcPr>
-            <w:tcW w:w="1395" w:type="dxa"/>
+            <w:tcW w:w="992" w:type="dxa"/>
           </w:tcPr>
           <w:p>
             <w:pPr>
               <w:spacing w:after="40"/>
-              <w:rPr>
-                <w:rFonts w:hint="eastAsia"/>
-              </w:rPr>
-            </w:pPr>
-          </w:p>
-        </w:tc>
-        <w:tc>
-          <w:tcPr>
-            <w:tcW w:w="1439" w:type="dxa"/>
+            </w:pPr>
+          </w:p>
+        </w:tc>
+        <w:tc>
+          <w:tcPr>
+            <w:tcW w:w="1769" w:type="dxa"/>
           </w:tcPr>
           <w:p>
             <w:pPr>
               <w:spacing w:after="40"/>
-              <w:rPr>
-                <w:rFonts w:hint="eastAsia"/>
-              </w:rPr>
-            </w:pPr>
-          </w:p>
-        </w:tc>
-        <w:tc>
-          <w:tcPr>
-            <w:tcW w:w="1428" w:type="dxa"/>
+            </w:pPr>
+          </w:p>
+        </w:tc>
+        <w:tc>
+          <w:tcPr>
+            <w:tcW w:w="1170" w:type="dxa"/>
           </w:tcPr>
           <w:p>
             <w:pPr>
               <w:spacing w:after="40"/>
-              <w:rPr>
-                <w:rFonts w:hint="eastAsia"/>
-              </w:rPr>
-            </w:pPr>
-          </w:p>
-        </w:tc>
-        <w:tc>
-          <w:tcPr>
-            <w:tcW w:w="1411" w:type="dxa"/>
+            </w:pPr>
+            <w:r>
+              <w:t>PostgreSQL read-only</w:t>
+            </w:r>
+          </w:p>
+        </w:tc>
+        <w:tc>
+          <w:tcPr>
+            <w:tcW w:w="1080" w:type="dxa"/>
           </w:tcPr>
           <w:p>
             <w:pPr>
               <w:spacing w:after="40"/>
-              <w:rPr>
-                <w:rFonts w:hint="eastAsia"/>
-              </w:rPr>
-            </w:pPr>
-          </w:p>
-        </w:tc>
-        <w:tc>
-          <w:tcPr>
-            <w:tcW w:w="1896" w:type="dxa"/>
+            </w:pPr>
+          </w:p>
+        </w:tc>
+        <w:tc>
+          <w:tcPr>
+            <w:tcW w:w="1622" w:type="dxa"/>
           </w:tcPr>
           <w:p>
             <w:pPr>
               <w:spacing w:after="40"/>
-              <w:rPr>
-                <w:rFonts w:hint="eastAsia"/>
-              </w:rPr>
-            </w:pPr>
-          </w:p>
-        </w:tc>
-        <w:tc>
-          <w:tcPr>
-            <w:tcW w:w="1400" w:type="dxa"/>
+            </w:pPr>
+            <w:r>
+              <w:t>Public-synthetic</w:t>
+            </w:r>
+          </w:p>
+        </w:tc>
+        <w:tc>
+          <w:tcPr>
+            <w:tcW w:w="1622" w:type="dxa"/>
           </w:tcPr>
           <w:p>
             <w:pPr>
               <w:spacing w:after="40"/>
-              <w:rPr>
-                <w:rFonts w:hint="eastAsia"/>
-              </w:rPr>
+            </w:pPr>
+            <w:r>
+              <w:t>Internal</w:t>
+            </w:r>
+          </w:p>
+        </w:tc>
+        <w:tc>
+          <w:tcPr>
+            <w:tcW w:w="1017" w:type="dxa"/>
+          </w:tcPr>
+          <w:p>
+            <w:pPr>
+              <w:spacing w:after="40"/>
             </w:pPr>
           </w:p>
         </w:tc>
@@ -4254,89 +3920,93 @@
       <w:tr>
         <w:tc>
           <w:tcPr>
-            <w:tcW w:w="1413" w:type="dxa"/>
+            <w:tcW w:w="1159" w:type="dxa"/>
           </w:tcPr>
           <w:p>
             <w:pPr>
               <w:spacing w:after="40"/>
             </w:pPr>
-          </w:p>
-        </w:tc>
-        <w:tc>
-          <w:tcPr>
-            <w:tcW w:w="1395" w:type="dxa"/>
+            <w:r>
+              <w:t>Excel monthly sales targets</w:t>
+            </w:r>
+          </w:p>
+        </w:tc>
+        <w:tc>
+          <w:tcPr>
+            <w:tcW w:w="992" w:type="dxa"/>
           </w:tcPr>
           <w:p>
             <w:pPr>
               <w:spacing w:after="40"/>
-              <w:rPr>
-                <w:rFonts w:hint="eastAsia"/>
-              </w:rPr>
-            </w:pPr>
-          </w:p>
-        </w:tc>
-        <w:tc>
-          <w:tcPr>
-            <w:tcW w:w="1439" w:type="dxa"/>
+            </w:pPr>
+          </w:p>
+        </w:tc>
+        <w:tc>
+          <w:tcPr>
+            <w:tcW w:w="1769" w:type="dxa"/>
           </w:tcPr>
           <w:p>
             <w:pPr>
               <w:spacing w:after="40"/>
-              <w:rPr>
-                <w:rFonts w:hint="eastAsia"/>
-              </w:rPr>
-            </w:pPr>
-          </w:p>
-        </w:tc>
-        <w:tc>
-          <w:tcPr>
-            <w:tcW w:w="1428" w:type="dxa"/>
+            </w:pPr>
+          </w:p>
+        </w:tc>
+        <w:tc>
+          <w:tcPr>
+            <w:tcW w:w="1170" w:type="dxa"/>
           </w:tcPr>
           <w:p>
             <w:pPr>
               <w:spacing w:after="40"/>
-              <w:rPr>
-                <w:rFonts w:hint="eastAsia"/>
-              </w:rPr>
-            </w:pPr>
-          </w:p>
-        </w:tc>
-        <w:tc>
-          <w:tcPr>
-            <w:tcW w:w="1411" w:type="dxa"/>
+            </w:pPr>
+            <w:r>
+              <w:t>Excel workbook</w:t>
+            </w:r>
+          </w:p>
+        </w:tc>
+        <w:tc>
+          <w:tcPr>
+            <w:tcW w:w="1080" w:type="dxa"/>
           </w:tcPr>
           <w:p>
             <w:pPr>
               <w:spacing w:after="40"/>
-              <w:rPr>
-                <w:rFonts w:hint="eastAsia"/>
-              </w:rPr>
-            </w:pPr>
-          </w:p>
-        </w:tc>
-        <w:tc>
-          <w:tcPr>
-            <w:tcW w:w="1896" w:type="dxa"/>
+            </w:pPr>
+          </w:p>
+        </w:tc>
+        <w:tc>
+          <w:tcPr>
+            <w:tcW w:w="1622" w:type="dxa"/>
           </w:tcPr>
           <w:p>
             <w:pPr>
               <w:spacing w:after="40"/>
-              <w:rPr>
-                <w:rFonts w:hint="eastAsia"/>
-              </w:rPr>
-            </w:pPr>
-          </w:p>
-        </w:tc>
-        <w:tc>
-          <w:tcPr>
-            <w:tcW w:w="1400" w:type="dxa"/>
+            </w:pPr>
+            <w:r>
+              <w:t>Public-synthetic</w:t>
+            </w:r>
+          </w:p>
+        </w:tc>
+        <w:tc>
+          <w:tcPr>
+            <w:tcW w:w="1622" w:type="dxa"/>
           </w:tcPr>
           <w:p>
             <w:pPr>
               <w:spacing w:after="40"/>
-              <w:rPr>
-                <w:rFonts w:hint="eastAsia"/>
-              </w:rPr>
+            </w:pPr>
+            <w:r>
+              <w:t>Internal</w:t>
+            </w:r>
+          </w:p>
+        </w:tc>
+        <w:tc>
+          <w:tcPr>
+            <w:tcW w:w="1017" w:type="dxa"/>
+          </w:tcPr>
+          <w:p>
+            <w:pPr>
+              <w:spacing w:after="40"/>
             </w:pPr>
           </w:p>
         </w:tc>
@@ -4344,89 +4014,93 @@
       <w:tr>
         <w:tc>
           <w:tcPr>
-            <w:tcW w:w="1413" w:type="dxa"/>
+            <w:tcW w:w="1159" w:type="dxa"/>
           </w:tcPr>
           <w:p>
             <w:pPr>
               <w:spacing w:after="40"/>
             </w:pPr>
-          </w:p>
-        </w:tc>
-        <w:tc>
-          <w:tcPr>
-            <w:tcW w:w="1395" w:type="dxa"/>
+            <w:r>
+              <w:t>Excel inventory snapshots</w:t>
+            </w:r>
+          </w:p>
+        </w:tc>
+        <w:tc>
+          <w:tcPr>
+            <w:tcW w:w="992" w:type="dxa"/>
           </w:tcPr>
           <w:p>
             <w:pPr>
               <w:spacing w:after="40"/>
-              <w:rPr>
-                <w:rFonts w:hint="eastAsia"/>
-              </w:rPr>
-            </w:pPr>
-          </w:p>
-        </w:tc>
-        <w:tc>
-          <w:tcPr>
-            <w:tcW w:w="1439" w:type="dxa"/>
+            </w:pPr>
+          </w:p>
+        </w:tc>
+        <w:tc>
+          <w:tcPr>
+            <w:tcW w:w="1769" w:type="dxa"/>
           </w:tcPr>
           <w:p>
             <w:pPr>
               <w:spacing w:after="40"/>
-              <w:rPr>
-                <w:rFonts w:hint="eastAsia"/>
-              </w:rPr>
-            </w:pPr>
-          </w:p>
-        </w:tc>
-        <w:tc>
-          <w:tcPr>
-            <w:tcW w:w="1428" w:type="dxa"/>
+            </w:pPr>
+          </w:p>
+        </w:tc>
+        <w:tc>
+          <w:tcPr>
+            <w:tcW w:w="1170" w:type="dxa"/>
           </w:tcPr>
           <w:p>
             <w:pPr>
               <w:spacing w:after="40"/>
-              <w:rPr>
-                <w:rFonts w:hint="eastAsia"/>
-              </w:rPr>
-            </w:pPr>
-          </w:p>
-        </w:tc>
-        <w:tc>
-          <w:tcPr>
-            <w:tcW w:w="1411" w:type="dxa"/>
+            </w:pPr>
+            <w:r>
+              <w:t>Excel workbook</w:t>
+            </w:r>
+          </w:p>
+        </w:tc>
+        <w:tc>
+          <w:tcPr>
+            <w:tcW w:w="1080" w:type="dxa"/>
           </w:tcPr>
           <w:p>
             <w:pPr>
               <w:spacing w:after="40"/>
-              <w:rPr>
-                <w:rFonts w:hint="eastAsia"/>
-              </w:rPr>
-            </w:pPr>
-          </w:p>
-        </w:tc>
-        <w:tc>
-          <w:tcPr>
-            <w:tcW w:w="1896" w:type="dxa"/>
+            </w:pPr>
+          </w:p>
+        </w:tc>
+        <w:tc>
+          <w:tcPr>
+            <w:tcW w:w="1622" w:type="dxa"/>
           </w:tcPr>
           <w:p>
             <w:pPr>
               <w:spacing w:after="40"/>
-              <w:rPr>
-                <w:rFonts w:hint="eastAsia"/>
-              </w:rPr>
-            </w:pPr>
-          </w:p>
-        </w:tc>
-        <w:tc>
-          <w:tcPr>
-            <w:tcW w:w="1400" w:type="dxa"/>
+            </w:pPr>
+            <w:r>
+              <w:t>Public-synthetic</w:t>
+            </w:r>
+          </w:p>
+        </w:tc>
+        <w:tc>
+          <w:tcPr>
+            <w:tcW w:w="1622" w:type="dxa"/>
           </w:tcPr>
           <w:p>
             <w:pPr>
               <w:spacing w:after="40"/>
-              <w:rPr>
-                <w:rFonts w:hint="eastAsia"/>
-              </w:rPr>
+            </w:pPr>
+            <w:r>
+              <w:t>Internal</w:t>
+            </w:r>
+          </w:p>
+        </w:tc>
+        <w:tc>
+          <w:tcPr>
+            <w:tcW w:w="1017" w:type="dxa"/>
+          </w:tcPr>
+          <w:p>
+            <w:pPr>
+              <w:spacing w:after="40"/>
             </w:pPr>
           </w:p>
         </w:tc>
@@ -4434,89 +4108,90 @@
       <w:tr>
         <w:tc>
           <w:tcPr>
-            <w:tcW w:w="1413" w:type="dxa"/>
+            <w:tcW w:w="1159" w:type="dxa"/>
           </w:tcPr>
           <w:p>
             <w:pPr>
               <w:spacing w:after="40"/>
             </w:pPr>
-          </w:p>
-        </w:tc>
-        <w:tc>
-          <w:tcPr>
-            <w:tcW w:w="1395" w:type="dxa"/>
+            <w:r>
+              <w:t>CSV returns table</w:t>
+            </w:r>
+          </w:p>
+        </w:tc>
+        <w:tc>
+          <w:tcPr>
+            <w:tcW w:w="992" w:type="dxa"/>
           </w:tcPr>
           <w:p>
             <w:pPr>
               <w:spacing w:after="40"/>
-              <w:rPr>
-                <w:rFonts w:hint="eastAsia"/>
-              </w:rPr>
-            </w:pPr>
-          </w:p>
-        </w:tc>
-        <w:tc>
-          <w:tcPr>
-            <w:tcW w:w="1439" w:type="dxa"/>
+            </w:pPr>
+          </w:p>
+        </w:tc>
+        <w:tc>
+          <w:tcPr>
+            <w:tcW w:w="1769" w:type="dxa"/>
           </w:tcPr>
           <w:p>
             <w:pPr>
               <w:spacing w:after="40"/>
-              <w:rPr>
-                <w:rFonts w:hint="eastAsia"/>
-              </w:rPr>
-            </w:pPr>
-          </w:p>
-        </w:tc>
-        <w:tc>
-          <w:tcPr>
-            <w:tcW w:w="1428" w:type="dxa"/>
+            </w:pPr>
+          </w:p>
+        </w:tc>
+        <w:tc>
+          <w:tcPr>
+            <w:tcW w:w="1170" w:type="dxa"/>
           </w:tcPr>
           <w:p>
             <w:pPr>
               <w:spacing w:after="40"/>
-              <w:rPr>
-                <w:rFonts w:hint="eastAsia"/>
-              </w:rPr>
-            </w:pPr>
-          </w:p>
-        </w:tc>
-        <w:tc>
-          <w:tcPr>
-            <w:tcW w:w="1411" w:type="dxa"/>
+            </w:pPr>
+          </w:p>
+        </w:tc>
+        <w:tc>
+          <w:tcPr>
+            <w:tcW w:w="1080" w:type="dxa"/>
           </w:tcPr>
           <w:p>
             <w:pPr>
               <w:spacing w:after="40"/>
-              <w:rPr>
-                <w:rFonts w:hint="eastAsia"/>
-              </w:rPr>
-            </w:pPr>
-          </w:p>
-        </w:tc>
-        <w:tc>
-          <w:tcPr>
-            <w:tcW w:w="1896" w:type="dxa"/>
+            </w:pPr>
+          </w:p>
+        </w:tc>
+        <w:tc>
+          <w:tcPr>
+            <w:tcW w:w="1622" w:type="dxa"/>
           </w:tcPr>
           <w:p>
             <w:pPr>
               <w:spacing w:after="40"/>
-              <w:rPr>
-                <w:rFonts w:hint="eastAsia"/>
-              </w:rPr>
-            </w:pPr>
-          </w:p>
-        </w:tc>
-        <w:tc>
-          <w:tcPr>
-            <w:tcW w:w="1400" w:type="dxa"/>
+            </w:pPr>
+            <w:r>
+              <w:t>Public-synthetic</w:t>
+            </w:r>
+          </w:p>
+        </w:tc>
+        <w:tc>
+          <w:tcPr>
+            <w:tcW w:w="1622" w:type="dxa"/>
           </w:tcPr>
           <w:p>
             <w:pPr>
               <w:spacing w:after="40"/>
-              <w:rPr>
-                <w:rFonts w:hint="eastAsia"/>
-              </w:rPr>
+            </w:pPr>
+            <w:r>
+              <w:t>Internal</w:t>
+            </w:r>
+          </w:p>
+        </w:tc>
+        <w:tc>
+          <w:tcPr>
+            <w:tcW w:w="1017" w:type="dxa"/>
+          </w:tcPr>
+          <w:p>
+            <w:pPr>
+              <w:spacing w:after="40"/>
             </w:pPr>
           </w:p>
         </w:tc>
@@ -4524,89 +4199,90 @@
       <w:tr>
         <w:tc>
           <w:tcPr>
-            <w:tcW w:w="1413" w:type="dxa"/>
+            <w:tcW w:w="1159" w:type="dxa"/>
           </w:tcPr>
           <w:p>
             <w:pPr>
               <w:spacing w:after="40"/>
             </w:pPr>
-          </w:p>
-        </w:tc>
-        <w:tc>
-          <w:tcPr>
-            <w:tcW w:w="1395" w:type="dxa"/>
+            <w:r>
+              <w:t>CSV channel table</w:t>
+            </w:r>
+          </w:p>
+        </w:tc>
+        <w:tc>
+          <w:tcPr>
+            <w:tcW w:w="992" w:type="dxa"/>
           </w:tcPr>
           <w:p>
             <w:pPr>
               <w:spacing w:after="40"/>
-              <w:rPr>
-                <w:rFonts w:hint="eastAsia"/>
-              </w:rPr>
-            </w:pPr>
-          </w:p>
-        </w:tc>
-        <w:tc>
-          <w:tcPr>
-            <w:tcW w:w="1439" w:type="dxa"/>
+            </w:pPr>
+          </w:p>
+        </w:tc>
+        <w:tc>
+          <w:tcPr>
+            <w:tcW w:w="1769" w:type="dxa"/>
           </w:tcPr>
           <w:p>
             <w:pPr>
               <w:spacing w:after="40"/>
-              <w:rPr>
-                <w:rFonts w:hint="eastAsia"/>
-              </w:rPr>
-            </w:pPr>
-          </w:p>
-        </w:tc>
-        <w:tc>
-          <w:tcPr>
-            <w:tcW w:w="1428" w:type="dxa"/>
+            </w:pPr>
+          </w:p>
+        </w:tc>
+        <w:tc>
+          <w:tcPr>
+            <w:tcW w:w="1170" w:type="dxa"/>
           </w:tcPr>
           <w:p>
             <w:pPr>
               <w:spacing w:after="40"/>
-              <w:rPr>
-                <w:rFonts w:hint="eastAsia"/>
-              </w:rPr>
-            </w:pPr>
-          </w:p>
-        </w:tc>
-        <w:tc>
-          <w:tcPr>
-            <w:tcW w:w="1411" w:type="dxa"/>
+            </w:pPr>
+          </w:p>
+        </w:tc>
+        <w:tc>
+          <w:tcPr>
+            <w:tcW w:w="1080" w:type="dxa"/>
           </w:tcPr>
           <w:p>
             <w:pPr>
               <w:spacing w:after="40"/>
-              <w:rPr>
-                <w:rFonts w:hint="eastAsia"/>
-              </w:rPr>
-            </w:pPr>
-          </w:p>
-        </w:tc>
-        <w:tc>
-          <w:tcPr>
-            <w:tcW w:w="1896" w:type="dxa"/>
+            </w:pPr>
+          </w:p>
+        </w:tc>
+        <w:tc>
+          <w:tcPr>
+            <w:tcW w:w="1622" w:type="dxa"/>
           </w:tcPr>
           <w:p>
             <w:pPr>
               <w:spacing w:after="40"/>
-              <w:rPr>
-                <w:rFonts w:hint="eastAsia"/>
-              </w:rPr>
-            </w:pPr>
-          </w:p>
-        </w:tc>
-        <w:tc>
-          <w:tcPr>
-            <w:tcW w:w="1400" w:type="dxa"/>
+            </w:pPr>
+            <w:r>
+              <w:t>Public-synthetic</w:t>
+            </w:r>
+          </w:p>
+        </w:tc>
+        <w:tc>
+          <w:tcPr>
+            <w:tcW w:w="1622" w:type="dxa"/>
           </w:tcPr>
           <w:p>
             <w:pPr>
               <w:spacing w:after="40"/>
-              <w:rPr>
-                <w:rFonts w:hint="eastAsia"/>
-              </w:rPr>
+            </w:pPr>
+            <w:r>
+              <w:t>Public</w:t>
+            </w:r>
+          </w:p>
+        </w:tc>
+        <w:tc>
+          <w:tcPr>
+            <w:tcW w:w="1017" w:type="dxa"/>
+          </w:tcPr>
+          <w:p>
+            <w:pPr>
+              <w:spacing w:after="40"/>
             </w:pPr>
           </w:p>
         </w:tc>
@@ -4614,89 +4290,91 @@
       <w:tr>
         <w:tc>
           <w:tcPr>
-            <w:tcW w:w="1413" w:type="dxa"/>
+            <w:tcW w:w="1159" w:type="dxa"/>
           </w:tcPr>
           <w:p>
             <w:pPr>
               <w:spacing w:after="40"/>
-            </w:pPr>
-          </w:p>
-        </w:tc>
-        <w:tc>
-          <w:tcPr>
-            <w:tcW w:w="1395" w:type="dxa"/>
+              <w:jc w:val="both"/>
+            </w:pPr>
+            <w:r>
+              <w:t>JSON shipping information</w:t>
+            </w:r>
+          </w:p>
+        </w:tc>
+        <w:tc>
+          <w:tcPr>
+            <w:tcW w:w="992" w:type="dxa"/>
           </w:tcPr>
           <w:p>
             <w:pPr>
               <w:spacing w:after="40"/>
-              <w:rPr>
-                <w:rFonts w:hint="eastAsia"/>
-              </w:rPr>
-            </w:pPr>
-          </w:p>
-        </w:tc>
-        <w:tc>
-          <w:tcPr>
-            <w:tcW w:w="1439" w:type="dxa"/>
+            </w:pPr>
+          </w:p>
+        </w:tc>
+        <w:tc>
+          <w:tcPr>
+            <w:tcW w:w="1769" w:type="dxa"/>
           </w:tcPr>
           <w:p>
             <w:pPr>
               <w:spacing w:after="40"/>
-              <w:rPr>
-                <w:rFonts w:hint="eastAsia"/>
-              </w:rPr>
-            </w:pPr>
-          </w:p>
-        </w:tc>
-        <w:tc>
-          <w:tcPr>
-            <w:tcW w:w="1428" w:type="dxa"/>
+            </w:pPr>
+          </w:p>
+        </w:tc>
+        <w:tc>
+          <w:tcPr>
+            <w:tcW w:w="1170" w:type="dxa"/>
           </w:tcPr>
           <w:p>
             <w:pPr>
               <w:spacing w:after="40"/>
-              <w:rPr>
-                <w:rFonts w:hint="eastAsia"/>
-              </w:rPr>
-            </w:pPr>
-          </w:p>
-        </w:tc>
-        <w:tc>
-          <w:tcPr>
-            <w:tcW w:w="1411" w:type="dxa"/>
+            </w:pPr>
+          </w:p>
+        </w:tc>
+        <w:tc>
+          <w:tcPr>
+            <w:tcW w:w="1080" w:type="dxa"/>
           </w:tcPr>
           <w:p>
             <w:pPr>
               <w:spacing w:after="40"/>
-              <w:rPr>
-                <w:rFonts w:hint="eastAsia"/>
-              </w:rPr>
-            </w:pPr>
-          </w:p>
-        </w:tc>
-        <w:tc>
-          <w:tcPr>
-            <w:tcW w:w="1896" w:type="dxa"/>
+            </w:pPr>
+          </w:p>
+        </w:tc>
+        <w:tc>
+          <w:tcPr>
+            <w:tcW w:w="1622" w:type="dxa"/>
           </w:tcPr>
           <w:p>
             <w:pPr>
               <w:spacing w:after="40"/>
-              <w:rPr>
-                <w:rFonts w:hint="eastAsia"/>
-              </w:rPr>
-            </w:pPr>
-          </w:p>
-        </w:tc>
-        <w:tc>
-          <w:tcPr>
-            <w:tcW w:w="1400" w:type="dxa"/>
+            </w:pPr>
+            <w:r>
+              <w:t>Public-synthetic</w:t>
+            </w:r>
+          </w:p>
+        </w:tc>
+        <w:tc>
+          <w:tcPr>
+            <w:tcW w:w="1622" w:type="dxa"/>
           </w:tcPr>
           <w:p>
             <w:pPr>
               <w:spacing w:after="40"/>
-              <w:rPr>
-                <w:rFonts w:hint="eastAsia"/>
-              </w:rPr>
+            </w:pPr>
+            <w:r>
+              <w:t>Internal</w:t>
+            </w:r>
+          </w:p>
+        </w:tc>
+        <w:tc>
+          <w:tcPr>
+            <w:tcW w:w="1017" w:type="dxa"/>
+          </w:tcPr>
+          <w:p>
+            <w:pPr>
+              <w:spacing w:after="40"/>
             </w:pPr>
           </w:p>
         </w:tc>
@@ -4707,7 +4385,6 @@
         <w:spacing w:after="40"/>
         <w:ind w:hanging="29"/>
         <w:rPr>
-          <w:rFonts w:hint="eastAsia"/>
           <w:i/>
           <w:iCs/>
         </w:rPr>
@@ -4717,7 +4394,6 @@
       <w:pPr>
         <w:jc w:val="both"/>
         <w:rPr>
-          <w:rFonts w:hint="eastAsia"/>
           <w:i/>
           <w:iCs/>
         </w:rPr>
@@ -4768,9 +4444,6 @@
           <w:p>
             <w:pPr>
               <w:spacing w:after="0"/>
-              <w:rPr>
-                <w:rFonts w:hint="eastAsia"/>
-              </w:rPr>
             </w:pPr>
             <w:r>
               <w:rPr>
@@ -4789,9 +4462,6 @@
     <w:p>
       <w:pPr>
         <w:spacing w:after="0"/>
-        <w:rPr>
-          <w:rFonts w:hint="eastAsia"/>
-        </w:rPr>
       </w:pPr>
     </w:p>
     <w:p>
@@ -4834,9 +4504,6 @@
           <w:p>
             <w:pPr>
               <w:spacing w:after="0"/>
-              <w:rPr>
-                <w:rFonts w:hint="eastAsia"/>
-              </w:rPr>
             </w:pPr>
             <w:r>
               <w:rPr>
@@ -4863,9 +4530,6 @@
           <w:p>
             <w:pPr>
               <w:spacing w:after="0"/>
-              <w:rPr>
-                <w:rFonts w:hint="eastAsia"/>
-              </w:rPr>
             </w:pPr>
             <w:r>
               <w:rPr>
@@ -4897,9 +4561,6 @@
           <w:p>
             <w:pPr>
               <w:spacing w:after="0"/>
-              <w:rPr>
-                <w:rFonts w:hint="eastAsia"/>
-              </w:rPr>
             </w:pPr>
             <w:r>
               <w:rPr>
@@ -4923,9 +4584,6 @@
           <w:p>
             <w:pPr>
               <w:spacing w:after="0"/>
-              <w:rPr>
-                <w:rFonts w:hint="eastAsia"/>
-              </w:rPr>
             </w:pPr>
             <w:r>
               <w:rPr>
@@ -4956,9 +4614,6 @@
           <w:p>
             <w:pPr>
               <w:spacing w:after="0"/>
-              <w:rPr>
-                <w:rFonts w:hint="eastAsia"/>
-              </w:rPr>
             </w:pPr>
             <w:r>
               <w:rPr>
@@ -4983,9 +4638,6 @@
           <w:p>
             <w:pPr>
               <w:spacing w:after="0"/>
-              <w:rPr>
-                <w:rFonts w:hint="eastAsia"/>
-              </w:rPr>
             </w:pPr>
             <w:r>
               <w:rPr>
@@ -5015,9 +4667,6 @@
           <w:p>
             <w:pPr>
               <w:spacing w:after="0"/>
-              <w:rPr>
-                <w:rFonts w:hint="eastAsia"/>
-              </w:rPr>
             </w:pPr>
             <w:r>
               <w:rPr>
@@ -5041,9 +4690,6 @@
           <w:p>
             <w:pPr>
               <w:spacing w:after="0"/>
-              <w:rPr>
-                <w:rFonts w:hint="eastAsia"/>
-              </w:rPr>
             </w:pPr>
             <w:r>
               <w:rPr>
@@ -5074,9 +4720,6 @@
           <w:p>
             <w:pPr>
               <w:spacing w:after="0"/>
-              <w:rPr>
-                <w:rFonts w:hint="eastAsia"/>
-              </w:rPr>
             </w:pPr>
             <w:r>
               <w:rPr>
@@ -5101,9 +4744,6 @@
           <w:p>
             <w:pPr>
               <w:spacing w:after="0"/>
-              <w:rPr>
-                <w:rFonts w:hint="eastAsia"/>
-              </w:rPr>
             </w:pPr>
             <w:r>
               <w:rPr>
@@ -5118,9 +4758,6 @@
     <w:p>
       <w:pPr>
         <w:spacing w:after="20"/>
-        <w:rPr>
-          <w:rFonts w:hint="eastAsia"/>
-        </w:rPr>
       </w:pPr>
     </w:p>
     <w:p>
@@ -5135,9 +4772,6 @@
       <w:pPr>
         <w:spacing w:after="40"/>
         <w:ind w:hanging="29"/>
-        <w:rPr>
-          <w:rFonts w:hint="eastAsia"/>
-        </w:rPr>
       </w:pPr>
       <w:r>
         <w:rPr>
@@ -5155,9 +4789,6 @@
       <w:pPr>
         <w:spacing w:after="40"/>
         <w:ind w:hanging="29"/>
-        <w:rPr>
-          <w:rFonts w:hint="eastAsia"/>
-        </w:rPr>
       </w:pPr>
       <w:r>
         <w:rPr>
@@ -5175,9 +4806,6 @@
       <w:pPr>
         <w:spacing w:after="40"/>
         <w:ind w:hanging="29"/>
-        <w:rPr>
-          <w:rFonts w:hint="eastAsia"/>
-        </w:rPr>
       </w:pPr>
       <w:r>
         <w:rPr>
@@ -5195,9 +4823,6 @@
       <w:pPr>
         <w:spacing w:after="40"/>
         <w:ind w:hanging="29"/>
-        <w:rPr>
-          <w:rFonts w:hint="eastAsia"/>
-        </w:rPr>
       </w:pPr>
       <w:r>
         <w:rPr>
@@ -5215,9 +4840,6 @@
       <w:pPr>
         <w:spacing w:after="40"/>
         <w:ind w:hanging="29"/>
-        <w:rPr>
-          <w:rFonts w:hint="eastAsia"/>
-        </w:rPr>
       </w:pPr>
       <w:r>
         <w:rPr>
@@ -5235,9 +4857,6 @@
       <w:pPr>
         <w:spacing w:after="40"/>
         <w:ind w:hanging="29"/>
-        <w:rPr>
-          <w:rFonts w:hint="eastAsia"/>
-        </w:rPr>
       </w:pPr>
       <w:r>
         <w:rPr>
@@ -5255,9 +4874,6 @@
       <w:pPr>
         <w:spacing w:after="40"/>
         <w:ind w:hanging="29"/>
-        <w:rPr>
-          <w:rFonts w:hint="eastAsia"/>
-        </w:rPr>
       </w:pPr>
       <w:r>
         <w:rPr>
@@ -5275,9 +4891,6 @@
       <w:pPr>
         <w:spacing w:after="40"/>
         <w:ind w:hanging="29"/>
-        <w:rPr>
-          <w:rFonts w:hint="eastAsia"/>
-        </w:rPr>
       </w:pPr>
       <w:r>
         <w:rPr>
@@ -5295,9 +4908,6 @@
       <w:pPr>
         <w:spacing w:after="40"/>
         <w:ind w:hanging="29"/>
-        <w:rPr>
-          <w:rFonts w:hint="eastAsia"/>
-        </w:rPr>
       </w:pPr>
       <w:r>
         <w:rPr>
@@ -5315,9 +4925,6 @@
       <w:pPr>
         <w:spacing w:after="40"/>
         <w:ind w:hanging="29"/>
-        <w:rPr>
-          <w:rFonts w:hint="eastAsia"/>
-        </w:rPr>
       </w:pPr>
       <w:r>
         <w:rPr>
@@ -5360,9 +4967,6 @@
           <w:p>
             <w:pPr>
               <w:spacing w:after="0"/>
-              <w:rPr>
-                <w:rFonts w:hint="eastAsia"/>
-              </w:rPr>
             </w:pPr>
             <w:r>
               <w:rPr>
@@ -5381,9 +4985,6 @@
     <w:p>
       <w:pPr>
         <w:spacing w:after="0"/>
-        <w:rPr>
-          <w:rFonts w:hint="eastAsia"/>
-        </w:rPr>
       </w:pPr>
     </w:p>
     <w:tbl>
@@ -5415,9 +5016,6 @@
           <w:p>
             <w:pPr>
               <w:spacing w:after="0"/>
-              <w:rPr>
-                <w:rFonts w:hint="eastAsia"/>
-              </w:rPr>
             </w:pPr>
             <w:r>
               <w:rPr>
@@ -5436,9 +5034,6 @@
     <w:p>
       <w:pPr>
         <w:spacing w:after="0"/>
-        <w:rPr>
-          <w:rFonts w:hint="eastAsia"/>
-        </w:rPr>
       </w:pPr>
     </w:p>
     <w:p>
@@ -5453,9 +5048,6 @@
       <w:pPr>
         <w:spacing w:after="40"/>
         <w:ind w:hanging="29"/>
-        <w:rPr>
-          <w:rFonts w:hint="eastAsia"/>
-        </w:rPr>
       </w:pPr>
       <w:r>
         <w:rPr>
@@ -5473,9 +5065,6 @@
       <w:pPr>
         <w:spacing w:after="40"/>
         <w:ind w:hanging="29"/>
-        <w:rPr>
-          <w:rFonts w:hint="eastAsia"/>
-        </w:rPr>
       </w:pPr>
       <w:r>
         <w:rPr>
@@ -5493,9 +5082,6 @@
       <w:pPr>
         <w:spacing w:after="40"/>
         <w:ind w:hanging="29"/>
-        <w:rPr>
-          <w:rFonts w:hint="eastAsia"/>
-        </w:rPr>
       </w:pPr>
       <w:r>
         <w:rPr>
@@ -5513,9 +5099,6 @@
       <w:pPr>
         <w:spacing w:after="40"/>
         <w:ind w:hanging="29"/>
-        <w:rPr>
-          <w:rFonts w:hint="eastAsia"/>
-        </w:rPr>
       </w:pPr>
       <w:r>
         <w:rPr>
@@ -5530,11 +5113,6 @@
       </w:r>
     </w:p>
     <w:p>
-      <w:pPr>
-        <w:rPr>
-          <w:rFonts w:hint="eastAsia"/>
-        </w:rPr>
-      </w:pPr>
       <w:r>
         <w:rPr>
           <w:b/>
@@ -5552,21 +5130,11 @@
       </w:r>
     </w:p>
     <w:p>
-      <w:pPr>
-        <w:rPr>
-          <w:rFonts w:hint="eastAsia"/>
-        </w:rPr>
-      </w:pPr>
       <w:r>
         <w:t>Source inventory; M/query screenshots or excerpts; quality profile; transformation log; lineage register; rejected-record sample</w:t>
       </w:r>
     </w:p>
     <w:p>
-      <w:pPr>
-        <w:rPr>
-          <w:rFonts w:hint="eastAsia"/>
-        </w:rPr>
-      </w:pPr>
       <w:r>
         <w:rPr>
           <w:b/>
@@ -5579,9 +5147,6 @@
       <w:pPr>
         <w:pStyle w:val="SmallMuted"/>
         <w:spacing w:after="40"/>
-        <w:rPr>
-          <w:rFonts w:hint="eastAsia"/>
-        </w:rPr>
       </w:pPr>
       <w:r>
         <w:t>________________________________________________________________________________</w:t>
@@ -5591,9 +5156,6 @@
       <w:pPr>
         <w:pStyle w:val="SmallMuted"/>
         <w:spacing w:after="40"/>
-        <w:rPr>
-          <w:rFonts w:hint="eastAsia"/>
-        </w:rPr>
       </w:pPr>
       <w:r>
         <w:t>________________________________________________________________________________</w:t>
@@ -5603,9 +5165,6 @@
       <w:pPr>
         <w:pStyle w:val="SmallMuted"/>
         <w:spacing w:after="40"/>
-        <w:rPr>
-          <w:rFonts w:hint="eastAsia"/>
-        </w:rPr>
       </w:pPr>
       <w:r>
         <w:t>________________________________________________________________________________</w:t>
@@ -5615,20 +5174,12 @@
       <w:pPr>
         <w:pStyle w:val="SmallMuted"/>
         <w:spacing w:after="40"/>
-        <w:rPr>
-          <w:rFonts w:hint="eastAsia"/>
-        </w:rPr>
       </w:pPr>
       <w:r>
         <w:t>________________________________________________________________________________</w:t>
       </w:r>
     </w:p>
     <w:p>
-      <w:pPr>
-        <w:rPr>
-          <w:rFonts w:hint="eastAsia"/>
-        </w:rPr>
-      </w:pPr>
       <w:r>
         <w:br w:type="page"/>
       </w:r>
@@ -5671,9 +5222,6 @@
           <w:p>
             <w:pPr>
               <w:spacing w:after="0"/>
-              <w:rPr>
-                <w:rFonts w:hint="eastAsia"/>
-              </w:rPr>
             </w:pPr>
             <w:r>
               <w:rPr>
@@ -5692,9 +5240,6 @@
     <w:p>
       <w:pPr>
         <w:spacing w:after="0"/>
-        <w:rPr>
-          <w:rFonts w:hint="eastAsia"/>
-        </w:rPr>
       </w:pPr>
     </w:p>
     <w:p>
@@ -5737,9 +5282,6 @@
           <w:p>
             <w:pPr>
               <w:spacing w:after="0"/>
-              <w:rPr>
-                <w:rFonts w:hint="eastAsia"/>
-              </w:rPr>
             </w:pPr>
             <w:r>
               <w:rPr>
@@ -5766,9 +5308,6 @@
           <w:p>
             <w:pPr>
               <w:spacing w:after="0"/>
-              <w:rPr>
-                <w:rFonts w:hint="eastAsia"/>
-              </w:rPr>
             </w:pPr>
             <w:r>
               <w:rPr>
@@ -5800,9 +5339,6 @@
           <w:p>
             <w:pPr>
               <w:spacing w:after="0"/>
-              <w:rPr>
-                <w:rFonts w:hint="eastAsia"/>
-              </w:rPr>
             </w:pPr>
             <w:r>
               <w:rPr>
@@ -5826,9 +5362,6 @@
           <w:p>
             <w:pPr>
               <w:spacing w:after="0"/>
-              <w:rPr>
-                <w:rFonts w:hint="eastAsia"/>
-              </w:rPr>
             </w:pPr>
             <w:r>
               <w:rPr>
@@ -5859,9 +5392,6 @@
           <w:p>
             <w:pPr>
               <w:spacing w:after="0"/>
-              <w:rPr>
-                <w:rFonts w:hint="eastAsia"/>
-              </w:rPr>
             </w:pPr>
             <w:r>
               <w:rPr>
@@ -5886,9 +5416,6 @@
           <w:p>
             <w:pPr>
               <w:spacing w:after="0"/>
-              <w:rPr>
-                <w:rFonts w:hint="eastAsia"/>
-              </w:rPr>
             </w:pPr>
             <w:r>
               <w:rPr>
@@ -5918,9 +5445,6 @@
           <w:p>
             <w:pPr>
               <w:spacing w:after="0"/>
-              <w:rPr>
-                <w:rFonts w:hint="eastAsia"/>
-              </w:rPr>
             </w:pPr>
             <w:r>
               <w:rPr>
@@ -5944,9 +5468,6 @@
           <w:p>
             <w:pPr>
               <w:spacing w:after="0"/>
-              <w:rPr>
-                <w:rFonts w:hint="eastAsia"/>
-              </w:rPr>
             </w:pPr>
             <w:r>
               <w:rPr>
@@ -5977,9 +5498,6 @@
           <w:p>
             <w:pPr>
               <w:spacing w:after="0"/>
-              <w:rPr>
-                <w:rFonts w:hint="eastAsia"/>
-              </w:rPr>
             </w:pPr>
             <w:r>
               <w:rPr>
@@ -6004,9 +5522,6 @@
           <w:p>
             <w:pPr>
               <w:spacing w:after="0"/>
-              <w:rPr>
-                <w:rFonts w:hint="eastAsia"/>
-              </w:rPr>
             </w:pPr>
             <w:r>
               <w:rPr>
@@ -6021,9 +5536,6 @@
     <w:p>
       <w:pPr>
         <w:spacing w:after="20"/>
-        <w:rPr>
-          <w:rFonts w:hint="eastAsia"/>
-        </w:rPr>
       </w:pPr>
     </w:p>
     <w:p>
@@ -6038,9 +5550,6 @@
       <w:pPr>
         <w:spacing w:after="40"/>
         <w:ind w:hanging="29"/>
-        <w:rPr>
-          <w:rFonts w:hint="eastAsia"/>
-        </w:rPr>
       </w:pPr>
       <w:r>
         <w:rPr>
@@ -6058,9 +5567,6 @@
       <w:pPr>
         <w:spacing w:after="40"/>
         <w:ind w:hanging="29"/>
-        <w:rPr>
-          <w:rFonts w:hint="eastAsia"/>
-        </w:rPr>
       </w:pPr>
       <w:r>
         <w:rPr>
@@ -6078,9 +5584,6 @@
       <w:pPr>
         <w:spacing w:after="40"/>
         <w:ind w:hanging="29"/>
-        <w:rPr>
-          <w:rFonts w:hint="eastAsia"/>
-        </w:rPr>
       </w:pPr>
       <w:r>
         <w:rPr>
@@ -6098,9 +5601,6 @@
       <w:pPr>
         <w:spacing w:after="40"/>
         <w:ind w:hanging="29"/>
-        <w:rPr>
-          <w:rFonts w:hint="eastAsia"/>
-        </w:rPr>
       </w:pPr>
       <w:r>
         <w:rPr>
@@ -6118,9 +5618,6 @@
       <w:pPr>
         <w:spacing w:after="40"/>
         <w:ind w:hanging="29"/>
-        <w:rPr>
-          <w:rFonts w:hint="eastAsia"/>
-        </w:rPr>
       </w:pPr>
       <w:r>
         <w:rPr>
@@ -6138,9 +5635,6 @@
       <w:pPr>
         <w:spacing w:after="40"/>
         <w:ind w:hanging="29"/>
-        <w:rPr>
-          <w:rFonts w:hint="eastAsia"/>
-        </w:rPr>
       </w:pPr>
       <w:r>
         <w:rPr>
@@ -6158,9 +5652,6 @@
       <w:pPr>
         <w:spacing w:after="40"/>
         <w:ind w:hanging="29"/>
-        <w:rPr>
-          <w:rFonts w:hint="eastAsia"/>
-        </w:rPr>
       </w:pPr>
       <w:r>
         <w:rPr>
@@ -6178,9 +5669,6 @@
       <w:pPr>
         <w:spacing w:after="40"/>
         <w:ind w:hanging="29"/>
-        <w:rPr>
-          <w:rFonts w:hint="eastAsia"/>
-        </w:rPr>
       </w:pPr>
       <w:r>
         <w:rPr>
@@ -6198,9 +5686,6 @@
       <w:pPr>
         <w:spacing w:after="40"/>
         <w:ind w:hanging="29"/>
-        <w:rPr>
-          <w:rFonts w:hint="eastAsia"/>
-        </w:rPr>
       </w:pPr>
       <w:r>
         <w:rPr>
@@ -6218,9 +5703,6 @@
       <w:pPr>
         <w:spacing w:after="40"/>
         <w:ind w:hanging="29"/>
-        <w:rPr>
-          <w:rFonts w:hint="eastAsia"/>
-        </w:rPr>
       </w:pPr>
       <w:r>
         <w:rPr>
@@ -6263,9 +5745,6 @@
           <w:p>
             <w:pPr>
               <w:spacing w:after="0"/>
-              <w:rPr>
-                <w:rFonts w:hint="eastAsia"/>
-              </w:rPr>
             </w:pPr>
             <w:r>
               <w:rPr>
@@ -6284,9 +5763,6 @@
     <w:p>
       <w:pPr>
         <w:spacing w:after="0"/>
-        <w:rPr>
-          <w:rFonts w:hint="eastAsia"/>
-        </w:rPr>
       </w:pPr>
     </w:p>
     <w:tbl>
@@ -6318,9 +5794,6 @@
           <w:p>
             <w:pPr>
               <w:spacing w:after="0"/>
-              <w:rPr>
-                <w:rFonts w:hint="eastAsia"/>
-              </w:rPr>
             </w:pPr>
             <w:r>
               <w:rPr>
@@ -6339,9 +5812,6 @@
     <w:p>
       <w:pPr>
         <w:spacing w:after="0"/>
-        <w:rPr>
-          <w:rFonts w:hint="eastAsia"/>
-        </w:rPr>
       </w:pPr>
     </w:p>
     <w:p>
@@ -6356,9 +5826,6 @@
       <w:pPr>
         <w:spacing w:after="40"/>
         <w:ind w:hanging="29"/>
-        <w:rPr>
-          <w:rFonts w:hint="eastAsia"/>
-        </w:rPr>
       </w:pPr>
       <w:r>
         <w:rPr>
@@ -6376,9 +5843,6 @@
       <w:pPr>
         <w:spacing w:after="40"/>
         <w:ind w:hanging="29"/>
-        <w:rPr>
-          <w:rFonts w:hint="eastAsia"/>
-        </w:rPr>
       </w:pPr>
       <w:r>
         <w:rPr>
@@ -6396,9 +5860,6 @@
       <w:pPr>
         <w:spacing w:after="40"/>
         <w:ind w:hanging="29"/>
-        <w:rPr>
-          <w:rFonts w:hint="eastAsia"/>
-        </w:rPr>
       </w:pPr>
       <w:r>
         <w:rPr>
@@ -6416,9 +5877,6 @@
       <w:pPr>
         <w:spacing w:after="40"/>
         <w:ind w:hanging="29"/>
-        <w:rPr>
-          <w:rFonts w:hint="eastAsia"/>
-        </w:rPr>
       </w:pPr>
       <w:r>
         <w:rPr>
@@ -6433,11 +5891,6 @@
       </w:r>
     </w:p>
     <w:p>
-      <w:pPr>
-        <w:rPr>
-          <w:rFonts w:hint="eastAsia"/>
-        </w:rPr>
-      </w:pPr>
       <w:r>
         <w:rPr>
           <w:b/>
@@ -6455,21 +5908,11 @@
       </w:r>
     </w:p>
     <w:p>
-      <w:pPr>
-        <w:rPr>
-          <w:rFonts w:hint="eastAsia"/>
-        </w:rPr>
-      </w:pPr>
       <w:r>
         <w:t>Model diagram; grain statements; relationship register; data dictionary; DAX catalog; model-review checklist</w:t>
       </w:r>
     </w:p>
     <w:p>
-      <w:pPr>
-        <w:rPr>
-          <w:rFonts w:hint="eastAsia"/>
-        </w:rPr>
-      </w:pPr>
       <w:r>
         <w:rPr>
           <w:b/>
@@ -6482,9 +5925,6 @@
       <w:pPr>
         <w:pStyle w:val="SmallMuted"/>
         <w:spacing w:after="40"/>
-        <w:rPr>
-          <w:rFonts w:hint="eastAsia"/>
-        </w:rPr>
       </w:pPr>
       <w:r>
         <w:t>________________________________________________________________________________</w:t>
@@ -6494,9 +5934,6 @@
       <w:pPr>
         <w:pStyle w:val="SmallMuted"/>
         <w:spacing w:after="40"/>
-        <w:rPr>
-          <w:rFonts w:hint="eastAsia"/>
-        </w:rPr>
       </w:pPr>
       <w:r>
         <w:t>________________________________________________________________________________</w:t>
@@ -6506,9 +5943,6 @@
       <w:pPr>
         <w:pStyle w:val="SmallMuted"/>
         <w:spacing w:after="40"/>
-        <w:rPr>
-          <w:rFonts w:hint="eastAsia"/>
-        </w:rPr>
       </w:pPr>
       <w:r>
         <w:t>________________________________________________________________________________</w:t>
@@ -6518,20 +5952,12 @@
       <w:pPr>
         <w:pStyle w:val="SmallMuted"/>
         <w:spacing w:after="40"/>
-        <w:rPr>
-          <w:rFonts w:hint="eastAsia"/>
-        </w:rPr>
       </w:pPr>
       <w:r>
         <w:t>________________________________________________________________________________</w:t>
       </w:r>
     </w:p>
     <w:p>
-      <w:pPr>
-        <w:rPr>
-          <w:rFonts w:hint="eastAsia"/>
-        </w:rPr>
-      </w:pPr>
       <w:r>
         <w:br w:type="page"/>
       </w:r>
@@ -6574,9 +6000,6 @@
           <w:p>
             <w:pPr>
               <w:spacing w:after="0"/>
-              <w:rPr>
-                <w:rFonts w:hint="eastAsia"/>
-              </w:rPr>
             </w:pPr>
             <w:r>
               <w:rPr>
@@ -6595,9 +6018,6 @@
     <w:p>
       <w:pPr>
         <w:spacing w:after="0"/>
-        <w:rPr>
-          <w:rFonts w:hint="eastAsia"/>
-        </w:rPr>
       </w:pPr>
     </w:p>
     <w:p>
@@ -6640,9 +6060,6 @@
           <w:p>
             <w:pPr>
               <w:spacing w:after="0"/>
-              <w:rPr>
-                <w:rFonts w:hint="eastAsia"/>
-              </w:rPr>
             </w:pPr>
             <w:r>
               <w:rPr>
@@ -6669,9 +6086,6 @@
           <w:p>
             <w:pPr>
               <w:spacing w:after="0"/>
-              <w:rPr>
-                <w:rFonts w:hint="eastAsia"/>
-              </w:rPr>
             </w:pPr>
             <w:r>
               <w:rPr>
@@ -6703,9 +6117,6 @@
           <w:p>
             <w:pPr>
               <w:spacing w:after="0"/>
-              <w:rPr>
-                <w:rFonts w:hint="eastAsia"/>
-              </w:rPr>
             </w:pPr>
             <w:r>
               <w:rPr>
@@ -6729,9 +6140,6 @@
           <w:p>
             <w:pPr>
               <w:spacing w:after="0"/>
-              <w:rPr>
-                <w:rFonts w:hint="eastAsia"/>
-              </w:rPr>
             </w:pPr>
             <w:r>
               <w:rPr>
@@ -6762,9 +6170,6 @@
           <w:p>
             <w:pPr>
               <w:spacing w:after="0"/>
-              <w:rPr>
-                <w:rFonts w:hint="eastAsia"/>
-              </w:rPr>
             </w:pPr>
             <w:r>
               <w:rPr>
@@ -6789,9 +6194,6 @@
           <w:p>
             <w:pPr>
               <w:spacing w:after="0"/>
-              <w:rPr>
-                <w:rFonts w:hint="eastAsia"/>
-              </w:rPr>
             </w:pPr>
             <w:r>
               <w:rPr>
@@ -6821,9 +6223,6 @@
           <w:p>
             <w:pPr>
               <w:spacing w:after="0"/>
-              <w:rPr>
-                <w:rFonts w:hint="eastAsia"/>
-              </w:rPr>
             </w:pPr>
             <w:r>
               <w:rPr>
@@ -6847,9 +6246,6 @@
           <w:p>
             <w:pPr>
               <w:spacing w:after="0"/>
-              <w:rPr>
-                <w:rFonts w:hint="eastAsia"/>
-              </w:rPr>
             </w:pPr>
             <w:r>
               <w:rPr>
@@ -6880,9 +6276,6 @@
           <w:p>
             <w:pPr>
               <w:spacing w:after="0"/>
-              <w:rPr>
-                <w:rFonts w:hint="eastAsia"/>
-              </w:rPr>
             </w:pPr>
             <w:r>
               <w:rPr>
@@ -6907,9 +6300,6 @@
           <w:p>
             <w:pPr>
               <w:spacing w:after="0"/>
-              <w:rPr>
-                <w:rFonts w:hint="eastAsia"/>
-              </w:rPr>
             </w:pPr>
             <w:r>
               <w:rPr>
@@ -6924,9 +6314,6 @@
     <w:p>
       <w:pPr>
         <w:spacing w:after="20"/>
-        <w:rPr>
-          <w:rFonts w:hint="eastAsia"/>
-        </w:rPr>
       </w:pPr>
     </w:p>
     <w:p>
@@ -6941,9 +6328,6 @@
       <w:pPr>
         <w:spacing w:after="40"/>
         <w:ind w:hanging="29"/>
-        <w:rPr>
-          <w:rFonts w:hint="eastAsia"/>
-        </w:rPr>
       </w:pPr>
       <w:r>
         <w:rPr>
@@ -6961,9 +6345,6 @@
       <w:pPr>
         <w:spacing w:after="40"/>
         <w:ind w:hanging="29"/>
-        <w:rPr>
-          <w:rFonts w:hint="eastAsia"/>
-        </w:rPr>
       </w:pPr>
       <w:r>
         <w:rPr>
@@ -6981,9 +6362,6 @@
       <w:pPr>
         <w:spacing w:after="40"/>
         <w:ind w:hanging="29"/>
-        <w:rPr>
-          <w:rFonts w:hint="eastAsia"/>
-        </w:rPr>
       </w:pPr>
       <w:r>
         <w:rPr>
@@ -7001,9 +6379,6 @@
       <w:pPr>
         <w:spacing w:after="40"/>
         <w:ind w:hanging="29"/>
-        <w:rPr>
-          <w:rFonts w:hint="eastAsia"/>
-        </w:rPr>
       </w:pPr>
       <w:r>
         <w:rPr>
@@ -7021,9 +6396,6 @@
       <w:pPr>
         <w:spacing w:after="40"/>
         <w:ind w:hanging="29"/>
-        <w:rPr>
-          <w:rFonts w:hint="eastAsia"/>
-        </w:rPr>
       </w:pPr>
       <w:r>
         <w:rPr>
@@ -7041,9 +6413,6 @@
       <w:pPr>
         <w:spacing w:after="40"/>
         <w:ind w:hanging="29"/>
-        <w:rPr>
-          <w:rFonts w:hint="eastAsia"/>
-        </w:rPr>
       </w:pPr>
       <w:r>
         <w:rPr>
@@ -7061,9 +6430,6 @@
       <w:pPr>
         <w:spacing w:after="40"/>
         <w:ind w:hanging="29"/>
-        <w:rPr>
-          <w:rFonts w:hint="eastAsia"/>
-        </w:rPr>
       </w:pPr>
       <w:r>
         <w:rPr>
@@ -7081,9 +6447,6 @@
       <w:pPr>
         <w:spacing w:after="40"/>
         <w:ind w:hanging="29"/>
-        <w:rPr>
-          <w:rFonts w:hint="eastAsia"/>
-        </w:rPr>
       </w:pPr>
       <w:r>
         <w:rPr>
@@ -7101,9 +6464,6 @@
       <w:pPr>
         <w:spacing w:after="40"/>
         <w:ind w:hanging="29"/>
-        <w:rPr>
-          <w:rFonts w:hint="eastAsia"/>
-        </w:rPr>
       </w:pPr>
       <w:r>
         <w:rPr>
@@ -7121,9 +6481,6 @@
       <w:pPr>
         <w:spacing w:after="40"/>
         <w:ind w:hanging="29"/>
-        <w:rPr>
-          <w:rFonts w:hint="eastAsia"/>
-        </w:rPr>
       </w:pPr>
       <w:r>
         <w:rPr>
@@ -7166,9 +6523,6 @@
           <w:p>
             <w:pPr>
               <w:spacing w:after="0"/>
-              <w:rPr>
-                <w:rFonts w:hint="eastAsia"/>
-              </w:rPr>
             </w:pPr>
             <w:r>
               <w:rPr>
@@ -7187,9 +6541,6 @@
     <w:p>
       <w:pPr>
         <w:spacing w:after="0"/>
-        <w:rPr>
-          <w:rFonts w:hint="eastAsia"/>
-        </w:rPr>
       </w:pPr>
     </w:p>
     <w:tbl>
@@ -7221,9 +6572,6 @@
           <w:p>
             <w:pPr>
               <w:spacing w:after="0"/>
-              <w:rPr>
-                <w:rFonts w:hint="eastAsia"/>
-              </w:rPr>
             </w:pPr>
             <w:r>
               <w:rPr>
@@ -7242,9 +6590,6 @@
     <w:p>
       <w:pPr>
         <w:spacing w:after="0"/>
-        <w:rPr>
-          <w:rFonts w:hint="eastAsia"/>
-        </w:rPr>
       </w:pPr>
     </w:p>
     <w:p>
@@ -7259,9 +6604,6 @@
       <w:pPr>
         <w:spacing w:after="40"/>
         <w:ind w:hanging="29"/>
-        <w:rPr>
-          <w:rFonts w:hint="eastAsia"/>
-        </w:rPr>
       </w:pPr>
       <w:r>
         <w:rPr>
@@ -7279,9 +6621,6 @@
       <w:pPr>
         <w:spacing w:after="40"/>
         <w:ind w:hanging="29"/>
-        <w:rPr>
-          <w:rFonts w:hint="eastAsia"/>
-        </w:rPr>
       </w:pPr>
       <w:r>
         <w:rPr>
@@ -7299,9 +6638,6 @@
       <w:pPr>
         <w:spacing w:after="40"/>
         <w:ind w:hanging="29"/>
-        <w:rPr>
-          <w:rFonts w:hint="eastAsia"/>
-        </w:rPr>
       </w:pPr>
       <w:r>
         <w:rPr>
@@ -7319,9 +6655,6 @@
       <w:pPr>
         <w:spacing w:after="40"/>
         <w:ind w:hanging="29"/>
-        <w:rPr>
-          <w:rFonts w:hint="eastAsia"/>
-        </w:rPr>
       </w:pPr>
       <w:r>
         <w:rPr>
@@ -7336,11 +6669,6 @@
       </w:r>
     </w:p>
     <w:p>
-      <w:pPr>
-        <w:rPr>
-          <w:rFonts w:hint="eastAsia"/>
-        </w:rPr>
-      </w:pPr>
       <w:r>
         <w:rPr>
           <w:b/>
@@ -7358,21 +6686,11 @@
       </w:r>
     </w:p>
     <w:p>
-      <w:pPr>
-        <w:rPr>
-          <w:rFonts w:hint="eastAsia"/>
-        </w:rPr>
-      </w:pPr>
       <w:r>
         <w:t>Wireframes; theme specification; annotated screenshots; interaction map; accessibility checklist; final PBIX</w:t>
       </w:r>
     </w:p>
     <w:p>
-      <w:pPr>
-        <w:rPr>
-          <w:rFonts w:hint="eastAsia"/>
-        </w:rPr>
-      </w:pPr>
       <w:r>
         <w:rPr>
           <w:b/>
@@ -7385,9 +6703,6 @@
       <w:pPr>
         <w:pStyle w:val="SmallMuted"/>
         <w:spacing w:after="40"/>
-        <w:rPr>
-          <w:rFonts w:hint="eastAsia"/>
-        </w:rPr>
       </w:pPr>
       <w:r>
         <w:t>________________________________________________________________________________</w:t>
@@ -7397,9 +6712,6 @@
       <w:pPr>
         <w:pStyle w:val="SmallMuted"/>
         <w:spacing w:after="40"/>
-        <w:rPr>
-          <w:rFonts w:hint="eastAsia"/>
-        </w:rPr>
       </w:pPr>
       <w:r>
         <w:t>________________________________________________________________________________</w:t>
@@ -7409,9 +6721,6 @@
       <w:pPr>
         <w:pStyle w:val="SmallMuted"/>
         <w:spacing w:after="40"/>
-        <w:rPr>
-          <w:rFonts w:hint="eastAsia"/>
-        </w:rPr>
       </w:pPr>
       <w:r>
         <w:t>________________________________________________________________________________</w:t>
@@ -7421,20 +6730,12 @@
       <w:pPr>
         <w:pStyle w:val="SmallMuted"/>
         <w:spacing w:after="40"/>
-        <w:rPr>
-          <w:rFonts w:hint="eastAsia"/>
-        </w:rPr>
       </w:pPr>
       <w:r>
         <w:t>________________________________________________________________________________</w:t>
       </w:r>
     </w:p>
     <w:p>
-      <w:pPr>
-        <w:rPr>
-          <w:rFonts w:hint="eastAsia"/>
-        </w:rPr>
-      </w:pPr>
       <w:r>
         <w:br w:type="page"/>
       </w:r>
@@ -7477,9 +6778,6 @@
           <w:p>
             <w:pPr>
               <w:spacing w:after="0"/>
-              <w:rPr>
-                <w:rFonts w:hint="eastAsia"/>
-              </w:rPr>
             </w:pPr>
             <w:r>
               <w:rPr>
@@ -7498,9 +6796,6 @@
     <w:p>
       <w:pPr>
         <w:spacing w:after="0"/>
-        <w:rPr>
-          <w:rFonts w:hint="eastAsia"/>
-        </w:rPr>
       </w:pPr>
     </w:p>
     <w:p>
@@ -7543,9 +6838,6 @@
           <w:p>
             <w:pPr>
               <w:spacing w:after="0"/>
-              <w:rPr>
-                <w:rFonts w:hint="eastAsia"/>
-              </w:rPr>
             </w:pPr>
             <w:r>
               <w:rPr>
@@ -7572,9 +6864,6 @@
           <w:p>
             <w:pPr>
               <w:spacing w:after="0"/>
-              <w:rPr>
-                <w:rFonts w:hint="eastAsia"/>
-              </w:rPr>
             </w:pPr>
             <w:r>
               <w:rPr>
@@ -7606,9 +6895,6 @@
           <w:p>
             <w:pPr>
               <w:spacing w:after="0"/>
-              <w:rPr>
-                <w:rFonts w:hint="eastAsia"/>
-              </w:rPr>
             </w:pPr>
             <w:r>
               <w:rPr>
@@ -7632,9 +6918,6 @@
           <w:p>
             <w:pPr>
               <w:spacing w:after="0"/>
-              <w:rPr>
-                <w:rFonts w:hint="eastAsia"/>
-              </w:rPr>
             </w:pPr>
             <w:r>
               <w:rPr>
@@ -7665,9 +6948,6 @@
           <w:p>
             <w:pPr>
               <w:spacing w:after="0"/>
-              <w:rPr>
-                <w:rFonts w:hint="eastAsia"/>
-              </w:rPr>
             </w:pPr>
             <w:r>
               <w:rPr>
@@ -7692,9 +6972,6 @@
           <w:p>
             <w:pPr>
               <w:spacing w:after="0"/>
-              <w:rPr>
-                <w:rFonts w:hint="eastAsia"/>
-              </w:rPr>
             </w:pPr>
             <w:r>
               <w:rPr>
@@ -7724,9 +7001,6 @@
           <w:p>
             <w:pPr>
               <w:spacing w:after="0"/>
-              <w:rPr>
-                <w:rFonts w:hint="eastAsia"/>
-              </w:rPr>
             </w:pPr>
             <w:r>
               <w:rPr>
@@ -7750,9 +7024,6 @@
           <w:p>
             <w:pPr>
               <w:spacing w:after="0"/>
-              <w:rPr>
-                <w:rFonts w:hint="eastAsia"/>
-              </w:rPr>
             </w:pPr>
             <w:r>
               <w:rPr>
@@ -7783,9 +7054,6 @@
           <w:p>
             <w:pPr>
               <w:spacing w:after="0"/>
-              <w:rPr>
-                <w:rFonts w:hint="eastAsia"/>
-              </w:rPr>
             </w:pPr>
             <w:r>
               <w:rPr>
@@ -7810,9 +7078,6 @@
           <w:p>
             <w:pPr>
               <w:spacing w:after="0"/>
-              <w:rPr>
-                <w:rFonts w:hint="eastAsia"/>
-              </w:rPr>
             </w:pPr>
             <w:r>
               <w:rPr>
@@ -7827,9 +7092,6 @@
     <w:p>
       <w:pPr>
         <w:spacing w:after="20"/>
-        <w:rPr>
-          <w:rFonts w:hint="eastAsia"/>
-        </w:rPr>
       </w:pPr>
     </w:p>
     <w:p>
@@ -7844,9 +7106,6 @@
       <w:pPr>
         <w:spacing w:after="40"/>
         <w:ind w:hanging="29"/>
-        <w:rPr>
-          <w:rFonts w:hint="eastAsia"/>
-        </w:rPr>
       </w:pPr>
       <w:r>
         <w:rPr>
@@ -7864,9 +7123,6 @@
       <w:pPr>
         <w:spacing w:after="40"/>
         <w:ind w:hanging="29"/>
-        <w:rPr>
-          <w:rFonts w:hint="eastAsia"/>
-        </w:rPr>
       </w:pPr>
       <w:r>
         <w:rPr>
@@ -7884,9 +7140,6 @@
       <w:pPr>
         <w:spacing w:after="40"/>
         <w:ind w:hanging="29"/>
-        <w:rPr>
-          <w:rFonts w:hint="eastAsia"/>
-        </w:rPr>
       </w:pPr>
       <w:r>
         <w:rPr>
@@ -7904,9 +7157,6 @@
       <w:pPr>
         <w:spacing w:after="40"/>
         <w:ind w:hanging="29"/>
-        <w:rPr>
-          <w:rFonts w:hint="eastAsia"/>
-        </w:rPr>
       </w:pPr>
       <w:r>
         <w:rPr>
@@ -7924,9 +7174,6 @@
       <w:pPr>
         <w:spacing w:after="40"/>
         <w:ind w:hanging="29"/>
-        <w:rPr>
-          <w:rFonts w:hint="eastAsia"/>
-        </w:rPr>
       </w:pPr>
       <w:r>
         <w:rPr>
@@ -7944,9 +7191,6 @@
       <w:pPr>
         <w:spacing w:after="40"/>
         <w:ind w:hanging="29"/>
-        <w:rPr>
-          <w:rFonts w:hint="eastAsia"/>
-        </w:rPr>
       </w:pPr>
       <w:r>
         <w:rPr>
@@ -7964,9 +7208,6 @@
       <w:pPr>
         <w:spacing w:after="40"/>
         <w:ind w:hanging="29"/>
-        <w:rPr>
-          <w:rFonts w:hint="eastAsia"/>
-        </w:rPr>
       </w:pPr>
       <w:r>
         <w:rPr>
@@ -7984,9 +7225,6 @@
       <w:pPr>
         <w:spacing w:after="40"/>
         <w:ind w:hanging="29"/>
-        <w:rPr>
-          <w:rFonts w:hint="eastAsia"/>
-        </w:rPr>
       </w:pPr>
       <w:r>
         <w:rPr>
@@ -8029,9 +7267,6 @@
           <w:p>
             <w:pPr>
               <w:spacing w:after="0"/>
-              <w:rPr>
-                <w:rFonts w:hint="eastAsia"/>
-              </w:rPr>
             </w:pPr>
             <w:r>
               <w:rPr>
@@ -8050,9 +7285,6 @@
     <w:p>
       <w:pPr>
         <w:spacing w:after="0"/>
-        <w:rPr>
-          <w:rFonts w:hint="eastAsia"/>
-        </w:rPr>
       </w:pPr>
     </w:p>
     <w:tbl>
@@ -8084,9 +7316,6 @@
           <w:p>
             <w:pPr>
               <w:spacing w:after="0"/>
-              <w:rPr>
-                <w:rFonts w:hint="eastAsia"/>
-              </w:rPr>
             </w:pPr>
             <w:r>
               <w:rPr>
@@ -8105,9 +7334,6 @@
     <w:p>
       <w:pPr>
         <w:spacing w:after="0"/>
-        <w:rPr>
-          <w:rFonts w:hint="eastAsia"/>
-        </w:rPr>
       </w:pPr>
     </w:p>
     <w:p>
@@ -8122,9 +7348,6 @@
       <w:pPr>
         <w:spacing w:after="40"/>
         <w:ind w:hanging="29"/>
-        <w:rPr>
-          <w:rFonts w:hint="eastAsia"/>
-        </w:rPr>
       </w:pPr>
       <w:r>
         <w:rPr>
@@ -8142,9 +7365,6 @@
       <w:pPr>
         <w:spacing w:after="40"/>
         <w:ind w:hanging="29"/>
-        <w:rPr>
-          <w:rFonts w:hint="eastAsia"/>
-        </w:rPr>
       </w:pPr>
       <w:r>
         <w:rPr>
@@ -8162,9 +7382,6 @@
       <w:pPr>
         <w:spacing w:after="40"/>
         <w:ind w:hanging="29"/>
-        <w:rPr>
-          <w:rFonts w:hint="eastAsia"/>
-        </w:rPr>
       </w:pPr>
       <w:r>
         <w:rPr>
@@ -8182,9 +7399,6 @@
       <w:pPr>
         <w:spacing w:after="40"/>
         <w:ind w:hanging="29"/>
-        <w:rPr>
-          <w:rFonts w:hint="eastAsia"/>
-        </w:rPr>
       </w:pPr>
       <w:r>
         <w:rPr>
@@ -8199,11 +7413,6 @@
       </w:r>
     </w:p>
     <w:p>
-      <w:pPr>
-        <w:rPr>
-          <w:rFonts w:hint="eastAsia"/>
-        </w:rPr>
-      </w:pPr>
       <w:r>
         <w:rPr>
           <w:b/>
@@ -8220,21 +7429,11 @@
       </w:r>
     </w:p>
     <w:p>
-      <w:pPr>
-        <w:rPr>
-          <w:rFonts w:hint="eastAsia"/>
-        </w:rPr>
-      </w:pPr>
       <w:r>
         <w:t>Test plan; reconciliation workbook/query; test results; UAT scripts and sign-off; issue/resolution log; known-limitations list</w:t>
       </w:r>
     </w:p>
     <w:p>
-      <w:pPr>
-        <w:rPr>
-          <w:rFonts w:hint="eastAsia"/>
-        </w:rPr>
-      </w:pPr>
       <w:r>
         <w:rPr>
           <w:b/>
@@ -8247,9 +7446,6 @@
       <w:pPr>
         <w:pStyle w:val="SmallMuted"/>
         <w:spacing w:after="40"/>
-        <w:rPr>
-          <w:rFonts w:hint="eastAsia"/>
-        </w:rPr>
       </w:pPr>
       <w:r>
         <w:t>________________________________________________________________________________</w:t>
@@ -8259,9 +7455,6 @@
       <w:pPr>
         <w:pStyle w:val="SmallMuted"/>
         <w:spacing w:after="40"/>
-        <w:rPr>
-          <w:rFonts w:hint="eastAsia"/>
-        </w:rPr>
       </w:pPr>
       <w:r>
         <w:t>________________________________________________________________________________</w:t>
@@ -8271,9 +7464,6 @@
       <w:pPr>
         <w:pStyle w:val="SmallMuted"/>
         <w:spacing w:after="40"/>
-        <w:rPr>
-          <w:rFonts w:hint="eastAsia"/>
-        </w:rPr>
       </w:pPr>
       <w:r>
         <w:lastRenderedPageBreak/>
@@ -8284,20 +7474,12 @@
       <w:pPr>
         <w:pStyle w:val="SmallMuted"/>
         <w:spacing w:after="40"/>
-        <w:rPr>
-          <w:rFonts w:hint="eastAsia"/>
-        </w:rPr>
       </w:pPr>
       <w:r>
         <w:t>________________________________________________________________________________</w:t>
       </w:r>
     </w:p>
     <w:p>
-      <w:pPr>
-        <w:rPr>
-          <w:rFonts w:hint="eastAsia"/>
-        </w:rPr>
-      </w:pPr>
       <w:r>
         <w:br w:type="page"/>
       </w:r>
@@ -8340,9 +7522,6 @@
           <w:p>
             <w:pPr>
               <w:spacing w:after="0"/>
-              <w:rPr>
-                <w:rFonts w:hint="eastAsia"/>
-              </w:rPr>
             </w:pPr>
             <w:r>
               <w:rPr>
@@ -8361,9 +7540,6 @@
     <w:p>
       <w:pPr>
         <w:spacing w:after="0"/>
-        <w:rPr>
-          <w:rFonts w:hint="eastAsia"/>
-        </w:rPr>
       </w:pPr>
     </w:p>
     <w:p>
@@ -8406,9 +7582,6 @@
           <w:p>
             <w:pPr>
               <w:spacing w:after="0"/>
-              <w:rPr>
-                <w:rFonts w:hint="eastAsia"/>
-              </w:rPr>
             </w:pPr>
             <w:r>
               <w:rPr>
@@ -8435,9 +7608,6 @@
           <w:p>
             <w:pPr>
               <w:spacing w:after="0"/>
-              <w:rPr>
-                <w:rFonts w:hint="eastAsia"/>
-              </w:rPr>
             </w:pPr>
             <w:r>
               <w:rPr>
@@ -8469,9 +7639,6 @@
           <w:p>
             <w:pPr>
               <w:spacing w:after="0"/>
-              <w:rPr>
-                <w:rFonts w:hint="eastAsia"/>
-              </w:rPr>
             </w:pPr>
             <w:r>
               <w:rPr>
@@ -8495,9 +7662,6 @@
           <w:p>
             <w:pPr>
               <w:spacing w:after="0"/>
-              <w:rPr>
-                <w:rFonts w:hint="eastAsia"/>
-              </w:rPr>
             </w:pPr>
             <w:r>
               <w:rPr>
@@ -8528,9 +7692,6 @@
           <w:p>
             <w:pPr>
               <w:spacing w:after="0"/>
-              <w:rPr>
-                <w:rFonts w:hint="eastAsia"/>
-              </w:rPr>
             </w:pPr>
             <w:r>
               <w:rPr>
@@ -8555,9 +7716,6 @@
           <w:p>
             <w:pPr>
               <w:spacing w:after="0"/>
-              <w:rPr>
-                <w:rFonts w:hint="eastAsia"/>
-              </w:rPr>
             </w:pPr>
             <w:r>
               <w:rPr>
@@ -8587,9 +7745,6 @@
           <w:p>
             <w:pPr>
               <w:spacing w:after="0"/>
-              <w:rPr>
-                <w:rFonts w:hint="eastAsia"/>
-              </w:rPr>
             </w:pPr>
             <w:r>
               <w:rPr>
@@ -8613,9 +7768,6 @@
           <w:p>
             <w:pPr>
               <w:spacing w:after="0"/>
-              <w:rPr>
-                <w:rFonts w:hint="eastAsia"/>
-              </w:rPr>
             </w:pPr>
             <w:r>
               <w:rPr>
@@ -8646,9 +7798,6 @@
           <w:p>
             <w:pPr>
               <w:spacing w:after="0"/>
-              <w:rPr>
-                <w:rFonts w:hint="eastAsia"/>
-              </w:rPr>
             </w:pPr>
             <w:r>
               <w:rPr>
@@ -8673,9 +7822,6 @@
           <w:p>
             <w:pPr>
               <w:spacing w:after="0"/>
-              <w:rPr>
-                <w:rFonts w:hint="eastAsia"/>
-              </w:rPr>
             </w:pPr>
             <w:r>
               <w:rPr>
@@ -8690,9 +7836,6 @@
     <w:p>
       <w:pPr>
         <w:spacing w:after="20"/>
-        <w:rPr>
-          <w:rFonts w:hint="eastAsia"/>
-        </w:rPr>
       </w:pPr>
     </w:p>
     <w:p>
@@ -8707,9 +7850,6 @@
       <w:pPr>
         <w:spacing w:after="40"/>
         <w:ind w:hanging="29"/>
-        <w:rPr>
-          <w:rFonts w:hint="eastAsia"/>
-        </w:rPr>
       </w:pPr>
       <w:r>
         <w:rPr>
@@ -8727,9 +7867,6 @@
       <w:pPr>
         <w:spacing w:after="40"/>
         <w:ind w:hanging="29"/>
-        <w:rPr>
-          <w:rFonts w:hint="eastAsia"/>
-        </w:rPr>
       </w:pPr>
       <w:r>
         <w:rPr>
@@ -8747,9 +7884,6 @@
       <w:pPr>
         <w:spacing w:after="40"/>
         <w:ind w:hanging="29"/>
-        <w:rPr>
-          <w:rFonts w:hint="eastAsia"/>
-        </w:rPr>
       </w:pPr>
       <w:r>
         <w:rPr>
@@ -8767,9 +7901,6 @@
       <w:pPr>
         <w:spacing w:after="40"/>
         <w:ind w:hanging="29"/>
-        <w:rPr>
-          <w:rFonts w:hint="eastAsia"/>
-        </w:rPr>
       </w:pPr>
       <w:r>
         <w:rPr>
@@ -8787,9 +7918,6 @@
       <w:pPr>
         <w:spacing w:after="40"/>
         <w:ind w:hanging="29"/>
-        <w:rPr>
-          <w:rFonts w:hint="eastAsia"/>
-        </w:rPr>
       </w:pPr>
       <w:r>
         <w:rPr>
@@ -8807,9 +7935,6 @@
       <w:pPr>
         <w:spacing w:after="40"/>
         <w:ind w:hanging="29"/>
-        <w:rPr>
-          <w:rFonts w:hint="eastAsia"/>
-        </w:rPr>
       </w:pPr>
       <w:r>
         <w:rPr>
@@ -8827,9 +7952,6 @@
       <w:pPr>
         <w:spacing w:after="40"/>
         <w:ind w:hanging="29"/>
-        <w:rPr>
-          <w:rFonts w:hint="eastAsia"/>
-        </w:rPr>
       </w:pPr>
       <w:r>
         <w:rPr>
@@ -8847,9 +7969,6 @@
       <w:pPr>
         <w:spacing w:after="40"/>
         <w:ind w:hanging="29"/>
-        <w:rPr>
-          <w:rFonts w:hint="eastAsia"/>
-        </w:rPr>
       </w:pPr>
       <w:r>
         <w:rPr>
@@ -8867,9 +7986,6 @@
       <w:pPr>
         <w:spacing w:after="40"/>
         <w:ind w:hanging="29"/>
-        <w:rPr>
-          <w:rFonts w:hint="eastAsia"/>
-        </w:rPr>
       </w:pPr>
       <w:r>
         <w:rPr>
@@ -8912,9 +8028,6 @@
           <w:p>
             <w:pPr>
               <w:spacing w:after="0"/>
-              <w:rPr>
-                <w:rFonts w:hint="eastAsia"/>
-              </w:rPr>
             </w:pPr>
             <w:r>
               <w:rPr>
@@ -8933,9 +8046,6 @@
     <w:p>
       <w:pPr>
         <w:spacing w:after="0"/>
-        <w:rPr>
-          <w:rFonts w:hint="eastAsia"/>
-        </w:rPr>
       </w:pPr>
     </w:p>
     <w:tbl>
@@ -8967,9 +8077,6 @@
           <w:p>
             <w:pPr>
               <w:spacing w:after="0"/>
-              <w:rPr>
-                <w:rFonts w:hint="eastAsia"/>
-              </w:rPr>
             </w:pPr>
             <w:r>
               <w:rPr>
@@ -8988,9 +8095,6 @@
     <w:p>
       <w:pPr>
         <w:spacing w:after="0"/>
-        <w:rPr>
-          <w:rFonts w:hint="eastAsia"/>
-        </w:rPr>
       </w:pPr>
     </w:p>
     <w:p>
@@ -9005,9 +8109,6 @@
       <w:pPr>
         <w:spacing w:after="40"/>
         <w:ind w:hanging="29"/>
-        <w:rPr>
-          <w:rFonts w:hint="eastAsia"/>
-        </w:rPr>
       </w:pPr>
       <w:r>
         <w:rPr>
@@ -9025,9 +8126,6 @@
       <w:pPr>
         <w:spacing w:after="40"/>
         <w:ind w:hanging="29"/>
-        <w:rPr>
-          <w:rFonts w:hint="eastAsia"/>
-        </w:rPr>
       </w:pPr>
       <w:r>
         <w:rPr>
@@ -9045,9 +8143,6 @@
       <w:pPr>
         <w:spacing w:after="40"/>
         <w:ind w:hanging="29"/>
-        <w:rPr>
-          <w:rFonts w:hint="eastAsia"/>
-        </w:rPr>
       </w:pPr>
       <w:r>
         <w:rPr>
@@ -9065,9 +8160,6 @@
       <w:pPr>
         <w:spacing w:after="40"/>
         <w:ind w:hanging="29"/>
-        <w:rPr>
-          <w:rFonts w:hint="eastAsia"/>
-        </w:rPr>
       </w:pPr>
       <w:r>
         <w:rPr>
@@ -9082,11 +8174,6 @@
       </w:r>
     </w:p>
     <w:p>
-      <w:pPr>
-        <w:rPr>
-          <w:rFonts w:hint="eastAsia"/>
-        </w:rPr>
-      </w:pPr>
       <w:r>
         <w:rPr>
           <w:b/>
@@ -9103,21 +8190,11 @@
       </w:r>
     </w:p>
     <w:p>
-      <w:pPr>
-        <w:rPr>
-          <w:rFonts w:hint="eastAsia"/>
-        </w:rPr>
-      </w:pPr>
       <w:r>
         <w:t>Deployment checklist; release notes; permission/RLS matrix; app screenshot; refresh history; operations runbook</w:t>
       </w:r>
     </w:p>
     <w:p>
-      <w:pPr>
-        <w:rPr>
-          <w:rFonts w:hint="eastAsia"/>
-        </w:rPr>
-      </w:pPr>
       <w:r>
         <w:rPr>
           <w:b/>
@@ -9130,9 +8207,6 @@
       <w:pPr>
         <w:pStyle w:val="SmallMuted"/>
         <w:spacing w:after="40"/>
-        <w:rPr>
-          <w:rFonts w:hint="eastAsia"/>
-        </w:rPr>
       </w:pPr>
       <w:r>
         <w:lastRenderedPageBreak/>
@@ -9143,9 +8217,6 @@
       <w:pPr>
         <w:pStyle w:val="SmallMuted"/>
         <w:spacing w:after="40"/>
-        <w:rPr>
-          <w:rFonts w:hint="eastAsia"/>
-        </w:rPr>
       </w:pPr>
       <w:r>
         <w:t>________________________________________________________________________________</w:t>
@@ -9155,9 +8226,6 @@
       <w:pPr>
         <w:pStyle w:val="SmallMuted"/>
         <w:spacing w:after="40"/>
-        <w:rPr>
-          <w:rFonts w:hint="eastAsia"/>
-        </w:rPr>
       </w:pPr>
       <w:r>
         <w:t>________________________________________________________________________________</w:t>
@@ -9167,20 +8235,12 @@
       <w:pPr>
         <w:pStyle w:val="SmallMuted"/>
         <w:spacing w:after="40"/>
-        <w:rPr>
-          <w:rFonts w:hint="eastAsia"/>
-        </w:rPr>
       </w:pPr>
       <w:r>
         <w:t>________________________________________________________________________________</w:t>
       </w:r>
     </w:p>
     <w:p>
-      <w:pPr>
-        <w:rPr>
-          <w:rFonts w:hint="eastAsia"/>
-        </w:rPr>
-      </w:pPr>
       <w:r>
         <w:br w:type="page"/>
       </w:r>
@@ -9223,9 +8283,6 @@
           <w:p>
             <w:pPr>
               <w:spacing w:after="0"/>
-              <w:rPr>
-                <w:rFonts w:hint="eastAsia"/>
-              </w:rPr>
             </w:pPr>
             <w:r>
               <w:rPr>
@@ -9244,9 +8301,6 @@
     <w:p>
       <w:pPr>
         <w:spacing w:after="0"/>
-        <w:rPr>
-          <w:rFonts w:hint="eastAsia"/>
-        </w:rPr>
       </w:pPr>
     </w:p>
     <w:p>
@@ -9289,9 +8343,6 @@
           <w:p>
             <w:pPr>
               <w:spacing w:after="0"/>
-              <w:rPr>
-                <w:rFonts w:hint="eastAsia"/>
-              </w:rPr>
             </w:pPr>
             <w:r>
               <w:rPr>
@@ -9318,9 +8369,6 @@
           <w:p>
             <w:pPr>
               <w:spacing w:after="0"/>
-              <w:rPr>
-                <w:rFonts w:hint="eastAsia"/>
-              </w:rPr>
             </w:pPr>
             <w:r>
               <w:rPr>
@@ -9352,9 +8400,6 @@
           <w:p>
             <w:pPr>
               <w:spacing w:after="0"/>
-              <w:rPr>
-                <w:rFonts w:hint="eastAsia"/>
-              </w:rPr>
             </w:pPr>
             <w:r>
               <w:rPr>
@@ -9378,9 +8423,6 @@
           <w:p>
             <w:pPr>
               <w:spacing w:after="0"/>
-              <w:rPr>
-                <w:rFonts w:hint="eastAsia"/>
-              </w:rPr>
             </w:pPr>
             <w:r>
               <w:rPr>
@@ -9411,9 +8453,6 @@
           <w:p>
             <w:pPr>
               <w:spacing w:after="0"/>
-              <w:rPr>
-                <w:rFonts w:hint="eastAsia"/>
-              </w:rPr>
             </w:pPr>
             <w:r>
               <w:rPr>
@@ -9438,9 +8477,6 @@
           <w:p>
             <w:pPr>
               <w:spacing w:after="0"/>
-              <w:rPr>
-                <w:rFonts w:hint="eastAsia"/>
-              </w:rPr>
             </w:pPr>
             <w:r>
               <w:rPr>
@@ -9470,9 +8506,6 @@
           <w:p>
             <w:pPr>
               <w:spacing w:after="0"/>
-              <w:rPr>
-                <w:rFonts w:hint="eastAsia"/>
-              </w:rPr>
             </w:pPr>
             <w:r>
               <w:rPr>
@@ -9496,9 +8529,6 @@
           <w:p>
             <w:pPr>
               <w:spacing w:after="0"/>
-              <w:rPr>
-                <w:rFonts w:hint="eastAsia"/>
-              </w:rPr>
             </w:pPr>
             <w:r>
               <w:rPr>
@@ -9529,9 +8559,6 @@
           <w:p>
             <w:pPr>
               <w:spacing w:after="0"/>
-              <w:rPr>
-                <w:rFonts w:hint="eastAsia"/>
-              </w:rPr>
             </w:pPr>
             <w:r>
               <w:rPr>
@@ -9556,9 +8583,6 @@
           <w:p>
             <w:pPr>
               <w:spacing w:after="0"/>
-              <w:rPr>
-                <w:rFonts w:hint="eastAsia"/>
-              </w:rPr>
             </w:pPr>
             <w:r>
               <w:rPr>
@@ -9573,9 +8597,6 @@
     <w:p>
       <w:pPr>
         <w:spacing w:after="20"/>
-        <w:rPr>
-          <w:rFonts w:hint="eastAsia"/>
-        </w:rPr>
       </w:pPr>
     </w:p>
     <w:p>
@@ -9590,9 +8611,6 @@
       <w:pPr>
         <w:spacing w:after="40"/>
         <w:ind w:hanging="29"/>
-        <w:rPr>
-          <w:rFonts w:hint="eastAsia"/>
-        </w:rPr>
       </w:pPr>
       <w:r>
         <w:rPr>
@@ -9610,9 +8628,6 @@
       <w:pPr>
         <w:spacing w:after="40"/>
         <w:ind w:hanging="29"/>
-        <w:rPr>
-          <w:rFonts w:hint="eastAsia"/>
-        </w:rPr>
       </w:pPr>
       <w:r>
         <w:rPr>
@@ -9630,9 +8645,6 @@
       <w:pPr>
         <w:spacing w:after="40"/>
         <w:ind w:hanging="29"/>
-        <w:rPr>
-          <w:rFonts w:hint="eastAsia"/>
-        </w:rPr>
       </w:pPr>
       <w:r>
         <w:rPr>
@@ -9650,9 +8662,6 @@
       <w:pPr>
         <w:spacing w:after="40"/>
         <w:ind w:hanging="29"/>
-        <w:rPr>
-          <w:rFonts w:hint="eastAsia"/>
-        </w:rPr>
       </w:pPr>
       <w:r>
         <w:rPr>
@@ -9670,9 +8679,6 @@
       <w:pPr>
         <w:spacing w:after="40"/>
         <w:ind w:hanging="29"/>
-        <w:rPr>
-          <w:rFonts w:hint="eastAsia"/>
-        </w:rPr>
       </w:pPr>
       <w:r>
         <w:rPr>
@@ -9690,9 +8696,6 @@
       <w:pPr>
         <w:spacing w:after="40"/>
         <w:ind w:hanging="29"/>
-        <w:rPr>
-          <w:rFonts w:hint="eastAsia"/>
-        </w:rPr>
       </w:pPr>
       <w:r>
         <w:rPr>
@@ -9710,9 +8713,6 @@
       <w:pPr>
         <w:spacing w:after="40"/>
         <w:ind w:hanging="29"/>
-        <w:rPr>
-          <w:rFonts w:hint="eastAsia"/>
-        </w:rPr>
       </w:pPr>
       <w:r>
         <w:rPr>
@@ -9730,9 +8730,6 @@
       <w:pPr>
         <w:spacing w:after="40"/>
         <w:ind w:hanging="29"/>
-        <w:rPr>
-          <w:rFonts w:hint="eastAsia"/>
-        </w:rPr>
       </w:pPr>
       <w:r>
         <w:rPr>
@@ -9750,9 +8747,6 @@
       <w:pPr>
         <w:spacing w:after="40"/>
         <w:ind w:hanging="29"/>
-        <w:rPr>
-          <w:rFonts w:hint="eastAsia"/>
-        </w:rPr>
       </w:pPr>
       <w:r>
         <w:rPr>
@@ -9770,9 +8764,6 @@
       <w:pPr>
         <w:spacing w:after="40"/>
         <w:ind w:hanging="29"/>
-        <w:rPr>
-          <w:rFonts w:hint="eastAsia"/>
-        </w:rPr>
       </w:pPr>
       <w:r>
         <w:rPr>
@@ -9815,9 +8806,6 @@
           <w:p>
             <w:pPr>
               <w:spacing w:after="0"/>
-              <w:rPr>
-                <w:rFonts w:hint="eastAsia"/>
-              </w:rPr>
             </w:pPr>
             <w:r>
               <w:rPr>
@@ -9836,9 +8824,6 @@
     <w:p>
       <w:pPr>
         <w:spacing w:after="0"/>
-        <w:rPr>
-          <w:rFonts w:hint="eastAsia"/>
-        </w:rPr>
       </w:pPr>
     </w:p>
     <w:tbl>
@@ -9870,9 +8855,6 @@
           <w:p>
             <w:pPr>
               <w:spacing w:after="0"/>
-              <w:rPr>
-                <w:rFonts w:hint="eastAsia"/>
-              </w:rPr>
             </w:pPr>
             <w:r>
               <w:rPr>
@@ -9891,9 +8873,6 @@
     <w:p>
       <w:pPr>
         <w:spacing w:after="0"/>
-        <w:rPr>
-          <w:rFonts w:hint="eastAsia"/>
-        </w:rPr>
       </w:pPr>
     </w:p>
     <w:p>
@@ -9908,9 +8887,6 @@
       <w:pPr>
         <w:spacing w:after="40"/>
         <w:ind w:hanging="29"/>
-        <w:rPr>
-          <w:rFonts w:hint="eastAsia"/>
-        </w:rPr>
       </w:pPr>
       <w:r>
         <w:rPr>
@@ -9928,9 +8904,6 @@
       <w:pPr>
         <w:spacing w:after="40"/>
         <w:ind w:hanging="29"/>
-        <w:rPr>
-          <w:rFonts w:hint="eastAsia"/>
-        </w:rPr>
       </w:pPr>
       <w:r>
         <w:rPr>
@@ -9948,9 +8921,6 @@
       <w:pPr>
         <w:spacing w:after="40"/>
         <w:ind w:hanging="29"/>
-        <w:rPr>
-          <w:rFonts w:hint="eastAsia"/>
-        </w:rPr>
       </w:pPr>
       <w:r>
         <w:rPr>
@@ -9968,9 +8938,6 @@
       <w:pPr>
         <w:spacing w:after="40"/>
         <w:ind w:hanging="29"/>
-        <w:rPr>
-          <w:rFonts w:hint="eastAsia"/>
-        </w:rPr>
       </w:pPr>
       <w:r>
         <w:rPr>
@@ -9985,11 +8952,6 @@
       </w:r>
     </w:p>
     <w:p>
-      <w:pPr>
-        <w:rPr>
-          <w:rFonts w:hint="eastAsia"/>
-        </w:rPr>
-      </w:pPr>
       <w:r>
         <w:rPr>
           <w:b/>
@@ -10007,21 +8969,11 @@
       </w:r>
     </w:p>
     <w:p>
-      <w:pPr>
-        <w:rPr>
-          <w:rFonts w:hint="eastAsia"/>
-        </w:rPr>
-      </w:pPr>
       <w:r>
         <w:t>README/case study; dashboard screenshots; architecture/model diagrams; demo; data dictionary; reflection; resume bullets</w:t>
       </w:r>
     </w:p>
     <w:p>
-      <w:pPr>
-        <w:rPr>
-          <w:rFonts w:hint="eastAsia"/>
-        </w:rPr>
-      </w:pPr>
       <w:r>
         <w:rPr>
           <w:b/>
@@ -10034,9 +8986,6 @@
       <w:pPr>
         <w:pStyle w:val="SmallMuted"/>
         <w:spacing w:after="40"/>
-        <w:rPr>
-          <w:rFonts w:hint="eastAsia"/>
-        </w:rPr>
       </w:pPr>
       <w:r>
         <w:t>________________________________________________________________________________</w:t>
@@ -10046,9 +8995,6 @@
       <w:pPr>
         <w:pStyle w:val="SmallMuted"/>
         <w:spacing w:after="40"/>
-        <w:rPr>
-          <w:rFonts w:hint="eastAsia"/>
-        </w:rPr>
       </w:pPr>
       <w:r>
         <w:t>________________________________________________________________________________</w:t>
@@ -10058,9 +9004,6 @@
       <w:pPr>
         <w:pStyle w:val="SmallMuted"/>
         <w:spacing w:after="40"/>
-        <w:rPr>
-          <w:rFonts w:hint="eastAsia"/>
-        </w:rPr>
       </w:pPr>
       <w:r>
         <w:t>________________________________________________________________________________</w:t>
@@ -10070,20 +9013,12 @@
       <w:pPr>
         <w:pStyle w:val="SmallMuted"/>
         <w:spacing w:after="40"/>
-        <w:rPr>
-          <w:rFonts w:hint="eastAsia"/>
-        </w:rPr>
       </w:pPr>
       <w:r>
         <w:t>________________________________________________________________________________</w:t>
       </w:r>
     </w:p>
     <w:p>
-      <w:pPr>
-        <w:rPr>
-          <w:rFonts w:hint="eastAsia"/>
-        </w:rPr>
-      </w:pPr>
       <w:r>
         <w:br w:type="page"/>
       </w:r>
@@ -10098,11 +9033,6 @@
       </w:r>
     </w:p>
     <w:p>
-      <w:pPr>
-        <w:rPr>
-          <w:rFonts w:hint="eastAsia"/>
-        </w:rPr>
-      </w:pPr>
       <w:r>
         <w:t>Duplicate or extend these registers as needed. Use stable IDs so evidence can be cross-referenced across the project.</w:t>
       </w:r>
@@ -10149,9 +9079,6 @@
           <w:p>
             <w:pPr>
               <w:spacing w:after="0"/>
-              <w:rPr>
-                <w:rFonts w:hint="eastAsia"/>
-              </w:rPr>
             </w:pPr>
             <w:r>
               <w:rPr>
@@ -10178,9 +9105,6 @@
           <w:p>
             <w:pPr>
               <w:spacing w:after="0"/>
-              <w:rPr>
-                <w:rFonts w:hint="eastAsia"/>
-              </w:rPr>
             </w:pPr>
             <w:r>
               <w:rPr>
@@ -10207,9 +9131,6 @@
           <w:p>
             <w:pPr>
               <w:spacing w:after="0"/>
-              <w:rPr>
-                <w:rFonts w:hint="eastAsia"/>
-              </w:rPr>
             </w:pPr>
             <w:r>
               <w:rPr>
@@ -10236,9 +9157,6 @@
           <w:p>
             <w:pPr>
               <w:spacing w:after="0"/>
-              <w:rPr>
-                <w:rFonts w:hint="eastAsia"/>
-              </w:rPr>
             </w:pPr>
             <w:r>
               <w:rPr>
@@ -10270,9 +9188,6 @@
           <w:p>
             <w:pPr>
               <w:spacing w:after="0"/>
-              <w:rPr>
-                <w:rFonts w:hint="eastAsia"/>
-              </w:rPr>
             </w:pPr>
             <w:r>
               <w:rPr>
@@ -10303,9 +9218,6 @@
           <w:p>
             <w:pPr>
               <w:spacing w:after="0"/>
-              <w:rPr>
-                <w:rFonts w:hint="eastAsia"/>
-              </w:rPr>
             </w:pPr>
             <w:r>
               <w:rPr>
@@ -10336,9 +9248,6 @@
           <w:p>
             <w:pPr>
               <w:spacing w:after="0"/>
-              <w:rPr>
-                <w:rFonts w:hint="eastAsia"/>
-              </w:rPr>
             </w:pPr>
             <w:r>
               <w:rPr>
@@ -10369,9 +9278,6 @@
           <w:p>
             <w:pPr>
               <w:spacing w:after="0"/>
-              <w:rPr>
-                <w:rFonts w:hint="eastAsia"/>
-              </w:rPr>
             </w:pPr>
             <w:r>
               <w:rPr>
@@ -10409,9 +9315,6 @@
           <w:p>
             <w:pPr>
               <w:spacing w:after="0"/>
-              <w:rPr>
-                <w:rFonts w:hint="eastAsia"/>
-              </w:rPr>
             </w:pPr>
             <w:r>
               <w:rPr>
@@ -10443,9 +9346,6 @@
           <w:p>
             <w:pPr>
               <w:spacing w:after="0"/>
-              <w:rPr>
-                <w:rFonts w:hint="eastAsia"/>
-              </w:rPr>
             </w:pPr>
             <w:r>
               <w:rPr>
@@ -10477,9 +9377,6 @@
           <w:p>
             <w:pPr>
               <w:spacing w:after="0"/>
-              <w:rPr>
-                <w:rFonts w:hint="eastAsia"/>
-              </w:rPr>
             </w:pPr>
             <w:r>
               <w:rPr>
@@ -10511,9 +9408,6 @@
           <w:p>
             <w:pPr>
               <w:spacing w:after="0"/>
-              <w:rPr>
-                <w:rFonts w:hint="eastAsia"/>
-              </w:rPr>
             </w:pPr>
             <w:r>
               <w:rPr>
@@ -10550,9 +9444,6 @@
           <w:p>
             <w:pPr>
               <w:spacing w:after="0"/>
-              <w:rPr>
-                <w:rFonts w:hint="eastAsia"/>
-              </w:rPr>
             </w:pPr>
             <w:r>
               <w:rPr>
@@ -10583,9 +9474,6 @@
           <w:p>
             <w:pPr>
               <w:spacing w:after="0"/>
-              <w:rPr>
-                <w:rFonts w:hint="eastAsia"/>
-              </w:rPr>
             </w:pPr>
             <w:r>
               <w:rPr>
@@ -10616,9 +9504,6 @@
           <w:p>
             <w:pPr>
               <w:spacing w:after="0"/>
-              <w:rPr>
-                <w:rFonts w:hint="eastAsia"/>
-              </w:rPr>
             </w:pPr>
             <w:r>
               <w:rPr>
@@ -10649,9 +9534,6 @@
           <w:p>
             <w:pPr>
               <w:spacing w:after="0"/>
-              <w:rPr>
-                <w:rFonts w:hint="eastAsia"/>
-              </w:rPr>
             </w:pPr>
             <w:r>
               <w:rPr>
@@ -10673,9 +9555,6 @@
     <w:p>
       <w:pPr>
         <w:spacing w:after="20"/>
-        <w:rPr>
-          <w:rFonts w:hint="eastAsia"/>
-        </w:rPr>
       </w:pPr>
     </w:p>
     <w:p>
@@ -10721,9 +9600,6 @@
           <w:p>
             <w:pPr>
               <w:spacing w:after="0"/>
-              <w:rPr>
-                <w:rFonts w:hint="eastAsia"/>
-              </w:rPr>
             </w:pPr>
             <w:r>
               <w:rPr>
@@ -10750,9 +9626,6 @@
           <w:p>
             <w:pPr>
               <w:spacing w:after="0"/>
-              <w:rPr>
-                <w:rFonts w:hint="eastAsia"/>
-              </w:rPr>
             </w:pPr>
             <w:r>
               <w:rPr>
@@ -10779,9 +9652,6 @@
           <w:p>
             <w:pPr>
               <w:spacing w:after="0"/>
-              <w:rPr>
-                <w:rFonts w:hint="eastAsia"/>
-              </w:rPr>
             </w:pPr>
             <w:r>
               <w:rPr>
@@ -10808,9 +9678,6 @@
           <w:p>
             <w:pPr>
               <w:spacing w:after="0"/>
-              <w:rPr>
-                <w:rFonts w:hint="eastAsia"/>
-              </w:rPr>
             </w:pPr>
             <w:r>
               <w:rPr>
@@ -10837,9 +9704,6 @@
           <w:p>
             <w:pPr>
               <w:spacing w:after="0"/>
-              <w:rPr>
-                <w:rFonts w:hint="eastAsia"/>
-              </w:rPr>
             </w:pPr>
             <w:r>
               <w:rPr>
@@ -10871,9 +9735,6 @@
           <w:p>
             <w:pPr>
               <w:spacing w:after="0"/>
-              <w:rPr>
-                <w:rFonts w:hint="eastAsia"/>
-              </w:rPr>
             </w:pPr>
             <w:r>
               <w:rPr>
@@ -10904,9 +9765,6 @@
           <w:p>
             <w:pPr>
               <w:spacing w:after="0"/>
-              <w:rPr>
-                <w:rFonts w:hint="eastAsia"/>
-              </w:rPr>
             </w:pPr>
             <w:r>
               <w:rPr>
@@ -10937,9 +9795,6 @@
           <w:p>
             <w:pPr>
               <w:spacing w:after="0"/>
-              <w:rPr>
-                <w:rFonts w:hint="eastAsia"/>
-              </w:rPr>
             </w:pPr>
             <w:r>
               <w:rPr>
@@ -10970,9 +9825,6 @@
           <w:p>
             <w:pPr>
               <w:spacing w:after="0"/>
-              <w:rPr>
-                <w:rFonts w:hint="eastAsia"/>
-              </w:rPr>
             </w:pPr>
             <w:r>
               <w:rPr>
@@ -11003,9 +9855,6 @@
           <w:p>
             <w:pPr>
               <w:spacing w:after="0"/>
-              <w:rPr>
-                <w:rFonts w:hint="eastAsia"/>
-              </w:rPr>
             </w:pPr>
             <w:r>
               <w:rPr>
@@ -11043,9 +9892,6 @@
           <w:p>
             <w:pPr>
               <w:spacing w:after="0"/>
-              <w:rPr>
-                <w:rFonts w:hint="eastAsia"/>
-              </w:rPr>
             </w:pPr>
             <w:r>
               <w:rPr>
@@ -11077,9 +9923,6 @@
           <w:p>
             <w:pPr>
               <w:spacing w:after="0"/>
-              <w:rPr>
-                <w:rFonts w:hint="eastAsia"/>
-              </w:rPr>
             </w:pPr>
             <w:r>
               <w:rPr>
@@ -11111,9 +9954,6 @@
           <w:p>
             <w:pPr>
               <w:spacing w:after="0"/>
-              <w:rPr>
-                <w:rFonts w:hint="eastAsia"/>
-              </w:rPr>
             </w:pPr>
             <w:r>
               <w:rPr>
@@ -11145,9 +9985,6 @@
           <w:p>
             <w:pPr>
               <w:spacing w:after="0"/>
-              <w:rPr>
-                <w:rFonts w:hint="eastAsia"/>
-              </w:rPr>
             </w:pPr>
             <w:r>
               <w:rPr>
@@ -11179,9 +10016,6 @@
           <w:p>
             <w:pPr>
               <w:spacing w:after="0"/>
-              <w:rPr>
-                <w:rFonts w:hint="eastAsia"/>
-              </w:rPr>
             </w:pPr>
             <w:r>
               <w:rPr>
@@ -11218,9 +10052,6 @@
           <w:p>
             <w:pPr>
               <w:spacing w:after="0"/>
-              <w:rPr>
-                <w:rFonts w:hint="eastAsia"/>
-              </w:rPr>
             </w:pPr>
             <w:r>
               <w:rPr>
@@ -11251,9 +10082,6 @@
           <w:p>
             <w:pPr>
               <w:spacing w:after="0"/>
-              <w:rPr>
-                <w:rFonts w:hint="eastAsia"/>
-              </w:rPr>
             </w:pPr>
             <w:r>
               <w:rPr>
@@ -11284,9 +10112,6 @@
           <w:p>
             <w:pPr>
               <w:spacing w:after="0"/>
-              <w:rPr>
-                <w:rFonts w:hint="eastAsia"/>
-              </w:rPr>
             </w:pPr>
             <w:r>
               <w:rPr>
@@ -11317,9 +10142,6 @@
           <w:p>
             <w:pPr>
               <w:spacing w:after="0"/>
-              <w:rPr>
-                <w:rFonts w:hint="eastAsia"/>
-              </w:rPr>
             </w:pPr>
             <w:r>
               <w:rPr>
@@ -11350,9 +10172,6 @@
           <w:p>
             <w:pPr>
               <w:spacing w:after="0"/>
-              <w:rPr>
-                <w:rFonts w:hint="eastAsia"/>
-              </w:rPr>
             </w:pPr>
             <w:r>
               <w:rPr>
@@ -11374,9 +10193,6 @@
     <w:p>
       <w:pPr>
         <w:spacing w:after="20"/>
-        <w:rPr>
-          <w:rFonts w:hint="eastAsia"/>
-        </w:rPr>
       </w:pPr>
     </w:p>
     <w:p>
@@ -11422,9 +10238,6 @@
           <w:p>
             <w:pPr>
               <w:spacing w:after="0"/>
-              <w:rPr>
-                <w:rFonts w:hint="eastAsia"/>
-              </w:rPr>
             </w:pPr>
             <w:r>
               <w:rPr>
@@ -11451,9 +10264,6 @@
           <w:p>
             <w:pPr>
               <w:spacing w:after="0"/>
-              <w:rPr>
-                <w:rFonts w:hint="eastAsia"/>
-              </w:rPr>
             </w:pPr>
             <w:r>
               <w:rPr>
@@ -11480,9 +10290,6 @@
           <w:p>
             <w:pPr>
               <w:spacing w:after="0"/>
-              <w:rPr>
-                <w:rFonts w:hint="eastAsia"/>
-              </w:rPr>
             </w:pPr>
             <w:r>
               <w:rPr>
@@ -11509,9 +10316,6 @@
           <w:p>
             <w:pPr>
               <w:spacing w:after="0"/>
-              <w:rPr>
-                <w:rFonts w:hint="eastAsia"/>
-              </w:rPr>
             </w:pPr>
             <w:r>
               <w:rPr>
@@ -11538,9 +10342,6 @@
           <w:p>
             <w:pPr>
               <w:spacing w:after="0"/>
-              <w:rPr>
-                <w:rFonts w:hint="eastAsia"/>
-              </w:rPr>
             </w:pPr>
             <w:r>
               <w:rPr>
@@ -11572,9 +10373,6 @@
           <w:p>
             <w:pPr>
               <w:spacing w:after="0"/>
-              <w:rPr>
-                <w:rFonts w:hint="eastAsia"/>
-              </w:rPr>
             </w:pPr>
             <w:r>
               <w:rPr>
@@ -11605,9 +10403,6 @@
           <w:p>
             <w:pPr>
               <w:spacing w:after="0"/>
-              <w:rPr>
-                <w:rFonts w:hint="eastAsia"/>
-              </w:rPr>
             </w:pPr>
             <w:r>
               <w:rPr>
@@ -11638,9 +10433,6 @@
           <w:p>
             <w:pPr>
               <w:spacing w:after="0"/>
-              <w:rPr>
-                <w:rFonts w:hint="eastAsia"/>
-              </w:rPr>
             </w:pPr>
             <w:r>
               <w:rPr>
@@ -11671,9 +10463,6 @@
           <w:p>
             <w:pPr>
               <w:spacing w:after="0"/>
-              <w:rPr>
-                <w:rFonts w:hint="eastAsia"/>
-              </w:rPr>
             </w:pPr>
             <w:r>
               <w:rPr>
@@ -11704,9 +10493,6 @@
           <w:p>
             <w:pPr>
               <w:spacing w:after="0"/>
-              <w:rPr>
-                <w:rFonts w:hint="eastAsia"/>
-              </w:rPr>
             </w:pPr>
             <w:r>
               <w:rPr>
@@ -11744,9 +10530,6 @@
           <w:p>
             <w:pPr>
               <w:spacing w:after="0"/>
-              <w:rPr>
-                <w:rFonts w:hint="eastAsia"/>
-              </w:rPr>
             </w:pPr>
             <w:r>
               <w:rPr>
@@ -11778,9 +10561,6 @@
           <w:p>
             <w:pPr>
               <w:spacing w:after="0"/>
-              <w:rPr>
-                <w:rFonts w:hint="eastAsia"/>
-              </w:rPr>
             </w:pPr>
             <w:r>
               <w:rPr>
@@ -11812,9 +10592,6 @@
           <w:p>
             <w:pPr>
               <w:spacing w:after="0"/>
-              <w:rPr>
-                <w:rFonts w:hint="eastAsia"/>
-              </w:rPr>
             </w:pPr>
             <w:r>
               <w:rPr>
@@ -11846,9 +10623,6 @@
           <w:p>
             <w:pPr>
               <w:spacing w:after="0"/>
-              <w:rPr>
-                <w:rFonts w:hint="eastAsia"/>
-              </w:rPr>
             </w:pPr>
             <w:r>
               <w:rPr>
@@ -11880,9 +10654,6 @@
           <w:p>
             <w:pPr>
               <w:spacing w:after="0"/>
-              <w:rPr>
-                <w:rFonts w:hint="eastAsia"/>
-              </w:rPr>
             </w:pPr>
             <w:r>
               <w:rPr>
@@ -11919,9 +10690,6 @@
           <w:p>
             <w:pPr>
               <w:spacing w:after="0"/>
-              <w:rPr>
-                <w:rFonts w:hint="eastAsia"/>
-              </w:rPr>
             </w:pPr>
             <w:r>
               <w:rPr>
@@ -11952,9 +10720,6 @@
           <w:p>
             <w:pPr>
               <w:spacing w:after="0"/>
-              <w:rPr>
-                <w:rFonts w:hint="eastAsia"/>
-              </w:rPr>
             </w:pPr>
             <w:r>
               <w:rPr>
@@ -11985,9 +10750,6 @@
           <w:p>
             <w:pPr>
               <w:spacing w:after="0"/>
-              <w:rPr>
-                <w:rFonts w:hint="eastAsia"/>
-              </w:rPr>
             </w:pPr>
             <w:r>
               <w:rPr>
@@ -12018,9 +10780,6 @@
           <w:p>
             <w:pPr>
               <w:spacing w:after="0"/>
-              <w:rPr>
-                <w:rFonts w:hint="eastAsia"/>
-              </w:rPr>
             </w:pPr>
             <w:r>
               <w:rPr>
@@ -12051,9 +10810,6 @@
           <w:p>
             <w:pPr>
               <w:spacing w:after="0"/>
-              <w:rPr>
-                <w:rFonts w:hint="eastAsia"/>
-              </w:rPr>
             </w:pPr>
             <w:r>
               <w:rPr>
@@ -12075,17 +10831,9 @@
     <w:p>
       <w:pPr>
         <w:spacing w:after="20"/>
-        <w:rPr>
-          <w:rFonts w:hint="eastAsia"/>
-        </w:rPr>
-      </w:pPr>
-    </w:p>
-    <w:p>
-      <w:pPr>
-        <w:rPr>
-          <w:rFonts w:hint="eastAsia"/>
-        </w:rPr>
-      </w:pPr>
+      </w:pPr>
+    </w:p>
+    <w:p>
       <w:r>
         <w:br w:type="page"/>
       </w:r>
@@ -12142,9 +10890,6 @@
           <w:p>
             <w:pPr>
               <w:spacing w:after="0"/>
-              <w:rPr>
-                <w:rFonts w:hint="eastAsia"/>
-              </w:rPr>
             </w:pPr>
             <w:r>
               <w:rPr>
@@ -12171,9 +10916,6 @@
           <w:p>
             <w:pPr>
               <w:spacing w:after="0"/>
-              <w:rPr>
-                <w:rFonts w:hint="eastAsia"/>
-              </w:rPr>
             </w:pPr>
             <w:r>
               <w:rPr>
@@ -12200,9 +10942,6 @@
           <w:p>
             <w:pPr>
               <w:spacing w:after="0"/>
-              <w:rPr>
-                <w:rFonts w:hint="eastAsia"/>
-              </w:rPr>
             </w:pPr>
             <w:r>
               <w:rPr>
@@ -12229,9 +10968,6 @@
           <w:p>
             <w:pPr>
               <w:spacing w:after="0"/>
-              <w:rPr>
-                <w:rFonts w:hint="eastAsia"/>
-              </w:rPr>
             </w:pPr>
             <w:r>
               <w:rPr>
@@ -12258,9 +10994,6 @@
           <w:p>
             <w:pPr>
               <w:spacing w:after="0"/>
-              <w:rPr>
-                <w:rFonts w:hint="eastAsia"/>
-              </w:rPr>
             </w:pPr>
             <w:r>
               <w:rPr>
@@ -12292,9 +11025,6 @@
           <w:p>
             <w:pPr>
               <w:spacing w:after="0"/>
-              <w:rPr>
-                <w:rFonts w:hint="eastAsia"/>
-              </w:rPr>
             </w:pPr>
             <w:r>
               <w:rPr>
@@ -12325,9 +11055,6 @@
           <w:p>
             <w:pPr>
               <w:spacing w:after="0"/>
-              <w:rPr>
-                <w:rFonts w:hint="eastAsia"/>
-              </w:rPr>
             </w:pPr>
             <w:r>
               <w:rPr>
@@ -12358,9 +11085,6 @@
           <w:p>
             <w:pPr>
               <w:spacing w:after="0"/>
-              <w:rPr>
-                <w:rFonts w:hint="eastAsia"/>
-              </w:rPr>
             </w:pPr>
             <w:r>
               <w:rPr>
@@ -12391,9 +11115,6 @@
           <w:p>
             <w:pPr>
               <w:spacing w:after="0"/>
-              <w:rPr>
-                <w:rFonts w:hint="eastAsia"/>
-              </w:rPr>
             </w:pPr>
             <w:r>
               <w:rPr>
@@ -12424,9 +11145,6 @@
           <w:p>
             <w:pPr>
               <w:spacing w:after="0"/>
-              <w:rPr>
-                <w:rFonts w:hint="eastAsia"/>
-              </w:rPr>
             </w:pPr>
             <w:r>
               <w:rPr>
@@ -12464,9 +11182,6 @@
           <w:p>
             <w:pPr>
               <w:spacing w:after="0"/>
-              <w:rPr>
-                <w:rFonts w:hint="eastAsia"/>
-              </w:rPr>
             </w:pPr>
             <w:r>
               <w:rPr>
@@ -12498,9 +11213,6 @@
           <w:p>
             <w:pPr>
               <w:spacing w:after="0"/>
-              <w:rPr>
-                <w:rFonts w:hint="eastAsia"/>
-              </w:rPr>
             </w:pPr>
             <w:r>
               <w:rPr>
@@ -12532,9 +11244,6 @@
           <w:p>
             <w:pPr>
               <w:spacing w:after="0"/>
-              <w:rPr>
-                <w:rFonts w:hint="eastAsia"/>
-              </w:rPr>
             </w:pPr>
             <w:r>
               <w:rPr>
@@ -12566,9 +11275,6 @@
           <w:p>
             <w:pPr>
               <w:spacing w:after="0"/>
-              <w:rPr>
-                <w:rFonts w:hint="eastAsia"/>
-              </w:rPr>
             </w:pPr>
             <w:r>
               <w:rPr>
@@ -12600,9 +11306,6 @@
           <w:p>
             <w:pPr>
               <w:spacing w:after="0"/>
-              <w:rPr>
-                <w:rFonts w:hint="eastAsia"/>
-              </w:rPr>
             </w:pPr>
             <w:r>
               <w:rPr>
@@ -12639,9 +11342,6 @@
           <w:p>
             <w:pPr>
               <w:spacing w:after="0"/>
-              <w:rPr>
-                <w:rFonts w:hint="eastAsia"/>
-              </w:rPr>
             </w:pPr>
             <w:r>
               <w:rPr>
@@ -12672,9 +11372,6 @@
           <w:p>
             <w:pPr>
               <w:spacing w:after="0"/>
-              <w:rPr>
-                <w:rFonts w:hint="eastAsia"/>
-              </w:rPr>
             </w:pPr>
             <w:r>
               <w:rPr>
@@ -12705,9 +11402,6 @@
           <w:p>
             <w:pPr>
               <w:spacing w:after="0"/>
-              <w:rPr>
-                <w:rFonts w:hint="eastAsia"/>
-              </w:rPr>
             </w:pPr>
             <w:r>
               <w:rPr>
@@ -12738,9 +11432,6 @@
           <w:p>
             <w:pPr>
               <w:spacing w:after="0"/>
-              <w:rPr>
-                <w:rFonts w:hint="eastAsia"/>
-              </w:rPr>
             </w:pPr>
             <w:r>
               <w:rPr>
@@ -12771,9 +11462,6 @@
           <w:p>
             <w:pPr>
               <w:spacing w:after="0"/>
-              <w:rPr>
-                <w:rFonts w:hint="eastAsia"/>
-              </w:rPr>
             </w:pPr>
             <w:r>
               <w:rPr>
@@ -12795,9 +11483,6 @@
     <w:p>
       <w:pPr>
         <w:spacing w:after="20"/>
-        <w:rPr>
-          <w:rFonts w:hint="eastAsia"/>
-        </w:rPr>
       </w:pPr>
     </w:p>
     <w:p>
@@ -12843,9 +11528,6 @@
           <w:p>
             <w:pPr>
               <w:spacing w:after="0"/>
-              <w:rPr>
-                <w:rFonts w:hint="eastAsia"/>
-              </w:rPr>
             </w:pPr>
             <w:r>
               <w:rPr>
@@ -12872,9 +11554,6 @@
           <w:p>
             <w:pPr>
               <w:spacing w:after="0"/>
-              <w:rPr>
-                <w:rFonts w:hint="eastAsia"/>
-              </w:rPr>
             </w:pPr>
             <w:r>
               <w:rPr>
@@ -12901,9 +11580,6 @@
           <w:p>
             <w:pPr>
               <w:spacing w:after="0"/>
-              <w:rPr>
-                <w:rFonts w:hint="eastAsia"/>
-              </w:rPr>
             </w:pPr>
             <w:r>
               <w:rPr>
@@ -12930,9 +11606,6 @@
           <w:p>
             <w:pPr>
               <w:spacing w:after="0"/>
-              <w:rPr>
-                <w:rFonts w:hint="eastAsia"/>
-              </w:rPr>
             </w:pPr>
             <w:r>
               <w:rPr>
@@ -12959,9 +11632,6 @@
           <w:p>
             <w:pPr>
               <w:spacing w:after="0"/>
-              <w:rPr>
-                <w:rFonts w:hint="eastAsia"/>
-              </w:rPr>
             </w:pPr>
             <w:r>
               <w:rPr>
@@ -12993,9 +11663,6 @@
           <w:p>
             <w:pPr>
               <w:spacing w:after="0"/>
-              <w:rPr>
-                <w:rFonts w:hint="eastAsia"/>
-              </w:rPr>
             </w:pPr>
             <w:r>
               <w:rPr>
@@ -13019,9 +11686,6 @@
           <w:p>
             <w:pPr>
               <w:spacing w:after="0"/>
-              <w:rPr>
-                <w:rFonts w:hint="eastAsia"/>
-              </w:rPr>
             </w:pPr>
             <w:r>
               <w:rPr>
@@ -13045,9 +11709,6 @@
           <w:p>
             <w:pPr>
               <w:spacing w:after="0"/>
-              <w:rPr>
-                <w:rFonts w:hint="eastAsia"/>
-              </w:rPr>
             </w:pPr>
             <w:r>
               <w:rPr>
@@ -13071,9 +11732,6 @@
           <w:p>
             <w:pPr>
               <w:spacing w:after="0"/>
-              <w:rPr>
-                <w:rFonts w:hint="eastAsia"/>
-              </w:rPr>
             </w:pPr>
             <w:r>
               <w:rPr>
@@ -13097,9 +11755,6 @@
           <w:p>
             <w:pPr>
               <w:spacing w:after="0"/>
-              <w:rPr>
-                <w:rFonts w:hint="eastAsia"/>
-              </w:rPr>
             </w:pPr>
             <w:r>
               <w:rPr>
@@ -13130,9 +11785,6 @@
           <w:p>
             <w:pPr>
               <w:spacing w:after="0"/>
-              <w:rPr>
-                <w:rFonts w:hint="eastAsia"/>
-              </w:rPr>
             </w:pPr>
             <w:r>
               <w:rPr>
@@ -13157,9 +11809,6 @@
           <w:p>
             <w:pPr>
               <w:spacing w:after="0"/>
-              <w:rPr>
-                <w:rFonts w:hint="eastAsia"/>
-              </w:rPr>
             </w:pPr>
             <w:r>
               <w:rPr>
@@ -13184,9 +11833,6 @@
           <w:p>
             <w:pPr>
               <w:spacing w:after="0"/>
-              <w:rPr>
-                <w:rFonts w:hint="eastAsia"/>
-              </w:rPr>
             </w:pPr>
             <w:r>
               <w:rPr>
@@ -13211,9 +11857,6 @@
           <w:p>
             <w:pPr>
               <w:spacing w:after="0"/>
-              <w:rPr>
-                <w:rFonts w:hint="eastAsia"/>
-              </w:rPr>
             </w:pPr>
             <w:r>
               <w:rPr>
@@ -13238,9 +11881,6 @@
           <w:p>
             <w:pPr>
               <w:spacing w:after="0"/>
-              <w:rPr>
-                <w:rFonts w:hint="eastAsia"/>
-              </w:rPr>
             </w:pPr>
             <w:r>
               <w:rPr>
@@ -13270,9 +11910,6 @@
           <w:p>
             <w:pPr>
               <w:spacing w:after="0"/>
-              <w:rPr>
-                <w:rFonts w:hint="eastAsia"/>
-              </w:rPr>
             </w:pPr>
             <w:r>
               <w:rPr>
@@ -13296,9 +11933,6 @@
           <w:p>
             <w:pPr>
               <w:spacing w:after="0"/>
-              <w:rPr>
-                <w:rFonts w:hint="eastAsia"/>
-              </w:rPr>
             </w:pPr>
             <w:r>
               <w:rPr>
@@ -13322,9 +11956,6 @@
           <w:p>
             <w:pPr>
               <w:spacing w:after="0"/>
-              <w:rPr>
-                <w:rFonts w:hint="eastAsia"/>
-              </w:rPr>
             </w:pPr>
             <w:r>
               <w:rPr>
@@ -13348,9 +11979,6 @@
           <w:p>
             <w:pPr>
               <w:spacing w:after="0"/>
-              <w:rPr>
-                <w:rFonts w:hint="eastAsia"/>
-              </w:rPr>
             </w:pPr>
             <w:r>
               <w:rPr>
@@ -13374,9 +12002,6 @@
           <w:p>
             <w:pPr>
               <w:spacing w:after="0"/>
-              <w:rPr>
-                <w:rFonts w:hint="eastAsia"/>
-              </w:rPr>
             </w:pPr>
             <w:r>
               <w:rPr>
@@ -13407,9 +12032,6 @@
           <w:p>
             <w:pPr>
               <w:spacing w:after="0"/>
-              <w:rPr>
-                <w:rFonts w:hint="eastAsia"/>
-              </w:rPr>
             </w:pPr>
             <w:r>
               <w:rPr>
@@ -13434,9 +12056,6 @@
           <w:p>
             <w:pPr>
               <w:spacing w:after="0"/>
-              <w:rPr>
-                <w:rFonts w:hint="eastAsia"/>
-              </w:rPr>
             </w:pPr>
             <w:r>
               <w:rPr>
@@ -13461,9 +12080,6 @@
           <w:p>
             <w:pPr>
               <w:spacing w:after="0"/>
-              <w:rPr>
-                <w:rFonts w:hint="eastAsia"/>
-              </w:rPr>
             </w:pPr>
             <w:r>
               <w:rPr>
@@ -13488,9 +12104,6 @@
           <w:p>
             <w:pPr>
               <w:spacing w:after="0"/>
-              <w:rPr>
-                <w:rFonts w:hint="eastAsia"/>
-              </w:rPr>
             </w:pPr>
             <w:r>
               <w:rPr>
@@ -13515,9 +12128,6 @@
           <w:p>
             <w:pPr>
               <w:spacing w:after="0"/>
-              <w:rPr>
-                <w:rFonts w:hint="eastAsia"/>
-              </w:rPr>
             </w:pPr>
             <w:r>
               <w:rPr>
@@ -13532,9 +12142,6 @@
     <w:p>
       <w:pPr>
         <w:spacing w:after="20"/>
-        <w:rPr>
-          <w:rFonts w:hint="eastAsia"/>
-        </w:rPr>
       </w:pPr>
     </w:p>
     <w:p>
@@ -13546,11 +12153,6 @@
       </w:r>
     </w:p>
     <w:p>
-      <w:pPr>
-        <w:rPr>
-          <w:rFonts w:hint="eastAsia"/>
-        </w:rPr>
-      </w:pPr>
       <w:r>
         <w:rPr>
           <w:b/>
@@ -13560,21 +12162,11 @@
       </w:r>
     </w:p>
     <w:p>
-      <w:pPr>
-        <w:rPr>
-          <w:rFonts w:hint="eastAsia"/>
-        </w:rPr>
-      </w:pPr>
       <w:r>
         <w:t>________________________________________________________________________________</w:t>
       </w:r>
     </w:p>
     <w:p>
-      <w:pPr>
-        <w:rPr>
-          <w:rFonts w:hint="eastAsia"/>
-        </w:rPr>
-      </w:pPr>
       <w:r>
         <w:rPr>
           <w:b/>
@@ -13584,21 +12176,11 @@
       </w:r>
     </w:p>
     <w:p>
-      <w:pPr>
-        <w:rPr>
-          <w:rFonts w:hint="eastAsia"/>
-        </w:rPr>
-      </w:pPr>
       <w:r>
         <w:t>________________________________________________________________________________</w:t>
       </w:r>
     </w:p>
     <w:p>
-      <w:pPr>
-        <w:rPr>
-          <w:rFonts w:hint="eastAsia"/>
-        </w:rPr>
-      </w:pPr>
       <w:r>
         <w:rPr>
           <w:b/>
@@ -13608,21 +12190,11 @@
       </w:r>
     </w:p>
     <w:p>
-      <w:pPr>
-        <w:rPr>
-          <w:rFonts w:hint="eastAsia"/>
-        </w:rPr>
-      </w:pPr>
       <w:r>
         <w:t>________________________________________________________________________________</w:t>
       </w:r>
     </w:p>
     <w:p>
-      <w:pPr>
-        <w:rPr>
-          <w:rFonts w:hint="eastAsia"/>
-        </w:rPr>
-      </w:pPr>
       <w:r>
         <w:rPr>
           <w:b/>
@@ -13632,21 +12204,11 @@
       </w:r>
     </w:p>
     <w:p>
-      <w:pPr>
-        <w:rPr>
-          <w:rFonts w:hint="eastAsia"/>
-        </w:rPr>
-      </w:pPr>
       <w:r>
         <w:t>________________________________________________________________________________</w:t>
       </w:r>
     </w:p>
     <w:p>
-      <w:pPr>
-        <w:rPr>
-          <w:rFonts w:hint="eastAsia"/>
-        </w:rPr>
-      </w:pPr>
       <w:r>
         <w:rPr>
           <w:b/>
@@ -13656,21 +12218,11 @@
       </w:r>
     </w:p>
     <w:p>
-      <w:pPr>
-        <w:rPr>
-          <w:rFonts w:hint="eastAsia"/>
-        </w:rPr>
-      </w:pPr>
       <w:r>
         <w:t>________________________________________________________________________________</w:t>
       </w:r>
     </w:p>
     <w:p>
-      <w:pPr>
-        <w:rPr>
-          <w:rFonts w:hint="eastAsia"/>
-        </w:rPr>
-      </w:pPr>
       <w:r>
         <w:rPr>
           <w:b/>
@@ -13680,21 +12232,11 @@
       </w:r>
     </w:p>
     <w:p>
-      <w:pPr>
-        <w:rPr>
-          <w:rFonts w:hint="eastAsia"/>
-        </w:rPr>
-      </w:pPr>
       <w:r>
         <w:t>________________________________________________________________________________</w:t>
       </w:r>
     </w:p>
     <w:p>
-      <w:pPr>
-        <w:rPr>
-          <w:rFonts w:hint="eastAsia"/>
-        </w:rPr>
-      </w:pPr>
       <w:r>
         <w:br w:type="page"/>
       </w:r>
@@ -13720,9 +12262,6 @@
       <w:pPr>
         <w:spacing w:after="40"/>
         <w:ind w:hanging="29"/>
-        <w:rPr>
-          <w:rFonts w:hint="eastAsia"/>
-        </w:rPr>
       </w:pPr>
       <w:r>
         <w:rPr>
@@ -13740,9 +12279,6 @@
       <w:pPr>
         <w:spacing w:after="40"/>
         <w:ind w:hanging="29"/>
-        <w:rPr>
-          <w:rFonts w:hint="eastAsia"/>
-        </w:rPr>
       </w:pPr>
       <w:r>
         <w:rPr>
@@ -13760,9 +12296,6 @@
       <w:pPr>
         <w:spacing w:after="40"/>
         <w:ind w:hanging="29"/>
-        <w:rPr>
-          <w:rFonts w:hint="eastAsia"/>
-        </w:rPr>
       </w:pPr>
       <w:r>
         <w:rPr>
@@ -13788,9 +12321,6 @@
       <w:pPr>
         <w:spacing w:after="40"/>
         <w:ind w:hanging="29"/>
-        <w:rPr>
-          <w:rFonts w:hint="eastAsia"/>
-        </w:rPr>
       </w:pPr>
       <w:r>
         <w:rPr>
@@ -13808,9 +12338,6 @@
       <w:pPr>
         <w:spacing w:after="40"/>
         <w:ind w:hanging="29"/>
-        <w:rPr>
-          <w:rFonts w:hint="eastAsia"/>
-        </w:rPr>
       </w:pPr>
       <w:r>
         <w:rPr>
@@ -13828,9 +12355,6 @@
       <w:pPr>
         <w:spacing w:after="40"/>
         <w:ind w:hanging="29"/>
-        <w:rPr>
-          <w:rFonts w:hint="eastAsia"/>
-        </w:rPr>
       </w:pPr>
       <w:r>
         <w:rPr>
@@ -13856,9 +12380,6 @@
       <w:pPr>
         <w:spacing w:after="40"/>
         <w:ind w:hanging="29"/>
-        <w:rPr>
-          <w:rFonts w:hint="eastAsia"/>
-        </w:rPr>
       </w:pPr>
       <w:r>
         <w:rPr>
@@ -13876,9 +12397,6 @@
       <w:pPr>
         <w:spacing w:after="40"/>
         <w:ind w:hanging="29"/>
-        <w:rPr>
-          <w:rFonts w:hint="eastAsia"/>
-        </w:rPr>
       </w:pPr>
       <w:r>
         <w:rPr>
@@ -13896,9 +12414,6 @@
       <w:pPr>
         <w:spacing w:after="40"/>
         <w:ind w:hanging="29"/>
-        <w:rPr>
-          <w:rFonts w:hint="eastAsia"/>
-        </w:rPr>
       </w:pPr>
       <w:r>
         <w:rPr>
@@ -13924,9 +12439,6 @@
       <w:pPr>
         <w:spacing w:after="40"/>
         <w:ind w:hanging="29"/>
-        <w:rPr>
-          <w:rFonts w:hint="eastAsia"/>
-        </w:rPr>
       </w:pPr>
       <w:r>
         <w:rPr>
@@ -13944,9 +12456,6 @@
       <w:pPr>
         <w:spacing w:after="40"/>
         <w:ind w:hanging="29"/>
-        <w:rPr>
-          <w:rFonts w:hint="eastAsia"/>
-        </w:rPr>
       </w:pPr>
       <w:r>
         <w:rPr>
@@ -13964,9 +12473,6 @@
       <w:pPr>
         <w:spacing w:after="40"/>
         <w:ind w:hanging="29"/>
-        <w:rPr>
-          <w:rFonts w:hint="eastAsia"/>
-        </w:rPr>
       </w:pPr>
       <w:r>
         <w:rPr>
@@ -14009,9 +12515,6 @@
           <w:p>
             <w:pPr>
               <w:spacing w:after="0"/>
-              <w:rPr>
-                <w:rFonts w:hint="eastAsia"/>
-              </w:rPr>
             </w:pPr>
             <w:r>
               <w:rPr>
@@ -14030,9 +12533,6 @@
     <w:p>
       <w:pPr>
         <w:spacing w:after="0"/>
-        <w:rPr>
-          <w:rFonts w:hint="eastAsia"/>
-        </w:rPr>
       </w:pPr>
     </w:p>
     <w:tbl>
@@ -14069,9 +12569,6 @@
           <w:p>
             <w:pPr>
               <w:spacing w:after="0"/>
-              <w:rPr>
-                <w:rFonts w:hint="eastAsia"/>
-              </w:rPr>
             </w:pPr>
             <w:r>
               <w:rPr>
@@ -14098,9 +12595,6 @@
           <w:p>
             <w:pPr>
               <w:spacing w:after="0"/>
-              <w:rPr>
-                <w:rFonts w:hint="eastAsia"/>
-              </w:rPr>
             </w:pPr>
             <w:r>
               <w:rPr>
@@ -14127,9 +12621,6 @@
           <w:p>
             <w:pPr>
               <w:spacing w:after="0"/>
-              <w:rPr>
-                <w:rFonts w:hint="eastAsia"/>
-              </w:rPr>
             </w:pPr>
             <w:r>
               <w:rPr>
@@ -14156,9 +12647,6 @@
           <w:p>
             <w:pPr>
               <w:spacing w:after="0"/>
-              <w:rPr>
-                <w:rFonts w:hint="eastAsia"/>
-              </w:rPr>
             </w:pPr>
             <w:r>
               <w:rPr>
@@ -14190,9 +12678,6 @@
           <w:p>
             <w:pPr>
               <w:spacing w:after="0"/>
-              <w:rPr>
-                <w:rFonts w:hint="eastAsia"/>
-              </w:rPr>
             </w:pPr>
             <w:r>
               <w:rPr>
@@ -14216,9 +12701,6 @@
           <w:p>
             <w:pPr>
               <w:spacing w:after="0"/>
-              <w:rPr>
-                <w:rFonts w:hint="eastAsia"/>
-              </w:rPr>
             </w:pPr>
             <w:r>
               <w:rPr>
@@ -14242,9 +12724,6 @@
           <w:p>
             <w:pPr>
               <w:spacing w:after="0"/>
-              <w:rPr>
-                <w:rFonts w:hint="eastAsia"/>
-              </w:rPr>
             </w:pPr>
             <w:r>
               <w:rPr>
@@ -14268,9 +12747,6 @@
           <w:p>
             <w:pPr>
               <w:spacing w:after="0"/>
-              <w:rPr>
-                <w:rFonts w:hint="eastAsia"/>
-              </w:rPr>
             </w:pPr>
             <w:r>
               <w:rPr>
@@ -14301,9 +12777,6 @@
           <w:p>
             <w:pPr>
               <w:spacing w:after="0"/>
-              <w:rPr>
-                <w:rFonts w:hint="eastAsia"/>
-              </w:rPr>
             </w:pPr>
             <w:r>
               <w:rPr>
@@ -14328,9 +12801,6 @@
           <w:p>
             <w:pPr>
               <w:spacing w:after="0"/>
-              <w:rPr>
-                <w:rFonts w:hint="eastAsia"/>
-              </w:rPr>
             </w:pPr>
             <w:r>
               <w:rPr>
@@ -14355,9 +12825,6 @@
           <w:p>
             <w:pPr>
               <w:spacing w:after="0"/>
-              <w:rPr>
-                <w:rFonts w:hint="eastAsia"/>
-              </w:rPr>
             </w:pPr>
             <w:r>
               <w:rPr>
@@ -14382,9 +12849,6 @@
           <w:p>
             <w:pPr>
               <w:spacing w:after="0"/>
-              <w:rPr>
-                <w:rFonts w:hint="eastAsia"/>
-              </w:rPr>
             </w:pPr>
             <w:r>
               <w:rPr>
@@ -14414,9 +12878,6 @@
           <w:p>
             <w:pPr>
               <w:spacing w:after="0"/>
-              <w:rPr>
-                <w:rFonts w:hint="eastAsia"/>
-              </w:rPr>
             </w:pPr>
             <w:r>
               <w:rPr>
@@ -14440,9 +12901,6 @@
           <w:p>
             <w:pPr>
               <w:spacing w:after="0"/>
-              <w:rPr>
-                <w:rFonts w:hint="eastAsia"/>
-              </w:rPr>
             </w:pPr>
             <w:r>
               <w:rPr>
@@ -14466,9 +12924,6 @@
           <w:p>
             <w:pPr>
               <w:spacing w:after="0"/>
-              <w:rPr>
-                <w:rFonts w:hint="eastAsia"/>
-              </w:rPr>
             </w:pPr>
             <w:r>
               <w:rPr>
@@ -14492,9 +12947,6 @@
           <w:p>
             <w:pPr>
               <w:spacing w:after="0"/>
-              <w:rPr>
-                <w:rFonts w:hint="eastAsia"/>
-              </w:rPr>
             </w:pPr>
             <w:r>
               <w:rPr>
@@ -14509,9 +12961,6 @@
     <w:p>
       <w:pPr>
         <w:spacing w:after="20"/>
-        <w:rPr>
-          <w:rFonts w:hint="eastAsia"/>
-        </w:rPr>
       </w:pPr>
     </w:p>
     <w:sectPr>
@@ -14532,9 +12981,6 @@
     <w:p>
       <w:pPr>
         <w:spacing w:after="0" w:line="240" w:lineRule="auto"/>
-        <w:rPr>
-          <w:rFonts w:hint="eastAsia"/>
-        </w:rPr>
       </w:pPr>
       <w:r>
         <w:separator/>
@@ -14545,9 +12991,6 @@
     <w:p>
       <w:pPr>
         <w:spacing w:after="0" w:line="240" w:lineRule="auto"/>
-        <w:rPr>
-          <w:rFonts w:hint="eastAsia"/>
-        </w:rPr>
       </w:pPr>
       <w:r>
         <w:continuationSeparator/>
@@ -14563,9 +13006,6 @@
     <w:pPr>
       <w:pStyle w:val="Footer"/>
       <w:jc w:val="center"/>
-      <w:rPr>
-        <w:rFonts w:hint="eastAsia"/>
-      </w:rPr>
     </w:pPr>
     <w:r>
       <w:rPr>
@@ -14583,9 +13023,6 @@
     <w:p>
       <w:pPr>
         <w:spacing w:after="0" w:line="240" w:lineRule="auto"/>
-        <w:rPr>
-          <w:rFonts w:hint="eastAsia"/>
-        </w:rPr>
       </w:pPr>
       <w:r>
         <w:separator/>
@@ -14596,9 +13033,6 @@
     <w:p>
       <w:pPr>
         <w:spacing w:after="0" w:line="240" w:lineRule="auto"/>
-        <w:rPr>
-          <w:rFonts w:hint="eastAsia"/>
-        </w:rPr>
       </w:pPr>
       <w:r>
         <w:continuationSeparator/>
@@ -14614,9 +13048,6 @@
     <w:pPr>
       <w:pStyle w:val="Header"/>
       <w:jc w:val="right"/>
-      <w:rPr>
-        <w:rFonts w:hint="eastAsia"/>
-      </w:rPr>
     </w:pPr>
     <w:r>
       <w:rPr>

--- a/Skymart/Power_BI_Portfolio_Project_Worksheet.docx
+++ b/Skymart/Power_BI_Portfolio_Project_Worksheet.docx
@@ -196,13 +196,8 @@
             <w:pPr>
               <w:spacing w:after="0"/>
             </w:pPr>
-            <w:proofErr w:type="spellStart"/>
-            <w:r>
-              <w:t>Skymart</w:t>
-            </w:r>
-            <w:proofErr w:type="spellEnd"/>
-            <w:r>
-              <w:t xml:space="preserve"> Retail Sales Analytics</w:t>
+            <w:r>
+              <w:t>Skymart Retail Sales Analytics</w:t>
             </w:r>
           </w:p>
         </w:tc>
@@ -301,19 +296,11 @@
             <w:pPr>
               <w:spacing w:after="0"/>
             </w:pPr>
-            <w:proofErr w:type="spellStart"/>
-            <w:r>
-              <w:rPr>
-                <w:sz w:val="17"/>
-              </w:rPr>
-              <w:t>Skymart</w:t>
-            </w:r>
-            <w:proofErr w:type="spellEnd"/>
-            <w:r>
-              <w:rPr>
-                <w:sz w:val="17"/>
-              </w:rPr>
-              <w:t xml:space="preserve"> Retail Sales__________________________________</w:t>
+            <w:r>
+              <w:rPr>
+                <w:sz w:val="17"/>
+              </w:rPr>
+              <w:t>Skymart Retail Sales__________________________________</w:t>
             </w:r>
           </w:p>
         </w:tc>
@@ -2651,15 +2638,7 @@
         <w:t xml:space="preserve">1.  </w:t>
       </w:r>
       <w:r>
-        <w:t xml:space="preserve">Output – </w:t>
-      </w:r>
-      <w:proofErr w:type="spellStart"/>
-      <w:r>
-        <w:t>Dashboar</w:t>
-      </w:r>
-      <w:proofErr w:type="spellEnd"/>
-      <w:r>
-        <w:t>: Develop a dashboard by 22/08 that displays revenue and order counts by month, region, and product, with filters</w:t>
+        <w:t>Output – Dashboar: Develop a dashboard by 22/08 that displays revenue and order counts by month, region, and product, with filters</w:t>
       </w:r>
     </w:p>
     <w:p>
@@ -3603,15 +3582,7 @@
               <w:spacing w:after="40"/>
             </w:pPr>
             <w:r>
-              <w:t xml:space="preserve">Internal, restricted-may contains </w:t>
-            </w:r>
-            <w:proofErr w:type="gramStart"/>
-            <w:r>
-              <w:t>PII(</w:t>
-            </w:r>
-            <w:proofErr w:type="gramEnd"/>
-            <w:r>
-              <w:t>personally identifiable information)</w:t>
+              <w:t>Internal, restricted-may contains PII(personally identifiable information)</w:t>
             </w:r>
           </w:p>
         </w:tc>
@@ -3755,11 +3726,9 @@
             <w:pPr>
               <w:spacing w:after="40"/>
             </w:pPr>
-            <w:proofErr w:type="spellStart"/>
-            <w:r>
-              <w:t>Operat</w:t>
-            </w:r>
-            <w:proofErr w:type="spellEnd"/>
+            <w:r>
+              <w:t>Sales op manager</w:t>
+            </w:r>
           </w:p>
         </w:tc>
         <w:tc>
@@ -3807,7 +3776,13 @@
               <w:spacing w:after="40"/>
             </w:pPr>
             <w:r>
-              <w:t>Internal</w:t>
+              <w:t xml:space="preserve">Confidential-contain </w:t>
+            </w:r>
+            <w:r>
+              <w:t>transaction</w:t>
+            </w:r>
+            <w:r>
+              <w:t xml:space="preserve"> data</w:t>
             </w:r>
           </w:p>
         </w:tc>
@@ -3855,6 +3830,9 @@
             <w:pPr>
               <w:spacing w:after="40"/>
             </w:pPr>
+            <w:r>
+              <w:t>Sales op manager</w:t>
+            </w:r>
           </w:p>
         </w:tc>
         <w:tc>
@@ -3903,6 +3881,9 @@
             </w:pPr>
             <w:r>
               <w:t>Internal</w:t>
+            </w:r>
+            <w:r>
+              <w:t>-contain transaction and pricing data</w:t>
             </w:r>
           </w:p>
         </w:tc>
@@ -3949,6 +3930,9 @@
             <w:pPr>
               <w:spacing w:after="40"/>
             </w:pPr>
+            <w:r>
+              <w:t>Sales Head/sales planning manager</w:t>
+            </w:r>
           </w:p>
         </w:tc>
         <w:tc>
@@ -3996,7 +3980,7 @@
               <w:spacing w:after="40"/>
             </w:pPr>
             <w:r>
-              <w:t>Internal</w:t>
+              <w:t>confidential-contains internal targets and performance expectations</w:t>
             </w:r>
           </w:p>
         </w:tc>
@@ -4043,6 +4027,9 @@
             <w:pPr>
               <w:spacing w:after="40"/>
             </w:pPr>
+            <w:r>
+              <w:t>Inventory manager</w:t>
+            </w:r>
           </w:p>
         </w:tc>
         <w:tc>
@@ -4090,7 +4077,7 @@
               <w:spacing w:after="40"/>
             </w:pPr>
             <w:r>
-              <w:t>Internal</w:t>
+              <w:t>Confidential-contains stock levels and operational information</w:t>
             </w:r>
           </w:p>
         </w:tc>
@@ -4137,6 +4124,9 @@
             <w:pPr>
               <w:spacing w:after="40"/>
             </w:pPr>
+            <w:r>
+              <w:t>Customer servive/return operation manager</w:t>
+            </w:r>
           </w:p>
         </w:tc>
         <w:tc>
@@ -4147,6 +4137,9 @@
             <w:pPr>
               <w:spacing w:after="40"/>
             </w:pPr>
+            <w:r>
+              <w:t>CSV read only</w:t>
+            </w:r>
           </w:p>
         </w:tc>
         <w:tc>
@@ -4181,7 +4174,7 @@
               <w:spacing w:after="40"/>
             </w:pPr>
             <w:r>
-              <w:t>Internal</w:t>
+              <w:t>Confidential-contains transaction and return information</w:t>
             </w:r>
           </w:p>
         </w:tc>
@@ -4228,6 +4221,9 @@
             <w:pPr>
               <w:spacing w:after="40"/>
             </w:pPr>
+            <w:r>
+              <w:t>Sales op or marketing manager</w:t>
+            </w:r>
           </w:p>
         </w:tc>
         <w:tc>
@@ -4238,6 +4234,9 @@
             <w:pPr>
               <w:spacing w:after="40"/>
             </w:pPr>
+            <w:r>
+              <w:t>CSV read only</w:t>
+            </w:r>
           </w:p>
         </w:tc>
         <w:tc>
@@ -4272,7 +4271,7 @@
               <w:spacing w:after="40"/>
             </w:pPr>
             <w:r>
-              <w:t>Public</w:t>
+              <w:t>Internal-contains sales-channel reference data</w:t>
             </w:r>
           </w:p>
         </w:tc>
@@ -4320,6 +4319,9 @@
             <w:pPr>
               <w:spacing w:after="40"/>
             </w:pPr>
+            <w:r>
+              <w:t>Logistics manager</w:t>
+            </w:r>
           </w:p>
         </w:tc>
         <w:tc>
@@ -4330,6 +4332,9 @@
             <w:pPr>
               <w:spacing w:after="40"/>
             </w:pPr>
+            <w:r>
+              <w:t>JSON read only</w:t>
+            </w:r>
           </w:p>
         </w:tc>
         <w:tc>
@@ -4364,7 +4369,7 @@
               <w:spacing w:after="40"/>
             </w:pPr>
             <w:r>
-              <w:t>Internal</w:t>
+              <w:t>Confidential-contains shipping info</w:t>
             </w:r>
           </w:p>
         </w:tc>

--- a/Skymart/Power_BI_Portfolio_Project_Worksheet.docx
+++ b/Skymart/Power_BI_Portfolio_Project_Worksheet.docx
@@ -196,8 +196,13 @@
             <w:pPr>
               <w:spacing w:after="0"/>
             </w:pPr>
-            <w:r>
-              <w:t>Skymart Retail Sales Analytics</w:t>
+            <w:proofErr w:type="spellStart"/>
+            <w:r>
+              <w:t>Skymart</w:t>
+            </w:r>
+            <w:proofErr w:type="spellEnd"/>
+            <w:r>
+              <w:t xml:space="preserve"> Retail Sales Analytics</w:t>
             </w:r>
           </w:p>
         </w:tc>
@@ -296,11 +301,19 @@
             <w:pPr>
               <w:spacing w:after="0"/>
             </w:pPr>
-            <w:r>
-              <w:rPr>
-                <w:sz w:val="17"/>
-              </w:rPr>
-              <w:t>Skymart Retail Sales__________________________________</w:t>
+            <w:proofErr w:type="spellStart"/>
+            <w:r>
+              <w:rPr>
+                <w:sz w:val="17"/>
+              </w:rPr>
+              <w:t>Skymart</w:t>
+            </w:r>
+            <w:proofErr w:type="spellEnd"/>
+            <w:r>
+              <w:rPr>
+                <w:sz w:val="17"/>
+              </w:rPr>
+              <w:t xml:space="preserve"> Retail Sales__________________________________</w:t>
             </w:r>
           </w:p>
         </w:tc>
@@ -2638,7 +2651,13 @@
         <w:t xml:space="preserve">1.  </w:t>
       </w:r>
       <w:r>
-        <w:t>Output – Dashboar: Develop a dashboard by 22/08 that displays revenue and order counts by month, region, and product, with filters</w:t>
+        <w:t>Output – Dashboar</w:t>
+      </w:r>
+      <w:r>
+        <w:t>d</w:t>
+      </w:r>
+      <w:r>
+        <w:t>: Develop a dashboard by 22/08 that displays revenue and order counts by month, region, and product, with filters</w:t>
       </w:r>
     </w:p>
     <w:p>
@@ -3176,13 +3195,13 @@
       </w:tblPr>
       <w:tblGrid>
         <w:gridCol w:w="1159"/>
-        <w:gridCol w:w="992"/>
-        <w:gridCol w:w="1769"/>
+        <w:gridCol w:w="1671"/>
+        <w:gridCol w:w="1090"/>
         <w:gridCol w:w="1170"/>
-        <w:gridCol w:w="1080"/>
-        <w:gridCol w:w="1622"/>
-        <w:gridCol w:w="1622"/>
-        <w:gridCol w:w="1017"/>
+        <w:gridCol w:w="717"/>
+        <w:gridCol w:w="1985"/>
+        <w:gridCol w:w="1984"/>
+        <w:gridCol w:w="655"/>
       </w:tblGrid>
       <w:tr>
         <w:tc>
@@ -3213,7 +3232,7 @@
         </w:tc>
         <w:tc>
           <w:tcPr>
-            <w:tcW w:w="992" w:type="dxa"/>
+            <w:tcW w:w="1671" w:type="dxa"/>
           </w:tcPr>
           <w:p>
             <w:pPr>
@@ -3239,7 +3258,7 @@
         </w:tc>
         <w:tc>
           <w:tcPr>
-            <w:tcW w:w="1769" w:type="dxa"/>
+            <w:tcW w:w="1090" w:type="dxa"/>
           </w:tcPr>
           <w:p>
             <w:pPr>
@@ -3291,7 +3310,7 @@
         </w:tc>
         <w:tc>
           <w:tcPr>
-            <w:tcW w:w="1080" w:type="dxa"/>
+            <w:tcW w:w="717" w:type="dxa"/>
           </w:tcPr>
           <w:p>
             <w:pPr>
@@ -3317,7 +3336,7 @@
         </w:tc>
         <w:tc>
           <w:tcPr>
-            <w:tcW w:w="1622" w:type="dxa"/>
+            <w:tcW w:w="1985" w:type="dxa"/>
           </w:tcPr>
           <w:p>
             <w:pPr>
@@ -3343,7 +3362,7 @@
         </w:tc>
         <w:tc>
           <w:tcPr>
-            <w:tcW w:w="1622" w:type="dxa"/>
+            <w:tcW w:w="1984" w:type="dxa"/>
           </w:tcPr>
           <w:p>
             <w:pPr>
@@ -3378,7 +3397,7 @@
         </w:tc>
         <w:tc>
           <w:tcPr>
-            <w:tcW w:w="1017" w:type="dxa"/>
+            <w:tcW w:w="655" w:type="dxa"/>
           </w:tcPr>
           <w:p>
             <w:pPr>
@@ -3413,30 +3432,136 @@
               <w:spacing w:after="40"/>
             </w:pPr>
             <w:r>
-              <w:t>SQL orders table</w:t>
-            </w:r>
-          </w:p>
-        </w:tc>
-        <w:tc>
-          <w:tcPr>
-            <w:tcW w:w="992" w:type="dxa"/>
+              <w:t>SQL customers table</w:t>
+            </w:r>
+          </w:p>
+        </w:tc>
+        <w:tc>
+          <w:tcPr>
+            <w:tcW w:w="1671" w:type="dxa"/>
           </w:tcPr>
           <w:p>
             <w:pPr>
               <w:spacing w:after="40"/>
             </w:pPr>
-          </w:p>
-        </w:tc>
-        <w:tc>
-          <w:tcPr>
-            <w:tcW w:w="1769" w:type="dxa"/>
-          </w:tcPr>
+            <w:proofErr w:type="spellStart"/>
+            <w:r>
+              <w:rPr>
+                <w:highlight w:val="yellow"/>
+              </w:rPr>
+              <w:t>customer_id</w:t>
+            </w:r>
+            <w:proofErr w:type="spellEnd"/>
+            <w:r>
+              <w:t>,</w:t>
+            </w:r>
+          </w:p>
           <w:p>
             <w:pPr>
               <w:spacing w:after="40"/>
             </w:pPr>
-            <w:r>
-              <w:t>Sales system/data owner</w:t>
+            <w:proofErr w:type="spellStart"/>
+            <w:r>
+              <w:t>customer_name</w:t>
+            </w:r>
+            <w:proofErr w:type="spellEnd"/>
+            <w:r>
+              <w:t>,</w:t>
+            </w:r>
+          </w:p>
+          <w:p>
+            <w:pPr>
+              <w:spacing w:after="40"/>
+            </w:pPr>
+            <w:r>
+              <w:t>email,</w:t>
+            </w:r>
+          </w:p>
+          <w:p>
+            <w:pPr>
+              <w:spacing w:after="40"/>
+            </w:pPr>
+            <w:r>
+              <w:t>customer_segment,</w:t>
+            </w:r>
+          </w:p>
+          <w:p>
+            <w:pPr>
+              <w:spacing w:after="40"/>
+            </w:pPr>
+            <w:r>
+              <w:rPr>
+                <w:highlight w:val="yellow"/>
+              </w:rPr>
+              <w:t>city</w:t>
+            </w:r>
+            <w:r>
+              <w:t>,</w:t>
+            </w:r>
+          </w:p>
+          <w:p>
+            <w:pPr>
+              <w:spacing w:after="40"/>
+            </w:pPr>
+            <w:proofErr w:type="spellStart"/>
+            <w:r>
+              <w:rPr>
+                <w:highlight w:val="yellow"/>
+              </w:rPr>
+              <w:t>region_id</w:t>
+            </w:r>
+            <w:proofErr w:type="spellEnd"/>
+            <w:r>
+              <w:t>,</w:t>
+            </w:r>
+          </w:p>
+          <w:p>
+            <w:pPr>
+              <w:spacing w:after="40"/>
+            </w:pPr>
+            <w:proofErr w:type="spellStart"/>
+            <w:r>
+              <w:t>join_date</w:t>
+            </w:r>
+            <w:proofErr w:type="spellEnd"/>
+            <w:r>
+              <w:t>,</w:t>
+            </w:r>
+          </w:p>
+          <w:p>
+            <w:pPr>
+              <w:spacing w:after="40"/>
+            </w:pPr>
+            <w:proofErr w:type="spellStart"/>
+            <w:r>
+              <w:t>loyalty_tier</w:t>
+            </w:r>
+            <w:proofErr w:type="spellEnd"/>
+            <w:r>
+              <w:t>,</w:t>
+            </w:r>
+          </w:p>
+          <w:p>
+            <w:pPr>
+              <w:spacing w:after="40"/>
+            </w:pPr>
+            <w:proofErr w:type="spellStart"/>
+            <w:r>
+              <w:t>marketing_opt_in</w:t>
+            </w:r>
+            <w:proofErr w:type="spellEnd"/>
+          </w:p>
+        </w:tc>
+        <w:tc>
+          <w:tcPr>
+            <w:tcW w:w="1090" w:type="dxa"/>
+          </w:tcPr>
+          <w:p>
+            <w:pPr>
+              <w:spacing w:after="40"/>
+            </w:pPr>
+            <w:r>
+              <w:t>Sales system/Customers Data owner</w:t>
             </w:r>
           </w:p>
         </w:tc>
@@ -3449,13 +3574,13 @@
               <w:spacing w:after="40"/>
             </w:pPr>
             <w:r>
-              <w:t>PostgreSQL conn</w:t>
-            </w:r>
-          </w:p>
-        </w:tc>
-        <w:tc>
-          <w:tcPr>
-            <w:tcW w:w="1080" w:type="dxa"/>
+              <w:t>PostgreSQL read-only</w:t>
+            </w:r>
+          </w:p>
+        </w:tc>
+        <w:tc>
+          <w:tcPr>
+            <w:tcW w:w="717" w:type="dxa"/>
           </w:tcPr>
           <w:p>
             <w:pPr>
@@ -3465,7 +3590,7 @@
         </w:tc>
         <w:tc>
           <w:tcPr>
-            <w:tcW w:w="1622" w:type="dxa"/>
+            <w:tcW w:w="1985" w:type="dxa"/>
           </w:tcPr>
           <w:p>
             <w:pPr>
@@ -3478,20 +3603,28 @@
         </w:tc>
         <w:tc>
           <w:tcPr>
-            <w:tcW w:w="1622" w:type="dxa"/>
+            <w:tcW w:w="1984" w:type="dxa"/>
           </w:tcPr>
           <w:p>
             <w:pPr>
               <w:spacing w:after="40"/>
             </w:pPr>
             <w:r>
-              <w:t>Internal/confidential</w:t>
-            </w:r>
-          </w:p>
-        </w:tc>
-        <w:tc>
-          <w:tcPr>
-            <w:tcW w:w="1017" w:type="dxa"/>
+              <w:t xml:space="preserve">Internal, restricted-may contains </w:t>
+            </w:r>
+            <w:proofErr w:type="gramStart"/>
+            <w:r>
+              <w:t>PII(</w:t>
+            </w:r>
+            <w:proofErr w:type="gramEnd"/>
+            <w:r>
+              <w:t>personally identifiable information)</w:t>
+            </w:r>
+          </w:p>
+        </w:tc>
+        <w:tc>
+          <w:tcPr>
+            <w:tcW w:w="655" w:type="dxa"/>
           </w:tcPr>
           <w:p>
             <w:pPr>
@@ -3510,14 +3643,305 @@
               <w:spacing w:after="40"/>
             </w:pPr>
             <w:r>
-              <w:t>SQL customers table</w:t>
-            </w:r>
-          </w:p>
-        </w:tc>
-        <w:tc>
-          <w:tcPr>
-            <w:tcW w:w="992" w:type="dxa"/>
-          </w:tcPr>
+              <w:t>SQL products table</w:t>
+            </w:r>
+          </w:p>
+        </w:tc>
+        <w:tc>
+          <w:tcPr>
+            <w:tcW w:w="1671" w:type="dxa"/>
+          </w:tcPr>
+          <w:p>
+            <w:pPr>
+              <w:spacing w:after="0" w:line="240" w:lineRule="auto"/>
+              <w:rPr>
+                <w:rFonts w:ascii="Calibri" w:hAnsi="Calibri" w:cs="Calibri"/>
+                <w:color w:val="000000"/>
+                <w:sz w:val="22"/>
+              </w:rPr>
+            </w:pPr>
+            <w:proofErr w:type="spellStart"/>
+            <w:r>
+              <w:rPr>
+                <w:rFonts w:ascii="Calibri" w:hAnsi="Calibri" w:cs="Calibri"/>
+                <w:color w:val="000000"/>
+                <w:sz w:val="22"/>
+                <w:highlight w:val="yellow"/>
+              </w:rPr>
+              <w:t>product_id</w:t>
+            </w:r>
+            <w:proofErr w:type="spellEnd"/>
+            <w:r>
+              <w:rPr>
+                <w:rFonts w:ascii="Calibri" w:hAnsi="Calibri" w:cs="Calibri"/>
+                <w:color w:val="000000"/>
+                <w:sz w:val="22"/>
+              </w:rPr>
+              <w:t>,</w:t>
+            </w:r>
+          </w:p>
+          <w:p>
+            <w:pPr>
+              <w:spacing w:after="0" w:line="240" w:lineRule="auto"/>
+              <w:rPr>
+                <w:rFonts w:ascii="Calibri" w:hAnsi="Calibri" w:cs="Calibri"/>
+                <w:color w:val="000000"/>
+                <w:sz w:val="22"/>
+              </w:rPr>
+            </w:pPr>
+            <w:proofErr w:type="spellStart"/>
+            <w:r>
+              <w:rPr>
+                <w:rFonts w:ascii="Calibri" w:hAnsi="Calibri" w:cs="Calibri"/>
+                <w:color w:val="000000"/>
+                <w:sz w:val="22"/>
+              </w:rPr>
+              <w:t>sku</w:t>
+            </w:r>
+            <w:proofErr w:type="spellEnd"/>
+            <w:r>
+              <w:rPr>
+                <w:rFonts w:ascii="Calibri" w:hAnsi="Calibri" w:cs="Calibri"/>
+                <w:color w:val="000000"/>
+                <w:sz w:val="22"/>
+              </w:rPr>
+              <w:t>,</w:t>
+            </w:r>
+          </w:p>
+          <w:p>
+            <w:pPr>
+              <w:spacing w:after="0" w:line="240" w:lineRule="auto"/>
+              <w:rPr>
+                <w:rFonts w:ascii="Calibri" w:hAnsi="Calibri" w:cs="Calibri"/>
+                <w:color w:val="000000"/>
+                <w:sz w:val="22"/>
+              </w:rPr>
+            </w:pPr>
+            <w:proofErr w:type="spellStart"/>
+            <w:r>
+              <w:rPr>
+                <w:rFonts w:ascii="Calibri" w:hAnsi="Calibri" w:cs="Calibri"/>
+                <w:color w:val="000000"/>
+                <w:sz w:val="22"/>
+                <w:highlight w:val="yellow"/>
+              </w:rPr>
+              <w:t>product_name</w:t>
+            </w:r>
+            <w:proofErr w:type="spellEnd"/>
+            <w:r>
+              <w:rPr>
+                <w:rFonts w:ascii="Calibri" w:hAnsi="Calibri" w:cs="Calibri"/>
+                <w:color w:val="000000"/>
+                <w:sz w:val="22"/>
+              </w:rPr>
+              <w:t>,</w:t>
+            </w:r>
+          </w:p>
+          <w:p>
+            <w:pPr>
+              <w:spacing w:after="0" w:line="240" w:lineRule="auto"/>
+              <w:rPr>
+                <w:rFonts w:ascii="Calibri" w:hAnsi="Calibri" w:cs="Calibri"/>
+                <w:color w:val="000000"/>
+                <w:sz w:val="22"/>
+              </w:rPr>
+            </w:pPr>
+            <w:r>
+              <w:rPr>
+                <w:rFonts w:ascii="Calibri" w:hAnsi="Calibri" w:cs="Calibri"/>
+                <w:color w:val="000000"/>
+                <w:sz w:val="22"/>
+                <w:highlight w:val="yellow"/>
+              </w:rPr>
+              <w:lastRenderedPageBreak/>
+              <w:t>category</w:t>
+            </w:r>
+            <w:r>
+              <w:rPr>
+                <w:rFonts w:ascii="Calibri" w:hAnsi="Calibri" w:cs="Calibri"/>
+                <w:color w:val="000000"/>
+                <w:sz w:val="22"/>
+              </w:rPr>
+              <w:t>,</w:t>
+            </w:r>
+          </w:p>
+          <w:p>
+            <w:pPr>
+              <w:spacing w:after="0" w:line="240" w:lineRule="auto"/>
+              <w:rPr>
+                <w:rFonts w:ascii="Calibri" w:hAnsi="Calibri" w:cs="Calibri"/>
+                <w:color w:val="000000"/>
+                <w:sz w:val="22"/>
+              </w:rPr>
+            </w:pPr>
+            <w:r>
+              <w:rPr>
+                <w:rFonts w:ascii="Calibri" w:hAnsi="Calibri" w:cs="Calibri"/>
+                <w:color w:val="000000"/>
+                <w:sz w:val="22"/>
+                <w:highlight w:val="yellow"/>
+              </w:rPr>
+              <w:t>subcategory</w:t>
+            </w:r>
+            <w:r>
+              <w:rPr>
+                <w:rFonts w:ascii="Calibri" w:hAnsi="Calibri" w:cs="Calibri"/>
+                <w:color w:val="000000"/>
+                <w:sz w:val="22"/>
+              </w:rPr>
+              <w:t>,</w:t>
+            </w:r>
+          </w:p>
+          <w:p>
+            <w:pPr>
+              <w:spacing w:after="0" w:line="240" w:lineRule="auto"/>
+              <w:rPr>
+                <w:rFonts w:ascii="Calibri" w:hAnsi="Calibri" w:cs="Calibri"/>
+                <w:color w:val="000000"/>
+                <w:sz w:val="22"/>
+              </w:rPr>
+            </w:pPr>
+            <w:r>
+              <w:rPr>
+                <w:rFonts w:ascii="Calibri" w:hAnsi="Calibri" w:cs="Calibri"/>
+                <w:color w:val="000000"/>
+                <w:sz w:val="22"/>
+              </w:rPr>
+              <w:t>brand,</w:t>
+            </w:r>
+          </w:p>
+          <w:p>
+            <w:pPr>
+              <w:spacing w:after="0" w:line="240" w:lineRule="auto"/>
+              <w:rPr>
+                <w:rFonts w:ascii="Calibri" w:hAnsi="Calibri" w:cs="Calibri"/>
+                <w:color w:val="000000"/>
+                <w:sz w:val="22"/>
+              </w:rPr>
+            </w:pPr>
+            <w:proofErr w:type="spellStart"/>
+            <w:r>
+              <w:rPr>
+                <w:rFonts w:ascii="Calibri" w:hAnsi="Calibri" w:cs="Calibri"/>
+                <w:color w:val="000000"/>
+                <w:sz w:val="22"/>
+              </w:rPr>
+              <w:t>unit_cost</w:t>
+            </w:r>
+            <w:proofErr w:type="spellEnd"/>
+            <w:r>
+              <w:rPr>
+                <w:rFonts w:ascii="Calibri" w:hAnsi="Calibri" w:cs="Calibri"/>
+                <w:color w:val="000000"/>
+                <w:sz w:val="22"/>
+              </w:rPr>
+              <w:t>,</w:t>
+            </w:r>
+          </w:p>
+          <w:p>
+            <w:pPr>
+              <w:spacing w:after="0" w:line="240" w:lineRule="auto"/>
+              <w:rPr>
+                <w:rFonts w:ascii="Calibri" w:hAnsi="Calibri" w:cs="Calibri"/>
+                <w:color w:val="000000"/>
+                <w:sz w:val="22"/>
+              </w:rPr>
+            </w:pPr>
+            <w:proofErr w:type="spellStart"/>
+            <w:r>
+              <w:rPr>
+                <w:rFonts w:ascii="Calibri" w:hAnsi="Calibri" w:cs="Calibri"/>
+                <w:color w:val="000000"/>
+                <w:sz w:val="22"/>
+              </w:rPr>
+              <w:t>list_price</w:t>
+            </w:r>
+            <w:proofErr w:type="spellEnd"/>
+            <w:r>
+              <w:rPr>
+                <w:rFonts w:ascii="Calibri" w:hAnsi="Calibri" w:cs="Calibri"/>
+                <w:color w:val="000000"/>
+                <w:sz w:val="22"/>
+              </w:rPr>
+              <w:t>,</w:t>
+            </w:r>
+          </w:p>
+          <w:p>
+            <w:pPr>
+              <w:spacing w:after="0" w:line="240" w:lineRule="auto"/>
+              <w:rPr>
+                <w:rFonts w:ascii="Calibri" w:hAnsi="Calibri" w:cs="Calibri"/>
+                <w:color w:val="000000"/>
+                <w:sz w:val="22"/>
+              </w:rPr>
+            </w:pPr>
+            <w:proofErr w:type="spellStart"/>
+            <w:r>
+              <w:rPr>
+                <w:rFonts w:ascii="Calibri" w:hAnsi="Calibri" w:cs="Calibri"/>
+                <w:color w:val="000000"/>
+                <w:sz w:val="22"/>
+              </w:rPr>
+              <w:t>supplier_id</w:t>
+            </w:r>
+            <w:proofErr w:type="spellEnd"/>
+            <w:r>
+              <w:rPr>
+                <w:rFonts w:ascii="Calibri" w:hAnsi="Calibri" w:cs="Calibri"/>
+                <w:color w:val="000000"/>
+                <w:sz w:val="22"/>
+              </w:rPr>
+              <w:t>,</w:t>
+            </w:r>
+          </w:p>
+          <w:p>
+            <w:pPr>
+              <w:spacing w:after="0" w:line="240" w:lineRule="auto"/>
+              <w:rPr>
+                <w:rFonts w:ascii="Calibri" w:hAnsi="Calibri" w:cs="Calibri"/>
+                <w:color w:val="000000"/>
+                <w:sz w:val="22"/>
+              </w:rPr>
+            </w:pPr>
+            <w:proofErr w:type="spellStart"/>
+            <w:r>
+              <w:rPr>
+                <w:rFonts w:ascii="Calibri" w:hAnsi="Calibri" w:cs="Calibri"/>
+                <w:color w:val="000000"/>
+                <w:sz w:val="22"/>
+              </w:rPr>
+              <w:t>launch_date</w:t>
+            </w:r>
+            <w:proofErr w:type="spellEnd"/>
+            <w:r>
+              <w:rPr>
+                <w:rFonts w:ascii="Calibri" w:hAnsi="Calibri" w:cs="Calibri"/>
+                <w:color w:val="000000"/>
+                <w:sz w:val="22"/>
+              </w:rPr>
+              <w:t>,</w:t>
+            </w:r>
+          </w:p>
+          <w:p>
+            <w:pPr>
+              <w:spacing w:after="0" w:line="240" w:lineRule="auto"/>
+              <w:rPr>
+                <w:rFonts w:ascii="Calibri" w:hAnsi="Calibri" w:cs="Calibri"/>
+                <w:color w:val="000000"/>
+                <w:sz w:val="22"/>
+              </w:rPr>
+            </w:pPr>
+            <w:proofErr w:type="spellStart"/>
+            <w:r>
+              <w:rPr>
+                <w:rFonts w:ascii="Calibri" w:hAnsi="Calibri" w:cs="Calibri"/>
+                <w:color w:val="000000"/>
+                <w:sz w:val="22"/>
+              </w:rPr>
+              <w:t>active_flag</w:t>
+            </w:r>
+            <w:proofErr w:type="spellEnd"/>
+          </w:p>
           <w:p>
             <w:pPr>
               <w:spacing w:after="40"/>
@@ -3526,14 +3950,15 @@
         </w:tc>
         <w:tc>
           <w:tcPr>
-            <w:tcW w:w="1769" w:type="dxa"/>
+            <w:tcW w:w="1090" w:type="dxa"/>
           </w:tcPr>
           <w:p>
             <w:pPr>
               <w:spacing w:after="40"/>
             </w:pPr>
             <w:r>
-              <w:t>Sales system/Customers Data owner</w:t>
+              <w:lastRenderedPageBreak/>
+              <w:t>Product master-data owner</w:t>
             </w:r>
           </w:p>
         </w:tc>
@@ -3552,7 +3977,7 @@
         </w:tc>
         <w:tc>
           <w:tcPr>
-            <w:tcW w:w="1080" w:type="dxa"/>
+            <w:tcW w:w="717" w:type="dxa"/>
           </w:tcPr>
           <w:p>
             <w:pPr>
@@ -3562,7 +3987,7 @@
         </w:tc>
         <w:tc>
           <w:tcPr>
-            <w:tcW w:w="1622" w:type="dxa"/>
+            <w:tcW w:w="1985" w:type="dxa"/>
           </w:tcPr>
           <w:p>
             <w:pPr>
@@ -3575,20 +4000,20 @@
         </w:tc>
         <w:tc>
           <w:tcPr>
-            <w:tcW w:w="1622" w:type="dxa"/>
+            <w:tcW w:w="1984" w:type="dxa"/>
           </w:tcPr>
           <w:p>
             <w:pPr>
               <w:spacing w:after="40"/>
             </w:pPr>
             <w:r>
-              <w:t>Internal, restricted-may contains PII(personally identifiable information)</w:t>
-            </w:r>
-          </w:p>
-        </w:tc>
-        <w:tc>
-          <w:tcPr>
-            <w:tcW w:w="1017" w:type="dxa"/>
+              <w:t>Internal-contains product master data and pricing</w:t>
+            </w:r>
+          </w:p>
+        </w:tc>
+        <w:tc>
+          <w:tcPr>
+            <w:tcW w:w="655" w:type="dxa"/>
           </w:tcPr>
           <w:p>
             <w:pPr>
@@ -3607,14 +4032,290 @@
               <w:spacing w:after="40"/>
             </w:pPr>
             <w:r>
-              <w:t>SQL products table</w:t>
-            </w:r>
-          </w:p>
-        </w:tc>
-        <w:tc>
-          <w:tcPr>
-            <w:tcW w:w="992" w:type="dxa"/>
-          </w:tcPr>
+              <w:t>SQL orders table</w:t>
+            </w:r>
+          </w:p>
+        </w:tc>
+        <w:tc>
+          <w:tcPr>
+            <w:tcW w:w="1671" w:type="dxa"/>
+          </w:tcPr>
+          <w:p>
+            <w:pPr>
+              <w:spacing w:after="0" w:line="240" w:lineRule="auto"/>
+              <w:rPr>
+                <w:rFonts w:ascii="Calibri" w:hAnsi="Calibri" w:cs="Calibri"/>
+                <w:color w:val="000000"/>
+                <w:sz w:val="22"/>
+              </w:rPr>
+            </w:pPr>
+            <w:proofErr w:type="spellStart"/>
+            <w:r>
+              <w:rPr>
+                <w:rFonts w:ascii="Calibri" w:hAnsi="Calibri" w:cs="Calibri"/>
+                <w:color w:val="000000"/>
+                <w:sz w:val="22"/>
+                <w:highlight w:val="yellow"/>
+              </w:rPr>
+              <w:t>order_id</w:t>
+            </w:r>
+            <w:proofErr w:type="spellEnd"/>
+            <w:r>
+              <w:rPr>
+                <w:rFonts w:ascii="Calibri" w:hAnsi="Calibri" w:cs="Calibri"/>
+                <w:color w:val="000000"/>
+                <w:sz w:val="22"/>
+              </w:rPr>
+              <w:t>,</w:t>
+            </w:r>
+          </w:p>
+          <w:p>
+            <w:pPr>
+              <w:spacing w:after="0" w:line="240" w:lineRule="auto"/>
+              <w:rPr>
+                <w:rFonts w:ascii="Calibri" w:hAnsi="Calibri" w:cs="Calibri"/>
+                <w:color w:val="000000"/>
+                <w:sz w:val="22"/>
+              </w:rPr>
+            </w:pPr>
+            <w:proofErr w:type="spellStart"/>
+            <w:r>
+              <w:rPr>
+                <w:rFonts w:ascii="Calibri" w:hAnsi="Calibri" w:cs="Calibri"/>
+                <w:color w:val="000000"/>
+                <w:sz w:val="22"/>
+                <w:highlight w:val="yellow"/>
+              </w:rPr>
+              <w:t>order_date</w:t>
+            </w:r>
+            <w:proofErr w:type="spellEnd"/>
+            <w:r>
+              <w:rPr>
+                <w:rFonts w:ascii="Calibri" w:hAnsi="Calibri" w:cs="Calibri"/>
+                <w:color w:val="000000"/>
+                <w:sz w:val="22"/>
+              </w:rPr>
+              <w:t>,</w:t>
+            </w:r>
+          </w:p>
+          <w:p>
+            <w:pPr>
+              <w:spacing w:after="0" w:line="240" w:lineRule="auto"/>
+              <w:rPr>
+                <w:rFonts w:ascii="Calibri" w:hAnsi="Calibri" w:cs="Calibri"/>
+                <w:color w:val="000000"/>
+                <w:sz w:val="22"/>
+              </w:rPr>
+            </w:pPr>
+            <w:proofErr w:type="spellStart"/>
+            <w:r>
+              <w:rPr>
+                <w:rFonts w:ascii="Calibri" w:hAnsi="Calibri" w:cs="Calibri"/>
+                <w:color w:val="000000"/>
+                <w:sz w:val="22"/>
+              </w:rPr>
+              <w:t>customer_id</w:t>
+            </w:r>
+            <w:proofErr w:type="spellEnd"/>
+            <w:r>
+              <w:rPr>
+                <w:rFonts w:ascii="Calibri" w:hAnsi="Calibri" w:cs="Calibri"/>
+                <w:color w:val="000000"/>
+                <w:sz w:val="22"/>
+              </w:rPr>
+              <w:t>,</w:t>
+            </w:r>
+          </w:p>
+          <w:p>
+            <w:pPr>
+              <w:spacing w:after="0" w:line="240" w:lineRule="auto"/>
+              <w:rPr>
+                <w:rFonts w:ascii="Calibri" w:hAnsi="Calibri" w:cs="Calibri"/>
+                <w:color w:val="000000"/>
+                <w:sz w:val="22"/>
+              </w:rPr>
+            </w:pPr>
+            <w:proofErr w:type="spellStart"/>
+            <w:r>
+              <w:rPr>
+                <w:rFonts w:ascii="Calibri" w:hAnsi="Calibri" w:cs="Calibri"/>
+                <w:color w:val="000000"/>
+                <w:sz w:val="22"/>
+              </w:rPr>
+              <w:t>channel_id</w:t>
+            </w:r>
+            <w:proofErr w:type="spellEnd"/>
+            <w:r>
+              <w:rPr>
+                <w:rFonts w:ascii="Calibri" w:hAnsi="Calibri" w:cs="Calibri"/>
+                <w:color w:val="000000"/>
+                <w:sz w:val="22"/>
+              </w:rPr>
+              <w:t>,</w:t>
+            </w:r>
+          </w:p>
+          <w:p>
+            <w:pPr>
+              <w:spacing w:after="0" w:line="240" w:lineRule="auto"/>
+              <w:rPr>
+                <w:rFonts w:ascii="Calibri" w:hAnsi="Calibri" w:cs="Calibri"/>
+                <w:color w:val="000000"/>
+                <w:sz w:val="22"/>
+              </w:rPr>
+            </w:pPr>
+            <w:proofErr w:type="spellStart"/>
+            <w:r>
+              <w:rPr>
+                <w:rFonts w:ascii="Calibri" w:hAnsi="Calibri" w:cs="Calibri"/>
+                <w:color w:val="000000"/>
+                <w:sz w:val="22"/>
+                <w:highlight w:val="yellow"/>
+              </w:rPr>
+              <w:t>region_id</w:t>
+            </w:r>
+            <w:proofErr w:type="spellEnd"/>
+            <w:r>
+              <w:rPr>
+                <w:rFonts w:ascii="Calibri" w:hAnsi="Calibri" w:cs="Calibri"/>
+                <w:color w:val="000000"/>
+                <w:sz w:val="22"/>
+              </w:rPr>
+              <w:t>,</w:t>
+            </w:r>
+          </w:p>
+          <w:p>
+            <w:pPr>
+              <w:spacing w:after="0" w:line="240" w:lineRule="auto"/>
+              <w:rPr>
+                <w:rFonts w:ascii="Calibri" w:hAnsi="Calibri" w:cs="Calibri"/>
+                <w:color w:val="000000"/>
+                <w:sz w:val="22"/>
+              </w:rPr>
+            </w:pPr>
+            <w:proofErr w:type="spellStart"/>
+            <w:r>
+              <w:rPr>
+                <w:rFonts w:ascii="Calibri" w:hAnsi="Calibri" w:cs="Calibri"/>
+                <w:color w:val="000000"/>
+                <w:sz w:val="22"/>
+              </w:rPr>
+              <w:t>payment_method</w:t>
+            </w:r>
+            <w:proofErr w:type="spellEnd"/>
+            <w:r>
+              <w:rPr>
+                <w:rFonts w:ascii="Calibri" w:hAnsi="Calibri" w:cs="Calibri"/>
+                <w:color w:val="000000"/>
+                <w:sz w:val="22"/>
+              </w:rPr>
+              <w:t>,</w:t>
+            </w:r>
+          </w:p>
+          <w:p>
+            <w:pPr>
+              <w:spacing w:after="0" w:line="240" w:lineRule="auto"/>
+              <w:rPr>
+                <w:rFonts w:ascii="Calibri" w:hAnsi="Calibri" w:cs="Calibri"/>
+                <w:color w:val="000000"/>
+                <w:sz w:val="22"/>
+              </w:rPr>
+            </w:pPr>
+            <w:proofErr w:type="spellStart"/>
+            <w:r>
+              <w:rPr>
+                <w:rFonts w:ascii="Calibri" w:hAnsi="Calibri" w:cs="Calibri"/>
+                <w:color w:val="000000"/>
+                <w:sz w:val="22"/>
+                <w:highlight w:val="yellow"/>
+              </w:rPr>
+              <w:t>order_status</w:t>
+            </w:r>
+            <w:proofErr w:type="spellEnd"/>
+            <w:r>
+              <w:rPr>
+                <w:rFonts w:ascii="Calibri" w:hAnsi="Calibri" w:cs="Calibri"/>
+                <w:color w:val="000000"/>
+                <w:sz w:val="22"/>
+              </w:rPr>
+              <w:t>,</w:t>
+            </w:r>
+          </w:p>
+          <w:p>
+            <w:pPr>
+              <w:spacing w:after="0" w:line="240" w:lineRule="auto"/>
+              <w:rPr>
+                <w:rFonts w:ascii="Calibri" w:hAnsi="Calibri" w:cs="Calibri"/>
+                <w:color w:val="000000"/>
+                <w:sz w:val="22"/>
+              </w:rPr>
+            </w:pPr>
+            <w:proofErr w:type="spellStart"/>
+            <w:r>
+              <w:rPr>
+                <w:rFonts w:ascii="Calibri" w:hAnsi="Calibri" w:cs="Calibri"/>
+                <w:color w:val="000000"/>
+                <w:sz w:val="22"/>
+              </w:rPr>
+              <w:t>campaign_code</w:t>
+            </w:r>
+            <w:proofErr w:type="spellEnd"/>
+            <w:r>
+              <w:rPr>
+                <w:rFonts w:ascii="Calibri" w:hAnsi="Calibri" w:cs="Calibri"/>
+                <w:color w:val="000000"/>
+                <w:sz w:val="22"/>
+              </w:rPr>
+              <w:t>,</w:t>
+            </w:r>
+          </w:p>
+          <w:p>
+            <w:pPr>
+              <w:spacing w:after="0" w:line="240" w:lineRule="auto"/>
+              <w:rPr>
+                <w:rFonts w:ascii="Calibri" w:hAnsi="Calibri" w:cs="Calibri"/>
+                <w:color w:val="000000"/>
+                <w:sz w:val="22"/>
+              </w:rPr>
+            </w:pPr>
+            <w:proofErr w:type="spellStart"/>
+            <w:r>
+              <w:rPr>
+                <w:rFonts w:ascii="Calibri" w:hAnsi="Calibri" w:cs="Calibri"/>
+                <w:color w:val="000000"/>
+                <w:sz w:val="22"/>
+              </w:rPr>
+              <w:t>shipping_fee</w:t>
+            </w:r>
+            <w:proofErr w:type="spellEnd"/>
+            <w:r>
+              <w:rPr>
+                <w:rFonts w:ascii="Calibri" w:hAnsi="Calibri" w:cs="Calibri"/>
+                <w:color w:val="000000"/>
+                <w:sz w:val="22"/>
+              </w:rPr>
+              <w:t>,</w:t>
+            </w:r>
+          </w:p>
+          <w:p>
+            <w:pPr>
+              <w:spacing w:after="0" w:line="240" w:lineRule="auto"/>
+              <w:rPr>
+                <w:rFonts w:ascii="Calibri" w:hAnsi="Calibri" w:cs="Calibri"/>
+                <w:color w:val="000000"/>
+                <w:sz w:val="22"/>
+              </w:rPr>
+            </w:pPr>
+            <w:proofErr w:type="spellStart"/>
+            <w:r>
+              <w:rPr>
+                <w:rFonts w:ascii="Calibri" w:hAnsi="Calibri" w:cs="Calibri"/>
+                <w:color w:val="000000"/>
+                <w:sz w:val="22"/>
+              </w:rPr>
+              <w:t>order_source_system</w:t>
+            </w:r>
+            <w:proofErr w:type="spellEnd"/>
+          </w:p>
           <w:p>
             <w:pPr>
               <w:spacing w:after="40"/>
@@ -3623,14 +4324,14 @@
         </w:tc>
         <w:tc>
           <w:tcPr>
-            <w:tcW w:w="1769" w:type="dxa"/>
+            <w:tcW w:w="1090" w:type="dxa"/>
           </w:tcPr>
           <w:p>
             <w:pPr>
               <w:spacing w:after="40"/>
             </w:pPr>
             <w:r>
-              <w:t>Product master-data owner</w:t>
+              <w:t>Sales op manager</w:t>
             </w:r>
           </w:p>
         </w:tc>
@@ -3649,7 +4350,7 @@
         </w:tc>
         <w:tc>
           <w:tcPr>
-            <w:tcW w:w="1080" w:type="dxa"/>
+            <w:tcW w:w="717" w:type="dxa"/>
           </w:tcPr>
           <w:p>
             <w:pPr>
@@ -3659,7 +4360,7 @@
         </w:tc>
         <w:tc>
           <w:tcPr>
-            <w:tcW w:w="1622" w:type="dxa"/>
+            <w:tcW w:w="1985" w:type="dxa"/>
           </w:tcPr>
           <w:p>
             <w:pPr>
@@ -3672,20 +4373,26 @@
         </w:tc>
         <w:tc>
           <w:tcPr>
-            <w:tcW w:w="1622" w:type="dxa"/>
+            <w:tcW w:w="1984" w:type="dxa"/>
           </w:tcPr>
           <w:p>
             <w:pPr>
               <w:spacing w:after="40"/>
             </w:pPr>
             <w:r>
-              <w:t>Internal-contains product master data and pricing</w:t>
-            </w:r>
-          </w:p>
-        </w:tc>
-        <w:tc>
-          <w:tcPr>
-            <w:tcW w:w="1017" w:type="dxa"/>
+              <w:t xml:space="preserve">Confidential-contain </w:t>
+            </w:r>
+            <w:r>
+              <w:t>transaction</w:t>
+            </w:r>
+            <w:r>
+              <w:t xml:space="preserve"> data</w:t>
+            </w:r>
+          </w:p>
+        </w:tc>
+        <w:tc>
+          <w:tcPr>
+            <w:tcW w:w="655" w:type="dxa"/>
           </w:tcPr>
           <w:p>
             <w:pPr>
@@ -3704,14 +4411,263 @@
               <w:spacing w:after="40"/>
             </w:pPr>
             <w:r>
-              <w:t>SQL orders table</w:t>
-            </w:r>
-          </w:p>
-        </w:tc>
-        <w:tc>
-          <w:tcPr>
-            <w:tcW w:w="992" w:type="dxa"/>
-          </w:tcPr>
+              <w:t>SQL order-items table</w:t>
+            </w:r>
+          </w:p>
+        </w:tc>
+        <w:tc>
+          <w:tcPr>
+            <w:tcW w:w="1671" w:type="dxa"/>
+          </w:tcPr>
+          <w:p>
+            <w:pPr>
+              <w:spacing w:after="0" w:line="240" w:lineRule="auto"/>
+              <w:rPr>
+                <w:rFonts w:ascii="Calibri" w:hAnsi="Calibri" w:cs="Calibri"/>
+                <w:color w:val="000000"/>
+                <w:sz w:val="22"/>
+              </w:rPr>
+            </w:pPr>
+            <w:proofErr w:type="spellStart"/>
+            <w:r>
+              <w:rPr>
+                <w:rFonts w:ascii="Calibri" w:hAnsi="Calibri" w:cs="Calibri"/>
+                <w:color w:val="000000"/>
+                <w:sz w:val="22"/>
+                <w:highlight w:val="yellow"/>
+              </w:rPr>
+              <w:t>order_line_id</w:t>
+            </w:r>
+            <w:proofErr w:type="spellEnd"/>
+            <w:r>
+              <w:rPr>
+                <w:rFonts w:ascii="Calibri" w:hAnsi="Calibri" w:cs="Calibri"/>
+                <w:color w:val="000000"/>
+                <w:sz w:val="22"/>
+              </w:rPr>
+              <w:t>,</w:t>
+            </w:r>
+          </w:p>
+          <w:p>
+            <w:pPr>
+              <w:spacing w:after="0" w:line="240" w:lineRule="auto"/>
+              <w:rPr>
+                <w:rFonts w:ascii="Calibri" w:hAnsi="Calibri" w:cs="Calibri"/>
+                <w:color w:val="000000"/>
+                <w:sz w:val="22"/>
+              </w:rPr>
+            </w:pPr>
+            <w:proofErr w:type="spellStart"/>
+            <w:r>
+              <w:rPr>
+                <w:rFonts w:ascii="Calibri" w:hAnsi="Calibri" w:cs="Calibri"/>
+                <w:color w:val="000000"/>
+                <w:sz w:val="22"/>
+                <w:highlight w:val="yellow"/>
+              </w:rPr>
+              <w:t>order_id</w:t>
+            </w:r>
+            <w:proofErr w:type="spellEnd"/>
+            <w:r>
+              <w:rPr>
+                <w:rFonts w:ascii="Calibri" w:hAnsi="Calibri" w:cs="Calibri"/>
+                <w:color w:val="000000"/>
+                <w:sz w:val="22"/>
+              </w:rPr>
+              <w:t>,</w:t>
+            </w:r>
+          </w:p>
+          <w:p>
+            <w:pPr>
+              <w:spacing w:after="0" w:line="240" w:lineRule="auto"/>
+              <w:rPr>
+                <w:rFonts w:ascii="Calibri" w:hAnsi="Calibri" w:cs="Calibri"/>
+                <w:color w:val="000000"/>
+                <w:sz w:val="22"/>
+              </w:rPr>
+            </w:pPr>
+            <w:proofErr w:type="spellStart"/>
+            <w:r>
+              <w:rPr>
+                <w:rFonts w:ascii="Calibri" w:hAnsi="Calibri" w:cs="Calibri"/>
+                <w:color w:val="000000"/>
+                <w:sz w:val="22"/>
+                <w:highlight w:val="yellow"/>
+              </w:rPr>
+              <w:t>product_id</w:t>
+            </w:r>
+            <w:proofErr w:type="spellEnd"/>
+            <w:r>
+              <w:rPr>
+                <w:rFonts w:ascii="Calibri" w:hAnsi="Calibri" w:cs="Calibri"/>
+                <w:color w:val="000000"/>
+                <w:sz w:val="22"/>
+              </w:rPr>
+              <w:t>,</w:t>
+            </w:r>
+          </w:p>
+          <w:p>
+            <w:pPr>
+              <w:spacing w:after="0" w:line="240" w:lineRule="auto"/>
+              <w:rPr>
+                <w:rFonts w:ascii="Calibri" w:hAnsi="Calibri" w:cs="Calibri"/>
+                <w:color w:val="000000"/>
+                <w:sz w:val="22"/>
+              </w:rPr>
+            </w:pPr>
+            <w:r>
+              <w:rPr>
+                <w:rFonts w:ascii="Calibri" w:hAnsi="Calibri" w:cs="Calibri"/>
+                <w:color w:val="000000"/>
+                <w:sz w:val="22"/>
+                <w:highlight w:val="yellow"/>
+              </w:rPr>
+              <w:t>quantity</w:t>
+            </w:r>
+            <w:r>
+              <w:rPr>
+                <w:rFonts w:ascii="Calibri" w:hAnsi="Calibri" w:cs="Calibri"/>
+                <w:color w:val="000000"/>
+                <w:sz w:val="22"/>
+              </w:rPr>
+              <w:t>,</w:t>
+            </w:r>
+          </w:p>
+          <w:p>
+            <w:pPr>
+              <w:spacing w:after="0" w:line="240" w:lineRule="auto"/>
+              <w:rPr>
+                <w:rFonts w:ascii="Calibri" w:hAnsi="Calibri" w:cs="Calibri"/>
+                <w:color w:val="000000"/>
+                <w:sz w:val="22"/>
+              </w:rPr>
+            </w:pPr>
+            <w:proofErr w:type="spellStart"/>
+            <w:r>
+              <w:rPr>
+                <w:rFonts w:ascii="Calibri" w:hAnsi="Calibri" w:cs="Calibri"/>
+                <w:color w:val="000000"/>
+                <w:sz w:val="22"/>
+                <w:highlight w:val="yellow"/>
+              </w:rPr>
+              <w:t>unit_price</w:t>
+            </w:r>
+            <w:proofErr w:type="spellEnd"/>
+            <w:r>
+              <w:rPr>
+                <w:rFonts w:ascii="Calibri" w:hAnsi="Calibri" w:cs="Calibri"/>
+                <w:color w:val="000000"/>
+                <w:sz w:val="22"/>
+              </w:rPr>
+              <w:t>,</w:t>
+            </w:r>
+          </w:p>
+          <w:p>
+            <w:pPr>
+              <w:spacing w:after="0" w:line="240" w:lineRule="auto"/>
+              <w:rPr>
+                <w:rFonts w:ascii="Calibri" w:hAnsi="Calibri" w:cs="Calibri"/>
+                <w:color w:val="000000"/>
+                <w:sz w:val="22"/>
+              </w:rPr>
+            </w:pPr>
+            <w:proofErr w:type="spellStart"/>
+            <w:r>
+              <w:rPr>
+                <w:rFonts w:ascii="Calibri" w:hAnsi="Calibri" w:cs="Calibri"/>
+                <w:color w:val="000000"/>
+                <w:sz w:val="22"/>
+                <w:highlight w:val="yellow"/>
+              </w:rPr>
+              <w:t>discount_amount</w:t>
+            </w:r>
+            <w:proofErr w:type="spellEnd"/>
+            <w:r>
+              <w:rPr>
+                <w:rFonts w:ascii="Calibri" w:hAnsi="Calibri" w:cs="Calibri"/>
+                <w:color w:val="000000"/>
+                <w:sz w:val="22"/>
+              </w:rPr>
+              <w:t>,</w:t>
+            </w:r>
+          </w:p>
+          <w:p>
+            <w:pPr>
+              <w:spacing w:after="0" w:line="240" w:lineRule="auto"/>
+              <w:rPr>
+                <w:rFonts w:ascii="Calibri" w:hAnsi="Calibri" w:cs="Calibri"/>
+                <w:color w:val="000000"/>
+                <w:sz w:val="22"/>
+              </w:rPr>
+            </w:pPr>
+            <w:proofErr w:type="spellStart"/>
+            <w:r>
+              <w:rPr>
+                <w:rFonts w:ascii="Calibri" w:hAnsi="Calibri" w:cs="Calibri"/>
+                <w:color w:val="000000"/>
+                <w:sz w:val="22"/>
+                <w:highlight w:val="yellow"/>
+              </w:rPr>
+              <w:t>net_amount</w:t>
+            </w:r>
+            <w:proofErr w:type="spellEnd"/>
+            <w:r>
+              <w:rPr>
+                <w:rFonts w:ascii="Calibri" w:hAnsi="Calibri" w:cs="Calibri"/>
+                <w:color w:val="000000"/>
+                <w:sz w:val="22"/>
+              </w:rPr>
+              <w:t>,</w:t>
+            </w:r>
+          </w:p>
+          <w:p>
+            <w:pPr>
+              <w:spacing w:after="0" w:line="240" w:lineRule="auto"/>
+              <w:rPr>
+                <w:rFonts w:ascii="Calibri" w:hAnsi="Calibri" w:cs="Calibri"/>
+                <w:color w:val="000000"/>
+                <w:sz w:val="22"/>
+              </w:rPr>
+            </w:pPr>
+            <w:proofErr w:type="spellStart"/>
+            <w:r>
+              <w:rPr>
+                <w:rFonts w:ascii="Calibri" w:hAnsi="Calibri" w:cs="Calibri"/>
+                <w:color w:val="000000"/>
+                <w:sz w:val="22"/>
+              </w:rPr>
+              <w:t>tax_amount</w:t>
+            </w:r>
+            <w:proofErr w:type="spellEnd"/>
+            <w:r>
+              <w:rPr>
+                <w:rFonts w:ascii="Calibri" w:hAnsi="Calibri" w:cs="Calibri"/>
+                <w:color w:val="000000"/>
+                <w:sz w:val="22"/>
+              </w:rPr>
+              <w:t>,</w:t>
+            </w:r>
+          </w:p>
+          <w:p>
+            <w:pPr>
+              <w:spacing w:after="0" w:line="240" w:lineRule="auto"/>
+              <w:rPr>
+                <w:rFonts w:ascii="Calibri" w:hAnsi="Calibri" w:cs="Calibri"/>
+                <w:color w:val="000000"/>
+                <w:sz w:val="22"/>
+              </w:rPr>
+            </w:pPr>
+            <w:proofErr w:type="spellStart"/>
+            <w:r>
+              <w:rPr>
+                <w:rFonts w:ascii="Calibri" w:hAnsi="Calibri" w:cs="Calibri"/>
+                <w:color w:val="000000"/>
+                <w:sz w:val="22"/>
+              </w:rPr>
+              <w:t>warehouse_id</w:t>
+            </w:r>
+            <w:proofErr w:type="spellEnd"/>
+          </w:p>
           <w:p>
             <w:pPr>
               <w:spacing w:after="40"/>
@@ -3720,7 +4676,7 @@
         </w:tc>
         <w:tc>
           <w:tcPr>
-            <w:tcW w:w="1769" w:type="dxa"/>
+            <w:tcW w:w="1090" w:type="dxa"/>
           </w:tcPr>
           <w:p>
             <w:pPr>
@@ -3746,7 +4702,7 @@
         </w:tc>
         <w:tc>
           <w:tcPr>
-            <w:tcW w:w="1080" w:type="dxa"/>
+            <w:tcW w:w="717" w:type="dxa"/>
           </w:tcPr>
           <w:p>
             <w:pPr>
@@ -3756,7 +4712,7 @@
         </w:tc>
         <w:tc>
           <w:tcPr>
-            <w:tcW w:w="1622" w:type="dxa"/>
+            <w:tcW w:w="1985" w:type="dxa"/>
           </w:tcPr>
           <w:p>
             <w:pPr>
@@ -3769,26 +4725,23 @@
         </w:tc>
         <w:tc>
           <w:tcPr>
-            <w:tcW w:w="1622" w:type="dxa"/>
+            <w:tcW w:w="1984" w:type="dxa"/>
           </w:tcPr>
           <w:p>
             <w:pPr>
               <w:spacing w:after="40"/>
             </w:pPr>
             <w:r>
-              <w:t xml:space="preserve">Confidential-contain </w:t>
-            </w:r>
-            <w:r>
-              <w:t>transaction</w:t>
-            </w:r>
-            <w:r>
-              <w:t xml:space="preserve"> data</w:t>
-            </w:r>
-          </w:p>
-        </w:tc>
-        <w:tc>
-          <w:tcPr>
-            <w:tcW w:w="1017" w:type="dxa"/>
+              <w:t>Internal</w:t>
+            </w:r>
+            <w:r>
+              <w:t>-contain transaction and pricing data</w:t>
+            </w:r>
+          </w:p>
+        </w:tc>
+        <w:tc>
+          <w:tcPr>
+            <w:tcW w:w="655" w:type="dxa"/>
           </w:tcPr>
           <w:p>
             <w:pPr>
@@ -3807,15 +4760,148 @@
               <w:spacing w:after="40"/>
             </w:pPr>
             <w:r>
-              <w:lastRenderedPageBreak/>
-              <w:t>SQL order-items table</w:t>
-            </w:r>
-          </w:p>
-        </w:tc>
-        <w:tc>
-          <w:tcPr>
-            <w:tcW w:w="992" w:type="dxa"/>
-          </w:tcPr>
+              <w:t>SQL regions table</w:t>
+            </w:r>
+          </w:p>
+        </w:tc>
+        <w:tc>
+          <w:tcPr>
+            <w:tcW w:w="1671" w:type="dxa"/>
+          </w:tcPr>
+          <w:p>
+            <w:pPr>
+              <w:spacing w:after="0" w:line="240" w:lineRule="auto"/>
+              <w:rPr>
+                <w:rFonts w:ascii="Calibri" w:hAnsi="Calibri" w:cs="Calibri"/>
+                <w:color w:val="000000"/>
+                <w:sz w:val="22"/>
+              </w:rPr>
+            </w:pPr>
+            <w:proofErr w:type="spellStart"/>
+            <w:r>
+              <w:rPr>
+                <w:rFonts w:ascii="Calibri" w:hAnsi="Calibri" w:cs="Calibri"/>
+                <w:color w:val="000000"/>
+                <w:sz w:val="22"/>
+                <w:highlight w:val="yellow"/>
+              </w:rPr>
+              <w:t>region_id</w:t>
+            </w:r>
+            <w:proofErr w:type="spellEnd"/>
+            <w:r>
+              <w:rPr>
+                <w:rFonts w:ascii="Calibri" w:hAnsi="Calibri" w:cs="Calibri"/>
+                <w:color w:val="000000"/>
+                <w:sz w:val="22"/>
+              </w:rPr>
+              <w:t>,</w:t>
+            </w:r>
+          </w:p>
+          <w:p>
+            <w:pPr>
+              <w:spacing w:after="0" w:line="240" w:lineRule="auto"/>
+              <w:rPr>
+                <w:rFonts w:ascii="Calibri" w:hAnsi="Calibri" w:cs="Calibri"/>
+                <w:color w:val="000000"/>
+                <w:sz w:val="22"/>
+              </w:rPr>
+            </w:pPr>
+            <w:r>
+              <w:rPr>
+                <w:rFonts w:ascii="Calibri" w:hAnsi="Calibri" w:cs="Calibri"/>
+                <w:color w:val="000000"/>
+                <w:sz w:val="22"/>
+                <w:highlight w:val="yellow"/>
+              </w:rPr>
+              <w:t>province</w:t>
+            </w:r>
+            <w:r>
+              <w:rPr>
+                <w:rFonts w:ascii="Calibri" w:hAnsi="Calibri" w:cs="Calibri"/>
+                <w:color w:val="000000"/>
+                <w:sz w:val="22"/>
+              </w:rPr>
+              <w:t>,</w:t>
+            </w:r>
+          </w:p>
+          <w:p>
+            <w:pPr>
+              <w:spacing w:after="0" w:line="240" w:lineRule="auto"/>
+              <w:rPr>
+                <w:rFonts w:ascii="Calibri" w:hAnsi="Calibri" w:cs="Calibri"/>
+                <w:color w:val="000000"/>
+                <w:sz w:val="22"/>
+              </w:rPr>
+            </w:pPr>
+            <w:proofErr w:type="spellStart"/>
+            <w:r>
+              <w:rPr>
+                <w:rFonts w:ascii="Calibri" w:hAnsi="Calibri" w:cs="Calibri"/>
+                <w:color w:val="000000"/>
+                <w:sz w:val="22"/>
+                <w:highlight w:val="yellow"/>
+              </w:rPr>
+              <w:t>sales_territory</w:t>
+            </w:r>
+            <w:proofErr w:type="spellEnd"/>
+            <w:r>
+              <w:rPr>
+                <w:rFonts w:ascii="Calibri" w:hAnsi="Calibri" w:cs="Calibri"/>
+                <w:color w:val="000000"/>
+                <w:sz w:val="22"/>
+              </w:rPr>
+              <w:t>,</w:t>
+            </w:r>
+          </w:p>
+          <w:p>
+            <w:pPr>
+              <w:spacing w:after="0" w:line="240" w:lineRule="auto"/>
+              <w:rPr>
+                <w:rFonts w:ascii="Calibri" w:hAnsi="Calibri" w:cs="Calibri"/>
+                <w:color w:val="000000"/>
+                <w:sz w:val="22"/>
+              </w:rPr>
+            </w:pPr>
+            <w:proofErr w:type="spellStart"/>
+            <w:r>
+              <w:rPr>
+                <w:rFonts w:ascii="Calibri" w:hAnsi="Calibri" w:cs="Calibri"/>
+                <w:color w:val="000000"/>
+                <w:sz w:val="22"/>
+                <w:highlight w:val="yellow"/>
+              </w:rPr>
+              <w:t>regional_hub</w:t>
+            </w:r>
+            <w:proofErr w:type="spellEnd"/>
+            <w:r>
+              <w:rPr>
+                <w:rFonts w:ascii="Calibri" w:hAnsi="Calibri" w:cs="Calibri"/>
+                <w:color w:val="000000"/>
+                <w:sz w:val="22"/>
+              </w:rPr>
+              <w:t>,</w:t>
+            </w:r>
+          </w:p>
+          <w:p>
+            <w:pPr>
+              <w:spacing w:after="0" w:line="240" w:lineRule="auto"/>
+              <w:rPr>
+                <w:rFonts w:ascii="Calibri" w:hAnsi="Calibri" w:cs="Calibri"/>
+                <w:color w:val="000000"/>
+                <w:sz w:val="22"/>
+              </w:rPr>
+            </w:pPr>
+            <w:proofErr w:type="spellStart"/>
+            <w:r>
+              <w:rPr>
+                <w:rFonts w:ascii="Calibri" w:hAnsi="Calibri" w:cs="Calibri"/>
+                <w:color w:val="000000"/>
+                <w:sz w:val="22"/>
+              </w:rPr>
+              <w:t>time_zone</w:t>
+            </w:r>
+            <w:proofErr w:type="spellEnd"/>
+          </w:p>
           <w:p>
             <w:pPr>
               <w:spacing w:after="40"/>
@@ -3824,7 +4910,7 @@
         </w:tc>
         <w:tc>
           <w:tcPr>
-            <w:tcW w:w="1769" w:type="dxa"/>
+            <w:tcW w:w="1090" w:type="dxa"/>
           </w:tcPr>
           <w:p>
             <w:pPr>
@@ -3850,7 +4936,7 @@
         </w:tc>
         <w:tc>
           <w:tcPr>
-            <w:tcW w:w="1080" w:type="dxa"/>
+            <w:tcW w:w="717" w:type="dxa"/>
           </w:tcPr>
           <w:p>
             <w:pPr>
@@ -3860,7 +4946,7 @@
         </w:tc>
         <w:tc>
           <w:tcPr>
-            <w:tcW w:w="1622" w:type="dxa"/>
+            <w:tcW w:w="1985" w:type="dxa"/>
           </w:tcPr>
           <w:p>
             <w:pPr>
@@ -3873,23 +4959,20 @@
         </w:tc>
         <w:tc>
           <w:tcPr>
-            <w:tcW w:w="1622" w:type="dxa"/>
+            <w:tcW w:w="1984" w:type="dxa"/>
           </w:tcPr>
           <w:p>
             <w:pPr>
               <w:spacing w:after="40"/>
             </w:pPr>
             <w:r>
-              <w:t>Internal</w:t>
-            </w:r>
-            <w:r>
-              <w:t>-contain transaction and pricing data</w:t>
-            </w:r>
-          </w:p>
-        </w:tc>
-        <w:tc>
-          <w:tcPr>
-            <w:tcW w:w="1017" w:type="dxa"/>
+              <w:t>Public</w:t>
+            </w:r>
+          </w:p>
+        </w:tc>
+        <w:tc>
+          <w:tcPr>
+            <w:tcW w:w="655" w:type="dxa"/>
           </w:tcPr>
           <w:p>
             <w:pPr>
@@ -3914,22 +4997,104 @@
         </w:tc>
         <w:tc>
           <w:tcPr>
-            <w:tcW w:w="992" w:type="dxa"/>
+            <w:tcW w:w="1671" w:type="dxa"/>
           </w:tcPr>
           <w:p>
             <w:pPr>
               <w:spacing w:after="40"/>
             </w:pPr>
-          </w:p>
-        </w:tc>
-        <w:tc>
-          <w:tcPr>
-            <w:tcW w:w="1769" w:type="dxa"/>
-          </w:tcPr>
+            <w:proofErr w:type="spellStart"/>
+            <w:r>
+              <w:t>Target_id</w:t>
+            </w:r>
+            <w:proofErr w:type="spellEnd"/>
+            <w:r>
+              <w:t>,</w:t>
+            </w:r>
+          </w:p>
           <w:p>
             <w:pPr>
               <w:spacing w:after="40"/>
             </w:pPr>
+            <w:proofErr w:type="spellStart"/>
+            <w:r>
+              <w:rPr>
+                <w:highlight w:val="yellow"/>
+              </w:rPr>
+              <w:t>Target_month</w:t>
+            </w:r>
+            <w:proofErr w:type="spellEnd"/>
+            <w:r>
+              <w:t>,</w:t>
+            </w:r>
+          </w:p>
+          <w:p>
+            <w:pPr>
+              <w:spacing w:after="40"/>
+            </w:pPr>
+            <w:proofErr w:type="spellStart"/>
+            <w:r>
+              <w:rPr>
+                <w:highlight w:val="yellow"/>
+              </w:rPr>
+              <w:t>Region_id</w:t>
+            </w:r>
+            <w:proofErr w:type="spellEnd"/>
+            <w:r>
+              <w:t>,</w:t>
+            </w:r>
+          </w:p>
+          <w:p>
+            <w:pPr>
+              <w:spacing w:after="40"/>
+            </w:pPr>
+            <w:proofErr w:type="spellStart"/>
+            <w:r>
+              <w:rPr>
+                <w:highlight w:val="yellow"/>
+              </w:rPr>
+              <w:t>Revenue_target</w:t>
+            </w:r>
+            <w:proofErr w:type="spellEnd"/>
+            <w:r>
+              <w:t>,</w:t>
+            </w:r>
+          </w:p>
+          <w:p>
+            <w:pPr>
+              <w:spacing w:after="40"/>
+            </w:pPr>
+            <w:proofErr w:type="spellStart"/>
+            <w:r>
+              <w:rPr>
+                <w:highlight w:val="yellow"/>
+              </w:rPr>
+              <w:t>Order_target</w:t>
+            </w:r>
+            <w:proofErr w:type="spellEnd"/>
+            <w:r>
+              <w:t>,</w:t>
+            </w:r>
+          </w:p>
+          <w:p>
+            <w:pPr>
+              <w:spacing w:after="40"/>
+            </w:pPr>
+            <w:proofErr w:type="spellStart"/>
+            <w:r>
+              <w:t>Target_owner</w:t>
+            </w:r>
+            <w:proofErr w:type="spellEnd"/>
+          </w:p>
+        </w:tc>
+        <w:tc>
+          <w:tcPr>
+            <w:tcW w:w="1090" w:type="dxa"/>
+          </w:tcPr>
+          <w:p>
+            <w:pPr>
+              <w:spacing w:after="40"/>
+            </w:pPr>
             <w:r>
               <w:t>Sales Head/sales planning manager</w:t>
             </w:r>
@@ -3950,7 +5115,7 @@
         </w:tc>
         <w:tc>
           <w:tcPr>
-            <w:tcW w:w="1080" w:type="dxa"/>
+            <w:tcW w:w="717" w:type="dxa"/>
           </w:tcPr>
           <w:p>
             <w:pPr>
@@ -3960,7 +5125,7 @@
         </w:tc>
         <w:tc>
           <w:tcPr>
-            <w:tcW w:w="1622" w:type="dxa"/>
+            <w:tcW w:w="1985" w:type="dxa"/>
           </w:tcPr>
           <w:p>
             <w:pPr>
@@ -3973,7 +5138,7 @@
         </w:tc>
         <w:tc>
           <w:tcPr>
-            <w:tcW w:w="1622" w:type="dxa"/>
+            <w:tcW w:w="1984" w:type="dxa"/>
           </w:tcPr>
           <w:p>
             <w:pPr>
@@ -3986,7 +5151,7 @@
         </w:tc>
         <w:tc>
           <w:tcPr>
-            <w:tcW w:w="1017" w:type="dxa"/>
+            <w:tcW w:w="655" w:type="dxa"/>
           </w:tcPr>
           <w:p>
             <w:pPr>
@@ -4011,23 +5176,129 @@
         </w:tc>
         <w:tc>
           <w:tcPr>
-            <w:tcW w:w="992" w:type="dxa"/>
+            <w:tcW w:w="1671" w:type="dxa"/>
           </w:tcPr>
           <w:p>
             <w:pPr>
               <w:spacing w:after="40"/>
             </w:pPr>
-          </w:p>
-        </w:tc>
-        <w:tc>
-          <w:tcPr>
-            <w:tcW w:w="1769" w:type="dxa"/>
-          </w:tcPr>
+            <w:proofErr w:type="spellStart"/>
+            <w:r>
+              <w:t>Snapshot_id</w:t>
+            </w:r>
+            <w:proofErr w:type="spellEnd"/>
+            <w:r>
+              <w:t>,</w:t>
+            </w:r>
+          </w:p>
           <w:p>
             <w:pPr>
               <w:spacing w:after="40"/>
             </w:pPr>
-            <w:r>
+            <w:proofErr w:type="spellStart"/>
+            <w:r>
+              <w:t>Snapshot_data</w:t>
+            </w:r>
+            <w:proofErr w:type="spellEnd"/>
+            <w:r>
+              <w:t>,</w:t>
+            </w:r>
+          </w:p>
+          <w:p>
+            <w:pPr>
+              <w:spacing w:after="40"/>
+            </w:pPr>
+            <w:proofErr w:type="spellStart"/>
+            <w:r>
+              <w:t>Product_id</w:t>
+            </w:r>
+            <w:proofErr w:type="spellEnd"/>
+            <w:r>
+              <w:t>,</w:t>
+            </w:r>
+          </w:p>
+          <w:p>
+            <w:pPr>
+              <w:spacing w:after="40"/>
+            </w:pPr>
+            <w:proofErr w:type="spellStart"/>
+            <w:r>
+              <w:t>Warehouse_id</w:t>
+            </w:r>
+            <w:proofErr w:type="spellEnd"/>
+            <w:r>
+              <w:t>,</w:t>
+            </w:r>
+          </w:p>
+          <w:p>
+            <w:pPr>
+              <w:spacing w:after="40"/>
+            </w:pPr>
+            <w:proofErr w:type="spellStart"/>
+            <w:r>
+              <w:lastRenderedPageBreak/>
+              <w:t>Opening_stock</w:t>
+            </w:r>
+            <w:proofErr w:type="spellEnd"/>
+            <w:r>
+              <w:t>,</w:t>
+            </w:r>
+          </w:p>
+          <w:p>
+            <w:pPr>
+              <w:spacing w:after="40"/>
+            </w:pPr>
+            <w:r>
+              <w:t>Receipts,</w:t>
+            </w:r>
+          </w:p>
+          <w:p>
+            <w:pPr>
+              <w:spacing w:after="40"/>
+            </w:pPr>
+            <w:proofErr w:type="spellStart"/>
+            <w:r>
+              <w:t>Units_sold</w:t>
+            </w:r>
+            <w:proofErr w:type="spellEnd"/>
+            <w:r>
+              <w:t>,</w:t>
+            </w:r>
+          </w:p>
+          <w:p>
+            <w:pPr>
+              <w:spacing w:after="40"/>
+            </w:pPr>
+            <w:proofErr w:type="spellStart"/>
+            <w:r>
+              <w:t>Closing_stock</w:t>
+            </w:r>
+            <w:proofErr w:type="spellEnd"/>
+            <w:r>
+              <w:t>,</w:t>
+            </w:r>
+          </w:p>
+          <w:p>
+            <w:pPr>
+              <w:spacing w:after="40"/>
+            </w:pPr>
+            <w:proofErr w:type="spellStart"/>
+            <w:r>
+              <w:t>Unit_cost</w:t>
+            </w:r>
+            <w:proofErr w:type="spellEnd"/>
+          </w:p>
+        </w:tc>
+        <w:tc>
+          <w:tcPr>
+            <w:tcW w:w="1090" w:type="dxa"/>
+          </w:tcPr>
+          <w:p>
+            <w:pPr>
+              <w:spacing w:after="40"/>
+            </w:pPr>
+            <w:r>
+              <w:lastRenderedPageBreak/>
               <w:t>Inventory manager</w:t>
             </w:r>
           </w:p>
@@ -4047,7 +5318,7 @@
         </w:tc>
         <w:tc>
           <w:tcPr>
-            <w:tcW w:w="1080" w:type="dxa"/>
+            <w:tcW w:w="717" w:type="dxa"/>
           </w:tcPr>
           <w:p>
             <w:pPr>
@@ -4057,7 +5328,7 @@
         </w:tc>
         <w:tc>
           <w:tcPr>
-            <w:tcW w:w="1622" w:type="dxa"/>
+            <w:tcW w:w="1985" w:type="dxa"/>
           </w:tcPr>
           <w:p>
             <w:pPr>
@@ -4070,7 +5341,7 @@
         </w:tc>
         <w:tc>
           <w:tcPr>
-            <w:tcW w:w="1622" w:type="dxa"/>
+            <w:tcW w:w="1984" w:type="dxa"/>
           </w:tcPr>
           <w:p>
             <w:pPr>
@@ -4083,7 +5354,7 @@
         </w:tc>
         <w:tc>
           <w:tcPr>
-            <w:tcW w:w="1017" w:type="dxa"/>
+            <w:tcW w:w="655" w:type="dxa"/>
           </w:tcPr>
           <w:p>
             <w:pPr>
@@ -4108,8 +5379,201 @@
         </w:tc>
         <w:tc>
           <w:tcPr>
-            <w:tcW w:w="992" w:type="dxa"/>
-          </w:tcPr>
+            <w:tcW w:w="1671" w:type="dxa"/>
+          </w:tcPr>
+          <w:p>
+            <w:pPr>
+              <w:spacing w:after="0" w:line="240" w:lineRule="auto"/>
+              <w:rPr>
+                <w:rFonts w:ascii="Calibri" w:hAnsi="Calibri" w:cs="Calibri"/>
+                <w:color w:val="000000"/>
+                <w:sz w:val="22"/>
+              </w:rPr>
+            </w:pPr>
+            <w:proofErr w:type="spellStart"/>
+            <w:r>
+              <w:rPr>
+                <w:rFonts w:ascii="Calibri" w:hAnsi="Calibri" w:cs="Calibri"/>
+                <w:color w:val="000000"/>
+                <w:sz w:val="22"/>
+                <w:highlight w:val="yellow"/>
+              </w:rPr>
+              <w:t>return_id</w:t>
+            </w:r>
+            <w:proofErr w:type="spellEnd"/>
+            <w:r>
+              <w:rPr>
+                <w:rFonts w:ascii="Calibri" w:hAnsi="Calibri" w:cs="Calibri"/>
+                <w:color w:val="000000"/>
+                <w:sz w:val="22"/>
+              </w:rPr>
+              <w:t>,</w:t>
+            </w:r>
+          </w:p>
+          <w:p>
+            <w:pPr>
+              <w:spacing w:after="0" w:line="240" w:lineRule="auto"/>
+              <w:rPr>
+                <w:rFonts w:ascii="Calibri" w:hAnsi="Calibri" w:cs="Calibri"/>
+                <w:color w:val="000000"/>
+                <w:sz w:val="22"/>
+              </w:rPr>
+            </w:pPr>
+            <w:proofErr w:type="spellStart"/>
+            <w:r>
+              <w:rPr>
+                <w:rFonts w:ascii="Calibri" w:hAnsi="Calibri" w:cs="Calibri"/>
+                <w:color w:val="000000"/>
+                <w:sz w:val="22"/>
+              </w:rPr>
+              <w:t>order_line_id</w:t>
+            </w:r>
+            <w:proofErr w:type="spellEnd"/>
+            <w:r>
+              <w:rPr>
+                <w:rFonts w:ascii="Calibri" w:hAnsi="Calibri" w:cs="Calibri"/>
+                <w:color w:val="000000"/>
+                <w:sz w:val="22"/>
+              </w:rPr>
+              <w:t>,</w:t>
+            </w:r>
+          </w:p>
+          <w:p>
+            <w:pPr>
+              <w:spacing w:after="0" w:line="240" w:lineRule="auto"/>
+              <w:rPr>
+                <w:rFonts w:ascii="Calibri" w:hAnsi="Calibri" w:cs="Calibri"/>
+                <w:color w:val="000000"/>
+                <w:sz w:val="22"/>
+              </w:rPr>
+            </w:pPr>
+            <w:proofErr w:type="spellStart"/>
+            <w:r>
+              <w:rPr>
+                <w:rFonts w:ascii="Calibri" w:hAnsi="Calibri" w:cs="Calibri"/>
+                <w:color w:val="000000"/>
+                <w:sz w:val="22"/>
+                <w:highlight w:val="yellow"/>
+              </w:rPr>
+              <w:t>return_date</w:t>
+            </w:r>
+            <w:proofErr w:type="spellEnd"/>
+            <w:r>
+              <w:rPr>
+                <w:rFonts w:ascii="Calibri" w:hAnsi="Calibri" w:cs="Calibri"/>
+                <w:color w:val="000000"/>
+                <w:sz w:val="22"/>
+              </w:rPr>
+              <w:t>,</w:t>
+            </w:r>
+          </w:p>
+          <w:p>
+            <w:pPr>
+              <w:spacing w:after="0" w:line="240" w:lineRule="auto"/>
+              <w:rPr>
+                <w:rFonts w:ascii="Calibri" w:hAnsi="Calibri" w:cs="Calibri"/>
+                <w:color w:val="000000"/>
+                <w:sz w:val="22"/>
+              </w:rPr>
+            </w:pPr>
+            <w:proofErr w:type="spellStart"/>
+            <w:r>
+              <w:rPr>
+                <w:rFonts w:ascii="Calibri" w:hAnsi="Calibri" w:cs="Calibri"/>
+                <w:color w:val="000000"/>
+                <w:sz w:val="22"/>
+                <w:highlight w:val="yellow"/>
+              </w:rPr>
+              <w:t>return_quantity</w:t>
+            </w:r>
+            <w:proofErr w:type="spellEnd"/>
+            <w:r>
+              <w:rPr>
+                <w:rFonts w:ascii="Calibri" w:hAnsi="Calibri" w:cs="Calibri"/>
+                <w:color w:val="000000"/>
+                <w:sz w:val="22"/>
+              </w:rPr>
+              <w:t>,</w:t>
+            </w:r>
+          </w:p>
+          <w:p>
+            <w:pPr>
+              <w:spacing w:after="0" w:line="240" w:lineRule="auto"/>
+              <w:rPr>
+                <w:rFonts w:ascii="Calibri" w:hAnsi="Calibri" w:cs="Calibri"/>
+                <w:color w:val="000000"/>
+                <w:sz w:val="22"/>
+              </w:rPr>
+            </w:pPr>
+            <w:proofErr w:type="spellStart"/>
+            <w:r>
+              <w:rPr>
+                <w:rFonts w:ascii="Calibri" w:hAnsi="Calibri" w:cs="Calibri"/>
+                <w:color w:val="000000"/>
+                <w:sz w:val="22"/>
+              </w:rPr>
+              <w:t>return_reason</w:t>
+            </w:r>
+            <w:proofErr w:type="spellEnd"/>
+            <w:r>
+              <w:rPr>
+                <w:rFonts w:ascii="Calibri" w:hAnsi="Calibri" w:cs="Calibri"/>
+                <w:color w:val="000000"/>
+                <w:sz w:val="22"/>
+              </w:rPr>
+              <w:t>,</w:t>
+            </w:r>
+          </w:p>
+          <w:p>
+            <w:pPr>
+              <w:spacing w:after="0" w:line="240" w:lineRule="auto"/>
+              <w:rPr>
+                <w:rFonts w:ascii="Calibri" w:hAnsi="Calibri" w:cs="Calibri"/>
+                <w:color w:val="000000"/>
+                <w:sz w:val="22"/>
+              </w:rPr>
+            </w:pPr>
+            <w:proofErr w:type="spellStart"/>
+            <w:r>
+              <w:rPr>
+                <w:rFonts w:ascii="Calibri" w:hAnsi="Calibri" w:cs="Calibri"/>
+                <w:color w:val="000000"/>
+                <w:sz w:val="22"/>
+                <w:highlight w:val="yellow"/>
+              </w:rPr>
+              <w:t>refund_amount</w:t>
+            </w:r>
+            <w:proofErr w:type="spellEnd"/>
+            <w:r>
+              <w:rPr>
+                <w:rFonts w:ascii="Calibri" w:hAnsi="Calibri" w:cs="Calibri"/>
+                <w:color w:val="000000"/>
+                <w:sz w:val="22"/>
+              </w:rPr>
+              <w:t>,</w:t>
+            </w:r>
+          </w:p>
+          <w:p>
+            <w:pPr>
+              <w:spacing w:after="0" w:line="240" w:lineRule="auto"/>
+              <w:rPr>
+                <w:rFonts w:ascii="Calibri" w:hAnsi="Calibri" w:cs="Calibri"/>
+                <w:color w:val="000000"/>
+                <w:sz w:val="22"/>
+              </w:rPr>
+            </w:pPr>
+            <w:proofErr w:type="spellStart"/>
+            <w:r>
+              <w:rPr>
+                <w:rFonts w:ascii="Calibri" w:hAnsi="Calibri" w:cs="Calibri"/>
+                <w:color w:val="000000"/>
+                <w:sz w:val="22"/>
+                <w:highlight w:val="yellow"/>
+              </w:rPr>
+              <w:t>return_status</w:t>
+            </w:r>
+            <w:proofErr w:type="spellEnd"/>
+          </w:p>
           <w:p>
             <w:pPr>
               <w:spacing w:after="40"/>
@@ -4118,14 +5582,22 @@
         </w:tc>
         <w:tc>
           <w:tcPr>
-            <w:tcW w:w="1769" w:type="dxa"/>
+            <w:tcW w:w="1090" w:type="dxa"/>
           </w:tcPr>
           <w:p>
             <w:pPr>
               <w:spacing w:after="40"/>
             </w:pPr>
             <w:r>
-              <w:t>Customer servive/return operation manager</w:t>
+              <w:t xml:space="preserve">Customer </w:t>
+            </w:r>
+            <w:proofErr w:type="spellStart"/>
+            <w:r>
+              <w:t>servive</w:t>
+            </w:r>
+            <w:proofErr w:type="spellEnd"/>
+            <w:r>
+              <w:t>/return operation manager</w:t>
             </w:r>
           </w:p>
         </w:tc>
@@ -4144,7 +5616,7 @@
         </w:tc>
         <w:tc>
           <w:tcPr>
-            <w:tcW w:w="1080" w:type="dxa"/>
+            <w:tcW w:w="717" w:type="dxa"/>
           </w:tcPr>
           <w:p>
             <w:pPr>
@@ -4154,7 +5626,7 @@
         </w:tc>
         <w:tc>
           <w:tcPr>
-            <w:tcW w:w="1622" w:type="dxa"/>
+            <w:tcW w:w="1985" w:type="dxa"/>
           </w:tcPr>
           <w:p>
             <w:pPr>
@@ -4167,7 +5639,7 @@
         </w:tc>
         <w:tc>
           <w:tcPr>
-            <w:tcW w:w="1622" w:type="dxa"/>
+            <w:tcW w:w="1984" w:type="dxa"/>
           </w:tcPr>
           <w:p>
             <w:pPr>
@@ -4180,7 +5652,7 @@
         </w:tc>
         <w:tc>
           <w:tcPr>
-            <w:tcW w:w="1017" w:type="dxa"/>
+            <w:tcW w:w="655" w:type="dxa"/>
           </w:tcPr>
           <w:p>
             <w:pPr>
@@ -4205,8 +5677,112 @@
         </w:tc>
         <w:tc>
           <w:tcPr>
-            <w:tcW w:w="992" w:type="dxa"/>
-          </w:tcPr>
+            <w:tcW w:w="1671" w:type="dxa"/>
+          </w:tcPr>
+          <w:p>
+            <w:pPr>
+              <w:spacing w:after="0" w:line="240" w:lineRule="auto"/>
+              <w:rPr>
+                <w:rFonts w:ascii="Calibri" w:hAnsi="Calibri" w:cs="Calibri"/>
+                <w:color w:val="000000"/>
+                <w:sz w:val="22"/>
+              </w:rPr>
+            </w:pPr>
+            <w:proofErr w:type="spellStart"/>
+            <w:r>
+              <w:rPr>
+                <w:rFonts w:ascii="Calibri" w:hAnsi="Calibri" w:cs="Calibri"/>
+                <w:color w:val="000000"/>
+                <w:sz w:val="22"/>
+              </w:rPr>
+              <w:t>channel_id</w:t>
+            </w:r>
+            <w:proofErr w:type="spellEnd"/>
+            <w:r>
+              <w:rPr>
+                <w:rFonts w:ascii="Calibri" w:hAnsi="Calibri" w:cs="Calibri"/>
+                <w:color w:val="000000"/>
+                <w:sz w:val="22"/>
+              </w:rPr>
+              <w:t>,</w:t>
+            </w:r>
+          </w:p>
+          <w:p>
+            <w:pPr>
+              <w:spacing w:after="0" w:line="240" w:lineRule="auto"/>
+              <w:rPr>
+                <w:rFonts w:ascii="Calibri" w:hAnsi="Calibri" w:cs="Calibri"/>
+                <w:color w:val="000000"/>
+                <w:sz w:val="22"/>
+              </w:rPr>
+            </w:pPr>
+            <w:proofErr w:type="spellStart"/>
+            <w:r>
+              <w:rPr>
+                <w:rFonts w:ascii="Calibri" w:hAnsi="Calibri" w:cs="Calibri"/>
+                <w:color w:val="000000"/>
+                <w:sz w:val="22"/>
+              </w:rPr>
+              <w:t>channel_name</w:t>
+            </w:r>
+            <w:proofErr w:type="spellEnd"/>
+            <w:r>
+              <w:rPr>
+                <w:rFonts w:ascii="Calibri" w:hAnsi="Calibri" w:cs="Calibri"/>
+                <w:color w:val="000000"/>
+                <w:sz w:val="22"/>
+              </w:rPr>
+              <w:t>,</w:t>
+            </w:r>
+          </w:p>
+          <w:p>
+            <w:pPr>
+              <w:spacing w:after="0" w:line="240" w:lineRule="auto"/>
+              <w:rPr>
+                <w:rFonts w:ascii="Calibri" w:hAnsi="Calibri" w:cs="Calibri"/>
+                <w:color w:val="000000"/>
+                <w:sz w:val="22"/>
+              </w:rPr>
+            </w:pPr>
+            <w:proofErr w:type="spellStart"/>
+            <w:r>
+              <w:rPr>
+                <w:rFonts w:ascii="Calibri" w:hAnsi="Calibri" w:cs="Calibri"/>
+                <w:color w:val="000000"/>
+                <w:sz w:val="22"/>
+              </w:rPr>
+              <w:t>channel_group</w:t>
+            </w:r>
+            <w:proofErr w:type="spellEnd"/>
+            <w:r>
+              <w:rPr>
+                <w:rFonts w:ascii="Calibri" w:hAnsi="Calibri" w:cs="Calibri"/>
+                <w:color w:val="000000"/>
+                <w:sz w:val="22"/>
+              </w:rPr>
+              <w:t>,</w:t>
+            </w:r>
+          </w:p>
+          <w:p>
+            <w:pPr>
+              <w:spacing w:after="0" w:line="240" w:lineRule="auto"/>
+              <w:rPr>
+                <w:rFonts w:ascii="Calibri" w:hAnsi="Calibri" w:cs="Calibri"/>
+                <w:color w:val="000000"/>
+                <w:sz w:val="22"/>
+              </w:rPr>
+            </w:pPr>
+            <w:proofErr w:type="spellStart"/>
+            <w:r>
+              <w:rPr>
+                <w:rFonts w:ascii="Calibri" w:hAnsi="Calibri" w:cs="Calibri"/>
+                <w:color w:val="000000"/>
+                <w:sz w:val="22"/>
+              </w:rPr>
+              <w:t>commission_rate</w:t>
+            </w:r>
+            <w:proofErr w:type="spellEnd"/>
+          </w:p>
           <w:p>
             <w:pPr>
               <w:spacing w:after="40"/>
@@ -4215,7 +5791,7 @@
         </w:tc>
         <w:tc>
           <w:tcPr>
-            <w:tcW w:w="1769" w:type="dxa"/>
+            <w:tcW w:w="1090" w:type="dxa"/>
           </w:tcPr>
           <w:p>
             <w:pPr>
@@ -4241,7 +5817,7 @@
         </w:tc>
         <w:tc>
           <w:tcPr>
-            <w:tcW w:w="1080" w:type="dxa"/>
+            <w:tcW w:w="717" w:type="dxa"/>
           </w:tcPr>
           <w:p>
             <w:pPr>
@@ -4251,7 +5827,7 @@
         </w:tc>
         <w:tc>
           <w:tcPr>
-            <w:tcW w:w="1622" w:type="dxa"/>
+            <w:tcW w:w="1985" w:type="dxa"/>
           </w:tcPr>
           <w:p>
             <w:pPr>
@@ -4264,7 +5840,7 @@
         </w:tc>
         <w:tc>
           <w:tcPr>
-            <w:tcW w:w="1622" w:type="dxa"/>
+            <w:tcW w:w="1984" w:type="dxa"/>
           </w:tcPr>
           <w:p>
             <w:pPr>
@@ -4277,7 +5853,7 @@
         </w:tc>
         <w:tc>
           <w:tcPr>
-            <w:tcW w:w="1017" w:type="dxa"/>
+            <w:tcW w:w="655" w:type="dxa"/>
           </w:tcPr>
           <w:p>
             <w:pPr>
@@ -4303,23 +5879,114 @@
         </w:tc>
         <w:tc>
           <w:tcPr>
-            <w:tcW w:w="992" w:type="dxa"/>
+            <w:tcW w:w="1671" w:type="dxa"/>
           </w:tcPr>
           <w:p>
             <w:pPr>
               <w:spacing w:after="40"/>
             </w:pPr>
-          </w:p>
-        </w:tc>
-        <w:tc>
-          <w:tcPr>
-            <w:tcW w:w="1769" w:type="dxa"/>
-          </w:tcPr>
+            <w:proofErr w:type="spellStart"/>
+            <w:r>
+              <w:t>Order_id</w:t>
+            </w:r>
+            <w:proofErr w:type="spellEnd"/>
+            <w:r>
+              <w:t>,</w:t>
+            </w:r>
+          </w:p>
           <w:p>
             <w:pPr>
               <w:spacing w:after="40"/>
             </w:pPr>
             <w:r>
+              <w:t>Courier,</w:t>
+            </w:r>
+          </w:p>
+          <w:p>
+            <w:pPr>
+              <w:spacing w:after="40"/>
+            </w:pPr>
+            <w:proofErr w:type="spellStart"/>
+            <w:r>
+              <w:t>Service_level</w:t>
+            </w:r>
+            <w:proofErr w:type="spellEnd"/>
+            <w:r>
+              <w:t>,</w:t>
+            </w:r>
+          </w:p>
+          <w:p>
+            <w:pPr>
+              <w:spacing w:after="40"/>
+            </w:pPr>
+            <w:proofErr w:type="spellStart"/>
+            <w:r>
+              <w:t>Shipped_at</w:t>
+            </w:r>
+            <w:proofErr w:type="spellEnd"/>
+            <w:r>
+              <w:t>,</w:t>
+            </w:r>
+          </w:p>
+          <w:p>
+            <w:pPr>
+              <w:spacing w:after="40"/>
+            </w:pPr>
+            <w:proofErr w:type="spellStart"/>
+            <w:r>
+              <w:t>Delivered_at</w:t>
+            </w:r>
+            <w:proofErr w:type="spellEnd"/>
+            <w:r>
+              <w:t>,</w:t>
+            </w:r>
+          </w:p>
+          <w:p>
+            <w:pPr>
+              <w:spacing w:after="40"/>
+            </w:pPr>
+            <w:proofErr w:type="spellStart"/>
+            <w:r>
+              <w:t>Delivery_status</w:t>
+            </w:r>
+            <w:proofErr w:type="spellEnd"/>
+            <w:r>
+              <w:t>,</w:t>
+            </w:r>
+          </w:p>
+          <w:p>
+            <w:pPr>
+              <w:spacing w:after="40"/>
+            </w:pPr>
+            <w:proofErr w:type="spellStart"/>
+            <w:r>
+              <w:t>Shipping_cost</w:t>
+            </w:r>
+            <w:proofErr w:type="spellEnd"/>
+            <w:r>
+              <w:t>,</w:t>
+            </w:r>
+          </w:p>
+          <w:p>
+            <w:pPr>
+              <w:spacing w:after="40"/>
+            </w:pPr>
+            <w:proofErr w:type="spellStart"/>
+            <w:r>
+              <w:t>Tracking_event_count</w:t>
+            </w:r>
+            <w:proofErr w:type="spellEnd"/>
+          </w:p>
+        </w:tc>
+        <w:tc>
+          <w:tcPr>
+            <w:tcW w:w="1090" w:type="dxa"/>
+          </w:tcPr>
+          <w:p>
+            <w:pPr>
+              <w:spacing w:after="40"/>
+            </w:pPr>
+            <w:r>
               <w:t>Logistics manager</w:t>
             </w:r>
           </w:p>
@@ -4339,7 +6006,7 @@
         </w:tc>
         <w:tc>
           <w:tcPr>
-            <w:tcW w:w="1080" w:type="dxa"/>
+            <w:tcW w:w="717" w:type="dxa"/>
           </w:tcPr>
           <w:p>
             <w:pPr>
@@ -4349,7 +6016,7 @@
         </w:tc>
         <w:tc>
           <w:tcPr>
-            <w:tcW w:w="1622" w:type="dxa"/>
+            <w:tcW w:w="1985" w:type="dxa"/>
           </w:tcPr>
           <w:p>
             <w:pPr>
@@ -4362,7 +6029,7 @@
         </w:tc>
         <w:tc>
           <w:tcPr>
-            <w:tcW w:w="1622" w:type="dxa"/>
+            <w:tcW w:w="1984" w:type="dxa"/>
           </w:tcPr>
           <w:p>
             <w:pPr>
@@ -4375,7 +6042,7 @@
         </w:tc>
         <w:tc>
           <w:tcPr>
-            <w:tcW w:w="1017" w:type="dxa"/>
+            <w:tcW w:w="655" w:type="dxa"/>
           </w:tcPr>
           <w:p>
             <w:pPr>
@@ -4394,6 +6061,66 @@
           <w:iCs/>
         </w:rPr>
       </w:pPr>
+      <w:proofErr w:type="spellStart"/>
+      <w:r>
+        <w:rPr>
+          <w:i/>
+          <w:iCs/>
+        </w:rPr>
+        <w:t>Tracking_event_count</w:t>
+      </w:r>
+      <w:proofErr w:type="spellEnd"/>
+    </w:p>
+    <w:p>
+      <w:pPr>
+        <w:spacing w:after="40"/>
+        <w:ind w:hanging="29"/>
+        <w:rPr>
+          <w:i/>
+          <w:iCs/>
+        </w:rPr>
+      </w:pPr>
+      <w:r>
+        <w:rPr>
+          <w:i/>
+          <w:iCs/>
+        </w:rPr>
+        <w:drawing>
+          <wp:inline distT="0" distB="0" distL="0" distR="0" wp14:anchorId="363CC6B3" wp14:editId="65FEF51C">
+            <wp:extent cx="1682848" cy="1767840"/>
+            <wp:effectExtent l="0" t="0" r="0" b="3810"/>
+            <wp:docPr id="718313197" name="Picture 1"/>
+            <wp:cNvGraphicFramePr>
+              <a:graphicFrameLocks xmlns:a="http://schemas.openxmlformats.org/drawingml/2006/main" noChangeAspect="1"/>
+            </wp:cNvGraphicFramePr>
+            <a:graphic xmlns:a="http://schemas.openxmlformats.org/drawingml/2006/main">
+              <a:graphicData uri="http://schemas.openxmlformats.org/drawingml/2006/picture">
+                <pic:pic xmlns:pic="http://schemas.openxmlformats.org/drawingml/2006/picture">
+                  <pic:nvPicPr>
+                    <pic:cNvPr id="718313197" name=""/>
+                    <pic:cNvPicPr/>
+                  </pic:nvPicPr>
+                  <pic:blipFill>
+                    <a:blip r:embed="rId10"/>
+                    <a:stretch>
+                      <a:fillRect/>
+                    </a:stretch>
+                  </pic:blipFill>
+                  <pic:spPr>
+                    <a:xfrm>
+                      <a:off x="0" y="0"/>
+                      <a:ext cx="1686583" cy="1771764"/>
+                    </a:xfrm>
+                    <a:prstGeom prst="rect">
+                      <a:avLst/>
+                    </a:prstGeom>
+                  </pic:spPr>
+                </pic:pic>
+              </a:graphicData>
+            </a:graphic>
+          </wp:inline>
+        </w:drawing>
+      </w:r>
     </w:p>
     <w:p>
       <w:pPr>
@@ -12969,8 +14696,8 @@
       </w:pPr>
     </w:p>
     <w:sectPr>
-      <w:headerReference w:type="default" r:id="rId10"/>
-      <w:footerReference w:type="default" r:id="rId11"/>
+      <w:headerReference w:type="default" r:id="rId11"/>
+      <w:footerReference w:type="default" r:id="rId12"/>
       <w:pgSz w:w="12240" w:h="15840"/>
       <w:pgMar w:top="1008" w:right="1037" w:bottom="936" w:left="1037" w:header="432" w:footer="432" w:gutter="0"/>
       <w:cols w:space="720"/>
@@ -14202,7 +15929,6 @@
   <w:style w:type="character" w:default="1" w:styleId="DefaultParagraphFont">
     <w:name w:val="Default Paragraph Font"/>
     <w:uiPriority w:val="1"/>
-    <w:semiHidden/>
     <w:unhideWhenUsed/>
   </w:style>
   <w:style w:type="table" w:default="1" w:styleId="TableNormal">

--- a/Skymart/Power_BI_Portfolio_Project_Worksheet.docx
+++ b/Skymart/Power_BI_Portfolio_Project_Worksheet.docx
@@ -6140,6 +6140,8210 @@
     </w:p>
     <w:p>
       <w:pPr>
+        <w:jc w:val="both"/>
+        <w:rPr>
+          <w:i/>
+          <w:iCs/>
+        </w:rPr>
+      </w:pPr>
+      <w:r>
+        <w:rPr>
+          <w:i/>
+          <w:iCs/>
+        </w:rPr>
+        <w:lastRenderedPageBreak/>
+        <w:t>Draft KPI definitions with formula, grain, filters, owner, and acceptable tolerance.</w:t>
+      </w:r>
+    </w:p>
+    <w:tbl>
+      <w:tblPr>
+        <w:tblStyle w:val="TableGrid"/>
+        <w:tblW w:w="0" w:type="auto"/>
+        <w:tblLook w:val="04A0" w:firstRow="1" w:lastRow="0" w:firstColumn="1" w:lastColumn="0" w:noHBand="0" w:noVBand="1"/>
+      </w:tblPr>
+      <w:tblGrid>
+        <w:gridCol w:w="1596"/>
+        <w:gridCol w:w="1308"/>
+        <w:gridCol w:w="2775"/>
+        <w:gridCol w:w="1221"/>
+        <w:gridCol w:w="965"/>
+        <w:gridCol w:w="995"/>
+        <w:gridCol w:w="1296"/>
+      </w:tblGrid>
+      <w:tr>
+        <w:tc>
+          <w:tcPr>
+            <w:tcW w:w="1596" w:type="dxa"/>
+          </w:tcPr>
+          <w:p>
+            <w:pPr>
+              <w:jc w:val="center"/>
+              <w:rPr>
+                <w:b/>
+                <w:bCs/>
+                <w:i/>
+                <w:iCs/>
+              </w:rPr>
+            </w:pPr>
+            <w:r>
+              <w:rPr>
+                <w:b/>
+                <w:bCs/>
+                <w:i/>
+                <w:iCs/>
+              </w:rPr>
+              <w:t>KPI</w:t>
+            </w:r>
+          </w:p>
+        </w:tc>
+        <w:tc>
+          <w:tcPr>
+            <w:tcW w:w="1308" w:type="dxa"/>
+          </w:tcPr>
+          <w:p>
+            <w:pPr>
+              <w:jc w:val="center"/>
+              <w:rPr>
+                <w:b/>
+                <w:bCs/>
+                <w:i/>
+                <w:iCs/>
+              </w:rPr>
+            </w:pPr>
+            <w:r>
+              <w:rPr>
+                <w:b/>
+                <w:bCs/>
+                <w:i/>
+                <w:iCs/>
+              </w:rPr>
+              <w:t>Business definition</w:t>
+            </w:r>
+          </w:p>
+        </w:tc>
+        <w:tc>
+          <w:tcPr>
+            <w:tcW w:w="2775" w:type="dxa"/>
+          </w:tcPr>
+          <w:p>
+            <w:pPr>
+              <w:jc w:val="center"/>
+              <w:rPr>
+                <w:b/>
+                <w:bCs/>
+                <w:i/>
+                <w:iCs/>
+              </w:rPr>
+            </w:pPr>
+            <w:r>
+              <w:rPr>
+                <w:b/>
+                <w:bCs/>
+                <w:i/>
+                <w:iCs/>
+              </w:rPr>
+              <w:t>Formula</w:t>
+            </w:r>
+          </w:p>
+        </w:tc>
+        <w:tc>
+          <w:tcPr>
+            <w:tcW w:w="1221" w:type="dxa"/>
+          </w:tcPr>
+          <w:p>
+            <w:pPr>
+              <w:jc w:val="center"/>
+              <w:rPr>
+                <w:b/>
+                <w:bCs/>
+                <w:i/>
+                <w:iCs/>
+              </w:rPr>
+            </w:pPr>
+            <w:r>
+              <w:rPr>
+                <w:b/>
+                <w:bCs/>
+                <w:i/>
+                <w:iCs/>
+              </w:rPr>
+              <w:t>Grain</w:t>
+            </w:r>
+          </w:p>
+        </w:tc>
+        <w:tc>
+          <w:tcPr>
+            <w:tcW w:w="965" w:type="dxa"/>
+          </w:tcPr>
+          <w:p>
+            <w:pPr>
+              <w:jc w:val="center"/>
+              <w:rPr>
+                <w:b/>
+                <w:bCs/>
+                <w:i/>
+                <w:iCs/>
+              </w:rPr>
+            </w:pPr>
+            <w:r>
+              <w:rPr>
+                <w:b/>
+                <w:bCs/>
+                <w:i/>
+                <w:iCs/>
+              </w:rPr>
+              <w:t>Allowed Filters</w:t>
+            </w:r>
+          </w:p>
+        </w:tc>
+        <w:tc>
+          <w:tcPr>
+            <w:tcW w:w="995" w:type="dxa"/>
+          </w:tcPr>
+          <w:p>
+            <w:pPr>
+              <w:jc w:val="center"/>
+              <w:rPr>
+                <w:b/>
+                <w:bCs/>
+                <w:i/>
+                <w:iCs/>
+              </w:rPr>
+            </w:pPr>
+            <w:r>
+              <w:rPr>
+                <w:b/>
+                <w:bCs/>
+                <w:i/>
+                <w:iCs/>
+              </w:rPr>
+              <w:t>Owner</w:t>
+            </w:r>
+          </w:p>
+        </w:tc>
+        <w:tc>
+          <w:tcPr>
+            <w:tcW w:w="1296" w:type="dxa"/>
+          </w:tcPr>
+          <w:p>
+            <w:pPr>
+              <w:jc w:val="center"/>
+              <w:rPr>
+                <w:b/>
+                <w:bCs/>
+                <w:i/>
+                <w:iCs/>
+              </w:rPr>
+            </w:pPr>
+            <w:r>
+              <w:rPr>
+                <w:b/>
+                <w:bCs/>
+                <w:i/>
+                <w:iCs/>
+              </w:rPr>
+              <w:t>Acceptable tolerance</w:t>
+            </w:r>
+          </w:p>
+        </w:tc>
+      </w:tr>
+      <w:tr>
+        <w:tc>
+          <w:tcPr>
+            <w:tcW w:w="1596" w:type="dxa"/>
+          </w:tcPr>
+          <w:p>
+            <w:pPr>
+              <w:jc w:val="both"/>
+            </w:pPr>
+            <w:r>
+              <w:t>Net Revenue</w:t>
+            </w:r>
+          </w:p>
+        </w:tc>
+        <w:tc>
+          <w:tcPr>
+            <w:tcW w:w="1308" w:type="dxa"/>
+          </w:tcPr>
+          <w:p>
+            <w:pPr>
+              <w:jc w:val="both"/>
+            </w:pPr>
+            <w:r>
+              <w:t>R</w:t>
+            </w:r>
+            <w:r>
+              <w:t>evenue earned from completed sales after discounts and refunds</w:t>
+            </w:r>
+          </w:p>
+        </w:tc>
+        <w:tc>
+          <w:tcPr>
+            <w:tcW w:w="2775" w:type="dxa"/>
+          </w:tcPr>
+          <w:p>
+            <w:pPr>
+              <w:jc w:val="both"/>
+            </w:pPr>
+            <w:proofErr w:type="gramStart"/>
+            <w:r>
+              <w:t>SUM(</w:t>
+            </w:r>
+            <w:proofErr w:type="gramEnd"/>
+            <w:r>
+              <w:t>quantity*</w:t>
+            </w:r>
+            <w:proofErr w:type="spellStart"/>
+            <w:r>
+              <w:t>unit_price</w:t>
+            </w:r>
+            <w:proofErr w:type="spellEnd"/>
+            <w:r>
+              <w:t xml:space="preserve"> – </w:t>
+            </w:r>
+            <w:proofErr w:type="spellStart"/>
+            <w:r>
+              <w:t>discount_amount</w:t>
+            </w:r>
+            <w:proofErr w:type="spellEnd"/>
+            <w:r>
+              <w:t xml:space="preserve">) – </w:t>
+            </w:r>
+            <w:proofErr w:type="gramStart"/>
+            <w:r>
+              <w:t>SUM(</w:t>
+            </w:r>
+            <w:proofErr w:type="spellStart"/>
+            <w:proofErr w:type="gramEnd"/>
+            <w:r>
+              <w:t>refund_amount</w:t>
+            </w:r>
+            <w:proofErr w:type="spellEnd"/>
+            <w:r>
+              <w:t>)</w:t>
+            </w:r>
+          </w:p>
+        </w:tc>
+        <w:tc>
+          <w:tcPr>
+            <w:tcW w:w="1221" w:type="dxa"/>
+          </w:tcPr>
+          <w:p>
+            <w:pPr>
+              <w:jc w:val="both"/>
+            </w:pPr>
+            <w:r>
+              <w:t>Order-item level (a single row in order-item table</w:t>
+            </w:r>
+            <w:proofErr w:type="gramStart"/>
+            <w:r>
+              <w:t>) ;</w:t>
+            </w:r>
+            <w:proofErr w:type="gramEnd"/>
+            <w:r>
+              <w:t xml:space="preserve"> summarized by week, month, region, and product</w:t>
+            </w:r>
+          </w:p>
+        </w:tc>
+        <w:tc>
+          <w:tcPr>
+            <w:tcW w:w="965" w:type="dxa"/>
+          </w:tcPr>
+          <w:p>
+            <w:pPr>
+              <w:jc w:val="both"/>
+            </w:pPr>
+            <w:r>
+              <w:t>Date, month, week, region, product, category</w:t>
+            </w:r>
+          </w:p>
+        </w:tc>
+        <w:tc>
+          <w:tcPr>
+            <w:tcW w:w="995" w:type="dxa"/>
+          </w:tcPr>
+          <w:p>
+            <w:pPr>
+              <w:jc w:val="both"/>
+            </w:pPr>
+            <w:r>
+              <w:t>Sales finance manager</w:t>
+            </w:r>
+          </w:p>
+        </w:tc>
+        <w:tc>
+          <w:tcPr>
+            <w:tcW w:w="1296" w:type="dxa"/>
+          </w:tcPr>
+          <w:p>
+            <w:pPr>
+              <w:jc w:val="both"/>
+            </w:pPr>
+            <w:r>
+              <w:t>Power BI total must reconcile to validate SQL within +- 0.1%</w:t>
+            </w:r>
+          </w:p>
+        </w:tc>
+      </w:tr>
+      <w:tr>
+        <w:tc>
+          <w:tcPr>
+            <w:tcW w:w="1596" w:type="dxa"/>
+          </w:tcPr>
+          <w:p>
+            <w:pPr>
+              <w:jc w:val="both"/>
+            </w:pPr>
+            <w:r>
+              <w:t>Order Count</w:t>
+            </w:r>
+          </w:p>
+        </w:tc>
+        <w:tc>
+          <w:tcPr>
+            <w:tcW w:w="1308" w:type="dxa"/>
+          </w:tcPr>
+          <w:p>
+            <w:pPr>
+              <w:jc w:val="both"/>
+            </w:pPr>
+            <w:r>
+              <w:t>Number of unique valid customers</w:t>
+            </w:r>
+          </w:p>
+        </w:tc>
+        <w:tc>
+          <w:tcPr>
+            <w:tcW w:w="2775" w:type="dxa"/>
+          </w:tcPr>
+          <w:p>
+            <w:pPr>
+              <w:jc w:val="both"/>
+            </w:pPr>
+            <w:proofErr w:type="gramStart"/>
+            <w:r>
+              <w:t>DISTINCTCOUNT(</w:t>
+            </w:r>
+            <w:proofErr w:type="spellStart"/>
+            <w:proofErr w:type="gramEnd"/>
+            <w:r>
+              <w:t>customer_id</w:t>
+            </w:r>
+            <w:proofErr w:type="spellEnd"/>
+            <w:r>
+              <w:t>),</w:t>
+            </w:r>
+          </w:p>
+          <w:p>
+            <w:pPr>
+              <w:jc w:val="both"/>
+            </w:pPr>
+            <w:r>
+              <w:t>Where order status is included</w:t>
+            </w:r>
+          </w:p>
+        </w:tc>
+        <w:tc>
+          <w:tcPr>
+            <w:tcW w:w="1221" w:type="dxa"/>
+          </w:tcPr>
+          <w:p>
+            <w:pPr>
+              <w:jc w:val="both"/>
+            </w:pPr>
+            <w:r>
+              <w:t xml:space="preserve">One </w:t>
+            </w:r>
+            <w:r>
+              <w:t xml:space="preserve">order </w:t>
+            </w:r>
+            <w:r>
+              <w:t>record per order; summarized</w:t>
+            </w:r>
+            <w:r>
+              <w:t xml:space="preserve"> by month, week, and region</w:t>
+            </w:r>
+          </w:p>
+        </w:tc>
+        <w:tc>
+          <w:tcPr>
+            <w:tcW w:w="965" w:type="dxa"/>
+          </w:tcPr>
+          <w:p>
+            <w:pPr>
+              <w:jc w:val="both"/>
+            </w:pPr>
+            <w:r>
+              <w:t>Date, month, week, region, product, category</w:t>
+            </w:r>
+          </w:p>
+        </w:tc>
+        <w:tc>
+          <w:tcPr>
+            <w:tcW w:w="995" w:type="dxa"/>
+          </w:tcPr>
+          <w:p>
+            <w:pPr>
+              <w:jc w:val="both"/>
+            </w:pPr>
+            <w:r>
+              <w:t>Regional sales op manager</w:t>
+            </w:r>
+          </w:p>
+        </w:tc>
+        <w:tc>
+          <w:tcPr>
+            <w:tcW w:w="1296" w:type="dxa"/>
+          </w:tcPr>
+          <w:p>
+            <w:pPr>
+              <w:jc w:val="both"/>
+            </w:pPr>
+            <w:r>
+              <w:t>Power bi count must reconcile to SQL within +- 0.1%</w:t>
+            </w:r>
+          </w:p>
+        </w:tc>
+      </w:tr>
+      <w:tr>
+        <w:tc>
+          <w:tcPr>
+            <w:tcW w:w="1596" w:type="dxa"/>
+          </w:tcPr>
+          <w:p>
+            <w:pPr>
+              <w:jc w:val="both"/>
+            </w:pPr>
+            <w:r>
+              <w:t>Revenue Target Attainment%</w:t>
+            </w:r>
+          </w:p>
+        </w:tc>
+        <w:tc>
+          <w:tcPr>
+            <w:tcW w:w="1308" w:type="dxa"/>
+          </w:tcPr>
+          <w:p>
+            <w:pPr>
+              <w:jc w:val="both"/>
+            </w:pPr>
+            <w:r>
+              <w:t>Percentage of the assigned sales target achieved</w:t>
+            </w:r>
+          </w:p>
+        </w:tc>
+        <w:tc>
+          <w:tcPr>
+            <w:tcW w:w="2775" w:type="dxa"/>
+          </w:tcPr>
+          <w:p>
+            <w:pPr>
+              <w:jc w:val="both"/>
+            </w:pPr>
+            <w:r>
+              <w:t>Net Revenue/Revenue Target*100</w:t>
+            </w:r>
+          </w:p>
+        </w:tc>
+        <w:tc>
+          <w:tcPr>
+            <w:tcW w:w="1221" w:type="dxa"/>
+          </w:tcPr>
+          <w:p>
+            <w:pPr>
+              <w:jc w:val="both"/>
+            </w:pPr>
+            <w:r>
+              <w:t>Month-region</w:t>
+            </w:r>
+          </w:p>
+        </w:tc>
+        <w:tc>
+          <w:tcPr>
+            <w:tcW w:w="965" w:type="dxa"/>
+          </w:tcPr>
+          <w:p>
+            <w:pPr>
+              <w:jc w:val="both"/>
+            </w:pPr>
+            <w:r>
+              <w:t>Month, region</w:t>
+            </w:r>
+          </w:p>
+        </w:tc>
+        <w:tc>
+          <w:tcPr>
+            <w:tcW w:w="995" w:type="dxa"/>
+          </w:tcPr>
+          <w:p>
+            <w:pPr>
+              <w:jc w:val="both"/>
+            </w:pPr>
+            <w:r>
+              <w:t>Head of regional sales</w:t>
+            </w:r>
+          </w:p>
+        </w:tc>
+        <w:tc>
+          <w:tcPr>
+            <w:tcW w:w="1296" w:type="dxa"/>
+          </w:tcPr>
+          <w:p>
+            <w:pPr>
+              <w:jc w:val="both"/>
+            </w:pPr>
+            <w:r>
+              <w:t>Calculation variance against validated SQL/Excel result: +-0.1%</w:t>
+            </w:r>
+          </w:p>
+        </w:tc>
+      </w:tr>
+      <w:tr>
+        <w:tc>
+          <w:tcPr>
+            <w:tcW w:w="1596" w:type="dxa"/>
+          </w:tcPr>
+          <w:p>
+            <w:pPr>
+              <w:jc w:val="both"/>
+            </w:pPr>
+            <w:r>
+              <w:t>Revenue Variance to Target</w:t>
+            </w:r>
+          </w:p>
+        </w:tc>
+        <w:tc>
+          <w:tcPr>
+            <w:tcW w:w="1308" w:type="dxa"/>
+          </w:tcPr>
+          <w:p>
+            <w:pPr>
+              <w:jc w:val="both"/>
+            </w:pPr>
+            <w:r>
+              <w:t>Difference between actual net revenue and target revenue</w:t>
+            </w:r>
+          </w:p>
+        </w:tc>
+        <w:tc>
+          <w:tcPr>
+            <w:tcW w:w="2775" w:type="dxa"/>
+          </w:tcPr>
+          <w:p>
+            <w:pPr>
+              <w:jc w:val="both"/>
+            </w:pPr>
+            <w:r>
+              <w:t>Net Revenue – Revenue Target</w:t>
+            </w:r>
+          </w:p>
+        </w:tc>
+        <w:tc>
+          <w:tcPr>
+            <w:tcW w:w="1221" w:type="dxa"/>
+          </w:tcPr>
+          <w:p>
+            <w:pPr>
+              <w:jc w:val="both"/>
+            </w:pPr>
+            <w:r>
+              <w:t>Month-region</w:t>
+            </w:r>
+          </w:p>
+        </w:tc>
+        <w:tc>
+          <w:tcPr>
+            <w:tcW w:w="965" w:type="dxa"/>
+          </w:tcPr>
+          <w:p>
+            <w:pPr>
+              <w:jc w:val="both"/>
+            </w:pPr>
+            <w:r>
+              <w:t>Month-region</w:t>
+            </w:r>
+          </w:p>
+        </w:tc>
+        <w:tc>
+          <w:tcPr>
+            <w:tcW w:w="995" w:type="dxa"/>
+          </w:tcPr>
+          <w:p>
+            <w:pPr>
+              <w:jc w:val="both"/>
+            </w:pPr>
+            <w:r>
+              <w:t>Head of regional sales</w:t>
+            </w:r>
+          </w:p>
+        </w:tc>
+        <w:tc>
+          <w:tcPr>
+            <w:tcW w:w="1296" w:type="dxa"/>
+          </w:tcPr>
+          <w:p>
+            <w:pPr>
+              <w:jc w:val="both"/>
+            </w:pPr>
+            <w:r>
+              <w:t>Calc variance: +-0.1%</w:t>
+            </w:r>
+          </w:p>
+        </w:tc>
+      </w:tr>
+      <w:tr>
+        <w:tc>
+          <w:tcPr>
+            <w:tcW w:w="1596" w:type="dxa"/>
+          </w:tcPr>
+          <w:p>
+            <w:pPr>
+              <w:jc w:val="both"/>
+            </w:pPr>
+            <w:r>
+              <w:t>Underperforming Region</w:t>
+            </w:r>
+          </w:p>
+        </w:tc>
+        <w:tc>
+          <w:tcPr>
+            <w:tcW w:w="1308" w:type="dxa"/>
+          </w:tcPr>
+          <w:p>
+            <w:pPr>
+              <w:jc w:val="both"/>
+            </w:pPr>
+            <w:r>
+              <w:t xml:space="preserve">Regions whose revenue attainment falls below agreed </w:t>
+            </w:r>
+            <w:r>
+              <w:t>target</w:t>
+            </w:r>
+          </w:p>
+        </w:tc>
+        <w:tc>
+          <w:tcPr>
+            <w:tcW w:w="2775" w:type="dxa"/>
+          </w:tcPr>
+          <w:p>
+            <w:pPr>
+              <w:jc w:val="both"/>
+            </w:pPr>
+            <w:r>
+              <w:t xml:space="preserve">Revenue Target </w:t>
+            </w:r>
+            <w:proofErr w:type="gramStart"/>
+            <w:r>
+              <w:t>Attainment(</w:t>
+            </w:r>
+            <w:proofErr w:type="gramEnd"/>
+            <w:r>
+              <w:t>%) &lt; 90%</w:t>
+            </w:r>
+          </w:p>
+        </w:tc>
+        <w:tc>
+          <w:tcPr>
+            <w:tcW w:w="1221" w:type="dxa"/>
+          </w:tcPr>
+          <w:p>
+            <w:pPr>
+              <w:jc w:val="both"/>
+            </w:pPr>
+            <w:r>
+              <w:t>Month-region</w:t>
+            </w:r>
+          </w:p>
+        </w:tc>
+        <w:tc>
+          <w:tcPr>
+            <w:tcW w:w="965" w:type="dxa"/>
+          </w:tcPr>
+          <w:p>
+            <w:pPr>
+              <w:jc w:val="both"/>
+            </w:pPr>
+            <w:r>
+              <w:t>Month</w:t>
+            </w:r>
+            <w:r>
+              <w:t xml:space="preserve">, </w:t>
+            </w:r>
+            <w:r>
+              <w:t>region</w:t>
+            </w:r>
+          </w:p>
+        </w:tc>
+        <w:tc>
+          <w:tcPr>
+            <w:tcW w:w="995" w:type="dxa"/>
+          </w:tcPr>
+          <w:p>
+            <w:pPr>
+              <w:jc w:val="both"/>
+            </w:pPr>
+            <w:r>
+              <w:t>Head of regional sales</w:t>
+            </w:r>
+          </w:p>
+        </w:tc>
+        <w:tc>
+          <w:tcPr>
+            <w:tcW w:w="1296" w:type="dxa"/>
+          </w:tcPr>
+          <w:p>
+            <w:pPr>
+              <w:jc w:val="both"/>
+            </w:pPr>
+            <w:r>
+              <w:t>Region classification must match the agreed rule in 100% tested cases</w:t>
+            </w:r>
+          </w:p>
+        </w:tc>
+      </w:tr>
+      <w:tr>
+        <w:tc>
+          <w:tcPr>
+            <w:tcW w:w="1596" w:type="dxa"/>
+          </w:tcPr>
+          <w:p>
+            <w:pPr>
+              <w:jc w:val="both"/>
+            </w:pPr>
+            <w:r>
+              <w:t>Underperforming product</w:t>
+            </w:r>
+          </w:p>
+        </w:tc>
+        <w:tc>
+          <w:tcPr>
+            <w:tcW w:w="1308" w:type="dxa"/>
+          </w:tcPr>
+          <w:p>
+            <w:pPr>
+              <w:jc w:val="both"/>
+            </w:pPr>
+            <w:r>
+              <w:t>Product with revenue below its comparable target or below the previous-period benchmark</w:t>
+            </w:r>
+          </w:p>
+        </w:tc>
+        <w:tc>
+          <w:tcPr>
+            <w:tcW w:w="2775" w:type="dxa"/>
+          </w:tcPr>
+          <w:p>
+            <w:pPr>
+              <w:jc w:val="both"/>
+            </w:pPr>
+            <w:r>
+              <w:t>Preferred: Product Revenue/Product Target &lt; 90%</w:t>
+            </w:r>
+          </w:p>
+        </w:tc>
+        <w:tc>
+          <w:tcPr>
+            <w:tcW w:w="1221" w:type="dxa"/>
+          </w:tcPr>
+          <w:p>
+            <w:pPr>
+              <w:jc w:val="both"/>
+            </w:pPr>
+            <w:r>
+              <w:t>Month-region-product</w:t>
+            </w:r>
+          </w:p>
+        </w:tc>
+        <w:tc>
+          <w:tcPr>
+            <w:tcW w:w="965" w:type="dxa"/>
+          </w:tcPr>
+          <w:p>
+            <w:pPr>
+              <w:jc w:val="both"/>
+            </w:pPr>
+            <w:r>
+              <w:t>Month, week, region, product, category</w:t>
+            </w:r>
+          </w:p>
+        </w:tc>
+        <w:tc>
+          <w:tcPr>
+            <w:tcW w:w="995" w:type="dxa"/>
+          </w:tcPr>
+          <w:p>
+            <w:pPr>
+              <w:jc w:val="both"/>
+            </w:pPr>
+            <w:r>
+              <w:t>Product category manager</w:t>
+            </w:r>
+          </w:p>
+        </w:tc>
+        <w:tc>
+          <w:tcPr>
+            <w:tcW w:w="1296" w:type="dxa"/>
+          </w:tcPr>
+          <w:p>
+            <w:pPr>
+              <w:jc w:val="both"/>
+            </w:pPr>
+            <w:r>
+              <w:t>Product classification must match the agreed rule in 100% of tested cases</w:t>
+            </w:r>
+          </w:p>
+        </w:tc>
+      </w:tr>
+      <w:tr>
+        <w:tc>
+          <w:tcPr>
+            <w:tcW w:w="1596" w:type="dxa"/>
+          </w:tcPr>
+          <w:p>
+            <w:pPr>
+              <w:jc w:val="both"/>
+            </w:pPr>
+            <w:r>
+              <w:t>Revenue Growth%</w:t>
+            </w:r>
+          </w:p>
+        </w:tc>
+        <w:tc>
+          <w:tcPr>
+            <w:tcW w:w="1308" w:type="dxa"/>
+          </w:tcPr>
+          <w:p>
+            <w:pPr>
+              <w:jc w:val="both"/>
+            </w:pPr>
+            <w:r>
+              <w:t xml:space="preserve">Change in net revenue compared </w:t>
+            </w:r>
+            <w:r>
+              <w:lastRenderedPageBreak/>
+              <w:t>with the previous comparable period</w:t>
+            </w:r>
+          </w:p>
+        </w:tc>
+        <w:tc>
+          <w:tcPr>
+            <w:tcW w:w="2775" w:type="dxa"/>
+          </w:tcPr>
+          <w:p>
+            <w:pPr>
+              <w:jc w:val="both"/>
+            </w:pPr>
+            <w:r>
+              <w:lastRenderedPageBreak/>
+              <w:t>(Current Net Revenue – Previous Net Revenue) / Previous Net Revenue * 100</w:t>
+            </w:r>
+          </w:p>
+        </w:tc>
+        <w:tc>
+          <w:tcPr>
+            <w:tcW w:w="1221" w:type="dxa"/>
+          </w:tcPr>
+          <w:p>
+            <w:pPr>
+              <w:jc w:val="both"/>
+            </w:pPr>
+            <w:r>
+              <w:t xml:space="preserve">Week-region-product, or </w:t>
+            </w:r>
+            <w:r>
+              <w:lastRenderedPageBreak/>
+              <w:t>month-region-product</w:t>
+            </w:r>
+          </w:p>
+        </w:tc>
+        <w:tc>
+          <w:tcPr>
+            <w:tcW w:w="965" w:type="dxa"/>
+          </w:tcPr>
+          <w:p>
+            <w:pPr>
+              <w:jc w:val="both"/>
+            </w:pPr>
+            <w:r>
+              <w:lastRenderedPageBreak/>
+              <w:t xml:space="preserve">Date, region, </w:t>
+            </w:r>
+            <w:r>
+              <w:lastRenderedPageBreak/>
+              <w:t>product, category</w:t>
+            </w:r>
+          </w:p>
+        </w:tc>
+        <w:tc>
+          <w:tcPr>
+            <w:tcW w:w="995" w:type="dxa"/>
+          </w:tcPr>
+          <w:p>
+            <w:pPr>
+              <w:jc w:val="both"/>
+            </w:pPr>
+            <w:r>
+              <w:lastRenderedPageBreak/>
+              <w:t>Regional sales manager</w:t>
+            </w:r>
+          </w:p>
+        </w:tc>
+        <w:tc>
+          <w:tcPr>
+            <w:tcW w:w="1296" w:type="dxa"/>
+          </w:tcPr>
+          <w:p>
+            <w:pPr>
+              <w:jc w:val="both"/>
+            </w:pPr>
+            <w:r>
+              <w:t xml:space="preserve">Calculation variance: +-0.1 </w:t>
+            </w:r>
+            <w:r>
+              <w:lastRenderedPageBreak/>
+              <w:t>percentage points</w:t>
+            </w:r>
+          </w:p>
+        </w:tc>
+      </w:tr>
+      <w:tr>
+        <w:tc>
+          <w:tcPr>
+            <w:tcW w:w="1596" w:type="dxa"/>
+          </w:tcPr>
+          <w:p>
+            <w:pPr>
+              <w:jc w:val="both"/>
+            </w:pPr>
+            <w:r>
+              <w:t>Return rate%</w:t>
+            </w:r>
+          </w:p>
+        </w:tc>
+        <w:tc>
+          <w:tcPr>
+            <w:tcW w:w="1308" w:type="dxa"/>
+          </w:tcPr>
+          <w:p>
+            <w:pPr>
+              <w:jc w:val="both"/>
+            </w:pPr>
+            <w:r>
+              <w:t>Percentage of sold units subsequently returned</w:t>
+            </w:r>
+          </w:p>
+        </w:tc>
+        <w:tc>
+          <w:tcPr>
+            <w:tcW w:w="2775" w:type="dxa"/>
+          </w:tcPr>
+          <w:p>
+            <w:pPr>
+              <w:jc w:val="both"/>
+            </w:pPr>
+            <w:r>
+              <w:t>Returned Quantity/Sold Quantity*100</w:t>
+            </w:r>
+          </w:p>
+        </w:tc>
+        <w:tc>
+          <w:tcPr>
+            <w:tcW w:w="1221" w:type="dxa"/>
+          </w:tcPr>
+          <w:p>
+            <w:pPr>
+              <w:jc w:val="both"/>
+            </w:pPr>
+            <w:r>
+              <w:t>Order-item or product level; summarized by period and region</w:t>
+            </w:r>
+          </w:p>
+        </w:tc>
+        <w:tc>
+          <w:tcPr>
+            <w:tcW w:w="965" w:type="dxa"/>
+          </w:tcPr>
+          <w:p>
+            <w:pPr>
+              <w:jc w:val="both"/>
+            </w:pPr>
+            <w:r>
+              <w:t>Date, region, product, category, return reason</w:t>
+            </w:r>
+          </w:p>
+        </w:tc>
+        <w:tc>
+          <w:tcPr>
+            <w:tcW w:w="995" w:type="dxa"/>
+          </w:tcPr>
+          <w:p>
+            <w:pPr>
+              <w:jc w:val="both"/>
+            </w:pPr>
+            <w:r>
+              <w:t>Cust operation manager</w:t>
+            </w:r>
+          </w:p>
+        </w:tc>
+        <w:tc>
+          <w:tcPr>
+            <w:tcW w:w="1296" w:type="dxa"/>
+          </w:tcPr>
+          <w:p>
+            <w:pPr>
+              <w:jc w:val="both"/>
+            </w:pPr>
+            <w:r>
+              <w:t xml:space="preserve">Calc variance+- 0.1% </w:t>
+            </w:r>
+          </w:p>
+        </w:tc>
+      </w:tr>
+    </w:tbl>
+    <w:p>
+      <w:pPr>
+        <w:jc w:val="both"/>
+        <w:rPr>
+          <w:i/>
+          <w:iCs/>
+        </w:rPr>
+      </w:pPr>
+    </w:p>
+    <w:p>
+      <w:pPr>
+        <w:spacing w:after="200" w:line="276" w:lineRule="auto"/>
+      </w:pPr>
+      <w:r>
+        <w:t>Business calc rules</w:t>
+      </w:r>
+    </w:p>
+    <w:tbl>
+      <w:tblPr>
+        <w:tblStyle w:val="TableGrid"/>
+        <w:tblW w:w="0" w:type="auto"/>
+        <w:tblLook w:val="04A0" w:firstRow="1" w:lastRow="0" w:firstColumn="1" w:lastColumn="0" w:noHBand="0" w:noVBand="1"/>
+      </w:tblPr>
+      <w:tblGrid>
+        <w:gridCol w:w="3385"/>
+        <w:gridCol w:w="3385"/>
+        <w:gridCol w:w="3386"/>
+      </w:tblGrid>
+      <w:tr>
+        <w:tc>
+          <w:tcPr>
+            <w:tcW w:w="3385" w:type="dxa"/>
+          </w:tcPr>
+          <w:p>
+            <w:pPr>
+              <w:spacing w:after="200" w:line="276" w:lineRule="auto"/>
+              <w:jc w:val="center"/>
+              <w:rPr>
+                <w:b/>
+                <w:bCs/>
+              </w:rPr>
+            </w:pPr>
+            <w:r>
+              <w:rPr>
+                <w:b/>
+                <w:bCs/>
+              </w:rPr>
+              <w:t>Rule area</w:t>
+            </w:r>
+          </w:p>
+        </w:tc>
+        <w:tc>
+          <w:tcPr>
+            <w:tcW w:w="3385" w:type="dxa"/>
+          </w:tcPr>
+          <w:p>
+            <w:pPr>
+              <w:spacing w:after="200" w:line="276" w:lineRule="auto"/>
+              <w:jc w:val="center"/>
+              <w:rPr>
+                <w:b/>
+                <w:bCs/>
+              </w:rPr>
+            </w:pPr>
+            <w:r>
+              <w:rPr>
+                <w:b/>
+                <w:bCs/>
+              </w:rPr>
+              <w:t>Draft decision</w:t>
+            </w:r>
+          </w:p>
+        </w:tc>
+        <w:tc>
+          <w:tcPr>
+            <w:tcW w:w="3386" w:type="dxa"/>
+          </w:tcPr>
+          <w:p>
+            <w:pPr>
+              <w:spacing w:after="200" w:line="276" w:lineRule="auto"/>
+              <w:jc w:val="center"/>
+              <w:rPr>
+                <w:b/>
+                <w:bCs/>
+              </w:rPr>
+            </w:pPr>
+            <w:r>
+              <w:rPr>
+                <w:b/>
+                <w:bCs/>
+              </w:rPr>
+              <w:t>DAX</w:t>
+            </w:r>
+          </w:p>
+        </w:tc>
+      </w:tr>
+      <w:tr>
+        <w:tc>
+          <w:tcPr>
+            <w:tcW w:w="3385" w:type="dxa"/>
+          </w:tcPr>
+          <w:p>
+            <w:pPr>
+              <w:spacing w:after="200" w:line="276" w:lineRule="auto"/>
+            </w:pPr>
+            <w:r>
+              <w:t>Revenue area</w:t>
+            </w:r>
+          </w:p>
+        </w:tc>
+        <w:tc>
+          <w:tcPr>
+            <w:tcW w:w="3385" w:type="dxa"/>
+          </w:tcPr>
+          <w:p>
+            <w:pPr>
+              <w:spacing w:after="200" w:line="276" w:lineRule="auto"/>
+            </w:pPr>
+            <w:r>
+              <w:t>Use quantity multiplied by unit price</w:t>
+            </w:r>
+          </w:p>
+        </w:tc>
+        <w:tc>
+          <w:tcPr>
+            <w:tcW w:w="3386" w:type="dxa"/>
+          </w:tcPr>
+          <w:p>
+            <w:pPr>
+              <w:spacing w:after="200" w:line="276" w:lineRule="auto"/>
+            </w:pPr>
+            <w:r>
+              <w:t>Gross Revenue =</w:t>
+            </w:r>
+          </w:p>
+          <w:p>
+            <w:pPr>
+              <w:spacing w:after="200" w:line="276" w:lineRule="auto"/>
+            </w:pPr>
+            <w:proofErr w:type="gramStart"/>
+            <w:r>
+              <w:t>SUMX(</w:t>
+            </w:r>
+            <w:proofErr w:type="gramEnd"/>
+          </w:p>
+          <w:p>
+            <w:pPr>
+              <w:spacing w:after="200" w:line="276" w:lineRule="auto"/>
+            </w:pPr>
+            <w:r>
+              <w:t xml:space="preserve">    </w:t>
+            </w:r>
+            <w:proofErr w:type="spellStart"/>
+            <w:r>
+              <w:t>OrderItems</w:t>
+            </w:r>
+            <w:proofErr w:type="spellEnd"/>
+            <w:r>
+              <w:t>,</w:t>
+            </w:r>
+          </w:p>
+          <w:p>
+            <w:pPr>
+              <w:spacing w:after="200" w:line="276" w:lineRule="auto"/>
+            </w:pPr>
+            <w:r>
+              <w:t xml:space="preserve">    </w:t>
+            </w:r>
+            <w:proofErr w:type="spellStart"/>
+            <w:r>
+              <w:t>OrderItems</w:t>
+            </w:r>
+            <w:proofErr w:type="spellEnd"/>
+            <w:r>
+              <w:t xml:space="preserve">[quantity] * </w:t>
+            </w:r>
+            <w:proofErr w:type="spellStart"/>
+            <w:r>
+              <w:t>OrderItems</w:t>
+            </w:r>
+            <w:proofErr w:type="spellEnd"/>
+            <w:r>
+              <w:t>[</w:t>
+            </w:r>
+            <w:proofErr w:type="spellStart"/>
+            <w:r>
+              <w:t>unit_price</w:t>
+            </w:r>
+            <w:proofErr w:type="spellEnd"/>
+            <w:r>
+              <w:t>]</w:t>
+            </w:r>
+          </w:p>
+          <w:p>
+            <w:pPr>
+              <w:spacing w:after="200" w:line="276" w:lineRule="auto"/>
+            </w:pPr>
+            <w:r>
+              <w:t>)</w:t>
+            </w:r>
+          </w:p>
+        </w:tc>
+      </w:tr>
+      <w:tr>
+        <w:tc>
+          <w:tcPr>
+            <w:tcW w:w="3385" w:type="dxa"/>
+          </w:tcPr>
+          <w:p>
+            <w:pPr>
+              <w:spacing w:after="200" w:line="276" w:lineRule="auto"/>
+            </w:pPr>
+            <w:r>
+              <w:t>Discounts</w:t>
+            </w:r>
+          </w:p>
+        </w:tc>
+        <w:tc>
+          <w:tcPr>
+            <w:tcW w:w="3385" w:type="dxa"/>
+          </w:tcPr>
+          <w:p>
+            <w:pPr>
+              <w:spacing w:after="200" w:line="276" w:lineRule="auto"/>
+            </w:pPr>
+            <w:r>
+              <w:t>Deduct level line discounts before calculating revenue</w:t>
+            </w:r>
+          </w:p>
+        </w:tc>
+        <w:tc>
+          <w:tcPr>
+            <w:tcW w:w="3386" w:type="dxa"/>
+          </w:tcPr>
+          <w:p>
+            <w:pPr>
+              <w:spacing w:after="200" w:line="276" w:lineRule="auto"/>
+            </w:pPr>
+            <w:r>
+              <w:t>Discount Amount =</w:t>
+            </w:r>
+          </w:p>
+          <w:p>
+            <w:pPr>
+              <w:spacing w:after="200" w:line="276" w:lineRule="auto"/>
+            </w:pPr>
+            <w:r>
+              <w:t>SUM(</w:t>
+            </w:r>
+            <w:proofErr w:type="spellStart"/>
+            <w:r>
+              <w:t>OrderItems</w:t>
+            </w:r>
+            <w:proofErr w:type="spellEnd"/>
+            <w:r>
+              <w:t>[</w:t>
+            </w:r>
+            <w:proofErr w:type="spellStart"/>
+            <w:r>
+              <w:t>discount_amount</w:t>
+            </w:r>
+            <w:proofErr w:type="spellEnd"/>
+            <w:r>
+              <w:t>])</w:t>
+            </w:r>
+          </w:p>
+          <w:p>
+            <w:pPr>
+              <w:spacing w:after="200" w:line="276" w:lineRule="auto"/>
+            </w:pPr>
+            <w:r>
+              <w:t>Net Revenue =</w:t>
+            </w:r>
+          </w:p>
+          <w:p>
+            <w:pPr>
+              <w:spacing w:after="200" w:line="276" w:lineRule="auto"/>
+            </w:pPr>
+            <w:r>
+              <w:t>[Gross Revenue] - [Discount Amount] - [Refund Amount]</w:t>
+            </w:r>
+          </w:p>
+        </w:tc>
+      </w:tr>
+      <w:tr>
+        <w:tc>
+          <w:tcPr>
+            <w:tcW w:w="3385" w:type="dxa"/>
+          </w:tcPr>
+          <w:p>
+            <w:pPr>
+              <w:spacing w:after="200" w:line="276" w:lineRule="auto"/>
+            </w:pPr>
+            <w:r>
+              <w:t>Returns</w:t>
+            </w:r>
+          </w:p>
+        </w:tc>
+        <w:tc>
+          <w:tcPr>
+            <w:tcW w:w="3385" w:type="dxa"/>
+          </w:tcPr>
+          <w:p>
+            <w:pPr>
+              <w:spacing w:after="200" w:line="276" w:lineRule="auto"/>
+            </w:pPr>
+            <w:r>
+              <w:t>Deduct confirmed refund amounts to produce Net Revenue</w:t>
+            </w:r>
+          </w:p>
+        </w:tc>
+        <w:tc>
+          <w:tcPr>
+            <w:tcW w:w="3386" w:type="dxa"/>
+          </w:tcPr>
+          <w:p>
+            <w:pPr>
+              <w:spacing w:after="200" w:line="276" w:lineRule="auto"/>
+            </w:pPr>
+            <w:r>
+              <w:t>Refund Amount =</w:t>
+            </w:r>
+          </w:p>
+          <w:p>
+            <w:pPr>
+              <w:spacing w:after="200" w:line="276" w:lineRule="auto"/>
+            </w:pPr>
+            <w:r>
+              <w:t>SUM(Returns[</w:t>
+            </w:r>
+            <w:proofErr w:type="spellStart"/>
+            <w:r>
+              <w:t>refund_amount</w:t>
+            </w:r>
+            <w:proofErr w:type="spellEnd"/>
+            <w:r>
+              <w:t>])</w:t>
+            </w:r>
+          </w:p>
+          <w:p>
+            <w:pPr>
+              <w:spacing w:after="200" w:line="276" w:lineRule="auto"/>
+            </w:pPr>
+            <w:r>
+              <w:t>Net Revenue =</w:t>
+            </w:r>
+          </w:p>
+          <w:p>
+            <w:pPr>
+              <w:spacing w:after="200" w:line="276" w:lineRule="auto"/>
+            </w:pPr>
+            <w:r>
+              <w:t>[Gross Revenue] - [Discount Amount] - [Refund Amount]</w:t>
+            </w:r>
+          </w:p>
+        </w:tc>
+      </w:tr>
+      <w:tr>
+        <w:tc>
+          <w:tcPr>
+            <w:tcW w:w="3385" w:type="dxa"/>
+          </w:tcPr>
+          <w:p>
+            <w:pPr>
+              <w:spacing w:after="200" w:line="276" w:lineRule="auto"/>
+            </w:pPr>
+            <w:r>
+              <w:t>Order counting</w:t>
+            </w:r>
+          </w:p>
+        </w:tc>
+        <w:tc>
+          <w:tcPr>
+            <w:tcW w:w="3385" w:type="dxa"/>
+          </w:tcPr>
+          <w:p>
+            <w:pPr>
+              <w:spacing w:after="200" w:line="276" w:lineRule="auto"/>
+            </w:pPr>
+            <w:r>
+              <w:t xml:space="preserve">Use </w:t>
+            </w:r>
+            <w:proofErr w:type="gramStart"/>
+            <w:r>
+              <w:t>DISTINCTCOUNT(</w:t>
+            </w:r>
+            <w:proofErr w:type="spellStart"/>
+            <w:proofErr w:type="gramEnd"/>
+            <w:r>
+              <w:t>order_id</w:t>
+            </w:r>
+            <w:proofErr w:type="spellEnd"/>
+            <w:r>
+              <w:t>), not the number of order-item rows</w:t>
+            </w:r>
+          </w:p>
+        </w:tc>
+        <w:tc>
+          <w:tcPr>
+            <w:tcW w:w="3386" w:type="dxa"/>
+          </w:tcPr>
+          <w:p>
+            <w:pPr>
+              <w:spacing w:after="200" w:line="276" w:lineRule="auto"/>
+            </w:pPr>
+            <w:r>
+              <w:t>Order Count =</w:t>
+            </w:r>
+          </w:p>
+          <w:p>
+            <w:pPr>
+              <w:spacing w:after="200" w:line="276" w:lineRule="auto"/>
+            </w:pPr>
+            <w:proofErr w:type="gramStart"/>
+            <w:r>
+              <w:t>CALCULATE(</w:t>
+            </w:r>
+            <w:proofErr w:type="gramEnd"/>
+          </w:p>
+          <w:p>
+            <w:pPr>
+              <w:spacing w:after="200" w:line="276" w:lineRule="auto"/>
+            </w:pPr>
+            <w:r>
+              <w:t xml:space="preserve">    DISTINCTCOUNT(Orders[</w:t>
+            </w:r>
+            <w:proofErr w:type="spellStart"/>
+            <w:r>
+              <w:t>order_id</w:t>
+            </w:r>
+            <w:proofErr w:type="spellEnd"/>
+            <w:r>
+              <w:t>]),</w:t>
+            </w:r>
+          </w:p>
+          <w:p>
+            <w:pPr>
+              <w:spacing w:after="200" w:line="276" w:lineRule="auto"/>
+            </w:pPr>
+            <w:r>
+              <w:t xml:space="preserve">    Orders[</w:t>
+            </w:r>
+            <w:proofErr w:type="spellStart"/>
+            <w:r>
+              <w:t>order_status</w:t>
+            </w:r>
+            <w:proofErr w:type="spellEnd"/>
+            <w:r>
+              <w:t>] IN {</w:t>
+            </w:r>
+          </w:p>
+          <w:p>
+            <w:pPr>
+              <w:spacing w:after="200" w:line="276" w:lineRule="auto"/>
+            </w:pPr>
+            <w:r>
+              <w:t xml:space="preserve">        "Completed",</w:t>
+            </w:r>
+          </w:p>
+          <w:p>
+            <w:pPr>
+              <w:spacing w:after="200" w:line="276" w:lineRule="auto"/>
+            </w:pPr>
+            <w:r>
+              <w:t xml:space="preserve">        "Delivered",</w:t>
+            </w:r>
+          </w:p>
+          <w:p>
+            <w:pPr>
+              <w:spacing w:after="200" w:line="276" w:lineRule="auto"/>
+            </w:pPr>
+            <w:r>
+              <w:lastRenderedPageBreak/>
+              <w:t xml:space="preserve">        "Partially Refunded"</w:t>
+            </w:r>
+          </w:p>
+          <w:p>
+            <w:pPr>
+              <w:spacing w:after="200" w:line="276" w:lineRule="auto"/>
+            </w:pPr>
+            <w:r>
+              <w:t xml:space="preserve">    }</w:t>
+            </w:r>
+          </w:p>
+          <w:p>
+            <w:pPr>
+              <w:spacing w:after="200" w:line="276" w:lineRule="auto"/>
+            </w:pPr>
+            <w:r>
+              <w:t>)</w:t>
+            </w:r>
+          </w:p>
+        </w:tc>
+      </w:tr>
+      <w:tr>
+        <w:tc>
+          <w:tcPr>
+            <w:tcW w:w="3385" w:type="dxa"/>
+          </w:tcPr>
+          <w:p>
+            <w:pPr>
+              <w:spacing w:after="200" w:line="276" w:lineRule="auto"/>
+            </w:pPr>
+            <w:r>
+              <w:lastRenderedPageBreak/>
+              <w:t>Included orders</w:t>
+            </w:r>
+          </w:p>
+        </w:tc>
+        <w:tc>
+          <w:tcPr>
+            <w:tcW w:w="3385" w:type="dxa"/>
+          </w:tcPr>
+          <w:p>
+            <w:pPr>
+              <w:spacing w:after="200" w:line="276" w:lineRule="auto"/>
+            </w:pPr>
+            <w:r>
+              <w:t>Include Completed, Delivered, and possibly Partially Refunded orders</w:t>
+            </w:r>
+          </w:p>
+        </w:tc>
+        <w:tc>
+          <w:tcPr>
+            <w:tcW w:w="3386" w:type="dxa"/>
+          </w:tcPr>
+          <w:p>
+            <w:pPr>
+              <w:spacing w:after="200" w:line="276" w:lineRule="auto"/>
+            </w:pPr>
+          </w:p>
+        </w:tc>
+      </w:tr>
+      <w:tr>
+        <w:tc>
+          <w:tcPr>
+            <w:tcW w:w="3385" w:type="dxa"/>
+          </w:tcPr>
+          <w:p>
+            <w:pPr>
+              <w:spacing w:after="200" w:line="276" w:lineRule="auto"/>
+            </w:pPr>
+            <w:r>
+              <w:t>Excluded orders</w:t>
+            </w:r>
+          </w:p>
+        </w:tc>
+        <w:tc>
+          <w:tcPr>
+            <w:tcW w:w="3385" w:type="dxa"/>
+          </w:tcPr>
+          <w:p>
+            <w:pPr>
+              <w:spacing w:after="200" w:line="276" w:lineRule="auto"/>
+            </w:pPr>
+            <w:r>
+              <w:t>Exclude Cancelled, Failed, Pending, test, and duplicate orders</w:t>
+            </w:r>
+          </w:p>
+        </w:tc>
+        <w:tc>
+          <w:tcPr>
+            <w:tcW w:w="3386" w:type="dxa"/>
+          </w:tcPr>
+          <w:p>
+            <w:pPr>
+              <w:spacing w:after="200" w:line="276" w:lineRule="auto"/>
+            </w:pPr>
+          </w:p>
+        </w:tc>
+      </w:tr>
+      <w:tr>
+        <w:tc>
+          <w:tcPr>
+            <w:tcW w:w="3385" w:type="dxa"/>
+          </w:tcPr>
+          <w:p>
+            <w:pPr>
+              <w:spacing w:after="200" w:line="276" w:lineRule="auto"/>
+            </w:pPr>
+            <w:r>
+              <w:t>Date used</w:t>
+            </w:r>
+          </w:p>
+        </w:tc>
+        <w:tc>
+          <w:tcPr>
+            <w:tcW w:w="3385" w:type="dxa"/>
+          </w:tcPr>
+          <w:p>
+            <w:pPr>
+              <w:spacing w:after="200" w:line="276" w:lineRule="auto"/>
+            </w:pPr>
+            <w:r>
+              <w:t xml:space="preserve">Use </w:t>
+            </w:r>
+            <w:proofErr w:type="spellStart"/>
+            <w:r>
+              <w:t>order_date</w:t>
+            </w:r>
+            <w:proofErr w:type="spellEnd"/>
+            <w:r>
+              <w:t xml:space="preserve"> for sales reporting; retain </w:t>
+            </w:r>
+            <w:proofErr w:type="spellStart"/>
+            <w:r>
+              <w:t>return_date</w:t>
+            </w:r>
+            <w:proofErr w:type="spellEnd"/>
+            <w:r>
+              <w:t xml:space="preserve"> separately for return analysis</w:t>
+            </w:r>
+          </w:p>
+        </w:tc>
+        <w:tc>
+          <w:tcPr>
+            <w:tcW w:w="3386" w:type="dxa"/>
+          </w:tcPr>
+          <w:p>
+            <w:pPr>
+              <w:spacing w:after="200" w:line="276" w:lineRule="auto"/>
+            </w:pPr>
+          </w:p>
+        </w:tc>
+      </w:tr>
+      <w:tr>
+        <w:tc>
+          <w:tcPr>
+            <w:tcW w:w="3385" w:type="dxa"/>
+          </w:tcPr>
+          <w:p>
+            <w:pPr>
+              <w:spacing w:after="200" w:line="276" w:lineRule="auto"/>
+            </w:pPr>
+            <w:r>
+              <w:t>Region assignment</w:t>
+            </w:r>
+          </w:p>
+        </w:tc>
+        <w:tc>
+          <w:tcPr>
+            <w:tcW w:w="3385" w:type="dxa"/>
+          </w:tcPr>
+          <w:p>
+            <w:pPr>
+              <w:spacing w:after="200" w:line="276" w:lineRule="auto"/>
+            </w:pPr>
+            <w:r>
+              <w:t>Use the region associated with the order or delivery at transaction time</w:t>
+            </w:r>
+          </w:p>
+        </w:tc>
+        <w:tc>
+          <w:tcPr>
+            <w:tcW w:w="3386" w:type="dxa"/>
+          </w:tcPr>
+          <w:p>
+            <w:pPr>
+              <w:spacing w:after="200" w:line="276" w:lineRule="auto"/>
+            </w:pPr>
+          </w:p>
+        </w:tc>
+      </w:tr>
+      <w:tr>
+        <w:tc>
+          <w:tcPr>
+            <w:tcW w:w="3385" w:type="dxa"/>
+          </w:tcPr>
+          <w:p>
+            <w:pPr>
+              <w:spacing w:after="200" w:line="276" w:lineRule="auto"/>
+            </w:pPr>
+            <w:r>
+              <w:t>Week definition</w:t>
+            </w:r>
+          </w:p>
+        </w:tc>
+        <w:tc>
+          <w:tcPr>
+            <w:tcW w:w="3385" w:type="dxa"/>
+          </w:tcPr>
+          <w:p>
+            <w:pPr>
+              <w:spacing w:after="200" w:line="276" w:lineRule="auto"/>
+              <w:jc w:val="center"/>
+            </w:pPr>
+            <w:r>
+              <w:t>Monday through Sunday, using ISO week numbering</w:t>
+            </w:r>
+          </w:p>
+        </w:tc>
+        <w:tc>
+          <w:tcPr>
+            <w:tcW w:w="3386" w:type="dxa"/>
+          </w:tcPr>
+          <w:p>
+            <w:pPr>
+              <w:spacing w:after="200" w:line="276" w:lineRule="auto"/>
+            </w:pPr>
+          </w:p>
+        </w:tc>
+      </w:tr>
+      <w:tr>
+        <w:tc>
+          <w:tcPr>
+            <w:tcW w:w="3385" w:type="dxa"/>
+          </w:tcPr>
+          <w:p>
+            <w:pPr>
+              <w:spacing w:after="200" w:line="276" w:lineRule="auto"/>
+            </w:pPr>
+            <w:r>
+              <w:t>Target comparison</w:t>
+            </w:r>
+          </w:p>
+        </w:tc>
+        <w:tc>
+          <w:tcPr>
+            <w:tcW w:w="3385" w:type="dxa"/>
+          </w:tcPr>
+          <w:p>
+            <w:pPr>
+              <w:spacing w:after="200" w:line="276" w:lineRule="auto"/>
+            </w:pPr>
+            <w:r>
+              <w:t>Compare monthly actual revenue against monthly region targets</w:t>
+            </w:r>
+          </w:p>
+        </w:tc>
+        <w:tc>
+          <w:tcPr>
+            <w:tcW w:w="3386" w:type="dxa"/>
+          </w:tcPr>
+          <w:p>
+            <w:pPr>
+              <w:spacing w:after="200" w:line="276" w:lineRule="auto"/>
+            </w:pPr>
+            <w:r>
+              <w:t>Revenue Target =</w:t>
+            </w:r>
+          </w:p>
+          <w:p>
+            <w:pPr>
+              <w:spacing w:after="200" w:line="276" w:lineRule="auto"/>
+            </w:pPr>
+            <w:r>
+              <w:t>SUM(</w:t>
+            </w:r>
+            <w:proofErr w:type="spellStart"/>
+            <w:r>
+              <w:t>SalesTargets</w:t>
+            </w:r>
+            <w:proofErr w:type="spellEnd"/>
+            <w:r>
+              <w:t>[</w:t>
+            </w:r>
+            <w:proofErr w:type="spellStart"/>
+            <w:r>
+              <w:t>target_revenue</w:t>
+            </w:r>
+            <w:proofErr w:type="spellEnd"/>
+            <w:r>
+              <w:t>])</w:t>
+            </w:r>
+          </w:p>
+          <w:p>
+            <w:pPr>
+              <w:spacing w:after="200" w:line="276" w:lineRule="auto"/>
+            </w:pPr>
+          </w:p>
+          <w:p>
+            <w:pPr>
+              <w:spacing w:after="200" w:line="276" w:lineRule="auto"/>
+            </w:pPr>
+            <w:r>
+              <w:t>Revenue Target Attainment % =</w:t>
+            </w:r>
+          </w:p>
+          <w:p>
+            <w:pPr>
+              <w:spacing w:after="200" w:line="276" w:lineRule="auto"/>
+            </w:pPr>
+            <w:proofErr w:type="gramStart"/>
+            <w:r>
+              <w:t>DIVIDE(</w:t>
+            </w:r>
+            <w:proofErr w:type="gramEnd"/>
+            <w:r>
+              <w:t>[Net Revenue], [Revenue Target])</w:t>
+            </w:r>
+          </w:p>
+          <w:p>
+            <w:pPr>
+              <w:spacing w:after="200" w:line="276" w:lineRule="auto"/>
+            </w:pPr>
+          </w:p>
+          <w:p>
+            <w:pPr>
+              <w:spacing w:after="200" w:line="276" w:lineRule="auto"/>
+            </w:pPr>
+            <w:r>
+              <w:t>Revenue Variance to Target =</w:t>
+            </w:r>
+          </w:p>
+          <w:p>
+            <w:pPr>
+              <w:spacing w:after="200" w:line="276" w:lineRule="auto"/>
+            </w:pPr>
+            <w:r>
+              <w:t>[Net Revenue] - [Revenue Target]</w:t>
+            </w:r>
+          </w:p>
+        </w:tc>
+      </w:tr>
+      <w:tr>
+        <w:tc>
+          <w:tcPr>
+            <w:tcW w:w="3385" w:type="dxa"/>
+          </w:tcPr>
+          <w:p>
+            <w:pPr>
+              <w:spacing w:after="200" w:line="276" w:lineRule="auto"/>
+            </w:pPr>
+            <w:r>
+              <w:t>Partial month</w:t>
+            </w:r>
+          </w:p>
+        </w:tc>
+        <w:tc>
+          <w:tcPr>
+            <w:tcW w:w="3385" w:type="dxa"/>
+          </w:tcPr>
+          <w:p>
+            <w:pPr>
+              <w:spacing w:after="200" w:line="276" w:lineRule="auto"/>
+            </w:pPr>
+            <w:r>
+              <w:t>Label the comparison as month-to-date rather than comparing incomplete actuals with a full-month target</w:t>
+            </w:r>
+          </w:p>
+        </w:tc>
+        <w:tc>
+          <w:tcPr>
+            <w:tcW w:w="3386" w:type="dxa"/>
+          </w:tcPr>
+          <w:p>
+            <w:pPr>
+              <w:spacing w:after="200" w:line="276" w:lineRule="auto"/>
+            </w:pPr>
+          </w:p>
+        </w:tc>
+      </w:tr>
+      <w:tr>
+        <w:tc>
+          <w:tcPr>
+            <w:tcW w:w="3385" w:type="dxa"/>
+          </w:tcPr>
+          <w:p>
+            <w:pPr>
+              <w:spacing w:after="200" w:line="276" w:lineRule="auto"/>
+            </w:pPr>
+            <w:r>
+              <w:t>Missing target</w:t>
+            </w:r>
+          </w:p>
+        </w:tc>
+        <w:tc>
+          <w:tcPr>
+            <w:tcW w:w="3385" w:type="dxa"/>
+          </w:tcPr>
+          <w:p>
+            <w:pPr>
+              <w:spacing w:after="200" w:line="276" w:lineRule="auto"/>
+              <w:jc w:val="center"/>
+            </w:pPr>
+            <w:r>
+              <w:t>Display “Target unavailable”; do not treat a missing target as zero</w:t>
+            </w:r>
+          </w:p>
+        </w:tc>
+        <w:tc>
+          <w:tcPr>
+            <w:tcW w:w="3386" w:type="dxa"/>
+          </w:tcPr>
+          <w:p>
+            <w:pPr>
+              <w:spacing w:after="200" w:line="276" w:lineRule="auto"/>
+            </w:pPr>
+          </w:p>
+        </w:tc>
+      </w:tr>
+      <w:tr>
+        <w:tc>
+          <w:tcPr>
+            <w:tcW w:w="3385" w:type="dxa"/>
+          </w:tcPr>
+          <w:p>
+            <w:pPr>
+              <w:spacing w:after="200" w:line="276" w:lineRule="auto"/>
+            </w:pPr>
+            <w:r>
+              <w:t>Underperformance threshold</w:t>
+            </w:r>
+          </w:p>
+        </w:tc>
+        <w:tc>
+          <w:tcPr>
+            <w:tcW w:w="3385" w:type="dxa"/>
+          </w:tcPr>
+          <w:p>
+            <w:pPr>
+              <w:spacing w:after="200" w:line="276" w:lineRule="auto"/>
+            </w:pPr>
+            <w:r>
+              <w:t>Start with attainment below 90%, subject to approval by the Head of Regional Sales</w:t>
+            </w:r>
+          </w:p>
+        </w:tc>
+        <w:tc>
+          <w:tcPr>
+            <w:tcW w:w="3386" w:type="dxa"/>
+          </w:tcPr>
+          <w:p>
+            <w:pPr>
+              <w:spacing w:after="200" w:line="276" w:lineRule="auto"/>
+            </w:pPr>
+            <w:r>
+              <w:t>Underperformance Status =</w:t>
+            </w:r>
+          </w:p>
+          <w:p>
+            <w:pPr>
+              <w:spacing w:after="200" w:line="276" w:lineRule="auto"/>
+            </w:pPr>
+            <w:proofErr w:type="gramStart"/>
+            <w:r>
+              <w:t>IF(</w:t>
+            </w:r>
+            <w:proofErr w:type="gramEnd"/>
+          </w:p>
+          <w:p>
+            <w:pPr>
+              <w:spacing w:after="200" w:line="276" w:lineRule="auto"/>
+            </w:pPr>
+            <w:r>
+              <w:t xml:space="preserve">    </w:t>
+            </w:r>
+            <w:proofErr w:type="gramStart"/>
+            <w:r>
+              <w:t>ISBLANK(</w:t>
+            </w:r>
+            <w:proofErr w:type="gramEnd"/>
+            <w:r>
+              <w:t>[Revenue Target]),</w:t>
+            </w:r>
+          </w:p>
+          <w:p>
+            <w:pPr>
+              <w:spacing w:after="200" w:line="276" w:lineRule="auto"/>
+            </w:pPr>
+            <w:r>
+              <w:t xml:space="preserve">    "Target unavailable",</w:t>
+            </w:r>
+          </w:p>
+          <w:p>
+            <w:pPr>
+              <w:spacing w:after="200" w:line="276" w:lineRule="auto"/>
+            </w:pPr>
+            <w:r>
+              <w:t xml:space="preserve">    </w:t>
+            </w:r>
+            <w:proofErr w:type="gramStart"/>
+            <w:r>
+              <w:t>IF(</w:t>
+            </w:r>
+            <w:proofErr w:type="gramEnd"/>
+          </w:p>
+          <w:p>
+            <w:pPr>
+              <w:spacing w:after="200" w:line="276" w:lineRule="auto"/>
+            </w:pPr>
+            <w:r>
+              <w:lastRenderedPageBreak/>
+              <w:t xml:space="preserve">        [Revenue Target Attainment %] &lt; 0.90,</w:t>
+            </w:r>
+          </w:p>
+          <w:p>
+            <w:pPr>
+              <w:spacing w:after="200" w:line="276" w:lineRule="auto"/>
+            </w:pPr>
+            <w:r>
+              <w:t xml:space="preserve">        "Underperforming",</w:t>
+            </w:r>
+          </w:p>
+          <w:p>
+            <w:pPr>
+              <w:spacing w:after="200" w:line="276" w:lineRule="auto"/>
+            </w:pPr>
+            <w:r>
+              <w:t xml:space="preserve">        "On track"</w:t>
+            </w:r>
+          </w:p>
+          <w:p>
+            <w:pPr>
+              <w:spacing w:after="200" w:line="276" w:lineRule="auto"/>
+            </w:pPr>
+            <w:r>
+              <w:t xml:space="preserve">    )</w:t>
+            </w:r>
+          </w:p>
+          <w:p>
+            <w:pPr>
+              <w:spacing w:after="200" w:line="276" w:lineRule="auto"/>
+            </w:pPr>
+            <w:r>
+              <w:t>)</w:t>
+            </w:r>
+          </w:p>
+        </w:tc>
+      </w:tr>
+      <w:tr>
+        <w:tc>
+          <w:tcPr>
+            <w:tcW w:w="3385" w:type="dxa"/>
+          </w:tcPr>
+          <w:p>
+            <w:pPr>
+              <w:spacing w:after="200" w:line="276" w:lineRule="auto"/>
+            </w:pPr>
+            <w:r>
+              <w:lastRenderedPageBreak/>
+              <w:t>Currency</w:t>
+            </w:r>
+          </w:p>
+        </w:tc>
+        <w:tc>
+          <w:tcPr>
+            <w:tcW w:w="3385" w:type="dxa"/>
+          </w:tcPr>
+          <w:p>
+            <w:pPr>
+              <w:spacing w:after="200" w:line="276" w:lineRule="auto"/>
+            </w:pPr>
+            <w:r>
+              <w:t>Indonesian rupiah, with no currency conversion unless multiple currencies are introduced</w:t>
+            </w:r>
+          </w:p>
+        </w:tc>
+        <w:tc>
+          <w:tcPr>
+            <w:tcW w:w="3386" w:type="dxa"/>
+          </w:tcPr>
+          <w:p>
+            <w:pPr>
+              <w:spacing w:after="200" w:line="276" w:lineRule="auto"/>
+            </w:pPr>
+          </w:p>
+        </w:tc>
+      </w:tr>
+    </w:tbl>
+    <w:p>
+      <w:pPr>
+        <w:spacing w:after="200" w:line="276" w:lineRule="auto"/>
+        <w:rPr>
+          <w:lang w:val="en-ID"/>
+        </w:rPr>
+      </w:pPr>
+      <w:r>
+        <w:rPr>
+          <w:lang w:val="en-ID"/>
+        </w:rPr>
+        <w:t>Do not confuse these two concepts:</w:t>
+      </w:r>
+    </w:p>
+    <w:p>
+      <w:pPr>
+        <w:numPr>
+          <w:ilvl w:val="0"/>
+          <w:numId w:val="13"/>
+        </w:numPr>
+        <w:spacing w:after="200" w:line="276" w:lineRule="auto"/>
+        <w:rPr>
+          <w:lang w:val="en-ID"/>
+        </w:rPr>
+      </w:pPr>
+      <w:r>
+        <w:rPr>
+          <w:b/>
+          <w:bCs/>
+          <w:lang w:val="en-ID"/>
+        </w:rPr>
+        <w:t>Validation tolerance:</w:t>
+      </w:r>
+      <w:r>
+        <w:rPr>
+          <w:lang w:val="en-ID"/>
+        </w:rPr>
+        <w:t xml:space="preserve"> determines whether Power BI agrees with SQL. Your stated tolerance is </w:t>
+      </w:r>
+      <w:r>
+        <w:rPr>
+          <w:b/>
+          <w:bCs/>
+          <w:lang w:val="en-ID"/>
+        </w:rPr>
+        <w:t>±0.1%</w:t>
+      </w:r>
+      <w:r>
+        <w:rPr>
+          <w:lang w:val="en-ID"/>
+        </w:rPr>
+        <w:t xml:space="preserve">. </w:t>
+      </w:r>
+    </w:p>
+    <w:p>
+      <w:pPr>
+        <w:numPr>
+          <w:ilvl w:val="0"/>
+          <w:numId w:val="13"/>
+        </w:numPr>
+        <w:spacing w:after="200" w:line="276" w:lineRule="auto"/>
+        <w:rPr>
+          <w:lang w:val="en-ID"/>
+        </w:rPr>
+      </w:pPr>
+      <w:r>
+        <w:rPr>
+          <w:b/>
+          <w:bCs/>
+          <w:lang w:val="en-ID"/>
+        </w:rPr>
+        <w:t>Performance threshold:</w:t>
+      </w:r>
+      <w:r>
+        <w:rPr>
+          <w:lang w:val="en-ID"/>
+        </w:rPr>
+        <w:t xml:space="preserve"> determines whether a region or product is underperforming. A reasonable draft is </w:t>
+      </w:r>
+      <w:r>
+        <w:rPr>
+          <w:b/>
+          <w:bCs/>
+          <w:lang w:val="en-ID"/>
+        </w:rPr>
+        <w:t>below 90% of target</w:t>
+      </w:r>
+      <w:r>
+        <w:rPr>
+          <w:lang w:val="en-ID"/>
+        </w:rPr>
+        <w:t>, but the business owner should approve it.</w:t>
+      </w:r>
+    </w:p>
+    <w:p>
+      <w:pPr>
+        <w:spacing w:after="200" w:line="276" w:lineRule="auto"/>
+      </w:pPr>
+      <w:r>
+        <w:drawing>
+          <wp:inline distT="0" distB="0" distL="0" distR="0" wp14:anchorId="7AFCB007" wp14:editId="1140EBF6">
+            <wp:extent cx="5471160" cy="1982605"/>
+            <wp:effectExtent l="0" t="0" r="0" b="0"/>
+            <wp:docPr id="1434173896" name="Picture 1"/>
+            <wp:cNvGraphicFramePr>
+              <a:graphicFrameLocks xmlns:a="http://schemas.openxmlformats.org/drawingml/2006/main" noChangeAspect="1"/>
+            </wp:cNvGraphicFramePr>
+            <a:graphic xmlns:a="http://schemas.openxmlformats.org/drawingml/2006/main">
+              <a:graphicData uri="http://schemas.openxmlformats.org/drawingml/2006/picture">
+                <pic:pic xmlns:pic="http://schemas.openxmlformats.org/drawingml/2006/picture">
+                  <pic:nvPicPr>
+                    <pic:cNvPr id="1434173896" name=""/>
+                    <pic:cNvPicPr/>
+                  </pic:nvPicPr>
+                  <pic:blipFill>
+                    <a:blip r:embed="rId11"/>
+                    <a:stretch>
+                      <a:fillRect/>
+                    </a:stretch>
+                  </pic:blipFill>
+                  <pic:spPr>
+                    <a:xfrm>
+                      <a:off x="0" y="0"/>
+                      <a:ext cx="5483819" cy="1987192"/>
+                    </a:xfrm>
+                    <a:prstGeom prst="rect">
+                      <a:avLst/>
+                    </a:prstGeom>
+                  </pic:spPr>
+                </pic:pic>
+              </a:graphicData>
+            </a:graphic>
+          </wp:inline>
+        </w:drawing>
+      </w:r>
+    </w:p>
+    <w:p>
+      <w:r>
+        <w:t>Region classification must match the agreed rule in 100% tested cases</w:t>
+      </w:r>
+    </w:p>
+    <w:p>
+      <w:pPr>
+        <w:pStyle w:val="ListParagraph"/>
+        <w:numPr>
+          <w:ilvl w:val="0"/>
+          <w:numId w:val="14"/>
+        </w:numPr>
+        <w:spacing w:after="200" w:line="276" w:lineRule="auto"/>
+        <w:rPr>
+          <w:rFonts w:asciiTheme="majorHAnsi" w:eastAsiaTheme="majorEastAsia" w:hAnsiTheme="majorHAnsi" w:cstheme="majorBidi"/>
+          <w:b/>
+          <w:color w:val="17365D"/>
+          <w:spacing w:val="5"/>
+          <w:kern w:val="28"/>
+          <w:sz w:val="56"/>
+          <w:szCs w:val="52"/>
+        </w:rPr>
+      </w:pPr>
+      <w:r>
+        <w:t xml:space="preserve">Means that I need to cross check manually or using other tools like SQL </w:t>
+      </w:r>
+    </w:p>
+    <w:p>
+      <w:pPr>
+        <w:spacing w:after="200" w:line="276" w:lineRule="auto"/>
+      </w:pPr>
+      <w:r>
+        <w:t>For audit-ready documentation, create a separate KPI test sheet containing:</w:t>
+      </w:r>
+    </w:p>
+    <w:p>
+      <w:pPr>
+        <w:spacing w:after="200" w:line="276" w:lineRule="auto"/>
+      </w:pPr>
+      <w:r>
+        <w:t xml:space="preserve">region, month, </w:t>
+      </w:r>
+      <w:proofErr w:type="spellStart"/>
+      <w:r>
+        <w:t>actual_revenue</w:t>
+      </w:r>
+      <w:proofErr w:type="spellEnd"/>
+      <w:r>
+        <w:t xml:space="preserve">, </w:t>
+      </w:r>
+      <w:proofErr w:type="spellStart"/>
+      <w:r>
+        <w:t>revenue_target</w:t>
+      </w:r>
+      <w:proofErr w:type="spellEnd"/>
+      <w:r>
+        <w:t xml:space="preserve">, </w:t>
+      </w:r>
+      <w:proofErr w:type="spellStart"/>
+      <w:r>
+        <w:t>expected_attainment</w:t>
+      </w:r>
+      <w:proofErr w:type="spellEnd"/>
+      <w:r>
+        <w:t xml:space="preserve">, </w:t>
+      </w:r>
+      <w:proofErr w:type="spellStart"/>
+      <w:r>
+        <w:t>expected_label</w:t>
+      </w:r>
+      <w:proofErr w:type="spellEnd"/>
+      <w:r>
+        <w:t>, Power BI label, and pass/fail.</w:t>
+      </w:r>
+    </w:p>
+    <w:p>
+      <w:pPr>
+        <w:spacing w:after="200" w:line="276" w:lineRule="auto"/>
+      </w:pPr>
+    </w:p>
+    <w:p>
+      <w:pPr>
+        <w:spacing w:after="200" w:line="276" w:lineRule="auto"/>
+        <w:rPr>
+          <w:sz w:val="24"/>
+          <w:szCs w:val="32"/>
+        </w:rPr>
+      </w:pPr>
+      <w:r>
+        <w:rPr>
+          <w:sz w:val="24"/>
+          <w:szCs w:val="32"/>
+        </w:rPr>
+        <w:t>Dependencies</w:t>
+      </w:r>
+    </w:p>
+    <w:tbl>
+      <w:tblPr>
+        <w:tblStyle w:val="TableGrid"/>
+        <w:tblW w:w="0" w:type="auto"/>
+        <w:tblLook w:val="04A0" w:firstRow="1" w:lastRow="0" w:firstColumn="1" w:lastColumn="0" w:noHBand="0" w:noVBand="1"/>
+      </w:tblPr>
+      <w:tblGrid>
+        <w:gridCol w:w="776"/>
+        <w:gridCol w:w="2492"/>
+        <w:gridCol w:w="2085"/>
+        <w:gridCol w:w="1957"/>
+        <w:gridCol w:w="2846"/>
+      </w:tblGrid>
+      <w:tr>
+        <w:tc>
+          <w:tcPr>
+            <w:tcW w:w="0" w:type="auto"/>
+            <w:hideMark/>
+          </w:tcPr>
+          <w:p>
+            <w:pPr>
+              <w:spacing w:after="200" w:line="276" w:lineRule="auto"/>
+              <w:rPr>
+                <w:b/>
+                <w:bCs/>
+                <w:sz w:val="24"/>
+                <w:szCs w:val="32"/>
+                <w:lang w:val="en-ID"/>
+              </w:rPr>
+            </w:pPr>
+            <w:r>
+              <w:rPr>
+                <w:b/>
+                <w:bCs/>
+                <w:sz w:val="24"/>
+                <w:szCs w:val="32"/>
+                <w:lang w:val="en-ID"/>
+              </w:rPr>
+              <w:t>ID</w:t>
+            </w:r>
+          </w:p>
+        </w:tc>
+        <w:tc>
+          <w:tcPr>
+            <w:tcW w:w="0" w:type="auto"/>
+            <w:hideMark/>
+          </w:tcPr>
+          <w:p>
+            <w:pPr>
+              <w:spacing w:after="200" w:line="276" w:lineRule="auto"/>
+              <w:rPr>
+                <w:b/>
+                <w:bCs/>
+                <w:sz w:val="24"/>
+                <w:szCs w:val="32"/>
+                <w:lang w:val="en-ID"/>
+              </w:rPr>
+            </w:pPr>
+            <w:r>
+              <w:rPr>
+                <w:b/>
+                <w:bCs/>
+                <w:sz w:val="24"/>
+                <w:szCs w:val="32"/>
+                <w:lang w:val="en-ID"/>
+              </w:rPr>
+              <w:t>Dependency</w:t>
+            </w:r>
+          </w:p>
+        </w:tc>
+        <w:tc>
+          <w:tcPr>
+            <w:tcW w:w="0" w:type="auto"/>
+            <w:hideMark/>
+          </w:tcPr>
+          <w:p>
+            <w:pPr>
+              <w:spacing w:after="200" w:line="276" w:lineRule="auto"/>
+              <w:rPr>
+                <w:b/>
+                <w:bCs/>
+                <w:sz w:val="24"/>
+                <w:szCs w:val="32"/>
+                <w:lang w:val="en-ID"/>
+              </w:rPr>
+            </w:pPr>
+            <w:r>
+              <w:rPr>
+                <w:b/>
+                <w:bCs/>
+                <w:sz w:val="24"/>
+                <w:szCs w:val="32"/>
+                <w:lang w:val="en-ID"/>
+              </w:rPr>
+              <w:t>Required for</w:t>
+            </w:r>
+          </w:p>
+        </w:tc>
+        <w:tc>
+          <w:tcPr>
+            <w:tcW w:w="0" w:type="auto"/>
+            <w:hideMark/>
+          </w:tcPr>
+          <w:p>
+            <w:pPr>
+              <w:spacing w:after="200" w:line="276" w:lineRule="auto"/>
+              <w:rPr>
+                <w:b/>
+                <w:bCs/>
+                <w:sz w:val="24"/>
+                <w:szCs w:val="32"/>
+                <w:lang w:val="en-ID"/>
+              </w:rPr>
+            </w:pPr>
+            <w:r>
+              <w:rPr>
+                <w:b/>
+                <w:bCs/>
+                <w:sz w:val="24"/>
+                <w:szCs w:val="32"/>
+                <w:lang w:val="en-ID"/>
+              </w:rPr>
+              <w:t>Owner</w:t>
+            </w:r>
+          </w:p>
+        </w:tc>
+        <w:tc>
+          <w:tcPr>
+            <w:tcW w:w="0" w:type="auto"/>
+            <w:hideMark/>
+          </w:tcPr>
+          <w:p>
+            <w:pPr>
+              <w:spacing w:after="200" w:line="276" w:lineRule="auto"/>
+              <w:rPr>
+                <w:b/>
+                <w:bCs/>
+                <w:sz w:val="24"/>
+                <w:szCs w:val="32"/>
+                <w:lang w:val="en-ID"/>
+              </w:rPr>
+            </w:pPr>
+            <w:r>
+              <w:rPr>
+                <w:b/>
+                <w:bCs/>
+                <w:sz w:val="24"/>
+                <w:szCs w:val="32"/>
+                <w:lang w:val="en-ID"/>
+              </w:rPr>
+              <w:t>Status/action</w:t>
+            </w:r>
+          </w:p>
+        </w:tc>
+      </w:tr>
+      <w:tr>
+        <w:tc>
+          <w:tcPr>
+            <w:tcW w:w="0" w:type="auto"/>
+            <w:hideMark/>
+          </w:tcPr>
+          <w:p>
+            <w:pPr>
+              <w:spacing w:after="200" w:line="276" w:lineRule="auto"/>
+              <w:rPr>
+                <w:sz w:val="24"/>
+                <w:szCs w:val="32"/>
+                <w:lang w:val="en-ID"/>
+              </w:rPr>
+            </w:pPr>
+            <w:r>
+              <w:rPr>
+                <w:sz w:val="24"/>
+                <w:szCs w:val="32"/>
+                <w:lang w:val="en-ID"/>
+              </w:rPr>
+              <w:t>DEP-01</w:t>
+            </w:r>
+          </w:p>
+        </w:tc>
+        <w:tc>
+          <w:tcPr>
+            <w:tcW w:w="0" w:type="auto"/>
+            <w:hideMark/>
+          </w:tcPr>
+          <w:p>
+            <w:pPr>
+              <w:spacing w:after="200" w:line="276" w:lineRule="auto"/>
+              <w:rPr>
+                <w:sz w:val="24"/>
+                <w:szCs w:val="32"/>
+                <w:lang w:val="en-ID"/>
+              </w:rPr>
+            </w:pPr>
+            <w:r>
+              <w:rPr>
+                <w:sz w:val="24"/>
+                <w:szCs w:val="32"/>
+                <w:lang w:val="en-ID"/>
+              </w:rPr>
+              <w:t xml:space="preserve">PostgreSQL database containing orders, </w:t>
+            </w:r>
+            <w:proofErr w:type="spellStart"/>
+            <w:r>
+              <w:rPr>
+                <w:sz w:val="24"/>
+                <w:szCs w:val="32"/>
+                <w:lang w:val="en-ID"/>
+              </w:rPr>
+              <w:t>order_items</w:t>
+            </w:r>
+            <w:proofErr w:type="spellEnd"/>
+            <w:r>
+              <w:rPr>
+                <w:sz w:val="24"/>
+                <w:szCs w:val="32"/>
+                <w:lang w:val="en-ID"/>
+              </w:rPr>
+              <w:t>, and products</w:t>
+            </w:r>
+          </w:p>
+        </w:tc>
+        <w:tc>
+          <w:tcPr>
+            <w:tcW w:w="0" w:type="auto"/>
+            <w:hideMark/>
+          </w:tcPr>
+          <w:p>
+            <w:pPr>
+              <w:spacing w:after="200" w:line="276" w:lineRule="auto"/>
+              <w:rPr>
+                <w:sz w:val="24"/>
+                <w:szCs w:val="32"/>
+                <w:lang w:val="en-ID"/>
+              </w:rPr>
+            </w:pPr>
+            <w:r>
+              <w:rPr>
+                <w:sz w:val="24"/>
+                <w:szCs w:val="32"/>
+                <w:lang w:val="en-ID"/>
+              </w:rPr>
+              <w:t>Data connection and SQL reconciliation</w:t>
+            </w:r>
+          </w:p>
+        </w:tc>
+        <w:tc>
+          <w:tcPr>
+            <w:tcW w:w="0" w:type="auto"/>
+            <w:hideMark/>
+          </w:tcPr>
+          <w:p>
+            <w:pPr>
+              <w:spacing w:after="200" w:line="276" w:lineRule="auto"/>
+              <w:rPr>
+                <w:sz w:val="24"/>
+                <w:szCs w:val="32"/>
+                <w:lang w:val="en-ID"/>
+              </w:rPr>
+            </w:pPr>
+            <w:r>
+              <w:rPr>
+                <w:sz w:val="24"/>
+                <w:szCs w:val="32"/>
+                <w:lang w:val="en-ID"/>
+              </w:rPr>
+              <w:t>Fictional Database Administrator</w:t>
+            </w:r>
+          </w:p>
+        </w:tc>
+        <w:tc>
+          <w:tcPr>
+            <w:tcW w:w="0" w:type="auto"/>
+            <w:hideMark/>
+          </w:tcPr>
+          <w:p>
+            <w:pPr>
+              <w:spacing w:after="200" w:line="276" w:lineRule="auto"/>
+              <w:rPr>
+                <w:sz w:val="24"/>
+                <w:szCs w:val="32"/>
+                <w:lang w:val="en-ID"/>
+              </w:rPr>
+            </w:pPr>
+            <w:r>
+              <w:rPr>
+                <w:sz w:val="24"/>
+                <w:szCs w:val="32"/>
+                <w:lang w:val="en-ID"/>
+              </w:rPr>
+              <w:t>Load raw tables into PostgreSQL</w:t>
+            </w:r>
+          </w:p>
+        </w:tc>
+      </w:tr>
+      <w:tr>
+        <w:tc>
+          <w:tcPr>
+            <w:tcW w:w="0" w:type="auto"/>
+            <w:hideMark/>
+          </w:tcPr>
+          <w:p>
+            <w:pPr>
+              <w:spacing w:after="200" w:line="276" w:lineRule="auto"/>
+              <w:rPr>
+                <w:sz w:val="24"/>
+                <w:szCs w:val="32"/>
+                <w:lang w:val="en-ID"/>
+              </w:rPr>
+            </w:pPr>
+            <w:r>
+              <w:rPr>
+                <w:sz w:val="24"/>
+                <w:szCs w:val="32"/>
+                <w:lang w:val="en-ID"/>
+              </w:rPr>
+              <w:lastRenderedPageBreak/>
+              <w:t>DEP-02</w:t>
+            </w:r>
+          </w:p>
+        </w:tc>
+        <w:tc>
+          <w:tcPr>
+            <w:tcW w:w="0" w:type="auto"/>
+            <w:hideMark/>
+          </w:tcPr>
+          <w:p>
+            <w:pPr>
+              <w:spacing w:after="200" w:line="276" w:lineRule="auto"/>
+              <w:rPr>
+                <w:sz w:val="24"/>
+                <w:szCs w:val="32"/>
+                <w:lang w:val="en-ID"/>
+              </w:rPr>
+            </w:pPr>
+            <w:r>
+              <w:rPr>
+                <w:sz w:val="24"/>
+                <w:szCs w:val="32"/>
+                <w:lang w:val="en-ID"/>
+              </w:rPr>
+              <w:t>Excel monthly sales-target workbook</w:t>
+            </w:r>
+          </w:p>
+        </w:tc>
+        <w:tc>
+          <w:tcPr>
+            <w:tcW w:w="0" w:type="auto"/>
+            <w:hideMark/>
+          </w:tcPr>
+          <w:p>
+            <w:pPr>
+              <w:spacing w:after="200" w:line="276" w:lineRule="auto"/>
+              <w:rPr>
+                <w:sz w:val="24"/>
+                <w:szCs w:val="32"/>
+                <w:lang w:val="en-ID"/>
+              </w:rPr>
+            </w:pPr>
+            <w:r>
+              <w:rPr>
+                <w:sz w:val="24"/>
+                <w:szCs w:val="32"/>
+                <w:lang w:val="en-ID"/>
+              </w:rPr>
+              <w:t>Target attainment calculations</w:t>
+            </w:r>
+          </w:p>
+        </w:tc>
+        <w:tc>
+          <w:tcPr>
+            <w:tcW w:w="0" w:type="auto"/>
+            <w:hideMark/>
+          </w:tcPr>
+          <w:p>
+            <w:pPr>
+              <w:spacing w:after="200" w:line="276" w:lineRule="auto"/>
+              <w:rPr>
+                <w:sz w:val="24"/>
+                <w:szCs w:val="32"/>
+                <w:lang w:val="en-ID"/>
+              </w:rPr>
+            </w:pPr>
+            <w:r>
+              <w:rPr>
+                <w:sz w:val="24"/>
+                <w:szCs w:val="32"/>
+                <w:lang w:val="en-ID"/>
+              </w:rPr>
+              <w:t>Sales Planning Manager</w:t>
+            </w:r>
+          </w:p>
+        </w:tc>
+        <w:tc>
+          <w:tcPr>
+            <w:tcW w:w="0" w:type="auto"/>
+            <w:hideMark/>
+          </w:tcPr>
+          <w:p>
+            <w:pPr>
+              <w:spacing w:after="200" w:line="276" w:lineRule="auto"/>
+              <w:rPr>
+                <w:sz w:val="24"/>
+                <w:szCs w:val="32"/>
+                <w:lang w:val="en-ID"/>
+              </w:rPr>
+            </w:pPr>
+            <w:r>
+              <w:rPr>
+                <w:sz w:val="24"/>
+                <w:szCs w:val="32"/>
+                <w:lang w:val="en-ID"/>
+              </w:rPr>
+              <w:t>Confirm grain and target definitions</w:t>
+            </w:r>
+          </w:p>
+        </w:tc>
+      </w:tr>
+      <w:tr>
+        <w:tc>
+          <w:tcPr>
+            <w:tcW w:w="0" w:type="auto"/>
+            <w:hideMark/>
+          </w:tcPr>
+          <w:p>
+            <w:pPr>
+              <w:spacing w:after="200" w:line="276" w:lineRule="auto"/>
+              <w:rPr>
+                <w:sz w:val="24"/>
+                <w:szCs w:val="32"/>
+                <w:lang w:val="en-ID"/>
+              </w:rPr>
+            </w:pPr>
+            <w:r>
+              <w:rPr>
+                <w:sz w:val="24"/>
+                <w:szCs w:val="32"/>
+                <w:lang w:val="en-ID"/>
+              </w:rPr>
+              <w:t>DEP-03</w:t>
+            </w:r>
+          </w:p>
+        </w:tc>
+        <w:tc>
+          <w:tcPr>
+            <w:tcW w:w="0" w:type="auto"/>
+            <w:hideMark/>
+          </w:tcPr>
+          <w:p>
+            <w:pPr>
+              <w:spacing w:after="200" w:line="276" w:lineRule="auto"/>
+              <w:rPr>
+                <w:sz w:val="24"/>
+                <w:szCs w:val="32"/>
+                <w:lang w:val="en-ID"/>
+              </w:rPr>
+            </w:pPr>
+            <w:r>
+              <w:rPr>
+                <w:sz w:val="24"/>
+                <w:szCs w:val="32"/>
+                <w:lang w:val="en-ID"/>
+              </w:rPr>
+              <w:t>CSV returns table</w:t>
+            </w:r>
+          </w:p>
+        </w:tc>
+        <w:tc>
+          <w:tcPr>
+            <w:tcW w:w="0" w:type="auto"/>
+            <w:hideMark/>
+          </w:tcPr>
+          <w:p>
+            <w:pPr>
+              <w:spacing w:after="200" w:line="276" w:lineRule="auto"/>
+              <w:rPr>
+                <w:sz w:val="24"/>
+                <w:szCs w:val="32"/>
+                <w:lang w:val="en-ID"/>
+              </w:rPr>
+            </w:pPr>
+            <w:r>
+              <w:rPr>
+                <w:sz w:val="24"/>
+                <w:szCs w:val="32"/>
+                <w:lang w:val="en-ID"/>
+              </w:rPr>
+              <w:t>Net-revenue and refund calculations</w:t>
+            </w:r>
+          </w:p>
+        </w:tc>
+        <w:tc>
+          <w:tcPr>
+            <w:tcW w:w="0" w:type="auto"/>
+            <w:hideMark/>
+          </w:tcPr>
+          <w:p>
+            <w:pPr>
+              <w:spacing w:after="200" w:line="276" w:lineRule="auto"/>
+              <w:rPr>
+                <w:sz w:val="24"/>
+                <w:szCs w:val="32"/>
+                <w:lang w:val="en-ID"/>
+              </w:rPr>
+            </w:pPr>
+            <w:r>
+              <w:rPr>
+                <w:sz w:val="24"/>
+                <w:szCs w:val="32"/>
+                <w:lang w:val="en-ID"/>
+              </w:rPr>
+              <w:t>Customer Operations Manager</w:t>
+            </w:r>
+          </w:p>
+        </w:tc>
+        <w:tc>
+          <w:tcPr>
+            <w:tcW w:w="0" w:type="auto"/>
+            <w:hideMark/>
+          </w:tcPr>
+          <w:p>
+            <w:pPr>
+              <w:spacing w:after="200" w:line="276" w:lineRule="auto"/>
+              <w:rPr>
+                <w:sz w:val="24"/>
+                <w:szCs w:val="32"/>
+                <w:lang w:val="en-ID"/>
+              </w:rPr>
+            </w:pPr>
+            <w:r>
+              <w:rPr>
+                <w:sz w:val="24"/>
+                <w:szCs w:val="32"/>
+                <w:lang w:val="en-ID"/>
+              </w:rPr>
+              <w:t>Confirm how refunds affect revenue</w:t>
+            </w:r>
+          </w:p>
+        </w:tc>
+      </w:tr>
+      <w:tr>
+        <w:tc>
+          <w:tcPr>
+            <w:tcW w:w="0" w:type="auto"/>
+            <w:hideMark/>
+          </w:tcPr>
+          <w:p>
+            <w:pPr>
+              <w:spacing w:after="200" w:line="276" w:lineRule="auto"/>
+              <w:rPr>
+                <w:sz w:val="24"/>
+                <w:szCs w:val="32"/>
+                <w:lang w:val="en-ID"/>
+              </w:rPr>
+            </w:pPr>
+            <w:r>
+              <w:rPr>
+                <w:sz w:val="24"/>
+                <w:szCs w:val="32"/>
+                <w:lang w:val="en-ID"/>
+              </w:rPr>
+              <w:t>DEP-04</w:t>
+            </w:r>
+          </w:p>
+        </w:tc>
+        <w:tc>
+          <w:tcPr>
+            <w:tcW w:w="0" w:type="auto"/>
+            <w:hideMark/>
+          </w:tcPr>
+          <w:p>
+            <w:pPr>
+              <w:spacing w:after="200" w:line="276" w:lineRule="auto"/>
+              <w:rPr>
+                <w:sz w:val="24"/>
+                <w:szCs w:val="32"/>
+                <w:lang w:val="en-ID"/>
+              </w:rPr>
+            </w:pPr>
+            <w:r>
+              <w:rPr>
+                <w:sz w:val="24"/>
+                <w:szCs w:val="32"/>
+                <w:lang w:val="en-ID"/>
+              </w:rPr>
+              <w:t>Agreed KPI definitions</w:t>
+            </w:r>
+          </w:p>
+        </w:tc>
+        <w:tc>
+          <w:tcPr>
+            <w:tcW w:w="0" w:type="auto"/>
+            <w:hideMark/>
+          </w:tcPr>
+          <w:p>
+            <w:pPr>
+              <w:spacing w:after="200" w:line="276" w:lineRule="auto"/>
+              <w:rPr>
+                <w:sz w:val="24"/>
+                <w:szCs w:val="32"/>
+                <w:lang w:val="en-ID"/>
+              </w:rPr>
+            </w:pPr>
+            <w:r>
+              <w:rPr>
+                <w:sz w:val="24"/>
+                <w:szCs w:val="32"/>
+                <w:lang w:val="en-ID"/>
+              </w:rPr>
+              <w:t>DAX measures and testing</w:t>
+            </w:r>
+          </w:p>
+        </w:tc>
+        <w:tc>
+          <w:tcPr>
+            <w:tcW w:w="0" w:type="auto"/>
+            <w:hideMark/>
+          </w:tcPr>
+          <w:p>
+            <w:pPr>
+              <w:spacing w:after="200" w:line="276" w:lineRule="auto"/>
+              <w:rPr>
+                <w:sz w:val="24"/>
+                <w:szCs w:val="32"/>
+                <w:lang w:val="en-ID"/>
+              </w:rPr>
+            </w:pPr>
+            <w:r>
+              <w:rPr>
+                <w:sz w:val="24"/>
+                <w:szCs w:val="32"/>
+                <w:lang w:val="en-ID"/>
+              </w:rPr>
+              <w:t>Head of Regional Sales</w:t>
+            </w:r>
+          </w:p>
+        </w:tc>
+        <w:tc>
+          <w:tcPr>
+            <w:tcW w:w="0" w:type="auto"/>
+            <w:hideMark/>
+          </w:tcPr>
+          <w:p>
+            <w:pPr>
+              <w:spacing w:after="200" w:line="276" w:lineRule="auto"/>
+              <w:rPr>
+                <w:sz w:val="24"/>
+                <w:szCs w:val="32"/>
+                <w:lang w:val="en-ID"/>
+              </w:rPr>
+            </w:pPr>
+            <w:r>
+              <w:rPr>
+                <w:sz w:val="24"/>
+                <w:szCs w:val="32"/>
+                <w:lang w:val="en-ID"/>
+              </w:rPr>
+              <w:t>Approve revenue, order-count, and underperformance rules</w:t>
+            </w:r>
+          </w:p>
+        </w:tc>
+      </w:tr>
+      <w:tr>
+        <w:tc>
+          <w:tcPr>
+            <w:tcW w:w="0" w:type="auto"/>
+            <w:hideMark/>
+          </w:tcPr>
+          <w:p>
+            <w:pPr>
+              <w:spacing w:after="200" w:line="276" w:lineRule="auto"/>
+              <w:rPr>
+                <w:sz w:val="24"/>
+                <w:szCs w:val="32"/>
+                <w:lang w:val="en-ID"/>
+              </w:rPr>
+            </w:pPr>
+            <w:r>
+              <w:rPr>
+                <w:sz w:val="24"/>
+                <w:szCs w:val="32"/>
+                <w:lang w:val="en-ID"/>
+              </w:rPr>
+              <w:t>DEP-05</w:t>
+            </w:r>
+          </w:p>
+        </w:tc>
+        <w:tc>
+          <w:tcPr>
+            <w:tcW w:w="0" w:type="auto"/>
+            <w:hideMark/>
+          </w:tcPr>
+          <w:p>
+            <w:pPr>
+              <w:spacing w:after="200" w:line="276" w:lineRule="auto"/>
+              <w:rPr>
+                <w:sz w:val="24"/>
+                <w:szCs w:val="32"/>
+                <w:lang w:val="en-ID"/>
+              </w:rPr>
+            </w:pPr>
+            <w:r>
+              <w:rPr>
+                <w:sz w:val="24"/>
+                <w:szCs w:val="32"/>
+                <w:lang w:val="en-ID"/>
+              </w:rPr>
+              <w:t>Consistent region and product identifiers</w:t>
+            </w:r>
+          </w:p>
+        </w:tc>
+        <w:tc>
+          <w:tcPr>
+            <w:tcW w:w="0" w:type="auto"/>
+            <w:hideMark/>
+          </w:tcPr>
+          <w:p>
+            <w:pPr>
+              <w:spacing w:after="200" w:line="276" w:lineRule="auto"/>
+              <w:rPr>
+                <w:sz w:val="24"/>
+                <w:szCs w:val="32"/>
+                <w:lang w:val="en-ID"/>
+              </w:rPr>
+            </w:pPr>
+            <w:r>
+              <w:rPr>
+                <w:sz w:val="24"/>
+                <w:szCs w:val="32"/>
+                <w:lang w:val="en-ID"/>
+              </w:rPr>
+              <w:t>Relationships between sales and targets</w:t>
+            </w:r>
+          </w:p>
+        </w:tc>
+        <w:tc>
+          <w:tcPr>
+            <w:tcW w:w="0" w:type="auto"/>
+            <w:hideMark/>
+          </w:tcPr>
+          <w:p>
+            <w:pPr>
+              <w:spacing w:after="200" w:line="276" w:lineRule="auto"/>
+              <w:rPr>
+                <w:sz w:val="24"/>
+                <w:szCs w:val="32"/>
+                <w:lang w:val="en-ID"/>
+              </w:rPr>
+            </w:pPr>
+            <w:r>
+              <w:rPr>
+                <w:sz w:val="24"/>
+                <w:szCs w:val="32"/>
+                <w:lang w:val="en-ID"/>
+              </w:rPr>
+              <w:t>BI Developer</w:t>
+            </w:r>
+          </w:p>
+        </w:tc>
+        <w:tc>
+          <w:tcPr>
+            <w:tcW w:w="0" w:type="auto"/>
+            <w:hideMark/>
+          </w:tcPr>
+          <w:p>
+            <w:pPr>
+              <w:spacing w:after="200" w:line="276" w:lineRule="auto"/>
+              <w:rPr>
+                <w:sz w:val="24"/>
+                <w:szCs w:val="32"/>
+                <w:lang w:val="en-ID"/>
+              </w:rPr>
+            </w:pPr>
+            <w:r>
+              <w:rPr>
+                <w:sz w:val="24"/>
+                <w:szCs w:val="32"/>
+                <w:lang w:val="en-ID"/>
+              </w:rPr>
+              <w:t>Standardize keys in Power Query</w:t>
+            </w:r>
+          </w:p>
+        </w:tc>
+      </w:tr>
+      <w:tr>
+        <w:tc>
+          <w:tcPr>
+            <w:tcW w:w="0" w:type="auto"/>
+            <w:hideMark/>
+          </w:tcPr>
+          <w:p>
+            <w:pPr>
+              <w:spacing w:after="200" w:line="276" w:lineRule="auto"/>
+              <w:rPr>
+                <w:sz w:val="24"/>
+                <w:szCs w:val="32"/>
+                <w:lang w:val="en-ID"/>
+              </w:rPr>
+            </w:pPr>
+            <w:r>
+              <w:rPr>
+                <w:sz w:val="24"/>
+                <w:szCs w:val="32"/>
+                <w:lang w:val="en-ID"/>
+              </w:rPr>
+              <w:t>DEP-06</w:t>
+            </w:r>
+          </w:p>
+        </w:tc>
+        <w:tc>
+          <w:tcPr>
+            <w:tcW w:w="0" w:type="auto"/>
+            <w:hideMark/>
+          </w:tcPr>
+          <w:p>
+            <w:pPr>
+              <w:spacing w:after="200" w:line="276" w:lineRule="auto"/>
+              <w:rPr>
+                <w:sz w:val="24"/>
+                <w:szCs w:val="32"/>
+                <w:lang w:val="en-ID"/>
+              </w:rPr>
+            </w:pPr>
+            <w:r>
+              <w:rPr>
+                <w:sz w:val="24"/>
+                <w:szCs w:val="32"/>
+                <w:lang w:val="en-ID"/>
+              </w:rPr>
+              <w:t>Date table</w:t>
+            </w:r>
+          </w:p>
+        </w:tc>
+        <w:tc>
+          <w:tcPr>
+            <w:tcW w:w="0" w:type="auto"/>
+            <w:hideMark/>
+          </w:tcPr>
+          <w:p>
+            <w:pPr>
+              <w:spacing w:after="200" w:line="276" w:lineRule="auto"/>
+              <w:rPr>
+                <w:sz w:val="24"/>
+                <w:szCs w:val="32"/>
+                <w:lang w:val="en-ID"/>
+              </w:rPr>
+            </w:pPr>
+            <w:r>
+              <w:rPr>
+                <w:sz w:val="24"/>
+                <w:szCs w:val="32"/>
+                <w:lang w:val="en-ID"/>
+              </w:rPr>
+              <w:t>Weekly and monthly analysis</w:t>
+            </w:r>
+          </w:p>
+        </w:tc>
+        <w:tc>
+          <w:tcPr>
+            <w:tcW w:w="0" w:type="auto"/>
+            <w:hideMark/>
+          </w:tcPr>
+          <w:p>
+            <w:pPr>
+              <w:spacing w:after="200" w:line="276" w:lineRule="auto"/>
+              <w:rPr>
+                <w:sz w:val="24"/>
+                <w:szCs w:val="32"/>
+                <w:lang w:val="en-ID"/>
+              </w:rPr>
+            </w:pPr>
+            <w:r>
+              <w:rPr>
+                <w:sz w:val="24"/>
+                <w:szCs w:val="32"/>
+                <w:lang w:val="en-ID"/>
+              </w:rPr>
+              <w:t>BI Developer</w:t>
+            </w:r>
+          </w:p>
+        </w:tc>
+        <w:tc>
+          <w:tcPr>
+            <w:tcW w:w="0" w:type="auto"/>
+            <w:hideMark/>
+          </w:tcPr>
+          <w:p>
+            <w:pPr>
+              <w:spacing w:after="200" w:line="276" w:lineRule="auto"/>
+              <w:rPr>
+                <w:sz w:val="24"/>
+                <w:szCs w:val="32"/>
+                <w:lang w:val="en-ID"/>
+              </w:rPr>
+            </w:pPr>
+            <w:r>
+              <w:rPr>
+                <w:sz w:val="24"/>
+                <w:szCs w:val="32"/>
+                <w:lang w:val="en-ID"/>
+              </w:rPr>
+              <w:t>Create and mark as the model’s date table</w:t>
+            </w:r>
+          </w:p>
+        </w:tc>
+      </w:tr>
+      <w:tr>
+        <w:tc>
+          <w:tcPr>
+            <w:tcW w:w="0" w:type="auto"/>
+            <w:hideMark/>
+          </w:tcPr>
+          <w:p>
+            <w:pPr>
+              <w:spacing w:after="200" w:line="276" w:lineRule="auto"/>
+              <w:rPr>
+                <w:sz w:val="24"/>
+                <w:szCs w:val="32"/>
+                <w:lang w:val="en-ID"/>
+              </w:rPr>
+            </w:pPr>
+            <w:r>
+              <w:rPr>
+                <w:sz w:val="24"/>
+                <w:szCs w:val="32"/>
+                <w:lang w:val="en-ID"/>
+              </w:rPr>
+              <w:t>DEP-07</w:t>
+            </w:r>
+          </w:p>
+        </w:tc>
+        <w:tc>
+          <w:tcPr>
+            <w:tcW w:w="0" w:type="auto"/>
+            <w:hideMark/>
+          </w:tcPr>
+          <w:p>
+            <w:pPr>
+              <w:spacing w:after="200" w:line="276" w:lineRule="auto"/>
+              <w:rPr>
+                <w:sz w:val="24"/>
+                <w:szCs w:val="32"/>
+                <w:lang w:val="en-ID"/>
+              </w:rPr>
+            </w:pPr>
+            <w:r>
+              <w:rPr>
+                <w:sz w:val="24"/>
+                <w:szCs w:val="32"/>
+                <w:lang w:val="en-ID"/>
+              </w:rPr>
+              <w:t>Power BI Service workspace</w:t>
+            </w:r>
+          </w:p>
+        </w:tc>
+        <w:tc>
+          <w:tcPr>
+            <w:tcW w:w="0" w:type="auto"/>
+            <w:hideMark/>
+          </w:tcPr>
+          <w:p>
+            <w:pPr>
+              <w:spacing w:after="200" w:line="276" w:lineRule="auto"/>
+              <w:rPr>
+                <w:sz w:val="24"/>
+                <w:szCs w:val="32"/>
+                <w:lang w:val="en-ID"/>
+              </w:rPr>
+            </w:pPr>
+            <w:r>
+              <w:rPr>
+                <w:sz w:val="24"/>
+                <w:szCs w:val="32"/>
+                <w:lang w:val="en-ID"/>
+              </w:rPr>
+              <w:t>Publishing and UAT</w:t>
+            </w:r>
+          </w:p>
+        </w:tc>
+        <w:tc>
+          <w:tcPr>
+            <w:tcW w:w="0" w:type="auto"/>
+            <w:hideMark/>
+          </w:tcPr>
+          <w:p>
+            <w:pPr>
+              <w:spacing w:after="200" w:line="276" w:lineRule="auto"/>
+              <w:rPr>
+                <w:sz w:val="24"/>
+                <w:szCs w:val="32"/>
+                <w:lang w:val="en-ID"/>
+              </w:rPr>
+            </w:pPr>
+            <w:r>
+              <w:rPr>
+                <w:sz w:val="24"/>
+                <w:szCs w:val="32"/>
+                <w:lang w:val="en-ID"/>
+              </w:rPr>
+              <w:t>Power BI Administrator</w:t>
+            </w:r>
+          </w:p>
+        </w:tc>
+        <w:tc>
+          <w:tcPr>
+            <w:tcW w:w="0" w:type="auto"/>
+            <w:hideMark/>
+          </w:tcPr>
+          <w:p>
+            <w:pPr>
+              <w:spacing w:after="200" w:line="276" w:lineRule="auto"/>
+              <w:rPr>
+                <w:sz w:val="24"/>
+                <w:szCs w:val="32"/>
+                <w:lang w:val="en-ID"/>
+              </w:rPr>
+            </w:pPr>
+            <w:r>
+              <w:rPr>
+                <w:sz w:val="24"/>
+                <w:szCs w:val="32"/>
+                <w:lang w:val="en-ID"/>
+              </w:rPr>
+              <w:t>Create workspace and assign access</w:t>
+            </w:r>
+          </w:p>
+        </w:tc>
+      </w:tr>
+      <w:tr>
+        <w:tc>
+          <w:tcPr>
+            <w:tcW w:w="0" w:type="auto"/>
+            <w:hideMark/>
+          </w:tcPr>
+          <w:p>
+            <w:pPr>
+              <w:spacing w:after="200" w:line="276" w:lineRule="auto"/>
+              <w:rPr>
+                <w:sz w:val="24"/>
+                <w:szCs w:val="32"/>
+                <w:lang w:val="en-ID"/>
+              </w:rPr>
+            </w:pPr>
+            <w:r>
+              <w:rPr>
+                <w:sz w:val="24"/>
+                <w:szCs w:val="32"/>
+                <w:lang w:val="en-ID"/>
+              </w:rPr>
+              <w:t>DEP-08</w:t>
+            </w:r>
+          </w:p>
+        </w:tc>
+        <w:tc>
+          <w:tcPr>
+            <w:tcW w:w="0" w:type="auto"/>
+            <w:hideMark/>
+          </w:tcPr>
+          <w:p>
+            <w:pPr>
+              <w:spacing w:after="200" w:line="276" w:lineRule="auto"/>
+              <w:rPr>
+                <w:sz w:val="24"/>
+                <w:szCs w:val="32"/>
+                <w:lang w:val="en-ID"/>
+              </w:rPr>
+            </w:pPr>
+            <w:r>
+              <w:rPr>
+                <w:sz w:val="24"/>
+                <w:szCs w:val="32"/>
+                <w:lang w:val="en-ID"/>
+              </w:rPr>
+              <w:t>On-premises data gateway or cloud-accessible database</w:t>
+            </w:r>
+          </w:p>
+        </w:tc>
+        <w:tc>
+          <w:tcPr>
+            <w:tcW w:w="0" w:type="auto"/>
+            <w:hideMark/>
+          </w:tcPr>
+          <w:p>
+            <w:pPr>
+              <w:spacing w:after="200" w:line="276" w:lineRule="auto"/>
+              <w:rPr>
+                <w:sz w:val="24"/>
+                <w:szCs w:val="32"/>
+                <w:lang w:val="en-ID"/>
+              </w:rPr>
+            </w:pPr>
+            <w:r>
+              <w:rPr>
+                <w:sz w:val="24"/>
+                <w:szCs w:val="32"/>
+                <w:lang w:val="en-ID"/>
+              </w:rPr>
+              <w:t>Scheduled refresh</w:t>
+            </w:r>
+          </w:p>
+        </w:tc>
+        <w:tc>
+          <w:tcPr>
+            <w:tcW w:w="0" w:type="auto"/>
+            <w:hideMark/>
+          </w:tcPr>
+          <w:p>
+            <w:pPr>
+              <w:spacing w:after="200" w:line="276" w:lineRule="auto"/>
+              <w:rPr>
+                <w:sz w:val="24"/>
+                <w:szCs w:val="32"/>
+                <w:lang w:val="en-ID"/>
+              </w:rPr>
+            </w:pPr>
+            <w:r>
+              <w:rPr>
+                <w:sz w:val="24"/>
+                <w:szCs w:val="32"/>
+                <w:lang w:val="en-ID"/>
+              </w:rPr>
+              <w:t>Power BI Administrator</w:t>
+            </w:r>
+          </w:p>
+        </w:tc>
+        <w:tc>
+          <w:tcPr>
+            <w:tcW w:w="0" w:type="auto"/>
+            <w:hideMark/>
+          </w:tcPr>
+          <w:p>
+            <w:pPr>
+              <w:spacing w:after="200" w:line="276" w:lineRule="auto"/>
+              <w:rPr>
+                <w:sz w:val="24"/>
+                <w:szCs w:val="32"/>
+                <w:lang w:val="en-ID"/>
+              </w:rPr>
+            </w:pPr>
+            <w:r>
+              <w:rPr>
+                <w:sz w:val="24"/>
+                <w:szCs w:val="32"/>
+                <w:lang w:val="en-ID"/>
+              </w:rPr>
+              <w:t>Configure before deployment</w:t>
+            </w:r>
+          </w:p>
+        </w:tc>
+      </w:tr>
+      <w:tr>
+        <w:tc>
+          <w:tcPr>
+            <w:tcW w:w="0" w:type="auto"/>
+            <w:hideMark/>
+          </w:tcPr>
+          <w:p>
+            <w:pPr>
+              <w:spacing w:after="200" w:line="276" w:lineRule="auto"/>
+              <w:rPr>
+                <w:sz w:val="24"/>
+                <w:szCs w:val="32"/>
+                <w:lang w:val="en-ID"/>
+              </w:rPr>
+            </w:pPr>
+            <w:r>
+              <w:rPr>
+                <w:sz w:val="24"/>
+                <w:szCs w:val="32"/>
+                <w:lang w:val="en-ID"/>
+              </w:rPr>
+              <w:t>DEP-09</w:t>
+            </w:r>
+          </w:p>
+        </w:tc>
+        <w:tc>
+          <w:tcPr>
+            <w:tcW w:w="0" w:type="auto"/>
+            <w:hideMark/>
+          </w:tcPr>
+          <w:p>
+            <w:pPr>
+              <w:spacing w:after="200" w:line="276" w:lineRule="auto"/>
+              <w:rPr>
+                <w:sz w:val="24"/>
+                <w:szCs w:val="32"/>
+                <w:lang w:val="en-ID"/>
+              </w:rPr>
+            </w:pPr>
+            <w:r>
+              <w:rPr>
+                <w:sz w:val="24"/>
+                <w:szCs w:val="32"/>
+                <w:lang w:val="en-ID"/>
+              </w:rPr>
+              <w:t>Five fictional UAT users or test participants</w:t>
+            </w:r>
+          </w:p>
+        </w:tc>
+        <w:tc>
+          <w:tcPr>
+            <w:tcW w:w="0" w:type="auto"/>
+            <w:hideMark/>
+          </w:tcPr>
+          <w:p>
+            <w:pPr>
+              <w:spacing w:after="200" w:line="276" w:lineRule="auto"/>
+              <w:rPr>
+                <w:sz w:val="24"/>
+                <w:szCs w:val="32"/>
+                <w:lang w:val="en-ID"/>
+              </w:rPr>
+            </w:pPr>
+            <w:r>
+              <w:rPr>
+                <w:sz w:val="24"/>
+                <w:szCs w:val="32"/>
+                <w:lang w:val="en-ID"/>
+              </w:rPr>
+              <w:t>Usability success criterion</w:t>
+            </w:r>
+          </w:p>
+        </w:tc>
+        <w:tc>
+          <w:tcPr>
+            <w:tcW w:w="0" w:type="auto"/>
+            <w:hideMark/>
+          </w:tcPr>
+          <w:p>
+            <w:pPr>
+              <w:spacing w:after="200" w:line="276" w:lineRule="auto"/>
+              <w:rPr>
+                <w:sz w:val="24"/>
+                <w:szCs w:val="32"/>
+                <w:lang w:val="en-ID"/>
+              </w:rPr>
+            </w:pPr>
+            <w:r>
+              <w:rPr>
+                <w:sz w:val="24"/>
+                <w:szCs w:val="32"/>
+                <w:lang w:val="en-ID"/>
+              </w:rPr>
+              <w:t>Report Owner</w:t>
+            </w:r>
+          </w:p>
+        </w:tc>
+        <w:tc>
+          <w:tcPr>
+            <w:tcW w:w="0" w:type="auto"/>
+            <w:hideMark/>
+          </w:tcPr>
+          <w:p>
+            <w:pPr>
+              <w:spacing w:after="200" w:line="276" w:lineRule="auto"/>
+              <w:rPr>
+                <w:sz w:val="24"/>
+                <w:szCs w:val="32"/>
+                <w:lang w:val="en-ID"/>
+              </w:rPr>
+            </w:pPr>
+            <w:r>
+              <w:rPr>
+                <w:sz w:val="24"/>
+                <w:szCs w:val="32"/>
+                <w:lang w:val="en-ID"/>
+              </w:rPr>
+              <w:t>Prepare test cases and collect results</w:t>
+            </w:r>
+          </w:p>
+        </w:tc>
+      </w:tr>
+    </w:tbl>
+    <w:p>
+      <w:pPr>
+        <w:spacing w:after="200" w:line="276" w:lineRule="auto"/>
+        <w:rPr>
+          <w:sz w:val="24"/>
+          <w:szCs w:val="32"/>
+          <w:lang w:val="en-ID"/>
+        </w:rPr>
+      </w:pPr>
+    </w:p>
+    <w:p>
+      <w:pPr>
+        <w:spacing w:after="200" w:line="276" w:lineRule="auto"/>
+        <w:rPr>
+          <w:sz w:val="24"/>
+          <w:szCs w:val="32"/>
+          <w:lang w:val="en-ID"/>
+        </w:rPr>
+      </w:pPr>
+      <w:r>
+        <w:rPr>
+          <w:sz w:val="24"/>
+          <w:szCs w:val="32"/>
+        </w:rPr>
+        <w:t>Risk register</w:t>
+      </w:r>
+    </w:p>
+    <w:tbl>
+      <w:tblPr>
+        <w:tblStyle w:val="TableGrid"/>
+        <w:tblW w:w="0" w:type="auto"/>
+        <w:tblLook w:val="04A0" w:firstRow="1" w:lastRow="0" w:firstColumn="1" w:lastColumn="0" w:noHBand="0" w:noVBand="1"/>
+      </w:tblPr>
+      <w:tblGrid>
+        <w:gridCol w:w="456"/>
+        <w:gridCol w:w="2690"/>
+        <w:gridCol w:w="1118"/>
+        <w:gridCol w:w="887"/>
+        <w:gridCol w:w="3492"/>
+        <w:gridCol w:w="1513"/>
+      </w:tblGrid>
+      <w:tr>
+        <w:tc>
+          <w:tcPr>
+            <w:tcW w:w="0" w:type="auto"/>
+            <w:hideMark/>
+          </w:tcPr>
+          <w:p>
+            <w:pPr>
+              <w:spacing w:after="200" w:line="276" w:lineRule="auto"/>
+              <w:rPr>
+                <w:b/>
+                <w:bCs/>
+                <w:lang w:val="en-ID"/>
+              </w:rPr>
+            </w:pPr>
+            <w:r>
+              <w:rPr>
+                <w:b/>
+                <w:bCs/>
+                <w:lang w:val="en-ID"/>
+              </w:rPr>
+              <w:t>ID</w:t>
+            </w:r>
+          </w:p>
+        </w:tc>
+        <w:tc>
+          <w:tcPr>
+            <w:tcW w:w="0" w:type="auto"/>
+            <w:hideMark/>
+          </w:tcPr>
+          <w:p>
+            <w:pPr>
+              <w:spacing w:after="200" w:line="276" w:lineRule="auto"/>
+              <w:rPr>
+                <w:b/>
+                <w:bCs/>
+                <w:lang w:val="en-ID"/>
+              </w:rPr>
+            </w:pPr>
+            <w:r>
+              <w:rPr>
+                <w:b/>
+                <w:bCs/>
+                <w:lang w:val="en-ID"/>
+              </w:rPr>
+              <w:t>Risk</w:t>
+            </w:r>
+          </w:p>
+        </w:tc>
+        <w:tc>
+          <w:tcPr>
+            <w:tcW w:w="0" w:type="auto"/>
+            <w:hideMark/>
+          </w:tcPr>
+          <w:p>
+            <w:pPr>
+              <w:spacing w:after="200" w:line="276" w:lineRule="auto"/>
+              <w:rPr>
+                <w:b/>
+                <w:bCs/>
+                <w:lang w:val="en-ID"/>
+              </w:rPr>
+            </w:pPr>
+            <w:r>
+              <w:rPr>
+                <w:b/>
+                <w:bCs/>
+                <w:lang w:val="en-ID"/>
+              </w:rPr>
+              <w:t>Likelihood</w:t>
+            </w:r>
+          </w:p>
+        </w:tc>
+        <w:tc>
+          <w:tcPr>
+            <w:tcW w:w="0" w:type="auto"/>
+            <w:hideMark/>
+          </w:tcPr>
+          <w:p>
+            <w:pPr>
+              <w:spacing w:after="200" w:line="276" w:lineRule="auto"/>
+              <w:rPr>
+                <w:b/>
+                <w:bCs/>
+                <w:lang w:val="en-ID"/>
+              </w:rPr>
+            </w:pPr>
+            <w:r>
+              <w:rPr>
+                <w:b/>
+                <w:bCs/>
+                <w:lang w:val="en-ID"/>
+              </w:rPr>
+              <w:t>Impact</w:t>
+            </w:r>
+          </w:p>
+        </w:tc>
+        <w:tc>
+          <w:tcPr>
+            <w:tcW w:w="0" w:type="auto"/>
+            <w:hideMark/>
+          </w:tcPr>
+          <w:p>
+            <w:pPr>
+              <w:spacing w:after="200" w:line="276" w:lineRule="auto"/>
+              <w:rPr>
+                <w:b/>
+                <w:bCs/>
+                <w:lang w:val="en-ID"/>
+              </w:rPr>
+            </w:pPr>
+            <w:r>
+              <w:rPr>
+                <w:b/>
+                <w:bCs/>
+                <w:lang w:val="en-ID"/>
+              </w:rPr>
+              <w:t>Response/mitigation</w:t>
+            </w:r>
+          </w:p>
+        </w:tc>
+        <w:tc>
+          <w:tcPr>
+            <w:tcW w:w="0" w:type="auto"/>
+            <w:hideMark/>
+          </w:tcPr>
+          <w:p>
+            <w:pPr>
+              <w:spacing w:after="200" w:line="276" w:lineRule="auto"/>
+              <w:rPr>
+                <w:b/>
+                <w:bCs/>
+                <w:lang w:val="en-ID"/>
+              </w:rPr>
+            </w:pPr>
+            <w:r>
+              <w:rPr>
+                <w:b/>
+                <w:bCs/>
+                <w:lang w:val="en-ID"/>
+              </w:rPr>
+              <w:t>Owner</w:t>
+            </w:r>
+          </w:p>
+        </w:tc>
+      </w:tr>
+      <w:tr>
+        <w:tc>
+          <w:tcPr>
+            <w:tcW w:w="0" w:type="auto"/>
+            <w:hideMark/>
+          </w:tcPr>
+          <w:p>
+            <w:pPr>
+              <w:spacing w:after="200" w:line="276" w:lineRule="auto"/>
+              <w:rPr>
+                <w:lang w:val="en-ID"/>
+              </w:rPr>
+            </w:pPr>
+            <w:r>
+              <w:rPr>
+                <w:lang w:val="en-ID"/>
+              </w:rPr>
+              <w:t>R-01</w:t>
+            </w:r>
+          </w:p>
+        </w:tc>
+        <w:tc>
+          <w:tcPr>
+            <w:tcW w:w="0" w:type="auto"/>
+            <w:hideMark/>
+          </w:tcPr>
+          <w:p>
+            <w:pPr>
+              <w:spacing w:after="200" w:line="276" w:lineRule="auto"/>
+              <w:rPr>
+                <w:lang w:val="en-ID"/>
+              </w:rPr>
+            </w:pPr>
+            <w:r>
+              <w:rPr>
+                <w:lang w:val="en-ID"/>
+              </w:rPr>
+              <w:t>Duplicate order-item records overstate revenue</w:t>
+            </w:r>
+          </w:p>
+        </w:tc>
+        <w:tc>
+          <w:tcPr>
+            <w:tcW w:w="0" w:type="auto"/>
+            <w:hideMark/>
+          </w:tcPr>
+          <w:p>
+            <w:pPr>
+              <w:spacing w:after="200" w:line="276" w:lineRule="auto"/>
+              <w:rPr>
+                <w:lang w:val="en-ID"/>
+              </w:rPr>
+            </w:pPr>
+            <w:r>
+              <w:rPr>
+                <w:lang w:val="en-ID"/>
+              </w:rPr>
+              <w:t>High</w:t>
+            </w:r>
+          </w:p>
+        </w:tc>
+        <w:tc>
+          <w:tcPr>
+            <w:tcW w:w="0" w:type="auto"/>
+            <w:hideMark/>
+          </w:tcPr>
+          <w:p>
+            <w:pPr>
+              <w:spacing w:after="200" w:line="276" w:lineRule="auto"/>
+              <w:rPr>
+                <w:lang w:val="en-ID"/>
+              </w:rPr>
+            </w:pPr>
+            <w:r>
+              <w:rPr>
+                <w:lang w:val="en-ID"/>
+              </w:rPr>
+              <w:t>High</w:t>
+            </w:r>
+          </w:p>
+        </w:tc>
+        <w:tc>
+          <w:tcPr>
+            <w:tcW w:w="0" w:type="auto"/>
+            <w:hideMark/>
+          </w:tcPr>
+          <w:p>
+            <w:pPr>
+              <w:spacing w:after="200" w:line="276" w:lineRule="auto"/>
+              <w:rPr>
+                <w:lang w:val="en-ID"/>
+              </w:rPr>
+            </w:pPr>
+            <w:r>
+              <w:rPr>
+                <w:lang w:val="en-ID"/>
+              </w:rPr>
+              <w:t>Remove duplicates using the approved business key; retain before-and-after counts</w:t>
+            </w:r>
+          </w:p>
+        </w:tc>
+        <w:tc>
+          <w:tcPr>
+            <w:tcW w:w="0" w:type="auto"/>
+            <w:hideMark/>
+          </w:tcPr>
+          <w:p>
+            <w:pPr>
+              <w:spacing w:after="200" w:line="276" w:lineRule="auto"/>
+              <w:rPr>
+                <w:lang w:val="en-ID"/>
+              </w:rPr>
+            </w:pPr>
+            <w:r>
+              <w:rPr>
+                <w:lang w:val="en-ID"/>
+              </w:rPr>
+              <w:t>BI Developer</w:t>
+            </w:r>
+          </w:p>
+        </w:tc>
+      </w:tr>
+      <w:tr>
+        <w:tc>
+          <w:tcPr>
+            <w:tcW w:w="0" w:type="auto"/>
+            <w:hideMark/>
+          </w:tcPr>
+          <w:p>
+            <w:pPr>
+              <w:spacing w:after="200" w:line="276" w:lineRule="auto"/>
+              <w:rPr>
+                <w:lang w:val="en-ID"/>
+              </w:rPr>
+            </w:pPr>
+            <w:r>
+              <w:rPr>
+                <w:lang w:val="en-ID"/>
+              </w:rPr>
+              <w:t>R-02</w:t>
+            </w:r>
+          </w:p>
+        </w:tc>
+        <w:tc>
+          <w:tcPr>
+            <w:tcW w:w="0" w:type="auto"/>
+            <w:hideMark/>
+          </w:tcPr>
+          <w:p>
+            <w:pPr>
+              <w:spacing w:after="200" w:line="276" w:lineRule="auto"/>
+              <w:rPr>
+                <w:lang w:val="en-ID"/>
+              </w:rPr>
+            </w:pPr>
+            <w:r>
+              <w:rPr>
+                <w:lang w:val="en-ID"/>
+              </w:rPr>
+              <w:t>Orphan product keys prevent product classification</w:t>
+            </w:r>
+          </w:p>
+        </w:tc>
+        <w:tc>
+          <w:tcPr>
+            <w:tcW w:w="0" w:type="auto"/>
+            <w:hideMark/>
+          </w:tcPr>
+          <w:p>
+            <w:pPr>
+              <w:spacing w:after="200" w:line="276" w:lineRule="auto"/>
+              <w:rPr>
+                <w:lang w:val="en-ID"/>
+              </w:rPr>
+            </w:pPr>
+            <w:r>
+              <w:rPr>
+                <w:lang w:val="en-ID"/>
+              </w:rPr>
+              <w:t>Medium</w:t>
+            </w:r>
+          </w:p>
+        </w:tc>
+        <w:tc>
+          <w:tcPr>
+            <w:tcW w:w="0" w:type="auto"/>
+            <w:hideMark/>
+          </w:tcPr>
+          <w:p>
+            <w:pPr>
+              <w:spacing w:after="200" w:line="276" w:lineRule="auto"/>
+              <w:rPr>
+                <w:lang w:val="en-ID"/>
+              </w:rPr>
+            </w:pPr>
+            <w:r>
+              <w:rPr>
+                <w:lang w:val="en-ID"/>
+              </w:rPr>
+              <w:t>High</w:t>
+            </w:r>
+          </w:p>
+        </w:tc>
+        <w:tc>
+          <w:tcPr>
+            <w:tcW w:w="0" w:type="auto"/>
+            <w:hideMark/>
+          </w:tcPr>
+          <w:p>
+            <w:pPr>
+              <w:spacing w:after="200" w:line="276" w:lineRule="auto"/>
+              <w:rPr>
+                <w:lang w:val="en-ID"/>
+              </w:rPr>
+            </w:pPr>
+            <w:r>
+              <w:rPr>
+                <w:lang w:val="en-ID"/>
+              </w:rPr>
+              <w:t>Flag unmatched keys and map them to an “Unknown Product” member</w:t>
+            </w:r>
+          </w:p>
+        </w:tc>
+        <w:tc>
+          <w:tcPr>
+            <w:tcW w:w="0" w:type="auto"/>
+            <w:hideMark/>
+          </w:tcPr>
+          <w:p>
+            <w:pPr>
+              <w:spacing w:after="200" w:line="276" w:lineRule="auto"/>
+              <w:rPr>
+                <w:lang w:val="en-ID"/>
+              </w:rPr>
+            </w:pPr>
+            <w:r>
+              <w:rPr>
+                <w:lang w:val="en-ID"/>
+              </w:rPr>
+              <w:t>BI Developer</w:t>
+            </w:r>
+          </w:p>
+        </w:tc>
+      </w:tr>
+      <w:tr>
+        <w:tc>
+          <w:tcPr>
+            <w:tcW w:w="0" w:type="auto"/>
+            <w:hideMark/>
+          </w:tcPr>
+          <w:p>
+            <w:pPr>
+              <w:spacing w:after="200" w:line="276" w:lineRule="auto"/>
+              <w:rPr>
+                <w:lang w:val="en-ID"/>
+              </w:rPr>
+            </w:pPr>
+            <w:r>
+              <w:rPr>
+                <w:lang w:val="en-ID"/>
+              </w:rPr>
+              <w:t>R-03</w:t>
+            </w:r>
+          </w:p>
+        </w:tc>
+        <w:tc>
+          <w:tcPr>
+            <w:tcW w:w="0" w:type="auto"/>
+            <w:hideMark/>
+          </w:tcPr>
+          <w:p>
+            <w:pPr>
+              <w:spacing w:after="200" w:line="276" w:lineRule="auto"/>
+              <w:rPr>
+                <w:lang w:val="en-ID"/>
+              </w:rPr>
+            </w:pPr>
+            <w:r>
+              <w:rPr>
+                <w:lang w:val="en-ID"/>
+              </w:rPr>
+              <w:t>Region names differ between sales and target sources</w:t>
+            </w:r>
+          </w:p>
+        </w:tc>
+        <w:tc>
+          <w:tcPr>
+            <w:tcW w:w="0" w:type="auto"/>
+            <w:hideMark/>
+          </w:tcPr>
+          <w:p>
+            <w:pPr>
+              <w:spacing w:after="200" w:line="276" w:lineRule="auto"/>
+              <w:rPr>
+                <w:lang w:val="en-ID"/>
+              </w:rPr>
+            </w:pPr>
+            <w:r>
+              <w:rPr>
+                <w:lang w:val="en-ID"/>
+              </w:rPr>
+              <w:t>Medium</w:t>
+            </w:r>
+          </w:p>
+        </w:tc>
+        <w:tc>
+          <w:tcPr>
+            <w:tcW w:w="0" w:type="auto"/>
+            <w:hideMark/>
+          </w:tcPr>
+          <w:p>
+            <w:pPr>
+              <w:spacing w:after="200" w:line="276" w:lineRule="auto"/>
+              <w:rPr>
+                <w:lang w:val="en-ID"/>
+              </w:rPr>
+            </w:pPr>
+            <w:r>
+              <w:rPr>
+                <w:lang w:val="en-ID"/>
+              </w:rPr>
+              <w:t>High</w:t>
+            </w:r>
+          </w:p>
+        </w:tc>
+        <w:tc>
+          <w:tcPr>
+            <w:tcW w:w="0" w:type="auto"/>
+            <w:hideMark/>
+          </w:tcPr>
+          <w:p>
+            <w:pPr>
+              <w:spacing w:after="200" w:line="276" w:lineRule="auto"/>
+              <w:rPr>
+                <w:lang w:val="en-ID"/>
+              </w:rPr>
+            </w:pPr>
+            <w:r>
+              <w:rPr>
+                <w:lang w:val="en-ID"/>
+              </w:rPr>
+              <w:t>Create a region mapping table and validate unmatched values</w:t>
+            </w:r>
+          </w:p>
+        </w:tc>
+        <w:tc>
+          <w:tcPr>
+            <w:tcW w:w="0" w:type="auto"/>
+            <w:hideMark/>
+          </w:tcPr>
+          <w:p>
+            <w:pPr>
+              <w:spacing w:after="200" w:line="276" w:lineRule="auto"/>
+              <w:rPr>
+                <w:lang w:val="en-ID"/>
+              </w:rPr>
+            </w:pPr>
+            <w:r>
+              <w:rPr>
+                <w:lang w:val="en-ID"/>
+              </w:rPr>
+              <w:t>BI Developer</w:t>
+            </w:r>
+          </w:p>
+        </w:tc>
+      </w:tr>
+      <w:tr>
+        <w:tc>
+          <w:tcPr>
+            <w:tcW w:w="0" w:type="auto"/>
+            <w:hideMark/>
+          </w:tcPr>
+          <w:p>
+            <w:pPr>
+              <w:spacing w:after="200" w:line="276" w:lineRule="auto"/>
+              <w:rPr>
+                <w:lang w:val="en-ID"/>
+              </w:rPr>
+            </w:pPr>
+            <w:r>
+              <w:rPr>
+                <w:lang w:val="en-ID"/>
+              </w:rPr>
+              <w:t>R-04</w:t>
+            </w:r>
+          </w:p>
+        </w:tc>
+        <w:tc>
+          <w:tcPr>
+            <w:tcW w:w="0" w:type="auto"/>
+            <w:hideMark/>
+          </w:tcPr>
+          <w:p>
+            <w:pPr>
+              <w:spacing w:after="200" w:line="276" w:lineRule="auto"/>
+              <w:rPr>
+                <w:lang w:val="en-ID"/>
+              </w:rPr>
+            </w:pPr>
+            <w:r>
+              <w:rPr>
+                <w:lang w:val="en-ID"/>
+              </w:rPr>
+              <w:t>Missing or zero targets produce incorrect classifications</w:t>
+            </w:r>
+          </w:p>
+        </w:tc>
+        <w:tc>
+          <w:tcPr>
+            <w:tcW w:w="0" w:type="auto"/>
+            <w:hideMark/>
+          </w:tcPr>
+          <w:p>
+            <w:pPr>
+              <w:spacing w:after="200" w:line="276" w:lineRule="auto"/>
+              <w:rPr>
+                <w:lang w:val="en-ID"/>
+              </w:rPr>
+            </w:pPr>
+            <w:r>
+              <w:rPr>
+                <w:lang w:val="en-ID"/>
+              </w:rPr>
+              <w:t>Medium</w:t>
+            </w:r>
+          </w:p>
+        </w:tc>
+        <w:tc>
+          <w:tcPr>
+            <w:tcW w:w="0" w:type="auto"/>
+            <w:hideMark/>
+          </w:tcPr>
+          <w:p>
+            <w:pPr>
+              <w:spacing w:after="200" w:line="276" w:lineRule="auto"/>
+              <w:rPr>
+                <w:lang w:val="en-ID"/>
+              </w:rPr>
+            </w:pPr>
+            <w:r>
+              <w:rPr>
+                <w:lang w:val="en-ID"/>
+              </w:rPr>
+              <w:t>High</w:t>
+            </w:r>
+          </w:p>
+        </w:tc>
+        <w:tc>
+          <w:tcPr>
+            <w:tcW w:w="0" w:type="auto"/>
+            <w:hideMark/>
+          </w:tcPr>
+          <w:p>
+            <w:pPr>
+              <w:spacing w:after="200" w:line="276" w:lineRule="auto"/>
+              <w:rPr>
+                <w:lang w:val="en-ID"/>
+              </w:rPr>
+            </w:pPr>
+            <w:r>
+              <w:rPr>
+                <w:lang w:val="en-ID"/>
+              </w:rPr>
+              <w:t>Display Target Unavailable; never replace missing targets with zero</w:t>
+            </w:r>
+          </w:p>
+        </w:tc>
+        <w:tc>
+          <w:tcPr>
+            <w:tcW w:w="0" w:type="auto"/>
+            <w:hideMark/>
+          </w:tcPr>
+          <w:p>
+            <w:pPr>
+              <w:spacing w:after="200" w:line="276" w:lineRule="auto"/>
+              <w:rPr>
+                <w:lang w:val="en-ID"/>
+              </w:rPr>
+            </w:pPr>
+            <w:r>
+              <w:rPr>
+                <w:lang w:val="en-ID"/>
+              </w:rPr>
+              <w:t>Sales Planning Manager</w:t>
+            </w:r>
+          </w:p>
+        </w:tc>
+      </w:tr>
+      <w:tr>
+        <w:tc>
+          <w:tcPr>
+            <w:tcW w:w="0" w:type="auto"/>
+            <w:hideMark/>
+          </w:tcPr>
+          <w:p>
+            <w:pPr>
+              <w:spacing w:after="200" w:line="276" w:lineRule="auto"/>
+              <w:rPr>
+                <w:lang w:val="en-ID"/>
+              </w:rPr>
+            </w:pPr>
+            <w:r>
+              <w:rPr>
+                <w:lang w:val="en-ID"/>
+              </w:rPr>
+              <w:lastRenderedPageBreak/>
+              <w:t>R-05</w:t>
+            </w:r>
+          </w:p>
+        </w:tc>
+        <w:tc>
+          <w:tcPr>
+            <w:tcW w:w="0" w:type="auto"/>
+            <w:hideMark/>
+          </w:tcPr>
+          <w:p>
+            <w:pPr>
+              <w:spacing w:after="200" w:line="276" w:lineRule="auto"/>
+              <w:rPr>
+                <w:lang w:val="en-ID"/>
+              </w:rPr>
+            </w:pPr>
+            <w:r>
+              <w:rPr>
+                <w:lang w:val="en-ID"/>
+              </w:rPr>
+              <w:t>Returns are joined directly to order items and duplicate refunds</w:t>
+            </w:r>
+          </w:p>
+        </w:tc>
+        <w:tc>
+          <w:tcPr>
+            <w:tcW w:w="0" w:type="auto"/>
+            <w:hideMark/>
+          </w:tcPr>
+          <w:p>
+            <w:pPr>
+              <w:spacing w:after="200" w:line="276" w:lineRule="auto"/>
+              <w:rPr>
+                <w:lang w:val="en-ID"/>
+              </w:rPr>
+            </w:pPr>
+            <w:r>
+              <w:rPr>
+                <w:lang w:val="en-ID"/>
+              </w:rPr>
+              <w:t>Medium</w:t>
+            </w:r>
+          </w:p>
+        </w:tc>
+        <w:tc>
+          <w:tcPr>
+            <w:tcW w:w="0" w:type="auto"/>
+            <w:hideMark/>
+          </w:tcPr>
+          <w:p>
+            <w:pPr>
+              <w:spacing w:after="200" w:line="276" w:lineRule="auto"/>
+              <w:rPr>
+                <w:lang w:val="en-ID"/>
+              </w:rPr>
+            </w:pPr>
+            <w:r>
+              <w:rPr>
+                <w:lang w:val="en-ID"/>
+              </w:rPr>
+              <w:t>High</w:t>
+            </w:r>
+          </w:p>
+        </w:tc>
+        <w:tc>
+          <w:tcPr>
+            <w:tcW w:w="0" w:type="auto"/>
+            <w:hideMark/>
+          </w:tcPr>
+          <w:p>
+            <w:pPr>
+              <w:spacing w:after="200" w:line="276" w:lineRule="auto"/>
+              <w:rPr>
+                <w:lang w:val="en-ID"/>
+              </w:rPr>
+            </w:pPr>
+            <w:r>
+              <w:rPr>
+                <w:lang w:val="en-ID"/>
+              </w:rPr>
+              <w:t>Aggregate returns to the correct grain before joining or model them as a separate fact table</w:t>
+            </w:r>
+          </w:p>
+        </w:tc>
+        <w:tc>
+          <w:tcPr>
+            <w:tcW w:w="0" w:type="auto"/>
+            <w:hideMark/>
+          </w:tcPr>
+          <w:p>
+            <w:pPr>
+              <w:spacing w:after="200" w:line="276" w:lineRule="auto"/>
+              <w:rPr>
+                <w:lang w:val="en-ID"/>
+              </w:rPr>
+            </w:pPr>
+            <w:r>
+              <w:rPr>
+                <w:lang w:val="en-ID"/>
+              </w:rPr>
+              <w:t>BI Developer</w:t>
+            </w:r>
+          </w:p>
+        </w:tc>
+      </w:tr>
+      <w:tr>
+        <w:tc>
+          <w:tcPr>
+            <w:tcW w:w="0" w:type="auto"/>
+            <w:hideMark/>
+          </w:tcPr>
+          <w:p>
+            <w:pPr>
+              <w:spacing w:after="200" w:line="276" w:lineRule="auto"/>
+              <w:rPr>
+                <w:lang w:val="en-ID"/>
+              </w:rPr>
+            </w:pPr>
+            <w:r>
+              <w:rPr>
+                <w:lang w:val="en-ID"/>
+              </w:rPr>
+              <w:t>R-06</w:t>
+            </w:r>
+          </w:p>
+        </w:tc>
+        <w:tc>
+          <w:tcPr>
+            <w:tcW w:w="0" w:type="auto"/>
+            <w:hideMark/>
+          </w:tcPr>
+          <w:p>
+            <w:pPr>
+              <w:spacing w:after="200" w:line="276" w:lineRule="auto"/>
+              <w:rPr>
+                <w:lang w:val="en-ID"/>
+              </w:rPr>
+            </w:pPr>
+            <w:proofErr w:type="gramStart"/>
+            <w:r>
+              <w:rPr>
+                <w:lang w:val="en-ID"/>
+              </w:rPr>
+              <w:t>COUNT(</w:t>
+            </w:r>
+            <w:proofErr w:type="spellStart"/>
+            <w:proofErr w:type="gramEnd"/>
+            <w:r>
+              <w:rPr>
+                <w:lang w:val="en-ID"/>
+              </w:rPr>
+              <w:t>order_id</w:t>
+            </w:r>
+            <w:proofErr w:type="spellEnd"/>
+            <w:r>
+              <w:rPr>
+                <w:lang w:val="en-ID"/>
+              </w:rPr>
+              <w:t>) counts order lines instead of unique orders</w:t>
+            </w:r>
+          </w:p>
+        </w:tc>
+        <w:tc>
+          <w:tcPr>
+            <w:tcW w:w="0" w:type="auto"/>
+            <w:hideMark/>
+          </w:tcPr>
+          <w:p>
+            <w:pPr>
+              <w:spacing w:after="200" w:line="276" w:lineRule="auto"/>
+              <w:rPr>
+                <w:lang w:val="en-ID"/>
+              </w:rPr>
+            </w:pPr>
+            <w:r>
+              <w:rPr>
+                <w:lang w:val="en-ID"/>
+              </w:rPr>
+              <w:t>High</w:t>
+            </w:r>
+          </w:p>
+        </w:tc>
+        <w:tc>
+          <w:tcPr>
+            <w:tcW w:w="0" w:type="auto"/>
+            <w:hideMark/>
+          </w:tcPr>
+          <w:p>
+            <w:pPr>
+              <w:spacing w:after="200" w:line="276" w:lineRule="auto"/>
+              <w:rPr>
+                <w:lang w:val="en-ID"/>
+              </w:rPr>
+            </w:pPr>
+            <w:r>
+              <w:rPr>
+                <w:lang w:val="en-ID"/>
+              </w:rPr>
+              <w:t>High</w:t>
+            </w:r>
+          </w:p>
+        </w:tc>
+        <w:tc>
+          <w:tcPr>
+            <w:tcW w:w="0" w:type="auto"/>
+            <w:hideMark/>
+          </w:tcPr>
+          <w:p>
+            <w:pPr>
+              <w:spacing w:after="200" w:line="276" w:lineRule="auto"/>
+              <w:rPr>
+                <w:lang w:val="en-ID"/>
+              </w:rPr>
+            </w:pPr>
+            <w:r>
+              <w:rPr>
+                <w:lang w:val="en-ID"/>
+              </w:rPr>
+              <w:t xml:space="preserve">Use </w:t>
+            </w:r>
+            <w:proofErr w:type="gramStart"/>
+            <w:r>
+              <w:rPr>
+                <w:lang w:val="en-ID"/>
+              </w:rPr>
+              <w:t>DISTINCTCOUNT(</w:t>
+            </w:r>
+            <w:proofErr w:type="spellStart"/>
+            <w:proofErr w:type="gramEnd"/>
+            <w:r>
+              <w:rPr>
+                <w:lang w:val="en-ID"/>
+              </w:rPr>
+              <w:t>order_id</w:t>
+            </w:r>
+            <w:proofErr w:type="spellEnd"/>
+            <w:r>
+              <w:rPr>
+                <w:lang w:val="en-ID"/>
+              </w:rPr>
+              <w:t>) and reconcile against SQL</w:t>
+            </w:r>
+          </w:p>
+        </w:tc>
+        <w:tc>
+          <w:tcPr>
+            <w:tcW w:w="0" w:type="auto"/>
+            <w:hideMark/>
+          </w:tcPr>
+          <w:p>
+            <w:pPr>
+              <w:spacing w:after="200" w:line="276" w:lineRule="auto"/>
+              <w:rPr>
+                <w:lang w:val="en-ID"/>
+              </w:rPr>
+            </w:pPr>
+            <w:r>
+              <w:rPr>
+                <w:lang w:val="en-ID"/>
+              </w:rPr>
+              <w:t>BI Developer</w:t>
+            </w:r>
+          </w:p>
+        </w:tc>
+      </w:tr>
+      <w:tr>
+        <w:tc>
+          <w:tcPr>
+            <w:tcW w:w="0" w:type="auto"/>
+            <w:hideMark/>
+          </w:tcPr>
+          <w:p>
+            <w:pPr>
+              <w:spacing w:after="200" w:line="276" w:lineRule="auto"/>
+              <w:rPr>
+                <w:lang w:val="en-ID"/>
+              </w:rPr>
+            </w:pPr>
+            <w:r>
+              <w:rPr>
+                <w:lang w:val="en-ID"/>
+              </w:rPr>
+              <w:t>R-07</w:t>
+            </w:r>
+          </w:p>
+        </w:tc>
+        <w:tc>
+          <w:tcPr>
+            <w:tcW w:w="0" w:type="auto"/>
+            <w:hideMark/>
+          </w:tcPr>
+          <w:p>
+            <w:pPr>
+              <w:spacing w:after="200" w:line="276" w:lineRule="auto"/>
+              <w:rPr>
+                <w:lang w:val="en-ID"/>
+              </w:rPr>
+            </w:pPr>
+            <w:r>
+              <w:rPr>
+                <w:lang w:val="en-ID"/>
+              </w:rPr>
+              <w:t>Incomplete current month is compared with a full-month target</w:t>
+            </w:r>
+          </w:p>
+        </w:tc>
+        <w:tc>
+          <w:tcPr>
+            <w:tcW w:w="0" w:type="auto"/>
+            <w:hideMark/>
+          </w:tcPr>
+          <w:p>
+            <w:pPr>
+              <w:spacing w:after="200" w:line="276" w:lineRule="auto"/>
+              <w:rPr>
+                <w:lang w:val="en-ID"/>
+              </w:rPr>
+            </w:pPr>
+            <w:r>
+              <w:rPr>
+                <w:lang w:val="en-ID"/>
+              </w:rPr>
+              <w:t>High</w:t>
+            </w:r>
+          </w:p>
+        </w:tc>
+        <w:tc>
+          <w:tcPr>
+            <w:tcW w:w="0" w:type="auto"/>
+            <w:hideMark/>
+          </w:tcPr>
+          <w:p>
+            <w:pPr>
+              <w:spacing w:after="200" w:line="276" w:lineRule="auto"/>
+              <w:rPr>
+                <w:lang w:val="en-ID"/>
+              </w:rPr>
+            </w:pPr>
+            <w:r>
+              <w:rPr>
+                <w:lang w:val="en-ID"/>
+              </w:rPr>
+              <w:t>Medium</w:t>
+            </w:r>
+          </w:p>
+        </w:tc>
+        <w:tc>
+          <w:tcPr>
+            <w:tcW w:w="0" w:type="auto"/>
+            <w:hideMark/>
+          </w:tcPr>
+          <w:p>
+            <w:pPr>
+              <w:spacing w:after="200" w:line="276" w:lineRule="auto"/>
+              <w:rPr>
+                <w:lang w:val="en-ID"/>
+              </w:rPr>
+            </w:pPr>
+            <w:r>
+              <w:rPr>
+                <w:lang w:val="en-ID"/>
+              </w:rPr>
+              <w:t>Label results month-to-date or calculate a prorated target</w:t>
+            </w:r>
+          </w:p>
+        </w:tc>
+        <w:tc>
+          <w:tcPr>
+            <w:tcW w:w="0" w:type="auto"/>
+            <w:hideMark/>
+          </w:tcPr>
+          <w:p>
+            <w:pPr>
+              <w:spacing w:after="200" w:line="276" w:lineRule="auto"/>
+              <w:rPr>
+                <w:lang w:val="en-ID"/>
+              </w:rPr>
+            </w:pPr>
+            <w:r>
+              <w:rPr>
+                <w:lang w:val="en-ID"/>
+              </w:rPr>
+              <w:t>Regional Sales SME</w:t>
+            </w:r>
+          </w:p>
+        </w:tc>
+      </w:tr>
+      <w:tr>
+        <w:tc>
+          <w:tcPr>
+            <w:tcW w:w="0" w:type="auto"/>
+            <w:hideMark/>
+          </w:tcPr>
+          <w:p>
+            <w:pPr>
+              <w:spacing w:after="200" w:line="276" w:lineRule="auto"/>
+              <w:rPr>
+                <w:lang w:val="en-ID"/>
+              </w:rPr>
+            </w:pPr>
+            <w:r>
+              <w:rPr>
+                <w:lang w:val="en-ID"/>
+              </w:rPr>
+              <w:t>R-08</w:t>
+            </w:r>
+          </w:p>
+        </w:tc>
+        <w:tc>
+          <w:tcPr>
+            <w:tcW w:w="0" w:type="auto"/>
+            <w:hideMark/>
+          </w:tcPr>
+          <w:p>
+            <w:pPr>
+              <w:spacing w:after="200" w:line="276" w:lineRule="auto"/>
+              <w:rPr>
+                <w:lang w:val="en-ID"/>
+              </w:rPr>
+            </w:pPr>
+            <w:r>
+              <w:rPr>
+                <w:lang w:val="en-ID"/>
+              </w:rPr>
+              <w:t>Scheduled refresh does not finish before 07:00</w:t>
+            </w:r>
+          </w:p>
+        </w:tc>
+        <w:tc>
+          <w:tcPr>
+            <w:tcW w:w="0" w:type="auto"/>
+            <w:hideMark/>
+          </w:tcPr>
+          <w:p>
+            <w:pPr>
+              <w:spacing w:after="200" w:line="276" w:lineRule="auto"/>
+              <w:rPr>
+                <w:lang w:val="en-ID"/>
+              </w:rPr>
+            </w:pPr>
+            <w:r>
+              <w:rPr>
+                <w:lang w:val="en-ID"/>
+              </w:rPr>
+              <w:t>Medium</w:t>
+            </w:r>
+          </w:p>
+        </w:tc>
+        <w:tc>
+          <w:tcPr>
+            <w:tcW w:w="0" w:type="auto"/>
+            <w:hideMark/>
+          </w:tcPr>
+          <w:p>
+            <w:pPr>
+              <w:spacing w:after="200" w:line="276" w:lineRule="auto"/>
+              <w:rPr>
+                <w:lang w:val="en-ID"/>
+              </w:rPr>
+            </w:pPr>
+            <w:r>
+              <w:rPr>
+                <w:lang w:val="en-ID"/>
+              </w:rPr>
+              <w:t>High</w:t>
+            </w:r>
+          </w:p>
+        </w:tc>
+        <w:tc>
+          <w:tcPr>
+            <w:tcW w:w="0" w:type="auto"/>
+            <w:hideMark/>
+          </w:tcPr>
+          <w:p>
+            <w:pPr>
+              <w:spacing w:after="200" w:line="276" w:lineRule="auto"/>
+              <w:rPr>
+                <w:lang w:val="en-ID"/>
+              </w:rPr>
+            </w:pPr>
+            <w:r>
+              <w:rPr>
+                <w:lang w:val="en-ID"/>
+              </w:rPr>
+              <w:t>Schedule early enough, monitor duration, and retain refresh-history evidence</w:t>
+            </w:r>
+          </w:p>
+        </w:tc>
+        <w:tc>
+          <w:tcPr>
+            <w:tcW w:w="0" w:type="auto"/>
+            <w:hideMark/>
+          </w:tcPr>
+          <w:p>
+            <w:pPr>
+              <w:spacing w:after="200" w:line="276" w:lineRule="auto"/>
+              <w:rPr>
+                <w:lang w:val="en-ID"/>
+              </w:rPr>
+            </w:pPr>
+            <w:r>
+              <w:rPr>
+                <w:lang w:val="en-ID"/>
+              </w:rPr>
+              <w:t>Power BI Administrator</w:t>
+            </w:r>
+          </w:p>
+        </w:tc>
+      </w:tr>
+      <w:tr>
+        <w:tc>
+          <w:tcPr>
+            <w:tcW w:w="0" w:type="auto"/>
+            <w:hideMark/>
+          </w:tcPr>
+          <w:p>
+            <w:pPr>
+              <w:spacing w:after="200" w:line="276" w:lineRule="auto"/>
+              <w:rPr>
+                <w:lang w:val="en-ID"/>
+              </w:rPr>
+            </w:pPr>
+            <w:r>
+              <w:rPr>
+                <w:lang w:val="en-ID"/>
+              </w:rPr>
+              <w:t>R-09</w:t>
+            </w:r>
+          </w:p>
+        </w:tc>
+        <w:tc>
+          <w:tcPr>
+            <w:tcW w:w="0" w:type="auto"/>
+            <w:hideMark/>
+          </w:tcPr>
+          <w:p>
+            <w:pPr>
+              <w:spacing w:after="200" w:line="276" w:lineRule="auto"/>
+              <w:rPr>
+                <w:lang w:val="en-ID"/>
+              </w:rPr>
+            </w:pPr>
+            <w:r>
+              <w:rPr>
+                <w:lang w:val="en-ID"/>
+              </w:rPr>
+              <w:t>Power BI totals differ from SQL by more than 0.1%</w:t>
+            </w:r>
+          </w:p>
+        </w:tc>
+        <w:tc>
+          <w:tcPr>
+            <w:tcW w:w="0" w:type="auto"/>
+            <w:hideMark/>
+          </w:tcPr>
+          <w:p>
+            <w:pPr>
+              <w:spacing w:after="200" w:line="276" w:lineRule="auto"/>
+              <w:rPr>
+                <w:lang w:val="en-ID"/>
+              </w:rPr>
+            </w:pPr>
+            <w:r>
+              <w:rPr>
+                <w:lang w:val="en-ID"/>
+              </w:rPr>
+              <w:t>Medium</w:t>
+            </w:r>
+          </w:p>
+        </w:tc>
+        <w:tc>
+          <w:tcPr>
+            <w:tcW w:w="0" w:type="auto"/>
+            <w:hideMark/>
+          </w:tcPr>
+          <w:p>
+            <w:pPr>
+              <w:spacing w:after="200" w:line="276" w:lineRule="auto"/>
+              <w:rPr>
+                <w:lang w:val="en-ID"/>
+              </w:rPr>
+            </w:pPr>
+            <w:r>
+              <w:rPr>
+                <w:lang w:val="en-ID"/>
+              </w:rPr>
+              <w:t>High</w:t>
+            </w:r>
+          </w:p>
+        </w:tc>
+        <w:tc>
+          <w:tcPr>
+            <w:tcW w:w="0" w:type="auto"/>
+            <w:hideMark/>
+          </w:tcPr>
+          <w:p>
+            <w:pPr>
+              <w:spacing w:after="200" w:line="276" w:lineRule="auto"/>
+              <w:rPr>
+                <w:lang w:val="en-ID"/>
+              </w:rPr>
+            </w:pPr>
+            <w:r>
+              <w:rPr>
+                <w:lang w:val="en-ID"/>
+              </w:rPr>
+              <w:t>Use identical filters and business rules; maintain a reconciliation test sheet</w:t>
+            </w:r>
+          </w:p>
+        </w:tc>
+        <w:tc>
+          <w:tcPr>
+            <w:tcW w:w="0" w:type="auto"/>
+            <w:hideMark/>
+          </w:tcPr>
+          <w:p>
+            <w:pPr>
+              <w:spacing w:after="200" w:line="276" w:lineRule="auto"/>
+              <w:rPr>
+                <w:lang w:val="en-ID"/>
+              </w:rPr>
+            </w:pPr>
+            <w:r>
+              <w:rPr>
+                <w:lang w:val="en-ID"/>
+              </w:rPr>
+              <w:t>BI Developer</w:t>
+            </w:r>
+          </w:p>
+        </w:tc>
+      </w:tr>
+      <w:tr>
+        <w:tc>
+          <w:tcPr>
+            <w:tcW w:w="0" w:type="auto"/>
+            <w:hideMark/>
+          </w:tcPr>
+          <w:p>
+            <w:pPr>
+              <w:spacing w:after="200" w:line="276" w:lineRule="auto"/>
+              <w:rPr>
+                <w:lang w:val="en-ID"/>
+              </w:rPr>
+            </w:pPr>
+            <w:r>
+              <w:rPr>
+                <w:lang w:val="en-ID"/>
+              </w:rPr>
+              <w:t>R-10</w:t>
+            </w:r>
+          </w:p>
+        </w:tc>
+        <w:tc>
+          <w:tcPr>
+            <w:tcW w:w="0" w:type="auto"/>
+            <w:hideMark/>
+          </w:tcPr>
+          <w:p>
+            <w:pPr>
+              <w:spacing w:after="200" w:line="276" w:lineRule="auto"/>
+              <w:rPr>
+                <w:lang w:val="en-ID"/>
+              </w:rPr>
+            </w:pPr>
+            <w:r>
+              <w:rPr>
+                <w:lang w:val="en-ID"/>
+              </w:rPr>
+              <w:t>Dashboard becomes overcrowded and difficult to use</w:t>
+            </w:r>
+          </w:p>
+        </w:tc>
+        <w:tc>
+          <w:tcPr>
+            <w:tcW w:w="0" w:type="auto"/>
+            <w:hideMark/>
+          </w:tcPr>
+          <w:p>
+            <w:pPr>
+              <w:spacing w:after="200" w:line="276" w:lineRule="auto"/>
+              <w:rPr>
+                <w:lang w:val="en-ID"/>
+              </w:rPr>
+            </w:pPr>
+            <w:r>
+              <w:rPr>
+                <w:lang w:val="en-ID"/>
+              </w:rPr>
+              <w:t>Medium</w:t>
+            </w:r>
+          </w:p>
+        </w:tc>
+        <w:tc>
+          <w:tcPr>
+            <w:tcW w:w="0" w:type="auto"/>
+            <w:hideMark/>
+          </w:tcPr>
+          <w:p>
+            <w:pPr>
+              <w:spacing w:after="200" w:line="276" w:lineRule="auto"/>
+              <w:rPr>
+                <w:lang w:val="en-ID"/>
+              </w:rPr>
+            </w:pPr>
+            <w:r>
+              <w:rPr>
+                <w:lang w:val="en-ID"/>
+              </w:rPr>
+              <w:t>Medium</w:t>
+            </w:r>
+          </w:p>
+        </w:tc>
+        <w:tc>
+          <w:tcPr>
+            <w:tcW w:w="0" w:type="auto"/>
+            <w:hideMark/>
+          </w:tcPr>
+          <w:p>
+            <w:pPr>
+              <w:spacing w:after="200" w:line="276" w:lineRule="auto"/>
+              <w:rPr>
+                <w:lang w:val="en-ID"/>
+              </w:rPr>
+            </w:pPr>
+            <w:r>
+              <w:rPr>
+                <w:lang w:val="en-ID"/>
+              </w:rPr>
+              <w:t>Limit each page to one decision purpose and test the main tasks with users</w:t>
+            </w:r>
+          </w:p>
+        </w:tc>
+        <w:tc>
+          <w:tcPr>
+            <w:tcW w:w="0" w:type="auto"/>
+            <w:hideMark/>
+          </w:tcPr>
+          <w:p>
+            <w:pPr>
+              <w:spacing w:after="200" w:line="276" w:lineRule="auto"/>
+              <w:rPr>
+                <w:lang w:val="en-ID"/>
+              </w:rPr>
+            </w:pPr>
+            <w:r>
+              <w:rPr>
+                <w:lang w:val="en-ID"/>
+              </w:rPr>
+              <w:t>Report Owner</w:t>
+            </w:r>
+          </w:p>
+        </w:tc>
+      </w:tr>
+      <w:tr>
+        <w:tc>
+          <w:tcPr>
+            <w:tcW w:w="0" w:type="auto"/>
+            <w:hideMark/>
+          </w:tcPr>
+          <w:p>
+            <w:pPr>
+              <w:spacing w:after="200" w:line="276" w:lineRule="auto"/>
+              <w:rPr>
+                <w:lang w:val="en-ID"/>
+              </w:rPr>
+            </w:pPr>
+            <w:r>
+              <w:rPr>
+                <w:lang w:val="en-ID"/>
+              </w:rPr>
+              <w:t>R-11</w:t>
+            </w:r>
+          </w:p>
+        </w:tc>
+        <w:tc>
+          <w:tcPr>
+            <w:tcW w:w="0" w:type="auto"/>
+            <w:hideMark/>
+          </w:tcPr>
+          <w:p>
+            <w:pPr>
+              <w:spacing w:after="200" w:line="276" w:lineRule="auto"/>
+              <w:rPr>
+                <w:lang w:val="en-ID"/>
+              </w:rPr>
+            </w:pPr>
+            <w:r>
+              <w:rPr>
+                <w:lang w:val="en-ID"/>
+              </w:rPr>
+              <w:t>Intentional raw-data issues are accidentally presented as real business findings</w:t>
+            </w:r>
+          </w:p>
+        </w:tc>
+        <w:tc>
+          <w:tcPr>
+            <w:tcW w:w="0" w:type="auto"/>
+            <w:hideMark/>
+          </w:tcPr>
+          <w:p>
+            <w:pPr>
+              <w:spacing w:after="200" w:line="276" w:lineRule="auto"/>
+              <w:rPr>
+                <w:lang w:val="en-ID"/>
+              </w:rPr>
+            </w:pPr>
+            <w:r>
+              <w:rPr>
+                <w:lang w:val="en-ID"/>
+              </w:rPr>
+              <w:t>Medium</w:t>
+            </w:r>
+          </w:p>
+        </w:tc>
+        <w:tc>
+          <w:tcPr>
+            <w:tcW w:w="0" w:type="auto"/>
+            <w:hideMark/>
+          </w:tcPr>
+          <w:p>
+            <w:pPr>
+              <w:spacing w:after="200" w:line="276" w:lineRule="auto"/>
+              <w:rPr>
+                <w:lang w:val="en-ID"/>
+              </w:rPr>
+            </w:pPr>
+            <w:r>
+              <w:rPr>
+                <w:lang w:val="en-ID"/>
+              </w:rPr>
+              <w:t>Medium</w:t>
+            </w:r>
+          </w:p>
+        </w:tc>
+        <w:tc>
+          <w:tcPr>
+            <w:tcW w:w="0" w:type="auto"/>
+            <w:hideMark/>
+          </w:tcPr>
+          <w:p>
+            <w:pPr>
+              <w:spacing w:after="200" w:line="276" w:lineRule="auto"/>
+              <w:rPr>
+                <w:lang w:val="en-ID"/>
+              </w:rPr>
+            </w:pPr>
+            <w:r>
+              <w:rPr>
+                <w:lang w:val="en-ID"/>
+              </w:rPr>
+              <w:t>Document all injected issues and distinguish raw anomalies from analytical insights</w:t>
+            </w:r>
+          </w:p>
+        </w:tc>
+        <w:tc>
+          <w:tcPr>
+            <w:tcW w:w="0" w:type="auto"/>
+            <w:hideMark/>
+          </w:tcPr>
+          <w:p>
+            <w:pPr>
+              <w:spacing w:after="200" w:line="276" w:lineRule="auto"/>
+              <w:rPr>
+                <w:lang w:val="en-ID"/>
+              </w:rPr>
+            </w:pPr>
+            <w:r>
+              <w:rPr>
+                <w:lang w:val="en-ID"/>
+              </w:rPr>
+              <w:t>Project Owner</w:t>
+            </w:r>
+          </w:p>
+        </w:tc>
+      </w:tr>
+      <w:tr>
+        <w:tc>
+          <w:tcPr>
+            <w:tcW w:w="0" w:type="auto"/>
+            <w:hideMark/>
+          </w:tcPr>
+          <w:p>
+            <w:pPr>
+              <w:spacing w:after="200" w:line="276" w:lineRule="auto"/>
+              <w:rPr>
+                <w:lang w:val="en-ID"/>
+              </w:rPr>
+            </w:pPr>
+            <w:r>
+              <w:rPr>
+                <w:lang w:val="en-ID"/>
+              </w:rPr>
+              <w:t>R-12</w:t>
+            </w:r>
+          </w:p>
+        </w:tc>
+        <w:tc>
+          <w:tcPr>
+            <w:tcW w:w="0" w:type="auto"/>
+            <w:hideMark/>
+          </w:tcPr>
+          <w:p>
+            <w:pPr>
+              <w:spacing w:after="200" w:line="276" w:lineRule="auto"/>
+              <w:rPr>
+                <w:lang w:val="en-ID"/>
+              </w:rPr>
+            </w:pPr>
+            <w:r>
+              <w:rPr>
+                <w:lang w:val="en-ID"/>
+              </w:rPr>
+              <w:t>Portfolio reviewer cannot refresh the report without your local files</w:t>
+            </w:r>
+          </w:p>
+        </w:tc>
+        <w:tc>
+          <w:tcPr>
+            <w:tcW w:w="0" w:type="auto"/>
+            <w:hideMark/>
+          </w:tcPr>
+          <w:p>
+            <w:pPr>
+              <w:spacing w:after="200" w:line="276" w:lineRule="auto"/>
+              <w:rPr>
+                <w:lang w:val="en-ID"/>
+              </w:rPr>
+            </w:pPr>
+            <w:r>
+              <w:rPr>
+                <w:lang w:val="en-ID"/>
+              </w:rPr>
+              <w:t>Medium</w:t>
+            </w:r>
+          </w:p>
+        </w:tc>
+        <w:tc>
+          <w:tcPr>
+            <w:tcW w:w="0" w:type="auto"/>
+            <w:hideMark/>
+          </w:tcPr>
+          <w:p>
+            <w:pPr>
+              <w:spacing w:after="200" w:line="276" w:lineRule="auto"/>
+              <w:rPr>
+                <w:lang w:val="en-ID"/>
+              </w:rPr>
+            </w:pPr>
+            <w:r>
+              <w:rPr>
+                <w:lang w:val="en-ID"/>
+              </w:rPr>
+              <w:t>Medium</w:t>
+            </w:r>
+          </w:p>
+        </w:tc>
+        <w:tc>
+          <w:tcPr>
+            <w:tcW w:w="0" w:type="auto"/>
+            <w:hideMark/>
+          </w:tcPr>
+          <w:p>
+            <w:pPr>
+              <w:spacing w:after="200" w:line="276" w:lineRule="auto"/>
+              <w:rPr>
+                <w:lang w:val="en-ID"/>
+              </w:rPr>
+            </w:pPr>
+            <w:r>
+              <w:rPr>
+                <w:lang w:val="en-ID"/>
+              </w:rPr>
+              <w:t>Use parameterized paths and provide screenshots, documentation, and sample outputs</w:t>
+            </w:r>
+          </w:p>
+        </w:tc>
+        <w:tc>
+          <w:tcPr>
+            <w:tcW w:w="0" w:type="auto"/>
+            <w:hideMark/>
+          </w:tcPr>
+          <w:p>
+            <w:pPr>
+              <w:spacing w:after="200" w:line="276" w:lineRule="auto"/>
+              <w:rPr>
+                <w:lang w:val="en-ID"/>
+              </w:rPr>
+            </w:pPr>
+            <w:r>
+              <w:rPr>
+                <w:lang w:val="en-ID"/>
+              </w:rPr>
+              <w:t>Project Owner</w:t>
+            </w:r>
+          </w:p>
+        </w:tc>
+      </w:tr>
+    </w:tbl>
+    <w:p>
+      <w:pPr>
+        <w:spacing w:after="200" w:line="276" w:lineRule="auto"/>
+      </w:pPr>
+      <w:r>
+        <w:br/>
+        <w:t>PRIVACY CONSTRAINTS</w:t>
+      </w:r>
+    </w:p>
+    <w:tbl>
+      <w:tblPr>
+        <w:tblStyle w:val="TableGrid"/>
+        <w:tblW w:w="0" w:type="auto"/>
+        <w:tblLook w:val="04A0" w:firstRow="1" w:lastRow="0" w:firstColumn="1" w:lastColumn="0" w:noHBand="0" w:noVBand="1"/>
+      </w:tblPr>
+      <w:tblGrid>
+        <w:gridCol w:w="1995"/>
+        <w:gridCol w:w="8161"/>
+      </w:tblGrid>
+      <w:tr>
+        <w:tc>
+          <w:tcPr>
+            <w:tcW w:w="0" w:type="auto"/>
+            <w:hideMark/>
+          </w:tcPr>
+          <w:p>
+            <w:pPr>
+              <w:spacing w:after="200" w:line="276" w:lineRule="auto"/>
+              <w:rPr>
+                <w:b/>
+                <w:bCs/>
+                <w:lang w:val="en-ID"/>
+              </w:rPr>
+            </w:pPr>
+            <w:r>
+              <w:rPr>
+                <w:b/>
+                <w:bCs/>
+                <w:lang w:val="en-ID"/>
+              </w:rPr>
+              <w:t>Constraint</w:t>
+            </w:r>
+          </w:p>
+        </w:tc>
+        <w:tc>
+          <w:tcPr>
+            <w:tcW w:w="0" w:type="auto"/>
+            <w:hideMark/>
+          </w:tcPr>
+          <w:p>
+            <w:pPr>
+              <w:spacing w:after="200" w:line="276" w:lineRule="auto"/>
+              <w:rPr>
+                <w:b/>
+                <w:bCs/>
+                <w:lang w:val="en-ID"/>
+              </w:rPr>
+            </w:pPr>
+            <w:r>
+              <w:rPr>
+                <w:b/>
+                <w:bCs/>
+                <w:lang w:val="en-ID"/>
+              </w:rPr>
+              <w:t>Decision for this project</w:t>
+            </w:r>
+          </w:p>
+        </w:tc>
+      </w:tr>
+      <w:tr>
+        <w:tc>
+          <w:tcPr>
+            <w:tcW w:w="0" w:type="auto"/>
+            <w:hideMark/>
+          </w:tcPr>
+          <w:p>
+            <w:pPr>
+              <w:spacing w:after="200" w:line="276" w:lineRule="auto"/>
+              <w:rPr>
+                <w:lang w:val="en-ID"/>
+              </w:rPr>
+            </w:pPr>
+            <w:r>
+              <w:rPr>
+                <w:lang w:val="en-ID"/>
+              </w:rPr>
+              <w:t>Data classification</w:t>
+            </w:r>
+          </w:p>
+        </w:tc>
+        <w:tc>
+          <w:tcPr>
+            <w:tcW w:w="0" w:type="auto"/>
+            <w:hideMark/>
+          </w:tcPr>
+          <w:p>
+            <w:pPr>
+              <w:spacing w:after="200" w:line="276" w:lineRule="auto"/>
+              <w:rPr>
+                <w:lang w:val="en-ID"/>
+              </w:rPr>
+            </w:pPr>
+            <w:r>
+              <w:rPr>
+                <w:lang w:val="en-ID"/>
+              </w:rPr>
+              <w:t>Synthetic/Internal Demo Data</w:t>
+            </w:r>
+          </w:p>
+        </w:tc>
+      </w:tr>
+      <w:tr>
+        <w:tc>
+          <w:tcPr>
+            <w:tcW w:w="0" w:type="auto"/>
+            <w:hideMark/>
+          </w:tcPr>
+          <w:p>
+            <w:pPr>
+              <w:spacing w:after="200" w:line="276" w:lineRule="auto"/>
+              <w:rPr>
+                <w:lang w:val="en-ID"/>
+              </w:rPr>
+            </w:pPr>
+            <w:r>
+              <w:rPr>
+                <w:lang w:val="en-ID"/>
+              </w:rPr>
+              <w:t>Personal data</w:t>
+            </w:r>
+          </w:p>
+        </w:tc>
+        <w:tc>
+          <w:tcPr>
+            <w:tcW w:w="0" w:type="auto"/>
+            <w:hideMark/>
+          </w:tcPr>
+          <w:p>
+            <w:pPr>
+              <w:spacing w:after="200" w:line="276" w:lineRule="auto"/>
+              <w:rPr>
+                <w:lang w:val="en-ID"/>
+              </w:rPr>
+            </w:pPr>
+            <w:r>
+              <w:rPr>
+                <w:lang w:val="en-ID"/>
+              </w:rPr>
+              <w:t>No real customer, employee, address, telephone, or payment data</w:t>
+            </w:r>
+          </w:p>
+        </w:tc>
+      </w:tr>
+      <w:tr>
+        <w:tc>
+          <w:tcPr>
+            <w:tcW w:w="0" w:type="auto"/>
+            <w:hideMark/>
+          </w:tcPr>
+          <w:p>
+            <w:pPr>
+              <w:spacing w:after="200" w:line="276" w:lineRule="auto"/>
+              <w:rPr>
+                <w:lang w:val="en-ID"/>
+              </w:rPr>
+            </w:pPr>
+            <w:r>
+              <w:rPr>
+                <w:lang w:val="en-ID"/>
+              </w:rPr>
+              <w:t>Customer identifiers</w:t>
+            </w:r>
+          </w:p>
+        </w:tc>
+        <w:tc>
+          <w:tcPr>
+            <w:tcW w:w="0" w:type="auto"/>
+            <w:hideMark/>
+          </w:tcPr>
+          <w:p>
+            <w:pPr>
+              <w:spacing w:after="200" w:line="276" w:lineRule="auto"/>
+              <w:rPr>
+                <w:lang w:val="en-ID"/>
+              </w:rPr>
+            </w:pPr>
+            <w:r>
+              <w:rPr>
+                <w:lang w:val="en-ID"/>
+              </w:rPr>
+              <w:t>Synthetic IDs only; names and contact information are fictional</w:t>
+            </w:r>
+          </w:p>
+        </w:tc>
+      </w:tr>
+      <w:tr>
+        <w:tc>
+          <w:tcPr>
+            <w:tcW w:w="0" w:type="auto"/>
+            <w:hideMark/>
+          </w:tcPr>
+          <w:p>
+            <w:pPr>
+              <w:spacing w:after="200" w:line="276" w:lineRule="auto"/>
+              <w:rPr>
+                <w:lang w:val="en-ID"/>
+              </w:rPr>
+            </w:pPr>
+            <w:r>
+              <w:rPr>
+                <w:lang w:val="en-ID"/>
+              </w:rPr>
+              <w:t>Sensitive financial data</w:t>
+            </w:r>
+          </w:p>
+        </w:tc>
+        <w:tc>
+          <w:tcPr>
+            <w:tcW w:w="0" w:type="auto"/>
+            <w:hideMark/>
+          </w:tcPr>
+          <w:p>
+            <w:pPr>
+              <w:spacing w:after="200" w:line="276" w:lineRule="auto"/>
+              <w:rPr>
+                <w:lang w:val="en-ID"/>
+              </w:rPr>
+            </w:pPr>
+            <w:r>
+              <w:rPr>
+                <w:lang w:val="en-ID"/>
+              </w:rPr>
+              <w:t>Revenue, targets, refunds, and prices are fictional</w:t>
+            </w:r>
+          </w:p>
+        </w:tc>
+      </w:tr>
+      <w:tr>
+        <w:tc>
+          <w:tcPr>
+            <w:tcW w:w="0" w:type="auto"/>
+            <w:hideMark/>
+          </w:tcPr>
+          <w:p>
+            <w:pPr>
+              <w:spacing w:after="200" w:line="276" w:lineRule="auto"/>
+              <w:rPr>
+                <w:lang w:val="en-ID"/>
+              </w:rPr>
+            </w:pPr>
+            <w:r>
+              <w:rPr>
+                <w:lang w:val="en-ID"/>
+              </w:rPr>
+              <w:t>Public portfolio use</w:t>
+            </w:r>
+          </w:p>
+        </w:tc>
+        <w:tc>
+          <w:tcPr>
+            <w:tcW w:w="0" w:type="auto"/>
+            <w:hideMark/>
+          </w:tcPr>
+          <w:p>
+            <w:pPr>
+              <w:spacing w:after="200" w:line="276" w:lineRule="auto"/>
+              <w:rPr>
+                <w:lang w:val="en-ID"/>
+              </w:rPr>
+            </w:pPr>
+            <w:r>
+              <w:rPr>
+                <w:lang w:val="en-ID"/>
+              </w:rPr>
+              <w:t>Aggregated dashboard screenshots may be published</w:t>
+            </w:r>
+          </w:p>
+        </w:tc>
+      </w:tr>
+      <w:tr>
+        <w:tc>
+          <w:tcPr>
+            <w:tcW w:w="0" w:type="auto"/>
+            <w:hideMark/>
+          </w:tcPr>
+          <w:p>
+            <w:pPr>
+              <w:spacing w:after="200" w:line="276" w:lineRule="auto"/>
+              <w:rPr>
+                <w:lang w:val="en-ID"/>
+              </w:rPr>
+            </w:pPr>
+            <w:r>
+              <w:rPr>
+                <w:lang w:val="en-ID"/>
+              </w:rPr>
+              <w:t>Raw-data publication</w:t>
+            </w:r>
+          </w:p>
+        </w:tc>
+        <w:tc>
+          <w:tcPr>
+            <w:tcW w:w="0" w:type="auto"/>
+            <w:hideMark/>
+          </w:tcPr>
+          <w:p>
+            <w:pPr>
+              <w:spacing w:after="200" w:line="276" w:lineRule="auto"/>
+              <w:rPr>
+                <w:lang w:val="en-ID"/>
+              </w:rPr>
+            </w:pPr>
+            <w:r>
+              <w:rPr>
+                <w:lang w:val="en-ID"/>
+              </w:rPr>
+              <w:t>Allowed only after confirming that all records are synthetic</w:t>
+            </w:r>
+          </w:p>
+        </w:tc>
+      </w:tr>
+      <w:tr>
+        <w:tc>
+          <w:tcPr>
+            <w:tcW w:w="0" w:type="auto"/>
+            <w:hideMark/>
+          </w:tcPr>
+          <w:p>
+            <w:pPr>
+              <w:spacing w:after="200" w:line="276" w:lineRule="auto"/>
+              <w:rPr>
+                <w:lang w:val="en-ID"/>
+              </w:rPr>
+            </w:pPr>
+            <w:r>
+              <w:rPr>
+                <w:lang w:val="en-ID"/>
+              </w:rPr>
+              <w:t>Credentials</w:t>
+            </w:r>
+          </w:p>
+        </w:tc>
+        <w:tc>
+          <w:tcPr>
+            <w:tcW w:w="0" w:type="auto"/>
+            <w:hideMark/>
+          </w:tcPr>
+          <w:p>
+            <w:pPr>
+              <w:spacing w:after="200" w:line="276" w:lineRule="auto"/>
+              <w:rPr>
+                <w:lang w:val="en-ID"/>
+              </w:rPr>
+            </w:pPr>
+            <w:r>
+              <w:rPr>
+                <w:lang w:val="en-ID"/>
+              </w:rPr>
+              <w:t>Database usernames, passwords, connection strings, and gateway details must not be committed to GitHub</w:t>
+            </w:r>
+          </w:p>
+        </w:tc>
+      </w:tr>
+      <w:tr>
+        <w:tc>
+          <w:tcPr>
+            <w:tcW w:w="0" w:type="auto"/>
+            <w:hideMark/>
+          </w:tcPr>
+          <w:p>
+            <w:pPr>
+              <w:spacing w:after="200" w:line="276" w:lineRule="auto"/>
+              <w:rPr>
+                <w:lang w:val="en-ID"/>
+              </w:rPr>
+            </w:pPr>
+            <w:r>
+              <w:rPr>
+                <w:lang w:val="en-ID"/>
+              </w:rPr>
+              <w:t>Power BI access</w:t>
+            </w:r>
+          </w:p>
+        </w:tc>
+        <w:tc>
+          <w:tcPr>
+            <w:tcW w:w="0" w:type="auto"/>
+            <w:hideMark/>
+          </w:tcPr>
+          <w:p>
+            <w:pPr>
+              <w:spacing w:after="200" w:line="276" w:lineRule="auto"/>
+              <w:rPr>
+                <w:lang w:val="en-ID"/>
+              </w:rPr>
+            </w:pPr>
+            <w:r>
+              <w:rPr>
+                <w:lang w:val="en-ID"/>
+              </w:rPr>
+              <w:t>Public sharing is permitted only for the synthetic version; never use “Publish to web” for real organizational data</w:t>
+            </w:r>
+          </w:p>
+        </w:tc>
+      </w:tr>
+      <w:tr>
+        <w:tc>
+          <w:tcPr>
+            <w:tcW w:w="0" w:type="auto"/>
+            <w:hideMark/>
+          </w:tcPr>
+          <w:p>
+            <w:pPr>
+              <w:spacing w:after="200" w:line="276" w:lineRule="auto"/>
+              <w:rPr>
+                <w:lang w:val="en-ID"/>
+              </w:rPr>
+            </w:pPr>
+            <w:r>
+              <w:rPr>
+                <w:lang w:val="en-ID"/>
+              </w:rPr>
+              <w:lastRenderedPageBreak/>
+              <w:t>Screenshots</w:t>
+            </w:r>
+          </w:p>
+        </w:tc>
+        <w:tc>
+          <w:tcPr>
+            <w:tcW w:w="0" w:type="auto"/>
+            <w:hideMark/>
+          </w:tcPr>
+          <w:p>
+            <w:pPr>
+              <w:spacing w:after="200" w:line="276" w:lineRule="auto"/>
+              <w:rPr>
+                <w:lang w:val="en-ID"/>
+              </w:rPr>
+            </w:pPr>
+            <w:r>
+              <w:rPr>
+                <w:lang w:val="en-ID"/>
+              </w:rPr>
+              <w:t>Must not display local paths, credentials, personal account details, or workspace information</w:t>
+            </w:r>
+          </w:p>
+        </w:tc>
+      </w:tr>
+      <w:tr>
+        <w:tc>
+          <w:tcPr>
+            <w:tcW w:w="0" w:type="auto"/>
+            <w:hideMark/>
+          </w:tcPr>
+          <w:p>
+            <w:pPr>
+              <w:spacing w:after="200" w:line="276" w:lineRule="auto"/>
+              <w:rPr>
+                <w:lang w:val="en-ID"/>
+              </w:rPr>
+            </w:pPr>
+            <w:r>
+              <w:rPr>
+                <w:lang w:val="en-ID"/>
+              </w:rPr>
+              <w:t>Retention</w:t>
+            </w:r>
+          </w:p>
+        </w:tc>
+        <w:tc>
+          <w:tcPr>
+            <w:tcW w:w="0" w:type="auto"/>
+            <w:hideMark/>
+          </w:tcPr>
+          <w:p>
+            <w:pPr>
+              <w:spacing w:after="200" w:line="276" w:lineRule="auto"/>
+              <w:rPr>
+                <w:lang w:val="en-ID"/>
+              </w:rPr>
+            </w:pPr>
+            <w:r>
+              <w:rPr>
+                <w:lang w:val="en-ID"/>
+              </w:rPr>
+              <w:t>Keep the raw dataset unchanged and retain cleaned outputs and validation evidence separately</w:t>
+            </w:r>
+          </w:p>
+        </w:tc>
+      </w:tr>
+    </w:tbl>
+    <w:p>
+      <w:pPr>
+        <w:spacing w:after="200" w:line="276" w:lineRule="auto"/>
+      </w:pPr>
+      <w:r>
+        <w:t>This project uses entirely synthetic and fictional e-commerce data. No record represents a real individual, transaction, organization, or confidential business result. Database credentials and environment-specific connection details are excluded from the public repository.</w:t>
+      </w:r>
+    </w:p>
+    <w:p>
+      <w:pPr>
+        <w:spacing w:after="200" w:line="276" w:lineRule="auto"/>
+      </w:pPr>
+    </w:p>
+    <w:p>
+      <w:pPr>
+        <w:spacing w:after="200" w:line="276" w:lineRule="auto"/>
+      </w:pPr>
+      <w:r>
+        <w:t>ASSUMPTIONS REGISTER</w:t>
+      </w:r>
+    </w:p>
+    <w:tbl>
+      <w:tblPr>
+        <w:tblStyle w:val="TableGrid"/>
+        <w:tblW w:w="0" w:type="auto"/>
+        <w:tblLook w:val="04A0" w:firstRow="1" w:lastRow="0" w:firstColumn="1" w:lastColumn="0" w:noHBand="0" w:noVBand="1"/>
+      </w:tblPr>
+      <w:tblGrid>
+        <w:gridCol w:w="506"/>
+        <w:gridCol w:w="4107"/>
+        <w:gridCol w:w="2687"/>
+        <w:gridCol w:w="2856"/>
+      </w:tblGrid>
+      <w:tr>
+        <w:tc>
+          <w:tcPr>
+            <w:tcW w:w="0" w:type="auto"/>
+            <w:hideMark/>
+          </w:tcPr>
+          <w:p>
+            <w:pPr>
+              <w:spacing w:after="200" w:line="276" w:lineRule="auto"/>
+              <w:rPr>
+                <w:b/>
+                <w:bCs/>
+                <w:lang w:val="en-ID"/>
+              </w:rPr>
+            </w:pPr>
+            <w:r>
+              <w:rPr>
+                <w:b/>
+                <w:bCs/>
+                <w:lang w:val="en-ID"/>
+              </w:rPr>
+              <w:t>ID</w:t>
+            </w:r>
+          </w:p>
+        </w:tc>
+        <w:tc>
+          <w:tcPr>
+            <w:tcW w:w="0" w:type="auto"/>
+            <w:hideMark/>
+          </w:tcPr>
+          <w:p>
+            <w:pPr>
+              <w:spacing w:after="200" w:line="276" w:lineRule="auto"/>
+              <w:rPr>
+                <w:b/>
+                <w:bCs/>
+                <w:lang w:val="en-ID"/>
+              </w:rPr>
+            </w:pPr>
+            <w:r>
+              <w:rPr>
+                <w:b/>
+                <w:bCs/>
+                <w:lang w:val="en-ID"/>
+              </w:rPr>
+              <w:t>Assumption</w:t>
+            </w:r>
+          </w:p>
+        </w:tc>
+        <w:tc>
+          <w:tcPr>
+            <w:tcW w:w="0" w:type="auto"/>
+            <w:hideMark/>
+          </w:tcPr>
+          <w:p>
+            <w:pPr>
+              <w:spacing w:after="200" w:line="276" w:lineRule="auto"/>
+              <w:rPr>
+                <w:b/>
+                <w:bCs/>
+                <w:lang w:val="en-ID"/>
+              </w:rPr>
+            </w:pPr>
+            <w:r>
+              <w:rPr>
+                <w:b/>
+                <w:bCs/>
+                <w:lang w:val="en-ID"/>
+              </w:rPr>
+              <w:t>Reason</w:t>
+            </w:r>
+          </w:p>
+        </w:tc>
+        <w:tc>
+          <w:tcPr>
+            <w:tcW w:w="0" w:type="auto"/>
+            <w:hideMark/>
+          </w:tcPr>
+          <w:p>
+            <w:pPr>
+              <w:spacing w:after="200" w:line="276" w:lineRule="auto"/>
+              <w:rPr>
+                <w:b/>
+                <w:bCs/>
+                <w:lang w:val="en-ID"/>
+              </w:rPr>
+            </w:pPr>
+            <w:r>
+              <w:rPr>
+                <w:b/>
+                <w:bCs/>
+                <w:lang w:val="en-ID"/>
+              </w:rPr>
+              <w:t>Validation needed</w:t>
+            </w:r>
+          </w:p>
+        </w:tc>
+      </w:tr>
+      <w:tr>
+        <w:tc>
+          <w:tcPr>
+            <w:tcW w:w="0" w:type="auto"/>
+            <w:hideMark/>
+          </w:tcPr>
+          <w:p>
+            <w:pPr>
+              <w:spacing w:after="200" w:line="276" w:lineRule="auto"/>
+              <w:rPr>
+                <w:lang w:val="en-ID"/>
+              </w:rPr>
+            </w:pPr>
+            <w:r>
+              <w:rPr>
+                <w:lang w:val="en-ID"/>
+              </w:rPr>
+              <w:t>A-01</w:t>
+            </w:r>
+          </w:p>
+        </w:tc>
+        <w:tc>
+          <w:tcPr>
+            <w:tcW w:w="0" w:type="auto"/>
+            <w:hideMark/>
+          </w:tcPr>
+          <w:p>
+            <w:pPr>
+              <w:spacing w:after="200" w:line="276" w:lineRule="auto"/>
+              <w:rPr>
+                <w:lang w:val="en-ID"/>
+              </w:rPr>
+            </w:pPr>
+            <w:r>
+              <w:rPr>
+                <w:lang w:val="en-ID"/>
+              </w:rPr>
+              <w:t>Regional managers review performance weekly</w:t>
+            </w:r>
+          </w:p>
+        </w:tc>
+        <w:tc>
+          <w:tcPr>
+            <w:tcW w:w="0" w:type="auto"/>
+            <w:hideMark/>
+          </w:tcPr>
+          <w:p>
+            <w:pPr>
+              <w:spacing w:after="200" w:line="276" w:lineRule="auto"/>
+              <w:rPr>
+                <w:lang w:val="en-ID"/>
+              </w:rPr>
+            </w:pPr>
+            <w:r>
+              <w:rPr>
+                <w:lang w:val="en-ID"/>
+              </w:rPr>
+              <w:t>Stated in the business problem</w:t>
+            </w:r>
+          </w:p>
+        </w:tc>
+        <w:tc>
+          <w:tcPr>
+            <w:tcW w:w="0" w:type="auto"/>
+            <w:hideMark/>
+          </w:tcPr>
+          <w:p>
+            <w:pPr>
+              <w:spacing w:after="200" w:line="276" w:lineRule="auto"/>
+              <w:rPr>
+                <w:lang w:val="en-ID"/>
+              </w:rPr>
+            </w:pPr>
+            <w:r>
+              <w:rPr>
+                <w:lang w:val="en-ID"/>
+              </w:rPr>
+              <w:t>Confirm through fictional stakeholder requirements</w:t>
+            </w:r>
+          </w:p>
+        </w:tc>
+      </w:tr>
+      <w:tr>
+        <w:tc>
+          <w:tcPr>
+            <w:tcW w:w="0" w:type="auto"/>
+            <w:hideMark/>
+          </w:tcPr>
+          <w:p>
+            <w:pPr>
+              <w:spacing w:after="200" w:line="276" w:lineRule="auto"/>
+              <w:rPr>
+                <w:lang w:val="en-ID"/>
+              </w:rPr>
+            </w:pPr>
+            <w:r>
+              <w:rPr>
+                <w:lang w:val="en-ID"/>
+              </w:rPr>
+              <w:t>A-02</w:t>
+            </w:r>
+          </w:p>
+        </w:tc>
+        <w:tc>
+          <w:tcPr>
+            <w:tcW w:w="0" w:type="auto"/>
+            <w:hideMark/>
+          </w:tcPr>
+          <w:p>
+            <w:pPr>
+              <w:spacing w:after="200" w:line="276" w:lineRule="auto"/>
+              <w:rPr>
+                <w:lang w:val="en-ID"/>
+              </w:rPr>
+            </w:pPr>
+            <w:proofErr w:type="spellStart"/>
+            <w:r>
+              <w:rPr>
+                <w:lang w:val="en-ID"/>
+              </w:rPr>
+              <w:t>order_date</w:t>
+            </w:r>
+            <w:proofErr w:type="spellEnd"/>
+            <w:r>
+              <w:rPr>
+                <w:lang w:val="en-ID"/>
+              </w:rPr>
+              <w:t xml:space="preserve"> is the official date for sales reporting</w:t>
+            </w:r>
+          </w:p>
+        </w:tc>
+        <w:tc>
+          <w:tcPr>
+            <w:tcW w:w="0" w:type="auto"/>
+            <w:hideMark/>
+          </w:tcPr>
+          <w:p>
+            <w:pPr>
+              <w:spacing w:after="200" w:line="276" w:lineRule="auto"/>
+              <w:rPr>
+                <w:lang w:val="en-ID"/>
+              </w:rPr>
+            </w:pPr>
+            <w:r>
+              <w:rPr>
+                <w:lang w:val="en-ID"/>
+              </w:rPr>
+              <w:t>Provides a consistent reporting period</w:t>
+            </w:r>
+          </w:p>
+        </w:tc>
+        <w:tc>
+          <w:tcPr>
+            <w:tcW w:w="0" w:type="auto"/>
+            <w:hideMark/>
+          </w:tcPr>
+          <w:p>
+            <w:pPr>
+              <w:spacing w:after="200" w:line="276" w:lineRule="auto"/>
+              <w:rPr>
+                <w:lang w:val="en-ID"/>
+              </w:rPr>
+            </w:pPr>
+            <w:r>
+              <w:rPr>
+                <w:lang w:val="en-ID"/>
+              </w:rPr>
+              <w:t>Document in the KPI definition</w:t>
+            </w:r>
+          </w:p>
+        </w:tc>
+      </w:tr>
+      <w:tr>
+        <w:tc>
+          <w:tcPr>
+            <w:tcW w:w="0" w:type="auto"/>
+            <w:hideMark/>
+          </w:tcPr>
+          <w:p>
+            <w:pPr>
+              <w:spacing w:after="200" w:line="276" w:lineRule="auto"/>
+              <w:rPr>
+                <w:lang w:val="en-ID"/>
+              </w:rPr>
+            </w:pPr>
+            <w:r>
+              <w:rPr>
+                <w:lang w:val="en-ID"/>
+              </w:rPr>
+              <w:t>A-03</w:t>
+            </w:r>
+          </w:p>
+        </w:tc>
+        <w:tc>
+          <w:tcPr>
+            <w:tcW w:w="0" w:type="auto"/>
+            <w:hideMark/>
+          </w:tcPr>
+          <w:p>
+            <w:pPr>
+              <w:spacing w:after="200" w:line="276" w:lineRule="auto"/>
+              <w:rPr>
+                <w:lang w:val="en-ID"/>
+              </w:rPr>
+            </w:pPr>
+            <w:r>
+              <w:rPr>
+                <w:lang w:val="en-ID"/>
+              </w:rPr>
+              <w:t>Each order belongs to one region</w:t>
+            </w:r>
+          </w:p>
+        </w:tc>
+        <w:tc>
+          <w:tcPr>
+            <w:tcW w:w="0" w:type="auto"/>
+            <w:hideMark/>
+          </w:tcPr>
+          <w:p>
+            <w:pPr>
+              <w:spacing w:after="200" w:line="276" w:lineRule="auto"/>
+              <w:rPr>
+                <w:lang w:val="en-ID"/>
+              </w:rPr>
+            </w:pPr>
+            <w:r>
+              <w:rPr>
+                <w:lang w:val="en-ID"/>
+              </w:rPr>
+              <w:t>Needed for regional order counting</w:t>
+            </w:r>
+          </w:p>
+        </w:tc>
+        <w:tc>
+          <w:tcPr>
+            <w:tcW w:w="0" w:type="auto"/>
+            <w:hideMark/>
+          </w:tcPr>
+          <w:p>
+            <w:pPr>
+              <w:spacing w:after="200" w:line="276" w:lineRule="auto"/>
+              <w:rPr>
+                <w:lang w:val="en-ID"/>
+              </w:rPr>
+            </w:pPr>
+            <w:r>
+              <w:rPr>
+                <w:lang w:val="en-ID"/>
+              </w:rPr>
+              <w:t>Check the orders table</w:t>
+            </w:r>
+          </w:p>
+        </w:tc>
+      </w:tr>
+      <w:tr>
+        <w:tc>
+          <w:tcPr>
+            <w:tcW w:w="0" w:type="auto"/>
+            <w:hideMark/>
+          </w:tcPr>
+          <w:p>
+            <w:pPr>
+              <w:spacing w:after="200" w:line="276" w:lineRule="auto"/>
+              <w:rPr>
+                <w:lang w:val="en-ID"/>
+              </w:rPr>
+            </w:pPr>
+            <w:r>
+              <w:rPr>
+                <w:lang w:val="en-ID"/>
+              </w:rPr>
+              <w:t>A-04</w:t>
+            </w:r>
+          </w:p>
+        </w:tc>
+        <w:tc>
+          <w:tcPr>
+            <w:tcW w:w="0" w:type="auto"/>
+            <w:hideMark/>
+          </w:tcPr>
+          <w:p>
+            <w:pPr>
+              <w:spacing w:after="200" w:line="276" w:lineRule="auto"/>
+              <w:rPr>
+                <w:lang w:val="en-ID"/>
+              </w:rPr>
+            </w:pPr>
+            <w:r>
+              <w:rPr>
+                <w:lang w:val="en-ID"/>
+              </w:rPr>
+              <w:t>Revenue is calculated from transaction unit price, not the current product price</w:t>
+            </w:r>
+          </w:p>
+        </w:tc>
+        <w:tc>
+          <w:tcPr>
+            <w:tcW w:w="0" w:type="auto"/>
+            <w:hideMark/>
+          </w:tcPr>
+          <w:p>
+            <w:pPr>
+              <w:spacing w:after="200" w:line="276" w:lineRule="auto"/>
+              <w:rPr>
+                <w:lang w:val="en-ID"/>
+              </w:rPr>
+            </w:pPr>
+            <w:r>
+              <w:rPr>
+                <w:lang w:val="en-ID"/>
+              </w:rPr>
+              <w:t>Product prices may change over time</w:t>
+            </w:r>
+          </w:p>
+        </w:tc>
+        <w:tc>
+          <w:tcPr>
+            <w:tcW w:w="0" w:type="auto"/>
+            <w:hideMark/>
+          </w:tcPr>
+          <w:p>
+            <w:pPr>
+              <w:spacing w:after="200" w:line="276" w:lineRule="auto"/>
+              <w:rPr>
+                <w:lang w:val="en-ID"/>
+              </w:rPr>
+            </w:pPr>
+            <w:r>
+              <w:rPr>
+                <w:lang w:val="en-ID"/>
+              </w:rPr>
+              <w:t>Confirm source-field definitions</w:t>
+            </w:r>
+          </w:p>
+        </w:tc>
+      </w:tr>
+      <w:tr>
+        <w:tc>
+          <w:tcPr>
+            <w:tcW w:w="0" w:type="auto"/>
+            <w:hideMark/>
+          </w:tcPr>
+          <w:p>
+            <w:pPr>
+              <w:spacing w:after="200" w:line="276" w:lineRule="auto"/>
+              <w:rPr>
+                <w:lang w:val="en-ID"/>
+              </w:rPr>
+            </w:pPr>
+            <w:r>
+              <w:rPr>
+                <w:lang w:val="en-ID"/>
+              </w:rPr>
+              <w:t>A-05</w:t>
+            </w:r>
+          </w:p>
+        </w:tc>
+        <w:tc>
+          <w:tcPr>
+            <w:tcW w:w="0" w:type="auto"/>
+            <w:hideMark/>
+          </w:tcPr>
+          <w:p>
+            <w:pPr>
+              <w:spacing w:after="200" w:line="276" w:lineRule="auto"/>
+              <w:rPr>
+                <w:lang w:val="en-ID"/>
+              </w:rPr>
+            </w:pPr>
+            <w:r>
+              <w:rPr>
+                <w:lang w:val="en-ID"/>
+              </w:rPr>
+              <w:t>Confirmed refunds reduce reported revenue</w:t>
+            </w:r>
+          </w:p>
+        </w:tc>
+        <w:tc>
+          <w:tcPr>
+            <w:tcW w:w="0" w:type="auto"/>
+            <w:hideMark/>
+          </w:tcPr>
+          <w:p>
+            <w:pPr>
+              <w:spacing w:after="200" w:line="276" w:lineRule="auto"/>
+              <w:rPr>
+                <w:lang w:val="en-ID"/>
+              </w:rPr>
+            </w:pPr>
+            <w:r>
+              <w:rPr>
+                <w:lang w:val="en-ID"/>
+              </w:rPr>
+              <w:t>Required to calculate net revenue</w:t>
+            </w:r>
+          </w:p>
+        </w:tc>
+        <w:tc>
+          <w:tcPr>
+            <w:tcW w:w="0" w:type="auto"/>
+            <w:hideMark/>
+          </w:tcPr>
+          <w:p>
+            <w:pPr>
+              <w:spacing w:after="200" w:line="276" w:lineRule="auto"/>
+              <w:rPr>
+                <w:lang w:val="en-ID"/>
+              </w:rPr>
+            </w:pPr>
+            <w:r>
+              <w:rPr>
+                <w:lang w:val="en-ID"/>
+              </w:rPr>
+              <w:t>Confirm return status and refund rules</w:t>
+            </w:r>
+          </w:p>
+        </w:tc>
+      </w:tr>
+      <w:tr>
+        <w:tc>
+          <w:tcPr>
+            <w:tcW w:w="0" w:type="auto"/>
+            <w:hideMark/>
+          </w:tcPr>
+          <w:p>
+            <w:pPr>
+              <w:spacing w:after="200" w:line="276" w:lineRule="auto"/>
+              <w:rPr>
+                <w:lang w:val="en-ID"/>
+              </w:rPr>
+            </w:pPr>
+            <w:r>
+              <w:rPr>
+                <w:lang w:val="en-ID"/>
+              </w:rPr>
+              <w:t>A-06</w:t>
+            </w:r>
+          </w:p>
+        </w:tc>
+        <w:tc>
+          <w:tcPr>
+            <w:tcW w:w="0" w:type="auto"/>
+            <w:hideMark/>
+          </w:tcPr>
+          <w:p>
+            <w:pPr>
+              <w:spacing w:after="200" w:line="276" w:lineRule="auto"/>
+              <w:rPr>
+                <w:lang w:val="en-ID"/>
+              </w:rPr>
+            </w:pPr>
+            <w:r>
+              <w:rPr>
+                <w:lang w:val="en-ID"/>
+              </w:rPr>
+              <w:t>Cancelled, failed, and test orders are excluded</w:t>
+            </w:r>
+          </w:p>
+        </w:tc>
+        <w:tc>
+          <w:tcPr>
+            <w:tcW w:w="0" w:type="auto"/>
+            <w:hideMark/>
+          </w:tcPr>
+          <w:p>
+            <w:pPr>
+              <w:spacing w:after="200" w:line="276" w:lineRule="auto"/>
+              <w:rPr>
+                <w:lang w:val="en-ID"/>
+              </w:rPr>
+            </w:pPr>
+            <w:r>
+              <w:rPr>
+                <w:lang w:val="en-ID"/>
+              </w:rPr>
+              <w:t>These do not represent completed sales</w:t>
+            </w:r>
+          </w:p>
+        </w:tc>
+        <w:tc>
+          <w:tcPr>
+            <w:tcW w:w="0" w:type="auto"/>
+            <w:hideMark/>
+          </w:tcPr>
+          <w:p>
+            <w:pPr>
+              <w:spacing w:after="200" w:line="276" w:lineRule="auto"/>
+              <w:rPr>
+                <w:lang w:val="en-ID"/>
+              </w:rPr>
+            </w:pPr>
+            <w:r>
+              <w:rPr>
+                <w:lang w:val="en-ID"/>
+              </w:rPr>
+              <w:t>Approve included order statuses</w:t>
+            </w:r>
+          </w:p>
+        </w:tc>
+      </w:tr>
+      <w:tr>
+        <w:tc>
+          <w:tcPr>
+            <w:tcW w:w="0" w:type="auto"/>
+            <w:hideMark/>
+          </w:tcPr>
+          <w:p>
+            <w:pPr>
+              <w:spacing w:after="200" w:line="276" w:lineRule="auto"/>
+              <w:rPr>
+                <w:lang w:val="en-ID"/>
+              </w:rPr>
+            </w:pPr>
+            <w:r>
+              <w:rPr>
+                <w:lang w:val="en-ID"/>
+              </w:rPr>
+              <w:t>A-07</w:t>
+            </w:r>
+          </w:p>
+        </w:tc>
+        <w:tc>
+          <w:tcPr>
+            <w:tcW w:w="0" w:type="auto"/>
+            <w:hideMark/>
+          </w:tcPr>
+          <w:p>
+            <w:pPr>
+              <w:spacing w:after="200" w:line="276" w:lineRule="auto"/>
+              <w:rPr>
+                <w:lang w:val="en-ID"/>
+              </w:rPr>
+            </w:pPr>
+            <w:r>
+              <w:rPr>
+                <w:lang w:val="en-ID"/>
+              </w:rPr>
+              <w:t>An underperforming region has revenue attainment below 90%</w:t>
+            </w:r>
+          </w:p>
+        </w:tc>
+        <w:tc>
+          <w:tcPr>
+            <w:tcW w:w="0" w:type="auto"/>
+            <w:hideMark/>
+          </w:tcPr>
+          <w:p>
+            <w:pPr>
+              <w:spacing w:after="200" w:line="276" w:lineRule="auto"/>
+              <w:rPr>
+                <w:lang w:val="en-ID"/>
+              </w:rPr>
+            </w:pPr>
+            <w:r>
+              <w:rPr>
+                <w:lang w:val="en-ID"/>
+              </w:rPr>
+              <w:t>Provides an initial classification rule</w:t>
+            </w:r>
+          </w:p>
+        </w:tc>
+        <w:tc>
+          <w:tcPr>
+            <w:tcW w:w="0" w:type="auto"/>
+            <w:hideMark/>
+          </w:tcPr>
+          <w:p>
+            <w:pPr>
+              <w:spacing w:after="200" w:line="276" w:lineRule="auto"/>
+              <w:rPr>
+                <w:lang w:val="en-ID"/>
+              </w:rPr>
+            </w:pPr>
+            <w:r>
+              <w:rPr>
+                <w:lang w:val="en-ID"/>
+              </w:rPr>
+              <w:t>Obtain fictional business-owner approval</w:t>
+            </w:r>
+          </w:p>
+        </w:tc>
+      </w:tr>
+      <w:tr>
+        <w:tc>
+          <w:tcPr>
+            <w:tcW w:w="0" w:type="auto"/>
+            <w:hideMark/>
+          </w:tcPr>
+          <w:p>
+            <w:pPr>
+              <w:spacing w:after="200" w:line="276" w:lineRule="auto"/>
+              <w:rPr>
+                <w:lang w:val="en-ID"/>
+              </w:rPr>
+            </w:pPr>
+            <w:r>
+              <w:rPr>
+                <w:lang w:val="en-ID"/>
+              </w:rPr>
+              <w:t>A-08</w:t>
+            </w:r>
+          </w:p>
+        </w:tc>
+        <w:tc>
+          <w:tcPr>
+            <w:tcW w:w="0" w:type="auto"/>
+            <w:hideMark/>
+          </w:tcPr>
+          <w:p>
+            <w:pPr>
+              <w:spacing w:after="200" w:line="276" w:lineRule="auto"/>
+              <w:rPr>
+                <w:lang w:val="en-ID"/>
+              </w:rPr>
+            </w:pPr>
+            <w:r>
+              <w:rPr>
+                <w:lang w:val="en-ID"/>
+              </w:rPr>
+              <w:t>Exactly 90% is classified as On Track</w:t>
+            </w:r>
+          </w:p>
+        </w:tc>
+        <w:tc>
+          <w:tcPr>
+            <w:tcW w:w="0" w:type="auto"/>
+            <w:hideMark/>
+          </w:tcPr>
+          <w:p>
+            <w:pPr>
+              <w:spacing w:after="200" w:line="276" w:lineRule="auto"/>
+              <w:rPr>
+                <w:lang w:val="en-ID"/>
+              </w:rPr>
+            </w:pPr>
+            <w:r>
+              <w:rPr>
+                <w:lang w:val="en-ID"/>
+              </w:rPr>
+              <w:t>Defines the threshold boundary</w:t>
+            </w:r>
+          </w:p>
+        </w:tc>
+        <w:tc>
+          <w:tcPr>
+            <w:tcW w:w="0" w:type="auto"/>
+            <w:hideMark/>
+          </w:tcPr>
+          <w:p>
+            <w:pPr>
+              <w:spacing w:after="200" w:line="276" w:lineRule="auto"/>
+              <w:rPr>
+                <w:lang w:val="en-ID"/>
+              </w:rPr>
+            </w:pPr>
+            <w:r>
+              <w:rPr>
+                <w:lang w:val="en-ID"/>
+              </w:rPr>
+              <w:t>Add an 89.9%, 90%, and 90.1% test</w:t>
+            </w:r>
+          </w:p>
+        </w:tc>
+      </w:tr>
+      <w:tr>
+        <w:tc>
+          <w:tcPr>
+            <w:tcW w:w="0" w:type="auto"/>
+            <w:hideMark/>
+          </w:tcPr>
+          <w:p>
+            <w:pPr>
+              <w:spacing w:after="200" w:line="276" w:lineRule="auto"/>
+              <w:rPr>
+                <w:lang w:val="en-ID"/>
+              </w:rPr>
+            </w:pPr>
+            <w:r>
+              <w:rPr>
+                <w:lang w:val="en-ID"/>
+              </w:rPr>
+              <w:t>A-09</w:t>
+            </w:r>
+          </w:p>
+        </w:tc>
+        <w:tc>
+          <w:tcPr>
+            <w:tcW w:w="0" w:type="auto"/>
+            <w:hideMark/>
+          </w:tcPr>
+          <w:p>
+            <w:pPr>
+              <w:spacing w:after="200" w:line="276" w:lineRule="auto"/>
+              <w:rPr>
+                <w:lang w:val="en-ID"/>
+              </w:rPr>
+            </w:pPr>
+            <w:r>
+              <w:rPr>
+                <w:lang w:val="en-ID"/>
+              </w:rPr>
+              <w:t>Missing targets produce Target Unavailable</w:t>
+            </w:r>
+          </w:p>
+        </w:tc>
+        <w:tc>
+          <w:tcPr>
+            <w:tcW w:w="0" w:type="auto"/>
+            <w:hideMark/>
+          </w:tcPr>
+          <w:p>
+            <w:pPr>
+              <w:spacing w:after="200" w:line="276" w:lineRule="auto"/>
+              <w:rPr>
+                <w:lang w:val="en-ID"/>
+              </w:rPr>
+            </w:pPr>
+            <w:r>
+              <w:rPr>
+                <w:lang w:val="en-ID"/>
+              </w:rPr>
+              <w:t>Prevents misleading performance labels</w:t>
+            </w:r>
+          </w:p>
+        </w:tc>
+        <w:tc>
+          <w:tcPr>
+            <w:tcW w:w="0" w:type="auto"/>
+            <w:hideMark/>
+          </w:tcPr>
+          <w:p>
+            <w:pPr>
+              <w:spacing w:after="200" w:line="276" w:lineRule="auto"/>
+              <w:rPr>
+                <w:lang w:val="en-ID"/>
+              </w:rPr>
+            </w:pPr>
+            <w:r>
+              <w:rPr>
+                <w:lang w:val="en-ID"/>
+              </w:rPr>
+              <w:t>Test missing-target cases</w:t>
+            </w:r>
+          </w:p>
+        </w:tc>
+      </w:tr>
+      <w:tr>
+        <w:tc>
+          <w:tcPr>
+            <w:tcW w:w="0" w:type="auto"/>
+            <w:hideMark/>
+          </w:tcPr>
+          <w:p>
+            <w:pPr>
+              <w:spacing w:after="200" w:line="276" w:lineRule="auto"/>
+              <w:rPr>
+                <w:lang w:val="en-ID"/>
+              </w:rPr>
+            </w:pPr>
+            <w:r>
+              <w:rPr>
+                <w:lang w:val="en-ID"/>
+              </w:rPr>
+              <w:t>A-10</w:t>
+            </w:r>
+          </w:p>
+        </w:tc>
+        <w:tc>
+          <w:tcPr>
+            <w:tcW w:w="0" w:type="auto"/>
+            <w:hideMark/>
+          </w:tcPr>
+          <w:p>
+            <w:pPr>
+              <w:spacing w:after="200" w:line="276" w:lineRule="auto"/>
+              <w:rPr>
+                <w:lang w:val="en-ID"/>
+              </w:rPr>
+            </w:pPr>
+            <w:r>
+              <w:rPr>
+                <w:lang w:val="en-ID"/>
+              </w:rPr>
+              <w:t>Monthly targets can support weekly monitoring</w:t>
+            </w:r>
+          </w:p>
+        </w:tc>
+        <w:tc>
+          <w:tcPr>
+            <w:tcW w:w="0" w:type="auto"/>
+            <w:hideMark/>
+          </w:tcPr>
+          <w:p>
+            <w:pPr>
+              <w:spacing w:after="200" w:line="276" w:lineRule="auto"/>
+              <w:rPr>
+                <w:lang w:val="en-ID"/>
+              </w:rPr>
+            </w:pPr>
+            <w:r>
+              <w:rPr>
+                <w:lang w:val="en-ID"/>
+              </w:rPr>
+              <w:t>Weekly results can be viewed as month-to-date</w:t>
+            </w:r>
+          </w:p>
+        </w:tc>
+        <w:tc>
+          <w:tcPr>
+            <w:tcW w:w="0" w:type="auto"/>
+            <w:hideMark/>
+          </w:tcPr>
+          <w:p>
+            <w:pPr>
+              <w:spacing w:after="200" w:line="276" w:lineRule="auto"/>
+              <w:rPr>
+                <w:lang w:val="en-ID"/>
+              </w:rPr>
+            </w:pPr>
+            <w:r>
+              <w:rPr>
+                <w:lang w:val="en-ID"/>
+              </w:rPr>
+              <w:t>Clearly label MTD comparisons</w:t>
+            </w:r>
+          </w:p>
+        </w:tc>
+      </w:tr>
+      <w:tr>
+        <w:tc>
+          <w:tcPr>
+            <w:tcW w:w="0" w:type="auto"/>
+            <w:hideMark/>
+          </w:tcPr>
+          <w:p>
+            <w:pPr>
+              <w:spacing w:after="200" w:line="276" w:lineRule="auto"/>
+              <w:rPr>
+                <w:lang w:val="en-ID"/>
+              </w:rPr>
+            </w:pPr>
+            <w:r>
+              <w:rPr>
+                <w:lang w:val="en-ID"/>
+              </w:rPr>
+              <w:t>A-11</w:t>
+            </w:r>
+          </w:p>
+        </w:tc>
+        <w:tc>
+          <w:tcPr>
+            <w:tcW w:w="0" w:type="auto"/>
+            <w:hideMark/>
+          </w:tcPr>
+          <w:p>
+            <w:pPr>
+              <w:spacing w:after="200" w:line="276" w:lineRule="auto"/>
+              <w:rPr>
+                <w:lang w:val="en-ID"/>
+              </w:rPr>
+            </w:pPr>
+            <w:r>
+              <w:rPr>
+                <w:lang w:val="en-ID"/>
+              </w:rPr>
+              <w:t>One currency, IDR, is used throughout the project</w:t>
+            </w:r>
+          </w:p>
+        </w:tc>
+        <w:tc>
+          <w:tcPr>
+            <w:tcW w:w="0" w:type="auto"/>
+            <w:hideMark/>
+          </w:tcPr>
+          <w:p>
+            <w:pPr>
+              <w:spacing w:after="200" w:line="276" w:lineRule="auto"/>
+              <w:rPr>
+                <w:lang w:val="en-ID"/>
+              </w:rPr>
+            </w:pPr>
+            <w:r>
+              <w:rPr>
+                <w:lang w:val="en-ID"/>
+              </w:rPr>
+              <w:t>No exchange-rate source is in scope</w:t>
+            </w:r>
+          </w:p>
+        </w:tc>
+        <w:tc>
+          <w:tcPr>
+            <w:tcW w:w="0" w:type="auto"/>
+            <w:hideMark/>
+          </w:tcPr>
+          <w:p>
+            <w:pPr>
+              <w:spacing w:after="200" w:line="276" w:lineRule="auto"/>
+              <w:rPr>
+                <w:lang w:val="en-ID"/>
+              </w:rPr>
+            </w:pPr>
+            <w:r>
+              <w:rPr>
+                <w:lang w:val="en-ID"/>
+              </w:rPr>
+              <w:t>Confirm the raw files contain no other currency</w:t>
+            </w:r>
+          </w:p>
+        </w:tc>
+      </w:tr>
+      <w:tr>
+        <w:tc>
+          <w:tcPr>
+            <w:tcW w:w="0" w:type="auto"/>
+            <w:hideMark/>
+          </w:tcPr>
+          <w:p>
+            <w:pPr>
+              <w:spacing w:after="200" w:line="276" w:lineRule="auto"/>
+              <w:rPr>
+                <w:lang w:val="en-ID"/>
+              </w:rPr>
+            </w:pPr>
+            <w:r>
+              <w:rPr>
+                <w:lang w:val="en-ID"/>
+              </w:rPr>
+              <w:t>A-12</w:t>
+            </w:r>
+          </w:p>
+        </w:tc>
+        <w:tc>
+          <w:tcPr>
+            <w:tcW w:w="0" w:type="auto"/>
+            <w:hideMark/>
+          </w:tcPr>
+          <w:p>
+            <w:pPr>
+              <w:spacing w:after="200" w:line="276" w:lineRule="auto"/>
+              <w:rPr>
+                <w:lang w:val="en-ID"/>
+              </w:rPr>
+            </w:pPr>
+            <w:r>
+              <w:rPr>
+                <w:lang w:val="en-ID"/>
+              </w:rPr>
+              <w:t>Scheduled refresh must be completed by 07:00 Jakarta time</w:t>
+            </w:r>
+          </w:p>
+        </w:tc>
+        <w:tc>
+          <w:tcPr>
+            <w:tcW w:w="0" w:type="auto"/>
+            <w:hideMark/>
+          </w:tcPr>
+          <w:p>
+            <w:pPr>
+              <w:spacing w:after="200" w:line="276" w:lineRule="auto"/>
+              <w:rPr>
+                <w:lang w:val="en-ID"/>
+              </w:rPr>
+            </w:pPr>
+            <w:r>
+              <w:rPr>
+                <w:lang w:val="en-ID"/>
+              </w:rPr>
+              <w:t>Stated success criterion</w:t>
+            </w:r>
+          </w:p>
+        </w:tc>
+        <w:tc>
+          <w:tcPr>
+            <w:tcW w:w="0" w:type="auto"/>
+            <w:hideMark/>
+          </w:tcPr>
+          <w:p>
+            <w:pPr>
+              <w:spacing w:after="200" w:line="276" w:lineRule="auto"/>
+              <w:rPr>
+                <w:lang w:val="en-ID"/>
+              </w:rPr>
+            </w:pPr>
+            <w:r>
+              <w:rPr>
+                <w:lang w:val="en-ID"/>
+              </w:rPr>
+              <w:t xml:space="preserve">Configure and test the service </w:t>
+            </w:r>
+            <w:proofErr w:type="spellStart"/>
+            <w:r>
+              <w:rPr>
+                <w:lang w:val="en-ID"/>
+              </w:rPr>
+              <w:t>timezone</w:t>
+            </w:r>
+            <w:proofErr w:type="spellEnd"/>
+          </w:p>
+        </w:tc>
+      </w:tr>
+      <w:tr>
+        <w:tc>
+          <w:tcPr>
+            <w:tcW w:w="0" w:type="auto"/>
+            <w:hideMark/>
+          </w:tcPr>
+          <w:p>
+            <w:pPr>
+              <w:spacing w:after="200" w:line="276" w:lineRule="auto"/>
+              <w:rPr>
+                <w:lang w:val="en-ID"/>
+              </w:rPr>
+            </w:pPr>
+            <w:r>
+              <w:rPr>
+                <w:lang w:val="en-ID"/>
+              </w:rPr>
+              <w:t>A-13</w:t>
+            </w:r>
+          </w:p>
+        </w:tc>
+        <w:tc>
+          <w:tcPr>
+            <w:tcW w:w="0" w:type="auto"/>
+            <w:hideMark/>
+          </w:tcPr>
+          <w:p>
+            <w:pPr>
+              <w:spacing w:after="200" w:line="276" w:lineRule="auto"/>
+              <w:rPr>
+                <w:lang w:val="en-ID"/>
+              </w:rPr>
+            </w:pPr>
+            <w:r>
+              <w:rPr>
+                <w:lang w:val="en-ID"/>
+              </w:rPr>
+              <w:t>Five users are available for UAT</w:t>
+            </w:r>
+          </w:p>
+        </w:tc>
+        <w:tc>
+          <w:tcPr>
+            <w:tcW w:w="0" w:type="auto"/>
+            <w:hideMark/>
+          </w:tcPr>
+          <w:p>
+            <w:pPr>
+              <w:spacing w:after="200" w:line="276" w:lineRule="auto"/>
+              <w:rPr>
+                <w:lang w:val="en-ID"/>
+              </w:rPr>
+            </w:pPr>
+            <w:r>
+              <w:rPr>
+                <w:lang w:val="en-ID"/>
+              </w:rPr>
+              <w:t>Needed for the 4-of-5 success criterion</w:t>
+            </w:r>
+          </w:p>
+        </w:tc>
+        <w:tc>
+          <w:tcPr>
+            <w:tcW w:w="0" w:type="auto"/>
+            <w:hideMark/>
+          </w:tcPr>
+          <w:p>
+            <w:pPr>
+              <w:spacing w:after="200" w:line="276" w:lineRule="auto"/>
+              <w:rPr>
+                <w:lang w:val="en-ID"/>
+              </w:rPr>
+            </w:pPr>
+            <w:r>
+              <w:rPr>
+                <w:lang w:val="en-ID"/>
+              </w:rPr>
+              <w:t>Recruit five classmates, peers, or simulated users</w:t>
+            </w:r>
+          </w:p>
+        </w:tc>
+      </w:tr>
+    </w:tbl>
+    <w:p>
+      <w:pPr>
+        <w:spacing w:after="200" w:line="276" w:lineRule="auto"/>
+      </w:pPr>
+    </w:p>
+    <w:p>
+      <w:pPr>
+        <w:spacing w:after="200" w:line="276" w:lineRule="auto"/>
+      </w:pPr>
+      <w:r>
+        <w:t>MILESTONE PLAN</w:t>
+      </w:r>
+    </w:p>
+    <w:tbl>
+      <w:tblPr>
+        <w:tblStyle w:val="TableGrid"/>
+        <w:tblW w:w="0" w:type="auto"/>
+        <w:tblLook w:val="04A0" w:firstRow="1" w:lastRow="0" w:firstColumn="1" w:lastColumn="0" w:noHBand="0" w:noVBand="1"/>
+      </w:tblPr>
+      <w:tblGrid>
+        <w:gridCol w:w="1766"/>
+        <w:gridCol w:w="847"/>
+        <w:gridCol w:w="2994"/>
+        <w:gridCol w:w="2529"/>
+        <w:gridCol w:w="2020"/>
+      </w:tblGrid>
+      <w:tr>
+        <w:tc>
+          <w:tcPr>
+            <w:tcW w:w="0" w:type="auto"/>
+            <w:hideMark/>
+          </w:tcPr>
+          <w:p>
+            <w:pPr>
+              <w:spacing w:after="200" w:line="276" w:lineRule="auto"/>
+              <w:rPr>
+                <w:b/>
+                <w:bCs/>
+                <w:lang w:val="en-ID"/>
+              </w:rPr>
+            </w:pPr>
+            <w:r>
+              <w:rPr>
+                <w:b/>
+                <w:bCs/>
+                <w:lang w:val="en-ID"/>
+              </w:rPr>
+              <w:lastRenderedPageBreak/>
+              <w:t>Milestone</w:t>
+            </w:r>
+          </w:p>
+        </w:tc>
+        <w:tc>
+          <w:tcPr>
+            <w:tcW w:w="0" w:type="auto"/>
+            <w:hideMark/>
+          </w:tcPr>
+          <w:p>
+            <w:pPr>
+              <w:spacing w:after="200" w:line="276" w:lineRule="auto"/>
+              <w:rPr>
+                <w:b/>
+                <w:bCs/>
+                <w:lang w:val="en-ID"/>
+              </w:rPr>
+            </w:pPr>
+            <w:r>
+              <w:rPr>
+                <w:b/>
+                <w:bCs/>
+                <w:lang w:val="en-ID"/>
+              </w:rPr>
+              <w:t>Timing</w:t>
+            </w:r>
+          </w:p>
+        </w:tc>
+        <w:tc>
+          <w:tcPr>
+            <w:tcW w:w="0" w:type="auto"/>
+            <w:hideMark/>
+          </w:tcPr>
+          <w:p>
+            <w:pPr>
+              <w:spacing w:after="200" w:line="276" w:lineRule="auto"/>
+              <w:rPr>
+                <w:b/>
+                <w:bCs/>
+                <w:lang w:val="en-ID"/>
+              </w:rPr>
+            </w:pPr>
+            <w:r>
+              <w:rPr>
+                <w:b/>
+                <w:bCs/>
+                <w:lang w:val="en-ID"/>
+              </w:rPr>
+              <w:t>Main activities</w:t>
+            </w:r>
+          </w:p>
+        </w:tc>
+        <w:tc>
+          <w:tcPr>
+            <w:tcW w:w="0" w:type="auto"/>
+            <w:hideMark/>
+          </w:tcPr>
+          <w:p>
+            <w:pPr>
+              <w:spacing w:after="200" w:line="276" w:lineRule="auto"/>
+              <w:rPr>
+                <w:b/>
+                <w:bCs/>
+                <w:lang w:val="en-ID"/>
+              </w:rPr>
+            </w:pPr>
+            <w:r>
+              <w:rPr>
+                <w:b/>
+                <w:bCs/>
+                <w:lang w:val="en-ID"/>
+              </w:rPr>
+              <w:t>Completion checkpoint</w:t>
+            </w:r>
+          </w:p>
+        </w:tc>
+        <w:tc>
+          <w:tcPr>
+            <w:tcW w:w="0" w:type="auto"/>
+            <w:hideMark/>
+          </w:tcPr>
+          <w:p>
+            <w:pPr>
+              <w:spacing w:after="200" w:line="276" w:lineRule="auto"/>
+              <w:rPr>
+                <w:b/>
+                <w:bCs/>
+                <w:lang w:val="en-ID"/>
+              </w:rPr>
+            </w:pPr>
+            <w:r>
+              <w:rPr>
+                <w:b/>
+                <w:bCs/>
+                <w:lang w:val="en-ID"/>
+              </w:rPr>
+              <w:t>Deliverable</w:t>
+            </w:r>
+          </w:p>
+        </w:tc>
+      </w:tr>
+      <w:tr>
+        <w:tc>
+          <w:tcPr>
+            <w:tcW w:w="0" w:type="auto"/>
+            <w:hideMark/>
+          </w:tcPr>
+          <w:p>
+            <w:pPr>
+              <w:spacing w:after="200" w:line="276" w:lineRule="auto"/>
+              <w:rPr>
+                <w:lang w:val="en-ID"/>
+              </w:rPr>
+            </w:pPr>
+            <w:r>
+              <w:rPr>
+                <w:b/>
+                <w:bCs/>
+                <w:lang w:val="en-ID"/>
+              </w:rPr>
+              <w:t>1. Discovery</w:t>
+            </w:r>
+          </w:p>
+        </w:tc>
+        <w:tc>
+          <w:tcPr>
+            <w:tcW w:w="0" w:type="auto"/>
+            <w:hideMark/>
+          </w:tcPr>
+          <w:p>
+            <w:pPr>
+              <w:spacing w:after="200" w:line="276" w:lineRule="auto"/>
+              <w:rPr>
+                <w:lang w:val="en-ID"/>
+              </w:rPr>
+            </w:pPr>
+            <w:r>
+              <w:rPr>
+                <w:lang w:val="en-ID"/>
+              </w:rPr>
+              <w:t>Days 1–2</w:t>
+            </w:r>
+          </w:p>
+        </w:tc>
+        <w:tc>
+          <w:tcPr>
+            <w:tcW w:w="0" w:type="auto"/>
+            <w:hideMark/>
+          </w:tcPr>
+          <w:p>
+            <w:pPr>
+              <w:spacing w:after="200" w:line="276" w:lineRule="auto"/>
+              <w:rPr>
+                <w:lang w:val="en-ID"/>
+              </w:rPr>
+            </w:pPr>
+            <w:r>
+              <w:rPr>
+                <w:lang w:val="en-ID"/>
+              </w:rPr>
+              <w:t>Finalize the business problem, scope, stakeholders, KPIs, dependencies, assumptions, and risks</w:t>
+            </w:r>
+          </w:p>
+        </w:tc>
+        <w:tc>
+          <w:tcPr>
+            <w:tcW w:w="0" w:type="auto"/>
+            <w:hideMark/>
+          </w:tcPr>
+          <w:p>
+            <w:pPr>
+              <w:spacing w:after="200" w:line="276" w:lineRule="auto"/>
+              <w:rPr>
+                <w:lang w:val="en-ID"/>
+              </w:rPr>
+            </w:pPr>
+            <w:r>
+              <w:rPr>
+                <w:lang w:val="en-ID"/>
+              </w:rPr>
+              <w:t>KPI rules and underperformance threshold documented</w:t>
+            </w:r>
+          </w:p>
+        </w:tc>
+        <w:tc>
+          <w:tcPr>
+            <w:tcW w:w="0" w:type="auto"/>
+            <w:hideMark/>
+          </w:tcPr>
+          <w:p>
+            <w:pPr>
+              <w:spacing w:after="200" w:line="276" w:lineRule="auto"/>
+              <w:rPr>
+                <w:lang w:val="en-ID"/>
+              </w:rPr>
+            </w:pPr>
+            <w:r>
+              <w:rPr>
+                <w:lang w:val="en-ID"/>
+              </w:rPr>
+              <w:t>Project brief, stakeholder register, KPI register</w:t>
+            </w:r>
+          </w:p>
+        </w:tc>
+      </w:tr>
+      <w:tr>
+        <w:tc>
+          <w:tcPr>
+            <w:tcW w:w="0" w:type="auto"/>
+            <w:hideMark/>
+          </w:tcPr>
+          <w:p>
+            <w:pPr>
+              <w:spacing w:after="200" w:line="276" w:lineRule="auto"/>
+              <w:rPr>
+                <w:lang w:val="en-ID"/>
+              </w:rPr>
+            </w:pPr>
+            <w:r>
+              <w:rPr>
+                <w:b/>
+                <w:bCs/>
+                <w:lang w:val="en-ID"/>
+              </w:rPr>
+              <w:t>2. Data acquisition and profiling</w:t>
+            </w:r>
+          </w:p>
+        </w:tc>
+        <w:tc>
+          <w:tcPr>
+            <w:tcW w:w="0" w:type="auto"/>
+            <w:hideMark/>
+          </w:tcPr>
+          <w:p>
+            <w:pPr>
+              <w:spacing w:after="200" w:line="276" w:lineRule="auto"/>
+              <w:rPr>
+                <w:lang w:val="en-ID"/>
+              </w:rPr>
+            </w:pPr>
+            <w:r>
+              <w:rPr>
+                <w:lang w:val="en-ID"/>
+              </w:rPr>
+              <w:t>Days 3–6</w:t>
+            </w:r>
+          </w:p>
+        </w:tc>
+        <w:tc>
+          <w:tcPr>
+            <w:tcW w:w="0" w:type="auto"/>
+            <w:hideMark/>
+          </w:tcPr>
+          <w:p>
+            <w:pPr>
+              <w:spacing w:after="200" w:line="276" w:lineRule="auto"/>
+              <w:rPr>
+                <w:lang w:val="en-ID"/>
+              </w:rPr>
+            </w:pPr>
+            <w:r>
+              <w:rPr>
+                <w:lang w:val="en-ID"/>
+              </w:rPr>
+              <w:t>Load SQL tables, Excel targets, and CSV returns; profile rows, keys, nulls, duplicates, and unmatched records</w:t>
+            </w:r>
+          </w:p>
+        </w:tc>
+        <w:tc>
+          <w:tcPr>
+            <w:tcW w:w="0" w:type="auto"/>
+            <w:hideMark/>
+          </w:tcPr>
+          <w:p>
+            <w:pPr>
+              <w:spacing w:after="200" w:line="276" w:lineRule="auto"/>
+              <w:rPr>
+                <w:lang w:val="en-ID"/>
+              </w:rPr>
+            </w:pPr>
+            <w:r>
+              <w:rPr>
+                <w:lang w:val="en-ID"/>
+              </w:rPr>
+              <w:t>All required sources connect successfully and raw totals are recorded</w:t>
+            </w:r>
+          </w:p>
+        </w:tc>
+        <w:tc>
+          <w:tcPr>
+            <w:tcW w:w="0" w:type="auto"/>
+            <w:hideMark/>
+          </w:tcPr>
+          <w:p>
+            <w:pPr>
+              <w:spacing w:after="200" w:line="276" w:lineRule="auto"/>
+              <w:rPr>
+                <w:lang w:val="en-ID"/>
+              </w:rPr>
+            </w:pPr>
+            <w:r>
+              <w:rPr>
+                <w:lang w:val="en-ID"/>
+              </w:rPr>
+              <w:t>Source inventory and data-profile report</w:t>
+            </w:r>
+          </w:p>
+        </w:tc>
+      </w:tr>
+      <w:tr>
+        <w:tc>
+          <w:tcPr>
+            <w:tcW w:w="0" w:type="auto"/>
+            <w:hideMark/>
+          </w:tcPr>
+          <w:p>
+            <w:pPr>
+              <w:spacing w:after="200" w:line="276" w:lineRule="auto"/>
+              <w:rPr>
+                <w:lang w:val="en-ID"/>
+              </w:rPr>
+            </w:pPr>
+            <w:r>
+              <w:rPr>
+                <w:b/>
+                <w:bCs/>
+                <w:lang w:val="en-ID"/>
+              </w:rPr>
+              <w:t>3. Data preparation</w:t>
+            </w:r>
+          </w:p>
+        </w:tc>
+        <w:tc>
+          <w:tcPr>
+            <w:tcW w:w="0" w:type="auto"/>
+            <w:hideMark/>
+          </w:tcPr>
+          <w:p>
+            <w:pPr>
+              <w:spacing w:after="200" w:line="276" w:lineRule="auto"/>
+              <w:rPr>
+                <w:lang w:val="en-ID"/>
+              </w:rPr>
+            </w:pPr>
+            <w:r>
+              <w:rPr>
+                <w:lang w:val="en-ID"/>
+              </w:rPr>
+              <w:t>Days 7–10</w:t>
+            </w:r>
+          </w:p>
+        </w:tc>
+        <w:tc>
+          <w:tcPr>
+            <w:tcW w:w="0" w:type="auto"/>
+            <w:hideMark/>
+          </w:tcPr>
+          <w:p>
+            <w:pPr>
+              <w:spacing w:after="200" w:line="276" w:lineRule="auto"/>
+              <w:rPr>
+                <w:lang w:val="en-ID"/>
+              </w:rPr>
+            </w:pPr>
+            <w:r>
+              <w:rPr>
+                <w:lang w:val="en-ID"/>
+              </w:rPr>
+              <w:t>Build staging queries; clean duplicates, statuses, region values, invalid dates, and missing keys</w:t>
+            </w:r>
+          </w:p>
+        </w:tc>
+        <w:tc>
+          <w:tcPr>
+            <w:tcW w:w="0" w:type="auto"/>
+            <w:hideMark/>
+          </w:tcPr>
+          <w:p>
+            <w:pPr>
+              <w:spacing w:after="200" w:line="276" w:lineRule="auto"/>
+              <w:rPr>
+                <w:lang w:val="en-ID"/>
+              </w:rPr>
+            </w:pPr>
+            <w:r>
+              <w:rPr>
+                <w:lang w:val="en-ID"/>
+              </w:rPr>
+              <w:t>Cleaning rules are documented and transformed totals are explainable</w:t>
+            </w:r>
+          </w:p>
+        </w:tc>
+        <w:tc>
+          <w:tcPr>
+            <w:tcW w:w="0" w:type="auto"/>
+            <w:hideMark/>
+          </w:tcPr>
+          <w:p>
+            <w:pPr>
+              <w:spacing w:after="200" w:line="276" w:lineRule="auto"/>
+              <w:rPr>
+                <w:lang w:val="en-ID"/>
+              </w:rPr>
+            </w:pPr>
+            <w:r>
+              <w:rPr>
+                <w:lang w:val="en-ID"/>
+              </w:rPr>
+              <w:t>Power Query transformation log and data-lineage diagram</w:t>
+            </w:r>
+          </w:p>
+        </w:tc>
+      </w:tr>
+      <w:tr>
+        <w:tc>
+          <w:tcPr>
+            <w:tcW w:w="0" w:type="auto"/>
+            <w:hideMark/>
+          </w:tcPr>
+          <w:p>
+            <w:pPr>
+              <w:spacing w:after="200" w:line="276" w:lineRule="auto"/>
+              <w:rPr>
+                <w:lang w:val="en-ID"/>
+              </w:rPr>
+            </w:pPr>
+            <w:r>
+              <w:rPr>
+                <w:b/>
+                <w:bCs/>
+                <w:lang w:val="en-ID"/>
+              </w:rPr>
+              <w:t>4. Data model</w:t>
+            </w:r>
+          </w:p>
+        </w:tc>
+        <w:tc>
+          <w:tcPr>
+            <w:tcW w:w="0" w:type="auto"/>
+            <w:hideMark/>
+          </w:tcPr>
+          <w:p>
+            <w:pPr>
+              <w:spacing w:after="200" w:line="276" w:lineRule="auto"/>
+              <w:rPr>
+                <w:lang w:val="en-ID"/>
+              </w:rPr>
+            </w:pPr>
+            <w:r>
+              <w:rPr>
+                <w:lang w:val="en-ID"/>
+              </w:rPr>
+              <w:t>Days 11–14</w:t>
+            </w:r>
+          </w:p>
+        </w:tc>
+        <w:tc>
+          <w:tcPr>
+            <w:tcW w:w="0" w:type="auto"/>
+            <w:hideMark/>
+          </w:tcPr>
+          <w:p>
+            <w:pPr>
+              <w:spacing w:after="200" w:line="276" w:lineRule="auto"/>
+              <w:rPr>
+                <w:lang w:val="en-ID"/>
+              </w:rPr>
+            </w:pPr>
+            <w:r>
+              <w:rPr>
+                <w:lang w:val="en-ID"/>
+              </w:rPr>
+              <w:t>Create fact and dimension tables, date table, relationships, and DAX measures</w:t>
+            </w:r>
+          </w:p>
+        </w:tc>
+        <w:tc>
+          <w:tcPr>
+            <w:tcW w:w="0" w:type="auto"/>
+            <w:hideMark/>
+          </w:tcPr>
+          <w:p>
+            <w:pPr>
+              <w:spacing w:after="200" w:line="276" w:lineRule="auto"/>
+              <w:rPr>
+                <w:lang w:val="en-ID"/>
+              </w:rPr>
+            </w:pPr>
+            <w:r>
+              <w:rPr>
+                <w:lang w:val="en-ID"/>
+              </w:rPr>
+              <w:t>No unintended many-to-many relationships; core measures calculate correctly</w:t>
+            </w:r>
+          </w:p>
+        </w:tc>
+        <w:tc>
+          <w:tcPr>
+            <w:tcW w:w="0" w:type="auto"/>
+            <w:hideMark/>
+          </w:tcPr>
+          <w:p>
+            <w:pPr>
+              <w:spacing w:after="200" w:line="276" w:lineRule="auto"/>
+              <w:rPr>
+                <w:lang w:val="en-ID"/>
+              </w:rPr>
+            </w:pPr>
+            <w:r>
+              <w:rPr>
+                <w:lang w:val="en-ID"/>
+              </w:rPr>
+              <w:t>Star schema and measure catalogue</w:t>
+            </w:r>
+          </w:p>
+        </w:tc>
+      </w:tr>
+      <w:tr>
+        <w:tc>
+          <w:tcPr>
+            <w:tcW w:w="0" w:type="auto"/>
+            <w:hideMark/>
+          </w:tcPr>
+          <w:p>
+            <w:pPr>
+              <w:spacing w:after="200" w:line="276" w:lineRule="auto"/>
+              <w:rPr>
+                <w:lang w:val="en-ID"/>
+              </w:rPr>
+            </w:pPr>
+            <w:r>
+              <w:rPr>
+                <w:b/>
+                <w:bCs/>
+                <w:lang w:val="en-ID"/>
+              </w:rPr>
+              <w:t>5. Dashboard prototype</w:t>
+            </w:r>
+          </w:p>
+        </w:tc>
+        <w:tc>
+          <w:tcPr>
+            <w:tcW w:w="0" w:type="auto"/>
+            <w:hideMark/>
+          </w:tcPr>
+          <w:p>
+            <w:pPr>
+              <w:spacing w:after="200" w:line="276" w:lineRule="auto"/>
+              <w:rPr>
+                <w:lang w:val="en-ID"/>
+              </w:rPr>
+            </w:pPr>
+            <w:r>
+              <w:rPr>
+                <w:lang w:val="en-ID"/>
+              </w:rPr>
+              <w:t>Days 15–18</w:t>
+            </w:r>
+          </w:p>
+        </w:tc>
+        <w:tc>
+          <w:tcPr>
+            <w:tcW w:w="0" w:type="auto"/>
+            <w:hideMark/>
+          </w:tcPr>
+          <w:p>
+            <w:pPr>
+              <w:spacing w:after="200" w:line="276" w:lineRule="auto"/>
+              <w:rPr>
+                <w:lang w:val="en-ID"/>
+              </w:rPr>
+            </w:pPr>
+            <w:r>
+              <w:rPr>
+                <w:lang w:val="en-ID"/>
+              </w:rPr>
+              <w:t>Build Regional Overview and Product Performance pages; add month and region filters</w:t>
+            </w:r>
+          </w:p>
+        </w:tc>
+        <w:tc>
+          <w:tcPr>
+            <w:tcW w:w="0" w:type="auto"/>
+            <w:hideMark/>
+          </w:tcPr>
+          <w:p>
+            <w:pPr>
+              <w:spacing w:after="200" w:line="276" w:lineRule="auto"/>
+              <w:rPr>
+                <w:lang w:val="en-ID"/>
+              </w:rPr>
+            </w:pPr>
+            <w:r>
+              <w:rPr>
+                <w:lang w:val="en-ID"/>
+              </w:rPr>
+              <w:t>A manager can identify an underperforming region and product</w:t>
+            </w:r>
+          </w:p>
+        </w:tc>
+        <w:tc>
+          <w:tcPr>
+            <w:tcW w:w="0" w:type="auto"/>
+            <w:hideMark/>
+          </w:tcPr>
+          <w:p>
+            <w:pPr>
+              <w:spacing w:after="200" w:line="276" w:lineRule="auto"/>
+              <w:rPr>
+                <w:lang w:val="en-ID"/>
+              </w:rPr>
+            </w:pPr>
+            <w:r>
+              <w:rPr>
+                <w:lang w:val="en-ID"/>
+              </w:rPr>
+              <w:t>Power BI prototype and initial screenshots</w:t>
+            </w:r>
+          </w:p>
+        </w:tc>
+      </w:tr>
+      <w:tr>
+        <w:tc>
+          <w:tcPr>
+            <w:tcW w:w="0" w:type="auto"/>
+            <w:hideMark/>
+          </w:tcPr>
+          <w:p>
+            <w:pPr>
+              <w:spacing w:after="200" w:line="276" w:lineRule="auto"/>
+              <w:rPr>
+                <w:lang w:val="en-ID"/>
+              </w:rPr>
+            </w:pPr>
+            <w:r>
+              <w:rPr>
+                <w:b/>
+                <w:bCs/>
+                <w:lang w:val="en-ID"/>
+              </w:rPr>
+              <w:t>6. Testing</w:t>
+            </w:r>
+          </w:p>
+        </w:tc>
+        <w:tc>
+          <w:tcPr>
+            <w:tcW w:w="0" w:type="auto"/>
+            <w:hideMark/>
+          </w:tcPr>
+          <w:p>
+            <w:pPr>
+              <w:spacing w:after="200" w:line="276" w:lineRule="auto"/>
+              <w:rPr>
+                <w:lang w:val="en-ID"/>
+              </w:rPr>
+            </w:pPr>
+            <w:r>
+              <w:rPr>
+                <w:lang w:val="en-ID"/>
+              </w:rPr>
+              <w:t>Days 19–22</w:t>
+            </w:r>
+          </w:p>
+        </w:tc>
+        <w:tc>
+          <w:tcPr>
+            <w:tcW w:w="0" w:type="auto"/>
+            <w:hideMark/>
+          </w:tcPr>
+          <w:p>
+            <w:pPr>
+              <w:spacing w:after="200" w:line="276" w:lineRule="auto"/>
+              <w:rPr>
+                <w:lang w:val="en-ID"/>
+              </w:rPr>
+            </w:pPr>
+            <w:r>
+              <w:rPr>
+                <w:lang w:val="en-ID"/>
+              </w:rPr>
+              <w:t>Reconcile revenue and order count to SQL; test classification boundaries, filters, and missing targets</w:t>
+            </w:r>
+          </w:p>
+        </w:tc>
+        <w:tc>
+          <w:tcPr>
+            <w:tcW w:w="0" w:type="auto"/>
+            <w:hideMark/>
+          </w:tcPr>
+          <w:p>
+            <w:pPr>
+              <w:spacing w:after="200" w:line="276" w:lineRule="auto"/>
+              <w:rPr>
+                <w:lang w:val="en-ID"/>
+              </w:rPr>
+            </w:pPr>
+            <w:r>
+              <w:rPr>
+                <w:lang w:val="en-ID"/>
+              </w:rPr>
+              <w:t>Variance is within 0.1%; classification tests pass</w:t>
+            </w:r>
+          </w:p>
+        </w:tc>
+        <w:tc>
+          <w:tcPr>
+            <w:tcW w:w="0" w:type="auto"/>
+            <w:hideMark/>
+          </w:tcPr>
+          <w:p>
+            <w:pPr>
+              <w:spacing w:after="200" w:line="276" w:lineRule="auto"/>
+              <w:rPr>
+                <w:lang w:val="en-ID"/>
+              </w:rPr>
+            </w:pPr>
+            <w:r>
+              <w:rPr>
+                <w:lang w:val="en-ID"/>
+              </w:rPr>
+              <w:t>Reconciliation workbook, test cases, issue log</w:t>
+            </w:r>
+          </w:p>
+        </w:tc>
+      </w:tr>
+      <w:tr>
+        <w:tc>
+          <w:tcPr>
+            <w:tcW w:w="0" w:type="auto"/>
+            <w:hideMark/>
+          </w:tcPr>
+          <w:p>
+            <w:pPr>
+              <w:spacing w:after="200" w:line="276" w:lineRule="auto"/>
+              <w:rPr>
+                <w:lang w:val="en-ID"/>
+              </w:rPr>
+            </w:pPr>
+            <w:r>
+              <w:rPr>
+                <w:b/>
+                <w:bCs/>
+                <w:lang w:val="en-ID"/>
+              </w:rPr>
+              <w:t>7. UAT and refinement</w:t>
+            </w:r>
+          </w:p>
+        </w:tc>
+        <w:tc>
+          <w:tcPr>
+            <w:tcW w:w="0" w:type="auto"/>
+            <w:hideMark/>
+          </w:tcPr>
+          <w:p>
+            <w:pPr>
+              <w:spacing w:after="200" w:line="276" w:lineRule="auto"/>
+              <w:rPr>
+                <w:lang w:val="en-ID"/>
+              </w:rPr>
+            </w:pPr>
+            <w:r>
+              <w:rPr>
+                <w:lang w:val="en-ID"/>
+              </w:rPr>
+              <w:t>Days 23–25</w:t>
+            </w:r>
+          </w:p>
+        </w:tc>
+        <w:tc>
+          <w:tcPr>
+            <w:tcW w:w="0" w:type="auto"/>
+            <w:hideMark/>
+          </w:tcPr>
+          <w:p>
+            <w:pPr>
+              <w:spacing w:after="200" w:line="276" w:lineRule="auto"/>
+              <w:rPr>
+                <w:lang w:val="en-ID"/>
+              </w:rPr>
+            </w:pPr>
+            <w:r>
+              <w:rPr>
+                <w:lang w:val="en-ID"/>
+              </w:rPr>
+              <w:t>Ask five users to complete defined tasks; record assistance and feedback; correct material issues</w:t>
+            </w:r>
+          </w:p>
+        </w:tc>
+        <w:tc>
+          <w:tcPr>
+            <w:tcW w:w="0" w:type="auto"/>
+            <w:hideMark/>
+          </w:tcPr>
+          <w:p>
+            <w:pPr>
+              <w:spacing w:after="200" w:line="276" w:lineRule="auto"/>
+              <w:rPr>
+                <w:lang w:val="en-ID"/>
+              </w:rPr>
+            </w:pPr>
+            <w:r>
+              <w:rPr>
+                <w:lang w:val="en-ID"/>
+              </w:rPr>
+              <w:t>At least four of five users complete the tasks unaided</w:t>
+            </w:r>
+          </w:p>
+        </w:tc>
+        <w:tc>
+          <w:tcPr>
+            <w:tcW w:w="0" w:type="auto"/>
+            <w:hideMark/>
+          </w:tcPr>
+          <w:p>
+            <w:pPr>
+              <w:spacing w:after="200" w:line="276" w:lineRule="auto"/>
+              <w:rPr>
+                <w:lang w:val="en-ID"/>
+              </w:rPr>
+            </w:pPr>
+            <w:r>
+              <w:rPr>
+                <w:lang w:val="en-ID"/>
+              </w:rPr>
+              <w:t>UAT results and resolution log</w:t>
+            </w:r>
+          </w:p>
+        </w:tc>
+      </w:tr>
+      <w:tr>
+        <w:tc>
+          <w:tcPr>
+            <w:tcW w:w="0" w:type="auto"/>
+            <w:hideMark/>
+          </w:tcPr>
+          <w:p>
+            <w:pPr>
+              <w:spacing w:after="200" w:line="276" w:lineRule="auto"/>
+              <w:rPr>
+                <w:lang w:val="en-ID"/>
+              </w:rPr>
+            </w:pPr>
+            <w:r>
+              <w:rPr>
+                <w:b/>
+                <w:bCs/>
+                <w:lang w:val="en-ID"/>
+              </w:rPr>
+              <w:t>8. Release</w:t>
+            </w:r>
+          </w:p>
+        </w:tc>
+        <w:tc>
+          <w:tcPr>
+            <w:tcW w:w="0" w:type="auto"/>
+            <w:hideMark/>
+          </w:tcPr>
+          <w:p>
+            <w:pPr>
+              <w:spacing w:after="200" w:line="276" w:lineRule="auto"/>
+              <w:rPr>
+                <w:lang w:val="en-ID"/>
+              </w:rPr>
+            </w:pPr>
+            <w:r>
+              <w:rPr>
+                <w:lang w:val="en-ID"/>
+              </w:rPr>
+              <w:t>Days 26–27</w:t>
+            </w:r>
+          </w:p>
+        </w:tc>
+        <w:tc>
+          <w:tcPr>
+            <w:tcW w:w="0" w:type="auto"/>
+            <w:hideMark/>
+          </w:tcPr>
+          <w:p>
+            <w:pPr>
+              <w:spacing w:after="200" w:line="276" w:lineRule="auto"/>
+              <w:rPr>
+                <w:lang w:val="en-ID"/>
+              </w:rPr>
+            </w:pPr>
+            <w:r>
+              <w:rPr>
+                <w:lang w:val="en-ID"/>
+              </w:rPr>
+              <w:t>Publish to Power BI Service, configure permissions and refresh, then confirm completion before 07:00</w:t>
+            </w:r>
+          </w:p>
+        </w:tc>
+        <w:tc>
+          <w:tcPr>
+            <w:tcW w:w="0" w:type="auto"/>
+            <w:hideMark/>
+          </w:tcPr>
+          <w:p>
+            <w:pPr>
+              <w:spacing w:after="200" w:line="276" w:lineRule="auto"/>
+              <w:rPr>
+                <w:lang w:val="en-ID"/>
+              </w:rPr>
+            </w:pPr>
+            <w:r>
+              <w:rPr>
+                <w:lang w:val="en-ID"/>
+              </w:rPr>
+              <w:t>Published report opens correctly and refresh succeeds on time</w:t>
+            </w:r>
+          </w:p>
+        </w:tc>
+        <w:tc>
+          <w:tcPr>
+            <w:tcW w:w="0" w:type="auto"/>
+            <w:hideMark/>
+          </w:tcPr>
+          <w:p>
+            <w:pPr>
+              <w:spacing w:after="200" w:line="276" w:lineRule="auto"/>
+              <w:rPr>
+                <w:lang w:val="en-ID"/>
+              </w:rPr>
+            </w:pPr>
+            <w:r>
+              <w:rPr>
+                <w:lang w:val="en-ID"/>
+              </w:rPr>
+              <w:t>Released report and refresh-history evidence</w:t>
+            </w:r>
+          </w:p>
+        </w:tc>
+      </w:tr>
+      <w:tr>
+        <w:tc>
+          <w:tcPr>
+            <w:tcW w:w="0" w:type="auto"/>
+            <w:hideMark/>
+          </w:tcPr>
+          <w:p>
+            <w:pPr>
+              <w:spacing w:after="200" w:line="276" w:lineRule="auto"/>
+              <w:rPr>
+                <w:lang w:val="en-ID"/>
+              </w:rPr>
+            </w:pPr>
+            <w:r>
+              <w:rPr>
+                <w:b/>
+                <w:bCs/>
+                <w:lang w:val="en-ID"/>
+              </w:rPr>
+              <w:t>9. Portfolio documentation</w:t>
+            </w:r>
+          </w:p>
+        </w:tc>
+        <w:tc>
+          <w:tcPr>
+            <w:tcW w:w="0" w:type="auto"/>
+            <w:hideMark/>
+          </w:tcPr>
+          <w:p>
+            <w:pPr>
+              <w:spacing w:after="200" w:line="276" w:lineRule="auto"/>
+              <w:rPr>
+                <w:lang w:val="en-ID"/>
+              </w:rPr>
+            </w:pPr>
+            <w:r>
+              <w:rPr>
+                <w:lang w:val="en-ID"/>
+              </w:rPr>
+              <w:t>Days 28–30</w:t>
+            </w:r>
+          </w:p>
+        </w:tc>
+        <w:tc>
+          <w:tcPr>
+            <w:tcW w:w="0" w:type="auto"/>
+            <w:hideMark/>
+          </w:tcPr>
+          <w:p>
+            <w:pPr>
+              <w:spacing w:after="200" w:line="276" w:lineRule="auto"/>
+              <w:rPr>
+                <w:lang w:val="en-ID"/>
+              </w:rPr>
+            </w:pPr>
+            <w:r>
+              <w:rPr>
+                <w:lang w:val="en-ID"/>
+              </w:rPr>
+              <w:t>Write the README, add architecture/model diagrams, screenshots, business findings, limitations, and reflection</w:t>
+            </w:r>
+          </w:p>
+        </w:tc>
+        <w:tc>
+          <w:tcPr>
+            <w:tcW w:w="0" w:type="auto"/>
+            <w:hideMark/>
+          </w:tcPr>
+          <w:p>
+            <w:pPr>
+              <w:spacing w:after="200" w:line="276" w:lineRule="auto"/>
+              <w:rPr>
+                <w:lang w:val="en-ID"/>
+              </w:rPr>
+            </w:pPr>
+            <w:r>
+              <w:rPr>
+                <w:lang w:val="en-ID"/>
+              </w:rPr>
+              <w:t>Another person can understand the project without opening the PBIX</w:t>
+            </w:r>
+          </w:p>
+        </w:tc>
+        <w:tc>
+          <w:tcPr>
+            <w:tcW w:w="0" w:type="auto"/>
+            <w:hideMark/>
+          </w:tcPr>
+          <w:p>
+            <w:pPr>
+              <w:spacing w:after="200" w:line="276" w:lineRule="auto"/>
+              <w:rPr>
+                <w:lang w:val="en-ID"/>
+              </w:rPr>
+            </w:pPr>
+            <w:r>
+              <w:rPr>
+                <w:lang w:val="en-ID"/>
+              </w:rPr>
+              <w:t>GitHub-ready portfolio documentation</w:t>
+            </w:r>
+          </w:p>
+        </w:tc>
+      </w:tr>
+    </w:tbl>
+    <w:p>
+      <w:pPr>
+        <w:spacing w:after="200" w:line="276" w:lineRule="auto"/>
+      </w:pPr>
+    </w:p>
+    <w:p>
+      <w:pPr>
+        <w:spacing w:after="200" w:line="276" w:lineRule="auto"/>
+      </w:pPr>
+      <w:r>
+        <w:t>UAT TASKS:</w:t>
+      </w:r>
+    </w:p>
+    <w:p>
+      <w:pPr>
+        <w:pStyle w:val="ListParagraph"/>
+        <w:numPr>
+          <w:ilvl w:val="0"/>
+          <w:numId w:val="15"/>
+        </w:numPr>
+        <w:spacing w:after="200" w:line="276" w:lineRule="auto"/>
+      </w:pPr>
+      <w:r>
+        <w:t>Select a particular month</w:t>
+      </w:r>
+    </w:p>
+    <w:p>
+      <w:pPr>
+        <w:pStyle w:val="ListParagraph"/>
+        <w:numPr>
+          <w:ilvl w:val="0"/>
+          <w:numId w:val="15"/>
+        </w:numPr>
+        <w:spacing w:after="200" w:line="276" w:lineRule="auto"/>
+      </w:pPr>
+      <w:r>
+        <w:t>Identify the lowest performing region</w:t>
+      </w:r>
+    </w:p>
+    <w:p>
+      <w:pPr>
+        <w:pStyle w:val="ListParagraph"/>
+        <w:numPr>
+          <w:ilvl w:val="0"/>
+          <w:numId w:val="15"/>
+        </w:numPr>
+        <w:spacing w:after="200" w:line="276" w:lineRule="auto"/>
+      </w:pPr>
+      <w:r>
+        <w:t>Select that region</w:t>
+      </w:r>
+    </w:p>
+    <w:p>
+      <w:pPr>
+        <w:pStyle w:val="ListParagraph"/>
+        <w:numPr>
+          <w:ilvl w:val="0"/>
+          <w:numId w:val="15"/>
+        </w:numPr>
+        <w:spacing w:after="200" w:line="276" w:lineRule="auto"/>
+      </w:pPr>
+      <w:r>
+        <w:t>Identify an underperforming product within it</w:t>
+      </w:r>
+    </w:p>
+    <w:p>
+      <w:pPr>
+        <w:pStyle w:val="ListParagraph"/>
+        <w:numPr>
+          <w:ilvl w:val="0"/>
+          <w:numId w:val="15"/>
+        </w:numPr>
+        <w:spacing w:after="200" w:line="276" w:lineRule="auto"/>
+      </w:pPr>
+      <w:r>
+        <w:lastRenderedPageBreak/>
+        <w:t>Report its actual revenue, target attainment, and order count</w:t>
+      </w:r>
+    </w:p>
+    <w:p>
+      <w:pPr>
+        <w:pStyle w:val="ListParagraph"/>
+        <w:numPr>
+          <w:ilvl w:val="0"/>
+          <w:numId w:val="15"/>
+        </w:numPr>
+        <w:spacing w:after="200" w:line="276" w:lineRule="auto"/>
+      </w:pPr>
+      <w:r>
+        <w:t>Reset the filters without assistance</w:t>
+      </w:r>
+      <w:r>
+        <w:br w:type="page"/>
+      </w:r>
+    </w:p>
+    <w:p>
+      <w:pPr>
         <w:pStyle w:val="Title"/>
       </w:pPr>
       <w:r>
@@ -14696,8 +22900,8 @@
       </w:pPr>
     </w:p>
     <w:sectPr>
-      <w:headerReference w:type="default" r:id="rId11"/>
-      <w:footerReference w:type="default" r:id="rId12"/>
+      <w:headerReference w:type="default" r:id="rId12"/>
+      <w:footerReference w:type="default" r:id="rId13"/>
       <w:pgSz w:w="12240" w:h="15840"/>
       <w:pgMar w:top="1008" w:right="1037" w:bottom="936" w:left="1037" w:header="432" w:footer="432" w:gutter="0"/>
       <w:cols w:space="720"/>
@@ -14967,6 +23171,244 @@
     </w:lvl>
   </w:abstractNum>
   <w:abstractNum w:abstractNumId="9" w15:restartNumberingAfterBreak="0">
+    <w:nsid w:val="00450559"/>
+    <w:multiLevelType w:val="multilevel"/>
+    <w:tmpl w:val="D1A0A7FE"/>
+    <w:lvl w:ilvl="0">
+      <w:start w:val="1"/>
+      <w:numFmt w:val="bullet"/>
+      <w:lvlText w:val=""/>
+      <w:lvlJc w:val="left"/>
+      <w:pPr>
+        <w:tabs>
+          <w:tab w:val="num" w:pos="720"/>
+        </w:tabs>
+        <w:ind w:left="720" w:hanging="360"/>
+      </w:pPr>
+      <w:rPr>
+        <w:rFonts w:ascii="Symbol" w:hAnsi="Symbol" w:hint="default"/>
+        <w:sz w:val="20"/>
+      </w:rPr>
+    </w:lvl>
+    <w:lvl w:ilvl="1" w:tentative="1">
+      <w:start w:val="1"/>
+      <w:numFmt w:val="bullet"/>
+      <w:lvlText w:val="o"/>
+      <w:lvlJc w:val="left"/>
+      <w:pPr>
+        <w:tabs>
+          <w:tab w:val="num" w:pos="1440"/>
+        </w:tabs>
+        <w:ind w:left="1440" w:hanging="360"/>
+      </w:pPr>
+      <w:rPr>
+        <w:rFonts w:ascii="Courier New" w:hAnsi="Courier New" w:hint="default"/>
+        <w:sz w:val="20"/>
+      </w:rPr>
+    </w:lvl>
+    <w:lvl w:ilvl="2" w:tentative="1">
+      <w:start w:val="1"/>
+      <w:numFmt w:val="bullet"/>
+      <w:lvlText w:val=""/>
+      <w:lvlJc w:val="left"/>
+      <w:pPr>
+        <w:tabs>
+          <w:tab w:val="num" w:pos="2160"/>
+        </w:tabs>
+        <w:ind w:left="2160" w:hanging="360"/>
+      </w:pPr>
+      <w:rPr>
+        <w:rFonts w:ascii="Wingdings" w:hAnsi="Wingdings" w:hint="default"/>
+        <w:sz w:val="20"/>
+      </w:rPr>
+    </w:lvl>
+    <w:lvl w:ilvl="3" w:tentative="1">
+      <w:start w:val="1"/>
+      <w:numFmt w:val="bullet"/>
+      <w:lvlText w:val=""/>
+      <w:lvlJc w:val="left"/>
+      <w:pPr>
+        <w:tabs>
+          <w:tab w:val="num" w:pos="2880"/>
+        </w:tabs>
+        <w:ind w:left="2880" w:hanging="360"/>
+      </w:pPr>
+      <w:rPr>
+        <w:rFonts w:ascii="Wingdings" w:hAnsi="Wingdings" w:hint="default"/>
+        <w:sz w:val="20"/>
+      </w:rPr>
+    </w:lvl>
+    <w:lvl w:ilvl="4" w:tentative="1">
+      <w:start w:val="1"/>
+      <w:numFmt w:val="bullet"/>
+      <w:lvlText w:val=""/>
+      <w:lvlJc w:val="left"/>
+      <w:pPr>
+        <w:tabs>
+          <w:tab w:val="num" w:pos="3600"/>
+        </w:tabs>
+        <w:ind w:left="3600" w:hanging="360"/>
+      </w:pPr>
+      <w:rPr>
+        <w:rFonts w:ascii="Wingdings" w:hAnsi="Wingdings" w:hint="default"/>
+        <w:sz w:val="20"/>
+      </w:rPr>
+    </w:lvl>
+    <w:lvl w:ilvl="5" w:tentative="1">
+      <w:start w:val="1"/>
+      <w:numFmt w:val="bullet"/>
+      <w:lvlText w:val=""/>
+      <w:lvlJc w:val="left"/>
+      <w:pPr>
+        <w:tabs>
+          <w:tab w:val="num" w:pos="4320"/>
+        </w:tabs>
+        <w:ind w:left="4320" w:hanging="360"/>
+      </w:pPr>
+      <w:rPr>
+        <w:rFonts w:ascii="Wingdings" w:hAnsi="Wingdings" w:hint="default"/>
+        <w:sz w:val="20"/>
+      </w:rPr>
+    </w:lvl>
+    <w:lvl w:ilvl="6" w:tentative="1">
+      <w:start w:val="1"/>
+      <w:numFmt w:val="bullet"/>
+      <w:lvlText w:val=""/>
+      <w:lvlJc w:val="left"/>
+      <w:pPr>
+        <w:tabs>
+          <w:tab w:val="num" w:pos="5040"/>
+        </w:tabs>
+        <w:ind w:left="5040" w:hanging="360"/>
+      </w:pPr>
+      <w:rPr>
+        <w:rFonts w:ascii="Wingdings" w:hAnsi="Wingdings" w:hint="default"/>
+        <w:sz w:val="20"/>
+      </w:rPr>
+    </w:lvl>
+    <w:lvl w:ilvl="7" w:tentative="1">
+      <w:start w:val="1"/>
+      <w:numFmt w:val="bullet"/>
+      <w:lvlText w:val=""/>
+      <w:lvlJc w:val="left"/>
+      <w:pPr>
+        <w:tabs>
+          <w:tab w:val="num" w:pos="5760"/>
+        </w:tabs>
+        <w:ind w:left="5760" w:hanging="360"/>
+      </w:pPr>
+      <w:rPr>
+        <w:rFonts w:ascii="Wingdings" w:hAnsi="Wingdings" w:hint="default"/>
+        <w:sz w:val="20"/>
+      </w:rPr>
+    </w:lvl>
+    <w:lvl w:ilvl="8" w:tentative="1">
+      <w:start w:val="1"/>
+      <w:numFmt w:val="bullet"/>
+      <w:lvlText w:val=""/>
+      <w:lvlJc w:val="left"/>
+      <w:pPr>
+        <w:tabs>
+          <w:tab w:val="num" w:pos="6480"/>
+        </w:tabs>
+        <w:ind w:left="6480" w:hanging="360"/>
+      </w:pPr>
+      <w:rPr>
+        <w:rFonts w:ascii="Wingdings" w:hAnsi="Wingdings" w:hint="default"/>
+        <w:sz w:val="20"/>
+      </w:rPr>
+    </w:lvl>
+  </w:abstractNum>
+  <w:abstractNum w:abstractNumId="10" w15:restartNumberingAfterBreak="0">
+    <w:nsid w:val="1C9B0C59"/>
+    <w:multiLevelType w:val="hybridMultilevel"/>
+    <w:tmpl w:val="0B2E2FCA"/>
+    <w:lvl w:ilvl="0" w:tplc="3809000F">
+      <w:start w:val="1"/>
+      <w:numFmt w:val="decimal"/>
+      <w:lvlText w:val="%1."/>
+      <w:lvlJc w:val="left"/>
+      <w:pPr>
+        <w:ind w:left="720" w:hanging="360"/>
+      </w:pPr>
+      <w:rPr>
+        <w:rFonts w:hint="default"/>
+      </w:rPr>
+    </w:lvl>
+    <w:lvl w:ilvl="1" w:tplc="38090019" w:tentative="1">
+      <w:start w:val="1"/>
+      <w:numFmt w:val="lowerLetter"/>
+      <w:lvlText w:val="%2."/>
+      <w:lvlJc w:val="left"/>
+      <w:pPr>
+        <w:ind w:left="1440" w:hanging="360"/>
+      </w:pPr>
+    </w:lvl>
+    <w:lvl w:ilvl="2" w:tplc="3809001B" w:tentative="1">
+      <w:start w:val="1"/>
+      <w:numFmt w:val="lowerRoman"/>
+      <w:lvlText w:val="%3."/>
+      <w:lvlJc w:val="right"/>
+      <w:pPr>
+        <w:ind w:left="2160" w:hanging="180"/>
+      </w:pPr>
+    </w:lvl>
+    <w:lvl w:ilvl="3" w:tplc="3809000F" w:tentative="1">
+      <w:start w:val="1"/>
+      <w:numFmt w:val="decimal"/>
+      <w:lvlText w:val="%4."/>
+      <w:lvlJc w:val="left"/>
+      <w:pPr>
+        <w:ind w:left="2880" w:hanging="360"/>
+      </w:pPr>
+    </w:lvl>
+    <w:lvl w:ilvl="4" w:tplc="38090019" w:tentative="1">
+      <w:start w:val="1"/>
+      <w:numFmt w:val="lowerLetter"/>
+      <w:lvlText w:val="%5."/>
+      <w:lvlJc w:val="left"/>
+      <w:pPr>
+        <w:ind w:left="3600" w:hanging="360"/>
+      </w:pPr>
+    </w:lvl>
+    <w:lvl w:ilvl="5" w:tplc="3809001B" w:tentative="1">
+      <w:start w:val="1"/>
+      <w:numFmt w:val="lowerRoman"/>
+      <w:lvlText w:val="%6."/>
+      <w:lvlJc w:val="right"/>
+      <w:pPr>
+        <w:ind w:left="4320" w:hanging="180"/>
+      </w:pPr>
+    </w:lvl>
+    <w:lvl w:ilvl="6" w:tplc="3809000F" w:tentative="1">
+      <w:start w:val="1"/>
+      <w:numFmt w:val="decimal"/>
+      <w:lvlText w:val="%7."/>
+      <w:lvlJc w:val="left"/>
+      <w:pPr>
+        <w:ind w:left="5040" w:hanging="360"/>
+      </w:pPr>
+    </w:lvl>
+    <w:lvl w:ilvl="7" w:tplc="38090019" w:tentative="1">
+      <w:start w:val="1"/>
+      <w:numFmt w:val="lowerLetter"/>
+      <w:lvlText w:val="%8."/>
+      <w:lvlJc w:val="left"/>
+      <w:pPr>
+        <w:ind w:left="5760" w:hanging="360"/>
+      </w:pPr>
+    </w:lvl>
+    <w:lvl w:ilvl="8" w:tplc="3809001B" w:tentative="1">
+      <w:start w:val="1"/>
+      <w:numFmt w:val="lowerRoman"/>
+      <w:lvlText w:val="%9."/>
+      <w:lvlJc w:val="right"/>
+      <w:pPr>
+        <w:ind w:left="6480" w:hanging="180"/>
+      </w:pPr>
+    </w:lvl>
+  </w:abstractNum>
+  <w:abstractNum w:abstractNumId="11" w15:restartNumberingAfterBreak="0">
     <w:nsid w:val="5C137D5E"/>
     <w:multiLevelType w:val="hybridMultilevel"/>
     <w:tmpl w:val="FA52ABF2"/>
@@ -15079,7 +23521,7 @@
       </w:rPr>
     </w:lvl>
   </w:abstractNum>
-  <w:abstractNum w:abstractNumId="10" w15:restartNumberingAfterBreak="0">
+  <w:abstractNum w:abstractNumId="12" w15:restartNumberingAfterBreak="0">
     <w:nsid w:val="6BCC3755"/>
     <w:multiLevelType w:val="hybridMultilevel"/>
     <w:tmpl w:val="0F7C6754"/>
@@ -15192,7 +23634,123 @@
       </w:rPr>
     </w:lvl>
   </w:abstractNum>
-  <w:abstractNum w:abstractNumId="11" w15:restartNumberingAfterBreak="0">
+  <w:abstractNum w:abstractNumId="13" w15:restartNumberingAfterBreak="0">
+    <w:nsid w:val="71075CF5"/>
+    <w:multiLevelType w:val="hybridMultilevel"/>
+    <w:tmpl w:val="5230504A"/>
+    <w:lvl w:ilvl="0" w:tplc="4FA4D26E">
+      <w:start w:val="1"/>
+      <w:numFmt w:val="bullet"/>
+      <w:lvlText w:val=""/>
+      <w:lvlJc w:val="left"/>
+      <w:pPr>
+        <w:ind w:left="720" w:hanging="360"/>
+      </w:pPr>
+      <w:rPr>
+        <w:rFonts w:ascii="Wingdings" w:eastAsiaTheme="minorEastAsia" w:hAnsi="Wingdings" w:cstheme="minorBidi" w:hint="default"/>
+        <w:b w:val="0"/>
+        <w:color w:val="222222"/>
+        <w:sz w:val="19"/>
+      </w:rPr>
+    </w:lvl>
+    <w:lvl w:ilvl="1" w:tplc="38090003" w:tentative="1">
+      <w:start w:val="1"/>
+      <w:numFmt w:val="bullet"/>
+      <w:lvlText w:val="o"/>
+      <w:lvlJc w:val="left"/>
+      <w:pPr>
+        <w:ind w:left="1440" w:hanging="360"/>
+      </w:pPr>
+      <w:rPr>
+        <w:rFonts w:ascii="Courier New" w:hAnsi="Courier New" w:cs="Courier New" w:hint="default"/>
+      </w:rPr>
+    </w:lvl>
+    <w:lvl w:ilvl="2" w:tplc="38090005" w:tentative="1">
+      <w:start w:val="1"/>
+      <w:numFmt w:val="bullet"/>
+      <w:lvlText w:val=""/>
+      <w:lvlJc w:val="left"/>
+      <w:pPr>
+        <w:ind w:left="2160" w:hanging="360"/>
+      </w:pPr>
+      <w:rPr>
+        <w:rFonts w:ascii="Wingdings" w:hAnsi="Wingdings" w:hint="default"/>
+      </w:rPr>
+    </w:lvl>
+    <w:lvl w:ilvl="3" w:tplc="38090001" w:tentative="1">
+      <w:start w:val="1"/>
+      <w:numFmt w:val="bullet"/>
+      <w:lvlText w:val=""/>
+      <w:lvlJc w:val="left"/>
+      <w:pPr>
+        <w:ind w:left="2880" w:hanging="360"/>
+      </w:pPr>
+      <w:rPr>
+        <w:rFonts w:ascii="Symbol" w:hAnsi="Symbol" w:hint="default"/>
+      </w:rPr>
+    </w:lvl>
+    <w:lvl w:ilvl="4" w:tplc="38090003" w:tentative="1">
+      <w:start w:val="1"/>
+      <w:numFmt w:val="bullet"/>
+      <w:lvlText w:val="o"/>
+      <w:lvlJc w:val="left"/>
+      <w:pPr>
+        <w:ind w:left="3600" w:hanging="360"/>
+      </w:pPr>
+      <w:rPr>
+        <w:rFonts w:ascii="Courier New" w:hAnsi="Courier New" w:cs="Courier New" w:hint="default"/>
+      </w:rPr>
+    </w:lvl>
+    <w:lvl w:ilvl="5" w:tplc="38090005" w:tentative="1">
+      <w:start w:val="1"/>
+      <w:numFmt w:val="bullet"/>
+      <w:lvlText w:val=""/>
+      <w:lvlJc w:val="left"/>
+      <w:pPr>
+        <w:ind w:left="4320" w:hanging="360"/>
+      </w:pPr>
+      <w:rPr>
+        <w:rFonts w:ascii="Wingdings" w:hAnsi="Wingdings" w:hint="default"/>
+      </w:rPr>
+    </w:lvl>
+    <w:lvl w:ilvl="6" w:tplc="38090001" w:tentative="1">
+      <w:start w:val="1"/>
+      <w:numFmt w:val="bullet"/>
+      <w:lvlText w:val=""/>
+      <w:lvlJc w:val="left"/>
+      <w:pPr>
+        <w:ind w:left="5040" w:hanging="360"/>
+      </w:pPr>
+      <w:rPr>
+        <w:rFonts w:ascii="Symbol" w:hAnsi="Symbol" w:hint="default"/>
+      </w:rPr>
+    </w:lvl>
+    <w:lvl w:ilvl="7" w:tplc="38090003" w:tentative="1">
+      <w:start w:val="1"/>
+      <w:numFmt w:val="bullet"/>
+      <w:lvlText w:val="o"/>
+      <w:lvlJc w:val="left"/>
+      <w:pPr>
+        <w:ind w:left="5760" w:hanging="360"/>
+      </w:pPr>
+      <w:rPr>
+        <w:rFonts w:ascii="Courier New" w:hAnsi="Courier New" w:cs="Courier New" w:hint="default"/>
+      </w:rPr>
+    </w:lvl>
+    <w:lvl w:ilvl="8" w:tplc="38090005" w:tentative="1">
+      <w:start w:val="1"/>
+      <w:numFmt w:val="bullet"/>
+      <w:lvlText w:val=""/>
+      <w:lvlJc w:val="left"/>
+      <w:pPr>
+        <w:ind w:left="6480" w:hanging="360"/>
+      </w:pPr>
+      <w:rPr>
+        <w:rFonts w:ascii="Wingdings" w:hAnsi="Wingdings" w:hint="default"/>
+      </w:rPr>
+    </w:lvl>
+  </w:abstractNum>
+  <w:abstractNum w:abstractNumId="14" w15:restartNumberingAfterBreak="0">
     <w:nsid w:val="7CD26172"/>
     <w:multiLevelType w:val="hybridMultilevel"/>
     <w:tmpl w:val="5A026D44"/>
@@ -15306,13 +23864,22 @@
     <w:abstractNumId w:val="0"/>
   </w:num>
   <w:num w:numId="10" w16cid:durableId="1883864708">
-    <w:abstractNumId w:val="10"/>
+    <w:abstractNumId w:val="12"/>
   </w:num>
   <w:num w:numId="11" w16cid:durableId="162088527">
+    <w:abstractNumId w:val="14"/>
+  </w:num>
+  <w:num w:numId="12" w16cid:durableId="768353820">
     <w:abstractNumId w:val="11"/>
   </w:num>
-  <w:num w:numId="12" w16cid:durableId="768353820">
+  <w:num w:numId="13" w16cid:durableId="411775383">
     <w:abstractNumId w:val="9"/>
+  </w:num>
+  <w:num w:numId="14" w16cid:durableId="1066610718">
+    <w:abstractNumId w:val="13"/>
+  </w:num>
+  <w:num w:numId="15" w16cid:durableId="821431279">
+    <w:abstractNumId w:val="10"/>
   </w:num>
 </w:numbering>
 </file>
@@ -15706,7 +24273,7 @@
   <w:style w:type="paragraph" w:default="1" w:styleId="Normal">
     <w:name w:val="Normal"/>
     <w:qFormat/>
-    <w:rsid w:val="00165768"/>
+    <w:rsid w:val="00DD49CD"/>
     <w:pPr>
       <w:spacing w:after="80" w:line="259" w:lineRule="auto"/>
     </w:pPr>

--- a/Skymart/Power_BI_Portfolio_Project_Worksheet.docx
+++ b/Skymart/Power_BI_Portfolio_Project_Worksheet.docx
@@ -367,7 +367,7 @@
               <w:rPr>
                 <w:sz w:val="17"/>
               </w:rPr>
-              <w:t>15/08 – 22/08 ___________________________________________________________</w:t>
+              <w:t xml:space="preserve">15/08 – 22/08 </w:t>
             </w:r>
           </w:p>
         </w:tc>
@@ -472,12 +472,6 @@
             <w:pPr>
               <w:spacing w:after="0"/>
             </w:pPr>
-            <w:r>
-              <w:rPr>
-                <w:sz w:val="17"/>
-              </w:rPr>
-              <w:t>_</w:t>
-            </w:r>
             <w:hyperlink r:id="rId9" w:history="1">
               <w:r>
                 <w:rPr>
@@ -487,12 +481,6 @@
                 <w:t>Link</w:t>
               </w:r>
             </w:hyperlink>
-            <w:r>
-              <w:rPr>
-                <w:sz w:val="17"/>
-              </w:rPr>
-              <w:t>___________________________________________________________</w:t>
-            </w:r>
           </w:p>
         </w:tc>
       </w:tr>
@@ -6084,6 +6072,7 @@
         <w:rPr>
           <w:i/>
           <w:iCs/>
+          <w:noProof/>
         </w:rPr>
         <w:drawing>
           <wp:inline distT="0" distB="0" distL="0" distR="0" wp14:anchorId="363CC6B3" wp14:editId="65FEF51C">
@@ -7116,6 +7105,7 @@
               <w:jc w:val="both"/>
             </w:pPr>
             <w:r>
+              <w:lastRenderedPageBreak/>
               <w:t>Return rate%</w:t>
             </w:r>
           </w:p>
@@ -8359,6 +8349,9 @@
         <w:spacing w:after="200" w:line="276" w:lineRule="auto"/>
       </w:pPr>
       <w:r>
+        <w:rPr>
+          <w:noProof/>
+        </w:rPr>
         <w:drawing>
           <wp:inline distT="0" distB="0" distL="0" distR="0" wp14:anchorId="7AFCB007" wp14:editId="1140EBF6">
             <wp:extent cx="5471160" cy="1982605"/>
@@ -9799,12 +9792,12 @@
         <w:tblLook w:val="04A0" w:firstRow="1" w:lastRow="0" w:firstColumn="1" w:lastColumn="0" w:noHBand="0" w:noVBand="1"/>
       </w:tblPr>
       <w:tblGrid>
-        <w:gridCol w:w="456"/>
-        <w:gridCol w:w="2690"/>
+        <w:gridCol w:w="438"/>
+        <w:gridCol w:w="2199"/>
         <w:gridCol w:w="1118"/>
         <w:gridCol w:w="887"/>
-        <w:gridCol w:w="3492"/>
-        <w:gridCol w:w="1513"/>
+        <w:gridCol w:w="3910"/>
+        <w:gridCol w:w="1604"/>
       </w:tblGrid>
       <w:tr>
         <w:tc>
@@ -10335,6 +10328,7 @@
               <w:rPr>
                 <w:lang w:val="en-ID"/>
               </w:rPr>
+              <w:lastRenderedPageBreak/>
               <w:t>R-04</w:t>
             </w:r>
           </w:p>
@@ -10457,7 +10451,6 @@
               <w:rPr>
                 <w:lang w:val="en-ID"/>
               </w:rPr>
-              <w:lastRenderedPageBreak/>
               <w:t>R-05</w:t>
             </w:r>
           </w:p>
@@ -11451,6 +11444,200 @@
                 <w:lang w:val="en-ID"/>
               </w:rPr>
               <w:t>Project Owner</w:t>
+            </w:r>
+          </w:p>
+        </w:tc>
+      </w:tr>
+      <w:tr>
+        <w:tc>
+          <w:tcPr>
+            <w:tcW w:w="0" w:type="auto"/>
+          </w:tcPr>
+          <w:p>
+            <w:pPr>
+              <w:spacing w:after="200" w:line="276" w:lineRule="auto"/>
+              <w:rPr>
+                <w:lang w:val="en-ID"/>
+              </w:rPr>
+            </w:pPr>
+            <w:r>
+              <w:rPr>
+                <w:lang w:val="en-ID"/>
+              </w:rPr>
+              <w:t>R-13</w:t>
+            </w:r>
+          </w:p>
+        </w:tc>
+        <w:tc>
+          <w:tcPr>
+            <w:tcW w:w="0" w:type="auto"/>
+          </w:tcPr>
+          <w:p>
+            <w:pPr>
+              <w:spacing w:after="200" w:line="276" w:lineRule="auto"/>
+              <w:rPr>
+                <w:lang w:val="en-ID"/>
+              </w:rPr>
+            </w:pPr>
+            <w:r>
+              <w:rPr>
+                <w:lang w:val="en-ID"/>
+              </w:rPr>
+              <w:t>Invalid order dates, such as 15-13-2024</w:t>
+            </w:r>
+          </w:p>
+        </w:tc>
+        <w:tc>
+          <w:tcPr>
+            <w:tcW w:w="0" w:type="auto"/>
+          </w:tcPr>
+          <w:p>
+            <w:pPr>
+              <w:spacing w:after="200" w:line="276" w:lineRule="auto"/>
+              <w:rPr>
+                <w:lang w:val="en-ID"/>
+              </w:rPr>
+            </w:pPr>
+            <w:r>
+              <w:rPr>
+                <w:lang w:val="en-ID"/>
+              </w:rPr>
+              <w:t>High</w:t>
+            </w:r>
+          </w:p>
+        </w:tc>
+        <w:tc>
+          <w:tcPr>
+            <w:tcW w:w="0" w:type="auto"/>
+          </w:tcPr>
+          <w:p>
+            <w:pPr>
+              <w:spacing w:after="200" w:line="276" w:lineRule="auto"/>
+              <w:rPr>
+                <w:lang w:val="en-ID"/>
+              </w:rPr>
+            </w:pPr>
+            <w:r>
+              <w:rPr>
+                <w:lang w:val="en-ID"/>
+              </w:rPr>
+              <w:t>High</w:t>
+            </w:r>
+          </w:p>
+        </w:tc>
+        <w:tc>
+          <w:tcPr>
+            <w:tcW w:w="0" w:type="auto"/>
+          </w:tcPr>
+          <w:tbl>
+            <w:tblPr>
+              <w:tblW w:w="0" w:type="auto"/>
+              <w:tblCellSpacing w:w="15" w:type="dxa"/>
+              <w:tblCellMar>
+                <w:top w:w="15" w:type="dxa"/>
+                <w:left w:w="15" w:type="dxa"/>
+                <w:bottom w:w="15" w:type="dxa"/>
+                <w:right w:w="15" w:type="dxa"/>
+              </w:tblCellMar>
+              <w:tblLook w:val="04A0" w:firstRow="1" w:lastRow="0" w:firstColumn="1" w:lastColumn="0" w:noHBand="0" w:noVBand="1"/>
+            </w:tblPr>
+            <w:tblGrid>
+              <w:gridCol w:w="96"/>
+            </w:tblGrid>
+            <w:tr>
+              <w:trPr>
+                <w:tblCellSpacing w:w="15" w:type="dxa"/>
+              </w:trPr>
+              <w:tc>
+                <w:tcPr>
+                  <w:tcW w:w="0" w:type="auto"/>
+                  <w:vAlign w:val="center"/>
+                  <w:hideMark/>
+                </w:tcPr>
+                <w:p>
+                  <w:pPr>
+                    <w:spacing w:after="200" w:line="276" w:lineRule="auto"/>
+                    <w:rPr>
+                      <w:lang w:val="en-ID"/>
+                    </w:rPr>
+                  </w:pPr>
+                </w:p>
+              </w:tc>
+            </w:tr>
+          </w:tbl>
+          <w:p>
+            <w:pPr>
+              <w:spacing w:after="200" w:line="276" w:lineRule="auto"/>
+              <w:rPr>
+                <w:vanish/>
+                <w:lang w:val="en-ID"/>
+              </w:rPr>
+            </w:pPr>
+          </w:p>
+          <w:tbl>
+            <w:tblPr>
+              <w:tblW w:w="0" w:type="auto"/>
+              <w:tblCellSpacing w:w="15" w:type="dxa"/>
+              <w:tblCellMar>
+                <w:top w:w="15" w:type="dxa"/>
+                <w:left w:w="15" w:type="dxa"/>
+                <w:bottom w:w="15" w:type="dxa"/>
+                <w:right w:w="15" w:type="dxa"/>
+              </w:tblCellMar>
+              <w:tblLook w:val="04A0" w:firstRow="1" w:lastRow="0" w:firstColumn="1" w:lastColumn="0" w:noHBand="0" w:noVBand="1"/>
+            </w:tblPr>
+            <w:tblGrid>
+              <w:gridCol w:w="3694"/>
+            </w:tblGrid>
+            <w:tr>
+              <w:trPr>
+                <w:tblCellSpacing w:w="15" w:type="dxa"/>
+              </w:trPr>
+              <w:tc>
+                <w:tcPr>
+                  <w:tcW w:w="0" w:type="auto"/>
+                  <w:vAlign w:val="center"/>
+                  <w:hideMark/>
+                </w:tcPr>
+                <w:p>
+                  <w:pPr>
+                    <w:spacing w:after="200" w:line="276" w:lineRule="auto"/>
+                    <w:rPr>
+                      <w:lang w:val="en-ID"/>
+                    </w:rPr>
+                  </w:pPr>
+                  <w:r>
+                    <w:rPr>
+                      <w:lang w:val="en-ID"/>
+                    </w:rPr>
+                    <w:t>Import the field as text, standardize the expected format, identify conversion errors, quarantine invalid records, and confirm corrections against the source; never silently replace invalid dates</w:t>
+                  </w:r>
+                </w:p>
+              </w:tc>
+            </w:tr>
+          </w:tbl>
+          <w:p>
+            <w:pPr>
+              <w:spacing w:after="200" w:line="276" w:lineRule="auto"/>
+              <w:rPr>
+                <w:lang w:val="en-ID"/>
+              </w:rPr>
+            </w:pPr>
+          </w:p>
+        </w:tc>
+        <w:tc>
+          <w:tcPr>
+            <w:tcW w:w="0" w:type="auto"/>
+          </w:tcPr>
+          <w:p>
+            <w:pPr>
+              <w:spacing w:after="200" w:line="276" w:lineRule="auto"/>
+              <w:rPr>
+                <w:lang w:val="en-ID"/>
+              </w:rPr>
+            </w:pPr>
+            <w:r>
+              <w:t>BI Developer/Data Owner</w:t>
             </w:r>
           </w:p>
         </w:tc>
@@ -11626,6 +11813,7 @@
               <w:rPr>
                 <w:lang w:val="en-ID"/>
               </w:rPr>
+              <w:lastRenderedPageBreak/>
               <w:t>Customer identifiers</w:t>
             </w:r>
           </w:p>
@@ -11878,7 +12066,6 @@
               <w:rPr>
                 <w:lang w:val="en-ID"/>
               </w:rPr>
-              <w:lastRenderedPageBreak/>
               <w:t>Screenshots</w:t>
             </w:r>
           </w:p>
@@ -12841,6 +13028,7 @@
               <w:rPr>
                 <w:lang w:val="en-ID"/>
               </w:rPr>
+              <w:lastRenderedPageBreak/>
               <w:t>A-10</w:t>
             </w:r>
           </w:p>
@@ -13208,7 +13396,6 @@
                 <w:bCs/>
                 <w:lang w:val="en-ID"/>
               </w:rPr>
-              <w:lastRenderedPageBreak/>
               <w:t>Milestone</w:t>
             </w:r>
           </w:p>
@@ -14057,6 +14244,7 @@
                 <w:bCs/>
                 <w:lang w:val="en-ID"/>
               </w:rPr>
+              <w:lastRenderedPageBreak/>
               <w:t>8. Release</w:t>
             </w:r>
           </w:p>
@@ -14322,7 +14510,6 @@
         <w:spacing w:after="200" w:line="276" w:lineRule="auto"/>
       </w:pPr>
       <w:r>
-        <w:lastRenderedPageBreak/>
         <w:t>Report its actual revenue, target attainment, and order count</w:t>
       </w:r>
     </w:p>
@@ -15079,6 +15266,5233 @@
         <w:t>Notes, decisions, and follow-up</w:t>
       </w:r>
     </w:p>
+    <w:p>
+      <w:pPr>
+        <w:pStyle w:val="SmallMuted"/>
+        <w:spacing w:after="40"/>
+      </w:pPr>
+      <w:r>
+        <w:t>DATA QUALITY ISSUE LOG</w:t>
+      </w:r>
+    </w:p>
+    <w:tbl>
+      <w:tblPr>
+        <w:tblStyle w:val="TableGrid"/>
+        <w:tblW w:w="0" w:type="auto"/>
+        <w:tblLook w:val="04A0" w:firstRow="1" w:lastRow="0" w:firstColumn="1" w:lastColumn="0" w:noHBand="0" w:noVBand="1"/>
+      </w:tblPr>
+      <w:tblGrid>
+        <w:gridCol w:w="970"/>
+        <w:gridCol w:w="946"/>
+        <w:gridCol w:w="1400"/>
+        <w:gridCol w:w="6840"/>
+      </w:tblGrid>
+      <w:tr>
+        <w:tc>
+          <w:tcPr>
+            <w:tcW w:w="0" w:type="auto"/>
+            <w:hideMark/>
+          </w:tcPr>
+          <w:p>
+            <w:pPr>
+              <w:pStyle w:val="SmallMuted"/>
+              <w:spacing w:after="40" w:line="276" w:lineRule="auto"/>
+              <w:rPr>
+                <w:b/>
+                <w:bCs/>
+                <w:lang w:val="en-ID"/>
+              </w:rPr>
+            </w:pPr>
+            <w:r>
+              <w:rPr>
+                <w:b/>
+                <w:bCs/>
+                <w:lang w:val="en-ID"/>
+              </w:rPr>
+              <w:t>Field</w:t>
+            </w:r>
+          </w:p>
+        </w:tc>
+        <w:tc>
+          <w:tcPr>
+            <w:tcW w:w="0" w:type="auto"/>
+            <w:hideMark/>
+          </w:tcPr>
+          <w:p>
+            <w:pPr>
+              <w:pStyle w:val="SmallMuted"/>
+              <w:spacing w:after="40" w:line="276" w:lineRule="auto"/>
+              <w:rPr>
+                <w:b/>
+                <w:bCs/>
+                <w:lang w:val="en-ID"/>
+              </w:rPr>
+            </w:pPr>
+            <w:r>
+              <w:rPr>
+                <w:b/>
+                <w:bCs/>
+                <w:lang w:val="en-ID"/>
+              </w:rPr>
+              <w:t>Invalid value</w:t>
+            </w:r>
+          </w:p>
+        </w:tc>
+        <w:tc>
+          <w:tcPr>
+            <w:tcW w:w="0" w:type="auto"/>
+            <w:hideMark/>
+          </w:tcPr>
+          <w:p>
+            <w:pPr>
+              <w:pStyle w:val="SmallMuted"/>
+              <w:spacing w:after="40" w:line="276" w:lineRule="auto"/>
+              <w:rPr>
+                <w:b/>
+                <w:bCs/>
+                <w:lang w:val="en-ID"/>
+              </w:rPr>
+            </w:pPr>
+            <w:r>
+              <w:rPr>
+                <w:b/>
+                <w:bCs/>
+                <w:lang w:val="en-ID"/>
+              </w:rPr>
+              <w:t>Problem</w:t>
+            </w:r>
+          </w:p>
+        </w:tc>
+        <w:tc>
+          <w:tcPr>
+            <w:tcW w:w="5676" w:type="dxa"/>
+            <w:hideMark/>
+          </w:tcPr>
+          <w:p>
+            <w:pPr>
+              <w:pStyle w:val="SmallMuted"/>
+              <w:spacing w:after="40" w:line="276" w:lineRule="auto"/>
+              <w:rPr>
+                <w:b/>
+                <w:bCs/>
+                <w:lang w:val="en-ID"/>
+              </w:rPr>
+            </w:pPr>
+            <w:r>
+              <w:rPr>
+                <w:b/>
+                <w:bCs/>
+                <w:lang w:val="en-ID"/>
+              </w:rPr>
+              <w:t>Treatment</w:t>
+            </w:r>
+          </w:p>
+        </w:tc>
+      </w:tr>
+      <w:tr>
+        <w:tc>
+          <w:tcPr>
+            <w:tcW w:w="0" w:type="auto"/>
+            <w:hideMark/>
+          </w:tcPr>
+          <w:p>
+            <w:pPr>
+              <w:pStyle w:val="SmallMuted"/>
+              <w:spacing w:after="40" w:line="276" w:lineRule="auto"/>
+              <w:rPr>
+                <w:lang w:val="en-ID"/>
+              </w:rPr>
+            </w:pPr>
+            <w:proofErr w:type="spellStart"/>
+            <w:r>
+              <w:rPr>
+                <w:lang w:val="en-ID"/>
+              </w:rPr>
+              <w:t>order_date</w:t>
+            </w:r>
+            <w:proofErr w:type="spellEnd"/>
+          </w:p>
+        </w:tc>
+        <w:tc>
+          <w:tcPr>
+            <w:tcW w:w="0" w:type="auto"/>
+            <w:hideMark/>
+          </w:tcPr>
+          <w:p>
+            <w:pPr>
+              <w:pStyle w:val="SmallMuted"/>
+              <w:spacing w:after="40" w:line="276" w:lineRule="auto"/>
+              <w:rPr>
+                <w:lang w:val="en-ID"/>
+              </w:rPr>
+            </w:pPr>
+            <w:r>
+              <w:rPr>
+                <w:lang w:val="en-ID"/>
+              </w:rPr>
+              <w:t>15-13-2024</w:t>
+            </w:r>
+          </w:p>
+        </w:tc>
+        <w:tc>
+          <w:tcPr>
+            <w:tcW w:w="0" w:type="auto"/>
+            <w:hideMark/>
+          </w:tcPr>
+          <w:p>
+            <w:pPr>
+              <w:pStyle w:val="SmallMuted"/>
+              <w:spacing w:after="40" w:line="276" w:lineRule="auto"/>
+              <w:rPr>
+                <w:lang w:val="en-ID"/>
+              </w:rPr>
+            </w:pPr>
+            <w:r>
+              <w:rPr>
+                <w:lang w:val="en-ID"/>
+              </w:rPr>
+              <w:t>Month 13 does not exist</w:t>
+            </w:r>
+          </w:p>
+        </w:tc>
+        <w:tc>
+          <w:tcPr>
+            <w:tcW w:w="5676" w:type="dxa"/>
+            <w:hideMark/>
+          </w:tcPr>
+          <w:p>
+            <w:pPr>
+              <w:pStyle w:val="SmallMuted"/>
+              <w:spacing w:after="40"/>
+              <w:rPr>
+                <w:b/>
+                <w:bCs/>
+                <w:lang w:val="en-ID"/>
+              </w:rPr>
+            </w:pPr>
+            <w:r>
+              <w:rPr>
+                <w:b/>
+                <w:bCs/>
+                <w:lang w:val="en-ID"/>
+              </w:rPr>
+              <w:t>Load into staging table as text</w:t>
+            </w:r>
+          </w:p>
+          <w:p>
+            <w:pPr>
+              <w:pStyle w:val="SmallMuted"/>
+              <w:spacing w:after="40"/>
+              <w:rPr>
+                <w:lang w:val="en-ID"/>
+              </w:rPr>
+            </w:pPr>
+            <w:r>
+              <w:rPr>
+                <w:lang w:val="en-ID"/>
+              </w:rPr>
+              <w:t xml:space="preserve">CREATE TABLE </w:t>
+            </w:r>
+            <w:proofErr w:type="spellStart"/>
+            <w:r>
+              <w:rPr>
+                <w:lang w:val="en-ID"/>
+              </w:rPr>
+              <w:t>orders_</w:t>
+            </w:r>
+            <w:proofErr w:type="gramStart"/>
+            <w:r>
+              <w:rPr>
+                <w:lang w:val="en-ID"/>
+              </w:rPr>
+              <w:t>stage</w:t>
+            </w:r>
+            <w:proofErr w:type="spellEnd"/>
+            <w:r>
+              <w:rPr>
+                <w:lang w:val="en-ID"/>
+              </w:rPr>
+              <w:t>(</w:t>
+            </w:r>
+            <w:proofErr w:type="gramEnd"/>
+          </w:p>
+          <w:p>
+            <w:pPr>
+              <w:pStyle w:val="SmallMuted"/>
+              <w:spacing w:after="40"/>
+              <w:rPr>
+                <w:lang w:val="en-ID"/>
+              </w:rPr>
+            </w:pPr>
+            <w:r>
+              <w:rPr>
+                <w:lang w:val="en-ID"/>
+              </w:rPr>
+              <w:t xml:space="preserve"> </w:t>
+            </w:r>
+            <w:proofErr w:type="spellStart"/>
+            <w:r>
+              <w:rPr>
+                <w:lang w:val="en-ID"/>
+              </w:rPr>
+              <w:t>Order_id</w:t>
+            </w:r>
+            <w:proofErr w:type="spellEnd"/>
+            <w:r>
+              <w:rPr>
+                <w:lang w:val="en-ID"/>
+              </w:rPr>
+              <w:t xml:space="preserve"> </w:t>
+            </w:r>
+            <w:proofErr w:type="gramStart"/>
+            <w:r>
+              <w:rPr>
+                <w:lang w:val="en-ID"/>
+              </w:rPr>
+              <w:t>varchar(</w:t>
+            </w:r>
+            <w:proofErr w:type="gramEnd"/>
+            <w:r>
+              <w:rPr>
+                <w:lang w:val="en-ID"/>
+              </w:rPr>
+              <w:t>20),</w:t>
+            </w:r>
+          </w:p>
+          <w:p>
+            <w:pPr>
+              <w:pStyle w:val="SmallMuted"/>
+              <w:spacing w:after="40"/>
+              <w:rPr>
+                <w:lang w:val="en-ID"/>
+              </w:rPr>
+            </w:pPr>
+            <w:r>
+              <w:rPr>
+                <w:lang w:val="en-ID"/>
+              </w:rPr>
+              <w:t>.</w:t>
+            </w:r>
+          </w:p>
+          <w:p>
+            <w:pPr>
+              <w:pStyle w:val="SmallMuted"/>
+              <w:spacing w:after="40"/>
+              <w:rPr>
+                <w:lang w:val="en-ID"/>
+              </w:rPr>
+            </w:pPr>
+            <w:r>
+              <w:rPr>
+                <w:lang w:val="en-ID"/>
+              </w:rPr>
+              <w:t>.</w:t>
+            </w:r>
+          </w:p>
+          <w:p>
+            <w:pPr>
+              <w:pStyle w:val="SmallMuted"/>
+              <w:spacing w:after="40"/>
+              <w:rPr>
+                <w:lang w:val="en-ID"/>
+              </w:rPr>
+            </w:pPr>
+            <w:proofErr w:type="spellStart"/>
+            <w:r>
+              <w:rPr>
+                <w:lang w:val="en-ID"/>
+              </w:rPr>
+              <w:t>Order_date</w:t>
+            </w:r>
+            <w:proofErr w:type="spellEnd"/>
+            <w:r>
+              <w:rPr>
+                <w:lang w:val="en-ID"/>
+              </w:rPr>
+              <w:t xml:space="preserve"> Text</w:t>
+            </w:r>
+          </w:p>
+          <w:p>
+            <w:pPr>
+              <w:pStyle w:val="SmallMuted"/>
+              <w:spacing w:after="40"/>
+              <w:rPr>
+                <w:lang w:val="en-ID"/>
+              </w:rPr>
+            </w:pPr>
+          </w:p>
+          <w:p>
+            <w:pPr>
+              <w:pStyle w:val="SmallMuted"/>
+              <w:spacing w:after="40"/>
+              <w:rPr>
+                <w:lang w:val="en-ID"/>
+              </w:rPr>
+            </w:pPr>
+            <w:r>
+              <w:rPr>
+                <w:lang w:val="en-ID"/>
+              </w:rPr>
+              <w:t>)</w:t>
+            </w:r>
+          </w:p>
+          <w:p>
+            <w:pPr>
+              <w:pStyle w:val="SmallMuted"/>
+              <w:spacing w:after="40"/>
+              <w:rPr>
+                <w:lang w:val="en-ID"/>
+              </w:rPr>
+            </w:pPr>
+          </w:p>
+          <w:p>
+            <w:pPr>
+              <w:pStyle w:val="SmallMuted"/>
+              <w:spacing w:after="40" w:line="276" w:lineRule="auto"/>
+              <w:rPr>
+                <w:lang w:val="en-ID"/>
+              </w:rPr>
+            </w:pPr>
+            <w:r>
+              <w:rPr>
+                <w:lang w:val="en-ID"/>
+              </w:rPr>
+              <w:t>\</w:t>
+            </w:r>
+            <w:proofErr w:type="gramStart"/>
+            <w:r>
+              <w:rPr>
+                <w:lang w:val="en-ID"/>
+              </w:rPr>
+              <w:t>copy</w:t>
+            </w:r>
+            <w:proofErr w:type="gramEnd"/>
+            <w:r>
+              <w:rPr>
+                <w:lang w:val="en-ID"/>
+              </w:rPr>
+              <w:t xml:space="preserve"> </w:t>
+            </w:r>
+            <w:proofErr w:type="spellStart"/>
+            <w:r>
+              <w:rPr>
+                <w:lang w:val="en-ID"/>
+              </w:rPr>
+              <w:t>orders_stage</w:t>
+            </w:r>
+            <w:proofErr w:type="spellEnd"/>
+            <w:r>
+              <w:rPr>
+                <w:lang w:val="en-ID"/>
+              </w:rPr>
+              <w:t xml:space="preserve"> from ‘(path)’ delimiter ‘,’ csv header; </w:t>
+            </w:r>
+          </w:p>
+          <w:p>
+            <w:pPr>
+              <w:pStyle w:val="SmallMuted"/>
+              <w:spacing w:after="40" w:line="276" w:lineRule="auto"/>
+              <w:rPr>
+                <w:lang w:val="en-ID"/>
+              </w:rPr>
+            </w:pPr>
+          </w:p>
+          <w:p>
+            <w:pPr>
+              <w:pStyle w:val="SmallMuted"/>
+              <w:spacing w:after="40" w:line="276" w:lineRule="auto"/>
+              <w:rPr>
+                <w:lang w:val="en-ID"/>
+              </w:rPr>
+            </w:pPr>
+            <w:proofErr w:type="gramStart"/>
+            <w:r>
+              <w:rPr>
+                <w:lang w:val="en-ID"/>
+              </w:rPr>
+              <w:t>VALIDATE  NUMERIC</w:t>
+            </w:r>
+            <w:proofErr w:type="gramEnd"/>
+            <w:r>
+              <w:rPr>
+                <w:lang w:val="en-ID"/>
+              </w:rPr>
+              <w:t xml:space="preserve"> DATE COMPONENTS TNE CALL MAKE_</w:t>
+            </w:r>
+            <w:proofErr w:type="gramStart"/>
+            <w:r>
+              <w:rPr>
+                <w:lang w:val="en-ID"/>
+              </w:rPr>
+              <w:t>DATE(</w:t>
+            </w:r>
+            <w:proofErr w:type="gramEnd"/>
+            <w:r>
+              <w:rPr>
+                <w:lang w:val="en-ID"/>
+              </w:rPr>
+              <w:t>) FOR CONFIRMED VALID ROWS</w:t>
+            </w:r>
+          </w:p>
+          <w:p>
+            <w:pPr>
+              <w:pStyle w:val="SmallMuted"/>
+              <w:spacing w:after="40" w:line="276" w:lineRule="auto"/>
+              <w:rPr>
+                <w:b/>
+                <w:bCs/>
+                <w:lang w:val="en-ID"/>
+              </w:rPr>
+            </w:pPr>
+            <w:r>
+              <w:rPr>
+                <w:b/>
+                <w:bCs/>
+                <w:lang w:val="en-ID"/>
+              </w:rPr>
+              <w:t>WITH normalized AS (</w:t>
+            </w:r>
+          </w:p>
+          <w:p>
+            <w:pPr>
+              <w:pStyle w:val="SmallMuted"/>
+              <w:spacing w:after="40" w:line="276" w:lineRule="auto"/>
+              <w:rPr>
+                <w:b/>
+                <w:bCs/>
+                <w:lang w:val="en-ID"/>
+              </w:rPr>
+            </w:pPr>
+            <w:r>
+              <w:rPr>
+                <w:b/>
+                <w:bCs/>
+                <w:lang w:val="en-ID"/>
+              </w:rPr>
+              <w:t xml:space="preserve">    SELECT</w:t>
+            </w:r>
+          </w:p>
+          <w:p>
+            <w:pPr>
+              <w:pStyle w:val="SmallMuted"/>
+              <w:spacing w:after="40" w:line="276" w:lineRule="auto"/>
+              <w:rPr>
+                <w:b/>
+                <w:bCs/>
+                <w:lang w:val="en-ID"/>
+              </w:rPr>
+            </w:pPr>
+            <w:r>
+              <w:rPr>
+                <w:b/>
+                <w:bCs/>
+                <w:lang w:val="en-ID"/>
+              </w:rPr>
+              <w:t xml:space="preserve">        </w:t>
+            </w:r>
+            <w:proofErr w:type="spellStart"/>
+            <w:proofErr w:type="gramStart"/>
+            <w:r>
+              <w:rPr>
+                <w:b/>
+                <w:bCs/>
+                <w:lang w:val="en-ID"/>
+              </w:rPr>
+              <w:t>os</w:t>
+            </w:r>
+            <w:proofErr w:type="spellEnd"/>
+            <w:r>
+              <w:rPr>
+                <w:b/>
+                <w:bCs/>
+                <w:lang w:val="en-ID"/>
+              </w:rPr>
+              <w:t>.*</w:t>
+            </w:r>
+            <w:proofErr w:type="gramEnd"/>
+            <w:r>
+              <w:rPr>
+                <w:b/>
+                <w:bCs/>
+                <w:lang w:val="en-ID"/>
+              </w:rPr>
+              <w:t>,</w:t>
+            </w:r>
+          </w:p>
+          <w:p>
+            <w:pPr>
+              <w:pStyle w:val="SmallMuted"/>
+              <w:spacing w:after="40" w:line="276" w:lineRule="auto"/>
+              <w:rPr>
+                <w:b/>
+                <w:bCs/>
+                <w:lang w:val="en-ID"/>
+              </w:rPr>
+            </w:pPr>
+            <w:r>
+              <w:rPr>
+                <w:b/>
+                <w:bCs/>
+                <w:lang w:val="en-ID"/>
+              </w:rPr>
+              <w:t xml:space="preserve">        </w:t>
+            </w:r>
+            <w:proofErr w:type="gramStart"/>
+            <w:r>
+              <w:rPr>
+                <w:b/>
+                <w:bCs/>
+                <w:lang w:val="en-ID"/>
+              </w:rPr>
+              <w:t>BTRIM(</w:t>
+            </w:r>
+            <w:proofErr w:type="spellStart"/>
+            <w:proofErr w:type="gramEnd"/>
+            <w:r>
+              <w:rPr>
+                <w:b/>
+                <w:bCs/>
+                <w:lang w:val="en-ID"/>
+              </w:rPr>
+              <w:t>order_date</w:t>
+            </w:r>
+            <w:proofErr w:type="spellEnd"/>
+            <w:r>
+              <w:rPr>
+                <w:b/>
+                <w:bCs/>
+                <w:lang w:val="en-ID"/>
+              </w:rPr>
+              <w:t xml:space="preserve">) AS </w:t>
+            </w:r>
+            <w:proofErr w:type="spellStart"/>
+            <w:r>
+              <w:rPr>
+                <w:b/>
+                <w:bCs/>
+                <w:lang w:val="en-ID"/>
+              </w:rPr>
+              <w:t>clean_order_date</w:t>
+            </w:r>
+            <w:proofErr w:type="spellEnd"/>
+          </w:p>
+          <w:p>
+            <w:pPr>
+              <w:pStyle w:val="SmallMuted"/>
+              <w:spacing w:after="40" w:line="276" w:lineRule="auto"/>
+              <w:rPr>
+                <w:b/>
+                <w:bCs/>
+                <w:lang w:val="en-ID"/>
+              </w:rPr>
+            </w:pPr>
+            <w:r>
+              <w:rPr>
+                <w:b/>
+                <w:bCs/>
+                <w:lang w:val="en-ID"/>
+              </w:rPr>
+              <w:t xml:space="preserve">    FROM </w:t>
+            </w:r>
+            <w:proofErr w:type="spellStart"/>
+            <w:r>
+              <w:rPr>
+                <w:b/>
+                <w:bCs/>
+                <w:lang w:val="en-ID"/>
+              </w:rPr>
+              <w:t>orders_stage</w:t>
+            </w:r>
+            <w:proofErr w:type="spellEnd"/>
+            <w:r>
+              <w:rPr>
+                <w:b/>
+                <w:bCs/>
+                <w:lang w:val="en-ID"/>
+              </w:rPr>
+              <w:t xml:space="preserve"> AS </w:t>
+            </w:r>
+            <w:proofErr w:type="spellStart"/>
+            <w:r>
+              <w:rPr>
+                <w:b/>
+                <w:bCs/>
+                <w:lang w:val="en-ID"/>
+              </w:rPr>
+              <w:t>os</w:t>
+            </w:r>
+            <w:proofErr w:type="spellEnd"/>
+          </w:p>
+          <w:p>
+            <w:pPr>
+              <w:pStyle w:val="SmallMuted"/>
+              <w:spacing w:after="40" w:line="276" w:lineRule="auto"/>
+              <w:rPr>
+                <w:b/>
+                <w:bCs/>
+                <w:lang w:val="en-ID"/>
+              </w:rPr>
+            </w:pPr>
+            <w:r>
+              <w:rPr>
+                <w:b/>
+                <w:bCs/>
+                <w:lang w:val="en-ID"/>
+              </w:rPr>
+              <w:t>),</w:t>
+            </w:r>
+          </w:p>
+          <w:p>
+            <w:pPr>
+              <w:pStyle w:val="SmallMuted"/>
+              <w:spacing w:after="40" w:line="276" w:lineRule="auto"/>
+              <w:rPr>
+                <w:b/>
+                <w:bCs/>
+                <w:lang w:val="en-ID"/>
+              </w:rPr>
+            </w:pPr>
+          </w:p>
+          <w:p>
+            <w:pPr>
+              <w:pStyle w:val="SmallMuted"/>
+              <w:spacing w:after="40" w:line="276" w:lineRule="auto"/>
+              <w:rPr>
+                <w:b/>
+                <w:bCs/>
+                <w:lang w:val="en-ID"/>
+              </w:rPr>
+            </w:pPr>
+            <w:proofErr w:type="spellStart"/>
+            <w:r>
+              <w:rPr>
+                <w:b/>
+                <w:bCs/>
+                <w:lang w:val="en-ID"/>
+              </w:rPr>
+              <w:t>date_parts</w:t>
+            </w:r>
+            <w:proofErr w:type="spellEnd"/>
+            <w:r>
+              <w:rPr>
+                <w:b/>
+                <w:bCs/>
+                <w:lang w:val="en-ID"/>
+              </w:rPr>
+              <w:t xml:space="preserve"> AS (</w:t>
+            </w:r>
+          </w:p>
+          <w:p>
+            <w:pPr>
+              <w:pStyle w:val="SmallMuted"/>
+              <w:spacing w:after="40" w:line="276" w:lineRule="auto"/>
+              <w:rPr>
+                <w:b/>
+                <w:bCs/>
+                <w:lang w:val="en-ID"/>
+              </w:rPr>
+            </w:pPr>
+            <w:r>
+              <w:rPr>
+                <w:b/>
+                <w:bCs/>
+                <w:lang w:val="en-ID"/>
+              </w:rPr>
+              <w:t xml:space="preserve">    SELECT</w:t>
+            </w:r>
+          </w:p>
+          <w:p>
+            <w:pPr>
+              <w:pStyle w:val="SmallMuted"/>
+              <w:spacing w:after="40" w:line="276" w:lineRule="auto"/>
+              <w:rPr>
+                <w:b/>
+                <w:bCs/>
+                <w:lang w:val="en-ID"/>
+              </w:rPr>
+            </w:pPr>
+            <w:r>
+              <w:rPr>
+                <w:b/>
+                <w:bCs/>
+                <w:lang w:val="en-ID"/>
+              </w:rPr>
+              <w:t xml:space="preserve">        n.*,</w:t>
+            </w:r>
+          </w:p>
+          <w:p>
+            <w:pPr>
+              <w:pStyle w:val="SmallMuted"/>
+              <w:spacing w:after="40" w:line="276" w:lineRule="auto"/>
+              <w:rPr>
+                <w:b/>
+                <w:bCs/>
+                <w:lang w:val="en-ID"/>
+              </w:rPr>
+            </w:pPr>
+          </w:p>
+          <w:p>
+            <w:pPr>
+              <w:pStyle w:val="SmallMuted"/>
+              <w:spacing w:after="40" w:line="276" w:lineRule="auto"/>
+              <w:rPr>
+                <w:b/>
+                <w:bCs/>
+                <w:lang w:val="en-ID"/>
+              </w:rPr>
+            </w:pPr>
+            <w:r>
+              <w:rPr>
+                <w:b/>
+                <w:bCs/>
+                <w:lang w:val="en-ID"/>
+              </w:rPr>
+              <w:t xml:space="preserve">        CASE</w:t>
+            </w:r>
+          </w:p>
+          <w:p>
+            <w:pPr>
+              <w:pStyle w:val="SmallMuted"/>
+              <w:spacing w:after="40" w:line="276" w:lineRule="auto"/>
+              <w:rPr>
+                <w:b/>
+                <w:bCs/>
+                <w:lang w:val="en-ID"/>
+              </w:rPr>
+            </w:pPr>
+            <w:r>
+              <w:rPr>
+                <w:b/>
+                <w:bCs/>
+                <w:lang w:val="en-ID"/>
+              </w:rPr>
+              <w:t xml:space="preserve">            -- DD-MM-YYYY</w:t>
+            </w:r>
+          </w:p>
+          <w:p>
+            <w:pPr>
+              <w:pStyle w:val="SmallMuted"/>
+              <w:spacing w:after="40" w:line="276" w:lineRule="auto"/>
+              <w:rPr>
+                <w:b/>
+                <w:bCs/>
+                <w:lang w:val="en-ID"/>
+              </w:rPr>
+            </w:pPr>
+            <w:r>
+              <w:rPr>
+                <w:b/>
+                <w:bCs/>
+                <w:lang w:val="en-ID"/>
+              </w:rPr>
+              <w:t xml:space="preserve">            WHEN </w:t>
+            </w:r>
+            <w:proofErr w:type="spellStart"/>
+            <w:r>
+              <w:rPr>
+                <w:b/>
+                <w:bCs/>
+                <w:lang w:val="en-ID"/>
+              </w:rPr>
+              <w:t>clean_order_date</w:t>
+            </w:r>
+            <w:proofErr w:type="spellEnd"/>
+          </w:p>
+          <w:p>
+            <w:pPr>
+              <w:pStyle w:val="SmallMuted"/>
+              <w:spacing w:after="40" w:line="276" w:lineRule="auto"/>
+              <w:rPr>
+                <w:b/>
+                <w:bCs/>
+                <w:lang w:val="en-ID"/>
+              </w:rPr>
+            </w:pPr>
+            <w:r>
+              <w:rPr>
+                <w:b/>
+                <w:bCs/>
+                <w:lang w:val="en-ID"/>
+              </w:rPr>
+              <w:t xml:space="preserve">                 ~ '</w:t>
+            </w:r>
+            <w:proofErr w:type="gramStart"/>
+            <w:r>
+              <w:rPr>
+                <w:b/>
+                <w:bCs/>
+                <w:lang w:val="en-ID"/>
+              </w:rPr>
+              <w:t>^[</w:t>
+            </w:r>
+            <w:proofErr w:type="gramEnd"/>
+            <w:r>
+              <w:rPr>
+                <w:b/>
+                <w:bCs/>
+                <w:lang w:val="en-ID"/>
+              </w:rPr>
+              <w:t>0-9]{2}</w:t>
+            </w:r>
+            <w:proofErr w:type="gramStart"/>
+            <w:r>
+              <w:rPr>
+                <w:b/>
+                <w:bCs/>
+                <w:lang w:val="en-ID"/>
+              </w:rPr>
+              <w:t>-[</w:t>
+            </w:r>
+            <w:proofErr w:type="gramEnd"/>
+            <w:r>
+              <w:rPr>
+                <w:b/>
+                <w:bCs/>
+                <w:lang w:val="en-ID"/>
+              </w:rPr>
+              <w:t>0-9]{2}</w:t>
+            </w:r>
+            <w:proofErr w:type="gramStart"/>
+            <w:r>
+              <w:rPr>
+                <w:b/>
+                <w:bCs/>
+                <w:lang w:val="en-ID"/>
+              </w:rPr>
+              <w:t>-[</w:t>
+            </w:r>
+            <w:proofErr w:type="gramEnd"/>
+            <w:r>
+              <w:rPr>
+                <w:b/>
+                <w:bCs/>
+                <w:lang w:val="en-ID"/>
+              </w:rPr>
+              <w:t>0-9]{</w:t>
+            </w:r>
+            <w:proofErr w:type="gramStart"/>
+            <w:r>
+              <w:rPr>
+                <w:b/>
+                <w:bCs/>
+                <w:lang w:val="en-ID"/>
+              </w:rPr>
+              <w:t>4}$</w:t>
+            </w:r>
+            <w:proofErr w:type="gramEnd"/>
+            <w:r>
+              <w:rPr>
+                <w:b/>
+                <w:bCs/>
+                <w:lang w:val="en-ID"/>
+              </w:rPr>
+              <w:t>'</w:t>
+            </w:r>
+          </w:p>
+          <w:p>
+            <w:pPr>
+              <w:pStyle w:val="SmallMuted"/>
+              <w:spacing w:after="40" w:line="276" w:lineRule="auto"/>
+              <w:rPr>
+                <w:b/>
+                <w:bCs/>
+                <w:lang w:val="en-ID"/>
+              </w:rPr>
+            </w:pPr>
+            <w:r>
+              <w:rPr>
+                <w:b/>
+                <w:bCs/>
+                <w:lang w:val="en-ID"/>
+              </w:rPr>
+              <w:t xml:space="preserve">            THEN </w:t>
+            </w:r>
+            <w:proofErr w:type="gramStart"/>
+            <w:r>
+              <w:rPr>
+                <w:b/>
+                <w:bCs/>
+                <w:lang w:val="en-ID"/>
+              </w:rPr>
+              <w:t>SUBSTRING(</w:t>
+            </w:r>
+            <w:proofErr w:type="spellStart"/>
+            <w:proofErr w:type="gramEnd"/>
+            <w:r>
+              <w:rPr>
+                <w:b/>
+                <w:bCs/>
+                <w:lang w:val="en-ID"/>
+              </w:rPr>
+              <w:t>clean_order_date</w:t>
+            </w:r>
+            <w:proofErr w:type="spellEnd"/>
+            <w:r>
+              <w:rPr>
+                <w:b/>
+                <w:bCs/>
+                <w:lang w:val="en-ID"/>
+              </w:rPr>
+              <w:t>, 1, 2</w:t>
+            </w:r>
+            <w:proofErr w:type="gramStart"/>
+            <w:r>
+              <w:rPr>
+                <w:b/>
+                <w:bCs/>
+                <w:lang w:val="en-ID"/>
+              </w:rPr>
+              <w:t>)::</w:t>
+            </w:r>
+            <w:proofErr w:type="gramEnd"/>
+            <w:r>
+              <w:rPr>
+                <w:b/>
+                <w:bCs/>
+                <w:lang w:val="en-ID"/>
+              </w:rPr>
+              <w:t>INTEGER</w:t>
+            </w:r>
+          </w:p>
+          <w:p>
+            <w:pPr>
+              <w:pStyle w:val="SmallMuted"/>
+              <w:spacing w:after="40" w:line="276" w:lineRule="auto"/>
+              <w:rPr>
+                <w:b/>
+                <w:bCs/>
+                <w:lang w:val="en-ID"/>
+              </w:rPr>
+            </w:pPr>
+          </w:p>
+          <w:p>
+            <w:pPr>
+              <w:pStyle w:val="SmallMuted"/>
+              <w:spacing w:after="40" w:line="276" w:lineRule="auto"/>
+              <w:rPr>
+                <w:b/>
+                <w:bCs/>
+                <w:lang w:val="en-ID"/>
+              </w:rPr>
+            </w:pPr>
+            <w:r>
+              <w:rPr>
+                <w:b/>
+                <w:bCs/>
+                <w:lang w:val="en-ID"/>
+              </w:rPr>
+              <w:t xml:space="preserve">            -- YYYY-MM-DD</w:t>
+            </w:r>
+          </w:p>
+          <w:p>
+            <w:pPr>
+              <w:pStyle w:val="SmallMuted"/>
+              <w:spacing w:after="40" w:line="276" w:lineRule="auto"/>
+              <w:rPr>
+                <w:b/>
+                <w:bCs/>
+                <w:lang w:val="en-ID"/>
+              </w:rPr>
+            </w:pPr>
+            <w:r>
+              <w:rPr>
+                <w:b/>
+                <w:bCs/>
+                <w:lang w:val="en-ID"/>
+              </w:rPr>
+              <w:t xml:space="preserve">            WHEN </w:t>
+            </w:r>
+            <w:proofErr w:type="spellStart"/>
+            <w:r>
+              <w:rPr>
+                <w:b/>
+                <w:bCs/>
+                <w:lang w:val="en-ID"/>
+              </w:rPr>
+              <w:t>clean_order_date</w:t>
+            </w:r>
+            <w:proofErr w:type="spellEnd"/>
+          </w:p>
+          <w:p>
+            <w:pPr>
+              <w:pStyle w:val="SmallMuted"/>
+              <w:spacing w:after="40" w:line="276" w:lineRule="auto"/>
+              <w:rPr>
+                <w:b/>
+                <w:bCs/>
+                <w:lang w:val="en-ID"/>
+              </w:rPr>
+            </w:pPr>
+            <w:r>
+              <w:rPr>
+                <w:b/>
+                <w:bCs/>
+                <w:lang w:val="en-ID"/>
+              </w:rPr>
+              <w:t xml:space="preserve">                 ~ '</w:t>
+            </w:r>
+            <w:proofErr w:type="gramStart"/>
+            <w:r>
+              <w:rPr>
+                <w:b/>
+                <w:bCs/>
+                <w:lang w:val="en-ID"/>
+              </w:rPr>
+              <w:t>^[</w:t>
+            </w:r>
+            <w:proofErr w:type="gramEnd"/>
+            <w:r>
+              <w:rPr>
+                <w:b/>
+                <w:bCs/>
+                <w:lang w:val="en-ID"/>
+              </w:rPr>
+              <w:t>0-9]{4}</w:t>
+            </w:r>
+            <w:proofErr w:type="gramStart"/>
+            <w:r>
+              <w:rPr>
+                <w:b/>
+                <w:bCs/>
+                <w:lang w:val="en-ID"/>
+              </w:rPr>
+              <w:t>-[</w:t>
+            </w:r>
+            <w:proofErr w:type="gramEnd"/>
+            <w:r>
+              <w:rPr>
+                <w:b/>
+                <w:bCs/>
+                <w:lang w:val="en-ID"/>
+              </w:rPr>
+              <w:t>0-9]{2}</w:t>
+            </w:r>
+            <w:proofErr w:type="gramStart"/>
+            <w:r>
+              <w:rPr>
+                <w:b/>
+                <w:bCs/>
+                <w:lang w:val="en-ID"/>
+              </w:rPr>
+              <w:t>-[</w:t>
+            </w:r>
+            <w:proofErr w:type="gramEnd"/>
+            <w:r>
+              <w:rPr>
+                <w:b/>
+                <w:bCs/>
+                <w:lang w:val="en-ID"/>
+              </w:rPr>
+              <w:t>0-9]{</w:t>
+            </w:r>
+            <w:proofErr w:type="gramStart"/>
+            <w:r>
+              <w:rPr>
+                <w:b/>
+                <w:bCs/>
+                <w:lang w:val="en-ID"/>
+              </w:rPr>
+              <w:t>2}$</w:t>
+            </w:r>
+            <w:proofErr w:type="gramEnd"/>
+            <w:r>
+              <w:rPr>
+                <w:b/>
+                <w:bCs/>
+                <w:lang w:val="en-ID"/>
+              </w:rPr>
+              <w:t>'</w:t>
+            </w:r>
+          </w:p>
+          <w:p>
+            <w:pPr>
+              <w:pStyle w:val="SmallMuted"/>
+              <w:spacing w:after="40" w:line="276" w:lineRule="auto"/>
+              <w:rPr>
+                <w:b/>
+                <w:bCs/>
+                <w:lang w:val="en-ID"/>
+              </w:rPr>
+            </w:pPr>
+            <w:r>
+              <w:rPr>
+                <w:b/>
+                <w:bCs/>
+                <w:lang w:val="en-ID"/>
+              </w:rPr>
+              <w:t xml:space="preserve">            THEN </w:t>
+            </w:r>
+            <w:proofErr w:type="gramStart"/>
+            <w:r>
+              <w:rPr>
+                <w:b/>
+                <w:bCs/>
+                <w:lang w:val="en-ID"/>
+              </w:rPr>
+              <w:t>SUBSTRING(</w:t>
+            </w:r>
+            <w:proofErr w:type="spellStart"/>
+            <w:proofErr w:type="gramEnd"/>
+            <w:r>
+              <w:rPr>
+                <w:b/>
+                <w:bCs/>
+                <w:lang w:val="en-ID"/>
+              </w:rPr>
+              <w:t>clean_order_date</w:t>
+            </w:r>
+            <w:proofErr w:type="spellEnd"/>
+            <w:r>
+              <w:rPr>
+                <w:b/>
+                <w:bCs/>
+                <w:lang w:val="en-ID"/>
+              </w:rPr>
+              <w:t>, 9, 2</w:t>
+            </w:r>
+            <w:proofErr w:type="gramStart"/>
+            <w:r>
+              <w:rPr>
+                <w:b/>
+                <w:bCs/>
+                <w:lang w:val="en-ID"/>
+              </w:rPr>
+              <w:t>)::</w:t>
+            </w:r>
+            <w:proofErr w:type="gramEnd"/>
+            <w:r>
+              <w:rPr>
+                <w:b/>
+                <w:bCs/>
+                <w:lang w:val="en-ID"/>
+              </w:rPr>
+              <w:t>INTEGER</w:t>
+            </w:r>
+          </w:p>
+          <w:p>
+            <w:pPr>
+              <w:pStyle w:val="SmallMuted"/>
+              <w:spacing w:after="40" w:line="276" w:lineRule="auto"/>
+              <w:rPr>
+                <w:b/>
+                <w:bCs/>
+                <w:lang w:val="en-ID"/>
+              </w:rPr>
+            </w:pPr>
+            <w:r>
+              <w:rPr>
+                <w:b/>
+                <w:bCs/>
+                <w:lang w:val="en-ID"/>
+              </w:rPr>
+              <w:t xml:space="preserve">        END AS </w:t>
+            </w:r>
+            <w:proofErr w:type="spellStart"/>
+            <w:r>
+              <w:rPr>
+                <w:b/>
+                <w:bCs/>
+                <w:lang w:val="en-ID"/>
+              </w:rPr>
+              <w:t>day_num</w:t>
+            </w:r>
+            <w:proofErr w:type="spellEnd"/>
+            <w:r>
+              <w:rPr>
+                <w:b/>
+                <w:bCs/>
+                <w:lang w:val="en-ID"/>
+              </w:rPr>
+              <w:t>,</w:t>
+            </w:r>
+          </w:p>
+          <w:p>
+            <w:pPr>
+              <w:pStyle w:val="SmallMuted"/>
+              <w:spacing w:after="40" w:line="276" w:lineRule="auto"/>
+              <w:rPr>
+                <w:b/>
+                <w:bCs/>
+                <w:lang w:val="en-ID"/>
+              </w:rPr>
+            </w:pPr>
+          </w:p>
+          <w:p>
+            <w:pPr>
+              <w:pStyle w:val="SmallMuted"/>
+              <w:spacing w:after="40" w:line="276" w:lineRule="auto"/>
+              <w:rPr>
+                <w:b/>
+                <w:bCs/>
+                <w:lang w:val="en-ID"/>
+              </w:rPr>
+            </w:pPr>
+            <w:r>
+              <w:rPr>
+                <w:b/>
+                <w:bCs/>
+                <w:lang w:val="en-ID"/>
+              </w:rPr>
+              <w:t xml:space="preserve">        CASE</w:t>
+            </w:r>
+          </w:p>
+          <w:p>
+            <w:pPr>
+              <w:pStyle w:val="SmallMuted"/>
+              <w:spacing w:after="40" w:line="276" w:lineRule="auto"/>
+              <w:rPr>
+                <w:b/>
+                <w:bCs/>
+                <w:lang w:val="en-ID"/>
+              </w:rPr>
+            </w:pPr>
+            <w:r>
+              <w:rPr>
+                <w:b/>
+                <w:bCs/>
+                <w:lang w:val="en-ID"/>
+              </w:rPr>
+              <w:t xml:space="preserve">            WHEN </w:t>
+            </w:r>
+            <w:proofErr w:type="spellStart"/>
+            <w:r>
+              <w:rPr>
+                <w:b/>
+                <w:bCs/>
+                <w:lang w:val="en-ID"/>
+              </w:rPr>
+              <w:t>clean_order_date</w:t>
+            </w:r>
+            <w:proofErr w:type="spellEnd"/>
+          </w:p>
+          <w:p>
+            <w:pPr>
+              <w:pStyle w:val="SmallMuted"/>
+              <w:spacing w:after="40" w:line="276" w:lineRule="auto"/>
+              <w:rPr>
+                <w:b/>
+                <w:bCs/>
+                <w:lang w:val="en-ID"/>
+              </w:rPr>
+            </w:pPr>
+            <w:r>
+              <w:rPr>
+                <w:b/>
+                <w:bCs/>
+                <w:lang w:val="en-ID"/>
+              </w:rPr>
+              <w:t xml:space="preserve">                 ~ '</w:t>
+            </w:r>
+            <w:proofErr w:type="gramStart"/>
+            <w:r>
+              <w:rPr>
+                <w:b/>
+                <w:bCs/>
+                <w:lang w:val="en-ID"/>
+              </w:rPr>
+              <w:t>^[</w:t>
+            </w:r>
+            <w:proofErr w:type="gramEnd"/>
+            <w:r>
+              <w:rPr>
+                <w:b/>
+                <w:bCs/>
+                <w:lang w:val="en-ID"/>
+              </w:rPr>
+              <w:t>0-9]{2}</w:t>
+            </w:r>
+            <w:proofErr w:type="gramStart"/>
+            <w:r>
+              <w:rPr>
+                <w:b/>
+                <w:bCs/>
+                <w:lang w:val="en-ID"/>
+              </w:rPr>
+              <w:t>-[</w:t>
+            </w:r>
+            <w:proofErr w:type="gramEnd"/>
+            <w:r>
+              <w:rPr>
+                <w:b/>
+                <w:bCs/>
+                <w:lang w:val="en-ID"/>
+              </w:rPr>
+              <w:t>0-9]{2}</w:t>
+            </w:r>
+            <w:proofErr w:type="gramStart"/>
+            <w:r>
+              <w:rPr>
+                <w:b/>
+                <w:bCs/>
+                <w:lang w:val="en-ID"/>
+              </w:rPr>
+              <w:t>-[</w:t>
+            </w:r>
+            <w:proofErr w:type="gramEnd"/>
+            <w:r>
+              <w:rPr>
+                <w:b/>
+                <w:bCs/>
+                <w:lang w:val="en-ID"/>
+              </w:rPr>
+              <w:t>0-9]{</w:t>
+            </w:r>
+            <w:proofErr w:type="gramStart"/>
+            <w:r>
+              <w:rPr>
+                <w:b/>
+                <w:bCs/>
+                <w:lang w:val="en-ID"/>
+              </w:rPr>
+              <w:t>4}$</w:t>
+            </w:r>
+            <w:proofErr w:type="gramEnd"/>
+            <w:r>
+              <w:rPr>
+                <w:b/>
+                <w:bCs/>
+                <w:lang w:val="en-ID"/>
+              </w:rPr>
+              <w:t>'</w:t>
+            </w:r>
+          </w:p>
+          <w:p>
+            <w:pPr>
+              <w:pStyle w:val="SmallMuted"/>
+              <w:spacing w:after="40" w:line="276" w:lineRule="auto"/>
+              <w:rPr>
+                <w:b/>
+                <w:bCs/>
+                <w:lang w:val="en-ID"/>
+              </w:rPr>
+            </w:pPr>
+            <w:r>
+              <w:rPr>
+                <w:b/>
+                <w:bCs/>
+                <w:lang w:val="en-ID"/>
+              </w:rPr>
+              <w:t xml:space="preserve">            THEN </w:t>
+            </w:r>
+            <w:proofErr w:type="gramStart"/>
+            <w:r>
+              <w:rPr>
+                <w:b/>
+                <w:bCs/>
+                <w:lang w:val="en-ID"/>
+              </w:rPr>
+              <w:t>SUBSTRING(</w:t>
+            </w:r>
+            <w:proofErr w:type="spellStart"/>
+            <w:proofErr w:type="gramEnd"/>
+            <w:r>
+              <w:rPr>
+                <w:b/>
+                <w:bCs/>
+                <w:lang w:val="en-ID"/>
+              </w:rPr>
+              <w:t>clean_order_date</w:t>
+            </w:r>
+            <w:proofErr w:type="spellEnd"/>
+            <w:r>
+              <w:rPr>
+                <w:b/>
+                <w:bCs/>
+                <w:lang w:val="en-ID"/>
+              </w:rPr>
+              <w:t>, 4, 2</w:t>
+            </w:r>
+            <w:proofErr w:type="gramStart"/>
+            <w:r>
+              <w:rPr>
+                <w:b/>
+                <w:bCs/>
+                <w:lang w:val="en-ID"/>
+              </w:rPr>
+              <w:t>)::</w:t>
+            </w:r>
+            <w:proofErr w:type="gramEnd"/>
+            <w:r>
+              <w:rPr>
+                <w:b/>
+                <w:bCs/>
+                <w:lang w:val="en-ID"/>
+              </w:rPr>
+              <w:t>INTEGER</w:t>
+            </w:r>
+          </w:p>
+          <w:p>
+            <w:pPr>
+              <w:pStyle w:val="SmallMuted"/>
+              <w:spacing w:after="40" w:line="276" w:lineRule="auto"/>
+              <w:rPr>
+                <w:b/>
+                <w:bCs/>
+                <w:lang w:val="en-ID"/>
+              </w:rPr>
+            </w:pPr>
+          </w:p>
+          <w:p>
+            <w:pPr>
+              <w:pStyle w:val="SmallMuted"/>
+              <w:spacing w:after="40" w:line="276" w:lineRule="auto"/>
+              <w:rPr>
+                <w:b/>
+                <w:bCs/>
+                <w:lang w:val="en-ID"/>
+              </w:rPr>
+            </w:pPr>
+            <w:r>
+              <w:rPr>
+                <w:b/>
+                <w:bCs/>
+                <w:lang w:val="en-ID"/>
+              </w:rPr>
+              <w:t xml:space="preserve">            WHEN </w:t>
+            </w:r>
+            <w:proofErr w:type="spellStart"/>
+            <w:r>
+              <w:rPr>
+                <w:b/>
+                <w:bCs/>
+                <w:lang w:val="en-ID"/>
+              </w:rPr>
+              <w:t>clean_order_date</w:t>
+            </w:r>
+            <w:proofErr w:type="spellEnd"/>
+          </w:p>
+          <w:p>
+            <w:pPr>
+              <w:pStyle w:val="SmallMuted"/>
+              <w:spacing w:after="40" w:line="276" w:lineRule="auto"/>
+              <w:rPr>
+                <w:b/>
+                <w:bCs/>
+                <w:lang w:val="en-ID"/>
+              </w:rPr>
+            </w:pPr>
+            <w:r>
+              <w:rPr>
+                <w:b/>
+                <w:bCs/>
+                <w:lang w:val="en-ID"/>
+              </w:rPr>
+              <w:t xml:space="preserve">                 ~ '</w:t>
+            </w:r>
+            <w:proofErr w:type="gramStart"/>
+            <w:r>
+              <w:rPr>
+                <w:b/>
+                <w:bCs/>
+                <w:lang w:val="en-ID"/>
+              </w:rPr>
+              <w:t>^[</w:t>
+            </w:r>
+            <w:proofErr w:type="gramEnd"/>
+            <w:r>
+              <w:rPr>
+                <w:b/>
+                <w:bCs/>
+                <w:lang w:val="en-ID"/>
+              </w:rPr>
+              <w:t>0-9]{4}</w:t>
+            </w:r>
+            <w:proofErr w:type="gramStart"/>
+            <w:r>
+              <w:rPr>
+                <w:b/>
+                <w:bCs/>
+                <w:lang w:val="en-ID"/>
+              </w:rPr>
+              <w:t>-[</w:t>
+            </w:r>
+            <w:proofErr w:type="gramEnd"/>
+            <w:r>
+              <w:rPr>
+                <w:b/>
+                <w:bCs/>
+                <w:lang w:val="en-ID"/>
+              </w:rPr>
+              <w:t>0-9]{2}</w:t>
+            </w:r>
+            <w:proofErr w:type="gramStart"/>
+            <w:r>
+              <w:rPr>
+                <w:b/>
+                <w:bCs/>
+                <w:lang w:val="en-ID"/>
+              </w:rPr>
+              <w:t>-[</w:t>
+            </w:r>
+            <w:proofErr w:type="gramEnd"/>
+            <w:r>
+              <w:rPr>
+                <w:b/>
+                <w:bCs/>
+                <w:lang w:val="en-ID"/>
+              </w:rPr>
+              <w:t>0-9]{</w:t>
+            </w:r>
+            <w:proofErr w:type="gramStart"/>
+            <w:r>
+              <w:rPr>
+                <w:b/>
+                <w:bCs/>
+                <w:lang w:val="en-ID"/>
+              </w:rPr>
+              <w:t>2}$</w:t>
+            </w:r>
+            <w:proofErr w:type="gramEnd"/>
+            <w:r>
+              <w:rPr>
+                <w:b/>
+                <w:bCs/>
+                <w:lang w:val="en-ID"/>
+              </w:rPr>
+              <w:t>'</w:t>
+            </w:r>
+          </w:p>
+          <w:p>
+            <w:pPr>
+              <w:pStyle w:val="SmallMuted"/>
+              <w:spacing w:after="40" w:line="276" w:lineRule="auto"/>
+              <w:rPr>
+                <w:b/>
+                <w:bCs/>
+                <w:lang w:val="en-ID"/>
+              </w:rPr>
+            </w:pPr>
+            <w:r>
+              <w:rPr>
+                <w:b/>
+                <w:bCs/>
+                <w:lang w:val="en-ID"/>
+              </w:rPr>
+              <w:t xml:space="preserve">            THEN </w:t>
+            </w:r>
+            <w:proofErr w:type="gramStart"/>
+            <w:r>
+              <w:rPr>
+                <w:b/>
+                <w:bCs/>
+                <w:lang w:val="en-ID"/>
+              </w:rPr>
+              <w:t>SUBSTRING(</w:t>
+            </w:r>
+            <w:proofErr w:type="spellStart"/>
+            <w:proofErr w:type="gramEnd"/>
+            <w:r>
+              <w:rPr>
+                <w:b/>
+                <w:bCs/>
+                <w:lang w:val="en-ID"/>
+              </w:rPr>
+              <w:t>clean_order_date</w:t>
+            </w:r>
+            <w:proofErr w:type="spellEnd"/>
+            <w:r>
+              <w:rPr>
+                <w:b/>
+                <w:bCs/>
+                <w:lang w:val="en-ID"/>
+              </w:rPr>
+              <w:t>, 6, 2</w:t>
+            </w:r>
+            <w:proofErr w:type="gramStart"/>
+            <w:r>
+              <w:rPr>
+                <w:b/>
+                <w:bCs/>
+                <w:lang w:val="en-ID"/>
+              </w:rPr>
+              <w:t>)::</w:t>
+            </w:r>
+            <w:proofErr w:type="gramEnd"/>
+            <w:r>
+              <w:rPr>
+                <w:b/>
+                <w:bCs/>
+                <w:lang w:val="en-ID"/>
+              </w:rPr>
+              <w:t>INTEGER</w:t>
+            </w:r>
+          </w:p>
+          <w:p>
+            <w:pPr>
+              <w:pStyle w:val="SmallMuted"/>
+              <w:spacing w:after="40" w:line="276" w:lineRule="auto"/>
+              <w:rPr>
+                <w:b/>
+                <w:bCs/>
+                <w:lang w:val="en-ID"/>
+              </w:rPr>
+            </w:pPr>
+            <w:r>
+              <w:rPr>
+                <w:b/>
+                <w:bCs/>
+                <w:lang w:val="en-ID"/>
+              </w:rPr>
+              <w:t xml:space="preserve">        END AS </w:t>
+            </w:r>
+            <w:proofErr w:type="spellStart"/>
+            <w:r>
+              <w:rPr>
+                <w:b/>
+                <w:bCs/>
+                <w:lang w:val="en-ID"/>
+              </w:rPr>
+              <w:t>month_num</w:t>
+            </w:r>
+            <w:proofErr w:type="spellEnd"/>
+            <w:r>
+              <w:rPr>
+                <w:b/>
+                <w:bCs/>
+                <w:lang w:val="en-ID"/>
+              </w:rPr>
+              <w:t>,</w:t>
+            </w:r>
+          </w:p>
+          <w:p>
+            <w:pPr>
+              <w:pStyle w:val="SmallMuted"/>
+              <w:spacing w:after="40" w:line="276" w:lineRule="auto"/>
+              <w:rPr>
+                <w:b/>
+                <w:bCs/>
+                <w:lang w:val="en-ID"/>
+              </w:rPr>
+            </w:pPr>
+          </w:p>
+          <w:p>
+            <w:pPr>
+              <w:pStyle w:val="SmallMuted"/>
+              <w:spacing w:after="40" w:line="276" w:lineRule="auto"/>
+              <w:rPr>
+                <w:b/>
+                <w:bCs/>
+                <w:lang w:val="en-ID"/>
+              </w:rPr>
+            </w:pPr>
+            <w:r>
+              <w:rPr>
+                <w:b/>
+                <w:bCs/>
+                <w:lang w:val="en-ID"/>
+              </w:rPr>
+              <w:t xml:space="preserve">        CASE</w:t>
+            </w:r>
+          </w:p>
+          <w:p>
+            <w:pPr>
+              <w:pStyle w:val="SmallMuted"/>
+              <w:spacing w:after="40" w:line="276" w:lineRule="auto"/>
+              <w:rPr>
+                <w:b/>
+                <w:bCs/>
+                <w:lang w:val="en-ID"/>
+              </w:rPr>
+            </w:pPr>
+            <w:r>
+              <w:rPr>
+                <w:b/>
+                <w:bCs/>
+                <w:lang w:val="en-ID"/>
+              </w:rPr>
+              <w:t xml:space="preserve">            WHEN </w:t>
+            </w:r>
+            <w:proofErr w:type="spellStart"/>
+            <w:r>
+              <w:rPr>
+                <w:b/>
+                <w:bCs/>
+                <w:lang w:val="en-ID"/>
+              </w:rPr>
+              <w:t>clean_order_date</w:t>
+            </w:r>
+            <w:proofErr w:type="spellEnd"/>
+          </w:p>
+          <w:p>
+            <w:pPr>
+              <w:pStyle w:val="SmallMuted"/>
+              <w:spacing w:after="40" w:line="276" w:lineRule="auto"/>
+              <w:rPr>
+                <w:b/>
+                <w:bCs/>
+                <w:lang w:val="en-ID"/>
+              </w:rPr>
+            </w:pPr>
+            <w:r>
+              <w:rPr>
+                <w:b/>
+                <w:bCs/>
+                <w:lang w:val="en-ID"/>
+              </w:rPr>
+              <w:t xml:space="preserve">                 ~ '</w:t>
+            </w:r>
+            <w:proofErr w:type="gramStart"/>
+            <w:r>
+              <w:rPr>
+                <w:b/>
+                <w:bCs/>
+                <w:lang w:val="en-ID"/>
+              </w:rPr>
+              <w:t>^[</w:t>
+            </w:r>
+            <w:proofErr w:type="gramEnd"/>
+            <w:r>
+              <w:rPr>
+                <w:b/>
+                <w:bCs/>
+                <w:lang w:val="en-ID"/>
+              </w:rPr>
+              <w:t>0-9]{2}</w:t>
+            </w:r>
+            <w:proofErr w:type="gramStart"/>
+            <w:r>
+              <w:rPr>
+                <w:b/>
+                <w:bCs/>
+                <w:lang w:val="en-ID"/>
+              </w:rPr>
+              <w:t>-[</w:t>
+            </w:r>
+            <w:proofErr w:type="gramEnd"/>
+            <w:r>
+              <w:rPr>
+                <w:b/>
+                <w:bCs/>
+                <w:lang w:val="en-ID"/>
+              </w:rPr>
+              <w:t>0-9]{2}</w:t>
+            </w:r>
+            <w:proofErr w:type="gramStart"/>
+            <w:r>
+              <w:rPr>
+                <w:b/>
+                <w:bCs/>
+                <w:lang w:val="en-ID"/>
+              </w:rPr>
+              <w:t>-[</w:t>
+            </w:r>
+            <w:proofErr w:type="gramEnd"/>
+            <w:r>
+              <w:rPr>
+                <w:b/>
+                <w:bCs/>
+                <w:lang w:val="en-ID"/>
+              </w:rPr>
+              <w:t>0-9]{</w:t>
+            </w:r>
+            <w:proofErr w:type="gramStart"/>
+            <w:r>
+              <w:rPr>
+                <w:b/>
+                <w:bCs/>
+                <w:lang w:val="en-ID"/>
+              </w:rPr>
+              <w:t>4}$</w:t>
+            </w:r>
+            <w:proofErr w:type="gramEnd"/>
+            <w:r>
+              <w:rPr>
+                <w:b/>
+                <w:bCs/>
+                <w:lang w:val="en-ID"/>
+              </w:rPr>
+              <w:t>'</w:t>
+            </w:r>
+          </w:p>
+          <w:p>
+            <w:pPr>
+              <w:pStyle w:val="SmallMuted"/>
+              <w:spacing w:after="40" w:line="276" w:lineRule="auto"/>
+              <w:rPr>
+                <w:b/>
+                <w:bCs/>
+                <w:lang w:val="en-ID"/>
+              </w:rPr>
+            </w:pPr>
+            <w:r>
+              <w:rPr>
+                <w:b/>
+                <w:bCs/>
+                <w:lang w:val="en-ID"/>
+              </w:rPr>
+              <w:t xml:space="preserve">            THEN </w:t>
+            </w:r>
+            <w:proofErr w:type="gramStart"/>
+            <w:r>
+              <w:rPr>
+                <w:b/>
+                <w:bCs/>
+                <w:lang w:val="en-ID"/>
+              </w:rPr>
+              <w:t>SUBSTRING(</w:t>
+            </w:r>
+            <w:proofErr w:type="spellStart"/>
+            <w:proofErr w:type="gramEnd"/>
+            <w:r>
+              <w:rPr>
+                <w:b/>
+                <w:bCs/>
+                <w:lang w:val="en-ID"/>
+              </w:rPr>
+              <w:t>clean_order_date</w:t>
+            </w:r>
+            <w:proofErr w:type="spellEnd"/>
+            <w:r>
+              <w:rPr>
+                <w:b/>
+                <w:bCs/>
+                <w:lang w:val="en-ID"/>
+              </w:rPr>
+              <w:t>, 7, 4</w:t>
+            </w:r>
+            <w:proofErr w:type="gramStart"/>
+            <w:r>
+              <w:rPr>
+                <w:b/>
+                <w:bCs/>
+                <w:lang w:val="en-ID"/>
+              </w:rPr>
+              <w:t>)::</w:t>
+            </w:r>
+            <w:proofErr w:type="gramEnd"/>
+            <w:r>
+              <w:rPr>
+                <w:b/>
+                <w:bCs/>
+                <w:lang w:val="en-ID"/>
+              </w:rPr>
+              <w:t>INTEGER</w:t>
+            </w:r>
+          </w:p>
+          <w:p>
+            <w:pPr>
+              <w:pStyle w:val="SmallMuted"/>
+              <w:spacing w:after="40" w:line="276" w:lineRule="auto"/>
+              <w:rPr>
+                <w:b/>
+                <w:bCs/>
+                <w:lang w:val="en-ID"/>
+              </w:rPr>
+            </w:pPr>
+          </w:p>
+          <w:p>
+            <w:pPr>
+              <w:pStyle w:val="SmallMuted"/>
+              <w:spacing w:after="40" w:line="276" w:lineRule="auto"/>
+              <w:rPr>
+                <w:b/>
+                <w:bCs/>
+                <w:lang w:val="en-ID"/>
+              </w:rPr>
+            </w:pPr>
+            <w:r>
+              <w:rPr>
+                <w:b/>
+                <w:bCs/>
+                <w:lang w:val="en-ID"/>
+              </w:rPr>
+              <w:t xml:space="preserve">            WHEN </w:t>
+            </w:r>
+            <w:proofErr w:type="spellStart"/>
+            <w:r>
+              <w:rPr>
+                <w:b/>
+                <w:bCs/>
+                <w:lang w:val="en-ID"/>
+              </w:rPr>
+              <w:t>clean_order_date</w:t>
+            </w:r>
+            <w:proofErr w:type="spellEnd"/>
+          </w:p>
+          <w:p>
+            <w:pPr>
+              <w:pStyle w:val="SmallMuted"/>
+              <w:spacing w:after="40" w:line="276" w:lineRule="auto"/>
+              <w:rPr>
+                <w:b/>
+                <w:bCs/>
+                <w:lang w:val="en-ID"/>
+              </w:rPr>
+            </w:pPr>
+            <w:r>
+              <w:rPr>
+                <w:b/>
+                <w:bCs/>
+                <w:lang w:val="en-ID"/>
+              </w:rPr>
+              <w:t xml:space="preserve">                 ~ '</w:t>
+            </w:r>
+            <w:proofErr w:type="gramStart"/>
+            <w:r>
+              <w:rPr>
+                <w:b/>
+                <w:bCs/>
+                <w:lang w:val="en-ID"/>
+              </w:rPr>
+              <w:t>^[</w:t>
+            </w:r>
+            <w:proofErr w:type="gramEnd"/>
+            <w:r>
+              <w:rPr>
+                <w:b/>
+                <w:bCs/>
+                <w:lang w:val="en-ID"/>
+              </w:rPr>
+              <w:t>0-9]{4}</w:t>
+            </w:r>
+            <w:proofErr w:type="gramStart"/>
+            <w:r>
+              <w:rPr>
+                <w:b/>
+                <w:bCs/>
+                <w:lang w:val="en-ID"/>
+              </w:rPr>
+              <w:t>-[</w:t>
+            </w:r>
+            <w:proofErr w:type="gramEnd"/>
+            <w:r>
+              <w:rPr>
+                <w:b/>
+                <w:bCs/>
+                <w:lang w:val="en-ID"/>
+              </w:rPr>
+              <w:t>0-9]{2}</w:t>
+            </w:r>
+            <w:proofErr w:type="gramStart"/>
+            <w:r>
+              <w:rPr>
+                <w:b/>
+                <w:bCs/>
+                <w:lang w:val="en-ID"/>
+              </w:rPr>
+              <w:t>-[</w:t>
+            </w:r>
+            <w:proofErr w:type="gramEnd"/>
+            <w:r>
+              <w:rPr>
+                <w:b/>
+                <w:bCs/>
+                <w:lang w:val="en-ID"/>
+              </w:rPr>
+              <w:t>0-9]{</w:t>
+            </w:r>
+            <w:proofErr w:type="gramStart"/>
+            <w:r>
+              <w:rPr>
+                <w:b/>
+                <w:bCs/>
+                <w:lang w:val="en-ID"/>
+              </w:rPr>
+              <w:t>2}$</w:t>
+            </w:r>
+            <w:proofErr w:type="gramEnd"/>
+            <w:r>
+              <w:rPr>
+                <w:b/>
+                <w:bCs/>
+                <w:lang w:val="en-ID"/>
+              </w:rPr>
+              <w:t>'</w:t>
+            </w:r>
+          </w:p>
+          <w:p>
+            <w:pPr>
+              <w:pStyle w:val="SmallMuted"/>
+              <w:spacing w:after="40" w:line="276" w:lineRule="auto"/>
+              <w:rPr>
+                <w:b/>
+                <w:bCs/>
+                <w:lang w:val="en-ID"/>
+              </w:rPr>
+            </w:pPr>
+            <w:r>
+              <w:rPr>
+                <w:b/>
+                <w:bCs/>
+                <w:lang w:val="en-ID"/>
+              </w:rPr>
+              <w:t xml:space="preserve">            THEN </w:t>
+            </w:r>
+            <w:proofErr w:type="gramStart"/>
+            <w:r>
+              <w:rPr>
+                <w:b/>
+                <w:bCs/>
+                <w:lang w:val="en-ID"/>
+              </w:rPr>
+              <w:t>SUBSTRING(</w:t>
+            </w:r>
+            <w:proofErr w:type="spellStart"/>
+            <w:proofErr w:type="gramEnd"/>
+            <w:r>
+              <w:rPr>
+                <w:b/>
+                <w:bCs/>
+                <w:lang w:val="en-ID"/>
+              </w:rPr>
+              <w:t>clean_order_date</w:t>
+            </w:r>
+            <w:proofErr w:type="spellEnd"/>
+            <w:r>
+              <w:rPr>
+                <w:b/>
+                <w:bCs/>
+                <w:lang w:val="en-ID"/>
+              </w:rPr>
+              <w:t>, 1, 4</w:t>
+            </w:r>
+            <w:proofErr w:type="gramStart"/>
+            <w:r>
+              <w:rPr>
+                <w:b/>
+                <w:bCs/>
+                <w:lang w:val="en-ID"/>
+              </w:rPr>
+              <w:t>)::</w:t>
+            </w:r>
+            <w:proofErr w:type="gramEnd"/>
+            <w:r>
+              <w:rPr>
+                <w:b/>
+                <w:bCs/>
+                <w:lang w:val="en-ID"/>
+              </w:rPr>
+              <w:t>INTEGER</w:t>
+            </w:r>
+          </w:p>
+          <w:p>
+            <w:pPr>
+              <w:pStyle w:val="SmallMuted"/>
+              <w:spacing w:after="40" w:line="276" w:lineRule="auto"/>
+              <w:rPr>
+                <w:b/>
+                <w:bCs/>
+                <w:lang w:val="en-ID"/>
+              </w:rPr>
+            </w:pPr>
+            <w:r>
+              <w:rPr>
+                <w:b/>
+                <w:bCs/>
+                <w:lang w:val="en-ID"/>
+              </w:rPr>
+              <w:t xml:space="preserve">        END AS </w:t>
+            </w:r>
+            <w:proofErr w:type="spellStart"/>
+            <w:r>
+              <w:rPr>
+                <w:b/>
+                <w:bCs/>
+                <w:lang w:val="en-ID"/>
+              </w:rPr>
+              <w:t>year_num</w:t>
+            </w:r>
+            <w:proofErr w:type="spellEnd"/>
+            <w:r>
+              <w:rPr>
+                <w:b/>
+                <w:bCs/>
+                <w:lang w:val="en-ID"/>
+              </w:rPr>
+              <w:t>,</w:t>
+            </w:r>
+          </w:p>
+          <w:p>
+            <w:pPr>
+              <w:pStyle w:val="SmallMuted"/>
+              <w:spacing w:after="40" w:line="276" w:lineRule="auto"/>
+              <w:rPr>
+                <w:b/>
+                <w:bCs/>
+                <w:lang w:val="en-ID"/>
+              </w:rPr>
+            </w:pPr>
+          </w:p>
+          <w:p>
+            <w:pPr>
+              <w:pStyle w:val="SmallMuted"/>
+              <w:spacing w:after="40" w:line="276" w:lineRule="auto"/>
+              <w:rPr>
+                <w:b/>
+                <w:bCs/>
+                <w:lang w:val="en-ID"/>
+              </w:rPr>
+            </w:pPr>
+            <w:r>
+              <w:rPr>
+                <w:b/>
+                <w:bCs/>
+                <w:lang w:val="en-ID"/>
+              </w:rPr>
+              <w:t xml:space="preserve">        CASE</w:t>
+            </w:r>
+          </w:p>
+          <w:p>
+            <w:pPr>
+              <w:pStyle w:val="SmallMuted"/>
+              <w:spacing w:after="40" w:line="276" w:lineRule="auto"/>
+              <w:rPr>
+                <w:b/>
+                <w:bCs/>
+                <w:lang w:val="en-ID"/>
+              </w:rPr>
+            </w:pPr>
+            <w:r>
+              <w:rPr>
+                <w:b/>
+                <w:bCs/>
+                <w:lang w:val="en-ID"/>
+              </w:rPr>
+              <w:t xml:space="preserve">            WHEN </w:t>
+            </w:r>
+            <w:proofErr w:type="spellStart"/>
+            <w:r>
+              <w:rPr>
+                <w:b/>
+                <w:bCs/>
+                <w:lang w:val="en-ID"/>
+              </w:rPr>
+              <w:t>clean_order_date</w:t>
+            </w:r>
+            <w:proofErr w:type="spellEnd"/>
+          </w:p>
+          <w:p>
+            <w:pPr>
+              <w:pStyle w:val="SmallMuted"/>
+              <w:spacing w:after="40" w:line="276" w:lineRule="auto"/>
+              <w:rPr>
+                <w:b/>
+                <w:bCs/>
+                <w:lang w:val="en-ID"/>
+              </w:rPr>
+            </w:pPr>
+            <w:r>
+              <w:rPr>
+                <w:b/>
+                <w:bCs/>
+                <w:lang w:val="en-ID"/>
+              </w:rPr>
+              <w:t xml:space="preserve">                 ~ '</w:t>
+            </w:r>
+            <w:proofErr w:type="gramStart"/>
+            <w:r>
+              <w:rPr>
+                <w:b/>
+                <w:bCs/>
+                <w:lang w:val="en-ID"/>
+              </w:rPr>
+              <w:t>^[</w:t>
+            </w:r>
+            <w:proofErr w:type="gramEnd"/>
+            <w:r>
+              <w:rPr>
+                <w:b/>
+                <w:bCs/>
+                <w:lang w:val="en-ID"/>
+              </w:rPr>
+              <w:t>0-9]{2}</w:t>
+            </w:r>
+            <w:proofErr w:type="gramStart"/>
+            <w:r>
+              <w:rPr>
+                <w:b/>
+                <w:bCs/>
+                <w:lang w:val="en-ID"/>
+              </w:rPr>
+              <w:t>-[</w:t>
+            </w:r>
+            <w:proofErr w:type="gramEnd"/>
+            <w:r>
+              <w:rPr>
+                <w:b/>
+                <w:bCs/>
+                <w:lang w:val="en-ID"/>
+              </w:rPr>
+              <w:t>0-9]{2}</w:t>
+            </w:r>
+            <w:proofErr w:type="gramStart"/>
+            <w:r>
+              <w:rPr>
+                <w:b/>
+                <w:bCs/>
+                <w:lang w:val="en-ID"/>
+              </w:rPr>
+              <w:t>-[</w:t>
+            </w:r>
+            <w:proofErr w:type="gramEnd"/>
+            <w:r>
+              <w:rPr>
+                <w:b/>
+                <w:bCs/>
+                <w:lang w:val="en-ID"/>
+              </w:rPr>
+              <w:t>0-9]{</w:t>
+            </w:r>
+            <w:proofErr w:type="gramStart"/>
+            <w:r>
+              <w:rPr>
+                <w:b/>
+                <w:bCs/>
+                <w:lang w:val="en-ID"/>
+              </w:rPr>
+              <w:t>4}$</w:t>
+            </w:r>
+            <w:proofErr w:type="gramEnd"/>
+            <w:r>
+              <w:rPr>
+                <w:b/>
+                <w:bCs/>
+                <w:lang w:val="en-ID"/>
+              </w:rPr>
+              <w:t>'</w:t>
+            </w:r>
+          </w:p>
+          <w:p>
+            <w:pPr>
+              <w:pStyle w:val="SmallMuted"/>
+              <w:spacing w:after="40" w:line="276" w:lineRule="auto"/>
+              <w:rPr>
+                <w:b/>
+                <w:bCs/>
+                <w:lang w:val="en-ID"/>
+              </w:rPr>
+            </w:pPr>
+            <w:r>
+              <w:rPr>
+                <w:b/>
+                <w:bCs/>
+                <w:lang w:val="en-ID"/>
+              </w:rPr>
+              <w:t xml:space="preserve">                THEN 'DD-MM-YYYY'</w:t>
+            </w:r>
+          </w:p>
+          <w:p>
+            <w:pPr>
+              <w:pStyle w:val="SmallMuted"/>
+              <w:spacing w:after="40" w:line="276" w:lineRule="auto"/>
+              <w:rPr>
+                <w:b/>
+                <w:bCs/>
+                <w:lang w:val="en-ID"/>
+              </w:rPr>
+            </w:pPr>
+          </w:p>
+          <w:p>
+            <w:pPr>
+              <w:pStyle w:val="SmallMuted"/>
+              <w:spacing w:after="40" w:line="276" w:lineRule="auto"/>
+              <w:rPr>
+                <w:b/>
+                <w:bCs/>
+                <w:lang w:val="en-ID"/>
+              </w:rPr>
+            </w:pPr>
+            <w:r>
+              <w:rPr>
+                <w:b/>
+                <w:bCs/>
+                <w:lang w:val="en-ID"/>
+              </w:rPr>
+              <w:t xml:space="preserve">            WHEN </w:t>
+            </w:r>
+            <w:proofErr w:type="spellStart"/>
+            <w:r>
+              <w:rPr>
+                <w:b/>
+                <w:bCs/>
+                <w:lang w:val="en-ID"/>
+              </w:rPr>
+              <w:t>clean_order_date</w:t>
+            </w:r>
+            <w:proofErr w:type="spellEnd"/>
+          </w:p>
+          <w:p>
+            <w:pPr>
+              <w:pStyle w:val="SmallMuted"/>
+              <w:spacing w:after="40" w:line="276" w:lineRule="auto"/>
+              <w:rPr>
+                <w:b/>
+                <w:bCs/>
+                <w:lang w:val="en-ID"/>
+              </w:rPr>
+            </w:pPr>
+            <w:r>
+              <w:rPr>
+                <w:b/>
+                <w:bCs/>
+                <w:lang w:val="en-ID"/>
+              </w:rPr>
+              <w:t xml:space="preserve">                 ~ '</w:t>
+            </w:r>
+            <w:proofErr w:type="gramStart"/>
+            <w:r>
+              <w:rPr>
+                <w:b/>
+                <w:bCs/>
+                <w:lang w:val="en-ID"/>
+              </w:rPr>
+              <w:t>^[</w:t>
+            </w:r>
+            <w:proofErr w:type="gramEnd"/>
+            <w:r>
+              <w:rPr>
+                <w:b/>
+                <w:bCs/>
+                <w:lang w:val="en-ID"/>
+              </w:rPr>
+              <w:t>0-9]{4}</w:t>
+            </w:r>
+            <w:proofErr w:type="gramStart"/>
+            <w:r>
+              <w:rPr>
+                <w:b/>
+                <w:bCs/>
+                <w:lang w:val="en-ID"/>
+              </w:rPr>
+              <w:t>-[</w:t>
+            </w:r>
+            <w:proofErr w:type="gramEnd"/>
+            <w:r>
+              <w:rPr>
+                <w:b/>
+                <w:bCs/>
+                <w:lang w:val="en-ID"/>
+              </w:rPr>
+              <w:t>0-9]{2}</w:t>
+            </w:r>
+            <w:proofErr w:type="gramStart"/>
+            <w:r>
+              <w:rPr>
+                <w:b/>
+                <w:bCs/>
+                <w:lang w:val="en-ID"/>
+              </w:rPr>
+              <w:t>-[</w:t>
+            </w:r>
+            <w:proofErr w:type="gramEnd"/>
+            <w:r>
+              <w:rPr>
+                <w:b/>
+                <w:bCs/>
+                <w:lang w:val="en-ID"/>
+              </w:rPr>
+              <w:t>0-9]{</w:t>
+            </w:r>
+            <w:proofErr w:type="gramStart"/>
+            <w:r>
+              <w:rPr>
+                <w:b/>
+                <w:bCs/>
+                <w:lang w:val="en-ID"/>
+              </w:rPr>
+              <w:t>2}$</w:t>
+            </w:r>
+            <w:proofErr w:type="gramEnd"/>
+            <w:r>
+              <w:rPr>
+                <w:b/>
+                <w:bCs/>
+                <w:lang w:val="en-ID"/>
+              </w:rPr>
+              <w:t>'</w:t>
+            </w:r>
+          </w:p>
+          <w:p>
+            <w:pPr>
+              <w:pStyle w:val="SmallMuted"/>
+              <w:spacing w:after="40" w:line="276" w:lineRule="auto"/>
+              <w:rPr>
+                <w:b/>
+                <w:bCs/>
+                <w:lang w:val="en-ID"/>
+              </w:rPr>
+            </w:pPr>
+            <w:r>
+              <w:rPr>
+                <w:b/>
+                <w:bCs/>
+                <w:lang w:val="en-ID"/>
+              </w:rPr>
+              <w:t xml:space="preserve">                THEN 'YYYY-MM-DD'</w:t>
+            </w:r>
+          </w:p>
+          <w:p>
+            <w:pPr>
+              <w:pStyle w:val="SmallMuted"/>
+              <w:spacing w:after="40" w:line="276" w:lineRule="auto"/>
+              <w:rPr>
+                <w:b/>
+                <w:bCs/>
+                <w:lang w:val="en-ID"/>
+              </w:rPr>
+            </w:pPr>
+          </w:p>
+          <w:p>
+            <w:pPr>
+              <w:pStyle w:val="SmallMuted"/>
+              <w:spacing w:after="40" w:line="276" w:lineRule="auto"/>
+              <w:rPr>
+                <w:b/>
+                <w:bCs/>
+                <w:lang w:val="en-ID"/>
+              </w:rPr>
+            </w:pPr>
+            <w:r>
+              <w:rPr>
+                <w:b/>
+                <w:bCs/>
+                <w:lang w:val="en-ID"/>
+              </w:rPr>
+              <w:t xml:space="preserve">            ELSE 'UNRECOGNIZED'</w:t>
+            </w:r>
+          </w:p>
+          <w:p>
+            <w:pPr>
+              <w:pStyle w:val="SmallMuted"/>
+              <w:spacing w:after="40" w:line="276" w:lineRule="auto"/>
+              <w:rPr>
+                <w:b/>
+                <w:bCs/>
+                <w:lang w:val="en-ID"/>
+              </w:rPr>
+            </w:pPr>
+            <w:r>
+              <w:rPr>
+                <w:b/>
+                <w:bCs/>
+                <w:lang w:val="en-ID"/>
+              </w:rPr>
+              <w:t xml:space="preserve">        END AS </w:t>
+            </w:r>
+            <w:proofErr w:type="spellStart"/>
+            <w:r>
+              <w:rPr>
+                <w:b/>
+                <w:bCs/>
+                <w:lang w:val="en-ID"/>
+              </w:rPr>
+              <w:t>detected_format</w:t>
+            </w:r>
+            <w:proofErr w:type="spellEnd"/>
+          </w:p>
+          <w:p>
+            <w:pPr>
+              <w:pStyle w:val="SmallMuted"/>
+              <w:spacing w:after="40" w:line="276" w:lineRule="auto"/>
+              <w:rPr>
+                <w:b/>
+                <w:bCs/>
+                <w:lang w:val="en-ID"/>
+              </w:rPr>
+            </w:pPr>
+          </w:p>
+          <w:p>
+            <w:pPr>
+              <w:pStyle w:val="SmallMuted"/>
+              <w:spacing w:after="40" w:line="276" w:lineRule="auto"/>
+              <w:rPr>
+                <w:b/>
+                <w:bCs/>
+                <w:lang w:val="en-ID"/>
+              </w:rPr>
+            </w:pPr>
+            <w:r>
+              <w:rPr>
+                <w:b/>
+                <w:bCs/>
+                <w:lang w:val="en-ID"/>
+              </w:rPr>
+              <w:t xml:space="preserve">    FROM normalized AS n</w:t>
+            </w:r>
+          </w:p>
+          <w:p>
+            <w:pPr>
+              <w:pStyle w:val="SmallMuted"/>
+              <w:spacing w:after="40" w:line="276" w:lineRule="auto"/>
+              <w:rPr>
+                <w:b/>
+                <w:bCs/>
+                <w:lang w:val="en-ID"/>
+              </w:rPr>
+            </w:pPr>
+            <w:r>
+              <w:rPr>
+                <w:b/>
+                <w:bCs/>
+                <w:lang w:val="en-ID"/>
+              </w:rPr>
+              <w:t>),</w:t>
+            </w:r>
+          </w:p>
+          <w:p>
+            <w:pPr>
+              <w:pStyle w:val="SmallMuted"/>
+              <w:spacing w:after="40" w:line="276" w:lineRule="auto"/>
+              <w:rPr>
+                <w:b/>
+                <w:bCs/>
+                <w:lang w:val="en-ID"/>
+              </w:rPr>
+            </w:pPr>
+          </w:p>
+          <w:p>
+            <w:pPr>
+              <w:pStyle w:val="SmallMuted"/>
+              <w:spacing w:after="40" w:line="276" w:lineRule="auto"/>
+              <w:rPr>
+                <w:b/>
+                <w:bCs/>
+                <w:lang w:val="en-ID"/>
+              </w:rPr>
+            </w:pPr>
+            <w:r>
+              <w:rPr>
+                <w:b/>
+                <w:bCs/>
+                <w:lang w:val="en-ID"/>
+              </w:rPr>
+              <w:t>validated AS (</w:t>
+            </w:r>
+          </w:p>
+          <w:p>
+            <w:pPr>
+              <w:pStyle w:val="SmallMuted"/>
+              <w:spacing w:after="40" w:line="276" w:lineRule="auto"/>
+              <w:rPr>
+                <w:b/>
+                <w:bCs/>
+                <w:lang w:val="en-ID"/>
+              </w:rPr>
+            </w:pPr>
+            <w:r>
+              <w:rPr>
+                <w:b/>
+                <w:bCs/>
+                <w:lang w:val="en-ID"/>
+              </w:rPr>
+              <w:t xml:space="preserve">    SELECT</w:t>
+            </w:r>
+          </w:p>
+          <w:p>
+            <w:pPr>
+              <w:pStyle w:val="SmallMuted"/>
+              <w:spacing w:after="40" w:line="276" w:lineRule="auto"/>
+              <w:rPr>
+                <w:b/>
+                <w:bCs/>
+                <w:lang w:val="en-ID"/>
+              </w:rPr>
+            </w:pPr>
+            <w:r>
+              <w:rPr>
+                <w:b/>
+                <w:bCs/>
+                <w:lang w:val="en-ID"/>
+              </w:rPr>
+              <w:t xml:space="preserve">        </w:t>
+            </w:r>
+            <w:proofErr w:type="spellStart"/>
+            <w:proofErr w:type="gramStart"/>
+            <w:r>
+              <w:rPr>
+                <w:b/>
+                <w:bCs/>
+                <w:lang w:val="en-ID"/>
+              </w:rPr>
+              <w:t>dp</w:t>
+            </w:r>
+            <w:proofErr w:type="spellEnd"/>
+            <w:r>
+              <w:rPr>
+                <w:b/>
+                <w:bCs/>
+                <w:lang w:val="en-ID"/>
+              </w:rPr>
+              <w:t>.*</w:t>
+            </w:r>
+            <w:proofErr w:type="gramEnd"/>
+            <w:r>
+              <w:rPr>
+                <w:b/>
+                <w:bCs/>
+                <w:lang w:val="en-ID"/>
+              </w:rPr>
+              <w:t>,</w:t>
+            </w:r>
+          </w:p>
+          <w:p>
+            <w:pPr>
+              <w:pStyle w:val="SmallMuted"/>
+              <w:spacing w:after="40" w:line="276" w:lineRule="auto"/>
+              <w:rPr>
+                <w:b/>
+                <w:bCs/>
+                <w:lang w:val="en-ID"/>
+              </w:rPr>
+            </w:pPr>
+          </w:p>
+          <w:p>
+            <w:pPr>
+              <w:pStyle w:val="SmallMuted"/>
+              <w:spacing w:after="40" w:line="276" w:lineRule="auto"/>
+              <w:rPr>
+                <w:b/>
+                <w:bCs/>
+                <w:lang w:val="en-ID"/>
+              </w:rPr>
+            </w:pPr>
+            <w:r>
+              <w:rPr>
+                <w:b/>
+                <w:bCs/>
+                <w:lang w:val="en-ID"/>
+              </w:rPr>
+              <w:t xml:space="preserve">        CASE</w:t>
+            </w:r>
+          </w:p>
+          <w:p>
+            <w:pPr>
+              <w:pStyle w:val="SmallMuted"/>
+              <w:spacing w:after="40" w:line="276" w:lineRule="auto"/>
+              <w:rPr>
+                <w:b/>
+                <w:bCs/>
+                <w:lang w:val="en-ID"/>
+              </w:rPr>
+            </w:pPr>
+            <w:r>
+              <w:rPr>
+                <w:b/>
+                <w:bCs/>
+                <w:lang w:val="en-ID"/>
+              </w:rPr>
+              <w:t xml:space="preserve">            WHEN </w:t>
+            </w:r>
+            <w:proofErr w:type="spellStart"/>
+            <w:r>
+              <w:rPr>
+                <w:b/>
+                <w:bCs/>
+                <w:lang w:val="en-ID"/>
+              </w:rPr>
+              <w:t>detected_format</w:t>
+            </w:r>
+            <w:proofErr w:type="spellEnd"/>
+            <w:r>
+              <w:rPr>
+                <w:b/>
+                <w:bCs/>
+                <w:lang w:val="en-ID"/>
+              </w:rPr>
+              <w:t xml:space="preserve"> = 'UNRECOGNIZED'</w:t>
+            </w:r>
+          </w:p>
+          <w:p>
+            <w:pPr>
+              <w:pStyle w:val="SmallMuted"/>
+              <w:spacing w:after="40" w:line="276" w:lineRule="auto"/>
+              <w:rPr>
+                <w:b/>
+                <w:bCs/>
+                <w:lang w:val="en-ID"/>
+              </w:rPr>
+            </w:pPr>
+            <w:r>
+              <w:rPr>
+                <w:b/>
+                <w:bCs/>
+                <w:lang w:val="en-ID"/>
+              </w:rPr>
+              <w:t xml:space="preserve">                THEN FALSE</w:t>
+            </w:r>
+          </w:p>
+          <w:p>
+            <w:pPr>
+              <w:pStyle w:val="SmallMuted"/>
+              <w:spacing w:after="40" w:line="276" w:lineRule="auto"/>
+              <w:rPr>
+                <w:b/>
+                <w:bCs/>
+                <w:lang w:val="en-ID"/>
+              </w:rPr>
+            </w:pPr>
+          </w:p>
+          <w:p>
+            <w:pPr>
+              <w:pStyle w:val="SmallMuted"/>
+              <w:spacing w:after="40" w:line="276" w:lineRule="auto"/>
+              <w:rPr>
+                <w:b/>
+                <w:bCs/>
+                <w:lang w:val="en-ID"/>
+              </w:rPr>
+            </w:pPr>
+            <w:r>
+              <w:rPr>
+                <w:b/>
+                <w:bCs/>
+                <w:lang w:val="en-ID"/>
+              </w:rPr>
+              <w:t xml:space="preserve">            WHEN </w:t>
+            </w:r>
+            <w:proofErr w:type="spellStart"/>
+            <w:r>
+              <w:rPr>
+                <w:b/>
+                <w:bCs/>
+                <w:lang w:val="en-ID"/>
+              </w:rPr>
+              <w:t>month_num</w:t>
+            </w:r>
+            <w:proofErr w:type="spellEnd"/>
+            <w:r>
+              <w:rPr>
+                <w:b/>
+                <w:bCs/>
+                <w:lang w:val="en-ID"/>
+              </w:rPr>
+              <w:t xml:space="preserve"> NOT BETWEEN 1 AND 12</w:t>
+            </w:r>
+          </w:p>
+          <w:p>
+            <w:pPr>
+              <w:pStyle w:val="SmallMuted"/>
+              <w:spacing w:after="40" w:line="276" w:lineRule="auto"/>
+              <w:rPr>
+                <w:b/>
+                <w:bCs/>
+                <w:lang w:val="en-ID"/>
+              </w:rPr>
+            </w:pPr>
+            <w:r>
+              <w:rPr>
+                <w:b/>
+                <w:bCs/>
+                <w:lang w:val="en-ID"/>
+              </w:rPr>
+              <w:t xml:space="preserve">                THEN FALSE</w:t>
+            </w:r>
+          </w:p>
+          <w:p>
+            <w:pPr>
+              <w:pStyle w:val="SmallMuted"/>
+              <w:spacing w:after="40" w:line="276" w:lineRule="auto"/>
+              <w:rPr>
+                <w:b/>
+                <w:bCs/>
+                <w:lang w:val="en-ID"/>
+              </w:rPr>
+            </w:pPr>
+          </w:p>
+          <w:p>
+            <w:pPr>
+              <w:pStyle w:val="SmallMuted"/>
+              <w:spacing w:after="40" w:line="276" w:lineRule="auto"/>
+              <w:rPr>
+                <w:b/>
+                <w:bCs/>
+                <w:lang w:val="en-ID"/>
+              </w:rPr>
+            </w:pPr>
+            <w:r>
+              <w:rPr>
+                <w:b/>
+                <w:bCs/>
+                <w:lang w:val="en-ID"/>
+              </w:rPr>
+              <w:t xml:space="preserve">            WHEN </w:t>
+            </w:r>
+            <w:proofErr w:type="spellStart"/>
+            <w:r>
+              <w:rPr>
+                <w:b/>
+                <w:bCs/>
+                <w:lang w:val="en-ID"/>
+              </w:rPr>
+              <w:t>day_num</w:t>
+            </w:r>
+            <w:proofErr w:type="spellEnd"/>
+            <w:r>
+              <w:rPr>
+                <w:b/>
+                <w:bCs/>
+                <w:lang w:val="en-ID"/>
+              </w:rPr>
+              <w:t xml:space="preserve"> &lt; 1</w:t>
+            </w:r>
+          </w:p>
+          <w:p>
+            <w:pPr>
+              <w:pStyle w:val="SmallMuted"/>
+              <w:spacing w:after="40" w:line="276" w:lineRule="auto"/>
+              <w:rPr>
+                <w:b/>
+                <w:bCs/>
+                <w:lang w:val="en-ID"/>
+              </w:rPr>
+            </w:pPr>
+            <w:r>
+              <w:rPr>
+                <w:b/>
+                <w:bCs/>
+                <w:lang w:val="en-ID"/>
+              </w:rPr>
+              <w:t xml:space="preserve">                THEN FALSE</w:t>
+            </w:r>
+          </w:p>
+          <w:p>
+            <w:pPr>
+              <w:pStyle w:val="SmallMuted"/>
+              <w:spacing w:after="40" w:line="276" w:lineRule="auto"/>
+              <w:rPr>
+                <w:b/>
+                <w:bCs/>
+                <w:lang w:val="en-ID"/>
+              </w:rPr>
+            </w:pPr>
+          </w:p>
+          <w:p>
+            <w:pPr>
+              <w:pStyle w:val="SmallMuted"/>
+              <w:spacing w:after="40" w:line="276" w:lineRule="auto"/>
+              <w:rPr>
+                <w:b/>
+                <w:bCs/>
+                <w:lang w:val="en-ID"/>
+              </w:rPr>
+            </w:pPr>
+            <w:r>
+              <w:rPr>
+                <w:b/>
+                <w:bCs/>
+                <w:lang w:val="en-ID"/>
+              </w:rPr>
+              <w:t xml:space="preserve">            WHEN </w:t>
+            </w:r>
+            <w:proofErr w:type="spellStart"/>
+            <w:r>
+              <w:rPr>
+                <w:b/>
+                <w:bCs/>
+                <w:lang w:val="en-ID"/>
+              </w:rPr>
+              <w:t>day_num</w:t>
+            </w:r>
+            <w:proofErr w:type="spellEnd"/>
+            <w:r>
+              <w:rPr>
+                <w:b/>
+                <w:bCs/>
+                <w:lang w:val="en-ID"/>
+              </w:rPr>
+              <w:t xml:space="preserve"> &gt;</w:t>
+            </w:r>
+          </w:p>
+          <w:p>
+            <w:pPr>
+              <w:pStyle w:val="SmallMuted"/>
+              <w:spacing w:after="40" w:line="276" w:lineRule="auto"/>
+              <w:rPr>
+                <w:b/>
+                <w:bCs/>
+                <w:lang w:val="en-ID"/>
+              </w:rPr>
+            </w:pPr>
+            <w:r>
+              <w:rPr>
+                <w:b/>
+                <w:bCs/>
+                <w:lang w:val="en-ID"/>
+              </w:rPr>
+              <w:t xml:space="preserve">                CASE</w:t>
+            </w:r>
+          </w:p>
+          <w:p>
+            <w:pPr>
+              <w:pStyle w:val="SmallMuted"/>
+              <w:spacing w:after="40" w:line="276" w:lineRule="auto"/>
+              <w:rPr>
+                <w:b/>
+                <w:bCs/>
+                <w:lang w:val="en-ID"/>
+              </w:rPr>
+            </w:pPr>
+            <w:r>
+              <w:rPr>
+                <w:b/>
+                <w:bCs/>
+                <w:lang w:val="en-ID"/>
+              </w:rPr>
+              <w:t xml:space="preserve">                    WHEN </w:t>
+            </w:r>
+            <w:proofErr w:type="spellStart"/>
+            <w:r>
+              <w:rPr>
+                <w:b/>
+                <w:bCs/>
+                <w:lang w:val="en-ID"/>
+              </w:rPr>
+              <w:t>month_num</w:t>
+            </w:r>
+            <w:proofErr w:type="spellEnd"/>
+            <w:r>
+              <w:rPr>
+                <w:b/>
+                <w:bCs/>
+                <w:lang w:val="en-ID"/>
+              </w:rPr>
+              <w:t xml:space="preserve"> IN (1, 3, 5, 7, 8, 10, 12)</w:t>
+            </w:r>
+          </w:p>
+          <w:p>
+            <w:pPr>
+              <w:pStyle w:val="SmallMuted"/>
+              <w:spacing w:after="40" w:line="276" w:lineRule="auto"/>
+              <w:rPr>
+                <w:b/>
+                <w:bCs/>
+                <w:lang w:val="en-ID"/>
+              </w:rPr>
+            </w:pPr>
+            <w:r>
+              <w:rPr>
+                <w:b/>
+                <w:bCs/>
+                <w:lang w:val="en-ID"/>
+              </w:rPr>
+              <w:t xml:space="preserve">                        THEN 31</w:t>
+            </w:r>
+          </w:p>
+          <w:p>
+            <w:pPr>
+              <w:pStyle w:val="SmallMuted"/>
+              <w:spacing w:after="40" w:line="276" w:lineRule="auto"/>
+              <w:rPr>
+                <w:b/>
+                <w:bCs/>
+                <w:lang w:val="en-ID"/>
+              </w:rPr>
+            </w:pPr>
+          </w:p>
+          <w:p>
+            <w:pPr>
+              <w:pStyle w:val="SmallMuted"/>
+              <w:spacing w:after="40" w:line="276" w:lineRule="auto"/>
+              <w:rPr>
+                <w:b/>
+                <w:bCs/>
+                <w:lang w:val="en-ID"/>
+              </w:rPr>
+            </w:pPr>
+            <w:r>
+              <w:rPr>
+                <w:b/>
+                <w:bCs/>
+                <w:lang w:val="en-ID"/>
+              </w:rPr>
+              <w:t xml:space="preserve">                    WHEN </w:t>
+            </w:r>
+            <w:proofErr w:type="spellStart"/>
+            <w:r>
+              <w:rPr>
+                <w:b/>
+                <w:bCs/>
+                <w:lang w:val="en-ID"/>
+              </w:rPr>
+              <w:t>month_num</w:t>
+            </w:r>
+            <w:proofErr w:type="spellEnd"/>
+            <w:r>
+              <w:rPr>
+                <w:b/>
+                <w:bCs/>
+                <w:lang w:val="en-ID"/>
+              </w:rPr>
+              <w:t xml:space="preserve"> IN (4, 6, 9, 11)</w:t>
+            </w:r>
+          </w:p>
+          <w:p>
+            <w:pPr>
+              <w:pStyle w:val="SmallMuted"/>
+              <w:spacing w:after="40" w:line="276" w:lineRule="auto"/>
+              <w:rPr>
+                <w:b/>
+                <w:bCs/>
+                <w:lang w:val="en-ID"/>
+              </w:rPr>
+            </w:pPr>
+            <w:r>
+              <w:rPr>
+                <w:b/>
+                <w:bCs/>
+                <w:lang w:val="en-ID"/>
+              </w:rPr>
+              <w:t xml:space="preserve">                        THEN 30</w:t>
+            </w:r>
+          </w:p>
+          <w:p>
+            <w:pPr>
+              <w:pStyle w:val="SmallMuted"/>
+              <w:spacing w:after="40" w:line="276" w:lineRule="auto"/>
+              <w:rPr>
+                <w:b/>
+                <w:bCs/>
+                <w:lang w:val="en-ID"/>
+              </w:rPr>
+            </w:pPr>
+          </w:p>
+          <w:p>
+            <w:pPr>
+              <w:pStyle w:val="SmallMuted"/>
+              <w:spacing w:after="40" w:line="276" w:lineRule="auto"/>
+              <w:rPr>
+                <w:b/>
+                <w:bCs/>
+                <w:lang w:val="en-ID"/>
+              </w:rPr>
+            </w:pPr>
+            <w:r>
+              <w:rPr>
+                <w:b/>
+                <w:bCs/>
+                <w:lang w:val="en-ID"/>
+              </w:rPr>
+              <w:t xml:space="preserve">                    WHEN </w:t>
+            </w:r>
+            <w:proofErr w:type="spellStart"/>
+            <w:r>
+              <w:rPr>
+                <w:b/>
+                <w:bCs/>
+                <w:lang w:val="en-ID"/>
+              </w:rPr>
+              <w:t>month_num</w:t>
+            </w:r>
+            <w:proofErr w:type="spellEnd"/>
+            <w:r>
+              <w:rPr>
+                <w:b/>
+                <w:bCs/>
+                <w:lang w:val="en-ID"/>
+              </w:rPr>
+              <w:t xml:space="preserve"> = 2</w:t>
+            </w:r>
+          </w:p>
+          <w:p>
+            <w:pPr>
+              <w:pStyle w:val="SmallMuted"/>
+              <w:spacing w:after="40" w:line="276" w:lineRule="auto"/>
+              <w:rPr>
+                <w:b/>
+                <w:bCs/>
+                <w:lang w:val="en-ID"/>
+              </w:rPr>
+            </w:pPr>
+            <w:r>
+              <w:rPr>
+                <w:b/>
+                <w:bCs/>
+                <w:lang w:val="en-ID"/>
+              </w:rPr>
+              <w:t xml:space="preserve">                     AND (</w:t>
+            </w:r>
+          </w:p>
+          <w:p>
+            <w:pPr>
+              <w:pStyle w:val="SmallMuted"/>
+              <w:spacing w:after="40" w:line="276" w:lineRule="auto"/>
+              <w:rPr>
+                <w:b/>
+                <w:bCs/>
+                <w:lang w:val="en-ID"/>
+              </w:rPr>
+            </w:pPr>
+            <w:r>
+              <w:rPr>
+                <w:b/>
+                <w:bCs/>
+                <w:lang w:val="en-ID"/>
+              </w:rPr>
+              <w:t xml:space="preserve">                            </w:t>
+            </w:r>
+            <w:proofErr w:type="gramStart"/>
+            <w:r>
+              <w:rPr>
+                <w:b/>
+                <w:bCs/>
+                <w:lang w:val="en-ID"/>
+              </w:rPr>
+              <w:t>MOD(</w:t>
+            </w:r>
+            <w:proofErr w:type="spellStart"/>
+            <w:proofErr w:type="gramEnd"/>
+            <w:r>
+              <w:rPr>
+                <w:b/>
+                <w:bCs/>
+                <w:lang w:val="en-ID"/>
+              </w:rPr>
+              <w:t>year_num</w:t>
+            </w:r>
+            <w:proofErr w:type="spellEnd"/>
+            <w:r>
+              <w:rPr>
+                <w:b/>
+                <w:bCs/>
+                <w:lang w:val="en-ID"/>
+              </w:rPr>
+              <w:t>, 400) = 0</w:t>
+            </w:r>
+          </w:p>
+          <w:p>
+            <w:pPr>
+              <w:pStyle w:val="SmallMuted"/>
+              <w:spacing w:after="40" w:line="276" w:lineRule="auto"/>
+              <w:rPr>
+                <w:b/>
+                <w:bCs/>
+                <w:lang w:val="en-ID"/>
+              </w:rPr>
+            </w:pPr>
+            <w:r>
+              <w:rPr>
+                <w:b/>
+                <w:bCs/>
+                <w:lang w:val="en-ID"/>
+              </w:rPr>
+              <w:t xml:space="preserve">                            OR (</w:t>
+            </w:r>
+          </w:p>
+          <w:p>
+            <w:pPr>
+              <w:pStyle w:val="SmallMuted"/>
+              <w:spacing w:after="40" w:line="276" w:lineRule="auto"/>
+              <w:rPr>
+                <w:b/>
+                <w:bCs/>
+                <w:lang w:val="en-ID"/>
+              </w:rPr>
+            </w:pPr>
+            <w:r>
+              <w:rPr>
+                <w:b/>
+                <w:bCs/>
+                <w:lang w:val="en-ID"/>
+              </w:rPr>
+              <w:lastRenderedPageBreak/>
+              <w:t xml:space="preserve">                                </w:t>
+            </w:r>
+            <w:proofErr w:type="gramStart"/>
+            <w:r>
+              <w:rPr>
+                <w:b/>
+                <w:bCs/>
+                <w:lang w:val="en-ID"/>
+              </w:rPr>
+              <w:t>MOD(</w:t>
+            </w:r>
+            <w:proofErr w:type="spellStart"/>
+            <w:proofErr w:type="gramEnd"/>
+            <w:r>
+              <w:rPr>
+                <w:b/>
+                <w:bCs/>
+                <w:lang w:val="en-ID"/>
+              </w:rPr>
+              <w:t>year_num</w:t>
+            </w:r>
+            <w:proofErr w:type="spellEnd"/>
+            <w:r>
+              <w:rPr>
+                <w:b/>
+                <w:bCs/>
+                <w:lang w:val="en-ID"/>
+              </w:rPr>
+              <w:t>, 4) = 0</w:t>
+            </w:r>
+          </w:p>
+          <w:p>
+            <w:pPr>
+              <w:pStyle w:val="SmallMuted"/>
+              <w:spacing w:after="40" w:line="276" w:lineRule="auto"/>
+              <w:rPr>
+                <w:b/>
+                <w:bCs/>
+                <w:lang w:val="en-ID"/>
+              </w:rPr>
+            </w:pPr>
+            <w:r>
+              <w:rPr>
+                <w:b/>
+                <w:bCs/>
+                <w:lang w:val="en-ID"/>
+              </w:rPr>
+              <w:t xml:space="preserve">                                AND </w:t>
+            </w:r>
+            <w:proofErr w:type="gramStart"/>
+            <w:r>
+              <w:rPr>
+                <w:b/>
+                <w:bCs/>
+                <w:lang w:val="en-ID"/>
+              </w:rPr>
+              <w:t>MOD(</w:t>
+            </w:r>
+            <w:proofErr w:type="spellStart"/>
+            <w:proofErr w:type="gramEnd"/>
+            <w:r>
+              <w:rPr>
+                <w:b/>
+                <w:bCs/>
+                <w:lang w:val="en-ID"/>
+              </w:rPr>
+              <w:t>year_num</w:t>
+            </w:r>
+            <w:proofErr w:type="spellEnd"/>
+            <w:r>
+              <w:rPr>
+                <w:b/>
+                <w:bCs/>
+                <w:lang w:val="en-ID"/>
+              </w:rPr>
+              <w:t>, 100) &lt;&gt; 0</w:t>
+            </w:r>
+          </w:p>
+          <w:p>
+            <w:pPr>
+              <w:pStyle w:val="SmallMuted"/>
+              <w:spacing w:after="40" w:line="276" w:lineRule="auto"/>
+              <w:rPr>
+                <w:b/>
+                <w:bCs/>
+                <w:lang w:val="en-ID"/>
+              </w:rPr>
+            </w:pPr>
+            <w:r>
+              <w:rPr>
+                <w:b/>
+                <w:bCs/>
+                <w:lang w:val="en-ID"/>
+              </w:rPr>
+              <w:t xml:space="preserve">                            )</w:t>
+            </w:r>
+          </w:p>
+          <w:p>
+            <w:pPr>
+              <w:pStyle w:val="SmallMuted"/>
+              <w:spacing w:after="40" w:line="276" w:lineRule="auto"/>
+              <w:rPr>
+                <w:b/>
+                <w:bCs/>
+                <w:lang w:val="en-ID"/>
+              </w:rPr>
+            </w:pPr>
+            <w:r>
+              <w:rPr>
+                <w:b/>
+                <w:bCs/>
+                <w:lang w:val="en-ID"/>
+              </w:rPr>
+              <w:t xml:space="preserve">                         )</w:t>
+            </w:r>
+          </w:p>
+          <w:p>
+            <w:pPr>
+              <w:pStyle w:val="SmallMuted"/>
+              <w:spacing w:after="40" w:line="276" w:lineRule="auto"/>
+              <w:rPr>
+                <w:b/>
+                <w:bCs/>
+                <w:lang w:val="en-ID"/>
+              </w:rPr>
+            </w:pPr>
+            <w:r>
+              <w:rPr>
+                <w:b/>
+                <w:bCs/>
+                <w:lang w:val="en-ID"/>
+              </w:rPr>
+              <w:t xml:space="preserve">                        THEN 29</w:t>
+            </w:r>
+          </w:p>
+          <w:p>
+            <w:pPr>
+              <w:pStyle w:val="SmallMuted"/>
+              <w:spacing w:after="40" w:line="276" w:lineRule="auto"/>
+              <w:rPr>
+                <w:b/>
+                <w:bCs/>
+                <w:lang w:val="en-ID"/>
+              </w:rPr>
+            </w:pPr>
+          </w:p>
+          <w:p>
+            <w:pPr>
+              <w:pStyle w:val="SmallMuted"/>
+              <w:spacing w:after="40" w:line="276" w:lineRule="auto"/>
+              <w:rPr>
+                <w:b/>
+                <w:bCs/>
+                <w:lang w:val="en-ID"/>
+              </w:rPr>
+            </w:pPr>
+            <w:r>
+              <w:rPr>
+                <w:b/>
+                <w:bCs/>
+                <w:lang w:val="en-ID"/>
+              </w:rPr>
+              <w:t xml:space="preserve">                    WHEN </w:t>
+            </w:r>
+            <w:proofErr w:type="spellStart"/>
+            <w:r>
+              <w:rPr>
+                <w:b/>
+                <w:bCs/>
+                <w:lang w:val="en-ID"/>
+              </w:rPr>
+              <w:t>month_num</w:t>
+            </w:r>
+            <w:proofErr w:type="spellEnd"/>
+            <w:r>
+              <w:rPr>
+                <w:b/>
+                <w:bCs/>
+                <w:lang w:val="en-ID"/>
+              </w:rPr>
+              <w:t xml:space="preserve"> = 2</w:t>
+            </w:r>
+          </w:p>
+          <w:p>
+            <w:pPr>
+              <w:pStyle w:val="SmallMuted"/>
+              <w:spacing w:after="40" w:line="276" w:lineRule="auto"/>
+              <w:rPr>
+                <w:b/>
+                <w:bCs/>
+                <w:lang w:val="en-ID"/>
+              </w:rPr>
+            </w:pPr>
+            <w:r>
+              <w:rPr>
+                <w:b/>
+                <w:bCs/>
+                <w:lang w:val="en-ID"/>
+              </w:rPr>
+              <w:t xml:space="preserve">                        THEN 28</w:t>
+            </w:r>
+          </w:p>
+          <w:p>
+            <w:pPr>
+              <w:pStyle w:val="SmallMuted"/>
+              <w:spacing w:after="40" w:line="276" w:lineRule="auto"/>
+              <w:rPr>
+                <w:b/>
+                <w:bCs/>
+                <w:lang w:val="en-ID"/>
+              </w:rPr>
+            </w:pPr>
+          </w:p>
+          <w:p>
+            <w:pPr>
+              <w:pStyle w:val="SmallMuted"/>
+              <w:spacing w:after="40" w:line="276" w:lineRule="auto"/>
+              <w:rPr>
+                <w:b/>
+                <w:bCs/>
+                <w:lang w:val="en-ID"/>
+              </w:rPr>
+            </w:pPr>
+            <w:r>
+              <w:rPr>
+                <w:b/>
+                <w:bCs/>
+                <w:lang w:val="en-ID"/>
+              </w:rPr>
+              <w:t xml:space="preserve">                    ELSE 0</w:t>
+            </w:r>
+          </w:p>
+          <w:p>
+            <w:pPr>
+              <w:pStyle w:val="SmallMuted"/>
+              <w:spacing w:after="40" w:line="276" w:lineRule="auto"/>
+              <w:rPr>
+                <w:b/>
+                <w:bCs/>
+                <w:lang w:val="en-ID"/>
+              </w:rPr>
+            </w:pPr>
+            <w:r>
+              <w:rPr>
+                <w:b/>
+                <w:bCs/>
+                <w:lang w:val="en-ID"/>
+              </w:rPr>
+              <w:t xml:space="preserve">                END</w:t>
+            </w:r>
+          </w:p>
+          <w:p>
+            <w:pPr>
+              <w:pStyle w:val="SmallMuted"/>
+              <w:spacing w:after="40" w:line="276" w:lineRule="auto"/>
+              <w:rPr>
+                <w:b/>
+                <w:bCs/>
+                <w:lang w:val="en-ID"/>
+              </w:rPr>
+            </w:pPr>
+            <w:r>
+              <w:rPr>
+                <w:b/>
+                <w:bCs/>
+                <w:lang w:val="en-ID"/>
+              </w:rPr>
+              <w:t xml:space="preserve">                THEN FALSE</w:t>
+            </w:r>
+          </w:p>
+          <w:p>
+            <w:pPr>
+              <w:pStyle w:val="SmallMuted"/>
+              <w:spacing w:after="40" w:line="276" w:lineRule="auto"/>
+              <w:rPr>
+                <w:b/>
+                <w:bCs/>
+                <w:lang w:val="en-ID"/>
+              </w:rPr>
+            </w:pPr>
+          </w:p>
+          <w:p>
+            <w:pPr>
+              <w:pStyle w:val="SmallMuted"/>
+              <w:spacing w:after="40" w:line="276" w:lineRule="auto"/>
+              <w:rPr>
+                <w:b/>
+                <w:bCs/>
+                <w:lang w:val="en-ID"/>
+              </w:rPr>
+            </w:pPr>
+            <w:r>
+              <w:rPr>
+                <w:b/>
+                <w:bCs/>
+                <w:lang w:val="en-ID"/>
+              </w:rPr>
+              <w:t xml:space="preserve">            ELSE TRUE</w:t>
+            </w:r>
+          </w:p>
+          <w:p>
+            <w:pPr>
+              <w:pStyle w:val="SmallMuted"/>
+              <w:spacing w:after="40" w:line="276" w:lineRule="auto"/>
+              <w:rPr>
+                <w:b/>
+                <w:bCs/>
+                <w:lang w:val="en-ID"/>
+              </w:rPr>
+            </w:pPr>
+            <w:r>
+              <w:rPr>
+                <w:b/>
+                <w:bCs/>
+                <w:lang w:val="en-ID"/>
+              </w:rPr>
+              <w:t xml:space="preserve">        END AS </w:t>
+            </w:r>
+            <w:proofErr w:type="spellStart"/>
+            <w:r>
+              <w:rPr>
+                <w:b/>
+                <w:bCs/>
+                <w:lang w:val="en-ID"/>
+              </w:rPr>
+              <w:t>is_valid_order_date</w:t>
+            </w:r>
+            <w:proofErr w:type="spellEnd"/>
+          </w:p>
+          <w:p>
+            <w:pPr>
+              <w:pStyle w:val="SmallMuted"/>
+              <w:spacing w:after="40" w:line="276" w:lineRule="auto"/>
+              <w:rPr>
+                <w:b/>
+                <w:bCs/>
+                <w:lang w:val="en-ID"/>
+              </w:rPr>
+            </w:pPr>
+          </w:p>
+          <w:p>
+            <w:pPr>
+              <w:pStyle w:val="SmallMuted"/>
+              <w:spacing w:after="40" w:line="276" w:lineRule="auto"/>
+              <w:rPr>
+                <w:b/>
+                <w:bCs/>
+                <w:lang w:val="en-ID"/>
+              </w:rPr>
+            </w:pPr>
+            <w:r>
+              <w:rPr>
+                <w:b/>
+                <w:bCs/>
+                <w:lang w:val="en-ID"/>
+              </w:rPr>
+              <w:t xml:space="preserve">    FROM </w:t>
+            </w:r>
+            <w:proofErr w:type="spellStart"/>
+            <w:r>
+              <w:rPr>
+                <w:b/>
+                <w:bCs/>
+                <w:lang w:val="en-ID"/>
+              </w:rPr>
+              <w:t>date_parts</w:t>
+            </w:r>
+            <w:proofErr w:type="spellEnd"/>
+            <w:r>
+              <w:rPr>
+                <w:b/>
+                <w:bCs/>
+                <w:lang w:val="en-ID"/>
+              </w:rPr>
+              <w:t xml:space="preserve"> AS </w:t>
+            </w:r>
+            <w:proofErr w:type="spellStart"/>
+            <w:r>
+              <w:rPr>
+                <w:b/>
+                <w:bCs/>
+                <w:lang w:val="en-ID"/>
+              </w:rPr>
+              <w:t>dp</w:t>
+            </w:r>
+            <w:proofErr w:type="spellEnd"/>
+          </w:p>
+          <w:p>
+            <w:pPr>
+              <w:pStyle w:val="SmallMuted"/>
+              <w:spacing w:after="40" w:line="276" w:lineRule="auto"/>
+              <w:rPr>
+                <w:b/>
+                <w:bCs/>
+                <w:lang w:val="en-ID"/>
+              </w:rPr>
+            </w:pPr>
+            <w:r>
+              <w:rPr>
+                <w:b/>
+                <w:bCs/>
+                <w:lang w:val="en-ID"/>
+              </w:rPr>
+              <w:t>),</w:t>
+            </w:r>
+          </w:p>
+          <w:p>
+            <w:pPr>
+              <w:pStyle w:val="SmallMuted"/>
+              <w:spacing w:after="40" w:line="276" w:lineRule="auto"/>
+              <w:rPr>
+                <w:b/>
+                <w:bCs/>
+                <w:lang w:val="en-ID"/>
+              </w:rPr>
+            </w:pPr>
+          </w:p>
+          <w:p>
+            <w:pPr>
+              <w:pStyle w:val="SmallMuted"/>
+              <w:spacing w:after="40" w:line="276" w:lineRule="auto"/>
+              <w:rPr>
+                <w:b/>
+                <w:bCs/>
+                <w:lang w:val="en-ID"/>
+              </w:rPr>
+            </w:pPr>
+            <w:r>
+              <w:rPr>
+                <w:b/>
+                <w:bCs/>
+                <w:lang w:val="en-ID"/>
+              </w:rPr>
+              <w:t>finalized AS (</w:t>
+            </w:r>
+          </w:p>
+          <w:p>
+            <w:pPr>
+              <w:pStyle w:val="SmallMuted"/>
+              <w:spacing w:after="40" w:line="276" w:lineRule="auto"/>
+              <w:rPr>
+                <w:b/>
+                <w:bCs/>
+                <w:lang w:val="en-ID"/>
+              </w:rPr>
+            </w:pPr>
+            <w:r>
+              <w:rPr>
+                <w:b/>
+                <w:bCs/>
+                <w:lang w:val="en-ID"/>
+              </w:rPr>
+              <w:t xml:space="preserve">    SELECT</w:t>
+            </w:r>
+          </w:p>
+          <w:p>
+            <w:pPr>
+              <w:pStyle w:val="SmallMuted"/>
+              <w:spacing w:after="40" w:line="276" w:lineRule="auto"/>
+              <w:rPr>
+                <w:b/>
+                <w:bCs/>
+                <w:lang w:val="en-ID"/>
+              </w:rPr>
+            </w:pPr>
+            <w:r>
+              <w:rPr>
+                <w:b/>
+                <w:bCs/>
+                <w:lang w:val="en-ID"/>
+              </w:rPr>
+              <w:t xml:space="preserve">        v.*,</w:t>
+            </w:r>
+          </w:p>
+          <w:p>
+            <w:pPr>
+              <w:pStyle w:val="SmallMuted"/>
+              <w:spacing w:after="40" w:line="276" w:lineRule="auto"/>
+              <w:rPr>
+                <w:b/>
+                <w:bCs/>
+                <w:lang w:val="en-ID"/>
+              </w:rPr>
+            </w:pPr>
+          </w:p>
+          <w:p>
+            <w:pPr>
+              <w:pStyle w:val="SmallMuted"/>
+              <w:spacing w:after="40" w:line="276" w:lineRule="auto"/>
+              <w:rPr>
+                <w:b/>
+                <w:bCs/>
+                <w:lang w:val="en-ID"/>
+              </w:rPr>
+            </w:pPr>
+            <w:r>
+              <w:rPr>
+                <w:b/>
+                <w:bCs/>
+                <w:lang w:val="en-ID"/>
+              </w:rPr>
+              <w:t xml:space="preserve">        CASE</w:t>
+            </w:r>
+          </w:p>
+          <w:p>
+            <w:pPr>
+              <w:pStyle w:val="SmallMuted"/>
+              <w:spacing w:after="40" w:line="276" w:lineRule="auto"/>
+              <w:rPr>
+                <w:b/>
+                <w:bCs/>
+                <w:lang w:val="en-ID"/>
+              </w:rPr>
+            </w:pPr>
+            <w:r>
+              <w:rPr>
+                <w:b/>
+                <w:bCs/>
+                <w:lang w:val="en-ID"/>
+              </w:rPr>
+              <w:t xml:space="preserve">            WHEN </w:t>
+            </w:r>
+            <w:proofErr w:type="spellStart"/>
+            <w:r>
+              <w:rPr>
+                <w:b/>
+                <w:bCs/>
+                <w:lang w:val="en-ID"/>
+              </w:rPr>
+              <w:t>is_valid_order_date</w:t>
+            </w:r>
+            <w:proofErr w:type="spellEnd"/>
+          </w:p>
+          <w:p>
+            <w:pPr>
+              <w:pStyle w:val="SmallMuted"/>
+              <w:spacing w:after="40" w:line="276" w:lineRule="auto"/>
+              <w:rPr>
+                <w:b/>
+                <w:bCs/>
+                <w:lang w:val="en-ID"/>
+              </w:rPr>
+            </w:pPr>
+            <w:r>
+              <w:rPr>
+                <w:b/>
+                <w:bCs/>
+                <w:lang w:val="en-ID"/>
+              </w:rPr>
+              <w:t xml:space="preserve">            THEN MAKE_</w:t>
+            </w:r>
+            <w:proofErr w:type="gramStart"/>
+            <w:r>
+              <w:rPr>
+                <w:b/>
+                <w:bCs/>
+                <w:lang w:val="en-ID"/>
+              </w:rPr>
+              <w:t>DATE(</w:t>
+            </w:r>
+            <w:proofErr w:type="spellStart"/>
+            <w:proofErr w:type="gramEnd"/>
+            <w:r>
+              <w:rPr>
+                <w:b/>
+                <w:bCs/>
+                <w:lang w:val="en-ID"/>
+              </w:rPr>
+              <w:t>year_num</w:t>
+            </w:r>
+            <w:proofErr w:type="spellEnd"/>
+            <w:r>
+              <w:rPr>
+                <w:b/>
+                <w:bCs/>
+                <w:lang w:val="en-ID"/>
+              </w:rPr>
+              <w:t xml:space="preserve">, </w:t>
+            </w:r>
+            <w:proofErr w:type="spellStart"/>
+            <w:r>
+              <w:rPr>
+                <w:b/>
+                <w:bCs/>
+                <w:lang w:val="en-ID"/>
+              </w:rPr>
+              <w:t>month_num</w:t>
+            </w:r>
+            <w:proofErr w:type="spellEnd"/>
+            <w:r>
+              <w:rPr>
+                <w:b/>
+                <w:bCs/>
+                <w:lang w:val="en-ID"/>
+              </w:rPr>
+              <w:t xml:space="preserve">, </w:t>
+            </w:r>
+            <w:proofErr w:type="spellStart"/>
+            <w:r>
+              <w:rPr>
+                <w:b/>
+                <w:bCs/>
+                <w:lang w:val="en-ID"/>
+              </w:rPr>
+              <w:t>day_num</w:t>
+            </w:r>
+            <w:proofErr w:type="spellEnd"/>
+            <w:r>
+              <w:rPr>
+                <w:b/>
+                <w:bCs/>
+                <w:lang w:val="en-ID"/>
+              </w:rPr>
+              <w:t>)</w:t>
+            </w:r>
+          </w:p>
+          <w:p>
+            <w:pPr>
+              <w:pStyle w:val="SmallMuted"/>
+              <w:spacing w:after="40" w:line="276" w:lineRule="auto"/>
+              <w:rPr>
+                <w:b/>
+                <w:bCs/>
+                <w:lang w:val="en-ID"/>
+              </w:rPr>
+            </w:pPr>
+            <w:r>
+              <w:rPr>
+                <w:b/>
+                <w:bCs/>
+                <w:lang w:val="en-ID"/>
+              </w:rPr>
+              <w:t xml:space="preserve">        END AS </w:t>
+            </w:r>
+            <w:proofErr w:type="spellStart"/>
+            <w:r>
+              <w:rPr>
+                <w:b/>
+                <w:bCs/>
+                <w:lang w:val="en-ID"/>
+              </w:rPr>
+              <w:t>parsed_order_date</w:t>
+            </w:r>
+            <w:proofErr w:type="spellEnd"/>
+          </w:p>
+          <w:p>
+            <w:pPr>
+              <w:pStyle w:val="SmallMuted"/>
+              <w:spacing w:after="40" w:line="276" w:lineRule="auto"/>
+              <w:rPr>
+                <w:b/>
+                <w:bCs/>
+                <w:lang w:val="en-ID"/>
+              </w:rPr>
+            </w:pPr>
+          </w:p>
+          <w:p>
+            <w:pPr>
+              <w:pStyle w:val="SmallMuted"/>
+              <w:spacing w:after="40" w:line="276" w:lineRule="auto"/>
+              <w:rPr>
+                <w:b/>
+                <w:bCs/>
+                <w:lang w:val="en-ID"/>
+              </w:rPr>
+            </w:pPr>
+            <w:r>
+              <w:rPr>
+                <w:b/>
+                <w:bCs/>
+                <w:lang w:val="en-ID"/>
+              </w:rPr>
+              <w:t xml:space="preserve">    FROM validated AS v</w:t>
+            </w:r>
+          </w:p>
+          <w:p>
+            <w:pPr>
+              <w:pStyle w:val="SmallMuted"/>
+              <w:spacing w:after="40" w:line="276" w:lineRule="auto"/>
+              <w:rPr>
+                <w:b/>
+                <w:bCs/>
+                <w:lang w:val="en-ID"/>
+              </w:rPr>
+            </w:pPr>
+            <w:r>
+              <w:rPr>
+                <w:b/>
+                <w:bCs/>
+                <w:lang w:val="en-ID"/>
+              </w:rPr>
+              <w:t>)</w:t>
+            </w:r>
+          </w:p>
+          <w:p>
+            <w:pPr>
+              <w:pStyle w:val="SmallMuted"/>
+              <w:spacing w:after="40" w:line="276" w:lineRule="auto"/>
+              <w:rPr>
+                <w:b/>
+                <w:bCs/>
+                <w:sz w:val="22"/>
+                <w:szCs w:val="32"/>
+                <w:lang w:val="en-ID"/>
+              </w:rPr>
+            </w:pPr>
+            <w:r>
+              <w:rPr>
+                <w:b/>
+                <w:bCs/>
+                <w:sz w:val="22"/>
+                <w:szCs w:val="32"/>
+                <w:lang w:val="en-ID"/>
+              </w:rPr>
+              <w:t xml:space="preserve">INSPECT </w:t>
+            </w:r>
+            <w:r>
+              <w:rPr>
+                <w:b/>
+                <w:bCs/>
+                <w:sz w:val="22"/>
+                <w:szCs w:val="32"/>
+                <w:lang w:val="en-ID"/>
+              </w:rPr>
+              <w:t>VALIDATION</w:t>
+            </w:r>
+          </w:p>
+          <w:p>
+            <w:pPr>
+              <w:pStyle w:val="SmallMuted"/>
+              <w:spacing w:after="40" w:line="276" w:lineRule="auto"/>
+              <w:rPr>
+                <w:b/>
+                <w:bCs/>
+                <w:lang w:val="en-ID"/>
+              </w:rPr>
+            </w:pPr>
+            <w:r>
+              <w:rPr>
+                <w:b/>
+                <w:bCs/>
+                <w:lang w:val="en-ID"/>
+              </w:rPr>
+              <w:t>-- Use the same CTEs through "validated"</w:t>
+            </w:r>
+          </w:p>
+          <w:p>
+            <w:pPr>
+              <w:pStyle w:val="SmallMuted"/>
+              <w:spacing w:after="40" w:line="276" w:lineRule="auto"/>
+              <w:rPr>
+                <w:b/>
+                <w:bCs/>
+                <w:lang w:val="en-ID"/>
+              </w:rPr>
+            </w:pPr>
+            <w:r>
+              <w:rPr>
+                <w:b/>
+                <w:bCs/>
+                <w:lang w:val="en-ID"/>
+              </w:rPr>
+              <w:t>SELECT</w:t>
+            </w:r>
+          </w:p>
+          <w:p>
+            <w:pPr>
+              <w:pStyle w:val="SmallMuted"/>
+              <w:spacing w:after="40" w:line="276" w:lineRule="auto"/>
+              <w:rPr>
+                <w:b/>
+                <w:bCs/>
+                <w:lang w:val="en-ID"/>
+              </w:rPr>
+            </w:pPr>
+            <w:r>
+              <w:rPr>
+                <w:b/>
+                <w:bCs/>
+                <w:lang w:val="en-ID"/>
+              </w:rPr>
+              <w:t xml:space="preserve">    </w:t>
+            </w:r>
+            <w:proofErr w:type="spellStart"/>
+            <w:r>
+              <w:rPr>
+                <w:b/>
+                <w:bCs/>
+                <w:lang w:val="en-ID"/>
+              </w:rPr>
+              <w:t>detected_format</w:t>
+            </w:r>
+            <w:proofErr w:type="spellEnd"/>
+            <w:r>
+              <w:rPr>
+                <w:b/>
+                <w:bCs/>
+                <w:lang w:val="en-ID"/>
+              </w:rPr>
+              <w:t>,</w:t>
+            </w:r>
+          </w:p>
+          <w:p>
+            <w:pPr>
+              <w:pStyle w:val="SmallMuted"/>
+              <w:spacing w:after="40" w:line="276" w:lineRule="auto"/>
+              <w:rPr>
+                <w:b/>
+                <w:bCs/>
+                <w:lang w:val="en-ID"/>
+              </w:rPr>
+            </w:pPr>
+            <w:r>
+              <w:rPr>
+                <w:b/>
+                <w:bCs/>
+                <w:lang w:val="en-ID"/>
+              </w:rPr>
+              <w:t xml:space="preserve">    </w:t>
+            </w:r>
+            <w:proofErr w:type="spellStart"/>
+            <w:r>
+              <w:rPr>
+                <w:b/>
+                <w:bCs/>
+                <w:lang w:val="en-ID"/>
+              </w:rPr>
+              <w:t>is_valid_order_date</w:t>
+            </w:r>
+            <w:proofErr w:type="spellEnd"/>
+            <w:r>
+              <w:rPr>
+                <w:b/>
+                <w:bCs/>
+                <w:lang w:val="en-ID"/>
+              </w:rPr>
+              <w:t>,</w:t>
+            </w:r>
+          </w:p>
+          <w:p>
+            <w:pPr>
+              <w:pStyle w:val="SmallMuted"/>
+              <w:spacing w:after="40" w:line="276" w:lineRule="auto"/>
+              <w:rPr>
+                <w:b/>
+                <w:bCs/>
+                <w:lang w:val="en-ID"/>
+              </w:rPr>
+            </w:pPr>
+            <w:r>
+              <w:rPr>
+                <w:b/>
+                <w:bCs/>
+                <w:lang w:val="en-ID"/>
+              </w:rPr>
+              <w:t xml:space="preserve">    </w:t>
+            </w:r>
+            <w:proofErr w:type="gramStart"/>
+            <w:r>
+              <w:rPr>
+                <w:b/>
+                <w:bCs/>
+                <w:lang w:val="en-ID"/>
+              </w:rPr>
+              <w:t>COUNT(</w:t>
+            </w:r>
+            <w:proofErr w:type="gramEnd"/>
+            <w:r>
+              <w:rPr>
+                <w:b/>
+                <w:bCs/>
+                <w:lang w:val="en-ID"/>
+              </w:rPr>
+              <w:t xml:space="preserve">*) AS </w:t>
+            </w:r>
+            <w:proofErr w:type="spellStart"/>
+            <w:r>
+              <w:rPr>
+                <w:b/>
+                <w:bCs/>
+                <w:lang w:val="en-ID"/>
+              </w:rPr>
+              <w:t>row_count</w:t>
+            </w:r>
+            <w:proofErr w:type="spellEnd"/>
+          </w:p>
+          <w:p>
+            <w:pPr>
+              <w:pStyle w:val="SmallMuted"/>
+              <w:spacing w:after="40" w:line="276" w:lineRule="auto"/>
+              <w:rPr>
+                <w:b/>
+                <w:bCs/>
+                <w:lang w:val="en-ID"/>
+              </w:rPr>
+            </w:pPr>
+            <w:r>
+              <w:rPr>
+                <w:b/>
+                <w:bCs/>
+                <w:lang w:val="en-ID"/>
+              </w:rPr>
+              <w:t>FROM validated</w:t>
+            </w:r>
+          </w:p>
+          <w:p>
+            <w:pPr>
+              <w:pStyle w:val="SmallMuted"/>
+              <w:spacing w:after="40" w:line="276" w:lineRule="auto"/>
+              <w:rPr>
+                <w:b/>
+                <w:bCs/>
+                <w:lang w:val="en-ID"/>
+              </w:rPr>
+            </w:pPr>
+            <w:r>
+              <w:rPr>
+                <w:b/>
+                <w:bCs/>
+                <w:lang w:val="en-ID"/>
+              </w:rPr>
+              <w:t>GROUP BY</w:t>
+            </w:r>
+          </w:p>
+          <w:p>
+            <w:pPr>
+              <w:pStyle w:val="SmallMuted"/>
+              <w:spacing w:after="40" w:line="276" w:lineRule="auto"/>
+              <w:rPr>
+                <w:b/>
+                <w:bCs/>
+                <w:lang w:val="en-ID"/>
+              </w:rPr>
+            </w:pPr>
+            <w:r>
+              <w:rPr>
+                <w:b/>
+                <w:bCs/>
+                <w:lang w:val="en-ID"/>
+              </w:rPr>
+              <w:t xml:space="preserve">    </w:t>
+            </w:r>
+            <w:proofErr w:type="spellStart"/>
+            <w:r>
+              <w:rPr>
+                <w:b/>
+                <w:bCs/>
+                <w:lang w:val="en-ID"/>
+              </w:rPr>
+              <w:t>detected_format</w:t>
+            </w:r>
+            <w:proofErr w:type="spellEnd"/>
+            <w:r>
+              <w:rPr>
+                <w:b/>
+                <w:bCs/>
+                <w:lang w:val="en-ID"/>
+              </w:rPr>
+              <w:t>,</w:t>
+            </w:r>
+          </w:p>
+          <w:p>
+            <w:pPr>
+              <w:pStyle w:val="SmallMuted"/>
+              <w:spacing w:after="40" w:line="276" w:lineRule="auto"/>
+              <w:rPr>
+                <w:b/>
+                <w:bCs/>
+                <w:lang w:val="en-ID"/>
+              </w:rPr>
+            </w:pPr>
+            <w:r>
+              <w:rPr>
+                <w:b/>
+                <w:bCs/>
+                <w:lang w:val="en-ID"/>
+              </w:rPr>
+              <w:t xml:space="preserve">    </w:t>
+            </w:r>
+            <w:proofErr w:type="spellStart"/>
+            <w:r>
+              <w:rPr>
+                <w:b/>
+                <w:bCs/>
+                <w:lang w:val="en-ID"/>
+              </w:rPr>
+              <w:t>is_valid_order_date</w:t>
+            </w:r>
+            <w:proofErr w:type="spellEnd"/>
+          </w:p>
+          <w:p>
+            <w:pPr>
+              <w:pStyle w:val="SmallMuted"/>
+              <w:spacing w:after="40" w:line="276" w:lineRule="auto"/>
+              <w:rPr>
+                <w:b/>
+                <w:bCs/>
+                <w:lang w:val="en-ID"/>
+              </w:rPr>
+            </w:pPr>
+            <w:r>
+              <w:rPr>
+                <w:b/>
+                <w:bCs/>
+                <w:lang w:val="en-ID"/>
+              </w:rPr>
+              <w:t>ORDER BY</w:t>
+            </w:r>
+          </w:p>
+          <w:p>
+            <w:pPr>
+              <w:pStyle w:val="SmallMuted"/>
+              <w:spacing w:after="40" w:line="276" w:lineRule="auto"/>
+              <w:rPr>
+                <w:b/>
+                <w:bCs/>
+                <w:lang w:val="en-ID"/>
+              </w:rPr>
+            </w:pPr>
+            <w:r>
+              <w:rPr>
+                <w:b/>
+                <w:bCs/>
+                <w:lang w:val="en-ID"/>
+              </w:rPr>
+              <w:t xml:space="preserve">    </w:t>
+            </w:r>
+            <w:proofErr w:type="spellStart"/>
+            <w:r>
+              <w:rPr>
+                <w:b/>
+                <w:bCs/>
+                <w:lang w:val="en-ID"/>
+              </w:rPr>
+              <w:t>detected_format</w:t>
+            </w:r>
+            <w:proofErr w:type="spellEnd"/>
+            <w:r>
+              <w:rPr>
+                <w:b/>
+                <w:bCs/>
+                <w:lang w:val="en-ID"/>
+              </w:rPr>
+              <w:t>,</w:t>
+            </w:r>
+          </w:p>
+          <w:p>
+            <w:pPr>
+              <w:pStyle w:val="SmallMuted"/>
+              <w:spacing w:after="40" w:line="276" w:lineRule="auto"/>
+              <w:ind w:firstLine="132"/>
+              <w:rPr>
+                <w:b/>
+                <w:bCs/>
+                <w:lang w:val="en-ID"/>
+              </w:rPr>
+            </w:pPr>
+            <w:proofErr w:type="spellStart"/>
+            <w:r>
+              <w:rPr>
+                <w:b/>
+                <w:bCs/>
+                <w:lang w:val="en-ID"/>
+              </w:rPr>
+              <w:t>is_valid_order_date</w:t>
+            </w:r>
+            <w:proofErr w:type="spellEnd"/>
+            <w:r>
+              <w:rPr>
+                <w:b/>
+                <w:bCs/>
+                <w:lang w:val="en-ID"/>
+              </w:rPr>
+              <w:t>;</w:t>
+            </w:r>
+          </w:p>
+          <w:p>
+            <w:pPr>
+              <w:pStyle w:val="SmallMuted"/>
+              <w:spacing w:after="40" w:line="276" w:lineRule="auto"/>
+              <w:ind w:firstLine="132"/>
+              <w:rPr>
+                <w:b/>
+                <w:bCs/>
+                <w:lang w:val="en-ID"/>
+              </w:rPr>
+            </w:pPr>
+            <w:r>
+              <w:rPr>
+                <w:b/>
+                <w:bCs/>
+                <w:lang w:val="en-ID"/>
+              </w:rPr>
+              <w:drawing>
+                <wp:inline distT="0" distB="0" distL="0" distR="0" wp14:anchorId="1C80555A" wp14:editId="02570EB4">
+                  <wp:extent cx="4122777" cy="1219306"/>
+                  <wp:effectExtent l="0" t="0" r="0" b="0"/>
+                  <wp:docPr id="939819535" name="Picture 1"/>
+                  <wp:cNvGraphicFramePr>
+                    <a:graphicFrameLocks xmlns:a="http://schemas.openxmlformats.org/drawingml/2006/main" noChangeAspect="1"/>
+                  </wp:cNvGraphicFramePr>
+                  <a:graphic xmlns:a="http://schemas.openxmlformats.org/drawingml/2006/main">
+                    <a:graphicData uri="http://schemas.openxmlformats.org/drawingml/2006/picture">
+                      <pic:pic xmlns:pic="http://schemas.openxmlformats.org/drawingml/2006/picture">
+                        <pic:nvPicPr>
+                          <pic:cNvPr id="939819535" name=""/>
+                          <pic:cNvPicPr/>
+                        </pic:nvPicPr>
+                        <pic:blipFill>
+                          <a:blip r:embed="rId12"/>
+                          <a:stretch>
+                            <a:fillRect/>
+                          </a:stretch>
+                        </pic:blipFill>
+                        <pic:spPr>
+                          <a:xfrm>
+                            <a:off x="0" y="0"/>
+                            <a:ext cx="4122777" cy="1219306"/>
+                          </a:xfrm>
+                          <a:prstGeom prst="rect">
+                            <a:avLst/>
+                          </a:prstGeom>
+                        </pic:spPr>
+                      </pic:pic>
+                    </a:graphicData>
+                  </a:graphic>
+                </wp:inline>
+              </w:drawing>
+            </w:r>
+          </w:p>
+          <w:p>
+            <w:pPr>
+              <w:pStyle w:val="SmallMuted"/>
+              <w:spacing w:after="40" w:line="276" w:lineRule="auto"/>
+              <w:ind w:firstLine="132"/>
+              <w:rPr>
+                <w:b/>
+                <w:bCs/>
+                <w:lang w:val="en-ID"/>
+              </w:rPr>
+            </w:pPr>
+          </w:p>
+          <w:p>
+            <w:pPr>
+              <w:pStyle w:val="SmallMuted"/>
+              <w:spacing w:after="40" w:line="276" w:lineRule="auto"/>
+              <w:ind w:firstLine="132"/>
+              <w:rPr>
+                <w:b/>
+                <w:bCs/>
+                <w:sz w:val="24"/>
+                <w:szCs w:val="36"/>
+                <w:lang w:val="en-ID"/>
+              </w:rPr>
+            </w:pPr>
+            <w:r>
+              <w:rPr>
+                <w:b/>
+                <w:bCs/>
+                <w:sz w:val="24"/>
+                <w:szCs w:val="36"/>
+                <w:lang w:val="en-ID"/>
+              </w:rPr>
+              <w:lastRenderedPageBreak/>
+              <w:t>Quarantine invalid dates</w:t>
+            </w:r>
+          </w:p>
+          <w:p>
+            <w:pPr>
+              <w:pStyle w:val="SmallMuted"/>
+              <w:spacing w:after="40" w:line="276" w:lineRule="auto"/>
+              <w:ind w:firstLine="132"/>
+              <w:rPr>
+                <w:b/>
+                <w:bCs/>
+                <w:lang w:val="en-ID"/>
+              </w:rPr>
+            </w:pPr>
+            <w:r>
+              <w:rPr>
+                <w:b/>
+                <w:bCs/>
+                <w:lang w:val="en-ID"/>
+              </w:rPr>
+              <w:t>(ALL CTEs on previous queries)</w:t>
+            </w:r>
+          </w:p>
+          <w:p>
+            <w:pPr>
+              <w:pStyle w:val="SmallMuted"/>
+              <w:spacing w:after="40" w:line="276" w:lineRule="auto"/>
+              <w:ind w:firstLine="132"/>
+              <w:rPr>
+                <w:b/>
+                <w:bCs/>
+                <w:lang w:val="en-ID"/>
+              </w:rPr>
+            </w:pPr>
+            <w:r>
+              <w:rPr>
+                <w:b/>
+                <w:bCs/>
+                <w:lang w:val="en-ID"/>
+              </w:rPr>
+              <w:t>--quarantine invalid dates</w:t>
+            </w:r>
+          </w:p>
+          <w:p>
+            <w:pPr>
+              <w:pStyle w:val="SmallMuted"/>
+              <w:spacing w:after="40" w:line="276" w:lineRule="auto"/>
+              <w:ind w:firstLine="132"/>
+              <w:rPr>
+                <w:b/>
+                <w:bCs/>
+                <w:lang w:val="en-ID"/>
+              </w:rPr>
+            </w:pPr>
+          </w:p>
+          <w:p>
+            <w:pPr>
+              <w:pStyle w:val="SmallMuted"/>
+              <w:spacing w:after="40" w:line="276" w:lineRule="auto"/>
+              <w:ind w:firstLine="132"/>
+              <w:rPr>
+                <w:b/>
+                <w:bCs/>
+                <w:lang w:val="en-ID"/>
+              </w:rPr>
+            </w:pPr>
+            <w:r>
+              <w:rPr>
+                <w:b/>
+                <w:bCs/>
+                <w:lang w:val="en-ID"/>
+              </w:rPr>
+              <w:t xml:space="preserve">INSERT INTO </w:t>
+            </w:r>
+            <w:proofErr w:type="spellStart"/>
+            <w:r>
+              <w:rPr>
+                <w:b/>
+                <w:bCs/>
+                <w:lang w:val="en-ID"/>
+              </w:rPr>
+              <w:t>orders_quarantine</w:t>
+            </w:r>
+            <w:proofErr w:type="spellEnd"/>
+            <w:r>
+              <w:rPr>
+                <w:b/>
+                <w:bCs/>
+                <w:lang w:val="en-ID"/>
+              </w:rPr>
+              <w:t xml:space="preserve"> (</w:t>
+            </w:r>
+          </w:p>
+          <w:p>
+            <w:pPr>
+              <w:pStyle w:val="SmallMuted"/>
+              <w:spacing w:after="40" w:line="276" w:lineRule="auto"/>
+              <w:ind w:firstLine="132"/>
+              <w:rPr>
+                <w:b/>
+                <w:bCs/>
+                <w:lang w:val="en-ID"/>
+              </w:rPr>
+            </w:pPr>
+            <w:r>
+              <w:rPr>
+                <w:b/>
+                <w:bCs/>
+                <w:lang w:val="en-ID"/>
+              </w:rPr>
+              <w:t xml:space="preserve">    </w:t>
+            </w:r>
+            <w:proofErr w:type="spellStart"/>
+            <w:r>
+              <w:rPr>
+                <w:b/>
+                <w:bCs/>
+                <w:lang w:val="en-ID"/>
+              </w:rPr>
+              <w:t>order_id</w:t>
+            </w:r>
+            <w:proofErr w:type="spellEnd"/>
+            <w:r>
+              <w:rPr>
+                <w:b/>
+                <w:bCs/>
+                <w:lang w:val="en-ID"/>
+              </w:rPr>
+              <w:t>,</w:t>
+            </w:r>
+          </w:p>
+          <w:p>
+            <w:pPr>
+              <w:pStyle w:val="SmallMuted"/>
+              <w:spacing w:after="40" w:line="276" w:lineRule="auto"/>
+              <w:ind w:firstLine="132"/>
+              <w:rPr>
+                <w:b/>
+                <w:bCs/>
+                <w:lang w:val="en-ID"/>
+              </w:rPr>
+            </w:pPr>
+            <w:r>
+              <w:rPr>
+                <w:b/>
+                <w:bCs/>
+                <w:lang w:val="en-ID"/>
+              </w:rPr>
+              <w:t xml:space="preserve">    </w:t>
+            </w:r>
+            <w:proofErr w:type="spellStart"/>
+            <w:r>
+              <w:rPr>
+                <w:b/>
+                <w:bCs/>
+                <w:lang w:val="en-ID"/>
+              </w:rPr>
+              <w:t>raw_order_date</w:t>
+            </w:r>
+            <w:proofErr w:type="spellEnd"/>
+            <w:r>
+              <w:rPr>
+                <w:b/>
+                <w:bCs/>
+                <w:lang w:val="en-ID"/>
+              </w:rPr>
+              <w:t>,</w:t>
+            </w:r>
+          </w:p>
+          <w:p>
+            <w:pPr>
+              <w:pStyle w:val="SmallMuted"/>
+              <w:spacing w:after="40" w:line="276" w:lineRule="auto"/>
+              <w:ind w:firstLine="132"/>
+              <w:rPr>
+                <w:b/>
+                <w:bCs/>
+                <w:lang w:val="en-ID"/>
+              </w:rPr>
+            </w:pPr>
+            <w:r>
+              <w:rPr>
+                <w:b/>
+                <w:bCs/>
+                <w:lang w:val="en-ID"/>
+              </w:rPr>
+              <w:t xml:space="preserve">    </w:t>
+            </w:r>
+            <w:proofErr w:type="spellStart"/>
+            <w:r>
+              <w:rPr>
+                <w:b/>
+                <w:bCs/>
+                <w:lang w:val="en-ID"/>
+              </w:rPr>
+              <w:t>rejection_reason</w:t>
+            </w:r>
+            <w:proofErr w:type="spellEnd"/>
+          </w:p>
+          <w:p>
+            <w:pPr>
+              <w:pStyle w:val="SmallMuted"/>
+              <w:spacing w:after="40" w:line="276" w:lineRule="auto"/>
+              <w:ind w:firstLine="132"/>
+              <w:rPr>
+                <w:b/>
+                <w:bCs/>
+                <w:lang w:val="en-ID"/>
+              </w:rPr>
+            </w:pPr>
+            <w:r>
+              <w:rPr>
+                <w:b/>
+                <w:bCs/>
+                <w:lang w:val="en-ID"/>
+              </w:rPr>
+              <w:t>)</w:t>
+            </w:r>
+          </w:p>
+          <w:p>
+            <w:pPr>
+              <w:pStyle w:val="SmallMuted"/>
+              <w:spacing w:after="40" w:line="276" w:lineRule="auto"/>
+              <w:ind w:firstLine="132"/>
+              <w:rPr>
+                <w:b/>
+                <w:bCs/>
+                <w:lang w:val="en-ID"/>
+              </w:rPr>
+            </w:pPr>
+            <w:r>
+              <w:rPr>
+                <w:b/>
+                <w:bCs/>
+                <w:lang w:val="en-ID"/>
+              </w:rPr>
+              <w:t>SELECT</w:t>
+            </w:r>
+          </w:p>
+          <w:p>
+            <w:pPr>
+              <w:pStyle w:val="SmallMuted"/>
+              <w:spacing w:after="40" w:line="276" w:lineRule="auto"/>
+              <w:ind w:firstLine="132"/>
+              <w:rPr>
+                <w:b/>
+                <w:bCs/>
+                <w:lang w:val="en-ID"/>
+              </w:rPr>
+            </w:pPr>
+            <w:r>
+              <w:rPr>
+                <w:b/>
+                <w:bCs/>
+                <w:lang w:val="en-ID"/>
+              </w:rPr>
+              <w:t xml:space="preserve">    </w:t>
+            </w:r>
+            <w:proofErr w:type="spellStart"/>
+            <w:r>
+              <w:rPr>
+                <w:b/>
+                <w:bCs/>
+                <w:lang w:val="en-ID"/>
+              </w:rPr>
+              <w:t>order_id</w:t>
+            </w:r>
+            <w:proofErr w:type="spellEnd"/>
+            <w:r>
+              <w:rPr>
+                <w:b/>
+                <w:bCs/>
+                <w:lang w:val="en-ID"/>
+              </w:rPr>
+              <w:t>,</w:t>
+            </w:r>
+          </w:p>
+          <w:p>
+            <w:pPr>
+              <w:pStyle w:val="SmallMuted"/>
+              <w:spacing w:after="40" w:line="276" w:lineRule="auto"/>
+              <w:ind w:firstLine="132"/>
+              <w:rPr>
+                <w:b/>
+                <w:bCs/>
+                <w:lang w:val="en-ID"/>
+              </w:rPr>
+            </w:pPr>
+            <w:r>
+              <w:rPr>
+                <w:b/>
+                <w:bCs/>
+                <w:lang w:val="en-ID"/>
+              </w:rPr>
+              <w:t xml:space="preserve">    </w:t>
+            </w:r>
+            <w:proofErr w:type="spellStart"/>
+            <w:r>
+              <w:rPr>
+                <w:b/>
+                <w:bCs/>
+                <w:lang w:val="en-ID"/>
+              </w:rPr>
+              <w:t>order_date</w:t>
+            </w:r>
+            <w:proofErr w:type="spellEnd"/>
+            <w:r>
+              <w:rPr>
+                <w:b/>
+                <w:bCs/>
+                <w:lang w:val="en-ID"/>
+              </w:rPr>
+              <w:t>,</w:t>
+            </w:r>
+          </w:p>
+          <w:p>
+            <w:pPr>
+              <w:pStyle w:val="SmallMuted"/>
+              <w:spacing w:after="40" w:line="276" w:lineRule="auto"/>
+              <w:ind w:firstLine="132"/>
+              <w:rPr>
+                <w:b/>
+                <w:bCs/>
+                <w:lang w:val="en-ID"/>
+              </w:rPr>
+            </w:pPr>
+            <w:r>
+              <w:rPr>
+                <w:b/>
+                <w:bCs/>
+                <w:lang w:val="en-ID"/>
+              </w:rPr>
+              <w:t xml:space="preserve">    CASE</w:t>
+            </w:r>
+          </w:p>
+          <w:p>
+            <w:pPr>
+              <w:pStyle w:val="SmallMuted"/>
+              <w:spacing w:after="40" w:line="276" w:lineRule="auto"/>
+              <w:ind w:firstLine="132"/>
+              <w:rPr>
+                <w:b/>
+                <w:bCs/>
+                <w:lang w:val="en-ID"/>
+              </w:rPr>
+            </w:pPr>
+            <w:r>
+              <w:rPr>
+                <w:b/>
+                <w:bCs/>
+                <w:lang w:val="en-ID"/>
+              </w:rPr>
+              <w:t xml:space="preserve">        WHEN </w:t>
+            </w:r>
+            <w:proofErr w:type="spellStart"/>
+            <w:r>
+              <w:rPr>
+                <w:b/>
+                <w:bCs/>
+                <w:lang w:val="en-ID"/>
+              </w:rPr>
+              <w:t>clean_order_date</w:t>
+            </w:r>
+            <w:proofErr w:type="spellEnd"/>
+            <w:r>
+              <w:rPr>
+                <w:b/>
+                <w:bCs/>
+                <w:lang w:val="en-ID"/>
+              </w:rPr>
+              <w:t xml:space="preserve"> IS NULL</w:t>
+            </w:r>
+          </w:p>
+          <w:p>
+            <w:pPr>
+              <w:pStyle w:val="SmallMuted"/>
+              <w:spacing w:after="40" w:line="276" w:lineRule="auto"/>
+              <w:ind w:firstLine="132"/>
+              <w:rPr>
+                <w:b/>
+                <w:bCs/>
+                <w:lang w:val="en-ID"/>
+              </w:rPr>
+            </w:pPr>
+            <w:r>
+              <w:rPr>
+                <w:b/>
+                <w:bCs/>
+                <w:lang w:val="en-ID"/>
+              </w:rPr>
+              <w:t xml:space="preserve">          OR </w:t>
+            </w:r>
+            <w:proofErr w:type="spellStart"/>
+            <w:r>
+              <w:rPr>
+                <w:b/>
+                <w:bCs/>
+                <w:lang w:val="en-ID"/>
+              </w:rPr>
+              <w:t>clean_order_date</w:t>
+            </w:r>
+            <w:proofErr w:type="spellEnd"/>
+            <w:r>
+              <w:rPr>
+                <w:b/>
+                <w:bCs/>
+                <w:lang w:val="en-ID"/>
+              </w:rPr>
+              <w:t xml:space="preserve"> = ''</w:t>
+            </w:r>
+          </w:p>
+          <w:p>
+            <w:pPr>
+              <w:pStyle w:val="SmallMuted"/>
+              <w:spacing w:after="40" w:line="276" w:lineRule="auto"/>
+              <w:ind w:firstLine="132"/>
+              <w:rPr>
+                <w:b/>
+                <w:bCs/>
+                <w:lang w:val="en-ID"/>
+              </w:rPr>
+            </w:pPr>
+            <w:r>
+              <w:rPr>
+                <w:b/>
+                <w:bCs/>
+                <w:lang w:val="en-ID"/>
+              </w:rPr>
+              <w:t xml:space="preserve">            THEN 'Missing order date'</w:t>
+            </w:r>
+          </w:p>
+          <w:p>
+            <w:pPr>
+              <w:pStyle w:val="SmallMuted"/>
+              <w:spacing w:after="40" w:line="276" w:lineRule="auto"/>
+              <w:ind w:firstLine="132"/>
+              <w:rPr>
+                <w:b/>
+                <w:bCs/>
+                <w:lang w:val="en-ID"/>
+              </w:rPr>
+            </w:pPr>
+          </w:p>
+          <w:p>
+            <w:pPr>
+              <w:pStyle w:val="SmallMuted"/>
+              <w:spacing w:after="40" w:line="276" w:lineRule="auto"/>
+              <w:ind w:firstLine="132"/>
+              <w:rPr>
+                <w:b/>
+                <w:bCs/>
+                <w:lang w:val="en-ID"/>
+              </w:rPr>
+            </w:pPr>
+            <w:r>
+              <w:rPr>
+                <w:b/>
+                <w:bCs/>
+                <w:lang w:val="en-ID"/>
+              </w:rPr>
+              <w:t xml:space="preserve">        WHEN </w:t>
+            </w:r>
+            <w:proofErr w:type="spellStart"/>
+            <w:r>
+              <w:rPr>
+                <w:b/>
+                <w:bCs/>
+                <w:lang w:val="en-ID"/>
+              </w:rPr>
+              <w:t>clean_order_date</w:t>
+            </w:r>
+            <w:proofErr w:type="spellEnd"/>
+          </w:p>
+          <w:p>
+            <w:pPr>
+              <w:pStyle w:val="SmallMuted"/>
+              <w:spacing w:after="40" w:line="276" w:lineRule="auto"/>
+              <w:ind w:firstLine="132"/>
+              <w:rPr>
+                <w:b/>
+                <w:bCs/>
+                <w:lang w:val="en-ID"/>
+              </w:rPr>
+            </w:pPr>
+            <w:r>
+              <w:rPr>
+                <w:b/>
+                <w:bCs/>
+                <w:lang w:val="en-ID"/>
+              </w:rPr>
+              <w:t xml:space="preserve">             </w:t>
+            </w:r>
+            <w:proofErr w:type="gramStart"/>
+            <w:r>
+              <w:rPr>
+                <w:b/>
+                <w:bCs/>
+                <w:lang w:val="en-ID"/>
+              </w:rPr>
+              <w:t>!~</w:t>
+            </w:r>
+            <w:proofErr w:type="gramEnd"/>
+            <w:r>
+              <w:rPr>
+                <w:b/>
+                <w:bCs/>
+                <w:lang w:val="en-ID"/>
+              </w:rPr>
+              <w:t xml:space="preserve"> '</w:t>
+            </w:r>
+            <w:proofErr w:type="gramStart"/>
+            <w:r>
+              <w:rPr>
+                <w:b/>
+                <w:bCs/>
+                <w:lang w:val="en-ID"/>
+              </w:rPr>
+              <w:t>^[</w:t>
+            </w:r>
+            <w:proofErr w:type="gramEnd"/>
+            <w:r>
+              <w:rPr>
+                <w:b/>
+                <w:bCs/>
+                <w:lang w:val="en-ID"/>
+              </w:rPr>
+              <w:t>0-9]{2}</w:t>
+            </w:r>
+            <w:proofErr w:type="gramStart"/>
+            <w:r>
+              <w:rPr>
+                <w:b/>
+                <w:bCs/>
+                <w:lang w:val="en-ID"/>
+              </w:rPr>
+              <w:t>-[</w:t>
+            </w:r>
+            <w:proofErr w:type="gramEnd"/>
+            <w:r>
+              <w:rPr>
+                <w:b/>
+                <w:bCs/>
+                <w:lang w:val="en-ID"/>
+              </w:rPr>
+              <w:t>0-9]{2}</w:t>
+            </w:r>
+            <w:proofErr w:type="gramStart"/>
+            <w:r>
+              <w:rPr>
+                <w:b/>
+                <w:bCs/>
+                <w:lang w:val="en-ID"/>
+              </w:rPr>
+              <w:t>-[</w:t>
+            </w:r>
+            <w:proofErr w:type="gramEnd"/>
+            <w:r>
+              <w:rPr>
+                <w:b/>
+                <w:bCs/>
+                <w:lang w:val="en-ID"/>
+              </w:rPr>
+              <w:t>0-9]{</w:t>
+            </w:r>
+            <w:proofErr w:type="gramStart"/>
+            <w:r>
+              <w:rPr>
+                <w:b/>
+                <w:bCs/>
+                <w:lang w:val="en-ID"/>
+              </w:rPr>
+              <w:t>4}$</w:t>
+            </w:r>
+            <w:proofErr w:type="gramEnd"/>
+            <w:r>
+              <w:rPr>
+                <w:b/>
+                <w:bCs/>
+                <w:lang w:val="en-ID"/>
+              </w:rPr>
+              <w:t>'</w:t>
+            </w:r>
+          </w:p>
+          <w:p>
+            <w:pPr>
+              <w:pStyle w:val="SmallMuted"/>
+              <w:spacing w:after="40" w:line="276" w:lineRule="auto"/>
+              <w:ind w:firstLine="132"/>
+              <w:rPr>
+                <w:b/>
+                <w:bCs/>
+                <w:lang w:val="en-ID"/>
+              </w:rPr>
+            </w:pPr>
+            <w:r>
+              <w:rPr>
+                <w:b/>
+                <w:bCs/>
+                <w:lang w:val="en-ID"/>
+              </w:rPr>
+              <w:t xml:space="preserve">            THEN 'Invalid date format'</w:t>
+            </w:r>
+          </w:p>
+          <w:p>
+            <w:pPr>
+              <w:pStyle w:val="SmallMuted"/>
+              <w:spacing w:after="40" w:line="276" w:lineRule="auto"/>
+              <w:ind w:firstLine="132"/>
+              <w:rPr>
+                <w:b/>
+                <w:bCs/>
+                <w:lang w:val="en-ID"/>
+              </w:rPr>
+            </w:pPr>
+          </w:p>
+          <w:p>
+            <w:pPr>
+              <w:pStyle w:val="SmallMuted"/>
+              <w:spacing w:after="40" w:line="276" w:lineRule="auto"/>
+              <w:ind w:firstLine="132"/>
+              <w:rPr>
+                <w:b/>
+                <w:bCs/>
+                <w:lang w:val="en-ID"/>
+              </w:rPr>
+            </w:pPr>
+            <w:r>
+              <w:rPr>
+                <w:b/>
+                <w:bCs/>
+                <w:lang w:val="en-ID"/>
+              </w:rPr>
+              <w:t xml:space="preserve">        WHEN </w:t>
+            </w:r>
+            <w:proofErr w:type="spellStart"/>
+            <w:r>
+              <w:rPr>
+                <w:b/>
+                <w:bCs/>
+                <w:lang w:val="en-ID"/>
+              </w:rPr>
+              <w:t>month_num</w:t>
+            </w:r>
+            <w:proofErr w:type="spellEnd"/>
+            <w:r>
+              <w:rPr>
+                <w:b/>
+                <w:bCs/>
+                <w:lang w:val="en-ID"/>
+              </w:rPr>
+              <w:t xml:space="preserve"> NOT BETWEEN 1 AND 12</w:t>
+            </w:r>
+          </w:p>
+          <w:p>
+            <w:pPr>
+              <w:pStyle w:val="SmallMuted"/>
+              <w:spacing w:after="40" w:line="276" w:lineRule="auto"/>
+              <w:ind w:firstLine="132"/>
+              <w:rPr>
+                <w:b/>
+                <w:bCs/>
+                <w:lang w:val="en-ID"/>
+              </w:rPr>
+            </w:pPr>
+            <w:r>
+              <w:rPr>
+                <w:b/>
+                <w:bCs/>
+                <w:lang w:val="en-ID"/>
+              </w:rPr>
+              <w:t xml:space="preserve">            THEN 'Invalid month'</w:t>
+            </w:r>
+          </w:p>
+          <w:p>
+            <w:pPr>
+              <w:pStyle w:val="SmallMuted"/>
+              <w:spacing w:after="40" w:line="276" w:lineRule="auto"/>
+              <w:ind w:firstLine="132"/>
+              <w:rPr>
+                <w:b/>
+                <w:bCs/>
+                <w:lang w:val="en-ID"/>
+              </w:rPr>
+            </w:pPr>
+          </w:p>
+          <w:p>
+            <w:pPr>
+              <w:pStyle w:val="SmallMuted"/>
+              <w:spacing w:after="40" w:line="276" w:lineRule="auto"/>
+              <w:ind w:firstLine="132"/>
+              <w:rPr>
+                <w:b/>
+                <w:bCs/>
+                <w:lang w:val="en-ID"/>
+              </w:rPr>
+            </w:pPr>
+            <w:r>
+              <w:rPr>
+                <w:b/>
+                <w:bCs/>
+                <w:lang w:val="en-ID"/>
+              </w:rPr>
+              <w:t xml:space="preserve">        ELSE 'Invalid day for month/year'</w:t>
+            </w:r>
+          </w:p>
+          <w:p>
+            <w:pPr>
+              <w:pStyle w:val="SmallMuted"/>
+              <w:spacing w:after="40" w:line="276" w:lineRule="auto"/>
+              <w:ind w:firstLine="132"/>
+              <w:rPr>
+                <w:b/>
+                <w:bCs/>
+                <w:lang w:val="en-ID"/>
+              </w:rPr>
+            </w:pPr>
+            <w:r>
+              <w:rPr>
+                <w:b/>
+                <w:bCs/>
+                <w:lang w:val="en-ID"/>
+              </w:rPr>
+              <w:t xml:space="preserve">    END</w:t>
+            </w:r>
+          </w:p>
+          <w:p>
+            <w:pPr>
+              <w:pStyle w:val="SmallMuted"/>
+              <w:spacing w:after="40" w:line="276" w:lineRule="auto"/>
+              <w:ind w:firstLine="132"/>
+              <w:rPr>
+                <w:b/>
+                <w:bCs/>
+                <w:lang w:val="en-ID"/>
+              </w:rPr>
+            </w:pPr>
+            <w:r>
+              <w:rPr>
+                <w:b/>
+                <w:bCs/>
+                <w:lang w:val="en-ID"/>
+              </w:rPr>
+              <w:t>FROM validated</w:t>
+            </w:r>
+          </w:p>
+          <w:p>
+            <w:pPr>
+              <w:pStyle w:val="SmallMuted"/>
+              <w:spacing w:after="40" w:line="276" w:lineRule="auto"/>
+              <w:ind w:firstLine="132"/>
+              <w:rPr>
+                <w:b/>
+                <w:bCs/>
+                <w:lang w:val="en-ID"/>
+              </w:rPr>
+            </w:pPr>
+            <w:r>
+              <w:rPr>
+                <w:b/>
+                <w:bCs/>
+                <w:lang w:val="en-ID"/>
+              </w:rPr>
+              <w:t xml:space="preserve">WHERE NOT </w:t>
+            </w:r>
+            <w:proofErr w:type="spellStart"/>
+            <w:r>
+              <w:rPr>
+                <w:b/>
+                <w:bCs/>
+                <w:lang w:val="en-ID"/>
+              </w:rPr>
+              <w:t>is_valid_order_date</w:t>
+            </w:r>
+            <w:proofErr w:type="spellEnd"/>
+            <w:r>
+              <w:rPr>
+                <w:b/>
+                <w:bCs/>
+                <w:lang w:val="en-ID"/>
+              </w:rPr>
+              <w:t>;</w:t>
+            </w:r>
+          </w:p>
+        </w:tc>
+      </w:tr>
+      <w:tr>
+        <w:tc>
+          <w:tcPr>
+            <w:tcW w:w="0" w:type="auto"/>
+          </w:tcPr>
+          <w:p>
+            <w:pPr>
+              <w:pStyle w:val="SmallMuted"/>
+              <w:spacing w:after="40"/>
+              <w:rPr>
+                <w:lang w:val="en-ID"/>
+              </w:rPr>
+            </w:pPr>
+          </w:p>
+        </w:tc>
+        <w:tc>
+          <w:tcPr>
+            <w:tcW w:w="0" w:type="auto"/>
+          </w:tcPr>
+          <w:p>
+            <w:pPr>
+              <w:pStyle w:val="SmallMuted"/>
+              <w:spacing w:after="40"/>
+              <w:rPr>
+                <w:lang w:val="en-ID"/>
+              </w:rPr>
+            </w:pPr>
+          </w:p>
+        </w:tc>
+        <w:tc>
+          <w:tcPr>
+            <w:tcW w:w="0" w:type="auto"/>
+          </w:tcPr>
+          <w:p>
+            <w:pPr>
+              <w:pStyle w:val="SmallMuted"/>
+              <w:spacing w:after="40"/>
+              <w:rPr>
+                <w:lang w:val="en-ID"/>
+              </w:rPr>
+            </w:pPr>
+          </w:p>
+        </w:tc>
+        <w:tc>
+          <w:tcPr>
+            <w:tcW w:w="5676" w:type="dxa"/>
+          </w:tcPr>
+          <w:p>
+            <w:pPr>
+              <w:pStyle w:val="SmallMuted"/>
+              <w:spacing w:after="40"/>
+              <w:rPr>
+                <w:lang w:val="en-ID"/>
+              </w:rPr>
+            </w:pPr>
+          </w:p>
+        </w:tc>
+      </w:tr>
+    </w:tbl>
     <w:p>
       <w:pPr>
         <w:pStyle w:val="SmallMuted"/>
@@ -22900,8 +28314,8 @@
       </w:pPr>
     </w:p>
     <w:sectPr>
-      <w:headerReference w:type="default" r:id="rId12"/>
-      <w:footerReference w:type="default" r:id="rId13"/>
+      <w:headerReference w:type="default" r:id="rId13"/>
+      <w:footerReference w:type="default" r:id="rId14"/>
       <w:pgSz w:w="12240" w:h="15840"/>
       <w:pgMar w:top="1008" w:right="1037" w:bottom="936" w:left="1037" w:header="432" w:footer="432" w:gutter="0"/>
       <w:cols w:space="720"/>

--- a/Skymart/Power_BI_Portfolio_Project_Worksheet.docx
+++ b/Skymart/Power_BI_Portfolio_Project_Worksheet.docx
@@ -20432,6 +20432,190 @@
               <w:t>;</w:t>
             </w:r>
           </w:p>
+          <w:p>
+            <w:pPr>
+              <w:pStyle w:val="SmallMuted"/>
+              <w:spacing w:after="40" w:line="276" w:lineRule="auto"/>
+              <w:ind w:firstLine="132"/>
+              <w:rPr>
+                <w:b/>
+                <w:bCs/>
+                <w:lang w:val="en-ID"/>
+              </w:rPr>
+            </w:pPr>
+          </w:p>
+          <w:p>
+            <w:pPr>
+              <w:pStyle w:val="SmallMuted"/>
+              <w:spacing w:after="40" w:line="276" w:lineRule="auto"/>
+              <w:ind w:firstLine="132"/>
+              <w:rPr>
+                <w:b/>
+                <w:bCs/>
+                <w:lang w:val="en-ID"/>
+              </w:rPr>
+            </w:pPr>
+            <w:r>
+              <w:rPr>
+                <w:b/>
+                <w:bCs/>
+                <w:lang w:val="en-ID"/>
+              </w:rPr>
+              <w:t>NOTES:</w:t>
+            </w:r>
+          </w:p>
+          <w:p>
+            <w:pPr>
+              <w:pStyle w:val="SmallMuted"/>
+              <w:spacing w:after="40" w:line="276" w:lineRule="auto"/>
+              <w:rPr>
+                <w:b/>
+                <w:bCs/>
+                <w:lang w:val="en-ID"/>
+              </w:rPr>
+            </w:pPr>
+            <w:proofErr w:type="spellStart"/>
+            <w:r>
+              <w:rPr>
+                <w:b/>
+                <w:bCs/>
+                <w:lang w:val="en-ID"/>
+              </w:rPr>
+              <w:t>SkyMart</w:t>
+            </w:r>
+            <w:proofErr w:type="spellEnd"/>
+            <w:r>
+              <w:rPr>
+                <w:b/>
+                <w:bCs/>
+                <w:lang w:val="en-ID"/>
+              </w:rPr>
+              <w:t>=# \copy regions FROM 'C:\LIFE_REPOSITORY\05_job\Power BI\</w:t>
+            </w:r>
+            <w:proofErr w:type="spellStart"/>
+            <w:r>
+              <w:rPr>
+                <w:b/>
+                <w:bCs/>
+                <w:lang w:val="en-ID"/>
+              </w:rPr>
+              <w:t>SkyMart</w:t>
+            </w:r>
+            <w:proofErr w:type="spellEnd"/>
+          </w:p>
+          <w:p>
+            <w:pPr>
+              <w:pStyle w:val="SmallMuted"/>
+              <w:spacing w:after="40" w:line="276" w:lineRule="auto"/>
+              <w:rPr>
+                <w:b/>
+                <w:bCs/>
+                <w:lang w:val="en-ID"/>
+              </w:rPr>
+            </w:pPr>
+            <w:r>
+              <w:rPr>
+                <w:b/>
+                <w:bCs/>
+                <w:lang w:val="en-ID"/>
+              </w:rPr>
+              <w:t>_Raw_Dataset_v1\skymart_raw_v1\raw\regions.csv' DELIMITER ',' CSV HEADER</w:t>
+            </w:r>
+          </w:p>
+          <w:p>
+            <w:pPr>
+              <w:pStyle w:val="SmallMuted"/>
+              <w:spacing w:after="40" w:line="276" w:lineRule="auto"/>
+              <w:rPr>
+                <w:b/>
+                <w:bCs/>
+                <w:lang w:val="en-ID"/>
+              </w:rPr>
+            </w:pPr>
+            <w:r>
+              <w:rPr>
+                <w:b/>
+                <w:bCs/>
+                <w:lang w:val="en-ID"/>
+              </w:rPr>
+              <w:t>;</w:t>
+            </w:r>
+          </w:p>
+          <w:p>
+            <w:pPr>
+              <w:pStyle w:val="SmallMuted"/>
+              <w:spacing w:after="40" w:line="276" w:lineRule="auto"/>
+              <w:rPr>
+                <w:b/>
+                <w:bCs/>
+                <w:lang w:val="en-ID"/>
+              </w:rPr>
+            </w:pPr>
+            <w:r>
+              <w:rPr>
+                <w:b/>
+                <w:bCs/>
+                <w:lang w:val="en-ID"/>
+              </w:rPr>
+              <w:t>COPY 18</w:t>
+            </w:r>
+          </w:p>
+          <w:p>
+            <w:pPr>
+              <w:pStyle w:val="SmallMuted"/>
+              <w:spacing w:after="40" w:line="276" w:lineRule="auto"/>
+              <w:rPr>
+                <w:b/>
+                <w:bCs/>
+                <w:lang w:val="en-ID"/>
+              </w:rPr>
+            </w:pPr>
+            <w:proofErr w:type="spellStart"/>
+            <w:r>
+              <w:rPr>
+                <w:b/>
+                <w:bCs/>
+                <w:lang w:val="en-ID"/>
+              </w:rPr>
+              <w:t>SkyMart</w:t>
+            </w:r>
+            <w:proofErr w:type="spellEnd"/>
+            <w:r>
+              <w:rPr>
+                <w:b/>
+                <w:bCs/>
+                <w:lang w:val="en-ID"/>
+              </w:rPr>
+              <w:t>=#</w:t>
+            </w:r>
+            <w:r>
+              <w:rPr>
+                <w:b/>
+                <w:bCs/>
+                <w:lang w:val="en-ID"/>
+              </w:rPr>
+              <w:br/>
+            </w:r>
+          </w:p>
+          <w:p>
+            <w:pPr>
+              <w:pStyle w:val="SmallMuted"/>
+              <w:spacing w:after="40" w:line="276" w:lineRule="auto"/>
+              <w:rPr>
+                <w:b/>
+                <w:bCs/>
+                <w:lang w:val="en-ID"/>
+              </w:rPr>
+            </w:pPr>
+            <w:r>
+              <w:rPr>
+                <w:b/>
+                <w:bCs/>
+                <w:lang w:val="en-ID"/>
+              </w:rPr>
+              <w:t>ENSURE / become \ in PSQL Command Line</w:t>
+            </w:r>
+          </w:p>
         </w:tc>
       </w:tr>
       <w:tr>
@@ -20489,57 +20673,2430 @@
                 <w:lang w:val="en-ID"/>
               </w:rPr>
             </w:pPr>
+          </w:p>
+        </w:tc>
+      </w:tr>
+    </w:tbl>
+    <w:p/>
+    <w:p>
+      <w:r>
+        <w:t>Connect to SQL using the least-privilege account; prefer views or query folding when appropriate in power BI</w:t>
+      </w:r>
+    </w:p>
+    <w:p>
+      <w:pPr>
+        <w:pStyle w:val="ListParagraph"/>
+        <w:numPr>
+          <w:ilvl w:val="0"/>
+          <w:numId w:val="14"/>
+        </w:numPr>
+      </w:pPr>
+      <w:r>
+        <w:t xml:space="preserve">Power BI connect with a dedicated read-only database account-not PostgreSQL administrator account- </w:t>
+      </w:r>
+      <w:proofErr w:type="spellStart"/>
+      <w:r>
+        <w:t>tand</w:t>
+      </w:r>
+      <w:proofErr w:type="spellEnd"/>
+      <w:r>
+        <w:t xml:space="preserve"> transformations should be performed efficiently through database views and query </w:t>
+      </w:r>
+      <w:r>
+        <w:t>f</w:t>
+      </w:r>
+      <w:r>
+        <w:t>olding</w:t>
+      </w:r>
+    </w:p>
+    <w:p>
+      <w:r>
+        <w:t xml:space="preserve">Architecture </w:t>
+      </w:r>
+    </w:p>
+    <w:p>
+      <w:r>
+        <w:t>Raw tables in SQL</w:t>
+      </w:r>
+    </w:p>
+    <w:tbl>
+      <w:tblPr>
+        <w:tblStyle w:val="TableGrid"/>
+        <w:tblW w:w="0" w:type="auto"/>
+        <w:tblLook w:val="04A0" w:firstRow="1" w:lastRow="0" w:firstColumn="1" w:lastColumn="0" w:noHBand="0" w:noVBand="1"/>
+      </w:tblPr>
+      <w:tblGrid>
+        <w:gridCol w:w="3385"/>
+        <w:gridCol w:w="3385"/>
+        <w:gridCol w:w="3386"/>
+      </w:tblGrid>
+      <w:tr>
+        <w:tc>
+          <w:tcPr>
+            <w:tcW w:w="3385" w:type="dxa"/>
+          </w:tcPr>
+          <w:p>
+            <w:pPr>
+              <w:rPr>
+                <w:b/>
+                <w:bCs/>
+              </w:rPr>
+            </w:pPr>
+            <w:r>
+              <w:rPr>
+                <w:b/>
+                <w:bCs/>
+              </w:rPr>
+              <w:t>RAW TABLES</w:t>
+            </w:r>
+          </w:p>
+          <w:p>
+            <w:proofErr w:type="spellStart"/>
+            <w:r>
+              <w:t>Skymart.order_items</w:t>
+            </w:r>
+            <w:proofErr w:type="spellEnd"/>
+          </w:p>
+          <w:p>
+            <w:proofErr w:type="spellStart"/>
+            <w:r>
+              <w:t>Skymart.customers</w:t>
+            </w:r>
+            <w:proofErr w:type="spellEnd"/>
+          </w:p>
+          <w:p>
+            <w:proofErr w:type="spellStart"/>
+            <w:r>
+              <w:t>Skymart.products</w:t>
+            </w:r>
+            <w:proofErr w:type="spellEnd"/>
+          </w:p>
+          <w:p>
+            <w:proofErr w:type="spellStart"/>
+            <w:r>
+              <w:t>Skymart.regions</w:t>
+            </w:r>
+            <w:proofErr w:type="spellEnd"/>
+          </w:p>
+          <w:p>
+            <w:proofErr w:type="spellStart"/>
+            <w:r>
+              <w:lastRenderedPageBreak/>
+              <w:t>Skymart.orders</w:t>
+            </w:r>
+            <w:proofErr w:type="spellEnd"/>
+          </w:p>
+        </w:tc>
+        <w:tc>
+          <w:tcPr>
+            <w:tcW w:w="3385" w:type="dxa"/>
+          </w:tcPr>
+          <w:p>
+            <w:pPr>
+              <w:rPr>
+                <w:b/>
+                <w:bCs/>
+              </w:rPr>
+            </w:pPr>
+            <w:r>
+              <w:rPr>
+                <w:b/>
+                <w:bCs/>
+              </w:rPr>
+              <w:lastRenderedPageBreak/>
+              <w:t>Reporting Views</w:t>
+            </w:r>
+          </w:p>
+          <w:p>
+            <w:proofErr w:type="spellStart"/>
+            <w:r>
+              <w:t>Reporting.vw</w:t>
+            </w:r>
+            <w:proofErr w:type="spellEnd"/>
+            <w:r>
+              <w:t>_</w:t>
+            </w:r>
+          </w:p>
+        </w:tc>
+        <w:tc>
+          <w:tcPr>
+            <w:tcW w:w="3386" w:type="dxa"/>
+          </w:tcPr>
+          <w:p>
+            <w:pPr>
+              <w:rPr>
+                <w:b/>
+                <w:bCs/>
+              </w:rPr>
+            </w:pPr>
+            <w:r>
+              <w:rPr>
+                <w:b/>
+                <w:bCs/>
+              </w:rPr>
+              <w:t>RAW TABLES</w:t>
+            </w:r>
+          </w:p>
+          <w:p>
+            <w:proofErr w:type="spellStart"/>
+            <w:r>
+              <w:t>Skymart.order_items</w:t>
+            </w:r>
+            <w:proofErr w:type="spellEnd"/>
+          </w:p>
+          <w:p>
+            <w:proofErr w:type="spellStart"/>
+            <w:r>
+              <w:t>Skymart.customers</w:t>
+            </w:r>
+            <w:proofErr w:type="spellEnd"/>
+          </w:p>
+          <w:p>
+            <w:proofErr w:type="spellStart"/>
+            <w:r>
+              <w:t>Skymart.products</w:t>
+            </w:r>
+            <w:proofErr w:type="spellEnd"/>
+          </w:p>
+          <w:p>
+            <w:proofErr w:type="spellStart"/>
+            <w:r>
+              <w:t>Skymart.regions</w:t>
+            </w:r>
+            <w:proofErr w:type="spellEnd"/>
+          </w:p>
+          <w:p>
+            <w:pPr>
+              <w:pStyle w:val="Title"/>
+              <w:pBdr>
+                <w:bottom w:val="none" w:sz="0" w:space="0" w:color="auto"/>
+              </w:pBdr>
+              <w:rPr>
+                <w:rFonts w:ascii="Aptos" w:eastAsiaTheme="minorEastAsia" w:hAnsi="Aptos" w:cstheme="minorBidi"/>
+                <w:b w:val="0"/>
+                <w:color w:val="222222"/>
+                <w:spacing w:val="0"/>
+                <w:kern w:val="0"/>
+                <w:sz w:val="19"/>
+                <w:szCs w:val="22"/>
+              </w:rPr>
+            </w:pPr>
+            <w:proofErr w:type="spellStart"/>
+            <w:r>
+              <w:rPr>
+                <w:rFonts w:ascii="Aptos" w:eastAsiaTheme="minorEastAsia" w:hAnsi="Aptos" w:cstheme="minorBidi"/>
+                <w:b w:val="0"/>
+                <w:color w:val="222222"/>
+                <w:spacing w:val="0"/>
+                <w:kern w:val="0"/>
+                <w:sz w:val="19"/>
+                <w:szCs w:val="22"/>
+              </w:rPr>
+              <w:lastRenderedPageBreak/>
+              <w:t>Skymart.orders</w:t>
+            </w:r>
+            <w:proofErr w:type="spellEnd"/>
           </w:p>
         </w:tc>
       </w:tr>
     </w:tbl>
     <w:p>
       <w:pPr>
-        <w:pStyle w:val="SmallMuted"/>
-        <w:spacing w:after="40"/>
-      </w:pPr>
-      <w:r>
-        <w:t>________________________________________________________________________________</w:t>
-      </w:r>
+        <w:pStyle w:val="Title"/>
+        <w:jc w:val="center"/>
+      </w:pPr>
     </w:p>
     <w:p>
       <w:pPr>
-        <w:pStyle w:val="SmallMuted"/>
-        <w:spacing w:after="40"/>
-      </w:pPr>
-      <w:r>
-        <w:t>________________________________________________________________________________</w:t>
+        <w:pStyle w:val="Title"/>
+        <w:jc w:val="center"/>
+      </w:pPr>
+      <w:r>
+        <w:drawing>
+          <wp:inline distT="0" distB="0" distL="0" distR="0" wp14:anchorId="7E3AE96B" wp14:editId="43930098">
+            <wp:extent cx="4411980" cy="3068437"/>
+            <wp:effectExtent l="0" t="0" r="7620" b="0"/>
+            <wp:docPr id="615980032" name="Picture 1"/>
+            <wp:cNvGraphicFramePr>
+              <a:graphicFrameLocks xmlns:a="http://schemas.openxmlformats.org/drawingml/2006/main" noChangeAspect="1"/>
+            </wp:cNvGraphicFramePr>
+            <a:graphic xmlns:a="http://schemas.openxmlformats.org/drawingml/2006/main">
+              <a:graphicData uri="http://schemas.openxmlformats.org/drawingml/2006/picture">
+                <pic:pic xmlns:pic="http://schemas.openxmlformats.org/drawingml/2006/picture">
+                  <pic:nvPicPr>
+                    <pic:cNvPr id="615980032" name=""/>
+                    <pic:cNvPicPr/>
+                  </pic:nvPicPr>
+                  <pic:blipFill>
+                    <a:blip r:embed="rId13"/>
+                    <a:stretch>
+                      <a:fillRect/>
+                    </a:stretch>
+                  </pic:blipFill>
+                  <pic:spPr>
+                    <a:xfrm>
+                      <a:off x="0" y="0"/>
+                      <a:ext cx="4419670" cy="3073785"/>
+                    </a:xfrm>
+                    <a:prstGeom prst="rect">
+                      <a:avLst/>
+                    </a:prstGeom>
+                  </pic:spPr>
+                </pic:pic>
+              </a:graphicData>
+            </a:graphic>
+          </wp:inline>
+        </w:drawing>
       </w:r>
     </w:p>
     <w:p>
       <w:pPr>
-        <w:pStyle w:val="SmallMuted"/>
-        <w:spacing w:after="40"/>
-      </w:pPr>
-      <w:r>
-        <w:t>________________________________________________________________________________</w:t>
+        <w:rPr>
+          <w:lang w:val="en-ID"/>
+        </w:rPr>
+      </w:pPr>
+      <w:r>
+        <w:rPr>
+          <w:lang w:val="en-ID"/>
+        </w:rPr>
+        <w:t>I</w:t>
+      </w:r>
+      <w:r>
+        <w:rPr>
+          <w:lang w:val="en-ID"/>
+        </w:rPr>
+        <w:t xml:space="preserve">n the final Power BI model, combine orders and </w:t>
+      </w:r>
+      <w:proofErr w:type="spellStart"/>
+      <w:r>
+        <w:rPr>
+          <w:lang w:val="en-ID"/>
+        </w:rPr>
+        <w:t>order_items</w:t>
+      </w:r>
+      <w:proofErr w:type="spellEnd"/>
+      <w:r>
+        <w:rPr>
+          <w:lang w:val="en-ID"/>
+        </w:rPr>
+        <w:t xml:space="preserve"> into one sales fact table through Power Query or SQL. The simplified model would then be:</w:t>
       </w:r>
     </w:p>
     <w:p>
       <w:pPr>
-        <w:pStyle w:val="SmallMuted"/>
-        <w:spacing w:after="40"/>
-      </w:pPr>
-      <w:r>
-        <w:t>________________________________________________________________________________</w:t>
+        <w:numPr>
+          <w:ilvl w:val="0"/>
+          <w:numId w:val="16"/>
+        </w:numPr>
+        <w:rPr>
+          <w:lang w:val="en-ID"/>
+        </w:rPr>
+      </w:pPr>
+      <w:proofErr w:type="spellStart"/>
+      <w:r>
+        <w:rPr>
+          <w:lang w:val="en-ID"/>
+        </w:rPr>
+        <w:t>FactSales</w:t>
+      </w:r>
+      <w:proofErr w:type="spellEnd"/>
+      <w:r>
+        <w:rPr>
+          <w:lang w:val="en-ID"/>
+        </w:rPr>
+        <w:t xml:space="preserve"> </w:t>
       </w:r>
     </w:p>
     <w:p>
-      <w:r>
-        <w:br w:type="page"/>
+      <w:pPr>
+        <w:numPr>
+          <w:ilvl w:val="0"/>
+          <w:numId w:val="16"/>
+        </w:numPr>
+        <w:rPr>
+          <w:lang w:val="en-ID"/>
+        </w:rPr>
+      </w:pPr>
+      <w:proofErr w:type="spellStart"/>
+      <w:r>
+        <w:rPr>
+          <w:lang w:val="en-ID"/>
+        </w:rPr>
+        <w:t>FactReturns</w:t>
+      </w:r>
+      <w:proofErr w:type="spellEnd"/>
+      <w:r>
+        <w:rPr>
+          <w:lang w:val="en-ID"/>
+        </w:rPr>
+        <w:t xml:space="preserve"> </w:t>
       </w:r>
     </w:p>
     <w:p>
       <w:pPr>
+        <w:numPr>
+          <w:ilvl w:val="0"/>
+          <w:numId w:val="16"/>
+        </w:numPr>
+        <w:rPr>
+          <w:lang w:val="en-ID"/>
+        </w:rPr>
+      </w:pPr>
+      <w:proofErr w:type="spellStart"/>
+      <w:r>
+        <w:rPr>
+          <w:lang w:val="en-ID"/>
+        </w:rPr>
+        <w:t>FactSalesTargets</w:t>
+      </w:r>
+      <w:proofErr w:type="spellEnd"/>
+      <w:r>
+        <w:rPr>
+          <w:lang w:val="en-ID"/>
+        </w:rPr>
+        <w:t xml:space="preserve"> </w:t>
+      </w:r>
+    </w:p>
+    <w:p>
+      <w:pPr>
+        <w:numPr>
+          <w:ilvl w:val="0"/>
+          <w:numId w:val="16"/>
+        </w:numPr>
+        <w:rPr>
+          <w:lang w:val="en-ID"/>
+        </w:rPr>
+      </w:pPr>
+      <w:proofErr w:type="spellStart"/>
+      <w:r>
+        <w:rPr>
+          <w:lang w:val="en-ID"/>
+        </w:rPr>
+        <w:t>DimProduct</w:t>
+      </w:r>
+      <w:proofErr w:type="spellEnd"/>
+      <w:r>
+        <w:rPr>
+          <w:lang w:val="en-ID"/>
+        </w:rPr>
+        <w:t xml:space="preserve"> </w:t>
+      </w:r>
+    </w:p>
+    <w:p>
+      <w:pPr>
+        <w:numPr>
+          <w:ilvl w:val="0"/>
+          <w:numId w:val="16"/>
+        </w:numPr>
+        <w:rPr>
+          <w:lang w:val="en-ID"/>
+        </w:rPr>
+      </w:pPr>
+      <w:proofErr w:type="spellStart"/>
+      <w:r>
+        <w:rPr>
+          <w:lang w:val="en-ID"/>
+        </w:rPr>
+        <w:t>DimRegion</w:t>
+      </w:r>
+      <w:proofErr w:type="spellEnd"/>
+      <w:r>
+        <w:rPr>
+          <w:lang w:val="en-ID"/>
+        </w:rPr>
+        <w:t xml:space="preserve"> </w:t>
+      </w:r>
+    </w:p>
+    <w:p>
+      <w:pPr>
+        <w:numPr>
+          <w:ilvl w:val="0"/>
+          <w:numId w:val="16"/>
+        </w:numPr>
+        <w:rPr>
+          <w:lang w:val="en-ID"/>
+        </w:rPr>
+      </w:pPr>
+      <w:proofErr w:type="spellStart"/>
+      <w:r>
+        <w:rPr>
+          <w:lang w:val="en-ID"/>
+        </w:rPr>
+        <w:t>DimDate</w:t>
+      </w:r>
+      <w:proofErr w:type="spellEnd"/>
+    </w:p>
+    <w:p>
+      <w:pPr>
+        <w:rPr>
+          <w:lang w:val="en-ID"/>
+        </w:rPr>
+      </w:pPr>
+    </w:p>
+    <w:p/>
+    <w:p/>
+    <w:p>
+      <w:pPr>
+        <w:spacing w:after="200" w:line="276" w:lineRule="auto"/>
+      </w:pPr>
+      <w:r>
+        <w:t>CENTRAL table should be sales at order-line level</w:t>
+      </w:r>
+    </w:p>
+    <w:p>
+      <w:pPr>
+        <w:pStyle w:val="ListParagraph"/>
+        <w:numPr>
+          <w:ilvl w:val="0"/>
+          <w:numId w:val="17"/>
+        </w:numPr>
+        <w:spacing w:after="200" w:line="276" w:lineRule="auto"/>
+        <w:rPr>
+          <w:rFonts w:asciiTheme="majorHAnsi" w:eastAsiaTheme="majorEastAsia" w:hAnsiTheme="majorHAnsi" w:cstheme="majorBidi"/>
+          <w:b/>
+          <w:color w:val="17365D"/>
+          <w:spacing w:val="5"/>
+          <w:kern w:val="28"/>
+          <w:sz w:val="56"/>
+          <w:szCs w:val="52"/>
+        </w:rPr>
+      </w:pPr>
+      <w:r>
+        <w:t>Identify reporting grain</w:t>
+      </w:r>
+    </w:p>
+    <w:p>
+      <w:pPr>
+        <w:spacing w:after="200" w:line="276" w:lineRule="auto"/>
+        <w:ind w:left="360"/>
+      </w:pPr>
+      <w:r>
+        <w:t xml:space="preserve">Lowest level of detail -&gt; row in </w:t>
+      </w:r>
+      <w:proofErr w:type="spellStart"/>
+      <w:r>
+        <w:t>order_items</w:t>
+      </w:r>
+      <w:proofErr w:type="spellEnd"/>
+      <w:r>
+        <w:t xml:space="preserve"> which represents one product line within one order</w:t>
+      </w:r>
+    </w:p>
+    <w:p>
+      <w:pPr>
+        <w:spacing w:after="200" w:line="276" w:lineRule="auto"/>
+        <w:ind w:left="360"/>
+      </w:pPr>
+      <w:r>
+        <w:t xml:space="preserve">So, </w:t>
+      </w:r>
+      <w:proofErr w:type="spellStart"/>
+      <w:r>
+        <w:t>order_items</w:t>
+      </w:r>
+      <w:proofErr w:type="spellEnd"/>
+      <w:r>
+        <w:t xml:space="preserve"> becomes the foundation of sales fact table; orders </w:t>
+      </w:r>
+      <w:proofErr w:type="gramStart"/>
+      <w:r>
+        <w:t>supplies</w:t>
+      </w:r>
+      <w:proofErr w:type="gramEnd"/>
+      <w:r>
+        <w:t xml:space="preserve"> order data, region, and order status; products </w:t>
+      </w:r>
+      <w:proofErr w:type="gramStart"/>
+      <w:r>
+        <w:t>supplies</w:t>
+      </w:r>
+      <w:proofErr w:type="gramEnd"/>
+      <w:r>
+        <w:t xml:space="preserve"> product attributes; regions </w:t>
+      </w:r>
+      <w:proofErr w:type="gramStart"/>
+      <w:r>
+        <w:t>supplies</w:t>
+      </w:r>
+      <w:proofErr w:type="gramEnd"/>
+      <w:r>
+        <w:t xml:space="preserve"> geographic attributes; </w:t>
+      </w:r>
+      <w:r>
+        <w:rPr>
+          <w:highlight w:val="green"/>
+        </w:rPr>
+        <w:t xml:space="preserve">customers </w:t>
+      </w:r>
+      <w:r>
+        <w:rPr>
+          <w:highlight w:val="green"/>
+        </w:rPr>
+        <w:t>supply city name</w:t>
+      </w:r>
+    </w:p>
+    <w:p>
+      <w:pPr>
+        <w:pStyle w:val="ListParagraph"/>
+        <w:numPr>
+          <w:ilvl w:val="0"/>
+          <w:numId w:val="17"/>
+        </w:numPr>
+        <w:spacing w:after="200" w:line="276" w:lineRule="auto"/>
+      </w:pPr>
+      <w:r>
+        <w:t>Architecture</w:t>
+      </w:r>
+    </w:p>
+    <w:p>
+      <w:pPr>
+        <w:spacing w:after="200" w:line="276" w:lineRule="auto"/>
+        <w:ind w:left="360"/>
+      </w:pPr>
+      <w:proofErr w:type="spellStart"/>
+      <w:r>
+        <w:t>Postgresql</w:t>
+      </w:r>
+      <w:proofErr w:type="spellEnd"/>
+      <w:r>
+        <w:t xml:space="preserve"> (source table -&gt; reporting views) -&gt; power bi (power query -&gt; star schema semantic model -&gt; dashboard)</w:t>
+      </w:r>
+    </w:p>
+    <w:p>
+      <w:pPr>
+        <w:spacing w:after="200" w:line="276" w:lineRule="auto"/>
+        <w:ind w:left="360"/>
+      </w:pPr>
+      <w:r>
+        <w:t xml:space="preserve">Source table: products, orders, </w:t>
+      </w:r>
+      <w:proofErr w:type="spellStart"/>
+      <w:r>
+        <w:t>order_items</w:t>
+      </w:r>
+      <w:proofErr w:type="spellEnd"/>
+      <w:r>
+        <w:t xml:space="preserve">, regions -&gt; reporting views: </w:t>
+      </w:r>
+      <w:proofErr w:type="spellStart"/>
+      <w:r>
+        <w:t>reporting.</w:t>
+      </w:r>
+      <w:proofErr w:type="gramStart"/>
+      <w:r>
+        <w:t>vw.fact</w:t>
+      </w:r>
+      <w:proofErr w:type="gramEnd"/>
+      <w:r>
+        <w:t>_sales</w:t>
+      </w:r>
+      <w:proofErr w:type="spellEnd"/>
+      <w:r>
+        <w:t xml:space="preserve"> (orders + </w:t>
+      </w:r>
+      <w:proofErr w:type="spellStart"/>
+      <w:r>
+        <w:t>order_items</w:t>
+      </w:r>
+      <w:proofErr w:type="spellEnd"/>
+      <w:r>
+        <w:t xml:space="preserve">), </w:t>
+      </w:r>
+      <w:proofErr w:type="spellStart"/>
+      <w:proofErr w:type="gramStart"/>
+      <w:r>
+        <w:t>reporting.vw</w:t>
+      </w:r>
+      <w:proofErr w:type="gramEnd"/>
+      <w:r>
+        <w:t>_dim_</w:t>
+      </w:r>
+      <w:proofErr w:type="gramStart"/>
+      <w:r>
+        <w:t>product</w:t>
+      </w:r>
+      <w:proofErr w:type="spellEnd"/>
+      <w:r>
+        <w:t xml:space="preserve"> ;</w:t>
+      </w:r>
+      <w:proofErr w:type="gramEnd"/>
+      <w:r>
+        <w:t xml:space="preserve"> </w:t>
+      </w:r>
+      <w:proofErr w:type="spellStart"/>
+      <w:proofErr w:type="gramStart"/>
+      <w:r>
+        <w:t>reporting.vw</w:t>
+      </w:r>
+      <w:proofErr w:type="gramEnd"/>
+      <w:r>
+        <w:t>_dim_</w:t>
+      </w:r>
+      <w:proofErr w:type="gramStart"/>
+      <w:r>
+        <w:t>region</w:t>
+      </w:r>
+      <w:proofErr w:type="spellEnd"/>
+      <w:r>
+        <w:t xml:space="preserve"> ;</w:t>
+      </w:r>
+      <w:proofErr w:type="gramEnd"/>
+      <w:r>
+        <w:t xml:space="preserve"> </w:t>
+      </w:r>
+      <w:proofErr w:type="spellStart"/>
+      <w:proofErr w:type="gramStart"/>
+      <w:r>
+        <w:t>reporting.vw</w:t>
+      </w:r>
+      <w:proofErr w:type="gramEnd"/>
+      <w:r>
+        <w:t>_dim_customer</w:t>
+      </w:r>
+      <w:proofErr w:type="spellEnd"/>
+      <w:r>
+        <w:t xml:space="preserve"> (maybe)</w:t>
+      </w:r>
+    </w:p>
+    <w:p>
+      <w:pPr>
+        <w:spacing w:after="200" w:line="276" w:lineRule="auto"/>
+        <w:ind w:left="360"/>
+      </w:pPr>
+      <w:r>
+        <w:lastRenderedPageBreak/>
+        <w:drawing>
+          <wp:inline distT="0" distB="0" distL="0" distR="0" wp14:anchorId="56A8DD1E" wp14:editId="46E804C7">
+            <wp:extent cx="4579620" cy="4019347"/>
+            <wp:effectExtent l="0" t="0" r="0" b="635"/>
+            <wp:docPr id="949424706" name="Picture 1"/>
+            <wp:cNvGraphicFramePr>
+              <a:graphicFrameLocks xmlns:a="http://schemas.openxmlformats.org/drawingml/2006/main" noChangeAspect="1"/>
+            </wp:cNvGraphicFramePr>
+            <a:graphic xmlns:a="http://schemas.openxmlformats.org/drawingml/2006/main">
+              <a:graphicData uri="http://schemas.openxmlformats.org/drawingml/2006/picture">
+                <pic:pic xmlns:pic="http://schemas.openxmlformats.org/drawingml/2006/picture">
+                  <pic:nvPicPr>
+                    <pic:cNvPr id="949424706" name=""/>
+                    <pic:cNvPicPr/>
+                  </pic:nvPicPr>
+                  <pic:blipFill>
+                    <a:blip r:embed="rId14"/>
+                    <a:stretch>
+                      <a:fillRect/>
+                    </a:stretch>
+                  </pic:blipFill>
+                  <pic:spPr>
+                    <a:xfrm>
+                      <a:off x="0" y="0"/>
+                      <a:ext cx="4590399" cy="4028807"/>
+                    </a:xfrm>
+                    <a:prstGeom prst="rect">
+                      <a:avLst/>
+                    </a:prstGeom>
+                  </pic:spPr>
+                </pic:pic>
+              </a:graphicData>
+            </a:graphic>
+          </wp:inline>
+        </w:drawing>
+      </w:r>
+      <w:r>
+        <w:t xml:space="preserve"> </w:t>
+      </w:r>
+    </w:p>
+    <w:tbl>
+      <w:tblPr>
+        <w:tblStyle w:val="TableGrid"/>
+        <w:tblW w:w="0" w:type="auto"/>
+        <w:tblLook w:val="04A0" w:firstRow="1" w:lastRow="0" w:firstColumn="1" w:lastColumn="0" w:noHBand="0" w:noVBand="1"/>
+      </w:tblPr>
+      <w:tblGrid>
+        <w:gridCol w:w="1817"/>
+        <w:gridCol w:w="3066"/>
+        <w:gridCol w:w="4707"/>
+      </w:tblGrid>
+      <w:tr>
+        <w:tc>
+          <w:tcPr>
+            <w:tcW w:w="0" w:type="auto"/>
+            <w:hideMark/>
+          </w:tcPr>
+          <w:p>
+            <w:pPr>
+              <w:spacing w:after="200" w:line="276" w:lineRule="auto"/>
+              <w:ind w:left="360"/>
+              <w:rPr>
+                <w:b/>
+                <w:bCs/>
+                <w:lang w:val="en-ID"/>
+              </w:rPr>
+            </w:pPr>
+            <w:r>
+              <w:rPr>
+                <w:b/>
+                <w:bCs/>
+                <w:lang w:val="en-ID"/>
+              </w:rPr>
+              <w:t>Power BI table</w:t>
+            </w:r>
+          </w:p>
+        </w:tc>
+        <w:tc>
+          <w:tcPr>
+            <w:tcW w:w="0" w:type="auto"/>
+            <w:hideMark/>
+          </w:tcPr>
+          <w:p>
+            <w:pPr>
+              <w:spacing w:after="200" w:line="276" w:lineRule="auto"/>
+              <w:ind w:left="360"/>
+              <w:rPr>
+                <w:b/>
+                <w:bCs/>
+                <w:lang w:val="en-ID"/>
+              </w:rPr>
+            </w:pPr>
+            <w:r>
+              <w:rPr>
+                <w:b/>
+                <w:bCs/>
+                <w:lang w:val="en-ID"/>
+              </w:rPr>
+              <w:t>Source</w:t>
+            </w:r>
+          </w:p>
+        </w:tc>
+        <w:tc>
+          <w:tcPr>
+            <w:tcW w:w="0" w:type="auto"/>
+            <w:hideMark/>
+          </w:tcPr>
+          <w:p>
+            <w:pPr>
+              <w:spacing w:after="200" w:line="276" w:lineRule="auto"/>
+              <w:ind w:left="360"/>
+              <w:rPr>
+                <w:b/>
+                <w:bCs/>
+                <w:lang w:val="en-ID"/>
+              </w:rPr>
+            </w:pPr>
+            <w:r>
+              <w:rPr>
+                <w:b/>
+                <w:bCs/>
+                <w:lang w:val="en-ID"/>
+              </w:rPr>
+              <w:t>Grain</w:t>
+            </w:r>
+          </w:p>
+        </w:tc>
+      </w:tr>
+      <w:tr>
+        <w:tc>
+          <w:tcPr>
+            <w:tcW w:w="0" w:type="auto"/>
+            <w:hideMark/>
+          </w:tcPr>
+          <w:p>
+            <w:pPr>
+              <w:spacing w:after="200" w:line="276" w:lineRule="auto"/>
+              <w:ind w:left="360"/>
+              <w:rPr>
+                <w:lang w:val="en-ID"/>
+              </w:rPr>
+            </w:pPr>
+            <w:proofErr w:type="spellStart"/>
+            <w:r>
+              <w:rPr>
+                <w:lang w:val="en-ID"/>
+              </w:rPr>
+              <w:t>FactSales</w:t>
+            </w:r>
+            <w:proofErr w:type="spellEnd"/>
+          </w:p>
+        </w:tc>
+        <w:tc>
+          <w:tcPr>
+            <w:tcW w:w="0" w:type="auto"/>
+            <w:hideMark/>
+          </w:tcPr>
+          <w:p>
+            <w:pPr>
+              <w:spacing w:after="200" w:line="276" w:lineRule="auto"/>
+              <w:ind w:left="360"/>
+              <w:rPr>
+                <w:lang w:val="en-ID"/>
+              </w:rPr>
+            </w:pPr>
+            <w:r>
+              <w:rPr>
+                <w:lang w:val="en-ID"/>
+              </w:rPr>
+              <w:t xml:space="preserve">orders joined with </w:t>
+            </w:r>
+            <w:proofErr w:type="spellStart"/>
+            <w:r>
+              <w:rPr>
+                <w:lang w:val="en-ID"/>
+              </w:rPr>
+              <w:t>order_items</w:t>
+            </w:r>
+            <w:proofErr w:type="spellEnd"/>
+          </w:p>
+        </w:tc>
+        <w:tc>
+          <w:tcPr>
+            <w:tcW w:w="0" w:type="auto"/>
+            <w:hideMark/>
+          </w:tcPr>
+          <w:p>
+            <w:pPr>
+              <w:spacing w:after="200" w:line="276" w:lineRule="auto"/>
+              <w:ind w:left="360"/>
+              <w:rPr>
+                <w:lang w:val="en-ID"/>
+              </w:rPr>
+            </w:pPr>
+            <w:r>
+              <w:rPr>
+                <w:lang w:val="en-ID"/>
+              </w:rPr>
+              <w:t>One row per order line</w:t>
+            </w:r>
+          </w:p>
+        </w:tc>
+      </w:tr>
+      <w:tr>
+        <w:tc>
+          <w:tcPr>
+            <w:tcW w:w="0" w:type="auto"/>
+            <w:hideMark/>
+          </w:tcPr>
+          <w:p>
+            <w:pPr>
+              <w:spacing w:after="200" w:line="276" w:lineRule="auto"/>
+              <w:ind w:left="360"/>
+              <w:rPr>
+                <w:lang w:val="en-ID"/>
+              </w:rPr>
+            </w:pPr>
+            <w:proofErr w:type="spellStart"/>
+            <w:r>
+              <w:rPr>
+                <w:lang w:val="en-ID"/>
+              </w:rPr>
+              <w:t>DimProduct</w:t>
+            </w:r>
+            <w:proofErr w:type="spellEnd"/>
+          </w:p>
+        </w:tc>
+        <w:tc>
+          <w:tcPr>
+            <w:tcW w:w="0" w:type="auto"/>
+            <w:hideMark/>
+          </w:tcPr>
+          <w:p>
+            <w:pPr>
+              <w:spacing w:after="200" w:line="276" w:lineRule="auto"/>
+              <w:ind w:left="360"/>
+              <w:rPr>
+                <w:lang w:val="en-ID"/>
+              </w:rPr>
+            </w:pPr>
+            <w:r>
+              <w:rPr>
+                <w:lang w:val="en-ID"/>
+              </w:rPr>
+              <w:t>products</w:t>
+            </w:r>
+          </w:p>
+        </w:tc>
+        <w:tc>
+          <w:tcPr>
+            <w:tcW w:w="0" w:type="auto"/>
+            <w:hideMark/>
+          </w:tcPr>
+          <w:p>
+            <w:pPr>
+              <w:spacing w:after="200" w:line="276" w:lineRule="auto"/>
+              <w:ind w:left="360"/>
+              <w:rPr>
+                <w:lang w:val="en-ID"/>
+              </w:rPr>
+            </w:pPr>
+            <w:r>
+              <w:rPr>
+                <w:lang w:val="en-ID"/>
+              </w:rPr>
+              <w:t>One row per product</w:t>
+            </w:r>
+          </w:p>
+        </w:tc>
+      </w:tr>
+      <w:tr>
+        <w:tc>
+          <w:tcPr>
+            <w:tcW w:w="0" w:type="auto"/>
+            <w:hideMark/>
+          </w:tcPr>
+          <w:p>
+            <w:pPr>
+              <w:spacing w:after="200" w:line="276" w:lineRule="auto"/>
+              <w:ind w:left="360"/>
+              <w:rPr>
+                <w:lang w:val="en-ID"/>
+              </w:rPr>
+            </w:pPr>
+            <w:proofErr w:type="spellStart"/>
+            <w:r>
+              <w:rPr>
+                <w:lang w:val="en-ID"/>
+              </w:rPr>
+              <w:t>DimRegion</w:t>
+            </w:r>
+            <w:proofErr w:type="spellEnd"/>
+          </w:p>
+        </w:tc>
+        <w:tc>
+          <w:tcPr>
+            <w:tcW w:w="0" w:type="auto"/>
+            <w:hideMark/>
+          </w:tcPr>
+          <w:p>
+            <w:pPr>
+              <w:spacing w:after="200" w:line="276" w:lineRule="auto"/>
+              <w:ind w:left="360"/>
+              <w:rPr>
+                <w:lang w:val="en-ID"/>
+              </w:rPr>
+            </w:pPr>
+            <w:r>
+              <w:rPr>
+                <w:lang w:val="en-ID"/>
+              </w:rPr>
+              <w:t>regions</w:t>
+            </w:r>
+          </w:p>
+        </w:tc>
+        <w:tc>
+          <w:tcPr>
+            <w:tcW w:w="0" w:type="auto"/>
+            <w:hideMark/>
+          </w:tcPr>
+          <w:p>
+            <w:pPr>
+              <w:spacing w:after="200" w:line="276" w:lineRule="auto"/>
+              <w:ind w:left="360"/>
+              <w:rPr>
+                <w:lang w:val="en-ID"/>
+              </w:rPr>
+            </w:pPr>
+            <w:r>
+              <w:rPr>
+                <w:lang w:val="en-ID"/>
+              </w:rPr>
+              <w:t>One row per region</w:t>
+            </w:r>
+          </w:p>
+        </w:tc>
+      </w:tr>
+      <w:tr>
+        <w:tc>
+          <w:tcPr>
+            <w:tcW w:w="0" w:type="auto"/>
+            <w:hideMark/>
+          </w:tcPr>
+          <w:p>
+            <w:pPr>
+              <w:spacing w:after="200" w:line="276" w:lineRule="auto"/>
+              <w:ind w:left="360"/>
+              <w:rPr>
+                <w:lang w:val="en-ID"/>
+              </w:rPr>
+            </w:pPr>
+            <w:proofErr w:type="spellStart"/>
+            <w:r>
+              <w:rPr>
+                <w:lang w:val="en-ID"/>
+              </w:rPr>
+              <w:t>DimDate</w:t>
+            </w:r>
+            <w:proofErr w:type="spellEnd"/>
+          </w:p>
+        </w:tc>
+        <w:tc>
+          <w:tcPr>
+            <w:tcW w:w="0" w:type="auto"/>
+            <w:hideMark/>
+          </w:tcPr>
+          <w:p>
+            <w:pPr>
+              <w:spacing w:after="200" w:line="276" w:lineRule="auto"/>
+              <w:ind w:left="360"/>
+              <w:rPr>
+                <w:lang w:val="en-ID"/>
+              </w:rPr>
+            </w:pPr>
+            <w:r>
+              <w:rPr>
+                <w:lang w:val="en-ID"/>
+              </w:rPr>
+              <w:t>Generated date table</w:t>
+            </w:r>
+          </w:p>
+        </w:tc>
+        <w:tc>
+          <w:tcPr>
+            <w:tcW w:w="0" w:type="auto"/>
+            <w:hideMark/>
+          </w:tcPr>
+          <w:p>
+            <w:pPr>
+              <w:spacing w:after="200" w:line="276" w:lineRule="auto"/>
+              <w:ind w:left="360"/>
+              <w:rPr>
+                <w:lang w:val="en-ID"/>
+              </w:rPr>
+            </w:pPr>
+            <w:r>
+              <w:rPr>
+                <w:lang w:val="en-ID"/>
+              </w:rPr>
+              <w:t>One row per calendar date</w:t>
+            </w:r>
+          </w:p>
+        </w:tc>
+      </w:tr>
+      <w:tr>
+        <w:tc>
+          <w:tcPr>
+            <w:tcW w:w="0" w:type="auto"/>
+            <w:hideMark/>
+          </w:tcPr>
+          <w:p>
+            <w:pPr>
+              <w:spacing w:after="200" w:line="276" w:lineRule="auto"/>
+              <w:ind w:left="360"/>
+              <w:rPr>
+                <w:lang w:val="en-ID"/>
+              </w:rPr>
+            </w:pPr>
+            <w:proofErr w:type="spellStart"/>
+            <w:r>
+              <w:rPr>
+                <w:lang w:val="en-ID"/>
+              </w:rPr>
+              <w:t>DimCustomer</w:t>
+            </w:r>
+            <w:proofErr w:type="spellEnd"/>
+          </w:p>
+        </w:tc>
+        <w:tc>
+          <w:tcPr>
+            <w:tcW w:w="0" w:type="auto"/>
+            <w:hideMark/>
+          </w:tcPr>
+          <w:p>
+            <w:pPr>
+              <w:spacing w:after="200" w:line="276" w:lineRule="auto"/>
+              <w:ind w:left="360"/>
+              <w:rPr>
+                <w:lang w:val="en-ID"/>
+              </w:rPr>
+            </w:pPr>
+            <w:r>
+              <w:rPr>
+                <w:lang w:val="en-ID"/>
+              </w:rPr>
+              <w:t>customers</w:t>
+            </w:r>
+          </w:p>
+        </w:tc>
+        <w:tc>
+          <w:tcPr>
+            <w:tcW w:w="0" w:type="auto"/>
+            <w:hideMark/>
+          </w:tcPr>
+          <w:p>
+            <w:pPr>
+              <w:spacing w:after="200" w:line="276" w:lineRule="auto"/>
+              <w:ind w:left="360"/>
+              <w:rPr>
+                <w:lang w:val="en-ID"/>
+              </w:rPr>
+            </w:pPr>
+            <w:r>
+              <w:rPr>
+                <w:lang w:val="en-ID"/>
+              </w:rPr>
+              <w:t>One row per customer, but currently disconnected</w:t>
+            </w:r>
+          </w:p>
+        </w:tc>
+      </w:tr>
+    </w:tbl>
+    <w:p>
+      <w:pPr>
+        <w:spacing w:after="200" w:line="276" w:lineRule="auto"/>
+        <w:ind w:left="360"/>
+      </w:pPr>
+      <w:r>
+        <w:t xml:space="preserve"> </w:t>
+      </w:r>
+    </w:p>
+    <w:p>
+      <w:pPr>
+        <w:pStyle w:val="ListParagraph"/>
+        <w:numPr>
+          <w:ilvl w:val="0"/>
+          <w:numId w:val="17"/>
+        </w:numPr>
+        <w:spacing w:after="200" w:line="276" w:lineRule="auto"/>
+      </w:pPr>
+      <w:r>
+        <w:t>Create fact view</w:t>
+      </w:r>
+    </w:p>
+    <w:p>
+      <w:pPr>
+        <w:pStyle w:val="ListParagraph"/>
+        <w:numPr>
+          <w:ilvl w:val="0"/>
+          <w:numId w:val="17"/>
+        </w:numPr>
+        <w:spacing w:after="200" w:line="276" w:lineRule="auto"/>
+      </w:pPr>
+      <w:r>
+        <w:rPr>
+          <w:noProof/>
+        </w:rPr>
+        <mc:AlternateContent>
+          <mc:Choice Requires="wps">
+            <w:drawing>
+              <wp:anchor distT="0" distB="0" distL="114300" distR="114300" simplePos="0" relativeHeight="251660288" behindDoc="0" locked="0" layoutInCell="1" allowOverlap="1" wp14:anchorId="11F6427F" wp14:editId="091451CD">
+                <wp:simplePos x="0" y="0"/>
+                <wp:positionH relativeFrom="column">
+                  <wp:posOffset>3898265</wp:posOffset>
+                </wp:positionH>
+                <wp:positionV relativeFrom="paragraph">
+                  <wp:posOffset>6985</wp:posOffset>
+                </wp:positionV>
+                <wp:extent cx="2865120" cy="2080260"/>
+                <wp:effectExtent l="0" t="0" r="11430" b="15240"/>
+                <wp:wrapNone/>
+                <wp:docPr id="890479527" name="Text Box 2"/>
+                <wp:cNvGraphicFramePr/>
+                <a:graphic xmlns:a="http://schemas.openxmlformats.org/drawingml/2006/main">
+                  <a:graphicData uri="http://schemas.microsoft.com/office/word/2010/wordprocessingShape">
+                    <wps:wsp>
+                      <wps:cNvSpPr txBox="1"/>
+                      <wps:spPr>
+                        <a:xfrm>
+                          <a:off x="0" y="0"/>
+                          <a:ext cx="2865120" cy="2080260"/>
+                        </a:xfrm>
+                        <a:prstGeom prst="rect">
+                          <a:avLst/>
+                        </a:prstGeom>
+                        <a:solidFill>
+                          <a:schemeClr val="lt1"/>
+                        </a:solidFill>
+                        <a:ln w="6350">
+                          <a:solidFill>
+                            <a:prstClr val="black"/>
+                          </a:solidFill>
+                        </a:ln>
+                      </wps:spPr>
+                      <wps:txbx>
+                        <w:txbxContent>
+                          <w:p>
+                            <w:proofErr w:type="spellStart"/>
+                            <w:proofErr w:type="gramStart"/>
+                            <w:r>
+                              <w:t>o.order</w:t>
+                            </w:r>
+                            <w:proofErr w:type="gramEnd"/>
+                            <w:r>
+                              <w:t>_status</w:t>
+                            </w:r>
+                            <w:proofErr w:type="spellEnd"/>
+                            <w:r>
+                              <w:t>,</w:t>
+                            </w:r>
+                          </w:p>
+                          <w:p>
+                            <w:r>
+                              <w:t xml:space="preserve">    </w:t>
+                            </w:r>
+                            <w:proofErr w:type="spellStart"/>
+                            <w:proofErr w:type="gramStart"/>
+                            <w:r>
+                              <w:t>oi.quantity</w:t>
+                            </w:r>
+                            <w:proofErr w:type="spellEnd"/>
+                            <w:proofErr w:type="gramEnd"/>
+                            <w:r>
+                              <w:t>,</w:t>
+                            </w:r>
+                          </w:p>
+                          <w:p>
+                            <w:r>
+                              <w:t xml:space="preserve">    </w:t>
+                            </w:r>
+                            <w:proofErr w:type="spellStart"/>
+                            <w:proofErr w:type="gramStart"/>
+                            <w:r>
+                              <w:t>oi.unit</w:t>
+                            </w:r>
+                            <w:proofErr w:type="gramEnd"/>
+                            <w:r>
+                              <w:t>_price</w:t>
+                            </w:r>
+                            <w:proofErr w:type="spellEnd"/>
+                            <w:r>
+                              <w:t>,</w:t>
+                            </w:r>
+                          </w:p>
+                          <w:p>
+                            <w:r>
+                              <w:t xml:space="preserve">    </w:t>
+                            </w:r>
+                            <w:proofErr w:type="spellStart"/>
+                            <w:proofErr w:type="gramStart"/>
+                            <w:r>
+                              <w:t>oi.discount</w:t>
+                            </w:r>
+                            <w:proofErr w:type="gramEnd"/>
+                            <w:r>
+                              <w:t>_amount</w:t>
+                            </w:r>
+                            <w:proofErr w:type="spellEnd"/>
+                            <w:r>
+                              <w:t>,</w:t>
+                            </w:r>
+                          </w:p>
+                          <w:p>
+                            <w:r>
+                              <w:t xml:space="preserve">    </w:t>
+                            </w:r>
+                            <w:proofErr w:type="spellStart"/>
+                            <w:r>
+                              <w:t>oi.net_amount</w:t>
+                            </w:r>
+                            <w:proofErr w:type="spellEnd"/>
+                          </w:p>
+                          <w:p>
+                            <w:r>
+                              <w:t xml:space="preserve">FROM </w:t>
+                            </w:r>
+                            <w:proofErr w:type="spellStart"/>
+                            <w:r>
+                              <w:t>order_items</w:t>
+                            </w:r>
+                            <w:proofErr w:type="spellEnd"/>
+                            <w:r>
+                              <w:t xml:space="preserve"> AS oi</w:t>
+                            </w:r>
+                          </w:p>
+                          <w:p>
+                            <w:r>
+                              <w:t>INNER JOIN orders AS o</w:t>
+                            </w:r>
+                          </w:p>
+                          <w:p>
+                            <w:r>
+                              <w:t xml:space="preserve">    ON </w:t>
+                            </w:r>
+                            <w:proofErr w:type="spellStart"/>
+                            <w:proofErr w:type="gramStart"/>
+                            <w:r>
+                              <w:t>oi.order</w:t>
+                            </w:r>
+                            <w:proofErr w:type="gramEnd"/>
+                            <w:r>
+                              <w:t>_id</w:t>
+                            </w:r>
+                            <w:proofErr w:type="spellEnd"/>
+                            <w:r>
+                              <w:t xml:space="preserve"> = o.id;</w:t>
+                            </w:r>
+                          </w:p>
+                          <w:p/>
+                        </w:txbxContent>
+                      </wps:txbx>
+                      <wps:bodyPr rot="0" spcFirstLastPara="0" vertOverflow="overflow" horzOverflow="overflow" vert="horz" wrap="square" lIns="91440" tIns="45720" rIns="91440" bIns="45720" numCol="1" spcCol="0" rtlCol="0" fromWordArt="0" anchor="t" anchorCtr="0" forceAA="0" compatLnSpc="1">
+                        <a:prstTxWarp prst="textNoShape">
+                          <a:avLst/>
+                        </a:prstTxWarp>
+                        <a:noAutofit/>
+                      </wps:bodyPr>
+                    </wps:wsp>
+                  </a:graphicData>
+                </a:graphic>
+              </wp:anchor>
+            </w:drawing>
+          </mc:Choice>
+          <mc:Fallback>
+            <w:pict>
+              <v:shapetype w14:anchorId="11F6427F" id="_x0000_t202" coordsize="21600,21600" o:spt="202" path="m,l,21600r21600,l21600,xe">
+                <v:stroke joinstyle="miter"/>
+                <v:path gradientshapeok="t" o:connecttype="rect"/>
+              </v:shapetype>
+              <v:shape id="Text Box 2" o:spid="_x0000_s1026" type="#_x0000_t202" style="position:absolute;left:0;text-align:left;margin-left:306.95pt;margin-top:.55pt;width:225.6pt;height:163.8pt;z-index:251660288;visibility:visible;mso-wrap-style:square;mso-wrap-distance-left:9pt;mso-wrap-distance-top:0;mso-wrap-distance-right:9pt;mso-wrap-distance-bottom:0;mso-position-horizontal:absolute;mso-position-horizontal-relative:text;mso-position-vertical:absolute;mso-position-vertical-relative:text;v-text-anchor:top" o:gfxdata="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" fillcolor="white [3201]" strokeweight=".5pt">
+                <v:textbox>
+                  <w:txbxContent>
+                    <w:p>
+                      <w:proofErr w:type="spellStart"/>
+                      <w:proofErr w:type="gramStart"/>
+                      <w:r>
+                        <w:t>o.order</w:t>
+                      </w:r>
+                      <w:proofErr w:type="gramEnd"/>
+                      <w:r>
+                        <w:t>_status</w:t>
+                      </w:r>
+                      <w:proofErr w:type="spellEnd"/>
+                      <w:r>
+                        <w:t>,</w:t>
+                      </w:r>
+                    </w:p>
+                    <w:p>
+                      <w:r>
+                        <w:t xml:space="preserve">    </w:t>
+                      </w:r>
+                      <w:proofErr w:type="spellStart"/>
+                      <w:proofErr w:type="gramStart"/>
+                      <w:r>
+                        <w:t>oi.quantity</w:t>
+                      </w:r>
+                      <w:proofErr w:type="spellEnd"/>
+                      <w:proofErr w:type="gramEnd"/>
+                      <w:r>
+                        <w:t>,</w:t>
+                      </w:r>
+                    </w:p>
+                    <w:p>
+                      <w:r>
+                        <w:t xml:space="preserve">    </w:t>
+                      </w:r>
+                      <w:proofErr w:type="spellStart"/>
+                      <w:proofErr w:type="gramStart"/>
+                      <w:r>
+                        <w:t>oi.unit</w:t>
+                      </w:r>
+                      <w:proofErr w:type="gramEnd"/>
+                      <w:r>
+                        <w:t>_price</w:t>
+                      </w:r>
+                      <w:proofErr w:type="spellEnd"/>
+                      <w:r>
+                        <w:t>,</w:t>
+                      </w:r>
+                    </w:p>
+                    <w:p>
+                      <w:r>
+                        <w:t xml:space="preserve">    </w:t>
+                      </w:r>
+                      <w:proofErr w:type="spellStart"/>
+                      <w:proofErr w:type="gramStart"/>
+                      <w:r>
+                        <w:t>oi.discount</w:t>
+                      </w:r>
+                      <w:proofErr w:type="gramEnd"/>
+                      <w:r>
+                        <w:t>_amount</w:t>
+                      </w:r>
+                      <w:proofErr w:type="spellEnd"/>
+                      <w:r>
+                        <w:t>,</w:t>
+                      </w:r>
+                    </w:p>
+                    <w:p>
+                      <w:r>
+                        <w:t xml:space="preserve">    </w:t>
+                      </w:r>
+                      <w:proofErr w:type="spellStart"/>
+                      <w:r>
+                        <w:t>oi.net_amount</w:t>
+                      </w:r>
+                      <w:proofErr w:type="spellEnd"/>
+                    </w:p>
+                    <w:p>
+                      <w:r>
+                        <w:t xml:space="preserve">FROM </w:t>
+                      </w:r>
+                      <w:proofErr w:type="spellStart"/>
+                      <w:r>
+                        <w:t>order_items</w:t>
+                      </w:r>
+                      <w:proofErr w:type="spellEnd"/>
+                      <w:r>
+                        <w:t xml:space="preserve"> AS oi</w:t>
+                      </w:r>
+                    </w:p>
+                    <w:p>
+                      <w:r>
+                        <w:t>INNER JOIN orders AS o</w:t>
+                      </w:r>
+                    </w:p>
+                    <w:p>
+                      <w:r>
+                        <w:t xml:space="preserve">    ON </w:t>
+                      </w:r>
+                      <w:proofErr w:type="spellStart"/>
+                      <w:proofErr w:type="gramStart"/>
+                      <w:r>
+                        <w:t>oi.order</w:t>
+                      </w:r>
+                      <w:proofErr w:type="gramEnd"/>
+                      <w:r>
+                        <w:t>_id</w:t>
+                      </w:r>
+                      <w:proofErr w:type="spellEnd"/>
+                      <w:r>
+                        <w:t xml:space="preserve"> = o.id;</w:t>
+                      </w:r>
+                    </w:p>
+                    <w:p/>
+                  </w:txbxContent>
+                </v:textbox>
+              </v:shape>
+            </w:pict>
+          </mc:Fallback>
+        </mc:AlternateContent>
+      </w:r>
+      <w:r>
+        <w:rPr>
+          <w:noProof/>
+        </w:rPr>
+        <mc:AlternateContent>
+          <mc:Choice Requires="wps">
+            <w:drawing>
+              <wp:anchor distT="0" distB="0" distL="114300" distR="114300" simplePos="0" relativeHeight="251659264" behindDoc="0" locked="0" layoutInCell="1" allowOverlap="1" wp14:anchorId="4F8E1734" wp14:editId="6417715F">
+                <wp:simplePos x="0" y="0"/>
+                <wp:positionH relativeFrom="column">
+                  <wp:posOffset>758825</wp:posOffset>
+                </wp:positionH>
+                <wp:positionV relativeFrom="paragraph">
+                  <wp:posOffset>6985</wp:posOffset>
+                </wp:positionV>
+                <wp:extent cx="3002280" cy="2156460"/>
+                <wp:effectExtent l="0" t="0" r="26670" b="15240"/>
+                <wp:wrapNone/>
+                <wp:docPr id="1340100908" name="Text Box 1"/>
+                <wp:cNvGraphicFramePr/>
+                <a:graphic xmlns:a="http://schemas.openxmlformats.org/drawingml/2006/main">
+                  <a:graphicData uri="http://schemas.microsoft.com/office/word/2010/wordprocessingShape">
+                    <wps:wsp>
+                      <wps:cNvSpPr txBox="1"/>
+                      <wps:spPr>
+                        <a:xfrm>
+                          <a:off x="0" y="0"/>
+                          <a:ext cx="3002280" cy="2156460"/>
+                        </a:xfrm>
+                        <a:prstGeom prst="rect">
+                          <a:avLst/>
+                        </a:prstGeom>
+                        <a:solidFill>
+                          <a:schemeClr val="lt1"/>
+                        </a:solidFill>
+                        <a:ln w="6350">
+                          <a:solidFill>
+                            <a:prstClr val="black"/>
+                          </a:solidFill>
+                        </a:ln>
+                      </wps:spPr>
+                      <wps:txbx>
+                        <w:txbxContent>
+                          <w:p>
+                            <w:r>
+                              <w:t>CREATE SCHEMA IF NOT EXISTS reporting;</w:t>
+                            </w:r>
+                          </w:p>
+                          <w:p/>
+                          <w:p>
+                            <w:r>
+                              <w:t xml:space="preserve">CREATE OR REPLACE VIEW </w:t>
+                            </w:r>
+                            <w:proofErr w:type="spellStart"/>
+                            <w:proofErr w:type="gramStart"/>
+                            <w:r>
+                              <w:t>reporting.vw</w:t>
+                            </w:r>
+                            <w:proofErr w:type="gramEnd"/>
+                            <w:r>
+                              <w:t>_fact_sales</w:t>
+                            </w:r>
+                            <w:proofErr w:type="spellEnd"/>
+                            <w:r>
+                              <w:t xml:space="preserve"> AS</w:t>
+                            </w:r>
+                          </w:p>
+                          <w:p>
+                            <w:r>
+                              <w:t>SELECT</w:t>
+                            </w:r>
+                          </w:p>
+                          <w:p>
+                            <w:r>
+                              <w:t xml:space="preserve">    </w:t>
+                            </w:r>
+                            <w:proofErr w:type="spellStart"/>
+                            <w:proofErr w:type="gramStart"/>
+                            <w:r>
+                              <w:t>oi.order</w:t>
+                            </w:r>
+                            <w:proofErr w:type="gramEnd"/>
+                            <w:r>
+                              <w:t>_line_id</w:t>
+                            </w:r>
+                            <w:proofErr w:type="spellEnd"/>
+                            <w:r>
+                              <w:t>,</w:t>
+                            </w:r>
+                          </w:p>
+                          <w:p>
+                            <w:r>
+                              <w:t xml:space="preserve">    </w:t>
+                            </w:r>
+                            <w:proofErr w:type="spellStart"/>
+                            <w:proofErr w:type="gramStart"/>
+                            <w:r>
+                              <w:t>oi.order</w:t>
+                            </w:r>
+                            <w:proofErr w:type="gramEnd"/>
+                            <w:r>
+                              <w:t>_id</w:t>
+                            </w:r>
+                            <w:proofErr w:type="spellEnd"/>
+                            <w:r>
+                              <w:t>,</w:t>
+                            </w:r>
+                          </w:p>
+                          <w:p>
+                            <w:r>
+                              <w:t xml:space="preserve">    </w:t>
+                            </w:r>
+                            <w:proofErr w:type="spellStart"/>
+                            <w:proofErr w:type="gramStart"/>
+                            <w:r>
+                              <w:t>oi.product</w:t>
+                            </w:r>
+                            <w:proofErr w:type="gramEnd"/>
+                            <w:r>
+                              <w:t>_id</w:t>
+                            </w:r>
+                            <w:proofErr w:type="spellEnd"/>
+                            <w:r>
+                              <w:t>,</w:t>
+                            </w:r>
+                          </w:p>
+                          <w:p>
+                            <w:r>
+                              <w:t xml:space="preserve">    </w:t>
+                            </w:r>
+                            <w:proofErr w:type="spellStart"/>
+                            <w:proofErr w:type="gramStart"/>
+                            <w:r>
+                              <w:t>o.region</w:t>
+                            </w:r>
+                            <w:proofErr w:type="gramEnd"/>
+                            <w:r>
+                              <w:t>_id</w:t>
+                            </w:r>
+                            <w:proofErr w:type="spellEnd"/>
+                            <w:r>
+                              <w:t>,</w:t>
+                            </w:r>
+                          </w:p>
+                          <w:p>
+                            <w:r>
+                              <w:t xml:space="preserve">    </w:t>
+                            </w:r>
+                            <w:proofErr w:type="spellStart"/>
+                            <w:proofErr w:type="gramStart"/>
+                            <w:r>
+                              <w:t>o.date</w:t>
+                            </w:r>
+                            <w:proofErr w:type="spellEnd"/>
+                            <w:proofErr w:type="gramEnd"/>
+                            <w:r>
+                              <w:t xml:space="preserve"> AS </w:t>
+                            </w:r>
+                            <w:proofErr w:type="spellStart"/>
+                            <w:r>
+                              <w:t>order_date</w:t>
+                            </w:r>
+                            <w:proofErr w:type="spellEnd"/>
+                            <w:r>
+                              <w:t>,</w:t>
+                            </w:r>
+                          </w:p>
+                          <w:p>
+                            <w:r>
+                              <w:t xml:space="preserve">    </w:t>
+                            </w:r>
+                          </w:p>
+                        </w:txbxContent>
+                      </wps:txbx>
+                      <wps:bodyPr rot="0" spcFirstLastPara="0" vertOverflow="overflow" horzOverflow="overflow" vert="horz" wrap="square" lIns="91440" tIns="45720" rIns="91440" bIns="45720" numCol="1" spcCol="0" rtlCol="0" fromWordArt="0" anchor="t" anchorCtr="0" forceAA="0" compatLnSpc="1">
+                        <a:prstTxWarp prst="textNoShape">
+                          <a:avLst/>
+                        </a:prstTxWarp>
+                        <a:noAutofit/>
+                      </wps:bodyPr>
+                    </wps:wsp>
+                  </a:graphicData>
+                </a:graphic>
+                <wp14:sizeRelH relativeFrom="margin">
+                  <wp14:pctWidth>0</wp14:pctWidth>
+                </wp14:sizeRelH>
+                <wp14:sizeRelV relativeFrom="margin">
+                  <wp14:pctHeight>0</wp14:pctHeight>
+                </wp14:sizeRelV>
+              </wp:anchor>
+            </w:drawing>
+          </mc:Choice>
+          <mc:Fallback>
+            <w:pict>
+              <v:shape w14:anchorId="4F8E1734" id="Text Box 1" o:spid="_x0000_s1027" type="#_x0000_t202" style="position:absolute;left:0;text-align:left;margin-left:59.75pt;margin-top:.55pt;width:236.4pt;height:169.8pt;z-index:251659264;visibility:visible;mso-wrap-style:square;mso-width-percent:0;mso-height-percent:0;mso-wrap-distance-left:9pt;mso-wrap-distance-top:0;mso-wrap-distance-right:9pt;mso-wrap-distance-bottom:0;mso-position-horizontal:absolute;mso-position-horizontal-relative:text;mso-position-vertical:absolute;mso-position-vertical-relative:text;mso-width-percent:0;mso-height-percent:0;mso-width-relative:margin;mso-height-relative:margin;v-text-anchor:top" o:gfxdata="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" fillcolor="white [3201]" strokeweight=".5pt">
+                <v:textbox>
+                  <w:txbxContent>
+                    <w:p>
+                      <w:r>
+                        <w:t>CREATE SCHEMA IF NOT EXISTS reporting;</w:t>
+                      </w:r>
+                    </w:p>
+                    <w:p/>
+                    <w:p>
+                      <w:r>
+                        <w:t xml:space="preserve">CREATE OR REPLACE VIEW </w:t>
+                      </w:r>
+                      <w:proofErr w:type="spellStart"/>
+                      <w:proofErr w:type="gramStart"/>
+                      <w:r>
+                        <w:t>reporting.vw</w:t>
+                      </w:r>
+                      <w:proofErr w:type="gramEnd"/>
+                      <w:r>
+                        <w:t>_fact_sales</w:t>
+                      </w:r>
+                      <w:proofErr w:type="spellEnd"/>
+                      <w:r>
+                        <w:t xml:space="preserve"> AS</w:t>
+                      </w:r>
+                    </w:p>
+                    <w:p>
+                      <w:r>
+                        <w:t>SELECT</w:t>
+                      </w:r>
+                    </w:p>
+                    <w:p>
+                      <w:r>
+                        <w:t xml:space="preserve">    </w:t>
+                      </w:r>
+                      <w:proofErr w:type="spellStart"/>
+                      <w:proofErr w:type="gramStart"/>
+                      <w:r>
+                        <w:t>oi.order</w:t>
+                      </w:r>
+                      <w:proofErr w:type="gramEnd"/>
+                      <w:r>
+                        <w:t>_line_id</w:t>
+                      </w:r>
+                      <w:proofErr w:type="spellEnd"/>
+                      <w:r>
+                        <w:t>,</w:t>
+                      </w:r>
+                    </w:p>
+                    <w:p>
+                      <w:r>
+                        <w:t xml:space="preserve">    </w:t>
+                      </w:r>
+                      <w:proofErr w:type="spellStart"/>
+                      <w:proofErr w:type="gramStart"/>
+                      <w:r>
+                        <w:t>oi.order</w:t>
+                      </w:r>
+                      <w:proofErr w:type="gramEnd"/>
+                      <w:r>
+                        <w:t>_id</w:t>
+                      </w:r>
+                      <w:proofErr w:type="spellEnd"/>
+                      <w:r>
+                        <w:t>,</w:t>
+                      </w:r>
+                    </w:p>
+                    <w:p>
+                      <w:r>
+                        <w:t xml:space="preserve">    </w:t>
+                      </w:r>
+                      <w:proofErr w:type="spellStart"/>
+                      <w:proofErr w:type="gramStart"/>
+                      <w:r>
+                        <w:t>oi.product</w:t>
+                      </w:r>
+                      <w:proofErr w:type="gramEnd"/>
+                      <w:r>
+                        <w:t>_id</w:t>
+                      </w:r>
+                      <w:proofErr w:type="spellEnd"/>
+                      <w:r>
+                        <w:t>,</w:t>
+                      </w:r>
+                    </w:p>
+                    <w:p>
+                      <w:r>
+                        <w:t xml:space="preserve">    </w:t>
+                      </w:r>
+                      <w:proofErr w:type="spellStart"/>
+                      <w:proofErr w:type="gramStart"/>
+                      <w:r>
+                        <w:t>o.region</w:t>
+                      </w:r>
+                      <w:proofErr w:type="gramEnd"/>
+                      <w:r>
+                        <w:t>_id</w:t>
+                      </w:r>
+                      <w:proofErr w:type="spellEnd"/>
+                      <w:r>
+                        <w:t>,</w:t>
+                      </w:r>
+                    </w:p>
+                    <w:p>
+                      <w:r>
+                        <w:t xml:space="preserve">    </w:t>
+                      </w:r>
+                      <w:proofErr w:type="spellStart"/>
+                      <w:proofErr w:type="gramStart"/>
+                      <w:r>
+                        <w:t>o.date</w:t>
+                      </w:r>
+                      <w:proofErr w:type="spellEnd"/>
+                      <w:proofErr w:type="gramEnd"/>
+                      <w:r>
+                        <w:t xml:space="preserve"> AS </w:t>
+                      </w:r>
+                      <w:proofErr w:type="spellStart"/>
+                      <w:r>
+                        <w:t>order_date</w:t>
+                      </w:r>
+                      <w:proofErr w:type="spellEnd"/>
+                      <w:r>
+                        <w:t>,</w:t>
+                      </w:r>
+                    </w:p>
+                    <w:p>
+                      <w:r>
+                        <w:t xml:space="preserve">    </w:t>
+                      </w:r>
+                    </w:p>
+                  </w:txbxContent>
+                </v:textbox>
+              </v:shape>
+            </w:pict>
+          </mc:Fallback>
+        </mc:AlternateContent>
+      </w:r>
+      <w:r>
+        <w:br w:type="page"/>
+      </w:r>
+      <w:r>
+        <w:lastRenderedPageBreak/>
+        <w:t>DIMENSION views</w:t>
+      </w:r>
+    </w:p>
+    <w:p>
+      <w:pPr>
+        <w:spacing w:after="200" w:line="276" w:lineRule="auto"/>
+        <w:ind w:left="360"/>
+      </w:pPr>
+      <w:r>
+        <w:t>Product Dimension                                                                                      Region Dimension</w:t>
+      </w:r>
+    </w:p>
+    <w:p>
+      <w:pPr>
+        <w:spacing w:after="200" w:line="276" w:lineRule="auto"/>
+        <w:ind w:left="360"/>
+      </w:pPr>
+      <w:r>
+        <w:rPr>
+          <w:noProof/>
+        </w:rPr>
+        <mc:AlternateContent>
+          <mc:Choice Requires="wps">
+            <w:drawing>
+              <wp:inline distT="0" distB="0" distL="0" distR="0" wp14:anchorId="70257AC6" wp14:editId="0B406B35">
+                <wp:extent cx="2796540" cy="1897380"/>
+                <wp:effectExtent l="0" t="0" r="22860" b="26670"/>
+                <wp:docPr id="1721366002" name="Text Box 3"/>
+                <wp:cNvGraphicFramePr/>
+                <a:graphic xmlns:a="http://schemas.openxmlformats.org/drawingml/2006/main">
+                  <a:graphicData uri="http://schemas.microsoft.com/office/word/2010/wordprocessingShape">
+                    <wps:wsp>
+                      <wps:cNvSpPr txBox="1"/>
+                      <wps:spPr>
+                        <a:xfrm>
+                          <a:off x="0" y="0"/>
+                          <a:ext cx="2796540" cy="1897380"/>
+                        </a:xfrm>
+                        <a:prstGeom prst="rect">
+                          <a:avLst/>
+                        </a:prstGeom>
+                        <a:solidFill>
+                          <a:schemeClr val="lt1"/>
+                        </a:solidFill>
+                        <a:ln w="6350">
+                          <a:solidFill>
+                            <a:prstClr val="black"/>
+                          </a:solidFill>
+                        </a:ln>
+                      </wps:spPr>
+                      <wps:txbx>
+                        <w:txbxContent>
+                          <w:p>
+                            <w:r>
+                              <w:t xml:space="preserve">CREATE OR REPLACE VIEW </w:t>
+                            </w:r>
+                            <w:proofErr w:type="spellStart"/>
+                            <w:proofErr w:type="gramStart"/>
+                            <w:r>
+                              <w:t>reporting.vw</w:t>
+                            </w:r>
+                            <w:proofErr w:type="gramEnd"/>
+                            <w:r>
+                              <w:t>_dim_product</w:t>
+                            </w:r>
+                            <w:proofErr w:type="spellEnd"/>
+                            <w:r>
+                              <w:t xml:space="preserve"> AS</w:t>
+                            </w:r>
+                          </w:p>
+                          <w:p>
+                            <w:r>
+                              <w:t>SELECT</w:t>
+                            </w:r>
+                          </w:p>
+                          <w:p>
+                            <w:r>
+                              <w:t xml:space="preserve">    id AS </w:t>
+                            </w:r>
+                            <w:proofErr w:type="spellStart"/>
+                            <w:r>
+                              <w:t>product_id</w:t>
+                            </w:r>
+                            <w:proofErr w:type="spellEnd"/>
+                            <w:r>
+                              <w:t>,</w:t>
+                            </w:r>
+                          </w:p>
+                          <w:p>
+                            <w:r>
+                              <w:t xml:space="preserve">    name AS </w:t>
+                            </w:r>
+                            <w:proofErr w:type="spellStart"/>
+                            <w:r>
+                              <w:t>product_name</w:t>
+                            </w:r>
+                            <w:proofErr w:type="spellEnd"/>
+                            <w:r>
+                              <w:t>,</w:t>
+                            </w:r>
+                          </w:p>
+                          <w:p>
+                            <w:r>
+                              <w:t xml:space="preserve">    category,</w:t>
+                            </w:r>
+                          </w:p>
+                          <w:p>
+                            <w:r>
+                              <w:t xml:space="preserve">    subcategory</w:t>
+                            </w:r>
+                          </w:p>
+                          <w:p>
+                            <w:r>
+                              <w:t>FROM products;</w:t>
+                            </w:r>
+                          </w:p>
+                        </w:txbxContent>
+                      </wps:txbx>
+                      <wps:bodyPr rot="0" spcFirstLastPara="0" vertOverflow="overflow" horzOverflow="overflow" vert="horz" wrap="square" lIns="91440" tIns="45720" rIns="91440" bIns="45720" numCol="1" spcCol="0" rtlCol="0" fromWordArt="0" anchor="t" anchorCtr="0" forceAA="0" compatLnSpc="1">
+                        <a:prstTxWarp prst="textNoShape">
+                          <a:avLst/>
+                        </a:prstTxWarp>
+                        <a:noAutofit/>
+                      </wps:bodyPr>
+                    </wps:wsp>
+                  </a:graphicData>
+                </a:graphic>
+              </wp:inline>
+            </w:drawing>
+          </mc:Choice>
+          <mc:Fallback>
+            <w:pict>
+              <v:shape w14:anchorId="70257AC6" id="Text Box 3" o:spid="_x0000_s1028" type="#_x0000_t202" style="width:220.2pt;height:149.4pt;visibility:visible;mso-wrap-style:square;mso-left-percent:-10001;mso-top-percent:-10001;mso-position-horizontal:absolute;mso-position-horizontal-relative:char;mso-position-vertical:absolute;mso-position-vertical-relative:line;mso-left-percent:-10001;mso-top-percent:-10001;v-text-anchor:top" o:gfxdata="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" fillcolor="white [3201]" strokeweight=".5pt">
+                <v:textbox>
+                  <w:txbxContent>
+                    <w:p>
+                      <w:r>
+                        <w:t xml:space="preserve">CREATE OR REPLACE VIEW </w:t>
+                      </w:r>
+                      <w:proofErr w:type="spellStart"/>
+                      <w:proofErr w:type="gramStart"/>
+                      <w:r>
+                        <w:t>reporting.vw</w:t>
+                      </w:r>
+                      <w:proofErr w:type="gramEnd"/>
+                      <w:r>
+                        <w:t>_dim_product</w:t>
+                      </w:r>
+                      <w:proofErr w:type="spellEnd"/>
+                      <w:r>
+                        <w:t xml:space="preserve"> AS</w:t>
+                      </w:r>
+                    </w:p>
+                    <w:p>
+                      <w:r>
+                        <w:t>SELECT</w:t>
+                      </w:r>
+                    </w:p>
+                    <w:p>
+                      <w:r>
+                        <w:t xml:space="preserve">    id AS </w:t>
+                      </w:r>
+                      <w:proofErr w:type="spellStart"/>
+                      <w:r>
+                        <w:t>product_id</w:t>
+                      </w:r>
+                      <w:proofErr w:type="spellEnd"/>
+                      <w:r>
+                        <w:t>,</w:t>
+                      </w:r>
+                    </w:p>
+                    <w:p>
+                      <w:r>
+                        <w:t xml:space="preserve">    name AS </w:t>
+                      </w:r>
+                      <w:proofErr w:type="spellStart"/>
+                      <w:r>
+                        <w:t>product_name</w:t>
+                      </w:r>
+                      <w:proofErr w:type="spellEnd"/>
+                      <w:r>
+                        <w:t>,</w:t>
+                      </w:r>
+                    </w:p>
+                    <w:p>
+                      <w:r>
+                        <w:t xml:space="preserve">    category,</w:t>
+                      </w:r>
+                    </w:p>
+                    <w:p>
+                      <w:r>
+                        <w:t xml:space="preserve">    subcategory</w:t>
+                      </w:r>
+                    </w:p>
+                    <w:p>
+                      <w:r>
+                        <w:t>FROM products;</w:t>
+                      </w:r>
+                    </w:p>
+                  </w:txbxContent>
+                </v:textbox>
+                <w10:anchorlock/>
+              </v:shape>
+            </w:pict>
+          </mc:Fallback>
+        </mc:AlternateContent>
+      </w:r>
+      <w:r>
+        <w:rPr>
+          <w:noProof/>
+        </w:rPr>
+        <mc:AlternateContent>
+          <mc:Choice Requires="wps">
+            <w:drawing>
+              <wp:inline distT="0" distB="0" distL="0" distR="0" wp14:anchorId="552D931B" wp14:editId="28FD46CB">
+                <wp:extent cx="2796540" cy="1897380"/>
+                <wp:effectExtent l="0" t="0" r="22860" b="26670"/>
+                <wp:docPr id="1690973620" name="Text Box 3"/>
+                <wp:cNvGraphicFramePr/>
+                <a:graphic xmlns:a="http://schemas.openxmlformats.org/drawingml/2006/main">
+                  <a:graphicData uri="http://schemas.microsoft.com/office/word/2010/wordprocessingShape">
+                    <wps:wsp>
+                      <wps:cNvSpPr txBox="1"/>
+                      <wps:spPr>
+                        <a:xfrm>
+                          <a:off x="0" y="0"/>
+                          <a:ext cx="2796540" cy="1897380"/>
+                        </a:xfrm>
+                        <a:prstGeom prst="rect">
+                          <a:avLst/>
+                        </a:prstGeom>
+                        <a:solidFill>
+                          <a:schemeClr val="lt1"/>
+                        </a:solidFill>
+                        <a:ln w="6350">
+                          <a:solidFill>
+                            <a:prstClr val="black"/>
+                          </a:solidFill>
+                        </a:ln>
+                      </wps:spPr>
+                      <wps:txbx>
+                        <w:txbxContent>
+                          <w:p>
+                            <w:r>
+                              <w:t xml:space="preserve">CREATE OR REPLACE VIEW </w:t>
+                            </w:r>
+                            <w:proofErr w:type="spellStart"/>
+                            <w:proofErr w:type="gramStart"/>
+                            <w:r>
+                              <w:t>reporting.vw</w:t>
+                            </w:r>
+                            <w:proofErr w:type="gramEnd"/>
+                            <w:r>
+                              <w:t>_dim_product</w:t>
+                            </w:r>
+                            <w:proofErr w:type="spellEnd"/>
+                            <w:r>
+                              <w:t xml:space="preserve"> AS</w:t>
+                            </w:r>
+                          </w:p>
+                          <w:p>
+                            <w:r>
+                              <w:t>SELECT</w:t>
+                            </w:r>
+                          </w:p>
+                          <w:p>
+                            <w:r>
+                              <w:t xml:space="preserve">    id AS </w:t>
+                            </w:r>
+                            <w:proofErr w:type="spellStart"/>
+                            <w:r>
+                              <w:t>product_id</w:t>
+                            </w:r>
+                            <w:proofErr w:type="spellEnd"/>
+                            <w:r>
+                              <w:t>,</w:t>
+                            </w:r>
+                          </w:p>
+                          <w:p>
+                            <w:r>
+                              <w:t xml:space="preserve">    name AS </w:t>
+                            </w:r>
+                            <w:proofErr w:type="spellStart"/>
+                            <w:r>
+                              <w:t>product_name</w:t>
+                            </w:r>
+                            <w:proofErr w:type="spellEnd"/>
+                            <w:r>
+                              <w:t>,</w:t>
+                            </w:r>
+                          </w:p>
+                          <w:p>
+                            <w:r>
+                              <w:t xml:space="preserve">    category,</w:t>
+                            </w:r>
+                          </w:p>
+                          <w:p>
+                            <w:r>
+                              <w:t xml:space="preserve">    subcategory</w:t>
+                            </w:r>
+                          </w:p>
+                          <w:p>
+                            <w:r>
+                              <w:t>FROM products;</w:t>
+                            </w:r>
+                          </w:p>
+                        </w:txbxContent>
+                      </wps:txbx>
+                      <wps:bodyPr rot="0" spcFirstLastPara="0" vertOverflow="overflow" horzOverflow="overflow" vert="horz" wrap="square" lIns="91440" tIns="45720" rIns="91440" bIns="45720" numCol="1" spcCol="0" rtlCol="0" fromWordArt="0" anchor="t" anchorCtr="0" forceAA="0" compatLnSpc="1">
+                        <a:prstTxWarp prst="textNoShape">
+                          <a:avLst/>
+                        </a:prstTxWarp>
+                        <a:noAutofit/>
+                      </wps:bodyPr>
+                    </wps:wsp>
+                  </a:graphicData>
+                </a:graphic>
+              </wp:inline>
+            </w:drawing>
+          </mc:Choice>
+          <mc:Fallback>
+            <w:pict>
+              <v:shape w14:anchorId="552D931B" id="_x0000_s1029" type="#_x0000_t202" style="width:220.2pt;height:149.4pt;visibility:visible;mso-wrap-style:square;mso-left-percent:-10001;mso-top-percent:-10001;mso-position-horizontal:absolute;mso-position-horizontal-relative:char;mso-position-vertical:absolute;mso-position-vertical-relative:line;mso-left-percent:-10001;mso-top-percent:-10001;v-text-anchor:top" o:gfxdata="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" fillcolor="white [3201]" strokeweight=".5pt">
+                <v:textbox>
+                  <w:txbxContent>
+                    <w:p>
+                      <w:r>
+                        <w:t xml:space="preserve">CREATE OR REPLACE VIEW </w:t>
+                      </w:r>
+                      <w:proofErr w:type="spellStart"/>
+                      <w:proofErr w:type="gramStart"/>
+                      <w:r>
+                        <w:t>reporting.vw</w:t>
+                      </w:r>
+                      <w:proofErr w:type="gramEnd"/>
+                      <w:r>
+                        <w:t>_dim_product</w:t>
+                      </w:r>
+                      <w:proofErr w:type="spellEnd"/>
+                      <w:r>
+                        <w:t xml:space="preserve"> AS</w:t>
+                      </w:r>
+                    </w:p>
+                    <w:p>
+                      <w:r>
+                        <w:t>SELECT</w:t>
+                      </w:r>
+                    </w:p>
+                    <w:p>
+                      <w:r>
+                        <w:t xml:space="preserve">    id AS </w:t>
+                      </w:r>
+                      <w:proofErr w:type="spellStart"/>
+                      <w:r>
+                        <w:t>product_id</w:t>
+                      </w:r>
+                      <w:proofErr w:type="spellEnd"/>
+                      <w:r>
+                        <w:t>,</w:t>
+                      </w:r>
+                    </w:p>
+                    <w:p>
+                      <w:r>
+                        <w:t xml:space="preserve">    name AS </w:t>
+                      </w:r>
+                      <w:proofErr w:type="spellStart"/>
+                      <w:r>
+                        <w:t>product_name</w:t>
+                      </w:r>
+                      <w:proofErr w:type="spellEnd"/>
+                      <w:r>
+                        <w:t>,</w:t>
+                      </w:r>
+                    </w:p>
+                    <w:p>
+                      <w:r>
+                        <w:t xml:space="preserve">    category,</w:t>
+                      </w:r>
+                    </w:p>
+                    <w:p>
+                      <w:r>
+                        <w:t xml:space="preserve">    subcategory</w:t>
+                      </w:r>
+                    </w:p>
+                    <w:p>
+                      <w:r>
+                        <w:t>FROM products;</w:t>
+                      </w:r>
+                    </w:p>
+                  </w:txbxContent>
+                </v:textbox>
+                <w10:anchorlock/>
+              </v:shape>
+            </w:pict>
+          </mc:Fallback>
+        </mc:AlternateContent>
+      </w:r>
+    </w:p>
+    <w:p>
+      <w:pPr>
+        <w:spacing w:after="200" w:line="276" w:lineRule="auto"/>
+        <w:ind w:left="360"/>
+      </w:pPr>
+      <w:r>
+        <w:t>Customer Dimensions</w:t>
+      </w:r>
+    </w:p>
+    <w:p>
+      <w:pPr>
+        <w:spacing w:after="200" w:line="276" w:lineRule="auto"/>
+        <w:ind w:left="360"/>
+      </w:pPr>
+      <w:r>
+        <w:rPr>
+          <w:noProof/>
+        </w:rPr>
+        <mc:AlternateContent>
+          <mc:Choice Requires="wps">
+            <w:drawing>
+              <wp:inline distT="0" distB="0" distL="0" distR="0" wp14:anchorId="6DA0F45F" wp14:editId="52CBC2BE">
+                <wp:extent cx="2796540" cy="1897380"/>
+                <wp:effectExtent l="0" t="0" r="22860" b="26670"/>
+                <wp:docPr id="1735478248" name="Text Box 3"/>
+                <wp:cNvGraphicFramePr/>
+                <a:graphic xmlns:a="http://schemas.openxmlformats.org/drawingml/2006/main">
+                  <a:graphicData uri="http://schemas.microsoft.com/office/word/2010/wordprocessingShape">
+                    <wps:wsp>
+                      <wps:cNvSpPr txBox="1"/>
+                      <wps:spPr>
+                        <a:xfrm>
+                          <a:off x="0" y="0"/>
+                          <a:ext cx="2796540" cy="1897380"/>
+                        </a:xfrm>
+                        <a:prstGeom prst="rect">
+                          <a:avLst/>
+                        </a:prstGeom>
+                        <a:solidFill>
+                          <a:schemeClr val="lt1"/>
+                        </a:solidFill>
+                        <a:ln w="6350">
+                          <a:solidFill>
+                            <a:prstClr val="black"/>
+                          </a:solidFill>
+                        </a:ln>
+                      </wps:spPr>
+                      <wps:txbx>
+                        <w:txbxContent>
+                          <w:p>
+                            <w:r>
+                              <w:t xml:space="preserve">CREATE OR REPLACE VIEW </w:t>
+                            </w:r>
+                            <w:proofErr w:type="spellStart"/>
+                            <w:proofErr w:type="gramStart"/>
+                            <w:r>
+                              <w:t>reporting.vw</w:t>
+                            </w:r>
+                            <w:proofErr w:type="gramEnd"/>
+                            <w:r>
+                              <w:t>_dim_customer</w:t>
+                            </w:r>
+                            <w:proofErr w:type="spellEnd"/>
+                            <w:r>
+                              <w:t xml:space="preserve"> AS</w:t>
+                            </w:r>
+                          </w:p>
+                          <w:p>
+                            <w:r>
+                              <w:t>SELECT</w:t>
+                            </w:r>
+                          </w:p>
+                          <w:p>
+                            <w:r>
+                              <w:t xml:space="preserve">    id AS </w:t>
+                            </w:r>
+                            <w:proofErr w:type="spellStart"/>
+                            <w:r>
+                              <w:t>customer_id</w:t>
+                            </w:r>
+                            <w:proofErr w:type="spellEnd"/>
+                            <w:r>
+                              <w:t>,</w:t>
+                            </w:r>
+                          </w:p>
+                          <w:p>
+                            <w:r>
+                              <w:t xml:space="preserve">    city,</w:t>
+                            </w:r>
+                          </w:p>
+                          <w:p>
+                            <w:r>
+                              <w:t xml:space="preserve">    </w:t>
+                            </w:r>
+                            <w:proofErr w:type="spellStart"/>
+                            <w:r>
+                              <w:t>region_id</w:t>
+                            </w:r>
+                            <w:proofErr w:type="spellEnd"/>
+                          </w:p>
+                          <w:p>
+                            <w:r>
+                              <w:t>FROM customers;</w:t>
+                            </w:r>
+                          </w:p>
+                        </w:txbxContent>
+                      </wps:txbx>
+                      <wps:bodyPr rot="0" spcFirstLastPara="0" vertOverflow="overflow" horzOverflow="overflow" vert="horz" wrap="square" lIns="91440" tIns="45720" rIns="91440" bIns="45720" numCol="1" spcCol="0" rtlCol="0" fromWordArt="0" anchor="t" anchorCtr="0" forceAA="0" compatLnSpc="1">
+                        <a:prstTxWarp prst="textNoShape">
+                          <a:avLst/>
+                        </a:prstTxWarp>
+                        <a:noAutofit/>
+                      </wps:bodyPr>
+                    </wps:wsp>
+                  </a:graphicData>
+                </a:graphic>
+              </wp:inline>
+            </w:drawing>
+          </mc:Choice>
+          <mc:Fallback>
+            <w:pict>
+              <v:shape w14:anchorId="6DA0F45F" id="_x0000_s1030" type="#_x0000_t202" style="width:220.2pt;height:149.4pt;visibility:visible;mso-wrap-style:square;mso-left-percent:-10001;mso-top-percent:-10001;mso-position-horizontal:absolute;mso-position-horizontal-relative:char;mso-position-vertical:absolute;mso-position-vertical-relative:line;mso-left-percent:-10001;mso-top-percent:-10001;v-text-anchor:top" o:gfxdata="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" fillcolor="white [3201]" strokeweight=".5pt">
+                <v:textbox>
+                  <w:txbxContent>
+                    <w:p>
+                      <w:r>
+                        <w:t xml:space="preserve">CREATE OR REPLACE VIEW </w:t>
+                      </w:r>
+                      <w:proofErr w:type="spellStart"/>
+                      <w:proofErr w:type="gramStart"/>
+                      <w:r>
+                        <w:t>reporting.vw</w:t>
+                      </w:r>
+                      <w:proofErr w:type="gramEnd"/>
+                      <w:r>
+                        <w:t>_dim_customer</w:t>
+                      </w:r>
+                      <w:proofErr w:type="spellEnd"/>
+                      <w:r>
+                        <w:t xml:space="preserve"> AS</w:t>
+                      </w:r>
+                    </w:p>
+                    <w:p>
+                      <w:r>
+                        <w:t>SELECT</w:t>
+                      </w:r>
+                    </w:p>
+                    <w:p>
+                      <w:r>
+                        <w:t xml:space="preserve">    id AS </w:t>
+                      </w:r>
+                      <w:proofErr w:type="spellStart"/>
+                      <w:r>
+                        <w:t>customer_id</w:t>
+                      </w:r>
+                      <w:proofErr w:type="spellEnd"/>
+                      <w:r>
+                        <w:t>,</w:t>
+                      </w:r>
+                    </w:p>
+                    <w:p>
+                      <w:r>
+                        <w:t xml:space="preserve">    city,</w:t>
+                      </w:r>
+                    </w:p>
+                    <w:p>
+                      <w:r>
+                        <w:t xml:space="preserve">    </w:t>
+                      </w:r>
+                      <w:proofErr w:type="spellStart"/>
+                      <w:r>
+                        <w:t>region_id</w:t>
+                      </w:r>
+                      <w:proofErr w:type="spellEnd"/>
+                    </w:p>
+                    <w:p>
+                      <w:r>
+                        <w:t>FROM customers;</w:t>
+                      </w:r>
+                    </w:p>
+                  </w:txbxContent>
+                </v:textbox>
+                <w10:anchorlock/>
+              </v:shape>
+            </w:pict>
+          </mc:Fallback>
+        </mc:AlternateContent>
+      </w:r>
+    </w:p>
+    <w:p>
+      <w:pPr>
         <w:pStyle w:val="Title"/>
       </w:pPr>
       <w:r>
-        <w:lastRenderedPageBreak/>
         <w:t>Phase 3 — Data Modeling</w:t>
       </w:r>
     </w:p>
@@ -20924,6 +23481,7 @@
           <w:b/>
           <w:color w:val="2F75B5"/>
         </w:rPr>
+        <w:lastRenderedPageBreak/>
         <w:t xml:space="preserve">☐  </w:t>
       </w:r>
       <w:r>
@@ -21253,7 +23811,6 @@
         <w:pStyle w:val="Heading2"/>
       </w:pPr>
       <w:r>
-        <w:lastRenderedPageBreak/>
         <w:t>Phase deliverable pack</w:t>
       </w:r>
     </w:p>
@@ -28314,8 +30871,8 @@
       </w:pPr>
     </w:p>
     <w:sectPr>
-      <w:headerReference w:type="default" r:id="rId13"/>
-      <w:footerReference w:type="default" r:id="rId14"/>
+      <w:headerReference w:type="default" r:id="rId15"/>
+      <w:footerReference w:type="default" r:id="rId16"/>
       <w:pgSz w:w="12240" w:h="15840"/>
       <w:pgMar w:top="1008" w:right="1037" w:bottom="936" w:left="1037" w:header="432" w:footer="432" w:gutter="0"/>
       <w:cols w:space="720"/>
@@ -28823,6 +31380,247 @@
     </w:lvl>
   </w:abstractNum>
   <w:abstractNum w:abstractNumId="11" w15:restartNumberingAfterBreak="0">
+    <w:nsid w:val="29A277C8"/>
+    <w:multiLevelType w:val="multilevel"/>
+    <w:tmpl w:val="FEA21CD2"/>
+    <w:lvl w:ilvl="0">
+      <w:start w:val="1"/>
+      <w:numFmt w:val="bullet"/>
+      <w:lvlText w:val=""/>
+      <w:lvlJc w:val="left"/>
+      <w:pPr>
+        <w:tabs>
+          <w:tab w:val="num" w:pos="720"/>
+        </w:tabs>
+        <w:ind w:left="720" w:hanging="360"/>
+      </w:pPr>
+      <w:rPr>
+        <w:rFonts w:ascii="Symbol" w:hAnsi="Symbol" w:hint="default"/>
+        <w:sz w:val="20"/>
+      </w:rPr>
+    </w:lvl>
+    <w:lvl w:ilvl="1" w:tentative="1">
+      <w:start w:val="1"/>
+      <w:numFmt w:val="bullet"/>
+      <w:lvlText w:val="o"/>
+      <w:lvlJc w:val="left"/>
+      <w:pPr>
+        <w:tabs>
+          <w:tab w:val="num" w:pos="1440"/>
+        </w:tabs>
+        <w:ind w:left="1440" w:hanging="360"/>
+      </w:pPr>
+      <w:rPr>
+        <w:rFonts w:ascii="Courier New" w:hAnsi="Courier New" w:hint="default"/>
+        <w:sz w:val="20"/>
+      </w:rPr>
+    </w:lvl>
+    <w:lvl w:ilvl="2" w:tentative="1">
+      <w:start w:val="1"/>
+      <w:numFmt w:val="bullet"/>
+      <w:lvlText w:val=""/>
+      <w:lvlJc w:val="left"/>
+      <w:pPr>
+        <w:tabs>
+          <w:tab w:val="num" w:pos="2160"/>
+        </w:tabs>
+        <w:ind w:left="2160" w:hanging="360"/>
+      </w:pPr>
+      <w:rPr>
+        <w:rFonts w:ascii="Wingdings" w:hAnsi="Wingdings" w:hint="default"/>
+        <w:sz w:val="20"/>
+      </w:rPr>
+    </w:lvl>
+    <w:lvl w:ilvl="3" w:tentative="1">
+      <w:start w:val="1"/>
+      <w:numFmt w:val="bullet"/>
+      <w:lvlText w:val=""/>
+      <w:lvlJc w:val="left"/>
+      <w:pPr>
+        <w:tabs>
+          <w:tab w:val="num" w:pos="2880"/>
+        </w:tabs>
+        <w:ind w:left="2880" w:hanging="360"/>
+      </w:pPr>
+      <w:rPr>
+        <w:rFonts w:ascii="Wingdings" w:hAnsi="Wingdings" w:hint="default"/>
+        <w:sz w:val="20"/>
+      </w:rPr>
+    </w:lvl>
+    <w:lvl w:ilvl="4" w:tentative="1">
+      <w:start w:val="1"/>
+      <w:numFmt w:val="bullet"/>
+      <w:lvlText w:val=""/>
+      <w:lvlJc w:val="left"/>
+      <w:pPr>
+        <w:tabs>
+          <w:tab w:val="num" w:pos="3600"/>
+        </w:tabs>
+        <w:ind w:left="3600" w:hanging="360"/>
+      </w:pPr>
+      <w:rPr>
+        <w:rFonts w:ascii="Wingdings" w:hAnsi="Wingdings" w:hint="default"/>
+        <w:sz w:val="20"/>
+      </w:rPr>
+    </w:lvl>
+    <w:lvl w:ilvl="5" w:tentative="1">
+      <w:start w:val="1"/>
+      <w:numFmt w:val="bullet"/>
+      <w:lvlText w:val=""/>
+      <w:lvlJc w:val="left"/>
+      <w:pPr>
+        <w:tabs>
+          <w:tab w:val="num" w:pos="4320"/>
+        </w:tabs>
+        <w:ind w:left="4320" w:hanging="360"/>
+      </w:pPr>
+      <w:rPr>
+        <w:rFonts w:ascii="Wingdings" w:hAnsi="Wingdings" w:hint="default"/>
+        <w:sz w:val="20"/>
+      </w:rPr>
+    </w:lvl>
+    <w:lvl w:ilvl="6" w:tentative="1">
+      <w:start w:val="1"/>
+      <w:numFmt w:val="bullet"/>
+      <w:lvlText w:val=""/>
+      <w:lvlJc w:val="left"/>
+      <w:pPr>
+        <w:tabs>
+          <w:tab w:val="num" w:pos="5040"/>
+        </w:tabs>
+        <w:ind w:left="5040" w:hanging="360"/>
+      </w:pPr>
+      <w:rPr>
+        <w:rFonts w:ascii="Wingdings" w:hAnsi="Wingdings" w:hint="default"/>
+        <w:sz w:val="20"/>
+      </w:rPr>
+    </w:lvl>
+    <w:lvl w:ilvl="7" w:tentative="1">
+      <w:start w:val="1"/>
+      <w:numFmt w:val="bullet"/>
+      <w:lvlText w:val=""/>
+      <w:lvlJc w:val="left"/>
+      <w:pPr>
+        <w:tabs>
+          <w:tab w:val="num" w:pos="5760"/>
+        </w:tabs>
+        <w:ind w:left="5760" w:hanging="360"/>
+      </w:pPr>
+      <w:rPr>
+        <w:rFonts w:ascii="Wingdings" w:hAnsi="Wingdings" w:hint="default"/>
+        <w:sz w:val="20"/>
+      </w:rPr>
+    </w:lvl>
+    <w:lvl w:ilvl="8" w:tentative="1">
+      <w:start w:val="1"/>
+      <w:numFmt w:val="bullet"/>
+      <w:lvlText w:val=""/>
+      <w:lvlJc w:val="left"/>
+      <w:pPr>
+        <w:tabs>
+          <w:tab w:val="num" w:pos="6480"/>
+        </w:tabs>
+        <w:ind w:left="6480" w:hanging="360"/>
+      </w:pPr>
+      <w:rPr>
+        <w:rFonts w:ascii="Wingdings" w:hAnsi="Wingdings" w:hint="default"/>
+        <w:sz w:val="20"/>
+      </w:rPr>
+    </w:lvl>
+  </w:abstractNum>
+  <w:abstractNum w:abstractNumId="12" w15:restartNumberingAfterBreak="0">
+    <w:nsid w:val="4C757349"/>
+    <w:multiLevelType w:val="hybridMultilevel"/>
+    <w:tmpl w:val="2E06E85E"/>
+    <w:lvl w:ilvl="0" w:tplc="33FEF3F8">
+      <w:start w:val="1"/>
+      <w:numFmt w:val="decimal"/>
+      <w:lvlText w:val="%1."/>
+      <w:lvlJc w:val="left"/>
+      <w:pPr>
+        <w:ind w:left="1080" w:hanging="720"/>
+      </w:pPr>
+      <w:rPr>
+        <w:rFonts w:ascii="Aptos" w:eastAsiaTheme="minorEastAsia" w:hAnsi="Aptos" w:cstheme="minorBidi" w:hint="default"/>
+        <w:b w:val="0"/>
+        <w:color w:val="222222"/>
+        <w:sz w:val="19"/>
+      </w:rPr>
+    </w:lvl>
+    <w:lvl w:ilvl="1" w:tplc="38090019" w:tentative="1">
+      <w:start w:val="1"/>
+      <w:numFmt w:val="lowerLetter"/>
+      <w:lvlText w:val="%2."/>
+      <w:lvlJc w:val="left"/>
+      <w:pPr>
+        <w:ind w:left="1440" w:hanging="360"/>
+      </w:pPr>
+    </w:lvl>
+    <w:lvl w:ilvl="2" w:tplc="3809001B" w:tentative="1">
+      <w:start w:val="1"/>
+      <w:numFmt w:val="lowerRoman"/>
+      <w:lvlText w:val="%3."/>
+      <w:lvlJc w:val="right"/>
+      <w:pPr>
+        <w:ind w:left="2160" w:hanging="180"/>
+      </w:pPr>
+    </w:lvl>
+    <w:lvl w:ilvl="3" w:tplc="3809000F" w:tentative="1">
+      <w:start w:val="1"/>
+      <w:numFmt w:val="decimal"/>
+      <w:lvlText w:val="%4."/>
+      <w:lvlJc w:val="left"/>
+      <w:pPr>
+        <w:ind w:left="2880" w:hanging="360"/>
+      </w:pPr>
+    </w:lvl>
+    <w:lvl w:ilvl="4" w:tplc="38090019" w:tentative="1">
+      <w:start w:val="1"/>
+      <w:numFmt w:val="lowerLetter"/>
+      <w:lvlText w:val="%5."/>
+      <w:lvlJc w:val="left"/>
+      <w:pPr>
+        <w:ind w:left="3600" w:hanging="360"/>
+      </w:pPr>
+    </w:lvl>
+    <w:lvl w:ilvl="5" w:tplc="3809001B" w:tentative="1">
+      <w:start w:val="1"/>
+      <w:numFmt w:val="lowerRoman"/>
+      <w:lvlText w:val="%6."/>
+      <w:lvlJc w:val="right"/>
+      <w:pPr>
+        <w:ind w:left="4320" w:hanging="180"/>
+      </w:pPr>
+    </w:lvl>
+    <w:lvl w:ilvl="6" w:tplc="3809000F" w:tentative="1">
+      <w:start w:val="1"/>
+      <w:numFmt w:val="decimal"/>
+      <w:lvlText w:val="%7."/>
+      <w:lvlJc w:val="left"/>
+      <w:pPr>
+        <w:ind w:left="5040" w:hanging="360"/>
+      </w:pPr>
+    </w:lvl>
+    <w:lvl w:ilvl="7" w:tplc="38090019" w:tentative="1">
+      <w:start w:val="1"/>
+      <w:numFmt w:val="lowerLetter"/>
+      <w:lvlText w:val="%8."/>
+      <w:lvlJc w:val="left"/>
+      <w:pPr>
+        <w:ind w:left="5760" w:hanging="360"/>
+      </w:pPr>
+    </w:lvl>
+    <w:lvl w:ilvl="8" w:tplc="3809001B" w:tentative="1">
+      <w:start w:val="1"/>
+      <w:numFmt w:val="lowerRoman"/>
+      <w:lvlText w:val="%9."/>
+      <w:lvlJc w:val="right"/>
+      <w:pPr>
+        <w:ind w:left="6480" w:hanging="180"/>
+      </w:pPr>
+    </w:lvl>
+  </w:abstractNum>
+  <w:abstractNum w:abstractNumId="13" w15:restartNumberingAfterBreak="0">
     <w:nsid w:val="5C137D5E"/>
     <w:multiLevelType w:val="hybridMultilevel"/>
     <w:tmpl w:val="FA52ABF2"/>
@@ -28935,7 +31733,7 @@
       </w:rPr>
     </w:lvl>
   </w:abstractNum>
-  <w:abstractNum w:abstractNumId="12" w15:restartNumberingAfterBreak="0">
+  <w:abstractNum w:abstractNumId="14" w15:restartNumberingAfterBreak="0">
     <w:nsid w:val="6BCC3755"/>
     <w:multiLevelType w:val="hybridMultilevel"/>
     <w:tmpl w:val="0F7C6754"/>
@@ -29048,7 +31846,7 @@
       </w:rPr>
     </w:lvl>
   </w:abstractNum>
-  <w:abstractNum w:abstractNumId="13" w15:restartNumberingAfterBreak="0">
+  <w:abstractNum w:abstractNumId="15" w15:restartNumberingAfterBreak="0">
     <w:nsid w:val="71075CF5"/>
     <w:multiLevelType w:val="hybridMultilevel"/>
     <w:tmpl w:val="5230504A"/>
@@ -29164,7 +31962,7 @@
       </w:rPr>
     </w:lvl>
   </w:abstractNum>
-  <w:abstractNum w:abstractNumId="14" w15:restartNumberingAfterBreak="0">
+  <w:abstractNum w:abstractNumId="16" w15:restartNumberingAfterBreak="0">
     <w:nsid w:val="7CD26172"/>
     <w:multiLevelType w:val="hybridMultilevel"/>
     <w:tmpl w:val="5A026D44"/>
@@ -29278,22 +32076,28 @@
     <w:abstractNumId w:val="0"/>
   </w:num>
   <w:num w:numId="10" w16cid:durableId="1883864708">
-    <w:abstractNumId w:val="12"/>
+    <w:abstractNumId w:val="14"/>
   </w:num>
   <w:num w:numId="11" w16cid:durableId="162088527">
-    <w:abstractNumId w:val="14"/>
+    <w:abstractNumId w:val="16"/>
   </w:num>
   <w:num w:numId="12" w16cid:durableId="768353820">
-    <w:abstractNumId w:val="11"/>
+    <w:abstractNumId w:val="13"/>
   </w:num>
   <w:num w:numId="13" w16cid:durableId="411775383">
     <w:abstractNumId w:val="9"/>
   </w:num>
   <w:num w:numId="14" w16cid:durableId="1066610718">
-    <w:abstractNumId w:val="13"/>
+    <w:abstractNumId w:val="15"/>
   </w:num>
   <w:num w:numId="15" w16cid:durableId="821431279">
     <w:abstractNumId w:val="10"/>
+  </w:num>
+  <w:num w:numId="16" w16cid:durableId="42215356">
+    <w:abstractNumId w:val="11"/>
+  </w:num>
+  <w:num w:numId="17" w16cid:durableId="1302808137">
+    <w:abstractNumId w:val="12"/>
   </w:num>
 </w:numbering>
 </file>
@@ -29687,7 +32491,7 @@
   <w:style w:type="paragraph" w:default="1" w:styleId="Normal">
     <w:name w:val="Normal"/>
     <w:qFormat/>
-    <w:rsid w:val="00DD49CD"/>
+    <w:rsid w:val="0088014C"/>
     <w:pPr>
       <w:spacing w:after="80" w:line="259" w:lineRule="auto"/>
     </w:pPr>
